--- a/examples/example.docx
+++ b/examples/example.docx
@@ -122,15 +122,16 @@
     </w:p>
     <w:p>
       <w:pPr>
+        <w:keepNext/>
         <w:spacing w:line="240" w:lineRule="auto" w:after="120"/>
         <w:ind w:firstLine="0"/>
-        <w:jc w:val="both"/>
+        <w:jc w:val="left"/>
       </w:pPr>
       <w:r>
         <w:rPr>
           <w:sz w:val="28"/>
         </w:rPr>
-        <w:t>Таблица – 1  Таблица с заголовком и индексом. Таблица с заголовком и индексом. Таблица с заголовком и индексом. Таблица с заголовком и индексом</w:t>
+        <w:t>Таблица 1 – Таблица по умолчанию: со столбцом «№ п/п» и строкой номеров столбцов</w:t>
       </w:r>
     </w:p>
     <w:tbl>
@@ -138,99 +139,151 @@
         <w:tblStyle w:val="TableGrid"/>
         <w:tblW w:type="auto" w:w="0"/>
         <w:jc w:val="center"/>
+        <w:tblLayout w:type="fixed"/>
         <w:tblLook w:firstColumn="1" w:firstRow="1" w:lastColumn="0" w:lastRow="0" w:noHBand="0" w:noVBand="1" w:val="04A0"/>
       </w:tblPr>
       <w:tblGrid>
-        <w:gridCol w:w="2422"/>
-        <w:gridCol w:w="2422"/>
-        <w:gridCol w:w="2422"/>
-        <w:gridCol w:w="2422"/>
+        <w:gridCol w:w="680"/>
+        <w:gridCol w:w="3003"/>
+        <w:gridCol w:w="3003"/>
+        <w:gridCol w:w="3003"/>
       </w:tblGrid>
       <w:tr>
+        <w:trPr>
+          <w:cantSplit/>
+          <w:tblHeader/>
+        </w:trPr>
         <w:tc>
           <w:tcPr>
-            <w:tcW w:type="dxa" w:w="2422"/>
+            <w:tcW w:type="dxa" w:w="680"/>
           </w:tcPr>
           <w:p>
             <w:pPr>
               <w:pStyle w:val="TableText"/>
             </w:pPr>
-            <w:r/>
+            <w:r>
+              <w:t>№ п/п</w:t>
+            </w:r>
           </w:p>
         </w:tc>
         <w:tc>
           <w:tcPr>
-            <w:tcW w:type="dxa" w:w="2422"/>
+            <w:tcW w:type="dxa" w:w="3003"/>
           </w:tcPr>
           <w:p>
             <w:pPr>
               <w:pStyle w:val="TableText"/>
             </w:pPr>
-            <w:r/>
             <w:r>
-              <w:rPr>
-                <w:b w:val="0"/>
-              </w:rPr>
               <w:t>Показатель А</w:t>
             </w:r>
           </w:p>
         </w:tc>
         <w:tc>
           <w:tcPr>
-            <w:tcW w:type="dxa" w:w="2422"/>
+            <w:tcW w:type="dxa" w:w="3003"/>
           </w:tcPr>
           <w:p>
             <w:pPr>
               <w:pStyle w:val="TableText"/>
             </w:pPr>
-            <w:r/>
             <w:r>
-              <w:rPr>
-                <w:b w:val="0"/>
-              </w:rPr>
               <w:t>Показатель Б</w:t>
             </w:r>
           </w:p>
         </w:tc>
         <w:tc>
           <w:tcPr>
-            <w:tcW w:type="dxa" w:w="2422"/>
+            <w:tcW w:type="dxa" w:w="3003"/>
           </w:tcPr>
           <w:p>
             <w:pPr>
               <w:pStyle w:val="TableText"/>
             </w:pPr>
-            <w:r/>
             <w:r>
-              <w:rPr>
-                <w:b w:val="0"/>
-              </w:rPr>
               <w:t>Текст</w:t>
             </w:r>
           </w:p>
         </w:tc>
       </w:tr>
       <w:tr>
+        <w:trPr>
+          <w:cantSplit/>
+          <w:tblHeader/>
+        </w:trPr>
         <w:tc>
           <w:tcPr>
-            <w:tcW w:type="dxa" w:w="2422"/>
+            <w:tcW w:type="dxa" w:w="680"/>
           </w:tcPr>
           <w:p>
             <w:pPr>
               <w:pStyle w:val="TableText"/>
             </w:pPr>
-            <w:r/>
             <w:r>
-              <w:rPr>
-                <w:b w:val="0"/>
-              </w:rPr>
-              <w:t>Строка 1</w:t>
+              <w:t>1</w:t>
             </w:r>
           </w:p>
         </w:tc>
         <w:tc>
           <w:tcPr>
-            <w:tcW w:type="dxa" w:w="2422"/>
+            <w:tcW w:type="dxa" w:w="3003"/>
+          </w:tcPr>
+          <w:p>
+            <w:pPr>
+              <w:pStyle w:val="TableText"/>
+            </w:pPr>
+            <w:r>
+              <w:t>2</w:t>
+            </w:r>
+          </w:p>
+        </w:tc>
+        <w:tc>
+          <w:tcPr>
+            <w:tcW w:type="dxa" w:w="3003"/>
+          </w:tcPr>
+          <w:p>
+            <w:pPr>
+              <w:pStyle w:val="TableText"/>
+            </w:pPr>
+            <w:r>
+              <w:t>3</w:t>
+            </w:r>
+          </w:p>
+        </w:tc>
+        <w:tc>
+          <w:tcPr>
+            <w:tcW w:type="dxa" w:w="3003"/>
+          </w:tcPr>
+          <w:p>
+            <w:pPr>
+              <w:pStyle w:val="TableText"/>
+            </w:pPr>
+            <w:r>
+              <w:t>4</w:t>
+            </w:r>
+          </w:p>
+        </w:tc>
+      </w:tr>
+      <w:tr>
+        <w:trPr>
+          <w:cantSplit/>
+        </w:trPr>
+        <w:tc>
+          <w:tcPr>
+            <w:tcW w:type="dxa" w:w="680"/>
+          </w:tcPr>
+          <w:p>
+            <w:pPr>
+              <w:pStyle w:val="TableText"/>
+            </w:pPr>
+            <w:r>
+              <w:t>1</w:t>
+            </w:r>
+          </w:p>
+        </w:tc>
+        <w:tc>
+          <w:tcPr>
+            <w:tcW w:type="dxa" w:w="3003"/>
           </w:tcPr>
           <w:p>
             <w:pPr>
@@ -243,7 +296,7 @@
         </w:tc>
         <w:tc>
           <w:tcPr>
-            <w:tcW w:type="dxa" w:w="2422"/>
+            <w:tcW w:type="dxa" w:w="3003"/>
           </w:tcPr>
           <w:p>
             <w:pPr>
@@ -256,7 +309,7 @@
         </w:tc>
         <w:tc>
           <w:tcPr>
-            <w:tcW w:type="dxa" w:w="2422"/>
+            <w:tcW w:type="dxa" w:w="3003"/>
           </w:tcPr>
           <w:p>
             <w:pPr>
@@ -269,26 +322,25 @@
         </w:tc>
       </w:tr>
       <w:tr>
+        <w:trPr>
+          <w:cantSplit/>
+        </w:trPr>
         <w:tc>
           <w:tcPr>
-            <w:tcW w:type="dxa" w:w="2422"/>
+            <w:tcW w:type="dxa" w:w="680"/>
           </w:tcPr>
           <w:p>
             <w:pPr>
               <w:pStyle w:val="TableText"/>
             </w:pPr>
-            <w:r/>
             <w:r>
-              <w:rPr>
-                <w:b w:val="0"/>
-              </w:rPr>
-              <w:t>Строка 2</w:t>
+              <w:t>2</w:t>
             </w:r>
           </w:p>
         </w:tc>
         <w:tc>
           <w:tcPr>
-            <w:tcW w:type="dxa" w:w="2422"/>
+            <w:tcW w:type="dxa" w:w="3003"/>
           </w:tcPr>
           <w:p>
             <w:pPr>
@@ -301,7 +353,7 @@
         </w:tc>
         <w:tc>
           <w:tcPr>
-            <w:tcW w:type="dxa" w:w="2422"/>
+            <w:tcW w:type="dxa" w:w="3003"/>
           </w:tcPr>
           <w:p>
             <w:pPr>
@@ -314,7 +366,7 @@
         </w:tc>
         <w:tc>
           <w:tcPr>
-            <w:tcW w:type="dxa" w:w="2422"/>
+            <w:tcW w:type="dxa" w:w="3003"/>
           </w:tcPr>
           <w:p>
             <w:pPr>
@@ -327,26 +379,25 @@
         </w:tc>
       </w:tr>
       <w:tr>
+        <w:trPr>
+          <w:cantSplit/>
+        </w:trPr>
         <w:tc>
           <w:tcPr>
-            <w:tcW w:type="dxa" w:w="2422"/>
+            <w:tcW w:type="dxa" w:w="680"/>
           </w:tcPr>
           <w:p>
             <w:pPr>
               <w:pStyle w:val="TableText"/>
             </w:pPr>
-            <w:r/>
             <w:r>
-              <w:rPr>
-                <w:b w:val="0"/>
-              </w:rPr>
-              <w:t>Строка 3</w:t>
+              <w:t>3</w:t>
             </w:r>
           </w:p>
         </w:tc>
         <w:tc>
           <w:tcPr>
-            <w:tcW w:type="dxa" w:w="2422"/>
+            <w:tcW w:type="dxa" w:w="3003"/>
           </w:tcPr>
           <w:p>
             <w:pPr>
@@ -359,7 +410,7 @@
         </w:tc>
         <w:tc>
           <w:tcPr>
-            <w:tcW w:type="dxa" w:w="2422"/>
+            <w:tcW w:type="dxa" w:w="3003"/>
           </w:tcPr>
           <w:p>
             <w:pPr>
@@ -372,7 +423,7 @@
         </w:tc>
         <w:tc>
           <w:tcPr>
-            <w:tcW w:type="dxa" w:w="2422"/>
+            <w:tcW w:type="dxa" w:w="3003"/>
           </w:tcPr>
           <w:p>
             <w:pPr>
@@ -386,168 +437,18 @@
       </w:tr>
     </w:tbl>
     <w:p/>
-    <w:tbl>
-      <w:tblPr>
-        <w:tblStyle w:val="TableGrid"/>
-        <w:tblW w:type="auto" w:w="0"/>
-        <w:jc w:val="center"/>
-        <w:tblLook w:firstColumn="1" w:firstRow="1" w:lastColumn="0" w:lastRow="0" w:noHBand="0" w:noVBand="1" w:val="04A0"/>
-      </w:tblPr>
-      <w:tblGrid>
-        <w:gridCol w:w="3230"/>
-        <w:gridCol w:w="3230"/>
-        <w:gridCol w:w="3230"/>
-      </w:tblGrid>
-      <w:tr>
-        <w:tc>
-          <w:tcPr>
-            <w:tcW w:type="dxa" w:w="3230"/>
-          </w:tcPr>
-          <w:p>
-            <w:pPr>
-              <w:pStyle w:val="TableText"/>
-            </w:pPr>
-            <w:r/>
-          </w:p>
-        </w:tc>
-        <w:tc>
-          <w:tcPr>
-            <w:tcW w:type="dxa" w:w="3230"/>
-          </w:tcPr>
-          <w:p>
-            <w:pPr>
-              <w:pStyle w:val="TableText"/>
-            </w:pPr>
-            <w:r/>
-            <w:r>
-              <w:rPr>
-                <w:b/>
-              </w:rPr>
-              <w:t>X</w:t>
-            </w:r>
-          </w:p>
-        </w:tc>
-        <w:tc>
-          <w:tcPr>
-            <w:tcW w:type="dxa" w:w="3230"/>
-          </w:tcPr>
-          <w:p>
-            <w:pPr>
-              <w:pStyle w:val="TableText"/>
-            </w:pPr>
-            <w:r/>
-            <w:r>
-              <w:rPr>
-                <w:b/>
-              </w:rPr>
-              <w:t>Y</w:t>
-            </w:r>
-          </w:p>
-        </w:tc>
-      </w:tr>
-      <w:tr>
-        <w:tc>
-          <w:tcPr>
-            <w:tcW w:type="dxa" w:w="3230"/>
-          </w:tcPr>
-          <w:p>
-            <w:pPr>
-              <w:pStyle w:val="TableText"/>
-            </w:pPr>
-            <w:r/>
-            <w:r>
-              <w:rPr>
-                <w:b/>
-              </w:rPr>
-              <w:t>a</w:t>
-            </w:r>
-          </w:p>
-        </w:tc>
-        <w:tc>
-          <w:tcPr>
-            <w:tcW w:type="dxa" w:w="3230"/>
-          </w:tcPr>
-          <w:p>
-            <w:pPr>
-              <w:pStyle w:val="TableText"/>
-            </w:pPr>
-            <w:r>
-              <w:t>0.1</w:t>
-            </w:r>
-          </w:p>
-        </w:tc>
-        <w:tc>
-          <w:tcPr>
-            <w:tcW w:type="dxa" w:w="3230"/>
-          </w:tcPr>
-          <w:p>
-            <w:pPr>
-              <w:pStyle w:val="TableText"/>
-            </w:pPr>
-            <w:r>
-              <w:t>0.3</w:t>
-            </w:r>
-          </w:p>
-        </w:tc>
-      </w:tr>
-      <w:tr>
-        <w:tc>
-          <w:tcPr>
-            <w:tcW w:type="dxa" w:w="3230"/>
-          </w:tcPr>
-          <w:p>
-            <w:pPr>
-              <w:pStyle w:val="TableText"/>
-            </w:pPr>
-            <w:r/>
-            <w:r>
-              <w:rPr>
-                <w:b/>
-              </w:rPr>
-              <w:t>b</w:t>
-            </w:r>
-          </w:p>
-        </w:tc>
-        <w:tc>
-          <w:tcPr>
-            <w:tcW w:type="dxa" w:w="3230"/>
-          </w:tcPr>
-          <w:p>
-            <w:pPr>
-              <w:pStyle w:val="TableText"/>
-            </w:pPr>
-            <w:r>
-              <w:t>0.2</w:t>
-            </w:r>
-          </w:p>
-        </w:tc>
-        <w:tc>
-          <w:tcPr>
-            <w:tcW w:type="dxa" w:w="3230"/>
-          </w:tcPr>
-          <w:p>
-            <w:pPr>
-              <w:pStyle w:val="TableText"/>
-            </w:pPr>
-            <w:r>
-              <w:t>0.4</w:t>
-            </w:r>
-          </w:p>
-        </w:tc>
-      </w:tr>
-    </w:tbl>
-    <w:p/>
     <w:p>
       <w:pPr>
+        <w:keepNext/>
         <w:spacing w:line="240" w:lineRule="auto" w:after="120"/>
         <w:ind w:firstLine="0"/>
-        <w:jc w:val="both"/>
+        <w:jc w:val="left"/>
       </w:pPr>
       <w:r>
         <w:rPr>
           <w:sz w:val="28"/>
         </w:rPr>
-        <w:t>Таблица – 3  Таблица без строки-заголовка (show_header=False)</w:t>
+        <w:t>Таблица 2 – Без «№ п/п» и без строки номеров столбцов</w:t>
       </w:r>
     </w:p>
     <w:tbl>
@@ -555,123 +456,7 @@
         <w:tblStyle w:val="TableGrid"/>
         <w:tblW w:type="auto" w:w="0"/>
         <w:jc w:val="center"/>
-        <w:tblLook w:firstColumn="1" w:firstRow="1" w:lastColumn="0" w:lastRow="0" w:noHBand="0" w:noVBand="1" w:val="04A0"/>
-      </w:tblPr>
-      <w:tblGrid>
-        <w:gridCol w:w="3230"/>
-        <w:gridCol w:w="3230"/>
-        <w:gridCol w:w="3230"/>
-      </w:tblGrid>
-      <w:tr>
-        <w:tc>
-          <w:tcPr>
-            <w:tcW w:type="dxa" w:w="3230"/>
-          </w:tcPr>
-          <w:p>
-            <w:pPr>
-              <w:pStyle w:val="TableText"/>
-            </w:pPr>
-            <w:r/>
-            <w:r>
-              <w:rPr>
-                <w:b w:val="0"/>
-              </w:rPr>
-              <w:t>i</w:t>
-            </w:r>
-          </w:p>
-        </w:tc>
-        <w:tc>
-          <w:tcPr>
-            <w:tcW w:type="dxa" w:w="3230"/>
-          </w:tcPr>
-          <w:p>
-            <w:pPr>
-              <w:pStyle w:val="TableText"/>
-            </w:pPr>
-            <w:r>
-              <w:t>10</w:t>
-            </w:r>
-          </w:p>
-        </w:tc>
-        <w:tc>
-          <w:tcPr>
-            <w:tcW w:type="dxa" w:w="3230"/>
-          </w:tcPr>
-          <w:p>
-            <w:pPr>
-              <w:pStyle w:val="TableText"/>
-            </w:pPr>
-            <w:r>
-              <w:t>30</w:t>
-            </w:r>
-          </w:p>
-        </w:tc>
-      </w:tr>
-      <w:tr>
-        <w:tc>
-          <w:tcPr>
-            <w:tcW w:type="dxa" w:w="3230"/>
-          </w:tcPr>
-          <w:p>
-            <w:pPr>
-              <w:pStyle w:val="TableText"/>
-            </w:pPr>
-            <w:r/>
-            <w:r>
-              <w:rPr>
-                <w:b w:val="0"/>
-              </w:rPr>
-              <w:t>ii</w:t>
-            </w:r>
-          </w:p>
-        </w:tc>
-        <w:tc>
-          <w:tcPr>
-            <w:tcW w:type="dxa" w:w="3230"/>
-          </w:tcPr>
-          <w:p>
-            <w:pPr>
-              <w:pStyle w:val="TableText"/>
-            </w:pPr>
-            <w:r>
-              <w:t>20</w:t>
-            </w:r>
-          </w:p>
-        </w:tc>
-        <w:tc>
-          <w:tcPr>
-            <w:tcW w:type="dxa" w:w="3230"/>
-          </w:tcPr>
-          <w:p>
-            <w:pPr>
-              <w:pStyle w:val="TableText"/>
-            </w:pPr>
-            <w:r>
-              <w:t>40</w:t>
-            </w:r>
-          </w:p>
-        </w:tc>
-      </w:tr>
-    </w:tbl>
-    <w:p/>
-    <w:p>
-      <w:pPr>
-        <w:spacing w:line="240" w:lineRule="auto" w:after="120"/>
-        <w:ind w:firstLine="0"/>
-        <w:jc w:val="both"/>
-      </w:pPr>
-      <w:r>
-        <w:rPr>
-          <w:sz w:val="28"/>
-        </w:rPr>
-        <w:t>Таблица – 4  Таблица без индекса (show_index=False)</w:t>
-      </w:r>
-    </w:p>
-    <w:tbl>
-      <w:tblPr>
-        <w:tblStyle w:val="TableGrid"/>
-        <w:tblW w:type="auto" w:w="0"/>
-        <w:jc w:val="center"/>
+        <w:tblLayout w:type="fixed"/>
         <w:tblLook w:firstColumn="1" w:firstRow="1" w:lastColumn="0" w:lastRow="0" w:noHBand="0" w:noVBand="1" w:val="04A0"/>
       </w:tblPr>
       <w:tblGrid>
@@ -679,6 +464,10 @@
         <w:gridCol w:w="4844"/>
       </w:tblGrid>
       <w:tr>
+        <w:trPr>
+          <w:cantSplit/>
+          <w:tblHeader/>
+        </w:trPr>
         <w:tc>
           <w:tcPr>
             <w:tcW w:type="dxa" w:w="4844"/>
@@ -687,11 +476,7 @@
             <w:pPr>
               <w:pStyle w:val="TableText"/>
             </w:pPr>
-            <w:r/>
             <w:r>
-              <w:rPr>
-                <w:b w:val="0"/>
-              </w:rPr>
               <w:t>Имя</w:t>
             </w:r>
           </w:p>
@@ -704,17 +489,16 @@
             <w:pPr>
               <w:pStyle w:val="TableText"/>
             </w:pPr>
-            <w:r/>
             <w:r>
-              <w:rPr>
-                <w:b w:val="0"/>
-              </w:rPr>
               <w:t>Возраст</w:t>
             </w:r>
           </w:p>
         </w:tc>
       </w:tr>
       <w:tr>
+        <w:trPr>
+          <w:cantSplit/>
+        </w:trPr>
         <w:tc>
           <w:tcPr>
             <w:tcW w:type="dxa" w:w="4844"/>
@@ -743,6 +527,9 @@
         </w:tc>
       </w:tr>
       <w:tr>
+        <w:trPr>
+          <w:cantSplit/>
+        </w:trPr>
         <w:tc>
           <w:tcPr>
             <w:tcW w:type="dxa" w:w="4844"/>
@@ -771,6 +558,9 @@
         </w:tc>
       </w:tr>
       <w:tr>
+        <w:trPr>
+          <w:cantSplit/>
+        </w:trPr>
         <w:tc>
           <w:tcPr>
             <w:tcW w:type="dxa" w:w="4844"/>
@@ -794,6 +584,361 @@
             </w:pPr>
             <w:r>
               <w:t>22</w:t>
+            </w:r>
+          </w:p>
+        </w:tc>
+      </w:tr>
+    </w:tbl>
+    <w:p/>
+    <w:p>
+      <w:pPr>
+        <w:keepNext/>
+        <w:spacing w:line="240" w:lineRule="auto" w:after="120"/>
+        <w:ind w:firstLine="0"/>
+        <w:jc w:val="left"/>
+      </w:pPr>
+      <w:r>
+        <w:rPr>
+          <w:sz w:val="28"/>
+        </w:rPr>
+        <w:t>Таблица 3 – Без строки-заголовка (show_header=False)</w:t>
+      </w:r>
+    </w:p>
+    <w:tbl>
+      <w:tblPr>
+        <w:tblStyle w:val="TableGrid"/>
+        <w:tblW w:type="auto" w:w="0"/>
+        <w:jc w:val="center"/>
+        <w:tblLayout w:type="fixed"/>
+        <w:tblLook w:firstColumn="1" w:firstRow="1" w:lastColumn="0" w:lastRow="0" w:noHBand="0" w:noVBand="1" w:val="04A0"/>
+      </w:tblPr>
+      <w:tblGrid>
+        <w:gridCol w:w="680"/>
+        <w:gridCol w:w="4504"/>
+        <w:gridCol w:w="4504"/>
+      </w:tblGrid>
+      <w:tr>
+        <w:trPr>
+          <w:cantSplit/>
+          <w:tblHeader/>
+        </w:trPr>
+        <w:tc>
+          <w:tcPr>
+            <w:tcW w:type="dxa" w:w="680"/>
+          </w:tcPr>
+          <w:p>
+            <w:pPr>
+              <w:pStyle w:val="TableText"/>
+            </w:pPr>
+            <w:r>
+              <w:t>1</w:t>
+            </w:r>
+          </w:p>
+        </w:tc>
+        <w:tc>
+          <w:tcPr>
+            <w:tcW w:type="dxa" w:w="4504"/>
+          </w:tcPr>
+          <w:p>
+            <w:pPr>
+              <w:pStyle w:val="TableText"/>
+            </w:pPr>
+            <w:r>
+              <w:t>2</w:t>
+            </w:r>
+          </w:p>
+        </w:tc>
+        <w:tc>
+          <w:tcPr>
+            <w:tcW w:type="dxa" w:w="4504"/>
+          </w:tcPr>
+          <w:p>
+            <w:pPr>
+              <w:pStyle w:val="TableText"/>
+            </w:pPr>
+            <w:r>
+              <w:t>3</w:t>
+            </w:r>
+          </w:p>
+        </w:tc>
+      </w:tr>
+      <w:tr>
+        <w:trPr>
+          <w:cantSplit/>
+        </w:trPr>
+        <w:tc>
+          <w:tcPr>
+            <w:tcW w:type="dxa" w:w="680"/>
+          </w:tcPr>
+          <w:p>
+            <w:pPr>
+              <w:pStyle w:val="TableText"/>
+            </w:pPr>
+            <w:r>
+              <w:t>1</w:t>
+            </w:r>
+          </w:p>
+        </w:tc>
+        <w:tc>
+          <w:tcPr>
+            <w:tcW w:type="dxa" w:w="4504"/>
+          </w:tcPr>
+          <w:p>
+            <w:pPr>
+              <w:pStyle w:val="TableText"/>
+            </w:pPr>
+            <w:r>
+              <w:t>10</w:t>
+            </w:r>
+          </w:p>
+        </w:tc>
+        <w:tc>
+          <w:tcPr>
+            <w:tcW w:type="dxa" w:w="4504"/>
+          </w:tcPr>
+          <w:p>
+            <w:pPr>
+              <w:pStyle w:val="TableText"/>
+            </w:pPr>
+            <w:r>
+              <w:t>30</w:t>
+            </w:r>
+          </w:p>
+        </w:tc>
+      </w:tr>
+      <w:tr>
+        <w:trPr>
+          <w:cantSplit/>
+        </w:trPr>
+        <w:tc>
+          <w:tcPr>
+            <w:tcW w:type="dxa" w:w="680"/>
+          </w:tcPr>
+          <w:p>
+            <w:pPr>
+              <w:pStyle w:val="TableText"/>
+            </w:pPr>
+            <w:r>
+              <w:t>2</w:t>
+            </w:r>
+          </w:p>
+        </w:tc>
+        <w:tc>
+          <w:tcPr>
+            <w:tcW w:type="dxa" w:w="4504"/>
+          </w:tcPr>
+          <w:p>
+            <w:pPr>
+              <w:pStyle w:val="TableText"/>
+            </w:pPr>
+            <w:r>
+              <w:t>20</w:t>
+            </w:r>
+          </w:p>
+        </w:tc>
+        <w:tc>
+          <w:tcPr>
+            <w:tcW w:type="dxa" w:w="4504"/>
+          </w:tcPr>
+          <w:p>
+            <w:pPr>
+              <w:pStyle w:val="TableText"/>
+            </w:pPr>
+            <w:r>
+              <w:t>40</w:t>
+            </w:r>
+          </w:p>
+        </w:tc>
+      </w:tr>
+    </w:tbl>
+    <w:p/>
+    <w:tbl>
+      <w:tblPr>
+        <w:tblStyle w:val="TableGrid"/>
+        <w:tblW w:type="auto" w:w="0"/>
+        <w:jc w:val="center"/>
+        <w:tblLayout w:type="fixed"/>
+        <w:tblLook w:firstColumn="1" w:firstRow="1" w:lastColumn="0" w:lastRow="0" w:noHBand="0" w:noVBand="1" w:val="04A0"/>
+      </w:tblPr>
+      <w:tblGrid>
+        <w:gridCol w:w="680"/>
+        <w:gridCol w:w="4504"/>
+        <w:gridCol w:w="4504"/>
+      </w:tblGrid>
+      <w:tr>
+        <w:trPr>
+          <w:cantSplit/>
+          <w:tblHeader/>
+        </w:trPr>
+        <w:tc>
+          <w:tcPr>
+            <w:tcW w:type="dxa" w:w="680"/>
+          </w:tcPr>
+          <w:p>
+            <w:pPr>
+              <w:pStyle w:val="TableText"/>
+            </w:pPr>
+            <w:r>
+              <w:t>№ п/п</w:t>
+            </w:r>
+          </w:p>
+        </w:tc>
+        <w:tc>
+          <w:tcPr>
+            <w:tcW w:type="dxa" w:w="4504"/>
+          </w:tcPr>
+          <w:p>
+            <w:pPr>
+              <w:pStyle w:val="TableText"/>
+            </w:pPr>
+            <w:r>
+              <w:t>X</w:t>
+            </w:r>
+          </w:p>
+        </w:tc>
+        <w:tc>
+          <w:tcPr>
+            <w:tcW w:type="dxa" w:w="4504"/>
+          </w:tcPr>
+          <w:p>
+            <w:pPr>
+              <w:pStyle w:val="TableText"/>
+            </w:pPr>
+            <w:r>
+              <w:t>Y</w:t>
+            </w:r>
+          </w:p>
+        </w:tc>
+      </w:tr>
+      <w:tr>
+        <w:trPr>
+          <w:cantSplit/>
+          <w:tblHeader/>
+        </w:trPr>
+        <w:tc>
+          <w:tcPr>
+            <w:tcW w:type="dxa" w:w="680"/>
+          </w:tcPr>
+          <w:p>
+            <w:pPr>
+              <w:pStyle w:val="TableText"/>
+            </w:pPr>
+            <w:r>
+              <w:t>1</w:t>
+            </w:r>
+          </w:p>
+        </w:tc>
+        <w:tc>
+          <w:tcPr>
+            <w:tcW w:type="dxa" w:w="4504"/>
+          </w:tcPr>
+          <w:p>
+            <w:pPr>
+              <w:pStyle w:val="TableText"/>
+            </w:pPr>
+            <w:r>
+              <w:t>2</w:t>
+            </w:r>
+          </w:p>
+        </w:tc>
+        <w:tc>
+          <w:tcPr>
+            <w:tcW w:type="dxa" w:w="4504"/>
+          </w:tcPr>
+          <w:p>
+            <w:pPr>
+              <w:pStyle w:val="TableText"/>
+            </w:pPr>
+            <w:r>
+              <w:t>3</w:t>
+            </w:r>
+          </w:p>
+        </w:tc>
+      </w:tr>
+      <w:tr>
+        <w:trPr>
+          <w:cantSplit/>
+        </w:trPr>
+        <w:tc>
+          <w:tcPr>
+            <w:tcW w:type="dxa" w:w="680"/>
+          </w:tcPr>
+          <w:p>
+            <w:pPr>
+              <w:pStyle w:val="TableText"/>
+            </w:pPr>
+            <w:r>
+              <w:t>1</w:t>
+            </w:r>
+          </w:p>
+        </w:tc>
+        <w:tc>
+          <w:tcPr>
+            <w:tcW w:type="dxa" w:w="4504"/>
+          </w:tcPr>
+          <w:p>
+            <w:pPr>
+              <w:pStyle w:val="TableText"/>
+            </w:pPr>
+            <w:r>
+              <w:t>0.1</w:t>
+            </w:r>
+          </w:p>
+        </w:tc>
+        <w:tc>
+          <w:tcPr>
+            <w:tcW w:type="dxa" w:w="4504"/>
+          </w:tcPr>
+          <w:p>
+            <w:pPr>
+              <w:pStyle w:val="TableText"/>
+            </w:pPr>
+            <w:r>
+              <w:t>0.3</w:t>
+            </w:r>
+          </w:p>
+        </w:tc>
+      </w:tr>
+      <w:tr>
+        <w:trPr>
+          <w:cantSplit/>
+        </w:trPr>
+        <w:tc>
+          <w:tcPr>
+            <w:tcW w:type="dxa" w:w="680"/>
+          </w:tcPr>
+          <w:p>
+            <w:pPr>
+              <w:pStyle w:val="TableText"/>
+            </w:pPr>
+            <w:r>
+              <w:t>2</w:t>
+            </w:r>
+          </w:p>
+        </w:tc>
+        <w:tc>
+          <w:tcPr>
+            <w:tcW w:type="dxa" w:w="4504"/>
+          </w:tcPr>
+          <w:p>
+            <w:pPr>
+              <w:pStyle w:val="TableText"/>
+            </w:pPr>
+            <w:r>
+              <w:t>0.2</w:t>
+            </w:r>
+          </w:p>
+        </w:tc>
+        <w:tc>
+          <w:tcPr>
+            <w:tcW w:type="dxa" w:w="4504"/>
+          </w:tcPr>
+          <w:p>
+            <w:pPr>
+              <w:pStyle w:val="TableText"/>
+            </w:pPr>
+            <w:r>
+              <w:t>0.4</w:t>
             </w:r>
           </w:p>
         </w:tc>

--- a/examples/example.docx
+++ b/examples/example.docx
@@ -939,6 +939,6120 @@
             </w:pPr>
             <w:r>
               <w:t>0.4</w:t>
+            </w:r>
+          </w:p>
+        </w:tc>
+      </w:tr>
+    </w:tbl>
+    <w:p/>
+    <w:p>
+      <w:pPr>
+        <w:keepNext/>
+        <w:spacing w:line="240" w:lineRule="auto" w:after="120"/>
+        <w:ind w:firstLine="0"/>
+        <w:jc w:val="left"/>
+      </w:pPr>
+      <w:r>
+        <w:rPr>
+          <w:sz w:val="28"/>
+        </w:rPr>
+        <w:t>Таблица 5 – Себестоимость с переносом на следующую страницу</w:t>
+      </w:r>
+    </w:p>
+    <w:tbl>
+      <w:tblPr>
+        <w:tblStyle w:val="TableGrid"/>
+        <w:tblW w:type="auto" w:w="0"/>
+        <w:jc w:val="center"/>
+        <w:tblLayout w:type="fixed"/>
+        <w:tblLook w:firstColumn="1" w:firstRow="1" w:lastColumn="0" w:lastRow="0" w:noHBand="0" w:noVBand="1" w:val="04A0"/>
+      </w:tblPr>
+      <w:tblGrid>
+        <w:gridCol w:w="680"/>
+        <w:gridCol w:w="1501"/>
+        <w:gridCol w:w="1501"/>
+        <w:gridCol w:w="1501"/>
+        <w:gridCol w:w="1501"/>
+        <w:gridCol w:w="1501"/>
+        <w:gridCol w:w="1501"/>
+      </w:tblGrid>
+      <w:tr>
+        <w:trPr>
+          <w:cantSplit/>
+        </w:trPr>
+        <w:tc>
+          <w:tcPr>
+            <w:tcW w:type="dxa" w:w="680"/>
+          </w:tcPr>
+          <w:p>
+            <w:pPr>
+              <w:pStyle w:val="TableText"/>
+            </w:pPr>
+            <w:r>
+              <w:t>№ п/п</w:t>
+            </w:r>
+          </w:p>
+        </w:tc>
+        <w:tc>
+          <w:tcPr>
+            <w:tcW w:type="dxa" w:w="1501"/>
+          </w:tcPr>
+          <w:p>
+            <w:pPr>
+              <w:pStyle w:val="TableText"/>
+            </w:pPr>
+            <w:r>
+              <w:t>Позиция</w:t>
+            </w:r>
+          </w:p>
+        </w:tc>
+        <w:tc>
+          <w:tcPr>
+            <w:tcW w:type="dxa" w:w="1501"/>
+          </w:tcPr>
+          <w:p>
+            <w:pPr>
+              <w:pStyle w:val="TableText"/>
+            </w:pPr>
+            <w:r>
+              <w:t>Выручка от реализации, тыс.руб.</w:t>
+            </w:r>
+          </w:p>
+        </w:tc>
+        <w:tc>
+          <w:tcPr>
+            <w:tcW w:type="dxa" w:w="1501"/>
+          </w:tcPr>
+          <w:p>
+            <w:pPr>
+              <w:pStyle w:val="TableText"/>
+            </w:pPr>
+            <w:r>
+              <w:t>Материальные затраты, план</w:t>
+            </w:r>
+          </w:p>
+        </w:tc>
+        <w:tc>
+          <w:tcPr>
+            <w:tcW w:type="dxa" w:w="1501"/>
+          </w:tcPr>
+          <w:p>
+            <w:pPr>
+              <w:pStyle w:val="TableText"/>
+            </w:pPr>
+            <w:r>
+              <w:t>Материальные затраты, факт</w:t>
+            </w:r>
+          </w:p>
+        </w:tc>
+        <w:tc>
+          <w:tcPr>
+            <w:tcW w:type="dxa" w:w="1501"/>
+          </w:tcPr>
+          <w:p>
+            <w:pPr>
+              <w:pStyle w:val="TableText"/>
+            </w:pPr>
+            <w:r>
+              <w:t>Расходы на оплату труда, план</w:t>
+            </w:r>
+          </w:p>
+        </w:tc>
+        <w:tc>
+          <w:tcPr>
+            <w:tcW w:type="dxa" w:w="1501"/>
+          </w:tcPr>
+          <w:p>
+            <w:pPr>
+              <w:pStyle w:val="TableText"/>
+            </w:pPr>
+            <w:r>
+              <w:t>Расходы на оплату труда, факт</w:t>
+            </w:r>
+          </w:p>
+        </w:tc>
+      </w:tr>
+      <w:tr>
+        <w:trPr>
+          <w:cantSplit/>
+        </w:trPr>
+        <w:tc>
+          <w:tcPr>
+            <w:tcW w:type="dxa" w:w="680"/>
+          </w:tcPr>
+          <w:p>
+            <w:pPr>
+              <w:pStyle w:val="TableText"/>
+            </w:pPr>
+            <w:r>
+              <w:t>1</w:t>
+            </w:r>
+          </w:p>
+        </w:tc>
+        <w:tc>
+          <w:tcPr>
+            <w:tcW w:type="dxa" w:w="1501"/>
+          </w:tcPr>
+          <w:p>
+            <w:pPr>
+              <w:pStyle w:val="TableText"/>
+            </w:pPr>
+            <w:r>
+              <w:t>2</w:t>
+            </w:r>
+          </w:p>
+        </w:tc>
+        <w:tc>
+          <w:tcPr>
+            <w:tcW w:type="dxa" w:w="1501"/>
+          </w:tcPr>
+          <w:p>
+            <w:pPr>
+              <w:pStyle w:val="TableText"/>
+            </w:pPr>
+            <w:r>
+              <w:t>3</w:t>
+            </w:r>
+          </w:p>
+        </w:tc>
+        <w:tc>
+          <w:tcPr>
+            <w:tcW w:type="dxa" w:w="1501"/>
+          </w:tcPr>
+          <w:p>
+            <w:pPr>
+              <w:pStyle w:val="TableText"/>
+            </w:pPr>
+            <w:r>
+              <w:t>4</w:t>
+            </w:r>
+          </w:p>
+        </w:tc>
+        <w:tc>
+          <w:tcPr>
+            <w:tcW w:type="dxa" w:w="1501"/>
+          </w:tcPr>
+          <w:p>
+            <w:pPr>
+              <w:pStyle w:val="TableText"/>
+            </w:pPr>
+            <w:r>
+              <w:t>5</w:t>
+            </w:r>
+          </w:p>
+        </w:tc>
+        <w:tc>
+          <w:tcPr>
+            <w:tcW w:type="dxa" w:w="1501"/>
+          </w:tcPr>
+          <w:p>
+            <w:pPr>
+              <w:pStyle w:val="TableText"/>
+            </w:pPr>
+            <w:r>
+              <w:t>6</w:t>
+            </w:r>
+          </w:p>
+        </w:tc>
+        <w:tc>
+          <w:tcPr>
+            <w:tcW w:type="dxa" w:w="1501"/>
+          </w:tcPr>
+          <w:p>
+            <w:pPr>
+              <w:pStyle w:val="TableText"/>
+            </w:pPr>
+            <w:r>
+              <w:t>7</w:t>
+            </w:r>
+          </w:p>
+        </w:tc>
+      </w:tr>
+      <w:tr>
+        <w:trPr>
+          <w:cantSplit/>
+        </w:trPr>
+        <w:tc>
+          <w:tcPr>
+            <w:tcW w:type="dxa" w:w="680"/>
+          </w:tcPr>
+          <w:p>
+            <w:pPr>
+              <w:pStyle w:val="TableText"/>
+            </w:pPr>
+            <w:r>
+              <w:t>1</w:t>
+            </w:r>
+          </w:p>
+        </w:tc>
+        <w:tc>
+          <w:tcPr>
+            <w:tcW w:type="dxa" w:w="1501"/>
+          </w:tcPr>
+          <w:p>
+            <w:pPr>
+              <w:pStyle w:val="TableText"/>
+            </w:pPr>
+            <w:r>
+              <w:t>Бетон</w:t>
+            </w:r>
+          </w:p>
+        </w:tc>
+        <w:tc>
+          <w:tcPr>
+            <w:tcW w:type="dxa" w:w="1501"/>
+          </w:tcPr>
+          <w:p>
+            <w:pPr>
+              <w:pStyle w:val="TableText"/>
+            </w:pPr>
+            <w:r>
+              <w:t>8741.0</w:t>
+            </w:r>
+          </w:p>
+        </w:tc>
+        <w:tc>
+          <w:tcPr>
+            <w:tcW w:type="dxa" w:w="1501"/>
+          </w:tcPr>
+          <w:p>
+            <w:pPr>
+              <w:pStyle w:val="TableText"/>
+            </w:pPr>
+            <w:r>
+              <w:t>322.20</w:t>
+            </w:r>
+          </w:p>
+        </w:tc>
+        <w:tc>
+          <w:tcPr>
+            <w:tcW w:type="dxa" w:w="1501"/>
+          </w:tcPr>
+          <w:p>
+            <w:pPr>
+              <w:pStyle w:val="TableText"/>
+            </w:pPr>
+            <w:r>
+              <w:t>151.80</w:t>
+            </w:r>
+          </w:p>
+        </w:tc>
+        <w:tc>
+          <w:tcPr>
+            <w:tcW w:type="dxa" w:w="1501"/>
+          </w:tcPr>
+          <w:p>
+            <w:pPr>
+              <w:pStyle w:val="TableText"/>
+            </w:pPr>
+            <w:r>
+              <w:t>221.82</w:t>
+            </w:r>
+          </w:p>
+        </w:tc>
+        <w:tc>
+          <w:tcPr>
+            <w:tcW w:type="dxa" w:w="1501"/>
+          </w:tcPr>
+          <w:p>
+            <w:pPr>
+              <w:pStyle w:val="TableText"/>
+            </w:pPr>
+            <w:r>
+              <w:t>223.60</w:t>
+            </w:r>
+          </w:p>
+        </w:tc>
+      </w:tr>
+      <w:tr>
+        <w:trPr>
+          <w:cantSplit/>
+        </w:trPr>
+        <w:tc>
+          <w:tcPr>
+            <w:tcW w:type="dxa" w:w="680"/>
+          </w:tcPr>
+          <w:p>
+            <w:pPr>
+              <w:pStyle w:val="TableText"/>
+            </w:pPr>
+            <w:r>
+              <w:t>2</w:t>
+            </w:r>
+          </w:p>
+        </w:tc>
+        <w:tc>
+          <w:tcPr>
+            <w:tcW w:type="dxa" w:w="1501"/>
+          </w:tcPr>
+          <w:p>
+            <w:pPr>
+              <w:pStyle w:val="TableText"/>
+            </w:pPr>
+            <w:r>
+              <w:t>ПГС</w:t>
+            </w:r>
+          </w:p>
+        </w:tc>
+        <w:tc>
+          <w:tcPr>
+            <w:tcW w:type="dxa" w:w="1501"/>
+          </w:tcPr>
+          <w:p>
+            <w:pPr>
+              <w:pStyle w:val="TableText"/>
+            </w:pPr>
+            <w:r>
+              <w:t>8641.0</w:t>
+            </w:r>
+          </w:p>
+        </w:tc>
+        <w:tc>
+          <w:tcPr>
+            <w:tcW w:type="dxa" w:w="1501"/>
+          </w:tcPr>
+          <w:p>
+            <w:pPr>
+              <w:pStyle w:val="TableText"/>
+            </w:pPr>
+            <w:r>
+              <w:t>312.20</w:t>
+            </w:r>
+          </w:p>
+        </w:tc>
+        <w:tc>
+          <w:tcPr>
+            <w:tcW w:type="dxa" w:w="1501"/>
+          </w:tcPr>
+          <w:p>
+            <w:pPr>
+              <w:pStyle w:val="TableText"/>
+            </w:pPr>
+            <w:r>
+              <w:t>161.80</w:t>
+            </w:r>
+          </w:p>
+        </w:tc>
+        <w:tc>
+          <w:tcPr>
+            <w:tcW w:type="dxa" w:w="1501"/>
+          </w:tcPr>
+          <w:p>
+            <w:pPr>
+              <w:pStyle w:val="TableText"/>
+            </w:pPr>
+            <w:r>
+              <w:t>216.82</w:t>
+            </w:r>
+          </w:p>
+        </w:tc>
+        <w:tc>
+          <w:tcPr>
+            <w:tcW w:type="dxa" w:w="1501"/>
+          </w:tcPr>
+          <w:p>
+            <w:pPr>
+              <w:pStyle w:val="TableText"/>
+            </w:pPr>
+            <w:r>
+              <w:t>228.60</w:t>
+            </w:r>
+          </w:p>
+        </w:tc>
+      </w:tr>
+      <w:tr>
+        <w:trPr>
+          <w:cantSplit/>
+        </w:trPr>
+        <w:tc>
+          <w:tcPr>
+            <w:tcW w:type="dxa" w:w="680"/>
+          </w:tcPr>
+          <w:p>
+            <w:pPr>
+              <w:pStyle w:val="TableText"/>
+            </w:pPr>
+            <w:r>
+              <w:t>3</w:t>
+            </w:r>
+          </w:p>
+        </w:tc>
+        <w:tc>
+          <w:tcPr>
+            <w:tcW w:type="dxa" w:w="1501"/>
+          </w:tcPr>
+          <w:p>
+            <w:pPr>
+              <w:pStyle w:val="TableText"/>
+            </w:pPr>
+            <w:r>
+              <w:t>Щебень</w:t>
+            </w:r>
+          </w:p>
+        </w:tc>
+        <w:tc>
+          <w:tcPr>
+            <w:tcW w:type="dxa" w:w="1501"/>
+          </w:tcPr>
+          <w:p>
+            <w:pPr>
+              <w:pStyle w:val="TableText"/>
+            </w:pPr>
+            <w:r>
+              <w:t>8541.0</w:t>
+            </w:r>
+          </w:p>
+        </w:tc>
+        <w:tc>
+          <w:tcPr>
+            <w:tcW w:type="dxa" w:w="1501"/>
+          </w:tcPr>
+          <w:p>
+            <w:pPr>
+              <w:pStyle w:val="TableText"/>
+            </w:pPr>
+            <w:r>
+              <w:t>302.20</w:t>
+            </w:r>
+          </w:p>
+        </w:tc>
+        <w:tc>
+          <w:tcPr>
+            <w:tcW w:type="dxa" w:w="1501"/>
+          </w:tcPr>
+          <w:p>
+            <w:pPr>
+              <w:pStyle w:val="TableText"/>
+            </w:pPr>
+            <w:r>
+              <w:t>171.80</w:t>
+            </w:r>
+          </w:p>
+        </w:tc>
+        <w:tc>
+          <w:tcPr>
+            <w:tcW w:type="dxa" w:w="1501"/>
+          </w:tcPr>
+          <w:p>
+            <w:pPr>
+              <w:pStyle w:val="TableText"/>
+            </w:pPr>
+            <w:r>
+              <w:t>211.82</w:t>
+            </w:r>
+          </w:p>
+        </w:tc>
+        <w:tc>
+          <w:tcPr>
+            <w:tcW w:type="dxa" w:w="1501"/>
+          </w:tcPr>
+          <w:p>
+            <w:pPr>
+              <w:pStyle w:val="TableText"/>
+            </w:pPr>
+            <w:r>
+              <w:t>233.60</w:t>
+            </w:r>
+          </w:p>
+        </w:tc>
+      </w:tr>
+      <w:tr>
+        <w:trPr>
+          <w:cantSplit/>
+        </w:trPr>
+        <w:tc>
+          <w:tcPr>
+            <w:tcW w:type="dxa" w:w="680"/>
+          </w:tcPr>
+          <w:p>
+            <w:pPr>
+              <w:pStyle w:val="TableText"/>
+            </w:pPr>
+            <w:r>
+              <w:t>4</w:t>
+            </w:r>
+          </w:p>
+        </w:tc>
+        <w:tc>
+          <w:tcPr>
+            <w:tcW w:type="dxa" w:w="1501"/>
+          </w:tcPr>
+          <w:p>
+            <w:pPr>
+              <w:pStyle w:val="TableText"/>
+            </w:pPr>
+            <w:r>
+              <w:t>ЖБИ</w:t>
+            </w:r>
+          </w:p>
+        </w:tc>
+        <w:tc>
+          <w:tcPr>
+            <w:tcW w:type="dxa" w:w="1501"/>
+          </w:tcPr>
+          <w:p>
+            <w:pPr>
+              <w:pStyle w:val="TableText"/>
+            </w:pPr>
+            <w:r>
+              <w:t>8441.0</w:t>
+            </w:r>
+          </w:p>
+        </w:tc>
+        <w:tc>
+          <w:tcPr>
+            <w:tcW w:type="dxa" w:w="1501"/>
+          </w:tcPr>
+          <w:p>
+            <w:pPr>
+              <w:pStyle w:val="TableText"/>
+            </w:pPr>
+            <w:r>
+              <w:t>292.20</w:t>
+            </w:r>
+          </w:p>
+        </w:tc>
+        <w:tc>
+          <w:tcPr>
+            <w:tcW w:type="dxa" w:w="1501"/>
+          </w:tcPr>
+          <w:p>
+            <w:pPr>
+              <w:pStyle w:val="TableText"/>
+            </w:pPr>
+            <w:r>
+              <w:t>181.80</w:t>
+            </w:r>
+          </w:p>
+        </w:tc>
+        <w:tc>
+          <w:tcPr>
+            <w:tcW w:type="dxa" w:w="1501"/>
+          </w:tcPr>
+          <w:p>
+            <w:pPr>
+              <w:pStyle w:val="TableText"/>
+            </w:pPr>
+            <w:r>
+              <w:t>206.82</w:t>
+            </w:r>
+          </w:p>
+        </w:tc>
+        <w:tc>
+          <w:tcPr>
+            <w:tcW w:type="dxa" w:w="1501"/>
+          </w:tcPr>
+          <w:p>
+            <w:pPr>
+              <w:pStyle w:val="TableText"/>
+            </w:pPr>
+            <w:r>
+              <w:t>238.60</w:t>
+            </w:r>
+          </w:p>
+        </w:tc>
+      </w:tr>
+      <w:tr>
+        <w:trPr>
+          <w:cantSplit/>
+        </w:trPr>
+        <w:tc>
+          <w:tcPr>
+            <w:tcW w:type="dxa" w:w="680"/>
+          </w:tcPr>
+          <w:p>
+            <w:pPr>
+              <w:pStyle w:val="TableText"/>
+            </w:pPr>
+            <w:r>
+              <w:t>5</w:t>
+            </w:r>
+          </w:p>
+        </w:tc>
+        <w:tc>
+          <w:tcPr>
+            <w:tcW w:type="dxa" w:w="1501"/>
+          </w:tcPr>
+          <w:p>
+            <w:pPr>
+              <w:pStyle w:val="TableText"/>
+            </w:pPr>
+            <w:r>
+              <w:t>Цемент</w:t>
+            </w:r>
+          </w:p>
+        </w:tc>
+        <w:tc>
+          <w:tcPr>
+            <w:tcW w:type="dxa" w:w="1501"/>
+          </w:tcPr>
+          <w:p>
+            <w:pPr>
+              <w:pStyle w:val="TableText"/>
+            </w:pPr>
+            <w:r>
+              <w:t>8341.0</w:t>
+            </w:r>
+          </w:p>
+        </w:tc>
+        <w:tc>
+          <w:tcPr>
+            <w:tcW w:type="dxa" w:w="1501"/>
+          </w:tcPr>
+          <w:p>
+            <w:pPr>
+              <w:pStyle w:val="TableText"/>
+            </w:pPr>
+            <w:r>
+              <w:t>282.20</w:t>
+            </w:r>
+          </w:p>
+        </w:tc>
+        <w:tc>
+          <w:tcPr>
+            <w:tcW w:type="dxa" w:w="1501"/>
+          </w:tcPr>
+          <w:p>
+            <w:pPr>
+              <w:pStyle w:val="TableText"/>
+            </w:pPr>
+            <w:r>
+              <w:t>191.80</w:t>
+            </w:r>
+          </w:p>
+        </w:tc>
+        <w:tc>
+          <w:tcPr>
+            <w:tcW w:type="dxa" w:w="1501"/>
+          </w:tcPr>
+          <w:p>
+            <w:pPr>
+              <w:pStyle w:val="TableText"/>
+            </w:pPr>
+            <w:r>
+              <w:t>201.82</w:t>
+            </w:r>
+          </w:p>
+        </w:tc>
+        <w:tc>
+          <w:tcPr>
+            <w:tcW w:type="dxa" w:w="1501"/>
+          </w:tcPr>
+          <w:p>
+            <w:pPr>
+              <w:pStyle w:val="TableText"/>
+            </w:pPr>
+            <w:r>
+              <w:t>243.60</w:t>
+            </w:r>
+          </w:p>
+        </w:tc>
+      </w:tr>
+      <w:tr>
+        <w:trPr>
+          <w:cantSplit/>
+        </w:trPr>
+        <w:tc>
+          <w:tcPr>
+            <w:tcW w:type="dxa" w:w="680"/>
+          </w:tcPr>
+          <w:p>
+            <w:pPr>
+              <w:pStyle w:val="TableText"/>
+            </w:pPr>
+            <w:r>
+              <w:t>6</w:t>
+            </w:r>
+          </w:p>
+        </w:tc>
+        <w:tc>
+          <w:tcPr>
+            <w:tcW w:type="dxa" w:w="1501"/>
+          </w:tcPr>
+          <w:p>
+            <w:pPr>
+              <w:pStyle w:val="TableText"/>
+            </w:pPr>
+            <w:r>
+              <w:t>Песок</w:t>
+            </w:r>
+          </w:p>
+        </w:tc>
+        <w:tc>
+          <w:tcPr>
+            <w:tcW w:type="dxa" w:w="1501"/>
+          </w:tcPr>
+          <w:p>
+            <w:pPr>
+              <w:pStyle w:val="TableText"/>
+            </w:pPr>
+            <w:r>
+              <w:t>8241.0</w:t>
+            </w:r>
+          </w:p>
+        </w:tc>
+        <w:tc>
+          <w:tcPr>
+            <w:tcW w:type="dxa" w:w="1501"/>
+          </w:tcPr>
+          <w:p>
+            <w:pPr>
+              <w:pStyle w:val="TableText"/>
+            </w:pPr>
+            <w:r>
+              <w:t>272.20</w:t>
+            </w:r>
+          </w:p>
+        </w:tc>
+        <w:tc>
+          <w:tcPr>
+            <w:tcW w:type="dxa" w:w="1501"/>
+          </w:tcPr>
+          <w:p>
+            <w:pPr>
+              <w:pStyle w:val="TableText"/>
+            </w:pPr>
+            <w:r>
+              <w:t>201.80</w:t>
+            </w:r>
+          </w:p>
+        </w:tc>
+        <w:tc>
+          <w:tcPr>
+            <w:tcW w:type="dxa" w:w="1501"/>
+          </w:tcPr>
+          <w:p>
+            <w:pPr>
+              <w:pStyle w:val="TableText"/>
+            </w:pPr>
+            <w:r>
+              <w:t>196.82</w:t>
+            </w:r>
+          </w:p>
+        </w:tc>
+        <w:tc>
+          <w:tcPr>
+            <w:tcW w:type="dxa" w:w="1501"/>
+          </w:tcPr>
+          <w:p>
+            <w:pPr>
+              <w:pStyle w:val="TableText"/>
+            </w:pPr>
+            <w:r>
+              <w:t>248.60</w:t>
+            </w:r>
+          </w:p>
+        </w:tc>
+      </w:tr>
+      <w:tr>
+        <w:trPr>
+          <w:cantSplit/>
+        </w:trPr>
+        <w:tc>
+          <w:tcPr>
+            <w:tcW w:type="dxa" w:w="680"/>
+          </w:tcPr>
+          <w:p>
+            <w:pPr>
+              <w:pStyle w:val="TableText"/>
+            </w:pPr>
+            <w:r>
+              <w:t>7</w:t>
+            </w:r>
+          </w:p>
+        </w:tc>
+        <w:tc>
+          <w:tcPr>
+            <w:tcW w:type="dxa" w:w="1501"/>
+          </w:tcPr>
+          <w:p>
+            <w:pPr>
+              <w:pStyle w:val="TableText"/>
+            </w:pPr>
+            <w:r>
+              <w:t>ПАВ</w:t>
+            </w:r>
+          </w:p>
+        </w:tc>
+        <w:tc>
+          <w:tcPr>
+            <w:tcW w:type="dxa" w:w="1501"/>
+          </w:tcPr>
+          <w:p>
+            <w:pPr>
+              <w:pStyle w:val="TableText"/>
+            </w:pPr>
+            <w:r>
+              <w:t>8141.0</w:t>
+            </w:r>
+          </w:p>
+        </w:tc>
+        <w:tc>
+          <w:tcPr>
+            <w:tcW w:type="dxa" w:w="1501"/>
+          </w:tcPr>
+          <w:p>
+            <w:pPr>
+              <w:pStyle w:val="TableText"/>
+            </w:pPr>
+            <w:r>
+              <w:t>262.20</w:t>
+            </w:r>
+          </w:p>
+        </w:tc>
+        <w:tc>
+          <w:tcPr>
+            <w:tcW w:type="dxa" w:w="1501"/>
+          </w:tcPr>
+          <w:p>
+            <w:pPr>
+              <w:pStyle w:val="TableText"/>
+            </w:pPr>
+            <w:r>
+              <w:t>211.80</w:t>
+            </w:r>
+          </w:p>
+        </w:tc>
+        <w:tc>
+          <w:tcPr>
+            <w:tcW w:type="dxa" w:w="1501"/>
+          </w:tcPr>
+          <w:p>
+            <w:pPr>
+              <w:pStyle w:val="TableText"/>
+            </w:pPr>
+            <w:r>
+              <w:t>191.82</w:t>
+            </w:r>
+          </w:p>
+        </w:tc>
+        <w:tc>
+          <w:tcPr>
+            <w:tcW w:type="dxa" w:w="1501"/>
+          </w:tcPr>
+          <w:p>
+            <w:pPr>
+              <w:pStyle w:val="TableText"/>
+            </w:pPr>
+            <w:r>
+              <w:t>253.60</w:t>
+            </w:r>
+          </w:p>
+        </w:tc>
+      </w:tr>
+      <w:tr>
+        <w:trPr>
+          <w:cantSplit/>
+        </w:trPr>
+        <w:tc>
+          <w:tcPr>
+            <w:tcW w:type="dxa" w:w="680"/>
+          </w:tcPr>
+          <w:p>
+            <w:pPr>
+              <w:pStyle w:val="TableText"/>
+            </w:pPr>
+            <w:r>
+              <w:t>8</w:t>
+            </w:r>
+          </w:p>
+        </w:tc>
+        <w:tc>
+          <w:tcPr>
+            <w:tcW w:type="dxa" w:w="1501"/>
+          </w:tcPr>
+          <w:p>
+            <w:pPr>
+              <w:pStyle w:val="TableText"/>
+            </w:pPr>
+            <w:r>
+              <w:t>Бетон</w:t>
+            </w:r>
+          </w:p>
+        </w:tc>
+        <w:tc>
+          <w:tcPr>
+            <w:tcW w:type="dxa" w:w="1501"/>
+          </w:tcPr>
+          <w:p>
+            <w:pPr>
+              <w:pStyle w:val="TableText"/>
+            </w:pPr>
+            <w:r>
+              <w:t>8041.0</w:t>
+            </w:r>
+          </w:p>
+        </w:tc>
+        <w:tc>
+          <w:tcPr>
+            <w:tcW w:type="dxa" w:w="1501"/>
+          </w:tcPr>
+          <w:p>
+            <w:pPr>
+              <w:pStyle w:val="TableText"/>
+            </w:pPr>
+            <w:r>
+              <w:t>252.20</w:t>
+            </w:r>
+          </w:p>
+        </w:tc>
+        <w:tc>
+          <w:tcPr>
+            <w:tcW w:type="dxa" w:w="1501"/>
+          </w:tcPr>
+          <w:p>
+            <w:pPr>
+              <w:pStyle w:val="TableText"/>
+            </w:pPr>
+            <w:r>
+              <w:t>221.80</w:t>
+            </w:r>
+          </w:p>
+        </w:tc>
+        <w:tc>
+          <w:tcPr>
+            <w:tcW w:type="dxa" w:w="1501"/>
+          </w:tcPr>
+          <w:p>
+            <w:pPr>
+              <w:pStyle w:val="TableText"/>
+            </w:pPr>
+            <w:r>
+              <w:t>186.82</w:t>
+            </w:r>
+          </w:p>
+        </w:tc>
+        <w:tc>
+          <w:tcPr>
+            <w:tcW w:type="dxa" w:w="1501"/>
+          </w:tcPr>
+          <w:p>
+            <w:pPr>
+              <w:pStyle w:val="TableText"/>
+            </w:pPr>
+            <w:r>
+              <w:t>258.60</w:t>
+            </w:r>
+          </w:p>
+        </w:tc>
+      </w:tr>
+      <w:tr>
+        <w:trPr>
+          <w:cantSplit/>
+        </w:trPr>
+        <w:tc>
+          <w:tcPr>
+            <w:tcW w:type="dxa" w:w="680"/>
+          </w:tcPr>
+          <w:p>
+            <w:pPr>
+              <w:pStyle w:val="TableText"/>
+            </w:pPr>
+            <w:r>
+              <w:t>9</w:t>
+            </w:r>
+          </w:p>
+        </w:tc>
+        <w:tc>
+          <w:tcPr>
+            <w:tcW w:type="dxa" w:w="1501"/>
+          </w:tcPr>
+          <w:p>
+            <w:pPr>
+              <w:pStyle w:val="TableText"/>
+            </w:pPr>
+            <w:r>
+              <w:t>ПГС</w:t>
+            </w:r>
+          </w:p>
+        </w:tc>
+        <w:tc>
+          <w:tcPr>
+            <w:tcW w:type="dxa" w:w="1501"/>
+          </w:tcPr>
+          <w:p>
+            <w:pPr>
+              <w:pStyle w:val="TableText"/>
+            </w:pPr>
+            <w:r>
+              <w:t>7941.0</w:t>
+            </w:r>
+          </w:p>
+        </w:tc>
+        <w:tc>
+          <w:tcPr>
+            <w:tcW w:type="dxa" w:w="1501"/>
+          </w:tcPr>
+          <w:p>
+            <w:pPr>
+              <w:pStyle w:val="TableText"/>
+            </w:pPr>
+            <w:r>
+              <w:t>242.20</w:t>
+            </w:r>
+          </w:p>
+        </w:tc>
+        <w:tc>
+          <w:tcPr>
+            <w:tcW w:type="dxa" w:w="1501"/>
+          </w:tcPr>
+          <w:p>
+            <w:pPr>
+              <w:pStyle w:val="TableText"/>
+            </w:pPr>
+            <w:r>
+              <w:t>231.80</w:t>
+            </w:r>
+          </w:p>
+        </w:tc>
+        <w:tc>
+          <w:tcPr>
+            <w:tcW w:type="dxa" w:w="1501"/>
+          </w:tcPr>
+          <w:p>
+            <w:pPr>
+              <w:pStyle w:val="TableText"/>
+            </w:pPr>
+            <w:r>
+              <w:t>181.82</w:t>
+            </w:r>
+          </w:p>
+        </w:tc>
+        <w:tc>
+          <w:tcPr>
+            <w:tcW w:type="dxa" w:w="1501"/>
+          </w:tcPr>
+          <w:p>
+            <w:pPr>
+              <w:pStyle w:val="TableText"/>
+            </w:pPr>
+            <w:r>
+              <w:t>263.60</w:t>
+            </w:r>
+          </w:p>
+        </w:tc>
+      </w:tr>
+      <w:tr>
+        <w:trPr>
+          <w:cantSplit/>
+        </w:trPr>
+        <w:tc>
+          <w:tcPr>
+            <w:tcW w:type="dxa" w:w="680"/>
+          </w:tcPr>
+          <w:p>
+            <w:pPr>
+              <w:pStyle w:val="TableText"/>
+            </w:pPr>
+            <w:r>
+              <w:t>10</w:t>
+            </w:r>
+          </w:p>
+        </w:tc>
+        <w:tc>
+          <w:tcPr>
+            <w:tcW w:type="dxa" w:w="1501"/>
+          </w:tcPr>
+          <w:p>
+            <w:pPr>
+              <w:pStyle w:val="TableText"/>
+            </w:pPr>
+            <w:r>
+              <w:t>Щебень</w:t>
+            </w:r>
+          </w:p>
+        </w:tc>
+        <w:tc>
+          <w:tcPr>
+            <w:tcW w:type="dxa" w:w="1501"/>
+          </w:tcPr>
+          <w:p>
+            <w:pPr>
+              <w:pStyle w:val="TableText"/>
+            </w:pPr>
+            <w:r>
+              <w:t>7841.0</w:t>
+            </w:r>
+          </w:p>
+        </w:tc>
+        <w:tc>
+          <w:tcPr>
+            <w:tcW w:type="dxa" w:w="1501"/>
+          </w:tcPr>
+          <w:p>
+            <w:pPr>
+              <w:pStyle w:val="TableText"/>
+            </w:pPr>
+            <w:r>
+              <w:t>232.20</w:t>
+            </w:r>
+          </w:p>
+        </w:tc>
+        <w:tc>
+          <w:tcPr>
+            <w:tcW w:type="dxa" w:w="1501"/>
+          </w:tcPr>
+          <w:p>
+            <w:pPr>
+              <w:pStyle w:val="TableText"/>
+            </w:pPr>
+            <w:r>
+              <w:t>241.80</w:t>
+            </w:r>
+          </w:p>
+        </w:tc>
+        <w:tc>
+          <w:tcPr>
+            <w:tcW w:type="dxa" w:w="1501"/>
+          </w:tcPr>
+          <w:p>
+            <w:pPr>
+              <w:pStyle w:val="TableText"/>
+            </w:pPr>
+            <w:r>
+              <w:t>176.82</w:t>
+            </w:r>
+          </w:p>
+        </w:tc>
+        <w:tc>
+          <w:tcPr>
+            <w:tcW w:type="dxa" w:w="1501"/>
+          </w:tcPr>
+          <w:p>
+            <w:pPr>
+              <w:pStyle w:val="TableText"/>
+            </w:pPr>
+            <w:r>
+              <w:t>268.60</w:t>
+            </w:r>
+          </w:p>
+        </w:tc>
+      </w:tr>
+      <w:tr>
+        <w:trPr>
+          <w:cantSplit/>
+        </w:trPr>
+        <w:tc>
+          <w:tcPr>
+            <w:tcW w:type="dxa" w:w="680"/>
+          </w:tcPr>
+          <w:p>
+            <w:pPr>
+              <w:pStyle w:val="TableText"/>
+            </w:pPr>
+            <w:r>
+              <w:t>11</w:t>
+            </w:r>
+          </w:p>
+        </w:tc>
+        <w:tc>
+          <w:tcPr>
+            <w:tcW w:type="dxa" w:w="1501"/>
+          </w:tcPr>
+          <w:p>
+            <w:pPr>
+              <w:pStyle w:val="TableText"/>
+            </w:pPr>
+            <w:r>
+              <w:t>ЖБИ</w:t>
+            </w:r>
+          </w:p>
+        </w:tc>
+        <w:tc>
+          <w:tcPr>
+            <w:tcW w:type="dxa" w:w="1501"/>
+          </w:tcPr>
+          <w:p>
+            <w:pPr>
+              <w:pStyle w:val="TableText"/>
+            </w:pPr>
+            <w:r>
+              <w:t>7741.0</w:t>
+            </w:r>
+          </w:p>
+        </w:tc>
+        <w:tc>
+          <w:tcPr>
+            <w:tcW w:type="dxa" w:w="1501"/>
+          </w:tcPr>
+          <w:p>
+            <w:pPr>
+              <w:pStyle w:val="TableText"/>
+            </w:pPr>
+            <w:r>
+              <w:t>222.20</w:t>
+            </w:r>
+          </w:p>
+        </w:tc>
+        <w:tc>
+          <w:tcPr>
+            <w:tcW w:type="dxa" w:w="1501"/>
+          </w:tcPr>
+          <w:p>
+            <w:pPr>
+              <w:pStyle w:val="TableText"/>
+            </w:pPr>
+            <w:r>
+              <w:t>251.80</w:t>
+            </w:r>
+          </w:p>
+        </w:tc>
+        <w:tc>
+          <w:tcPr>
+            <w:tcW w:type="dxa" w:w="1501"/>
+          </w:tcPr>
+          <w:p>
+            <w:pPr>
+              <w:pStyle w:val="TableText"/>
+            </w:pPr>
+            <w:r>
+              <w:t>171.82</w:t>
+            </w:r>
+          </w:p>
+        </w:tc>
+        <w:tc>
+          <w:tcPr>
+            <w:tcW w:type="dxa" w:w="1501"/>
+          </w:tcPr>
+          <w:p>
+            <w:pPr>
+              <w:pStyle w:val="TableText"/>
+            </w:pPr>
+            <w:r>
+              <w:t>273.60</w:t>
+            </w:r>
+          </w:p>
+        </w:tc>
+      </w:tr>
+      <w:tr>
+        <w:trPr>
+          <w:cantSplit/>
+        </w:trPr>
+        <w:tc>
+          <w:tcPr>
+            <w:tcW w:type="dxa" w:w="680"/>
+          </w:tcPr>
+          <w:p>
+            <w:pPr>
+              <w:pStyle w:val="TableText"/>
+            </w:pPr>
+            <w:r>
+              <w:t>12</w:t>
+            </w:r>
+          </w:p>
+        </w:tc>
+        <w:tc>
+          <w:tcPr>
+            <w:tcW w:type="dxa" w:w="1501"/>
+          </w:tcPr>
+          <w:p>
+            <w:pPr>
+              <w:pStyle w:val="TableText"/>
+            </w:pPr>
+            <w:r>
+              <w:t>Цемент</w:t>
+            </w:r>
+          </w:p>
+        </w:tc>
+        <w:tc>
+          <w:tcPr>
+            <w:tcW w:type="dxa" w:w="1501"/>
+          </w:tcPr>
+          <w:p>
+            <w:pPr>
+              <w:pStyle w:val="TableText"/>
+            </w:pPr>
+            <w:r>
+              <w:t>7641.0</w:t>
+            </w:r>
+          </w:p>
+        </w:tc>
+        <w:tc>
+          <w:tcPr>
+            <w:tcW w:type="dxa" w:w="1501"/>
+          </w:tcPr>
+          <w:p>
+            <w:pPr>
+              <w:pStyle w:val="TableText"/>
+            </w:pPr>
+            <w:r>
+              <w:t>212.20</w:t>
+            </w:r>
+          </w:p>
+        </w:tc>
+        <w:tc>
+          <w:tcPr>
+            <w:tcW w:type="dxa" w:w="1501"/>
+          </w:tcPr>
+          <w:p>
+            <w:pPr>
+              <w:pStyle w:val="TableText"/>
+            </w:pPr>
+            <w:r>
+              <w:t>261.80</w:t>
+            </w:r>
+          </w:p>
+        </w:tc>
+        <w:tc>
+          <w:tcPr>
+            <w:tcW w:type="dxa" w:w="1501"/>
+          </w:tcPr>
+          <w:p>
+            <w:pPr>
+              <w:pStyle w:val="TableText"/>
+            </w:pPr>
+            <w:r>
+              <w:t>166.82</w:t>
+            </w:r>
+          </w:p>
+        </w:tc>
+        <w:tc>
+          <w:tcPr>
+            <w:tcW w:type="dxa" w:w="1501"/>
+          </w:tcPr>
+          <w:p>
+            <w:pPr>
+              <w:pStyle w:val="TableText"/>
+            </w:pPr>
+            <w:r>
+              <w:t>278.60</w:t>
+            </w:r>
+          </w:p>
+        </w:tc>
+      </w:tr>
+      <w:tr>
+        <w:trPr>
+          <w:cantSplit/>
+        </w:trPr>
+        <w:tc>
+          <w:tcPr>
+            <w:tcW w:type="dxa" w:w="680"/>
+          </w:tcPr>
+          <w:p>
+            <w:pPr>
+              <w:pStyle w:val="TableText"/>
+            </w:pPr>
+            <w:r>
+              <w:t>13</w:t>
+            </w:r>
+          </w:p>
+        </w:tc>
+        <w:tc>
+          <w:tcPr>
+            <w:tcW w:type="dxa" w:w="1501"/>
+          </w:tcPr>
+          <w:p>
+            <w:pPr>
+              <w:pStyle w:val="TableText"/>
+            </w:pPr>
+            <w:r>
+              <w:t>Песок</w:t>
+            </w:r>
+          </w:p>
+        </w:tc>
+        <w:tc>
+          <w:tcPr>
+            <w:tcW w:type="dxa" w:w="1501"/>
+          </w:tcPr>
+          <w:p>
+            <w:pPr>
+              <w:pStyle w:val="TableText"/>
+            </w:pPr>
+            <w:r>
+              <w:t>7541.0</w:t>
+            </w:r>
+          </w:p>
+        </w:tc>
+        <w:tc>
+          <w:tcPr>
+            <w:tcW w:type="dxa" w:w="1501"/>
+          </w:tcPr>
+          <w:p>
+            <w:pPr>
+              <w:pStyle w:val="TableText"/>
+            </w:pPr>
+            <w:r>
+              <w:t>202.20</w:t>
+            </w:r>
+          </w:p>
+        </w:tc>
+        <w:tc>
+          <w:tcPr>
+            <w:tcW w:type="dxa" w:w="1501"/>
+          </w:tcPr>
+          <w:p>
+            <w:pPr>
+              <w:pStyle w:val="TableText"/>
+            </w:pPr>
+            <w:r>
+              <w:t>271.80</w:t>
+            </w:r>
+          </w:p>
+        </w:tc>
+        <w:tc>
+          <w:tcPr>
+            <w:tcW w:type="dxa" w:w="1501"/>
+          </w:tcPr>
+          <w:p>
+            <w:pPr>
+              <w:pStyle w:val="TableText"/>
+            </w:pPr>
+            <w:r>
+              <w:t>161.82</w:t>
+            </w:r>
+          </w:p>
+        </w:tc>
+        <w:tc>
+          <w:tcPr>
+            <w:tcW w:type="dxa" w:w="1501"/>
+          </w:tcPr>
+          <w:p>
+            <w:pPr>
+              <w:pStyle w:val="TableText"/>
+            </w:pPr>
+            <w:r>
+              <w:t>283.60</w:t>
+            </w:r>
+          </w:p>
+        </w:tc>
+      </w:tr>
+      <w:tr>
+        <w:trPr>
+          <w:cantSplit/>
+        </w:trPr>
+        <w:tc>
+          <w:tcPr>
+            <w:tcW w:type="dxa" w:w="680"/>
+          </w:tcPr>
+          <w:p>
+            <w:pPr>
+              <w:pStyle w:val="TableText"/>
+            </w:pPr>
+            <w:r>
+              <w:t>14</w:t>
+            </w:r>
+          </w:p>
+        </w:tc>
+        <w:tc>
+          <w:tcPr>
+            <w:tcW w:type="dxa" w:w="1501"/>
+          </w:tcPr>
+          <w:p>
+            <w:pPr>
+              <w:pStyle w:val="TableText"/>
+            </w:pPr>
+            <w:r>
+              <w:t>ПАВ</w:t>
+            </w:r>
+          </w:p>
+        </w:tc>
+        <w:tc>
+          <w:tcPr>
+            <w:tcW w:type="dxa" w:w="1501"/>
+          </w:tcPr>
+          <w:p>
+            <w:pPr>
+              <w:pStyle w:val="TableText"/>
+            </w:pPr>
+            <w:r>
+              <w:t>7441.0</w:t>
+            </w:r>
+          </w:p>
+        </w:tc>
+        <w:tc>
+          <w:tcPr>
+            <w:tcW w:type="dxa" w:w="1501"/>
+          </w:tcPr>
+          <w:p>
+            <w:pPr>
+              <w:pStyle w:val="TableText"/>
+            </w:pPr>
+            <w:r>
+              <w:t>192.20</w:t>
+            </w:r>
+          </w:p>
+        </w:tc>
+        <w:tc>
+          <w:tcPr>
+            <w:tcW w:type="dxa" w:w="1501"/>
+          </w:tcPr>
+          <w:p>
+            <w:pPr>
+              <w:pStyle w:val="TableText"/>
+            </w:pPr>
+            <w:r>
+              <w:t>281.80</w:t>
+            </w:r>
+          </w:p>
+        </w:tc>
+        <w:tc>
+          <w:tcPr>
+            <w:tcW w:type="dxa" w:w="1501"/>
+          </w:tcPr>
+          <w:p>
+            <w:pPr>
+              <w:pStyle w:val="TableText"/>
+            </w:pPr>
+            <w:r>
+              <w:t>156.82</w:t>
+            </w:r>
+          </w:p>
+        </w:tc>
+        <w:tc>
+          <w:tcPr>
+            <w:tcW w:type="dxa" w:w="1501"/>
+          </w:tcPr>
+          <w:p>
+            <w:pPr>
+              <w:pStyle w:val="TableText"/>
+            </w:pPr>
+            <w:r>
+              <w:t>288.60</w:t>
+            </w:r>
+          </w:p>
+        </w:tc>
+      </w:tr>
+      <w:tr>
+        <w:trPr>
+          <w:cantSplit/>
+        </w:trPr>
+        <w:tc>
+          <w:tcPr>
+            <w:tcW w:type="dxa" w:w="680"/>
+          </w:tcPr>
+          <w:p>
+            <w:pPr>
+              <w:pStyle w:val="TableText"/>
+            </w:pPr>
+            <w:r>
+              <w:t>15</w:t>
+            </w:r>
+          </w:p>
+        </w:tc>
+        <w:tc>
+          <w:tcPr>
+            <w:tcW w:type="dxa" w:w="1501"/>
+          </w:tcPr>
+          <w:p>
+            <w:pPr>
+              <w:pStyle w:val="TableText"/>
+            </w:pPr>
+            <w:r>
+              <w:t>Бетон</w:t>
+            </w:r>
+          </w:p>
+        </w:tc>
+        <w:tc>
+          <w:tcPr>
+            <w:tcW w:type="dxa" w:w="1501"/>
+          </w:tcPr>
+          <w:p>
+            <w:pPr>
+              <w:pStyle w:val="TableText"/>
+            </w:pPr>
+            <w:r>
+              <w:t>7341.0</w:t>
+            </w:r>
+          </w:p>
+        </w:tc>
+        <w:tc>
+          <w:tcPr>
+            <w:tcW w:type="dxa" w:w="1501"/>
+          </w:tcPr>
+          <w:p>
+            <w:pPr>
+              <w:pStyle w:val="TableText"/>
+            </w:pPr>
+            <w:r>
+              <w:t>182.20</w:t>
+            </w:r>
+          </w:p>
+        </w:tc>
+        <w:tc>
+          <w:tcPr>
+            <w:tcW w:type="dxa" w:w="1501"/>
+          </w:tcPr>
+          <w:p>
+            <w:pPr>
+              <w:pStyle w:val="TableText"/>
+            </w:pPr>
+            <w:r>
+              <w:t>291.80</w:t>
+            </w:r>
+          </w:p>
+        </w:tc>
+        <w:tc>
+          <w:tcPr>
+            <w:tcW w:type="dxa" w:w="1501"/>
+          </w:tcPr>
+          <w:p>
+            <w:pPr>
+              <w:pStyle w:val="TableText"/>
+            </w:pPr>
+            <w:r>
+              <w:t>151.82</w:t>
+            </w:r>
+          </w:p>
+        </w:tc>
+        <w:tc>
+          <w:tcPr>
+            <w:tcW w:type="dxa" w:w="1501"/>
+          </w:tcPr>
+          <w:p>
+            <w:pPr>
+              <w:pStyle w:val="TableText"/>
+            </w:pPr>
+            <w:r>
+              <w:t>293.60</w:t>
+            </w:r>
+          </w:p>
+        </w:tc>
+      </w:tr>
+      <w:tr>
+        <w:trPr>
+          <w:cantSplit/>
+        </w:trPr>
+        <w:tc>
+          <w:tcPr>
+            <w:tcW w:type="dxa" w:w="680"/>
+          </w:tcPr>
+          <w:p>
+            <w:pPr>
+              <w:pStyle w:val="TableText"/>
+            </w:pPr>
+            <w:r>
+              <w:t>16</w:t>
+            </w:r>
+          </w:p>
+        </w:tc>
+        <w:tc>
+          <w:tcPr>
+            <w:tcW w:type="dxa" w:w="1501"/>
+          </w:tcPr>
+          <w:p>
+            <w:pPr>
+              <w:pStyle w:val="TableText"/>
+            </w:pPr>
+            <w:r>
+              <w:t>ПГС</w:t>
+            </w:r>
+          </w:p>
+        </w:tc>
+        <w:tc>
+          <w:tcPr>
+            <w:tcW w:type="dxa" w:w="1501"/>
+          </w:tcPr>
+          <w:p>
+            <w:pPr>
+              <w:pStyle w:val="TableText"/>
+            </w:pPr>
+            <w:r>
+              <w:t>7241.0</w:t>
+            </w:r>
+          </w:p>
+        </w:tc>
+        <w:tc>
+          <w:tcPr>
+            <w:tcW w:type="dxa" w:w="1501"/>
+          </w:tcPr>
+          <w:p>
+            <w:pPr>
+              <w:pStyle w:val="TableText"/>
+            </w:pPr>
+            <w:r>
+              <w:t>172.20</w:t>
+            </w:r>
+          </w:p>
+        </w:tc>
+        <w:tc>
+          <w:tcPr>
+            <w:tcW w:type="dxa" w:w="1501"/>
+          </w:tcPr>
+          <w:p>
+            <w:pPr>
+              <w:pStyle w:val="TableText"/>
+            </w:pPr>
+            <w:r>
+              <w:t>301.80</w:t>
+            </w:r>
+          </w:p>
+        </w:tc>
+        <w:tc>
+          <w:tcPr>
+            <w:tcW w:type="dxa" w:w="1501"/>
+          </w:tcPr>
+          <w:p>
+            <w:pPr>
+              <w:pStyle w:val="TableText"/>
+            </w:pPr>
+            <w:r>
+              <w:t>146.82</w:t>
+            </w:r>
+          </w:p>
+        </w:tc>
+        <w:tc>
+          <w:tcPr>
+            <w:tcW w:type="dxa" w:w="1501"/>
+          </w:tcPr>
+          <w:p>
+            <w:pPr>
+              <w:pStyle w:val="TableText"/>
+            </w:pPr>
+            <w:r>
+              <w:t>298.60</w:t>
+            </w:r>
+          </w:p>
+        </w:tc>
+      </w:tr>
+      <w:tr>
+        <w:trPr>
+          <w:cantSplit/>
+        </w:trPr>
+        <w:tc>
+          <w:tcPr>
+            <w:tcW w:type="dxa" w:w="680"/>
+          </w:tcPr>
+          <w:p>
+            <w:pPr>
+              <w:pStyle w:val="TableText"/>
+            </w:pPr>
+            <w:r>
+              <w:t>17</w:t>
+            </w:r>
+          </w:p>
+        </w:tc>
+        <w:tc>
+          <w:tcPr>
+            <w:tcW w:type="dxa" w:w="1501"/>
+          </w:tcPr>
+          <w:p>
+            <w:pPr>
+              <w:pStyle w:val="TableText"/>
+            </w:pPr>
+            <w:r>
+              <w:t>Щебень</w:t>
+            </w:r>
+          </w:p>
+        </w:tc>
+        <w:tc>
+          <w:tcPr>
+            <w:tcW w:type="dxa" w:w="1501"/>
+          </w:tcPr>
+          <w:p>
+            <w:pPr>
+              <w:pStyle w:val="TableText"/>
+            </w:pPr>
+            <w:r>
+              <w:t>7141.0</w:t>
+            </w:r>
+          </w:p>
+        </w:tc>
+        <w:tc>
+          <w:tcPr>
+            <w:tcW w:type="dxa" w:w="1501"/>
+          </w:tcPr>
+          <w:p>
+            <w:pPr>
+              <w:pStyle w:val="TableText"/>
+            </w:pPr>
+            <w:r>
+              <w:t>162.20</w:t>
+            </w:r>
+          </w:p>
+        </w:tc>
+        <w:tc>
+          <w:tcPr>
+            <w:tcW w:type="dxa" w:w="1501"/>
+          </w:tcPr>
+          <w:p>
+            <w:pPr>
+              <w:pStyle w:val="TableText"/>
+            </w:pPr>
+            <w:r>
+              <w:t>311.80</w:t>
+            </w:r>
+          </w:p>
+        </w:tc>
+        <w:tc>
+          <w:tcPr>
+            <w:tcW w:type="dxa" w:w="1501"/>
+          </w:tcPr>
+          <w:p>
+            <w:pPr>
+              <w:pStyle w:val="TableText"/>
+            </w:pPr>
+            <w:r>
+              <w:t>141.82</w:t>
+            </w:r>
+          </w:p>
+        </w:tc>
+        <w:tc>
+          <w:tcPr>
+            <w:tcW w:type="dxa" w:w="1501"/>
+          </w:tcPr>
+          <w:p>
+            <w:pPr>
+              <w:pStyle w:val="TableText"/>
+            </w:pPr>
+            <w:r>
+              <w:t>303.60</w:t>
+            </w:r>
+          </w:p>
+        </w:tc>
+      </w:tr>
+      <w:tr>
+        <w:trPr>
+          <w:cantSplit/>
+        </w:trPr>
+        <w:tc>
+          <w:tcPr>
+            <w:tcW w:type="dxa" w:w="680"/>
+          </w:tcPr>
+          <w:p>
+            <w:pPr>
+              <w:pStyle w:val="TableText"/>
+            </w:pPr>
+            <w:r>
+              <w:t>18</w:t>
+            </w:r>
+          </w:p>
+        </w:tc>
+        <w:tc>
+          <w:tcPr>
+            <w:tcW w:type="dxa" w:w="1501"/>
+          </w:tcPr>
+          <w:p>
+            <w:pPr>
+              <w:pStyle w:val="TableText"/>
+            </w:pPr>
+            <w:r>
+              <w:t>ЖБИ</w:t>
+            </w:r>
+          </w:p>
+        </w:tc>
+        <w:tc>
+          <w:tcPr>
+            <w:tcW w:type="dxa" w:w="1501"/>
+          </w:tcPr>
+          <w:p>
+            <w:pPr>
+              <w:pStyle w:val="TableText"/>
+            </w:pPr>
+            <w:r>
+              <w:t>7041.0</w:t>
+            </w:r>
+          </w:p>
+        </w:tc>
+        <w:tc>
+          <w:tcPr>
+            <w:tcW w:type="dxa" w:w="1501"/>
+          </w:tcPr>
+          <w:p>
+            <w:pPr>
+              <w:pStyle w:val="TableText"/>
+            </w:pPr>
+            <w:r>
+              <w:t>152.20</w:t>
+            </w:r>
+          </w:p>
+        </w:tc>
+        <w:tc>
+          <w:tcPr>
+            <w:tcW w:type="dxa" w:w="1501"/>
+          </w:tcPr>
+          <w:p>
+            <w:pPr>
+              <w:pStyle w:val="TableText"/>
+            </w:pPr>
+            <w:r>
+              <w:t>321.80</w:t>
+            </w:r>
+          </w:p>
+        </w:tc>
+        <w:tc>
+          <w:tcPr>
+            <w:tcW w:type="dxa" w:w="1501"/>
+          </w:tcPr>
+          <w:p>
+            <w:pPr>
+              <w:pStyle w:val="TableText"/>
+            </w:pPr>
+            <w:r>
+              <w:t>136.82</w:t>
+            </w:r>
+          </w:p>
+        </w:tc>
+        <w:tc>
+          <w:tcPr>
+            <w:tcW w:type="dxa" w:w="1501"/>
+          </w:tcPr>
+          <w:p>
+            <w:pPr>
+              <w:pStyle w:val="TableText"/>
+            </w:pPr>
+            <w:r>
+              <w:t>308.60</w:t>
+            </w:r>
+          </w:p>
+        </w:tc>
+      </w:tr>
+      <w:tr>
+        <w:trPr>
+          <w:cantSplit/>
+        </w:trPr>
+        <w:tc>
+          <w:tcPr>
+            <w:tcW w:type="dxa" w:w="680"/>
+          </w:tcPr>
+          <w:p>
+            <w:pPr>
+              <w:pStyle w:val="TableText"/>
+            </w:pPr>
+            <w:r>
+              <w:t>19</w:t>
+            </w:r>
+          </w:p>
+        </w:tc>
+        <w:tc>
+          <w:tcPr>
+            <w:tcW w:type="dxa" w:w="1501"/>
+          </w:tcPr>
+          <w:p>
+            <w:pPr>
+              <w:pStyle w:val="TableText"/>
+            </w:pPr>
+            <w:r>
+              <w:t>Цемент</w:t>
+            </w:r>
+          </w:p>
+        </w:tc>
+        <w:tc>
+          <w:tcPr>
+            <w:tcW w:type="dxa" w:w="1501"/>
+          </w:tcPr>
+          <w:p>
+            <w:pPr>
+              <w:pStyle w:val="TableText"/>
+            </w:pPr>
+            <w:r>
+              <w:t>6941.0</w:t>
+            </w:r>
+          </w:p>
+        </w:tc>
+        <w:tc>
+          <w:tcPr>
+            <w:tcW w:type="dxa" w:w="1501"/>
+          </w:tcPr>
+          <w:p>
+            <w:pPr>
+              <w:pStyle w:val="TableText"/>
+            </w:pPr>
+            <w:r>
+              <w:t>142.20</w:t>
+            </w:r>
+          </w:p>
+        </w:tc>
+        <w:tc>
+          <w:tcPr>
+            <w:tcW w:type="dxa" w:w="1501"/>
+          </w:tcPr>
+          <w:p>
+            <w:pPr>
+              <w:pStyle w:val="TableText"/>
+            </w:pPr>
+            <w:r>
+              <w:t>331.80</w:t>
+            </w:r>
+          </w:p>
+        </w:tc>
+        <w:tc>
+          <w:tcPr>
+            <w:tcW w:type="dxa" w:w="1501"/>
+          </w:tcPr>
+          <w:p>
+            <w:pPr>
+              <w:pStyle w:val="TableText"/>
+            </w:pPr>
+            <w:r>
+              <w:t>131.82</w:t>
+            </w:r>
+          </w:p>
+        </w:tc>
+        <w:tc>
+          <w:tcPr>
+            <w:tcW w:type="dxa" w:w="1501"/>
+          </w:tcPr>
+          <w:p>
+            <w:pPr>
+              <w:pStyle w:val="TableText"/>
+            </w:pPr>
+            <w:r>
+              <w:t>313.60</w:t>
+            </w:r>
+          </w:p>
+        </w:tc>
+      </w:tr>
+      <w:tr>
+        <w:trPr>
+          <w:cantSplit/>
+        </w:trPr>
+        <w:tc>
+          <w:tcPr>
+            <w:tcW w:type="dxa" w:w="680"/>
+          </w:tcPr>
+          <w:p>
+            <w:pPr>
+              <w:pStyle w:val="TableText"/>
+            </w:pPr>
+            <w:r>
+              <w:t>20</w:t>
+            </w:r>
+          </w:p>
+        </w:tc>
+        <w:tc>
+          <w:tcPr>
+            <w:tcW w:type="dxa" w:w="1501"/>
+          </w:tcPr>
+          <w:p>
+            <w:pPr>
+              <w:pStyle w:val="TableText"/>
+            </w:pPr>
+            <w:r>
+              <w:t>Песок</w:t>
+            </w:r>
+          </w:p>
+        </w:tc>
+        <w:tc>
+          <w:tcPr>
+            <w:tcW w:type="dxa" w:w="1501"/>
+          </w:tcPr>
+          <w:p>
+            <w:pPr>
+              <w:pStyle w:val="TableText"/>
+            </w:pPr>
+            <w:r>
+              <w:t>6841.0</w:t>
+            </w:r>
+          </w:p>
+        </w:tc>
+        <w:tc>
+          <w:tcPr>
+            <w:tcW w:type="dxa" w:w="1501"/>
+          </w:tcPr>
+          <w:p>
+            <w:pPr>
+              <w:pStyle w:val="TableText"/>
+            </w:pPr>
+            <w:r>
+              <w:t>132.20</w:t>
+            </w:r>
+          </w:p>
+        </w:tc>
+        <w:tc>
+          <w:tcPr>
+            <w:tcW w:type="dxa" w:w="1501"/>
+          </w:tcPr>
+          <w:p>
+            <w:pPr>
+              <w:pStyle w:val="TableText"/>
+            </w:pPr>
+            <w:r>
+              <w:t>341.80</w:t>
+            </w:r>
+          </w:p>
+        </w:tc>
+        <w:tc>
+          <w:tcPr>
+            <w:tcW w:type="dxa" w:w="1501"/>
+          </w:tcPr>
+          <w:p>
+            <w:pPr>
+              <w:pStyle w:val="TableText"/>
+            </w:pPr>
+            <w:r>
+              <w:t>126.82</w:t>
+            </w:r>
+          </w:p>
+        </w:tc>
+        <w:tc>
+          <w:tcPr>
+            <w:tcW w:type="dxa" w:w="1501"/>
+          </w:tcPr>
+          <w:p>
+            <w:pPr>
+              <w:pStyle w:val="TableText"/>
+            </w:pPr>
+            <w:r>
+              <w:t>318.60</w:t>
+            </w:r>
+          </w:p>
+        </w:tc>
+      </w:tr>
+    </w:tbl>
+    <w:p>
+      <w:pPr>
+        <w:keepNext/>
+        <w:pageBreakBefore/>
+        <w:spacing w:line="240" w:lineRule="auto" w:after="120"/>
+        <w:ind w:firstLine="0"/>
+        <w:jc w:val="right"/>
+      </w:pPr>
+      <w:r>
+        <w:rPr>
+          <w:sz w:val="28"/>
+        </w:rPr>
+        <w:t>Продолжение табл. 5</w:t>
+      </w:r>
+    </w:p>
+    <w:tbl>
+      <w:tblPr>
+        <w:tblStyle w:val="TableGrid"/>
+        <w:tblW w:type="auto" w:w="0"/>
+        <w:jc w:val="center"/>
+        <w:tblLayout w:type="fixed"/>
+        <w:tblLook w:firstColumn="1" w:firstRow="1" w:lastColumn="0" w:lastRow="0" w:noHBand="0" w:noVBand="1" w:val="04A0"/>
+      </w:tblPr>
+      <w:tblGrid>
+        <w:gridCol w:w="680"/>
+        <w:gridCol w:w="1501"/>
+        <w:gridCol w:w="1501"/>
+        <w:gridCol w:w="1501"/>
+        <w:gridCol w:w="1501"/>
+        <w:gridCol w:w="1501"/>
+        <w:gridCol w:w="1501"/>
+      </w:tblGrid>
+      <w:tr>
+        <w:trPr>
+          <w:cantSplit/>
+        </w:trPr>
+        <w:tc>
+          <w:tcPr>
+            <w:tcW w:type="dxa" w:w="680"/>
+          </w:tcPr>
+          <w:p>
+            <w:pPr>
+              <w:pStyle w:val="TableText"/>
+            </w:pPr>
+            <w:r>
+              <w:t>1</w:t>
+            </w:r>
+          </w:p>
+        </w:tc>
+        <w:tc>
+          <w:tcPr>
+            <w:tcW w:type="dxa" w:w="1501"/>
+          </w:tcPr>
+          <w:p>
+            <w:pPr>
+              <w:pStyle w:val="TableText"/>
+            </w:pPr>
+            <w:r>
+              <w:t>2</w:t>
+            </w:r>
+          </w:p>
+        </w:tc>
+        <w:tc>
+          <w:tcPr>
+            <w:tcW w:type="dxa" w:w="1501"/>
+          </w:tcPr>
+          <w:p>
+            <w:pPr>
+              <w:pStyle w:val="TableText"/>
+            </w:pPr>
+            <w:r>
+              <w:t>3</w:t>
+            </w:r>
+          </w:p>
+        </w:tc>
+        <w:tc>
+          <w:tcPr>
+            <w:tcW w:type="dxa" w:w="1501"/>
+          </w:tcPr>
+          <w:p>
+            <w:pPr>
+              <w:pStyle w:val="TableText"/>
+            </w:pPr>
+            <w:r>
+              <w:t>4</w:t>
+            </w:r>
+          </w:p>
+        </w:tc>
+        <w:tc>
+          <w:tcPr>
+            <w:tcW w:type="dxa" w:w="1501"/>
+          </w:tcPr>
+          <w:p>
+            <w:pPr>
+              <w:pStyle w:val="TableText"/>
+            </w:pPr>
+            <w:r>
+              <w:t>5</w:t>
+            </w:r>
+          </w:p>
+        </w:tc>
+        <w:tc>
+          <w:tcPr>
+            <w:tcW w:type="dxa" w:w="1501"/>
+          </w:tcPr>
+          <w:p>
+            <w:pPr>
+              <w:pStyle w:val="TableText"/>
+            </w:pPr>
+            <w:r>
+              <w:t>6</w:t>
+            </w:r>
+          </w:p>
+        </w:tc>
+        <w:tc>
+          <w:tcPr>
+            <w:tcW w:type="dxa" w:w="1501"/>
+          </w:tcPr>
+          <w:p>
+            <w:pPr>
+              <w:pStyle w:val="TableText"/>
+            </w:pPr>
+            <w:r>
+              <w:t>7</w:t>
+            </w:r>
+          </w:p>
+        </w:tc>
+      </w:tr>
+      <w:tr>
+        <w:trPr>
+          <w:cantSplit/>
+        </w:trPr>
+        <w:tc>
+          <w:tcPr>
+            <w:tcW w:type="dxa" w:w="680"/>
+          </w:tcPr>
+          <w:p>
+            <w:pPr>
+              <w:pStyle w:val="TableText"/>
+            </w:pPr>
+            <w:r>
+              <w:t>21</w:t>
+            </w:r>
+          </w:p>
+        </w:tc>
+        <w:tc>
+          <w:tcPr>
+            <w:tcW w:type="dxa" w:w="1501"/>
+          </w:tcPr>
+          <w:p>
+            <w:pPr>
+              <w:pStyle w:val="TableText"/>
+            </w:pPr>
+            <w:r>
+              <w:t>ПАВ</w:t>
+            </w:r>
+          </w:p>
+        </w:tc>
+        <w:tc>
+          <w:tcPr>
+            <w:tcW w:type="dxa" w:w="1501"/>
+          </w:tcPr>
+          <w:p>
+            <w:pPr>
+              <w:pStyle w:val="TableText"/>
+            </w:pPr>
+            <w:r>
+              <w:t>6741.0</w:t>
+            </w:r>
+          </w:p>
+        </w:tc>
+        <w:tc>
+          <w:tcPr>
+            <w:tcW w:type="dxa" w:w="1501"/>
+          </w:tcPr>
+          <w:p>
+            <w:pPr>
+              <w:pStyle w:val="TableText"/>
+            </w:pPr>
+            <w:r>
+              <w:t>122.20</w:t>
+            </w:r>
+          </w:p>
+        </w:tc>
+        <w:tc>
+          <w:tcPr>
+            <w:tcW w:type="dxa" w:w="1501"/>
+          </w:tcPr>
+          <w:p>
+            <w:pPr>
+              <w:pStyle w:val="TableText"/>
+            </w:pPr>
+            <w:r>
+              <w:t>351.80</w:t>
+            </w:r>
+          </w:p>
+        </w:tc>
+        <w:tc>
+          <w:tcPr>
+            <w:tcW w:type="dxa" w:w="1501"/>
+          </w:tcPr>
+          <w:p>
+            <w:pPr>
+              <w:pStyle w:val="TableText"/>
+            </w:pPr>
+            <w:r>
+              <w:t>121.82</w:t>
+            </w:r>
+          </w:p>
+        </w:tc>
+        <w:tc>
+          <w:tcPr>
+            <w:tcW w:type="dxa" w:w="1501"/>
+          </w:tcPr>
+          <w:p>
+            <w:pPr>
+              <w:pStyle w:val="TableText"/>
+            </w:pPr>
+            <w:r>
+              <w:t>323.60</w:t>
+            </w:r>
+          </w:p>
+        </w:tc>
+      </w:tr>
+      <w:tr>
+        <w:trPr>
+          <w:cantSplit/>
+        </w:trPr>
+        <w:tc>
+          <w:tcPr>
+            <w:tcW w:type="dxa" w:w="680"/>
+          </w:tcPr>
+          <w:p>
+            <w:pPr>
+              <w:pStyle w:val="TableText"/>
+            </w:pPr>
+            <w:r>
+              <w:t>22</w:t>
+            </w:r>
+          </w:p>
+        </w:tc>
+        <w:tc>
+          <w:tcPr>
+            <w:tcW w:type="dxa" w:w="1501"/>
+          </w:tcPr>
+          <w:p>
+            <w:pPr>
+              <w:pStyle w:val="TableText"/>
+            </w:pPr>
+            <w:r>
+              <w:t>Бетон</w:t>
+            </w:r>
+          </w:p>
+        </w:tc>
+        <w:tc>
+          <w:tcPr>
+            <w:tcW w:type="dxa" w:w="1501"/>
+          </w:tcPr>
+          <w:p>
+            <w:pPr>
+              <w:pStyle w:val="TableText"/>
+            </w:pPr>
+            <w:r>
+              <w:t>6641.0</w:t>
+            </w:r>
+          </w:p>
+        </w:tc>
+        <w:tc>
+          <w:tcPr>
+            <w:tcW w:type="dxa" w:w="1501"/>
+          </w:tcPr>
+          <w:p>
+            <w:pPr>
+              <w:pStyle w:val="TableText"/>
+            </w:pPr>
+            <w:r>
+              <w:t>112.20</w:t>
+            </w:r>
+          </w:p>
+        </w:tc>
+        <w:tc>
+          <w:tcPr>
+            <w:tcW w:type="dxa" w:w="1501"/>
+          </w:tcPr>
+          <w:p>
+            <w:pPr>
+              <w:pStyle w:val="TableText"/>
+            </w:pPr>
+            <w:r>
+              <w:t>361.80</w:t>
+            </w:r>
+          </w:p>
+        </w:tc>
+        <w:tc>
+          <w:tcPr>
+            <w:tcW w:type="dxa" w:w="1501"/>
+          </w:tcPr>
+          <w:p>
+            <w:pPr>
+              <w:pStyle w:val="TableText"/>
+            </w:pPr>
+            <w:r>
+              <w:t>116.82</w:t>
+            </w:r>
+          </w:p>
+        </w:tc>
+        <w:tc>
+          <w:tcPr>
+            <w:tcW w:type="dxa" w:w="1501"/>
+          </w:tcPr>
+          <w:p>
+            <w:pPr>
+              <w:pStyle w:val="TableText"/>
+            </w:pPr>
+            <w:r>
+              <w:t>328.60</w:t>
+            </w:r>
+          </w:p>
+        </w:tc>
+      </w:tr>
+      <w:tr>
+        <w:trPr>
+          <w:cantSplit/>
+        </w:trPr>
+        <w:tc>
+          <w:tcPr>
+            <w:tcW w:type="dxa" w:w="680"/>
+          </w:tcPr>
+          <w:p>
+            <w:pPr>
+              <w:pStyle w:val="TableText"/>
+            </w:pPr>
+            <w:r>
+              <w:t>23</w:t>
+            </w:r>
+          </w:p>
+        </w:tc>
+        <w:tc>
+          <w:tcPr>
+            <w:tcW w:type="dxa" w:w="1501"/>
+          </w:tcPr>
+          <w:p>
+            <w:pPr>
+              <w:pStyle w:val="TableText"/>
+            </w:pPr>
+            <w:r>
+              <w:t>ПГС</w:t>
+            </w:r>
+          </w:p>
+        </w:tc>
+        <w:tc>
+          <w:tcPr>
+            <w:tcW w:type="dxa" w:w="1501"/>
+          </w:tcPr>
+          <w:p>
+            <w:pPr>
+              <w:pStyle w:val="TableText"/>
+            </w:pPr>
+            <w:r>
+              <w:t>6541.0</w:t>
+            </w:r>
+          </w:p>
+        </w:tc>
+        <w:tc>
+          <w:tcPr>
+            <w:tcW w:type="dxa" w:w="1501"/>
+          </w:tcPr>
+          <w:p>
+            <w:pPr>
+              <w:pStyle w:val="TableText"/>
+            </w:pPr>
+            <w:r>
+              <w:t>102.20</w:t>
+            </w:r>
+          </w:p>
+        </w:tc>
+        <w:tc>
+          <w:tcPr>
+            <w:tcW w:type="dxa" w:w="1501"/>
+          </w:tcPr>
+          <w:p>
+            <w:pPr>
+              <w:pStyle w:val="TableText"/>
+            </w:pPr>
+            <w:r>
+              <w:t>371.80</w:t>
+            </w:r>
+          </w:p>
+        </w:tc>
+        <w:tc>
+          <w:tcPr>
+            <w:tcW w:type="dxa" w:w="1501"/>
+          </w:tcPr>
+          <w:p>
+            <w:pPr>
+              <w:pStyle w:val="TableText"/>
+            </w:pPr>
+            <w:r>
+              <w:t>111.82</w:t>
+            </w:r>
+          </w:p>
+        </w:tc>
+        <w:tc>
+          <w:tcPr>
+            <w:tcW w:type="dxa" w:w="1501"/>
+          </w:tcPr>
+          <w:p>
+            <w:pPr>
+              <w:pStyle w:val="TableText"/>
+            </w:pPr>
+            <w:r>
+              <w:t>333.60</w:t>
+            </w:r>
+          </w:p>
+        </w:tc>
+      </w:tr>
+      <w:tr>
+        <w:trPr>
+          <w:cantSplit/>
+        </w:trPr>
+        <w:tc>
+          <w:tcPr>
+            <w:tcW w:type="dxa" w:w="680"/>
+          </w:tcPr>
+          <w:p>
+            <w:pPr>
+              <w:pStyle w:val="TableText"/>
+            </w:pPr>
+            <w:r>
+              <w:t>24</w:t>
+            </w:r>
+          </w:p>
+        </w:tc>
+        <w:tc>
+          <w:tcPr>
+            <w:tcW w:type="dxa" w:w="1501"/>
+          </w:tcPr>
+          <w:p>
+            <w:pPr>
+              <w:pStyle w:val="TableText"/>
+            </w:pPr>
+            <w:r>
+              <w:t>Щебень</w:t>
+            </w:r>
+          </w:p>
+        </w:tc>
+        <w:tc>
+          <w:tcPr>
+            <w:tcW w:type="dxa" w:w="1501"/>
+          </w:tcPr>
+          <w:p>
+            <w:pPr>
+              <w:pStyle w:val="TableText"/>
+            </w:pPr>
+            <w:r>
+              <w:t>6441.0</w:t>
+            </w:r>
+          </w:p>
+        </w:tc>
+        <w:tc>
+          <w:tcPr>
+            <w:tcW w:type="dxa" w:w="1501"/>
+          </w:tcPr>
+          <w:p>
+            <w:pPr>
+              <w:pStyle w:val="TableText"/>
+            </w:pPr>
+            <w:r>
+              <w:t>92.20</w:t>
+            </w:r>
+          </w:p>
+        </w:tc>
+        <w:tc>
+          <w:tcPr>
+            <w:tcW w:type="dxa" w:w="1501"/>
+          </w:tcPr>
+          <w:p>
+            <w:pPr>
+              <w:pStyle w:val="TableText"/>
+            </w:pPr>
+            <w:r>
+              <w:t>381.80</w:t>
+            </w:r>
+          </w:p>
+        </w:tc>
+        <w:tc>
+          <w:tcPr>
+            <w:tcW w:type="dxa" w:w="1501"/>
+          </w:tcPr>
+          <w:p>
+            <w:pPr>
+              <w:pStyle w:val="TableText"/>
+            </w:pPr>
+            <w:r>
+              <w:t>106.82</w:t>
+            </w:r>
+          </w:p>
+        </w:tc>
+        <w:tc>
+          <w:tcPr>
+            <w:tcW w:type="dxa" w:w="1501"/>
+          </w:tcPr>
+          <w:p>
+            <w:pPr>
+              <w:pStyle w:val="TableText"/>
+            </w:pPr>
+            <w:r>
+              <w:t>338.60</w:t>
+            </w:r>
+          </w:p>
+        </w:tc>
+      </w:tr>
+      <w:tr>
+        <w:trPr>
+          <w:cantSplit/>
+        </w:trPr>
+        <w:tc>
+          <w:tcPr>
+            <w:tcW w:type="dxa" w:w="680"/>
+          </w:tcPr>
+          <w:p>
+            <w:pPr>
+              <w:pStyle w:val="TableText"/>
+            </w:pPr>
+            <w:r>
+              <w:t>25</w:t>
+            </w:r>
+          </w:p>
+        </w:tc>
+        <w:tc>
+          <w:tcPr>
+            <w:tcW w:type="dxa" w:w="1501"/>
+          </w:tcPr>
+          <w:p>
+            <w:pPr>
+              <w:pStyle w:val="TableText"/>
+            </w:pPr>
+            <w:r>
+              <w:t>ЖБИ</w:t>
+            </w:r>
+          </w:p>
+        </w:tc>
+        <w:tc>
+          <w:tcPr>
+            <w:tcW w:type="dxa" w:w="1501"/>
+          </w:tcPr>
+          <w:p>
+            <w:pPr>
+              <w:pStyle w:val="TableText"/>
+            </w:pPr>
+            <w:r>
+              <w:t>6341.0</w:t>
+            </w:r>
+          </w:p>
+        </w:tc>
+        <w:tc>
+          <w:tcPr>
+            <w:tcW w:type="dxa" w:w="1501"/>
+          </w:tcPr>
+          <w:p>
+            <w:pPr>
+              <w:pStyle w:val="TableText"/>
+            </w:pPr>
+            <w:r>
+              <w:t>82.20</w:t>
+            </w:r>
+          </w:p>
+        </w:tc>
+        <w:tc>
+          <w:tcPr>
+            <w:tcW w:type="dxa" w:w="1501"/>
+          </w:tcPr>
+          <w:p>
+            <w:pPr>
+              <w:pStyle w:val="TableText"/>
+            </w:pPr>
+            <w:r>
+              <w:t>391.80</w:t>
+            </w:r>
+          </w:p>
+        </w:tc>
+        <w:tc>
+          <w:tcPr>
+            <w:tcW w:type="dxa" w:w="1501"/>
+          </w:tcPr>
+          <w:p>
+            <w:pPr>
+              <w:pStyle w:val="TableText"/>
+            </w:pPr>
+            <w:r>
+              <w:t>101.82</w:t>
+            </w:r>
+          </w:p>
+        </w:tc>
+        <w:tc>
+          <w:tcPr>
+            <w:tcW w:type="dxa" w:w="1501"/>
+          </w:tcPr>
+          <w:p>
+            <w:pPr>
+              <w:pStyle w:val="TableText"/>
+            </w:pPr>
+            <w:r>
+              <w:t>343.60</w:t>
+            </w:r>
+          </w:p>
+        </w:tc>
+      </w:tr>
+      <w:tr>
+        <w:trPr>
+          <w:cantSplit/>
+        </w:trPr>
+        <w:tc>
+          <w:tcPr>
+            <w:tcW w:type="dxa" w:w="680"/>
+          </w:tcPr>
+          <w:p>
+            <w:pPr>
+              <w:pStyle w:val="TableText"/>
+            </w:pPr>
+            <w:r>
+              <w:t>26</w:t>
+            </w:r>
+          </w:p>
+        </w:tc>
+        <w:tc>
+          <w:tcPr>
+            <w:tcW w:type="dxa" w:w="1501"/>
+          </w:tcPr>
+          <w:p>
+            <w:pPr>
+              <w:pStyle w:val="TableText"/>
+            </w:pPr>
+            <w:r>
+              <w:t>Цемент</w:t>
+            </w:r>
+          </w:p>
+        </w:tc>
+        <w:tc>
+          <w:tcPr>
+            <w:tcW w:type="dxa" w:w="1501"/>
+          </w:tcPr>
+          <w:p>
+            <w:pPr>
+              <w:pStyle w:val="TableText"/>
+            </w:pPr>
+            <w:r>
+              <w:t>6241.0</w:t>
+            </w:r>
+          </w:p>
+        </w:tc>
+        <w:tc>
+          <w:tcPr>
+            <w:tcW w:type="dxa" w:w="1501"/>
+          </w:tcPr>
+          <w:p>
+            <w:pPr>
+              <w:pStyle w:val="TableText"/>
+            </w:pPr>
+            <w:r>
+              <w:t>72.20</w:t>
+            </w:r>
+          </w:p>
+        </w:tc>
+        <w:tc>
+          <w:tcPr>
+            <w:tcW w:type="dxa" w:w="1501"/>
+          </w:tcPr>
+          <w:p>
+            <w:pPr>
+              <w:pStyle w:val="TableText"/>
+            </w:pPr>
+            <w:r>
+              <w:t>401.80</w:t>
+            </w:r>
+          </w:p>
+        </w:tc>
+        <w:tc>
+          <w:tcPr>
+            <w:tcW w:type="dxa" w:w="1501"/>
+          </w:tcPr>
+          <w:p>
+            <w:pPr>
+              <w:pStyle w:val="TableText"/>
+            </w:pPr>
+            <w:r>
+              <w:t>96.82</w:t>
+            </w:r>
+          </w:p>
+        </w:tc>
+        <w:tc>
+          <w:tcPr>
+            <w:tcW w:type="dxa" w:w="1501"/>
+          </w:tcPr>
+          <w:p>
+            <w:pPr>
+              <w:pStyle w:val="TableText"/>
+            </w:pPr>
+            <w:r>
+              <w:t>348.60</w:t>
+            </w:r>
+          </w:p>
+        </w:tc>
+      </w:tr>
+      <w:tr>
+        <w:trPr>
+          <w:cantSplit/>
+        </w:trPr>
+        <w:tc>
+          <w:tcPr>
+            <w:tcW w:type="dxa" w:w="680"/>
+          </w:tcPr>
+          <w:p>
+            <w:pPr>
+              <w:pStyle w:val="TableText"/>
+            </w:pPr>
+            <w:r>
+              <w:t>27</w:t>
+            </w:r>
+          </w:p>
+        </w:tc>
+        <w:tc>
+          <w:tcPr>
+            <w:tcW w:type="dxa" w:w="1501"/>
+          </w:tcPr>
+          <w:p>
+            <w:pPr>
+              <w:pStyle w:val="TableText"/>
+            </w:pPr>
+            <w:r>
+              <w:t>Песок</w:t>
+            </w:r>
+          </w:p>
+        </w:tc>
+        <w:tc>
+          <w:tcPr>
+            <w:tcW w:type="dxa" w:w="1501"/>
+          </w:tcPr>
+          <w:p>
+            <w:pPr>
+              <w:pStyle w:val="TableText"/>
+            </w:pPr>
+            <w:r>
+              <w:t>6141.0</w:t>
+            </w:r>
+          </w:p>
+        </w:tc>
+        <w:tc>
+          <w:tcPr>
+            <w:tcW w:type="dxa" w:w="1501"/>
+          </w:tcPr>
+          <w:p>
+            <w:pPr>
+              <w:pStyle w:val="TableText"/>
+            </w:pPr>
+            <w:r>
+              <w:t>62.20</w:t>
+            </w:r>
+          </w:p>
+        </w:tc>
+        <w:tc>
+          <w:tcPr>
+            <w:tcW w:type="dxa" w:w="1501"/>
+          </w:tcPr>
+          <w:p>
+            <w:pPr>
+              <w:pStyle w:val="TableText"/>
+            </w:pPr>
+            <w:r>
+              <w:t>411.80</w:t>
+            </w:r>
+          </w:p>
+        </w:tc>
+        <w:tc>
+          <w:tcPr>
+            <w:tcW w:type="dxa" w:w="1501"/>
+          </w:tcPr>
+          <w:p>
+            <w:pPr>
+              <w:pStyle w:val="TableText"/>
+            </w:pPr>
+            <w:r>
+              <w:t>91.82</w:t>
+            </w:r>
+          </w:p>
+        </w:tc>
+        <w:tc>
+          <w:tcPr>
+            <w:tcW w:type="dxa" w:w="1501"/>
+          </w:tcPr>
+          <w:p>
+            <w:pPr>
+              <w:pStyle w:val="TableText"/>
+            </w:pPr>
+            <w:r>
+              <w:t>353.60</w:t>
+            </w:r>
+          </w:p>
+        </w:tc>
+      </w:tr>
+      <w:tr>
+        <w:trPr>
+          <w:cantSplit/>
+        </w:trPr>
+        <w:tc>
+          <w:tcPr>
+            <w:tcW w:type="dxa" w:w="680"/>
+          </w:tcPr>
+          <w:p>
+            <w:pPr>
+              <w:pStyle w:val="TableText"/>
+            </w:pPr>
+            <w:r>
+              <w:t>28</w:t>
+            </w:r>
+          </w:p>
+        </w:tc>
+        <w:tc>
+          <w:tcPr>
+            <w:tcW w:type="dxa" w:w="1501"/>
+          </w:tcPr>
+          <w:p>
+            <w:pPr>
+              <w:pStyle w:val="TableText"/>
+            </w:pPr>
+            <w:r>
+              <w:t>ПАВ</w:t>
+            </w:r>
+          </w:p>
+        </w:tc>
+        <w:tc>
+          <w:tcPr>
+            <w:tcW w:type="dxa" w:w="1501"/>
+          </w:tcPr>
+          <w:p>
+            <w:pPr>
+              <w:pStyle w:val="TableText"/>
+            </w:pPr>
+            <w:r>
+              <w:t>6041.0</w:t>
+            </w:r>
+          </w:p>
+        </w:tc>
+        <w:tc>
+          <w:tcPr>
+            <w:tcW w:type="dxa" w:w="1501"/>
+          </w:tcPr>
+          <w:p>
+            <w:pPr>
+              <w:pStyle w:val="TableText"/>
+            </w:pPr>
+            <w:r>
+              <w:t>52.20</w:t>
+            </w:r>
+          </w:p>
+        </w:tc>
+        <w:tc>
+          <w:tcPr>
+            <w:tcW w:type="dxa" w:w="1501"/>
+          </w:tcPr>
+          <w:p>
+            <w:pPr>
+              <w:pStyle w:val="TableText"/>
+            </w:pPr>
+            <w:r>
+              <w:t>421.80</w:t>
+            </w:r>
+          </w:p>
+        </w:tc>
+        <w:tc>
+          <w:tcPr>
+            <w:tcW w:type="dxa" w:w="1501"/>
+          </w:tcPr>
+          <w:p>
+            <w:pPr>
+              <w:pStyle w:val="TableText"/>
+            </w:pPr>
+            <w:r>
+              <w:t>86.82</w:t>
+            </w:r>
+          </w:p>
+        </w:tc>
+        <w:tc>
+          <w:tcPr>
+            <w:tcW w:type="dxa" w:w="1501"/>
+          </w:tcPr>
+          <w:p>
+            <w:pPr>
+              <w:pStyle w:val="TableText"/>
+            </w:pPr>
+            <w:r>
+              <w:t>358.60</w:t>
+            </w:r>
+          </w:p>
+        </w:tc>
+      </w:tr>
+      <w:tr>
+        <w:trPr>
+          <w:cantSplit/>
+        </w:trPr>
+        <w:tc>
+          <w:tcPr>
+            <w:tcW w:type="dxa" w:w="680"/>
+          </w:tcPr>
+          <w:p>
+            <w:pPr>
+              <w:pStyle w:val="TableText"/>
+            </w:pPr>
+            <w:r>
+              <w:t>29</w:t>
+            </w:r>
+          </w:p>
+        </w:tc>
+        <w:tc>
+          <w:tcPr>
+            <w:tcW w:type="dxa" w:w="1501"/>
+          </w:tcPr>
+          <w:p>
+            <w:pPr>
+              <w:pStyle w:val="TableText"/>
+            </w:pPr>
+            <w:r>
+              <w:t>Бетон</w:t>
+            </w:r>
+          </w:p>
+        </w:tc>
+        <w:tc>
+          <w:tcPr>
+            <w:tcW w:type="dxa" w:w="1501"/>
+          </w:tcPr>
+          <w:p>
+            <w:pPr>
+              <w:pStyle w:val="TableText"/>
+            </w:pPr>
+            <w:r>
+              <w:t>5941.0</w:t>
+            </w:r>
+          </w:p>
+        </w:tc>
+        <w:tc>
+          <w:tcPr>
+            <w:tcW w:type="dxa" w:w="1501"/>
+          </w:tcPr>
+          <w:p>
+            <w:pPr>
+              <w:pStyle w:val="TableText"/>
+            </w:pPr>
+            <w:r>
+              <w:t>42.20</w:t>
+            </w:r>
+          </w:p>
+        </w:tc>
+        <w:tc>
+          <w:tcPr>
+            <w:tcW w:type="dxa" w:w="1501"/>
+          </w:tcPr>
+          <w:p>
+            <w:pPr>
+              <w:pStyle w:val="TableText"/>
+            </w:pPr>
+            <w:r>
+              <w:t>431.80</w:t>
+            </w:r>
+          </w:p>
+        </w:tc>
+        <w:tc>
+          <w:tcPr>
+            <w:tcW w:type="dxa" w:w="1501"/>
+          </w:tcPr>
+          <w:p>
+            <w:pPr>
+              <w:pStyle w:val="TableText"/>
+            </w:pPr>
+            <w:r>
+              <w:t>81.82</w:t>
+            </w:r>
+          </w:p>
+        </w:tc>
+        <w:tc>
+          <w:tcPr>
+            <w:tcW w:type="dxa" w:w="1501"/>
+          </w:tcPr>
+          <w:p>
+            <w:pPr>
+              <w:pStyle w:val="TableText"/>
+            </w:pPr>
+            <w:r>
+              <w:t>363.60</w:t>
+            </w:r>
+          </w:p>
+        </w:tc>
+      </w:tr>
+      <w:tr>
+        <w:trPr>
+          <w:cantSplit/>
+        </w:trPr>
+        <w:tc>
+          <w:tcPr>
+            <w:tcW w:type="dxa" w:w="680"/>
+          </w:tcPr>
+          <w:p>
+            <w:pPr>
+              <w:pStyle w:val="TableText"/>
+            </w:pPr>
+            <w:r>
+              <w:t>30</w:t>
+            </w:r>
+          </w:p>
+        </w:tc>
+        <w:tc>
+          <w:tcPr>
+            <w:tcW w:type="dxa" w:w="1501"/>
+          </w:tcPr>
+          <w:p>
+            <w:pPr>
+              <w:pStyle w:val="TableText"/>
+            </w:pPr>
+            <w:r>
+              <w:t>ПГС</w:t>
+            </w:r>
+          </w:p>
+        </w:tc>
+        <w:tc>
+          <w:tcPr>
+            <w:tcW w:type="dxa" w:w="1501"/>
+          </w:tcPr>
+          <w:p>
+            <w:pPr>
+              <w:pStyle w:val="TableText"/>
+            </w:pPr>
+            <w:r>
+              <w:t>5841.0</w:t>
+            </w:r>
+          </w:p>
+        </w:tc>
+        <w:tc>
+          <w:tcPr>
+            <w:tcW w:type="dxa" w:w="1501"/>
+          </w:tcPr>
+          <w:p>
+            <w:pPr>
+              <w:pStyle w:val="TableText"/>
+            </w:pPr>
+            <w:r>
+              <w:t>32.20</w:t>
+            </w:r>
+          </w:p>
+        </w:tc>
+        <w:tc>
+          <w:tcPr>
+            <w:tcW w:type="dxa" w:w="1501"/>
+          </w:tcPr>
+          <w:p>
+            <w:pPr>
+              <w:pStyle w:val="TableText"/>
+            </w:pPr>
+            <w:r>
+              <w:t>441.80</w:t>
+            </w:r>
+          </w:p>
+        </w:tc>
+        <w:tc>
+          <w:tcPr>
+            <w:tcW w:type="dxa" w:w="1501"/>
+          </w:tcPr>
+          <w:p>
+            <w:pPr>
+              <w:pStyle w:val="TableText"/>
+            </w:pPr>
+            <w:r>
+              <w:t>76.82</w:t>
+            </w:r>
+          </w:p>
+        </w:tc>
+        <w:tc>
+          <w:tcPr>
+            <w:tcW w:type="dxa" w:w="1501"/>
+          </w:tcPr>
+          <w:p>
+            <w:pPr>
+              <w:pStyle w:val="TableText"/>
+            </w:pPr>
+            <w:r>
+              <w:t>368.60</w:t>
+            </w:r>
+          </w:p>
+        </w:tc>
+      </w:tr>
+      <w:tr>
+        <w:trPr>
+          <w:cantSplit/>
+        </w:trPr>
+        <w:tc>
+          <w:tcPr>
+            <w:tcW w:type="dxa" w:w="680"/>
+          </w:tcPr>
+          <w:p>
+            <w:pPr>
+              <w:pStyle w:val="TableText"/>
+            </w:pPr>
+            <w:r>
+              <w:t>31</w:t>
+            </w:r>
+          </w:p>
+        </w:tc>
+        <w:tc>
+          <w:tcPr>
+            <w:tcW w:type="dxa" w:w="1501"/>
+          </w:tcPr>
+          <w:p>
+            <w:pPr>
+              <w:pStyle w:val="TableText"/>
+            </w:pPr>
+            <w:r>
+              <w:t>Щебень</w:t>
+            </w:r>
+          </w:p>
+        </w:tc>
+        <w:tc>
+          <w:tcPr>
+            <w:tcW w:type="dxa" w:w="1501"/>
+          </w:tcPr>
+          <w:p>
+            <w:pPr>
+              <w:pStyle w:val="TableText"/>
+            </w:pPr>
+            <w:r>
+              <w:t>5741.0</w:t>
+            </w:r>
+          </w:p>
+        </w:tc>
+        <w:tc>
+          <w:tcPr>
+            <w:tcW w:type="dxa" w:w="1501"/>
+          </w:tcPr>
+          <w:p>
+            <w:pPr>
+              <w:pStyle w:val="TableText"/>
+            </w:pPr>
+            <w:r>
+              <w:t>22.20</w:t>
+            </w:r>
+          </w:p>
+        </w:tc>
+        <w:tc>
+          <w:tcPr>
+            <w:tcW w:type="dxa" w:w="1501"/>
+          </w:tcPr>
+          <w:p>
+            <w:pPr>
+              <w:pStyle w:val="TableText"/>
+            </w:pPr>
+            <w:r>
+              <w:t>451.80</w:t>
+            </w:r>
+          </w:p>
+        </w:tc>
+        <w:tc>
+          <w:tcPr>
+            <w:tcW w:type="dxa" w:w="1501"/>
+          </w:tcPr>
+          <w:p>
+            <w:pPr>
+              <w:pStyle w:val="TableText"/>
+            </w:pPr>
+            <w:r>
+              <w:t>71.82</w:t>
+            </w:r>
+          </w:p>
+        </w:tc>
+        <w:tc>
+          <w:tcPr>
+            <w:tcW w:type="dxa" w:w="1501"/>
+          </w:tcPr>
+          <w:p>
+            <w:pPr>
+              <w:pStyle w:val="TableText"/>
+            </w:pPr>
+            <w:r>
+              <w:t>373.60</w:t>
+            </w:r>
+          </w:p>
+        </w:tc>
+      </w:tr>
+      <w:tr>
+        <w:trPr>
+          <w:cantSplit/>
+        </w:trPr>
+        <w:tc>
+          <w:tcPr>
+            <w:tcW w:type="dxa" w:w="680"/>
+          </w:tcPr>
+          <w:p>
+            <w:pPr>
+              <w:pStyle w:val="TableText"/>
+            </w:pPr>
+            <w:r>
+              <w:t>32</w:t>
+            </w:r>
+          </w:p>
+        </w:tc>
+        <w:tc>
+          <w:tcPr>
+            <w:tcW w:type="dxa" w:w="1501"/>
+          </w:tcPr>
+          <w:p>
+            <w:pPr>
+              <w:pStyle w:val="TableText"/>
+            </w:pPr>
+            <w:r>
+              <w:t>ЖБИ</w:t>
+            </w:r>
+          </w:p>
+        </w:tc>
+        <w:tc>
+          <w:tcPr>
+            <w:tcW w:type="dxa" w:w="1501"/>
+          </w:tcPr>
+          <w:p>
+            <w:pPr>
+              <w:pStyle w:val="TableText"/>
+            </w:pPr>
+            <w:r>
+              <w:t>5641.0</w:t>
+            </w:r>
+          </w:p>
+        </w:tc>
+        <w:tc>
+          <w:tcPr>
+            <w:tcW w:type="dxa" w:w="1501"/>
+          </w:tcPr>
+          <w:p>
+            <w:pPr>
+              <w:pStyle w:val="TableText"/>
+            </w:pPr>
+            <w:r>
+              <w:t>12.20</w:t>
+            </w:r>
+          </w:p>
+        </w:tc>
+        <w:tc>
+          <w:tcPr>
+            <w:tcW w:type="dxa" w:w="1501"/>
+          </w:tcPr>
+          <w:p>
+            <w:pPr>
+              <w:pStyle w:val="TableText"/>
+            </w:pPr>
+            <w:r>
+              <w:t>461.80</w:t>
+            </w:r>
+          </w:p>
+        </w:tc>
+        <w:tc>
+          <w:tcPr>
+            <w:tcW w:type="dxa" w:w="1501"/>
+          </w:tcPr>
+          <w:p>
+            <w:pPr>
+              <w:pStyle w:val="TableText"/>
+            </w:pPr>
+            <w:r>
+              <w:t>66.82</w:t>
+            </w:r>
+          </w:p>
+        </w:tc>
+        <w:tc>
+          <w:tcPr>
+            <w:tcW w:type="dxa" w:w="1501"/>
+          </w:tcPr>
+          <w:p>
+            <w:pPr>
+              <w:pStyle w:val="TableText"/>
+            </w:pPr>
+            <w:r>
+              <w:t>378.60</w:t>
+            </w:r>
+          </w:p>
+        </w:tc>
+      </w:tr>
+      <w:tr>
+        <w:trPr>
+          <w:cantSplit/>
+        </w:trPr>
+        <w:tc>
+          <w:tcPr>
+            <w:tcW w:type="dxa" w:w="680"/>
+          </w:tcPr>
+          <w:p>
+            <w:pPr>
+              <w:pStyle w:val="TableText"/>
+            </w:pPr>
+            <w:r>
+              <w:t>33</w:t>
+            </w:r>
+          </w:p>
+        </w:tc>
+        <w:tc>
+          <w:tcPr>
+            <w:tcW w:type="dxa" w:w="1501"/>
+          </w:tcPr>
+          <w:p>
+            <w:pPr>
+              <w:pStyle w:val="TableText"/>
+            </w:pPr>
+            <w:r>
+              <w:t>Цемент</w:t>
+            </w:r>
+          </w:p>
+        </w:tc>
+        <w:tc>
+          <w:tcPr>
+            <w:tcW w:type="dxa" w:w="1501"/>
+          </w:tcPr>
+          <w:p>
+            <w:pPr>
+              <w:pStyle w:val="TableText"/>
+            </w:pPr>
+            <w:r>
+              <w:t>5541.0</w:t>
+            </w:r>
+          </w:p>
+        </w:tc>
+        <w:tc>
+          <w:tcPr>
+            <w:tcW w:type="dxa" w:w="1501"/>
+          </w:tcPr>
+          <w:p>
+            <w:pPr>
+              <w:pStyle w:val="TableText"/>
+            </w:pPr>
+            <w:r>
+              <w:t>2.20</w:t>
+            </w:r>
+          </w:p>
+        </w:tc>
+        <w:tc>
+          <w:tcPr>
+            <w:tcW w:type="dxa" w:w="1501"/>
+          </w:tcPr>
+          <w:p>
+            <w:pPr>
+              <w:pStyle w:val="TableText"/>
+            </w:pPr>
+            <w:r>
+              <w:t>471.80</w:t>
+            </w:r>
+          </w:p>
+        </w:tc>
+        <w:tc>
+          <w:tcPr>
+            <w:tcW w:type="dxa" w:w="1501"/>
+          </w:tcPr>
+          <w:p>
+            <w:pPr>
+              <w:pStyle w:val="TableText"/>
+            </w:pPr>
+            <w:r>
+              <w:t>61.82</w:t>
+            </w:r>
+          </w:p>
+        </w:tc>
+        <w:tc>
+          <w:tcPr>
+            <w:tcW w:type="dxa" w:w="1501"/>
+          </w:tcPr>
+          <w:p>
+            <w:pPr>
+              <w:pStyle w:val="TableText"/>
+            </w:pPr>
+            <w:r>
+              <w:t>383.60</w:t>
+            </w:r>
+          </w:p>
+        </w:tc>
+      </w:tr>
+      <w:tr>
+        <w:trPr>
+          <w:cantSplit/>
+        </w:trPr>
+        <w:tc>
+          <w:tcPr>
+            <w:tcW w:type="dxa" w:w="680"/>
+          </w:tcPr>
+          <w:p>
+            <w:pPr>
+              <w:pStyle w:val="TableText"/>
+            </w:pPr>
+            <w:r>
+              <w:t>34</w:t>
+            </w:r>
+          </w:p>
+        </w:tc>
+        <w:tc>
+          <w:tcPr>
+            <w:tcW w:type="dxa" w:w="1501"/>
+          </w:tcPr>
+          <w:p>
+            <w:pPr>
+              <w:pStyle w:val="TableText"/>
+            </w:pPr>
+            <w:r>
+              <w:t>Песок</w:t>
+            </w:r>
+          </w:p>
+        </w:tc>
+        <w:tc>
+          <w:tcPr>
+            <w:tcW w:type="dxa" w:w="1501"/>
+          </w:tcPr>
+          <w:p>
+            <w:pPr>
+              <w:pStyle w:val="TableText"/>
+            </w:pPr>
+            <w:r>
+              <w:t>5441.0</w:t>
+            </w:r>
+          </w:p>
+        </w:tc>
+        <w:tc>
+          <w:tcPr>
+            <w:tcW w:type="dxa" w:w="1501"/>
+          </w:tcPr>
+          <w:p>
+            <w:pPr>
+              <w:pStyle w:val="TableText"/>
+            </w:pPr>
+            <w:r>
+              <w:t>-7.80</w:t>
+            </w:r>
+          </w:p>
+        </w:tc>
+        <w:tc>
+          <w:tcPr>
+            <w:tcW w:type="dxa" w:w="1501"/>
+          </w:tcPr>
+          <w:p>
+            <w:pPr>
+              <w:pStyle w:val="TableText"/>
+            </w:pPr>
+            <w:r>
+              <w:t>481.80</w:t>
+            </w:r>
+          </w:p>
+        </w:tc>
+        <w:tc>
+          <w:tcPr>
+            <w:tcW w:type="dxa" w:w="1501"/>
+          </w:tcPr>
+          <w:p>
+            <w:pPr>
+              <w:pStyle w:val="TableText"/>
+            </w:pPr>
+            <w:r>
+              <w:t>56.82</w:t>
+            </w:r>
+          </w:p>
+        </w:tc>
+        <w:tc>
+          <w:tcPr>
+            <w:tcW w:type="dxa" w:w="1501"/>
+          </w:tcPr>
+          <w:p>
+            <w:pPr>
+              <w:pStyle w:val="TableText"/>
+            </w:pPr>
+            <w:r>
+              <w:t>388.60</w:t>
+            </w:r>
+          </w:p>
+        </w:tc>
+      </w:tr>
+      <w:tr>
+        <w:trPr>
+          <w:cantSplit/>
+        </w:trPr>
+        <w:tc>
+          <w:tcPr>
+            <w:tcW w:type="dxa" w:w="680"/>
+          </w:tcPr>
+          <w:p>
+            <w:pPr>
+              <w:pStyle w:val="TableText"/>
+            </w:pPr>
+            <w:r>
+              <w:t>35</w:t>
+            </w:r>
+          </w:p>
+        </w:tc>
+        <w:tc>
+          <w:tcPr>
+            <w:tcW w:type="dxa" w:w="1501"/>
+          </w:tcPr>
+          <w:p>
+            <w:pPr>
+              <w:pStyle w:val="TableText"/>
+            </w:pPr>
+            <w:r>
+              <w:t>ПАВ</w:t>
+            </w:r>
+          </w:p>
+        </w:tc>
+        <w:tc>
+          <w:tcPr>
+            <w:tcW w:type="dxa" w:w="1501"/>
+          </w:tcPr>
+          <w:p>
+            <w:pPr>
+              <w:pStyle w:val="TableText"/>
+            </w:pPr>
+            <w:r>
+              <w:t>5341.0</w:t>
+            </w:r>
+          </w:p>
+        </w:tc>
+        <w:tc>
+          <w:tcPr>
+            <w:tcW w:type="dxa" w:w="1501"/>
+          </w:tcPr>
+          <w:p>
+            <w:pPr>
+              <w:pStyle w:val="TableText"/>
+            </w:pPr>
+            <w:r>
+              <w:t>-17.80</w:t>
+            </w:r>
+          </w:p>
+        </w:tc>
+        <w:tc>
+          <w:tcPr>
+            <w:tcW w:type="dxa" w:w="1501"/>
+          </w:tcPr>
+          <w:p>
+            <w:pPr>
+              <w:pStyle w:val="TableText"/>
+            </w:pPr>
+            <w:r>
+              <w:t>491.80</w:t>
+            </w:r>
+          </w:p>
+        </w:tc>
+        <w:tc>
+          <w:tcPr>
+            <w:tcW w:type="dxa" w:w="1501"/>
+          </w:tcPr>
+          <w:p>
+            <w:pPr>
+              <w:pStyle w:val="TableText"/>
+            </w:pPr>
+            <w:r>
+              <w:t>51.82</w:t>
+            </w:r>
+          </w:p>
+        </w:tc>
+        <w:tc>
+          <w:tcPr>
+            <w:tcW w:type="dxa" w:w="1501"/>
+          </w:tcPr>
+          <w:p>
+            <w:pPr>
+              <w:pStyle w:val="TableText"/>
+            </w:pPr>
+            <w:r>
+              <w:t>393.60</w:t>
+            </w:r>
+          </w:p>
+        </w:tc>
+      </w:tr>
+      <w:tr>
+        <w:trPr>
+          <w:cantSplit/>
+        </w:trPr>
+        <w:tc>
+          <w:tcPr>
+            <w:tcW w:type="dxa" w:w="680"/>
+          </w:tcPr>
+          <w:p>
+            <w:pPr>
+              <w:pStyle w:val="TableText"/>
+            </w:pPr>
+            <w:r>
+              <w:t>36</w:t>
+            </w:r>
+          </w:p>
+        </w:tc>
+        <w:tc>
+          <w:tcPr>
+            <w:tcW w:type="dxa" w:w="1501"/>
+          </w:tcPr>
+          <w:p>
+            <w:pPr>
+              <w:pStyle w:val="TableText"/>
+            </w:pPr>
+            <w:r>
+              <w:t>Бетон</w:t>
+            </w:r>
+          </w:p>
+        </w:tc>
+        <w:tc>
+          <w:tcPr>
+            <w:tcW w:type="dxa" w:w="1501"/>
+          </w:tcPr>
+          <w:p>
+            <w:pPr>
+              <w:pStyle w:val="TableText"/>
+            </w:pPr>
+            <w:r>
+              <w:t>5241.0</w:t>
+            </w:r>
+          </w:p>
+        </w:tc>
+        <w:tc>
+          <w:tcPr>
+            <w:tcW w:type="dxa" w:w="1501"/>
+          </w:tcPr>
+          <w:p>
+            <w:pPr>
+              <w:pStyle w:val="TableText"/>
+            </w:pPr>
+            <w:r>
+              <w:t>-27.80</w:t>
+            </w:r>
+          </w:p>
+        </w:tc>
+        <w:tc>
+          <w:tcPr>
+            <w:tcW w:type="dxa" w:w="1501"/>
+          </w:tcPr>
+          <w:p>
+            <w:pPr>
+              <w:pStyle w:val="TableText"/>
+            </w:pPr>
+            <w:r>
+              <w:t>501.80</w:t>
+            </w:r>
+          </w:p>
+        </w:tc>
+        <w:tc>
+          <w:tcPr>
+            <w:tcW w:type="dxa" w:w="1501"/>
+          </w:tcPr>
+          <w:p>
+            <w:pPr>
+              <w:pStyle w:val="TableText"/>
+            </w:pPr>
+            <w:r>
+              <w:t>46.82</w:t>
+            </w:r>
+          </w:p>
+        </w:tc>
+        <w:tc>
+          <w:tcPr>
+            <w:tcW w:type="dxa" w:w="1501"/>
+          </w:tcPr>
+          <w:p>
+            <w:pPr>
+              <w:pStyle w:val="TableText"/>
+            </w:pPr>
+            <w:r>
+              <w:t>398.60</w:t>
+            </w:r>
+          </w:p>
+        </w:tc>
+      </w:tr>
+      <w:tr>
+        <w:trPr>
+          <w:cantSplit/>
+        </w:trPr>
+        <w:tc>
+          <w:tcPr>
+            <w:tcW w:type="dxa" w:w="680"/>
+          </w:tcPr>
+          <w:p>
+            <w:pPr>
+              <w:pStyle w:val="TableText"/>
+            </w:pPr>
+            <w:r>
+              <w:t>37</w:t>
+            </w:r>
+          </w:p>
+        </w:tc>
+        <w:tc>
+          <w:tcPr>
+            <w:tcW w:type="dxa" w:w="1501"/>
+          </w:tcPr>
+          <w:p>
+            <w:pPr>
+              <w:pStyle w:val="TableText"/>
+            </w:pPr>
+            <w:r>
+              <w:t>ПГС</w:t>
+            </w:r>
+          </w:p>
+        </w:tc>
+        <w:tc>
+          <w:tcPr>
+            <w:tcW w:type="dxa" w:w="1501"/>
+          </w:tcPr>
+          <w:p>
+            <w:pPr>
+              <w:pStyle w:val="TableText"/>
+            </w:pPr>
+            <w:r>
+              <w:t>5141.0</w:t>
+            </w:r>
+          </w:p>
+        </w:tc>
+        <w:tc>
+          <w:tcPr>
+            <w:tcW w:type="dxa" w:w="1501"/>
+          </w:tcPr>
+          <w:p>
+            <w:pPr>
+              <w:pStyle w:val="TableText"/>
+            </w:pPr>
+            <w:r>
+              <w:t>-37.80</w:t>
+            </w:r>
+          </w:p>
+        </w:tc>
+        <w:tc>
+          <w:tcPr>
+            <w:tcW w:type="dxa" w:w="1501"/>
+          </w:tcPr>
+          <w:p>
+            <w:pPr>
+              <w:pStyle w:val="TableText"/>
+            </w:pPr>
+            <w:r>
+              <w:t>511.80</w:t>
+            </w:r>
+          </w:p>
+        </w:tc>
+        <w:tc>
+          <w:tcPr>
+            <w:tcW w:type="dxa" w:w="1501"/>
+          </w:tcPr>
+          <w:p>
+            <w:pPr>
+              <w:pStyle w:val="TableText"/>
+            </w:pPr>
+            <w:r>
+              <w:t>41.82</w:t>
+            </w:r>
+          </w:p>
+        </w:tc>
+        <w:tc>
+          <w:tcPr>
+            <w:tcW w:type="dxa" w:w="1501"/>
+          </w:tcPr>
+          <w:p>
+            <w:pPr>
+              <w:pStyle w:val="TableText"/>
+            </w:pPr>
+            <w:r>
+              <w:t>403.60</w:t>
+            </w:r>
+          </w:p>
+        </w:tc>
+      </w:tr>
+      <w:tr>
+        <w:trPr>
+          <w:cantSplit/>
+        </w:trPr>
+        <w:tc>
+          <w:tcPr>
+            <w:tcW w:type="dxa" w:w="680"/>
+          </w:tcPr>
+          <w:p>
+            <w:pPr>
+              <w:pStyle w:val="TableText"/>
+            </w:pPr>
+            <w:r>
+              <w:t>38</w:t>
+            </w:r>
+          </w:p>
+        </w:tc>
+        <w:tc>
+          <w:tcPr>
+            <w:tcW w:type="dxa" w:w="1501"/>
+          </w:tcPr>
+          <w:p>
+            <w:pPr>
+              <w:pStyle w:val="TableText"/>
+            </w:pPr>
+            <w:r>
+              <w:t>Щебень</w:t>
+            </w:r>
+          </w:p>
+        </w:tc>
+        <w:tc>
+          <w:tcPr>
+            <w:tcW w:type="dxa" w:w="1501"/>
+          </w:tcPr>
+          <w:p>
+            <w:pPr>
+              <w:pStyle w:val="TableText"/>
+            </w:pPr>
+            <w:r>
+              <w:t>5041.0</w:t>
+            </w:r>
+          </w:p>
+        </w:tc>
+        <w:tc>
+          <w:tcPr>
+            <w:tcW w:type="dxa" w:w="1501"/>
+          </w:tcPr>
+          <w:p>
+            <w:pPr>
+              <w:pStyle w:val="TableText"/>
+            </w:pPr>
+            <w:r>
+              <w:t>-47.80</w:t>
+            </w:r>
+          </w:p>
+        </w:tc>
+        <w:tc>
+          <w:tcPr>
+            <w:tcW w:type="dxa" w:w="1501"/>
+          </w:tcPr>
+          <w:p>
+            <w:pPr>
+              <w:pStyle w:val="TableText"/>
+            </w:pPr>
+            <w:r>
+              <w:t>521.80</w:t>
+            </w:r>
+          </w:p>
+        </w:tc>
+        <w:tc>
+          <w:tcPr>
+            <w:tcW w:type="dxa" w:w="1501"/>
+          </w:tcPr>
+          <w:p>
+            <w:pPr>
+              <w:pStyle w:val="TableText"/>
+            </w:pPr>
+            <w:r>
+              <w:t>36.82</w:t>
+            </w:r>
+          </w:p>
+        </w:tc>
+        <w:tc>
+          <w:tcPr>
+            <w:tcW w:type="dxa" w:w="1501"/>
+          </w:tcPr>
+          <w:p>
+            <w:pPr>
+              <w:pStyle w:val="TableText"/>
+            </w:pPr>
+            <w:r>
+              <w:t>408.60</w:t>
+            </w:r>
+          </w:p>
+        </w:tc>
+      </w:tr>
+      <w:tr>
+        <w:trPr>
+          <w:cantSplit/>
+        </w:trPr>
+        <w:tc>
+          <w:tcPr>
+            <w:tcW w:type="dxa" w:w="680"/>
+          </w:tcPr>
+          <w:p>
+            <w:pPr>
+              <w:pStyle w:val="TableText"/>
+            </w:pPr>
+            <w:r>
+              <w:t>39</w:t>
+            </w:r>
+          </w:p>
+        </w:tc>
+        <w:tc>
+          <w:tcPr>
+            <w:tcW w:type="dxa" w:w="1501"/>
+          </w:tcPr>
+          <w:p>
+            <w:pPr>
+              <w:pStyle w:val="TableText"/>
+            </w:pPr>
+            <w:r>
+              <w:t>ЖБИ</w:t>
+            </w:r>
+          </w:p>
+        </w:tc>
+        <w:tc>
+          <w:tcPr>
+            <w:tcW w:type="dxa" w:w="1501"/>
+          </w:tcPr>
+          <w:p>
+            <w:pPr>
+              <w:pStyle w:val="TableText"/>
+            </w:pPr>
+            <w:r>
+              <w:t>4941.0</w:t>
+            </w:r>
+          </w:p>
+        </w:tc>
+        <w:tc>
+          <w:tcPr>
+            <w:tcW w:type="dxa" w:w="1501"/>
+          </w:tcPr>
+          <w:p>
+            <w:pPr>
+              <w:pStyle w:val="TableText"/>
+            </w:pPr>
+            <w:r>
+              <w:t>-57.80</w:t>
+            </w:r>
+          </w:p>
+        </w:tc>
+        <w:tc>
+          <w:tcPr>
+            <w:tcW w:type="dxa" w:w="1501"/>
+          </w:tcPr>
+          <w:p>
+            <w:pPr>
+              <w:pStyle w:val="TableText"/>
+            </w:pPr>
+            <w:r>
+              <w:t>531.80</w:t>
+            </w:r>
+          </w:p>
+        </w:tc>
+        <w:tc>
+          <w:tcPr>
+            <w:tcW w:type="dxa" w:w="1501"/>
+          </w:tcPr>
+          <w:p>
+            <w:pPr>
+              <w:pStyle w:val="TableText"/>
+            </w:pPr>
+            <w:r>
+              <w:t>31.82</w:t>
+            </w:r>
+          </w:p>
+        </w:tc>
+        <w:tc>
+          <w:tcPr>
+            <w:tcW w:type="dxa" w:w="1501"/>
+          </w:tcPr>
+          <w:p>
+            <w:pPr>
+              <w:pStyle w:val="TableText"/>
+            </w:pPr>
+            <w:r>
+              <w:t>413.60</w:t>
+            </w:r>
+          </w:p>
+        </w:tc>
+      </w:tr>
+      <w:tr>
+        <w:trPr>
+          <w:cantSplit/>
+        </w:trPr>
+        <w:tc>
+          <w:tcPr>
+            <w:tcW w:type="dxa" w:w="680"/>
+          </w:tcPr>
+          <w:p>
+            <w:pPr>
+              <w:pStyle w:val="TableText"/>
+            </w:pPr>
+            <w:r>
+              <w:t>40</w:t>
+            </w:r>
+          </w:p>
+        </w:tc>
+        <w:tc>
+          <w:tcPr>
+            <w:tcW w:type="dxa" w:w="1501"/>
+          </w:tcPr>
+          <w:p>
+            <w:pPr>
+              <w:pStyle w:val="TableText"/>
+            </w:pPr>
+            <w:r>
+              <w:t>Цемент</w:t>
+            </w:r>
+          </w:p>
+        </w:tc>
+        <w:tc>
+          <w:tcPr>
+            <w:tcW w:type="dxa" w:w="1501"/>
+          </w:tcPr>
+          <w:p>
+            <w:pPr>
+              <w:pStyle w:val="TableText"/>
+            </w:pPr>
+            <w:r>
+              <w:t>4841.0</w:t>
+            </w:r>
+          </w:p>
+        </w:tc>
+        <w:tc>
+          <w:tcPr>
+            <w:tcW w:type="dxa" w:w="1501"/>
+          </w:tcPr>
+          <w:p>
+            <w:pPr>
+              <w:pStyle w:val="TableText"/>
+            </w:pPr>
+            <w:r>
+              <w:t>-67.80</w:t>
+            </w:r>
+          </w:p>
+        </w:tc>
+        <w:tc>
+          <w:tcPr>
+            <w:tcW w:type="dxa" w:w="1501"/>
+          </w:tcPr>
+          <w:p>
+            <w:pPr>
+              <w:pStyle w:val="TableText"/>
+            </w:pPr>
+            <w:r>
+              <w:t>541.80</w:t>
+            </w:r>
+          </w:p>
+        </w:tc>
+        <w:tc>
+          <w:tcPr>
+            <w:tcW w:type="dxa" w:w="1501"/>
+          </w:tcPr>
+          <w:p>
+            <w:pPr>
+              <w:pStyle w:val="TableText"/>
+            </w:pPr>
+            <w:r>
+              <w:t>26.82</w:t>
+            </w:r>
+          </w:p>
+        </w:tc>
+        <w:tc>
+          <w:tcPr>
+            <w:tcW w:type="dxa" w:w="1501"/>
+          </w:tcPr>
+          <w:p>
+            <w:pPr>
+              <w:pStyle w:val="TableText"/>
+            </w:pPr>
+            <w:r>
+              <w:t>418.60</w:t>
+            </w:r>
+          </w:p>
+        </w:tc>
+      </w:tr>
+      <w:tr>
+        <w:trPr>
+          <w:cantSplit/>
+        </w:trPr>
+        <w:tc>
+          <w:tcPr>
+            <w:tcW w:type="dxa" w:w="680"/>
+          </w:tcPr>
+          <w:p>
+            <w:pPr>
+              <w:pStyle w:val="TableText"/>
+            </w:pPr>
+            <w:r>
+              <w:t>41</w:t>
+            </w:r>
+          </w:p>
+        </w:tc>
+        <w:tc>
+          <w:tcPr>
+            <w:tcW w:type="dxa" w:w="1501"/>
+          </w:tcPr>
+          <w:p>
+            <w:pPr>
+              <w:pStyle w:val="TableText"/>
+            </w:pPr>
+            <w:r>
+              <w:t>Песок</w:t>
+            </w:r>
+          </w:p>
+        </w:tc>
+        <w:tc>
+          <w:tcPr>
+            <w:tcW w:type="dxa" w:w="1501"/>
+          </w:tcPr>
+          <w:p>
+            <w:pPr>
+              <w:pStyle w:val="TableText"/>
+            </w:pPr>
+            <w:r>
+              <w:t>4741.0</w:t>
+            </w:r>
+          </w:p>
+        </w:tc>
+        <w:tc>
+          <w:tcPr>
+            <w:tcW w:type="dxa" w:w="1501"/>
+          </w:tcPr>
+          <w:p>
+            <w:pPr>
+              <w:pStyle w:val="TableText"/>
+            </w:pPr>
+            <w:r>
+              <w:t>-77.80</w:t>
+            </w:r>
+          </w:p>
+        </w:tc>
+        <w:tc>
+          <w:tcPr>
+            <w:tcW w:type="dxa" w:w="1501"/>
+          </w:tcPr>
+          <w:p>
+            <w:pPr>
+              <w:pStyle w:val="TableText"/>
+            </w:pPr>
+            <w:r>
+              <w:t>551.80</w:t>
+            </w:r>
+          </w:p>
+        </w:tc>
+        <w:tc>
+          <w:tcPr>
+            <w:tcW w:type="dxa" w:w="1501"/>
+          </w:tcPr>
+          <w:p>
+            <w:pPr>
+              <w:pStyle w:val="TableText"/>
+            </w:pPr>
+            <w:r>
+              <w:t>21.82</w:t>
+            </w:r>
+          </w:p>
+        </w:tc>
+        <w:tc>
+          <w:tcPr>
+            <w:tcW w:type="dxa" w:w="1501"/>
+          </w:tcPr>
+          <w:p>
+            <w:pPr>
+              <w:pStyle w:val="TableText"/>
+            </w:pPr>
+            <w:r>
+              <w:t>423.60</w:t>
+            </w:r>
+          </w:p>
+        </w:tc>
+      </w:tr>
+      <w:tr>
+        <w:trPr>
+          <w:cantSplit/>
+        </w:trPr>
+        <w:tc>
+          <w:tcPr>
+            <w:tcW w:type="dxa" w:w="680"/>
+          </w:tcPr>
+          <w:p>
+            <w:pPr>
+              <w:pStyle w:val="TableText"/>
+            </w:pPr>
+            <w:r>
+              <w:t>42</w:t>
+            </w:r>
+          </w:p>
+        </w:tc>
+        <w:tc>
+          <w:tcPr>
+            <w:tcW w:type="dxa" w:w="1501"/>
+          </w:tcPr>
+          <w:p>
+            <w:pPr>
+              <w:pStyle w:val="TableText"/>
+            </w:pPr>
+            <w:r>
+              <w:t>ПАВ</w:t>
+            </w:r>
+          </w:p>
+        </w:tc>
+        <w:tc>
+          <w:tcPr>
+            <w:tcW w:type="dxa" w:w="1501"/>
+          </w:tcPr>
+          <w:p>
+            <w:pPr>
+              <w:pStyle w:val="TableText"/>
+            </w:pPr>
+            <w:r>
+              <w:t>4641.0</w:t>
+            </w:r>
+          </w:p>
+        </w:tc>
+        <w:tc>
+          <w:tcPr>
+            <w:tcW w:type="dxa" w:w="1501"/>
+          </w:tcPr>
+          <w:p>
+            <w:pPr>
+              <w:pStyle w:val="TableText"/>
+            </w:pPr>
+            <w:r>
+              <w:t>-87.80</w:t>
+            </w:r>
+          </w:p>
+        </w:tc>
+        <w:tc>
+          <w:tcPr>
+            <w:tcW w:type="dxa" w:w="1501"/>
+          </w:tcPr>
+          <w:p>
+            <w:pPr>
+              <w:pStyle w:val="TableText"/>
+            </w:pPr>
+            <w:r>
+              <w:t>561.80</w:t>
+            </w:r>
+          </w:p>
+        </w:tc>
+        <w:tc>
+          <w:tcPr>
+            <w:tcW w:type="dxa" w:w="1501"/>
+          </w:tcPr>
+          <w:p>
+            <w:pPr>
+              <w:pStyle w:val="TableText"/>
+            </w:pPr>
+            <w:r>
+              <w:t>16.82</w:t>
+            </w:r>
+          </w:p>
+        </w:tc>
+        <w:tc>
+          <w:tcPr>
+            <w:tcW w:type="dxa" w:w="1501"/>
+          </w:tcPr>
+          <w:p>
+            <w:pPr>
+              <w:pStyle w:val="TableText"/>
+            </w:pPr>
+            <w:r>
+              <w:t>428.60</w:t>
+            </w:r>
+          </w:p>
+        </w:tc>
+      </w:tr>
+      <w:tr>
+        <w:trPr>
+          <w:cantSplit/>
+        </w:trPr>
+        <w:tc>
+          <w:tcPr>
+            <w:tcW w:type="dxa" w:w="680"/>
+          </w:tcPr>
+          <w:p>
+            <w:pPr>
+              <w:pStyle w:val="TableText"/>
+            </w:pPr>
+            <w:r>
+              <w:t>43</w:t>
+            </w:r>
+          </w:p>
+        </w:tc>
+        <w:tc>
+          <w:tcPr>
+            <w:tcW w:type="dxa" w:w="1501"/>
+          </w:tcPr>
+          <w:p>
+            <w:pPr>
+              <w:pStyle w:val="TableText"/>
+            </w:pPr>
+            <w:r>
+              <w:t>Бетон</w:t>
+            </w:r>
+          </w:p>
+        </w:tc>
+        <w:tc>
+          <w:tcPr>
+            <w:tcW w:type="dxa" w:w="1501"/>
+          </w:tcPr>
+          <w:p>
+            <w:pPr>
+              <w:pStyle w:val="TableText"/>
+            </w:pPr>
+            <w:r>
+              <w:t>4541.0</w:t>
+            </w:r>
+          </w:p>
+        </w:tc>
+        <w:tc>
+          <w:tcPr>
+            <w:tcW w:type="dxa" w:w="1501"/>
+          </w:tcPr>
+          <w:p>
+            <w:pPr>
+              <w:pStyle w:val="TableText"/>
+            </w:pPr>
+            <w:r>
+              <w:t>-97.80</w:t>
+            </w:r>
+          </w:p>
+        </w:tc>
+        <w:tc>
+          <w:tcPr>
+            <w:tcW w:type="dxa" w:w="1501"/>
+          </w:tcPr>
+          <w:p>
+            <w:pPr>
+              <w:pStyle w:val="TableText"/>
+            </w:pPr>
+            <w:r>
+              <w:t>571.80</w:t>
+            </w:r>
+          </w:p>
+        </w:tc>
+        <w:tc>
+          <w:tcPr>
+            <w:tcW w:type="dxa" w:w="1501"/>
+          </w:tcPr>
+          <w:p>
+            <w:pPr>
+              <w:pStyle w:val="TableText"/>
+            </w:pPr>
+            <w:r>
+              <w:t>11.82</w:t>
+            </w:r>
+          </w:p>
+        </w:tc>
+        <w:tc>
+          <w:tcPr>
+            <w:tcW w:type="dxa" w:w="1501"/>
+          </w:tcPr>
+          <w:p>
+            <w:pPr>
+              <w:pStyle w:val="TableText"/>
+            </w:pPr>
+            <w:r>
+              <w:t>433.60</w:t>
+            </w:r>
+          </w:p>
+        </w:tc>
+      </w:tr>
+      <w:tr>
+        <w:trPr>
+          <w:cantSplit/>
+        </w:trPr>
+        <w:tc>
+          <w:tcPr>
+            <w:tcW w:type="dxa" w:w="680"/>
+          </w:tcPr>
+          <w:p>
+            <w:pPr>
+              <w:pStyle w:val="TableText"/>
+            </w:pPr>
+            <w:r>
+              <w:t>44</w:t>
+            </w:r>
+          </w:p>
+        </w:tc>
+        <w:tc>
+          <w:tcPr>
+            <w:tcW w:type="dxa" w:w="1501"/>
+          </w:tcPr>
+          <w:p>
+            <w:pPr>
+              <w:pStyle w:val="TableText"/>
+            </w:pPr>
+            <w:r>
+              <w:t>ПГС</w:t>
+            </w:r>
+          </w:p>
+        </w:tc>
+        <w:tc>
+          <w:tcPr>
+            <w:tcW w:type="dxa" w:w="1501"/>
+          </w:tcPr>
+          <w:p>
+            <w:pPr>
+              <w:pStyle w:val="TableText"/>
+            </w:pPr>
+            <w:r>
+              <w:t>4441.0</w:t>
+            </w:r>
+          </w:p>
+        </w:tc>
+        <w:tc>
+          <w:tcPr>
+            <w:tcW w:type="dxa" w:w="1501"/>
+          </w:tcPr>
+          <w:p>
+            <w:pPr>
+              <w:pStyle w:val="TableText"/>
+            </w:pPr>
+            <w:r>
+              <w:t>-107.80</w:t>
+            </w:r>
+          </w:p>
+        </w:tc>
+        <w:tc>
+          <w:tcPr>
+            <w:tcW w:type="dxa" w:w="1501"/>
+          </w:tcPr>
+          <w:p>
+            <w:pPr>
+              <w:pStyle w:val="TableText"/>
+            </w:pPr>
+            <w:r>
+              <w:t>581.80</w:t>
+            </w:r>
+          </w:p>
+        </w:tc>
+        <w:tc>
+          <w:tcPr>
+            <w:tcW w:type="dxa" w:w="1501"/>
+          </w:tcPr>
+          <w:p>
+            <w:pPr>
+              <w:pStyle w:val="TableText"/>
+            </w:pPr>
+            <w:r>
+              <w:t>6.82</w:t>
+            </w:r>
+          </w:p>
+        </w:tc>
+        <w:tc>
+          <w:tcPr>
+            <w:tcW w:type="dxa" w:w="1501"/>
+          </w:tcPr>
+          <w:p>
+            <w:pPr>
+              <w:pStyle w:val="TableText"/>
+            </w:pPr>
+            <w:r>
+              <w:t>438.60</w:t>
+            </w:r>
+          </w:p>
+        </w:tc>
+      </w:tr>
+      <w:tr>
+        <w:trPr>
+          <w:cantSplit/>
+        </w:trPr>
+        <w:tc>
+          <w:tcPr>
+            <w:tcW w:type="dxa" w:w="680"/>
+          </w:tcPr>
+          <w:p>
+            <w:pPr>
+              <w:pStyle w:val="TableText"/>
+            </w:pPr>
+            <w:r>
+              <w:t>45</w:t>
+            </w:r>
+          </w:p>
+        </w:tc>
+        <w:tc>
+          <w:tcPr>
+            <w:tcW w:type="dxa" w:w="1501"/>
+          </w:tcPr>
+          <w:p>
+            <w:pPr>
+              <w:pStyle w:val="TableText"/>
+            </w:pPr>
+            <w:r>
+              <w:t>Щебень</w:t>
+            </w:r>
+          </w:p>
+        </w:tc>
+        <w:tc>
+          <w:tcPr>
+            <w:tcW w:type="dxa" w:w="1501"/>
+          </w:tcPr>
+          <w:p>
+            <w:pPr>
+              <w:pStyle w:val="TableText"/>
+            </w:pPr>
+            <w:r>
+              <w:t>4341.0</w:t>
+            </w:r>
+          </w:p>
+        </w:tc>
+        <w:tc>
+          <w:tcPr>
+            <w:tcW w:type="dxa" w:w="1501"/>
+          </w:tcPr>
+          <w:p>
+            <w:pPr>
+              <w:pStyle w:val="TableText"/>
+            </w:pPr>
+            <w:r>
+              <w:t>-117.80</w:t>
+            </w:r>
+          </w:p>
+        </w:tc>
+        <w:tc>
+          <w:tcPr>
+            <w:tcW w:type="dxa" w:w="1501"/>
+          </w:tcPr>
+          <w:p>
+            <w:pPr>
+              <w:pStyle w:val="TableText"/>
+            </w:pPr>
+            <w:r>
+              <w:t>591.80</w:t>
+            </w:r>
+          </w:p>
+        </w:tc>
+        <w:tc>
+          <w:tcPr>
+            <w:tcW w:type="dxa" w:w="1501"/>
+          </w:tcPr>
+          <w:p>
+            <w:pPr>
+              <w:pStyle w:val="TableText"/>
+            </w:pPr>
+            <w:r>
+              <w:t>1.82</w:t>
+            </w:r>
+          </w:p>
+        </w:tc>
+        <w:tc>
+          <w:tcPr>
+            <w:tcW w:type="dxa" w:w="1501"/>
+          </w:tcPr>
+          <w:p>
+            <w:pPr>
+              <w:pStyle w:val="TableText"/>
+            </w:pPr>
+            <w:r>
+              <w:t>443.60</w:t>
+            </w:r>
+          </w:p>
+        </w:tc>
+      </w:tr>
+      <w:tr>
+        <w:trPr>
+          <w:cantSplit/>
+        </w:trPr>
+        <w:tc>
+          <w:tcPr>
+            <w:tcW w:type="dxa" w:w="680"/>
+          </w:tcPr>
+          <w:p>
+            <w:pPr>
+              <w:pStyle w:val="TableText"/>
+            </w:pPr>
+            <w:r>
+              <w:t>46</w:t>
+            </w:r>
+          </w:p>
+        </w:tc>
+        <w:tc>
+          <w:tcPr>
+            <w:tcW w:type="dxa" w:w="1501"/>
+          </w:tcPr>
+          <w:p>
+            <w:pPr>
+              <w:pStyle w:val="TableText"/>
+            </w:pPr>
+            <w:r>
+              <w:t>ЖБИ</w:t>
+            </w:r>
+          </w:p>
+        </w:tc>
+        <w:tc>
+          <w:tcPr>
+            <w:tcW w:type="dxa" w:w="1501"/>
+          </w:tcPr>
+          <w:p>
+            <w:pPr>
+              <w:pStyle w:val="TableText"/>
+            </w:pPr>
+            <w:r>
+              <w:t>4241.0</w:t>
+            </w:r>
+          </w:p>
+        </w:tc>
+        <w:tc>
+          <w:tcPr>
+            <w:tcW w:type="dxa" w:w="1501"/>
+          </w:tcPr>
+          <w:p>
+            <w:pPr>
+              <w:pStyle w:val="TableText"/>
+            </w:pPr>
+            <w:r>
+              <w:t>-127.80</w:t>
+            </w:r>
+          </w:p>
+        </w:tc>
+        <w:tc>
+          <w:tcPr>
+            <w:tcW w:type="dxa" w:w="1501"/>
+          </w:tcPr>
+          <w:p>
+            <w:pPr>
+              <w:pStyle w:val="TableText"/>
+            </w:pPr>
+            <w:r>
+              <w:t>601.80</w:t>
+            </w:r>
+          </w:p>
+        </w:tc>
+        <w:tc>
+          <w:tcPr>
+            <w:tcW w:type="dxa" w:w="1501"/>
+          </w:tcPr>
+          <w:p>
+            <w:pPr>
+              <w:pStyle w:val="TableText"/>
+            </w:pPr>
+            <w:r>
+              <w:t>-3.18</w:t>
+            </w:r>
+          </w:p>
+        </w:tc>
+        <w:tc>
+          <w:tcPr>
+            <w:tcW w:type="dxa" w:w="1501"/>
+          </w:tcPr>
+          <w:p>
+            <w:pPr>
+              <w:pStyle w:val="TableText"/>
+            </w:pPr>
+            <w:r>
+              <w:t>448.60</w:t>
+            </w:r>
+          </w:p>
+        </w:tc>
+      </w:tr>
+      <w:tr>
+        <w:trPr>
+          <w:cantSplit/>
+        </w:trPr>
+        <w:tc>
+          <w:tcPr>
+            <w:tcW w:type="dxa" w:w="680"/>
+          </w:tcPr>
+          <w:p>
+            <w:pPr>
+              <w:pStyle w:val="TableText"/>
+            </w:pPr>
+            <w:r>
+              <w:t>47</w:t>
+            </w:r>
+          </w:p>
+        </w:tc>
+        <w:tc>
+          <w:tcPr>
+            <w:tcW w:type="dxa" w:w="1501"/>
+          </w:tcPr>
+          <w:p>
+            <w:pPr>
+              <w:pStyle w:val="TableText"/>
+            </w:pPr>
+            <w:r>
+              <w:t>Цемент</w:t>
+            </w:r>
+          </w:p>
+        </w:tc>
+        <w:tc>
+          <w:tcPr>
+            <w:tcW w:type="dxa" w:w="1501"/>
+          </w:tcPr>
+          <w:p>
+            <w:pPr>
+              <w:pStyle w:val="TableText"/>
+            </w:pPr>
+            <w:r>
+              <w:t>4141.0</w:t>
+            </w:r>
+          </w:p>
+        </w:tc>
+        <w:tc>
+          <w:tcPr>
+            <w:tcW w:type="dxa" w:w="1501"/>
+          </w:tcPr>
+          <w:p>
+            <w:pPr>
+              <w:pStyle w:val="TableText"/>
+            </w:pPr>
+            <w:r>
+              <w:t>-137.80</w:t>
+            </w:r>
+          </w:p>
+        </w:tc>
+        <w:tc>
+          <w:tcPr>
+            <w:tcW w:type="dxa" w:w="1501"/>
+          </w:tcPr>
+          <w:p>
+            <w:pPr>
+              <w:pStyle w:val="TableText"/>
+            </w:pPr>
+            <w:r>
+              <w:t>611.80</w:t>
+            </w:r>
+          </w:p>
+        </w:tc>
+        <w:tc>
+          <w:tcPr>
+            <w:tcW w:type="dxa" w:w="1501"/>
+          </w:tcPr>
+          <w:p>
+            <w:pPr>
+              <w:pStyle w:val="TableText"/>
+            </w:pPr>
+            <w:r>
+              <w:t>-8.18</w:t>
+            </w:r>
+          </w:p>
+        </w:tc>
+        <w:tc>
+          <w:tcPr>
+            <w:tcW w:type="dxa" w:w="1501"/>
+          </w:tcPr>
+          <w:p>
+            <w:pPr>
+              <w:pStyle w:val="TableText"/>
+            </w:pPr>
+            <w:r>
+              <w:t>453.60</w:t>
+            </w:r>
+          </w:p>
+        </w:tc>
+      </w:tr>
+      <w:tr>
+        <w:trPr>
+          <w:cantSplit/>
+        </w:trPr>
+        <w:tc>
+          <w:tcPr>
+            <w:tcW w:type="dxa" w:w="680"/>
+          </w:tcPr>
+          <w:p>
+            <w:pPr>
+              <w:pStyle w:val="TableText"/>
+            </w:pPr>
+            <w:r>
+              <w:t>48</w:t>
+            </w:r>
+          </w:p>
+        </w:tc>
+        <w:tc>
+          <w:tcPr>
+            <w:tcW w:type="dxa" w:w="1501"/>
+          </w:tcPr>
+          <w:p>
+            <w:pPr>
+              <w:pStyle w:val="TableText"/>
+            </w:pPr>
+            <w:r>
+              <w:t>Песок</w:t>
+            </w:r>
+          </w:p>
+        </w:tc>
+        <w:tc>
+          <w:tcPr>
+            <w:tcW w:type="dxa" w:w="1501"/>
+          </w:tcPr>
+          <w:p>
+            <w:pPr>
+              <w:pStyle w:val="TableText"/>
+            </w:pPr>
+            <w:r>
+              <w:t>4041.0</w:t>
+            </w:r>
+          </w:p>
+        </w:tc>
+        <w:tc>
+          <w:tcPr>
+            <w:tcW w:type="dxa" w:w="1501"/>
+          </w:tcPr>
+          <w:p>
+            <w:pPr>
+              <w:pStyle w:val="TableText"/>
+            </w:pPr>
+            <w:r>
+              <w:t>-147.80</w:t>
+            </w:r>
+          </w:p>
+        </w:tc>
+        <w:tc>
+          <w:tcPr>
+            <w:tcW w:type="dxa" w:w="1501"/>
+          </w:tcPr>
+          <w:p>
+            <w:pPr>
+              <w:pStyle w:val="TableText"/>
+            </w:pPr>
+            <w:r>
+              <w:t>621.80</w:t>
+            </w:r>
+          </w:p>
+        </w:tc>
+        <w:tc>
+          <w:tcPr>
+            <w:tcW w:type="dxa" w:w="1501"/>
+          </w:tcPr>
+          <w:p>
+            <w:pPr>
+              <w:pStyle w:val="TableText"/>
+            </w:pPr>
+            <w:r>
+              <w:t>-13.18</w:t>
+            </w:r>
+          </w:p>
+        </w:tc>
+        <w:tc>
+          <w:tcPr>
+            <w:tcW w:type="dxa" w:w="1501"/>
+          </w:tcPr>
+          <w:p>
+            <w:pPr>
+              <w:pStyle w:val="TableText"/>
+            </w:pPr>
+            <w:r>
+              <w:t>458.60</w:t>
+            </w:r>
+          </w:p>
+        </w:tc>
+      </w:tr>
+      <w:tr>
+        <w:trPr>
+          <w:cantSplit/>
+        </w:trPr>
+        <w:tc>
+          <w:tcPr>
+            <w:tcW w:type="dxa" w:w="680"/>
+          </w:tcPr>
+          <w:p>
+            <w:pPr>
+              <w:pStyle w:val="TableText"/>
+            </w:pPr>
+            <w:r>
+              <w:t>49</w:t>
+            </w:r>
+          </w:p>
+        </w:tc>
+        <w:tc>
+          <w:tcPr>
+            <w:tcW w:type="dxa" w:w="1501"/>
+          </w:tcPr>
+          <w:p>
+            <w:pPr>
+              <w:pStyle w:val="TableText"/>
+            </w:pPr>
+            <w:r>
+              <w:t>ПАВ</w:t>
+            </w:r>
+          </w:p>
+        </w:tc>
+        <w:tc>
+          <w:tcPr>
+            <w:tcW w:type="dxa" w:w="1501"/>
+          </w:tcPr>
+          <w:p>
+            <w:pPr>
+              <w:pStyle w:val="TableText"/>
+            </w:pPr>
+            <w:r>
+              <w:t>3941.0</w:t>
+            </w:r>
+          </w:p>
+        </w:tc>
+        <w:tc>
+          <w:tcPr>
+            <w:tcW w:type="dxa" w:w="1501"/>
+          </w:tcPr>
+          <w:p>
+            <w:pPr>
+              <w:pStyle w:val="TableText"/>
+            </w:pPr>
+            <w:r>
+              <w:t>-157.80</w:t>
+            </w:r>
+          </w:p>
+        </w:tc>
+        <w:tc>
+          <w:tcPr>
+            <w:tcW w:type="dxa" w:w="1501"/>
+          </w:tcPr>
+          <w:p>
+            <w:pPr>
+              <w:pStyle w:val="TableText"/>
+            </w:pPr>
+            <w:r>
+              <w:t>631.80</w:t>
+            </w:r>
+          </w:p>
+        </w:tc>
+        <w:tc>
+          <w:tcPr>
+            <w:tcW w:type="dxa" w:w="1501"/>
+          </w:tcPr>
+          <w:p>
+            <w:pPr>
+              <w:pStyle w:val="TableText"/>
+            </w:pPr>
+            <w:r>
+              <w:t>-18.18</w:t>
+            </w:r>
+          </w:p>
+        </w:tc>
+        <w:tc>
+          <w:tcPr>
+            <w:tcW w:type="dxa" w:w="1501"/>
+          </w:tcPr>
+          <w:p>
+            <w:pPr>
+              <w:pStyle w:val="TableText"/>
+            </w:pPr>
+            <w:r>
+              <w:t>463.60</w:t>
+            </w:r>
+          </w:p>
+        </w:tc>
+      </w:tr>
+      <w:tr>
+        <w:trPr>
+          <w:cantSplit/>
+        </w:trPr>
+        <w:tc>
+          <w:tcPr>
+            <w:tcW w:type="dxa" w:w="680"/>
+          </w:tcPr>
+          <w:p>
+            <w:pPr>
+              <w:pStyle w:val="TableText"/>
+            </w:pPr>
+            <w:r>
+              <w:t>50</w:t>
+            </w:r>
+          </w:p>
+        </w:tc>
+        <w:tc>
+          <w:tcPr>
+            <w:tcW w:type="dxa" w:w="1501"/>
+          </w:tcPr>
+          <w:p>
+            <w:pPr>
+              <w:pStyle w:val="TableText"/>
+            </w:pPr>
+            <w:r>
+              <w:t>Бетон</w:t>
+            </w:r>
+          </w:p>
+        </w:tc>
+        <w:tc>
+          <w:tcPr>
+            <w:tcW w:type="dxa" w:w="1501"/>
+          </w:tcPr>
+          <w:p>
+            <w:pPr>
+              <w:pStyle w:val="TableText"/>
+            </w:pPr>
+            <w:r>
+              <w:t>3841.0</w:t>
+            </w:r>
+          </w:p>
+        </w:tc>
+        <w:tc>
+          <w:tcPr>
+            <w:tcW w:type="dxa" w:w="1501"/>
+          </w:tcPr>
+          <w:p>
+            <w:pPr>
+              <w:pStyle w:val="TableText"/>
+            </w:pPr>
+            <w:r>
+              <w:t>-167.80</w:t>
+            </w:r>
+          </w:p>
+        </w:tc>
+        <w:tc>
+          <w:tcPr>
+            <w:tcW w:type="dxa" w:w="1501"/>
+          </w:tcPr>
+          <w:p>
+            <w:pPr>
+              <w:pStyle w:val="TableText"/>
+            </w:pPr>
+            <w:r>
+              <w:t>641.80</w:t>
+            </w:r>
+          </w:p>
+        </w:tc>
+        <w:tc>
+          <w:tcPr>
+            <w:tcW w:type="dxa" w:w="1501"/>
+          </w:tcPr>
+          <w:p>
+            <w:pPr>
+              <w:pStyle w:val="TableText"/>
+            </w:pPr>
+            <w:r>
+              <w:t>-23.18</w:t>
+            </w:r>
+          </w:p>
+        </w:tc>
+        <w:tc>
+          <w:tcPr>
+            <w:tcW w:type="dxa" w:w="1501"/>
+          </w:tcPr>
+          <w:p>
+            <w:pPr>
+              <w:pStyle w:val="TableText"/>
+            </w:pPr>
+            <w:r>
+              <w:t>468.60</w:t>
+            </w:r>
+          </w:p>
+        </w:tc>
+      </w:tr>
+      <w:tr>
+        <w:trPr>
+          <w:cantSplit/>
+        </w:trPr>
+        <w:tc>
+          <w:tcPr>
+            <w:tcW w:type="dxa" w:w="680"/>
+          </w:tcPr>
+          <w:p>
+            <w:pPr>
+              <w:pStyle w:val="TableText"/>
+            </w:pPr>
+            <w:r>
+              <w:t>51</w:t>
+            </w:r>
+          </w:p>
+        </w:tc>
+        <w:tc>
+          <w:tcPr>
+            <w:tcW w:type="dxa" w:w="1501"/>
+          </w:tcPr>
+          <w:p>
+            <w:pPr>
+              <w:pStyle w:val="TableText"/>
+            </w:pPr>
+            <w:r>
+              <w:t>ПГС</w:t>
+            </w:r>
+          </w:p>
+        </w:tc>
+        <w:tc>
+          <w:tcPr>
+            <w:tcW w:type="dxa" w:w="1501"/>
+          </w:tcPr>
+          <w:p>
+            <w:pPr>
+              <w:pStyle w:val="TableText"/>
+            </w:pPr>
+            <w:r>
+              <w:t>3741.0</w:t>
+            </w:r>
+          </w:p>
+        </w:tc>
+        <w:tc>
+          <w:tcPr>
+            <w:tcW w:type="dxa" w:w="1501"/>
+          </w:tcPr>
+          <w:p>
+            <w:pPr>
+              <w:pStyle w:val="TableText"/>
+            </w:pPr>
+            <w:r>
+              <w:t>-177.80</w:t>
+            </w:r>
+          </w:p>
+        </w:tc>
+        <w:tc>
+          <w:tcPr>
+            <w:tcW w:type="dxa" w:w="1501"/>
+          </w:tcPr>
+          <w:p>
+            <w:pPr>
+              <w:pStyle w:val="TableText"/>
+            </w:pPr>
+            <w:r>
+              <w:t>651.80</w:t>
+            </w:r>
+          </w:p>
+        </w:tc>
+        <w:tc>
+          <w:tcPr>
+            <w:tcW w:type="dxa" w:w="1501"/>
+          </w:tcPr>
+          <w:p>
+            <w:pPr>
+              <w:pStyle w:val="TableText"/>
+            </w:pPr>
+            <w:r>
+              <w:t>-28.18</w:t>
+            </w:r>
+          </w:p>
+        </w:tc>
+        <w:tc>
+          <w:tcPr>
+            <w:tcW w:type="dxa" w:w="1501"/>
+          </w:tcPr>
+          <w:p>
+            <w:pPr>
+              <w:pStyle w:val="TableText"/>
+            </w:pPr>
+            <w:r>
+              <w:t>473.60</w:t>
+            </w:r>
+          </w:p>
+        </w:tc>
+      </w:tr>
+      <w:tr>
+        <w:trPr>
+          <w:cantSplit/>
+        </w:trPr>
+        <w:tc>
+          <w:tcPr>
+            <w:tcW w:type="dxa" w:w="680"/>
+          </w:tcPr>
+          <w:p>
+            <w:pPr>
+              <w:pStyle w:val="TableText"/>
+            </w:pPr>
+            <w:r>
+              <w:t>52</w:t>
+            </w:r>
+          </w:p>
+        </w:tc>
+        <w:tc>
+          <w:tcPr>
+            <w:tcW w:type="dxa" w:w="1501"/>
+          </w:tcPr>
+          <w:p>
+            <w:pPr>
+              <w:pStyle w:val="TableText"/>
+            </w:pPr>
+            <w:r>
+              <w:t>Щебень</w:t>
+            </w:r>
+          </w:p>
+        </w:tc>
+        <w:tc>
+          <w:tcPr>
+            <w:tcW w:type="dxa" w:w="1501"/>
+          </w:tcPr>
+          <w:p>
+            <w:pPr>
+              <w:pStyle w:val="TableText"/>
+            </w:pPr>
+            <w:r>
+              <w:t>3641.0</w:t>
+            </w:r>
+          </w:p>
+        </w:tc>
+        <w:tc>
+          <w:tcPr>
+            <w:tcW w:type="dxa" w:w="1501"/>
+          </w:tcPr>
+          <w:p>
+            <w:pPr>
+              <w:pStyle w:val="TableText"/>
+            </w:pPr>
+            <w:r>
+              <w:t>-187.80</w:t>
+            </w:r>
+          </w:p>
+        </w:tc>
+        <w:tc>
+          <w:tcPr>
+            <w:tcW w:type="dxa" w:w="1501"/>
+          </w:tcPr>
+          <w:p>
+            <w:pPr>
+              <w:pStyle w:val="TableText"/>
+            </w:pPr>
+            <w:r>
+              <w:t>661.80</w:t>
+            </w:r>
+          </w:p>
+        </w:tc>
+        <w:tc>
+          <w:tcPr>
+            <w:tcW w:type="dxa" w:w="1501"/>
+          </w:tcPr>
+          <w:p>
+            <w:pPr>
+              <w:pStyle w:val="TableText"/>
+            </w:pPr>
+            <w:r>
+              <w:t>-33.18</w:t>
+            </w:r>
+          </w:p>
+        </w:tc>
+        <w:tc>
+          <w:tcPr>
+            <w:tcW w:type="dxa" w:w="1501"/>
+          </w:tcPr>
+          <w:p>
+            <w:pPr>
+              <w:pStyle w:val="TableText"/>
+            </w:pPr>
+            <w:r>
+              <w:t>478.60</w:t>
+            </w:r>
+          </w:p>
+        </w:tc>
+      </w:tr>
+      <w:tr>
+        <w:trPr>
+          <w:cantSplit/>
+        </w:trPr>
+        <w:tc>
+          <w:tcPr>
+            <w:tcW w:type="dxa" w:w="680"/>
+          </w:tcPr>
+          <w:p>
+            <w:pPr>
+              <w:pStyle w:val="TableText"/>
+            </w:pPr>
+            <w:r>
+              <w:t>53</w:t>
+            </w:r>
+          </w:p>
+        </w:tc>
+        <w:tc>
+          <w:tcPr>
+            <w:tcW w:type="dxa" w:w="1501"/>
+          </w:tcPr>
+          <w:p>
+            <w:pPr>
+              <w:pStyle w:val="TableText"/>
+            </w:pPr>
+            <w:r>
+              <w:t>ЖБИ</w:t>
+            </w:r>
+          </w:p>
+        </w:tc>
+        <w:tc>
+          <w:tcPr>
+            <w:tcW w:type="dxa" w:w="1501"/>
+          </w:tcPr>
+          <w:p>
+            <w:pPr>
+              <w:pStyle w:val="TableText"/>
+            </w:pPr>
+            <w:r>
+              <w:t>3541.0</w:t>
+            </w:r>
+          </w:p>
+        </w:tc>
+        <w:tc>
+          <w:tcPr>
+            <w:tcW w:type="dxa" w:w="1501"/>
+          </w:tcPr>
+          <w:p>
+            <w:pPr>
+              <w:pStyle w:val="TableText"/>
+            </w:pPr>
+            <w:r>
+              <w:t>-197.80</w:t>
+            </w:r>
+          </w:p>
+        </w:tc>
+        <w:tc>
+          <w:tcPr>
+            <w:tcW w:type="dxa" w:w="1501"/>
+          </w:tcPr>
+          <w:p>
+            <w:pPr>
+              <w:pStyle w:val="TableText"/>
+            </w:pPr>
+            <w:r>
+              <w:t>671.80</w:t>
+            </w:r>
+          </w:p>
+        </w:tc>
+        <w:tc>
+          <w:tcPr>
+            <w:tcW w:type="dxa" w:w="1501"/>
+          </w:tcPr>
+          <w:p>
+            <w:pPr>
+              <w:pStyle w:val="TableText"/>
+            </w:pPr>
+            <w:r>
+              <w:t>-38.18</w:t>
+            </w:r>
+          </w:p>
+        </w:tc>
+        <w:tc>
+          <w:tcPr>
+            <w:tcW w:type="dxa" w:w="1501"/>
+          </w:tcPr>
+          <w:p>
+            <w:pPr>
+              <w:pStyle w:val="TableText"/>
+            </w:pPr>
+            <w:r>
+              <w:t>483.60</w:t>
+            </w:r>
+          </w:p>
+        </w:tc>
+      </w:tr>
+      <w:tr>
+        <w:trPr>
+          <w:cantSplit/>
+        </w:trPr>
+        <w:tc>
+          <w:tcPr>
+            <w:tcW w:type="dxa" w:w="680"/>
+          </w:tcPr>
+          <w:p>
+            <w:pPr>
+              <w:pStyle w:val="TableText"/>
+            </w:pPr>
+            <w:r>
+              <w:t>54</w:t>
+            </w:r>
+          </w:p>
+        </w:tc>
+        <w:tc>
+          <w:tcPr>
+            <w:tcW w:type="dxa" w:w="1501"/>
+          </w:tcPr>
+          <w:p>
+            <w:pPr>
+              <w:pStyle w:val="TableText"/>
+            </w:pPr>
+            <w:r>
+              <w:t>Цемент</w:t>
+            </w:r>
+          </w:p>
+        </w:tc>
+        <w:tc>
+          <w:tcPr>
+            <w:tcW w:type="dxa" w:w="1501"/>
+          </w:tcPr>
+          <w:p>
+            <w:pPr>
+              <w:pStyle w:val="TableText"/>
+            </w:pPr>
+            <w:r>
+              <w:t>3441.0</w:t>
+            </w:r>
+          </w:p>
+        </w:tc>
+        <w:tc>
+          <w:tcPr>
+            <w:tcW w:type="dxa" w:w="1501"/>
+          </w:tcPr>
+          <w:p>
+            <w:pPr>
+              <w:pStyle w:val="TableText"/>
+            </w:pPr>
+            <w:r>
+              <w:t>-207.80</w:t>
+            </w:r>
+          </w:p>
+        </w:tc>
+        <w:tc>
+          <w:tcPr>
+            <w:tcW w:type="dxa" w:w="1501"/>
+          </w:tcPr>
+          <w:p>
+            <w:pPr>
+              <w:pStyle w:val="TableText"/>
+            </w:pPr>
+            <w:r>
+              <w:t>681.80</w:t>
+            </w:r>
+          </w:p>
+        </w:tc>
+        <w:tc>
+          <w:tcPr>
+            <w:tcW w:type="dxa" w:w="1501"/>
+          </w:tcPr>
+          <w:p>
+            <w:pPr>
+              <w:pStyle w:val="TableText"/>
+            </w:pPr>
+            <w:r>
+              <w:t>-43.18</w:t>
+            </w:r>
+          </w:p>
+        </w:tc>
+        <w:tc>
+          <w:tcPr>
+            <w:tcW w:type="dxa" w:w="1501"/>
+          </w:tcPr>
+          <w:p>
+            <w:pPr>
+              <w:pStyle w:val="TableText"/>
+            </w:pPr>
+            <w:r>
+              <w:t>488.60</w:t>
+            </w:r>
+          </w:p>
+        </w:tc>
+      </w:tr>
+      <w:tr>
+        <w:trPr>
+          <w:cantSplit/>
+        </w:trPr>
+        <w:tc>
+          <w:tcPr>
+            <w:tcW w:type="dxa" w:w="680"/>
+          </w:tcPr>
+          <w:p>
+            <w:pPr>
+              <w:pStyle w:val="TableText"/>
+            </w:pPr>
+            <w:r>
+              <w:t>55</w:t>
+            </w:r>
+          </w:p>
+        </w:tc>
+        <w:tc>
+          <w:tcPr>
+            <w:tcW w:type="dxa" w:w="1501"/>
+          </w:tcPr>
+          <w:p>
+            <w:pPr>
+              <w:pStyle w:val="TableText"/>
+            </w:pPr>
+            <w:r>
+              <w:t>Песок</w:t>
+            </w:r>
+          </w:p>
+        </w:tc>
+        <w:tc>
+          <w:tcPr>
+            <w:tcW w:type="dxa" w:w="1501"/>
+          </w:tcPr>
+          <w:p>
+            <w:pPr>
+              <w:pStyle w:val="TableText"/>
+            </w:pPr>
+            <w:r>
+              <w:t>3341.0</w:t>
+            </w:r>
+          </w:p>
+        </w:tc>
+        <w:tc>
+          <w:tcPr>
+            <w:tcW w:type="dxa" w:w="1501"/>
+          </w:tcPr>
+          <w:p>
+            <w:pPr>
+              <w:pStyle w:val="TableText"/>
+            </w:pPr>
+            <w:r>
+              <w:t>-217.80</w:t>
+            </w:r>
+          </w:p>
+        </w:tc>
+        <w:tc>
+          <w:tcPr>
+            <w:tcW w:type="dxa" w:w="1501"/>
+          </w:tcPr>
+          <w:p>
+            <w:pPr>
+              <w:pStyle w:val="TableText"/>
+            </w:pPr>
+            <w:r>
+              <w:t>691.80</w:t>
+            </w:r>
+          </w:p>
+        </w:tc>
+        <w:tc>
+          <w:tcPr>
+            <w:tcW w:type="dxa" w:w="1501"/>
+          </w:tcPr>
+          <w:p>
+            <w:pPr>
+              <w:pStyle w:val="TableText"/>
+            </w:pPr>
+            <w:r>
+              <w:t>-48.18</w:t>
+            </w:r>
+          </w:p>
+        </w:tc>
+        <w:tc>
+          <w:tcPr>
+            <w:tcW w:type="dxa" w:w="1501"/>
+          </w:tcPr>
+          <w:p>
+            <w:pPr>
+              <w:pStyle w:val="TableText"/>
+            </w:pPr>
+            <w:r>
+              <w:t>493.60</w:t>
+            </w:r>
+          </w:p>
+        </w:tc>
+      </w:tr>
+      <w:tr>
+        <w:trPr>
+          <w:cantSplit/>
+        </w:trPr>
+        <w:tc>
+          <w:tcPr>
+            <w:tcW w:type="dxa" w:w="680"/>
+          </w:tcPr>
+          <w:p>
+            <w:pPr>
+              <w:pStyle w:val="TableText"/>
+            </w:pPr>
+            <w:r>
+              <w:t>56</w:t>
+            </w:r>
+          </w:p>
+        </w:tc>
+        <w:tc>
+          <w:tcPr>
+            <w:tcW w:type="dxa" w:w="1501"/>
+          </w:tcPr>
+          <w:p>
+            <w:pPr>
+              <w:pStyle w:val="TableText"/>
+            </w:pPr>
+            <w:r>
+              <w:t>ПАВ</w:t>
+            </w:r>
+          </w:p>
+        </w:tc>
+        <w:tc>
+          <w:tcPr>
+            <w:tcW w:type="dxa" w:w="1501"/>
+          </w:tcPr>
+          <w:p>
+            <w:pPr>
+              <w:pStyle w:val="TableText"/>
+            </w:pPr>
+            <w:r>
+              <w:t>3241.0</w:t>
+            </w:r>
+          </w:p>
+        </w:tc>
+        <w:tc>
+          <w:tcPr>
+            <w:tcW w:type="dxa" w:w="1501"/>
+          </w:tcPr>
+          <w:p>
+            <w:pPr>
+              <w:pStyle w:val="TableText"/>
+            </w:pPr>
+            <w:r>
+              <w:t>-227.80</w:t>
+            </w:r>
+          </w:p>
+        </w:tc>
+        <w:tc>
+          <w:tcPr>
+            <w:tcW w:type="dxa" w:w="1501"/>
+          </w:tcPr>
+          <w:p>
+            <w:pPr>
+              <w:pStyle w:val="TableText"/>
+            </w:pPr>
+            <w:r>
+              <w:t>701.80</w:t>
+            </w:r>
+          </w:p>
+        </w:tc>
+        <w:tc>
+          <w:tcPr>
+            <w:tcW w:type="dxa" w:w="1501"/>
+          </w:tcPr>
+          <w:p>
+            <w:pPr>
+              <w:pStyle w:val="TableText"/>
+            </w:pPr>
+            <w:r>
+              <w:t>-53.18</w:t>
+            </w:r>
+          </w:p>
+        </w:tc>
+        <w:tc>
+          <w:tcPr>
+            <w:tcW w:type="dxa" w:w="1501"/>
+          </w:tcPr>
+          <w:p>
+            <w:pPr>
+              <w:pStyle w:val="TableText"/>
+            </w:pPr>
+            <w:r>
+              <w:t>498.60</w:t>
+            </w:r>
+          </w:p>
+        </w:tc>
+      </w:tr>
+      <w:tr>
+        <w:trPr>
+          <w:cantSplit/>
+        </w:trPr>
+        <w:tc>
+          <w:tcPr>
+            <w:tcW w:type="dxa" w:w="680"/>
+          </w:tcPr>
+          <w:p>
+            <w:pPr>
+              <w:pStyle w:val="TableText"/>
+            </w:pPr>
+            <w:r>
+              <w:t>57</w:t>
+            </w:r>
+          </w:p>
+        </w:tc>
+        <w:tc>
+          <w:tcPr>
+            <w:tcW w:type="dxa" w:w="1501"/>
+          </w:tcPr>
+          <w:p>
+            <w:pPr>
+              <w:pStyle w:val="TableText"/>
+            </w:pPr>
+            <w:r>
+              <w:t>Бетон</w:t>
+            </w:r>
+          </w:p>
+        </w:tc>
+        <w:tc>
+          <w:tcPr>
+            <w:tcW w:type="dxa" w:w="1501"/>
+          </w:tcPr>
+          <w:p>
+            <w:pPr>
+              <w:pStyle w:val="TableText"/>
+            </w:pPr>
+            <w:r>
+              <w:t>3141.0</w:t>
+            </w:r>
+          </w:p>
+        </w:tc>
+        <w:tc>
+          <w:tcPr>
+            <w:tcW w:type="dxa" w:w="1501"/>
+          </w:tcPr>
+          <w:p>
+            <w:pPr>
+              <w:pStyle w:val="TableText"/>
+            </w:pPr>
+            <w:r>
+              <w:t>-237.80</w:t>
+            </w:r>
+          </w:p>
+        </w:tc>
+        <w:tc>
+          <w:tcPr>
+            <w:tcW w:type="dxa" w:w="1501"/>
+          </w:tcPr>
+          <w:p>
+            <w:pPr>
+              <w:pStyle w:val="TableText"/>
+            </w:pPr>
+            <w:r>
+              <w:t>711.80</w:t>
+            </w:r>
+          </w:p>
+        </w:tc>
+        <w:tc>
+          <w:tcPr>
+            <w:tcW w:type="dxa" w:w="1501"/>
+          </w:tcPr>
+          <w:p>
+            <w:pPr>
+              <w:pStyle w:val="TableText"/>
+            </w:pPr>
+            <w:r>
+              <w:t>-58.18</w:t>
+            </w:r>
+          </w:p>
+        </w:tc>
+        <w:tc>
+          <w:tcPr>
+            <w:tcW w:type="dxa" w:w="1501"/>
+          </w:tcPr>
+          <w:p>
+            <w:pPr>
+              <w:pStyle w:val="TableText"/>
+            </w:pPr>
+            <w:r>
+              <w:t>503.60</w:t>
+            </w:r>
+          </w:p>
+        </w:tc>
+      </w:tr>
+      <w:tr>
+        <w:trPr>
+          <w:cantSplit/>
+        </w:trPr>
+        <w:tc>
+          <w:tcPr>
+            <w:tcW w:type="dxa" w:w="680"/>
+          </w:tcPr>
+          <w:p>
+            <w:pPr>
+              <w:pStyle w:val="TableText"/>
+            </w:pPr>
+            <w:r>
+              <w:t>58</w:t>
+            </w:r>
+          </w:p>
+        </w:tc>
+        <w:tc>
+          <w:tcPr>
+            <w:tcW w:type="dxa" w:w="1501"/>
+          </w:tcPr>
+          <w:p>
+            <w:pPr>
+              <w:pStyle w:val="TableText"/>
+            </w:pPr>
+            <w:r>
+              <w:t>ПГС</w:t>
+            </w:r>
+          </w:p>
+        </w:tc>
+        <w:tc>
+          <w:tcPr>
+            <w:tcW w:type="dxa" w:w="1501"/>
+          </w:tcPr>
+          <w:p>
+            <w:pPr>
+              <w:pStyle w:val="TableText"/>
+            </w:pPr>
+            <w:r>
+              <w:t>3041.0</w:t>
+            </w:r>
+          </w:p>
+        </w:tc>
+        <w:tc>
+          <w:tcPr>
+            <w:tcW w:type="dxa" w:w="1501"/>
+          </w:tcPr>
+          <w:p>
+            <w:pPr>
+              <w:pStyle w:val="TableText"/>
+            </w:pPr>
+            <w:r>
+              <w:t>-247.80</w:t>
+            </w:r>
+          </w:p>
+        </w:tc>
+        <w:tc>
+          <w:tcPr>
+            <w:tcW w:type="dxa" w:w="1501"/>
+          </w:tcPr>
+          <w:p>
+            <w:pPr>
+              <w:pStyle w:val="TableText"/>
+            </w:pPr>
+            <w:r>
+              <w:t>721.80</w:t>
+            </w:r>
+          </w:p>
+        </w:tc>
+        <w:tc>
+          <w:tcPr>
+            <w:tcW w:type="dxa" w:w="1501"/>
+          </w:tcPr>
+          <w:p>
+            <w:pPr>
+              <w:pStyle w:val="TableText"/>
+            </w:pPr>
+            <w:r>
+              <w:t>-63.18</w:t>
+            </w:r>
+          </w:p>
+        </w:tc>
+        <w:tc>
+          <w:tcPr>
+            <w:tcW w:type="dxa" w:w="1501"/>
+          </w:tcPr>
+          <w:p>
+            <w:pPr>
+              <w:pStyle w:val="TableText"/>
+            </w:pPr>
+            <w:r>
+              <w:t>508.60</w:t>
+            </w:r>
+          </w:p>
+        </w:tc>
+      </w:tr>
+      <w:tr>
+        <w:trPr>
+          <w:cantSplit/>
+        </w:trPr>
+        <w:tc>
+          <w:tcPr>
+            <w:tcW w:type="dxa" w:w="680"/>
+          </w:tcPr>
+          <w:p>
+            <w:pPr>
+              <w:pStyle w:val="TableText"/>
+            </w:pPr>
+            <w:r>
+              <w:t>59</w:t>
+            </w:r>
+          </w:p>
+        </w:tc>
+        <w:tc>
+          <w:tcPr>
+            <w:tcW w:type="dxa" w:w="1501"/>
+          </w:tcPr>
+          <w:p>
+            <w:pPr>
+              <w:pStyle w:val="TableText"/>
+            </w:pPr>
+            <w:r>
+              <w:t>Щебень</w:t>
+            </w:r>
+          </w:p>
+        </w:tc>
+        <w:tc>
+          <w:tcPr>
+            <w:tcW w:type="dxa" w:w="1501"/>
+          </w:tcPr>
+          <w:p>
+            <w:pPr>
+              <w:pStyle w:val="TableText"/>
+            </w:pPr>
+            <w:r>
+              <w:t>2941.0</w:t>
+            </w:r>
+          </w:p>
+        </w:tc>
+        <w:tc>
+          <w:tcPr>
+            <w:tcW w:type="dxa" w:w="1501"/>
+          </w:tcPr>
+          <w:p>
+            <w:pPr>
+              <w:pStyle w:val="TableText"/>
+            </w:pPr>
+            <w:r>
+              <w:t>-257.80</w:t>
+            </w:r>
+          </w:p>
+        </w:tc>
+        <w:tc>
+          <w:tcPr>
+            <w:tcW w:type="dxa" w:w="1501"/>
+          </w:tcPr>
+          <w:p>
+            <w:pPr>
+              <w:pStyle w:val="TableText"/>
+            </w:pPr>
+            <w:r>
+              <w:t>731.80</w:t>
+            </w:r>
+          </w:p>
+        </w:tc>
+        <w:tc>
+          <w:tcPr>
+            <w:tcW w:type="dxa" w:w="1501"/>
+          </w:tcPr>
+          <w:p>
+            <w:pPr>
+              <w:pStyle w:val="TableText"/>
+            </w:pPr>
+            <w:r>
+              <w:t>-68.18</w:t>
+            </w:r>
+          </w:p>
+        </w:tc>
+        <w:tc>
+          <w:tcPr>
+            <w:tcW w:type="dxa" w:w="1501"/>
+          </w:tcPr>
+          <w:p>
+            <w:pPr>
+              <w:pStyle w:val="TableText"/>
+            </w:pPr>
+            <w:r>
+              <w:t>513.60</w:t>
+            </w:r>
+          </w:p>
+        </w:tc>
+      </w:tr>
+      <w:tr>
+        <w:trPr>
+          <w:cantSplit/>
+        </w:trPr>
+        <w:tc>
+          <w:tcPr>
+            <w:tcW w:type="dxa" w:w="680"/>
+          </w:tcPr>
+          <w:p>
+            <w:pPr>
+              <w:pStyle w:val="TableText"/>
+            </w:pPr>
+            <w:r>
+              <w:t>60</w:t>
+            </w:r>
+          </w:p>
+        </w:tc>
+        <w:tc>
+          <w:tcPr>
+            <w:tcW w:type="dxa" w:w="1501"/>
+          </w:tcPr>
+          <w:p>
+            <w:pPr>
+              <w:pStyle w:val="TableText"/>
+            </w:pPr>
+            <w:r>
+              <w:t>ЖБИ</w:t>
+            </w:r>
+          </w:p>
+        </w:tc>
+        <w:tc>
+          <w:tcPr>
+            <w:tcW w:type="dxa" w:w="1501"/>
+          </w:tcPr>
+          <w:p>
+            <w:pPr>
+              <w:pStyle w:val="TableText"/>
+            </w:pPr>
+            <w:r>
+              <w:t>2841.0</w:t>
+            </w:r>
+          </w:p>
+        </w:tc>
+        <w:tc>
+          <w:tcPr>
+            <w:tcW w:type="dxa" w:w="1501"/>
+          </w:tcPr>
+          <w:p>
+            <w:pPr>
+              <w:pStyle w:val="TableText"/>
+            </w:pPr>
+            <w:r>
+              <w:t>-267.80</w:t>
+            </w:r>
+          </w:p>
+        </w:tc>
+        <w:tc>
+          <w:tcPr>
+            <w:tcW w:type="dxa" w:w="1501"/>
+          </w:tcPr>
+          <w:p>
+            <w:pPr>
+              <w:pStyle w:val="TableText"/>
+            </w:pPr>
+            <w:r>
+              <w:t>741.80</w:t>
+            </w:r>
+          </w:p>
+        </w:tc>
+        <w:tc>
+          <w:tcPr>
+            <w:tcW w:type="dxa" w:w="1501"/>
+          </w:tcPr>
+          <w:p>
+            <w:pPr>
+              <w:pStyle w:val="TableText"/>
+            </w:pPr>
+            <w:r>
+              <w:t>-73.18</w:t>
+            </w:r>
+          </w:p>
+        </w:tc>
+        <w:tc>
+          <w:tcPr>
+            <w:tcW w:type="dxa" w:w="1501"/>
+          </w:tcPr>
+          <w:p>
+            <w:pPr>
+              <w:pStyle w:val="TableText"/>
+            </w:pPr>
+            <w:r>
+              <w:t>518.60</w:t>
             </w:r>
           </w:p>
         </w:tc>

--- a/examples/example.docx
+++ b/examples/example.docx
@@ -7,7 +7,7 @@
         <w:pStyle w:val="Heading1"/>
       </w:pPr>
       <w:r>
-        <w:t>1 ЗАГОЛОВОК ПЕРВОГО УРОВНЯ (HEADING 1, ПО ЦЕНТРУ, UPPER)</w:t>
+        <w:t>А.1 Заголовок первого уровня (Heading 1, по центру, UPPER)</w:t>
       </w:r>
     </w:p>
     <w:p>
@@ -15,7 +15,7 @@
         <w:pStyle w:val="Heading2"/>
       </w:pPr>
       <w:r>
-        <w:t>1.1 Заголовок второго уровня (Heading 2, слева, с номером)</w:t>
+        <w:t>А.1.1 Заголовок второго уровня (Heading 2, слева, с номером)</w:t>
       </w:r>
     </w:p>
     <w:p>
@@ -23,7 +23,7 @@
         <w:pStyle w:val="Heading3"/>
       </w:pPr>
       <w:r>
-        <w:t>1.1.1 Заголовок третьего уровня (Heading 3, слева, с номером)</w:t>
+        <w:t>А.1.1.1 Заголовок третьего уровня (Heading 3, слева, с номером)</w:t>
       </w:r>
     </w:p>
     <w:p>
@@ -31,13 +31,16 @@
         <w:pStyle w:val="Heading4"/>
       </w:pPr>
       <w:r>
-        <w:t>1.1.1.1 Заголовок четвертого уровня (Heading 4, слева, с номером)</w:t>
+        <w:t>А.1.1.1.1 Заголовок четвертого уровня (Heading 4, слева, с номером)</w:t>
       </w:r>
     </w:p>
     <w:p>
       <w:r>
-        <w:t>Обычный абзац: Times New Roman 14pt, выравнивание по ширине, межстрочный интервал 1,5, красная строка 1,25 см. Длинный текст нужен, чтобы проверить выравнивание по ширине на нескольких строках — вот ещё немного слов для этого.</w:t>
+        <w:t xml:space="preserve">Обычный абзац: Times New Roman 14pt, выравнивание по ширине, межстрочный интервал 1,5, красная строка 1,25 см. Длинный текст нужен, чтобы проверить выравнивание по ширине на нескольких строках — вот ещё немного слов для этого. </w:t>
       </w:r>
+    </w:p>
+    <w:p>
+      <w:r/>
     </w:p>
     <w:p>
       <w:r>
@@ -64,7 +67,7 @@
     </w:p>
     <w:p>
       <w:r>
-        <w:t>Ещё один абзац — проверка отступа красной строки.</w:t>
+        <w:t>На рисунке А.1.</w:t>
       </w:r>
     </w:p>
     <w:p>
@@ -117,7 +120,7 @@
         <w:rPr>
           <w:sz w:val="28"/>
         </w:rPr>
-        <w:t>Рисунок 1 – Пример подписи к рисунку. Пример подписи к рисунку. Пример подписи к рисунку. Пример подписи к рисунку. Пример подписи к рисунку</w:t>
+        <w:t>Рисунок А.1 – Пример подписи к рисунку. Пример подписи к рисунку. Пример подписи к рисунку. Пример подписи к рисунку. Пример подписи к рисунку</w:t>
       </w:r>
     </w:p>
     <w:p>
@@ -131,7 +134,7 @@
         <w:rPr>
           <w:sz w:val="28"/>
         </w:rPr>
-        <w:t>Таблица 1 – Таблица по умолчанию: со столбцом «№ п/п» и строкой номеров столбцов</w:t>
+        <w:t>Таблица А.1 – Таблица по умолчанию: со столбцом «№ п/п» и строкой номеров столбцов</w:t>
       </w:r>
     </w:p>
     <w:tbl>
@@ -448,7 +451,7 @@
         <w:rPr>
           <w:sz w:val="28"/>
         </w:rPr>
-        <w:t>Таблица 2 – Без «№ п/п» и без строки номеров столбцов</w:t>
+        <w:t>Таблица А.2 – Без «№ п/п» и без строки номеров столбцов</w:t>
       </w:r>
     </w:p>
     <w:tbl>
@@ -601,7 +604,7 @@
         <w:rPr>
           <w:sz w:val="28"/>
         </w:rPr>
-        <w:t>Таблица 3 – Без строки-заголовка (show_header=False)</w:t>
+        <w:t>Таблица А.3 – Без строки-заголовка (show_header=False)</w:t>
       </w:r>
     </w:p>
     <w:tbl>
@@ -956,7 +959,7 @@
         <w:rPr>
           <w:sz w:val="28"/>
         </w:rPr>
-        <w:t>Таблица 5 – Себестоимость с переносом на следующую страницу</w:t>
+        <w:t>Таблица А.5 – Себестоимость с переносом на следующую страницу</w:t>
       </w:r>
     </w:p>
     <w:tbl>
@@ -3101,7 +3104,7 @@
         <w:rPr>
           <w:sz w:val="28"/>
         </w:rPr>
-        <w:t>Продолжение табл. 5</w:t>
+        <w:t>Продолжение табл. А.5</w:t>
       </w:r>
     </w:p>
     <w:tbl>
@@ -7507,6 +7510,7 @@
       <w:b/>
       <w:bCs/>
       <w:i w:val="0"/>
+      <w:caps/>
       <w:color w:val="000000"/>
       <w:sz w:val="28"/>
       <w:szCs w:val="28"/>
@@ -7534,6 +7538,7 @@
       <w:b/>
       <w:bCs/>
       <w:i w:val="0"/>
+      <w:caps w:val="0"/>
       <w:color w:val="000000"/>
       <w:sz w:val="28"/>
       <w:szCs w:val="26"/>
@@ -7561,6 +7566,7 @@
       <w:b/>
       <w:bCs/>
       <w:i w:val="0"/>
+      <w:caps w:val="0"/>
       <w:color w:val="000000"/>
       <w:sz w:val="28"/>
     </w:rPr>
@@ -7589,6 +7595,7 @@
       <w:bCs/>
       <w:i w:val="0"/>
       <w:iCs/>
+      <w:caps w:val="0"/>
       <w:color w:val="000000"/>
       <w:sz w:val="28"/>
     </w:rPr>
@@ -19142,7 +19149,7 @@
     <w:pPr>
       <w:spacing w:before="0" w:after="0"/>
       <w:ind w:firstLine="0"/>
-      <w:jc w:val="left"/>
+      <w:jc w:val="center"/>
     </w:pPr>
     <w:rPr>
       <w:rFonts w:ascii="Times New Roman" w:hAnsi="Times New Roman"/>

--- a/examples/example.docx
+++ b/examples/example.docx
@@ -159,10 +159,12 @@
         <w:tc>
           <w:tcPr>
             <w:tcW w:type="dxa" w:w="680"/>
-          </w:tcPr>
-          <w:p>
-            <w:pPr>
-              <w:pStyle w:val="TableText"/>
+            <w:vAlign w:val="center"/>
+          </w:tcPr>
+          <w:p>
+            <w:pPr>
+              <w:pStyle w:val="TableText"/>
+              <w:keepNext/>
             </w:pPr>
             <w:r>
               <w:t>№ п/п</w:t>
@@ -172,10 +174,12 @@
         <w:tc>
           <w:tcPr>
             <w:tcW w:type="dxa" w:w="3003"/>
-          </w:tcPr>
-          <w:p>
-            <w:pPr>
-              <w:pStyle w:val="TableText"/>
+            <w:vAlign w:val="center"/>
+          </w:tcPr>
+          <w:p>
+            <w:pPr>
+              <w:pStyle w:val="TableText"/>
+              <w:keepNext/>
             </w:pPr>
             <w:r>
               <w:t>Показатель А</w:t>
@@ -185,10 +189,12 @@
         <w:tc>
           <w:tcPr>
             <w:tcW w:type="dxa" w:w="3003"/>
-          </w:tcPr>
-          <w:p>
-            <w:pPr>
-              <w:pStyle w:val="TableText"/>
+            <w:vAlign w:val="center"/>
+          </w:tcPr>
+          <w:p>
+            <w:pPr>
+              <w:pStyle w:val="TableText"/>
+              <w:keepNext/>
             </w:pPr>
             <w:r>
               <w:t>Показатель Б</w:t>
@@ -198,10 +204,12 @@
         <w:tc>
           <w:tcPr>
             <w:tcW w:type="dxa" w:w="3003"/>
-          </w:tcPr>
-          <w:p>
-            <w:pPr>
-              <w:pStyle w:val="TableText"/>
+            <w:vAlign w:val="center"/>
+          </w:tcPr>
+          <w:p>
+            <w:pPr>
+              <w:pStyle w:val="TableText"/>
+              <w:keepNext/>
             </w:pPr>
             <w:r>
               <w:t>Текст</w:t>
@@ -217,10 +225,12 @@
         <w:tc>
           <w:tcPr>
             <w:tcW w:type="dxa" w:w="680"/>
-          </w:tcPr>
-          <w:p>
-            <w:pPr>
-              <w:pStyle w:val="TableText"/>
+            <w:vAlign w:val="center"/>
+          </w:tcPr>
+          <w:p>
+            <w:pPr>
+              <w:pStyle w:val="TableText"/>
+              <w:keepNext/>
             </w:pPr>
             <w:r>
               <w:t>1</w:t>
@@ -230,10 +240,12 @@
         <w:tc>
           <w:tcPr>
             <w:tcW w:type="dxa" w:w="3003"/>
-          </w:tcPr>
-          <w:p>
-            <w:pPr>
-              <w:pStyle w:val="TableText"/>
+            <w:vAlign w:val="center"/>
+          </w:tcPr>
+          <w:p>
+            <w:pPr>
+              <w:pStyle w:val="TableText"/>
+              <w:keepNext/>
             </w:pPr>
             <w:r>
               <w:t>2</w:t>
@@ -243,10 +255,12 @@
         <w:tc>
           <w:tcPr>
             <w:tcW w:type="dxa" w:w="3003"/>
-          </w:tcPr>
-          <w:p>
-            <w:pPr>
-              <w:pStyle w:val="TableText"/>
+            <w:vAlign w:val="center"/>
+          </w:tcPr>
+          <w:p>
+            <w:pPr>
+              <w:pStyle w:val="TableText"/>
+              <w:keepNext/>
             </w:pPr>
             <w:r>
               <w:t>3</w:t>
@@ -256,10 +270,12 @@
         <w:tc>
           <w:tcPr>
             <w:tcW w:type="dxa" w:w="3003"/>
-          </w:tcPr>
-          <w:p>
-            <w:pPr>
-              <w:pStyle w:val="TableText"/>
+            <w:vAlign w:val="center"/>
+          </w:tcPr>
+          <w:p>
+            <w:pPr>
+              <w:pStyle w:val="TableText"/>
+              <w:keepNext/>
             </w:pPr>
             <w:r>
               <w:t>4</w:t>
@@ -274,6 +290,7 @@
         <w:tc>
           <w:tcPr>
             <w:tcW w:type="dxa" w:w="680"/>
+            <w:vAlign w:val="center"/>
           </w:tcPr>
           <w:p>
             <w:pPr>
@@ -287,6 +304,7 @@
         <w:tc>
           <w:tcPr>
             <w:tcW w:type="dxa" w:w="3003"/>
+            <w:vAlign w:val="center"/>
           </w:tcPr>
           <w:p>
             <w:pPr>
@@ -300,6 +318,7 @@
         <w:tc>
           <w:tcPr>
             <w:tcW w:type="dxa" w:w="3003"/>
+            <w:vAlign w:val="center"/>
           </w:tcPr>
           <w:p>
             <w:pPr>
@@ -313,6 +332,7 @@
         <w:tc>
           <w:tcPr>
             <w:tcW w:type="dxa" w:w="3003"/>
+            <w:vAlign w:val="center"/>
           </w:tcPr>
           <w:p>
             <w:pPr>
@@ -331,6 +351,7 @@
         <w:tc>
           <w:tcPr>
             <w:tcW w:type="dxa" w:w="680"/>
+            <w:vAlign w:val="center"/>
           </w:tcPr>
           <w:p>
             <w:pPr>
@@ -344,6 +365,7 @@
         <w:tc>
           <w:tcPr>
             <w:tcW w:type="dxa" w:w="3003"/>
+            <w:vAlign w:val="center"/>
           </w:tcPr>
           <w:p>
             <w:pPr>
@@ -357,6 +379,7 @@
         <w:tc>
           <w:tcPr>
             <w:tcW w:type="dxa" w:w="3003"/>
+            <w:vAlign w:val="center"/>
           </w:tcPr>
           <w:p>
             <w:pPr>
@@ -370,6 +393,7 @@
         <w:tc>
           <w:tcPr>
             <w:tcW w:type="dxa" w:w="3003"/>
+            <w:vAlign w:val="center"/>
           </w:tcPr>
           <w:p>
             <w:pPr>
@@ -388,6 +412,7 @@
         <w:tc>
           <w:tcPr>
             <w:tcW w:type="dxa" w:w="680"/>
+            <w:vAlign w:val="center"/>
           </w:tcPr>
           <w:p>
             <w:pPr>
@@ -401,6 +426,7 @@
         <w:tc>
           <w:tcPr>
             <w:tcW w:type="dxa" w:w="3003"/>
+            <w:vAlign w:val="center"/>
           </w:tcPr>
           <w:p>
             <w:pPr>
@@ -414,6 +440,7 @@
         <w:tc>
           <w:tcPr>
             <w:tcW w:type="dxa" w:w="3003"/>
+            <w:vAlign w:val="center"/>
           </w:tcPr>
           <w:p>
             <w:pPr>
@@ -427,6 +454,7 @@
         <w:tc>
           <w:tcPr>
             <w:tcW w:type="dxa" w:w="3003"/>
+            <w:vAlign w:val="center"/>
           </w:tcPr>
           <w:p>
             <w:pPr>
@@ -474,10 +502,12 @@
         <w:tc>
           <w:tcPr>
             <w:tcW w:type="dxa" w:w="4844"/>
-          </w:tcPr>
-          <w:p>
-            <w:pPr>
-              <w:pStyle w:val="TableText"/>
+            <w:vAlign w:val="center"/>
+          </w:tcPr>
+          <w:p>
+            <w:pPr>
+              <w:pStyle w:val="TableText"/>
+              <w:keepNext/>
             </w:pPr>
             <w:r>
               <w:t>Имя</w:t>
@@ -487,10 +517,12 @@
         <w:tc>
           <w:tcPr>
             <w:tcW w:type="dxa" w:w="4844"/>
-          </w:tcPr>
-          <w:p>
-            <w:pPr>
-              <w:pStyle w:val="TableText"/>
+            <w:vAlign w:val="center"/>
+          </w:tcPr>
+          <w:p>
+            <w:pPr>
+              <w:pStyle w:val="TableText"/>
+              <w:keepNext/>
             </w:pPr>
             <w:r>
               <w:t>Возраст</w:t>
@@ -505,6 +537,7 @@
         <w:tc>
           <w:tcPr>
             <w:tcW w:type="dxa" w:w="4844"/>
+            <w:vAlign w:val="center"/>
           </w:tcPr>
           <w:p>
             <w:pPr>
@@ -518,6 +551,7 @@
         <w:tc>
           <w:tcPr>
             <w:tcW w:type="dxa" w:w="4844"/>
+            <w:vAlign w:val="center"/>
           </w:tcPr>
           <w:p>
             <w:pPr>
@@ -536,6 +570,7 @@
         <w:tc>
           <w:tcPr>
             <w:tcW w:type="dxa" w:w="4844"/>
+            <w:vAlign w:val="center"/>
           </w:tcPr>
           <w:p>
             <w:pPr>
@@ -549,6 +584,7 @@
         <w:tc>
           <w:tcPr>
             <w:tcW w:type="dxa" w:w="4844"/>
+            <w:vAlign w:val="center"/>
           </w:tcPr>
           <w:p>
             <w:pPr>
@@ -567,6 +603,7 @@
         <w:tc>
           <w:tcPr>
             <w:tcW w:type="dxa" w:w="4844"/>
+            <w:vAlign w:val="center"/>
           </w:tcPr>
           <w:p>
             <w:pPr>
@@ -580,6 +617,7 @@
         <w:tc>
           <w:tcPr>
             <w:tcW w:type="dxa" w:w="4844"/>
+            <w:vAlign w:val="center"/>
           </w:tcPr>
           <w:p>
             <w:pPr>
@@ -628,10 +666,12 @@
         <w:tc>
           <w:tcPr>
             <w:tcW w:type="dxa" w:w="680"/>
-          </w:tcPr>
-          <w:p>
-            <w:pPr>
-              <w:pStyle w:val="TableText"/>
+            <w:vAlign w:val="center"/>
+          </w:tcPr>
+          <w:p>
+            <w:pPr>
+              <w:pStyle w:val="TableText"/>
+              <w:keepNext/>
             </w:pPr>
             <w:r>
               <w:t>1</w:t>
@@ -641,10 +681,12 @@
         <w:tc>
           <w:tcPr>
             <w:tcW w:type="dxa" w:w="4504"/>
-          </w:tcPr>
-          <w:p>
-            <w:pPr>
-              <w:pStyle w:val="TableText"/>
+            <w:vAlign w:val="center"/>
+          </w:tcPr>
+          <w:p>
+            <w:pPr>
+              <w:pStyle w:val="TableText"/>
+              <w:keepNext/>
             </w:pPr>
             <w:r>
               <w:t>2</w:t>
@@ -654,10 +696,12 @@
         <w:tc>
           <w:tcPr>
             <w:tcW w:type="dxa" w:w="4504"/>
-          </w:tcPr>
-          <w:p>
-            <w:pPr>
-              <w:pStyle w:val="TableText"/>
+            <w:vAlign w:val="center"/>
+          </w:tcPr>
+          <w:p>
+            <w:pPr>
+              <w:pStyle w:val="TableText"/>
+              <w:keepNext/>
             </w:pPr>
             <w:r>
               <w:t>3</w:t>
@@ -672,6 +716,7 @@
         <w:tc>
           <w:tcPr>
             <w:tcW w:type="dxa" w:w="680"/>
+            <w:vAlign w:val="center"/>
           </w:tcPr>
           <w:p>
             <w:pPr>
@@ -685,6 +730,7 @@
         <w:tc>
           <w:tcPr>
             <w:tcW w:type="dxa" w:w="4504"/>
+            <w:vAlign w:val="center"/>
           </w:tcPr>
           <w:p>
             <w:pPr>
@@ -698,6 +744,7 @@
         <w:tc>
           <w:tcPr>
             <w:tcW w:type="dxa" w:w="4504"/>
+            <w:vAlign w:val="center"/>
           </w:tcPr>
           <w:p>
             <w:pPr>
@@ -716,6 +763,7 @@
         <w:tc>
           <w:tcPr>
             <w:tcW w:type="dxa" w:w="680"/>
+            <w:vAlign w:val="center"/>
           </w:tcPr>
           <w:p>
             <w:pPr>
@@ -729,6 +777,7 @@
         <w:tc>
           <w:tcPr>
             <w:tcW w:type="dxa" w:w="4504"/>
+            <w:vAlign w:val="center"/>
           </w:tcPr>
           <w:p>
             <w:pPr>
@@ -742,6 +791,7 @@
         <w:tc>
           <w:tcPr>
             <w:tcW w:type="dxa" w:w="4504"/>
+            <w:vAlign w:val="center"/>
           </w:tcPr>
           <w:p>
             <w:pPr>
@@ -776,10 +826,12 @@
         <w:tc>
           <w:tcPr>
             <w:tcW w:type="dxa" w:w="680"/>
-          </w:tcPr>
-          <w:p>
-            <w:pPr>
-              <w:pStyle w:val="TableText"/>
+            <w:vAlign w:val="center"/>
+          </w:tcPr>
+          <w:p>
+            <w:pPr>
+              <w:pStyle w:val="TableText"/>
+              <w:keepNext/>
             </w:pPr>
             <w:r>
               <w:t>№ п/п</w:t>
@@ -789,10 +841,12 @@
         <w:tc>
           <w:tcPr>
             <w:tcW w:type="dxa" w:w="4504"/>
-          </w:tcPr>
-          <w:p>
-            <w:pPr>
-              <w:pStyle w:val="TableText"/>
+            <w:vAlign w:val="center"/>
+          </w:tcPr>
+          <w:p>
+            <w:pPr>
+              <w:pStyle w:val="TableText"/>
+              <w:keepNext/>
             </w:pPr>
             <w:r>
               <w:t>X</w:t>
@@ -802,10 +856,12 @@
         <w:tc>
           <w:tcPr>
             <w:tcW w:type="dxa" w:w="4504"/>
-          </w:tcPr>
-          <w:p>
-            <w:pPr>
-              <w:pStyle w:val="TableText"/>
+            <w:vAlign w:val="center"/>
+          </w:tcPr>
+          <w:p>
+            <w:pPr>
+              <w:pStyle w:val="TableText"/>
+              <w:keepNext/>
             </w:pPr>
             <w:r>
               <w:t>Y</w:t>
@@ -821,10 +877,12 @@
         <w:tc>
           <w:tcPr>
             <w:tcW w:type="dxa" w:w="680"/>
-          </w:tcPr>
-          <w:p>
-            <w:pPr>
-              <w:pStyle w:val="TableText"/>
+            <w:vAlign w:val="center"/>
+          </w:tcPr>
+          <w:p>
+            <w:pPr>
+              <w:pStyle w:val="TableText"/>
+              <w:keepNext/>
             </w:pPr>
             <w:r>
               <w:t>1</w:t>
@@ -834,10 +892,12 @@
         <w:tc>
           <w:tcPr>
             <w:tcW w:type="dxa" w:w="4504"/>
-          </w:tcPr>
-          <w:p>
-            <w:pPr>
-              <w:pStyle w:val="TableText"/>
+            <w:vAlign w:val="center"/>
+          </w:tcPr>
+          <w:p>
+            <w:pPr>
+              <w:pStyle w:val="TableText"/>
+              <w:keepNext/>
             </w:pPr>
             <w:r>
               <w:t>2</w:t>
@@ -847,10 +907,12 @@
         <w:tc>
           <w:tcPr>
             <w:tcW w:type="dxa" w:w="4504"/>
-          </w:tcPr>
-          <w:p>
-            <w:pPr>
-              <w:pStyle w:val="TableText"/>
+            <w:vAlign w:val="center"/>
+          </w:tcPr>
+          <w:p>
+            <w:pPr>
+              <w:pStyle w:val="TableText"/>
+              <w:keepNext/>
             </w:pPr>
             <w:r>
               <w:t>3</w:t>
@@ -865,6 +927,7 @@
         <w:tc>
           <w:tcPr>
             <w:tcW w:type="dxa" w:w="680"/>
+            <w:vAlign w:val="center"/>
           </w:tcPr>
           <w:p>
             <w:pPr>
@@ -878,6 +941,7 @@
         <w:tc>
           <w:tcPr>
             <w:tcW w:type="dxa" w:w="4504"/>
+            <w:vAlign w:val="center"/>
           </w:tcPr>
           <w:p>
             <w:pPr>
@@ -891,6 +955,7 @@
         <w:tc>
           <w:tcPr>
             <w:tcW w:type="dxa" w:w="4504"/>
+            <w:vAlign w:val="center"/>
           </w:tcPr>
           <w:p>
             <w:pPr>
@@ -909,6 +974,7 @@
         <w:tc>
           <w:tcPr>
             <w:tcW w:type="dxa" w:w="680"/>
+            <w:vAlign w:val="center"/>
           </w:tcPr>
           <w:p>
             <w:pPr>
@@ -922,6 +988,7 @@
         <w:tc>
           <w:tcPr>
             <w:tcW w:type="dxa" w:w="4504"/>
+            <w:vAlign w:val="center"/>
           </w:tcPr>
           <w:p>
             <w:pPr>
@@ -935,6 +1002,7 @@
         <w:tc>
           <w:tcPr>
             <w:tcW w:type="dxa" w:w="4504"/>
+            <w:vAlign w:val="center"/>
           </w:tcPr>
           <w:p>
             <w:pPr>
@@ -986,10 +1054,12 @@
         <w:tc>
           <w:tcPr>
             <w:tcW w:type="dxa" w:w="680"/>
-          </w:tcPr>
-          <w:p>
-            <w:pPr>
-              <w:pStyle w:val="TableText"/>
+            <w:vAlign w:val="center"/>
+          </w:tcPr>
+          <w:p>
+            <w:pPr>
+              <w:pStyle w:val="TableText"/>
+              <w:keepNext/>
             </w:pPr>
             <w:r>
               <w:t>№ п/п</w:t>
@@ -999,10 +1069,12 @@
         <w:tc>
           <w:tcPr>
             <w:tcW w:type="dxa" w:w="1501"/>
-          </w:tcPr>
-          <w:p>
-            <w:pPr>
-              <w:pStyle w:val="TableText"/>
+            <w:vAlign w:val="center"/>
+          </w:tcPr>
+          <w:p>
+            <w:pPr>
+              <w:pStyle w:val="TableText"/>
+              <w:keepNext/>
             </w:pPr>
             <w:r>
               <w:t>Позиция</w:t>
@@ -1012,10 +1084,12 @@
         <w:tc>
           <w:tcPr>
             <w:tcW w:type="dxa" w:w="1501"/>
-          </w:tcPr>
-          <w:p>
-            <w:pPr>
-              <w:pStyle w:val="TableText"/>
+            <w:vAlign w:val="center"/>
+          </w:tcPr>
+          <w:p>
+            <w:pPr>
+              <w:pStyle w:val="TableText"/>
+              <w:keepNext/>
             </w:pPr>
             <w:r>
               <w:t>Выручка от реализации, тыс.руб.</w:t>
@@ -1025,10 +1099,12 @@
         <w:tc>
           <w:tcPr>
             <w:tcW w:type="dxa" w:w="1501"/>
-          </w:tcPr>
-          <w:p>
-            <w:pPr>
-              <w:pStyle w:val="TableText"/>
+            <w:vAlign w:val="center"/>
+          </w:tcPr>
+          <w:p>
+            <w:pPr>
+              <w:pStyle w:val="TableText"/>
+              <w:keepNext/>
             </w:pPr>
             <w:r>
               <w:t>Материальные затраты, план</w:t>
@@ -1038,10 +1114,12 @@
         <w:tc>
           <w:tcPr>
             <w:tcW w:type="dxa" w:w="1501"/>
-          </w:tcPr>
-          <w:p>
-            <w:pPr>
-              <w:pStyle w:val="TableText"/>
+            <w:vAlign w:val="center"/>
+          </w:tcPr>
+          <w:p>
+            <w:pPr>
+              <w:pStyle w:val="TableText"/>
+              <w:keepNext/>
             </w:pPr>
             <w:r>
               <w:t>Материальные затраты, факт</w:t>
@@ -1051,10 +1129,12 @@
         <w:tc>
           <w:tcPr>
             <w:tcW w:type="dxa" w:w="1501"/>
-          </w:tcPr>
-          <w:p>
-            <w:pPr>
-              <w:pStyle w:val="TableText"/>
+            <w:vAlign w:val="center"/>
+          </w:tcPr>
+          <w:p>
+            <w:pPr>
+              <w:pStyle w:val="TableText"/>
+              <w:keepNext/>
             </w:pPr>
             <w:r>
               <w:t>Расходы на оплату труда, план</w:t>
@@ -1064,10 +1144,12 @@
         <w:tc>
           <w:tcPr>
             <w:tcW w:type="dxa" w:w="1501"/>
-          </w:tcPr>
-          <w:p>
-            <w:pPr>
-              <w:pStyle w:val="TableText"/>
+            <w:vAlign w:val="center"/>
+          </w:tcPr>
+          <w:p>
+            <w:pPr>
+              <w:pStyle w:val="TableText"/>
+              <w:keepNext/>
             </w:pPr>
             <w:r>
               <w:t>Расходы на оплату труда, факт</w:t>
@@ -1082,10 +1164,12 @@
         <w:tc>
           <w:tcPr>
             <w:tcW w:type="dxa" w:w="680"/>
-          </w:tcPr>
-          <w:p>
-            <w:pPr>
-              <w:pStyle w:val="TableText"/>
+            <w:vAlign w:val="center"/>
+          </w:tcPr>
+          <w:p>
+            <w:pPr>
+              <w:pStyle w:val="TableText"/>
+              <w:keepNext/>
             </w:pPr>
             <w:r>
               <w:t>1</w:t>
@@ -1095,10 +1179,12 @@
         <w:tc>
           <w:tcPr>
             <w:tcW w:type="dxa" w:w="1501"/>
-          </w:tcPr>
-          <w:p>
-            <w:pPr>
-              <w:pStyle w:val="TableText"/>
+            <w:vAlign w:val="center"/>
+          </w:tcPr>
+          <w:p>
+            <w:pPr>
+              <w:pStyle w:val="TableText"/>
+              <w:keepNext/>
             </w:pPr>
             <w:r>
               <w:t>2</w:t>
@@ -1108,10 +1194,12 @@
         <w:tc>
           <w:tcPr>
             <w:tcW w:type="dxa" w:w="1501"/>
-          </w:tcPr>
-          <w:p>
-            <w:pPr>
-              <w:pStyle w:val="TableText"/>
+            <w:vAlign w:val="center"/>
+          </w:tcPr>
+          <w:p>
+            <w:pPr>
+              <w:pStyle w:val="TableText"/>
+              <w:keepNext/>
             </w:pPr>
             <w:r>
               <w:t>3</w:t>
@@ -1121,10 +1209,12 @@
         <w:tc>
           <w:tcPr>
             <w:tcW w:type="dxa" w:w="1501"/>
-          </w:tcPr>
-          <w:p>
-            <w:pPr>
-              <w:pStyle w:val="TableText"/>
+            <w:vAlign w:val="center"/>
+          </w:tcPr>
+          <w:p>
+            <w:pPr>
+              <w:pStyle w:val="TableText"/>
+              <w:keepNext/>
             </w:pPr>
             <w:r>
               <w:t>4</w:t>
@@ -1134,10 +1224,12 @@
         <w:tc>
           <w:tcPr>
             <w:tcW w:type="dxa" w:w="1501"/>
-          </w:tcPr>
-          <w:p>
-            <w:pPr>
-              <w:pStyle w:val="TableText"/>
+            <w:vAlign w:val="center"/>
+          </w:tcPr>
+          <w:p>
+            <w:pPr>
+              <w:pStyle w:val="TableText"/>
+              <w:keepNext/>
             </w:pPr>
             <w:r>
               <w:t>5</w:t>
@@ -1147,10 +1239,12 @@
         <w:tc>
           <w:tcPr>
             <w:tcW w:type="dxa" w:w="1501"/>
-          </w:tcPr>
-          <w:p>
-            <w:pPr>
-              <w:pStyle w:val="TableText"/>
+            <w:vAlign w:val="center"/>
+          </w:tcPr>
+          <w:p>
+            <w:pPr>
+              <w:pStyle w:val="TableText"/>
+              <w:keepNext/>
             </w:pPr>
             <w:r>
               <w:t>6</w:t>
@@ -1160,10 +1254,12 @@
         <w:tc>
           <w:tcPr>
             <w:tcW w:type="dxa" w:w="1501"/>
-          </w:tcPr>
-          <w:p>
-            <w:pPr>
-              <w:pStyle w:val="TableText"/>
+            <w:vAlign w:val="center"/>
+          </w:tcPr>
+          <w:p>
+            <w:pPr>
+              <w:pStyle w:val="TableText"/>
+              <w:keepNext/>
             </w:pPr>
             <w:r>
               <w:t>7</w:t>
@@ -1178,6 +1274,7 @@
         <w:tc>
           <w:tcPr>
             <w:tcW w:type="dxa" w:w="680"/>
+            <w:vAlign w:val="center"/>
           </w:tcPr>
           <w:p>
             <w:pPr>
@@ -1191,6 +1288,7 @@
         <w:tc>
           <w:tcPr>
             <w:tcW w:type="dxa" w:w="1501"/>
+            <w:vAlign w:val="center"/>
           </w:tcPr>
           <w:p>
             <w:pPr>
@@ -1204,6 +1302,7 @@
         <w:tc>
           <w:tcPr>
             <w:tcW w:type="dxa" w:w="1501"/>
+            <w:vAlign w:val="center"/>
           </w:tcPr>
           <w:p>
             <w:pPr>
@@ -1217,6 +1316,7 @@
         <w:tc>
           <w:tcPr>
             <w:tcW w:type="dxa" w:w="1501"/>
+            <w:vAlign w:val="center"/>
           </w:tcPr>
           <w:p>
             <w:pPr>
@@ -1230,6 +1330,7 @@
         <w:tc>
           <w:tcPr>
             <w:tcW w:type="dxa" w:w="1501"/>
+            <w:vAlign w:val="center"/>
           </w:tcPr>
           <w:p>
             <w:pPr>
@@ -1243,6 +1344,7 @@
         <w:tc>
           <w:tcPr>
             <w:tcW w:type="dxa" w:w="1501"/>
+            <w:vAlign w:val="center"/>
           </w:tcPr>
           <w:p>
             <w:pPr>
@@ -1256,6 +1358,7 @@
         <w:tc>
           <w:tcPr>
             <w:tcW w:type="dxa" w:w="1501"/>
+            <w:vAlign w:val="center"/>
           </w:tcPr>
           <w:p>
             <w:pPr>
@@ -1274,6 +1377,7 @@
         <w:tc>
           <w:tcPr>
             <w:tcW w:type="dxa" w:w="680"/>
+            <w:vAlign w:val="center"/>
           </w:tcPr>
           <w:p>
             <w:pPr>
@@ -1287,6 +1391,7 @@
         <w:tc>
           <w:tcPr>
             <w:tcW w:type="dxa" w:w="1501"/>
+            <w:vAlign w:val="center"/>
           </w:tcPr>
           <w:p>
             <w:pPr>
@@ -1300,6 +1405,7 @@
         <w:tc>
           <w:tcPr>
             <w:tcW w:type="dxa" w:w="1501"/>
+            <w:vAlign w:val="center"/>
           </w:tcPr>
           <w:p>
             <w:pPr>
@@ -1313,6 +1419,7 @@
         <w:tc>
           <w:tcPr>
             <w:tcW w:type="dxa" w:w="1501"/>
+            <w:vAlign w:val="center"/>
           </w:tcPr>
           <w:p>
             <w:pPr>
@@ -1326,6 +1433,7 @@
         <w:tc>
           <w:tcPr>
             <w:tcW w:type="dxa" w:w="1501"/>
+            <w:vAlign w:val="center"/>
           </w:tcPr>
           <w:p>
             <w:pPr>
@@ -1339,6 +1447,7 @@
         <w:tc>
           <w:tcPr>
             <w:tcW w:type="dxa" w:w="1501"/>
+            <w:vAlign w:val="center"/>
           </w:tcPr>
           <w:p>
             <w:pPr>
@@ -1352,6 +1461,7 @@
         <w:tc>
           <w:tcPr>
             <w:tcW w:type="dxa" w:w="1501"/>
+            <w:vAlign w:val="center"/>
           </w:tcPr>
           <w:p>
             <w:pPr>
@@ -1370,6 +1480,7 @@
         <w:tc>
           <w:tcPr>
             <w:tcW w:type="dxa" w:w="680"/>
+            <w:vAlign w:val="center"/>
           </w:tcPr>
           <w:p>
             <w:pPr>
@@ -1383,6 +1494,7 @@
         <w:tc>
           <w:tcPr>
             <w:tcW w:type="dxa" w:w="1501"/>
+            <w:vAlign w:val="center"/>
           </w:tcPr>
           <w:p>
             <w:pPr>
@@ -1396,6 +1508,7 @@
         <w:tc>
           <w:tcPr>
             <w:tcW w:type="dxa" w:w="1501"/>
+            <w:vAlign w:val="center"/>
           </w:tcPr>
           <w:p>
             <w:pPr>
@@ -1409,6 +1522,7 @@
         <w:tc>
           <w:tcPr>
             <w:tcW w:type="dxa" w:w="1501"/>
+            <w:vAlign w:val="center"/>
           </w:tcPr>
           <w:p>
             <w:pPr>
@@ -1422,6 +1536,7 @@
         <w:tc>
           <w:tcPr>
             <w:tcW w:type="dxa" w:w="1501"/>
+            <w:vAlign w:val="center"/>
           </w:tcPr>
           <w:p>
             <w:pPr>
@@ -1435,6 +1550,7 @@
         <w:tc>
           <w:tcPr>
             <w:tcW w:type="dxa" w:w="1501"/>
+            <w:vAlign w:val="center"/>
           </w:tcPr>
           <w:p>
             <w:pPr>
@@ -1448,6 +1564,7 @@
         <w:tc>
           <w:tcPr>
             <w:tcW w:type="dxa" w:w="1501"/>
+            <w:vAlign w:val="center"/>
           </w:tcPr>
           <w:p>
             <w:pPr>
@@ -1466,6 +1583,7 @@
         <w:tc>
           <w:tcPr>
             <w:tcW w:type="dxa" w:w="680"/>
+            <w:vAlign w:val="center"/>
           </w:tcPr>
           <w:p>
             <w:pPr>
@@ -1479,6 +1597,7 @@
         <w:tc>
           <w:tcPr>
             <w:tcW w:type="dxa" w:w="1501"/>
+            <w:vAlign w:val="center"/>
           </w:tcPr>
           <w:p>
             <w:pPr>
@@ -1492,6 +1611,7 @@
         <w:tc>
           <w:tcPr>
             <w:tcW w:type="dxa" w:w="1501"/>
+            <w:vAlign w:val="center"/>
           </w:tcPr>
           <w:p>
             <w:pPr>
@@ -1505,6 +1625,7 @@
         <w:tc>
           <w:tcPr>
             <w:tcW w:type="dxa" w:w="1501"/>
+            <w:vAlign w:val="center"/>
           </w:tcPr>
           <w:p>
             <w:pPr>
@@ -1518,6 +1639,7 @@
         <w:tc>
           <w:tcPr>
             <w:tcW w:type="dxa" w:w="1501"/>
+            <w:vAlign w:val="center"/>
           </w:tcPr>
           <w:p>
             <w:pPr>
@@ -1531,6 +1653,7 @@
         <w:tc>
           <w:tcPr>
             <w:tcW w:type="dxa" w:w="1501"/>
+            <w:vAlign w:val="center"/>
           </w:tcPr>
           <w:p>
             <w:pPr>
@@ -1544,6 +1667,7 @@
         <w:tc>
           <w:tcPr>
             <w:tcW w:type="dxa" w:w="1501"/>
+            <w:vAlign w:val="center"/>
           </w:tcPr>
           <w:p>
             <w:pPr>
@@ -1562,6 +1686,7 @@
         <w:tc>
           <w:tcPr>
             <w:tcW w:type="dxa" w:w="680"/>
+            <w:vAlign w:val="center"/>
           </w:tcPr>
           <w:p>
             <w:pPr>
@@ -1575,6 +1700,7 @@
         <w:tc>
           <w:tcPr>
             <w:tcW w:type="dxa" w:w="1501"/>
+            <w:vAlign w:val="center"/>
           </w:tcPr>
           <w:p>
             <w:pPr>
@@ -1588,6 +1714,7 @@
         <w:tc>
           <w:tcPr>
             <w:tcW w:type="dxa" w:w="1501"/>
+            <w:vAlign w:val="center"/>
           </w:tcPr>
           <w:p>
             <w:pPr>
@@ -1601,6 +1728,7 @@
         <w:tc>
           <w:tcPr>
             <w:tcW w:type="dxa" w:w="1501"/>
+            <w:vAlign w:val="center"/>
           </w:tcPr>
           <w:p>
             <w:pPr>
@@ -1614,6 +1742,7 @@
         <w:tc>
           <w:tcPr>
             <w:tcW w:type="dxa" w:w="1501"/>
+            <w:vAlign w:val="center"/>
           </w:tcPr>
           <w:p>
             <w:pPr>
@@ -1627,6 +1756,7 @@
         <w:tc>
           <w:tcPr>
             <w:tcW w:type="dxa" w:w="1501"/>
+            <w:vAlign w:val="center"/>
           </w:tcPr>
           <w:p>
             <w:pPr>
@@ -1640,6 +1770,7 @@
         <w:tc>
           <w:tcPr>
             <w:tcW w:type="dxa" w:w="1501"/>
+            <w:vAlign w:val="center"/>
           </w:tcPr>
           <w:p>
             <w:pPr>
@@ -1658,6 +1789,7 @@
         <w:tc>
           <w:tcPr>
             <w:tcW w:type="dxa" w:w="680"/>
+            <w:vAlign w:val="center"/>
           </w:tcPr>
           <w:p>
             <w:pPr>
@@ -1671,6 +1803,7 @@
         <w:tc>
           <w:tcPr>
             <w:tcW w:type="dxa" w:w="1501"/>
+            <w:vAlign w:val="center"/>
           </w:tcPr>
           <w:p>
             <w:pPr>
@@ -1684,6 +1817,7 @@
         <w:tc>
           <w:tcPr>
             <w:tcW w:type="dxa" w:w="1501"/>
+            <w:vAlign w:val="center"/>
           </w:tcPr>
           <w:p>
             <w:pPr>
@@ -1697,6 +1831,7 @@
         <w:tc>
           <w:tcPr>
             <w:tcW w:type="dxa" w:w="1501"/>
+            <w:vAlign w:val="center"/>
           </w:tcPr>
           <w:p>
             <w:pPr>
@@ -1710,6 +1845,7 @@
         <w:tc>
           <w:tcPr>
             <w:tcW w:type="dxa" w:w="1501"/>
+            <w:vAlign w:val="center"/>
           </w:tcPr>
           <w:p>
             <w:pPr>
@@ -1723,6 +1859,7 @@
         <w:tc>
           <w:tcPr>
             <w:tcW w:type="dxa" w:w="1501"/>
+            <w:vAlign w:val="center"/>
           </w:tcPr>
           <w:p>
             <w:pPr>
@@ -1736,6 +1873,7 @@
         <w:tc>
           <w:tcPr>
             <w:tcW w:type="dxa" w:w="1501"/>
+            <w:vAlign w:val="center"/>
           </w:tcPr>
           <w:p>
             <w:pPr>
@@ -1754,6 +1892,7 @@
         <w:tc>
           <w:tcPr>
             <w:tcW w:type="dxa" w:w="680"/>
+            <w:vAlign w:val="center"/>
           </w:tcPr>
           <w:p>
             <w:pPr>
@@ -1767,6 +1906,7 @@
         <w:tc>
           <w:tcPr>
             <w:tcW w:type="dxa" w:w="1501"/>
+            <w:vAlign w:val="center"/>
           </w:tcPr>
           <w:p>
             <w:pPr>
@@ -1780,6 +1920,7 @@
         <w:tc>
           <w:tcPr>
             <w:tcW w:type="dxa" w:w="1501"/>
+            <w:vAlign w:val="center"/>
           </w:tcPr>
           <w:p>
             <w:pPr>
@@ -1793,6 +1934,7 @@
         <w:tc>
           <w:tcPr>
             <w:tcW w:type="dxa" w:w="1501"/>
+            <w:vAlign w:val="center"/>
           </w:tcPr>
           <w:p>
             <w:pPr>
@@ -1806,6 +1948,7 @@
         <w:tc>
           <w:tcPr>
             <w:tcW w:type="dxa" w:w="1501"/>
+            <w:vAlign w:val="center"/>
           </w:tcPr>
           <w:p>
             <w:pPr>
@@ -1819,6 +1962,7 @@
         <w:tc>
           <w:tcPr>
             <w:tcW w:type="dxa" w:w="1501"/>
+            <w:vAlign w:val="center"/>
           </w:tcPr>
           <w:p>
             <w:pPr>
@@ -1832,6 +1976,7 @@
         <w:tc>
           <w:tcPr>
             <w:tcW w:type="dxa" w:w="1501"/>
+            <w:vAlign w:val="center"/>
           </w:tcPr>
           <w:p>
             <w:pPr>
@@ -1850,6 +1995,7 @@
         <w:tc>
           <w:tcPr>
             <w:tcW w:type="dxa" w:w="680"/>
+            <w:vAlign w:val="center"/>
           </w:tcPr>
           <w:p>
             <w:pPr>
@@ -1863,6 +2009,7 @@
         <w:tc>
           <w:tcPr>
             <w:tcW w:type="dxa" w:w="1501"/>
+            <w:vAlign w:val="center"/>
           </w:tcPr>
           <w:p>
             <w:pPr>
@@ -1876,6 +2023,7 @@
         <w:tc>
           <w:tcPr>
             <w:tcW w:type="dxa" w:w="1501"/>
+            <w:vAlign w:val="center"/>
           </w:tcPr>
           <w:p>
             <w:pPr>
@@ -1889,6 +2037,7 @@
         <w:tc>
           <w:tcPr>
             <w:tcW w:type="dxa" w:w="1501"/>
+            <w:vAlign w:val="center"/>
           </w:tcPr>
           <w:p>
             <w:pPr>
@@ -1902,6 +2051,7 @@
         <w:tc>
           <w:tcPr>
             <w:tcW w:type="dxa" w:w="1501"/>
+            <w:vAlign w:val="center"/>
           </w:tcPr>
           <w:p>
             <w:pPr>
@@ -1915,6 +2065,7 @@
         <w:tc>
           <w:tcPr>
             <w:tcW w:type="dxa" w:w="1501"/>
+            <w:vAlign w:val="center"/>
           </w:tcPr>
           <w:p>
             <w:pPr>
@@ -1928,6 +2079,7 @@
         <w:tc>
           <w:tcPr>
             <w:tcW w:type="dxa" w:w="1501"/>
+            <w:vAlign w:val="center"/>
           </w:tcPr>
           <w:p>
             <w:pPr>
@@ -1946,6 +2098,7 @@
         <w:tc>
           <w:tcPr>
             <w:tcW w:type="dxa" w:w="680"/>
+            <w:vAlign w:val="center"/>
           </w:tcPr>
           <w:p>
             <w:pPr>
@@ -1959,6 +2112,7 @@
         <w:tc>
           <w:tcPr>
             <w:tcW w:type="dxa" w:w="1501"/>
+            <w:vAlign w:val="center"/>
           </w:tcPr>
           <w:p>
             <w:pPr>
@@ -1972,6 +2126,7 @@
         <w:tc>
           <w:tcPr>
             <w:tcW w:type="dxa" w:w="1501"/>
+            <w:vAlign w:val="center"/>
           </w:tcPr>
           <w:p>
             <w:pPr>
@@ -1985,6 +2140,7 @@
         <w:tc>
           <w:tcPr>
             <w:tcW w:type="dxa" w:w="1501"/>
+            <w:vAlign w:val="center"/>
           </w:tcPr>
           <w:p>
             <w:pPr>
@@ -1998,6 +2154,7 @@
         <w:tc>
           <w:tcPr>
             <w:tcW w:type="dxa" w:w="1501"/>
+            <w:vAlign w:val="center"/>
           </w:tcPr>
           <w:p>
             <w:pPr>
@@ -2011,6 +2168,7 @@
         <w:tc>
           <w:tcPr>
             <w:tcW w:type="dxa" w:w="1501"/>
+            <w:vAlign w:val="center"/>
           </w:tcPr>
           <w:p>
             <w:pPr>
@@ -2024,6 +2182,7 @@
         <w:tc>
           <w:tcPr>
             <w:tcW w:type="dxa" w:w="1501"/>
+            <w:vAlign w:val="center"/>
           </w:tcPr>
           <w:p>
             <w:pPr>
@@ -2042,6 +2201,7 @@
         <w:tc>
           <w:tcPr>
             <w:tcW w:type="dxa" w:w="680"/>
+            <w:vAlign w:val="center"/>
           </w:tcPr>
           <w:p>
             <w:pPr>
@@ -2055,6 +2215,7 @@
         <w:tc>
           <w:tcPr>
             <w:tcW w:type="dxa" w:w="1501"/>
+            <w:vAlign w:val="center"/>
           </w:tcPr>
           <w:p>
             <w:pPr>
@@ -2068,6 +2229,7 @@
         <w:tc>
           <w:tcPr>
             <w:tcW w:type="dxa" w:w="1501"/>
+            <w:vAlign w:val="center"/>
           </w:tcPr>
           <w:p>
             <w:pPr>
@@ -2081,6 +2243,7 @@
         <w:tc>
           <w:tcPr>
             <w:tcW w:type="dxa" w:w="1501"/>
+            <w:vAlign w:val="center"/>
           </w:tcPr>
           <w:p>
             <w:pPr>
@@ -2094,6 +2257,7 @@
         <w:tc>
           <w:tcPr>
             <w:tcW w:type="dxa" w:w="1501"/>
+            <w:vAlign w:val="center"/>
           </w:tcPr>
           <w:p>
             <w:pPr>
@@ -2107,6 +2271,7 @@
         <w:tc>
           <w:tcPr>
             <w:tcW w:type="dxa" w:w="1501"/>
+            <w:vAlign w:val="center"/>
           </w:tcPr>
           <w:p>
             <w:pPr>
@@ -2120,6 +2285,7 @@
         <w:tc>
           <w:tcPr>
             <w:tcW w:type="dxa" w:w="1501"/>
+            <w:vAlign w:val="center"/>
           </w:tcPr>
           <w:p>
             <w:pPr>
@@ -2138,6 +2304,7 @@
         <w:tc>
           <w:tcPr>
             <w:tcW w:type="dxa" w:w="680"/>
+            <w:vAlign w:val="center"/>
           </w:tcPr>
           <w:p>
             <w:pPr>
@@ -2151,6 +2318,7 @@
         <w:tc>
           <w:tcPr>
             <w:tcW w:type="dxa" w:w="1501"/>
+            <w:vAlign w:val="center"/>
           </w:tcPr>
           <w:p>
             <w:pPr>
@@ -2164,6 +2332,7 @@
         <w:tc>
           <w:tcPr>
             <w:tcW w:type="dxa" w:w="1501"/>
+            <w:vAlign w:val="center"/>
           </w:tcPr>
           <w:p>
             <w:pPr>
@@ -2177,6 +2346,7 @@
         <w:tc>
           <w:tcPr>
             <w:tcW w:type="dxa" w:w="1501"/>
+            <w:vAlign w:val="center"/>
           </w:tcPr>
           <w:p>
             <w:pPr>
@@ -2190,6 +2360,7 @@
         <w:tc>
           <w:tcPr>
             <w:tcW w:type="dxa" w:w="1501"/>
+            <w:vAlign w:val="center"/>
           </w:tcPr>
           <w:p>
             <w:pPr>
@@ -2203,6 +2374,7 @@
         <w:tc>
           <w:tcPr>
             <w:tcW w:type="dxa" w:w="1501"/>
+            <w:vAlign w:val="center"/>
           </w:tcPr>
           <w:p>
             <w:pPr>
@@ -2216,6 +2388,7 @@
         <w:tc>
           <w:tcPr>
             <w:tcW w:type="dxa" w:w="1501"/>
+            <w:vAlign w:val="center"/>
           </w:tcPr>
           <w:p>
             <w:pPr>
@@ -2234,6 +2407,7 @@
         <w:tc>
           <w:tcPr>
             <w:tcW w:type="dxa" w:w="680"/>
+            <w:vAlign w:val="center"/>
           </w:tcPr>
           <w:p>
             <w:pPr>
@@ -2247,6 +2421,7 @@
         <w:tc>
           <w:tcPr>
             <w:tcW w:type="dxa" w:w="1501"/>
+            <w:vAlign w:val="center"/>
           </w:tcPr>
           <w:p>
             <w:pPr>
@@ -2260,6 +2435,7 @@
         <w:tc>
           <w:tcPr>
             <w:tcW w:type="dxa" w:w="1501"/>
+            <w:vAlign w:val="center"/>
           </w:tcPr>
           <w:p>
             <w:pPr>
@@ -2273,6 +2449,7 @@
         <w:tc>
           <w:tcPr>
             <w:tcW w:type="dxa" w:w="1501"/>
+            <w:vAlign w:val="center"/>
           </w:tcPr>
           <w:p>
             <w:pPr>
@@ -2286,6 +2463,7 @@
         <w:tc>
           <w:tcPr>
             <w:tcW w:type="dxa" w:w="1501"/>
+            <w:vAlign w:val="center"/>
           </w:tcPr>
           <w:p>
             <w:pPr>
@@ -2299,6 +2477,7 @@
         <w:tc>
           <w:tcPr>
             <w:tcW w:type="dxa" w:w="1501"/>
+            <w:vAlign w:val="center"/>
           </w:tcPr>
           <w:p>
             <w:pPr>
@@ -2312,6 +2491,7 @@
         <w:tc>
           <w:tcPr>
             <w:tcW w:type="dxa" w:w="1501"/>
+            <w:vAlign w:val="center"/>
           </w:tcPr>
           <w:p>
             <w:pPr>
@@ -2330,6 +2510,7 @@
         <w:tc>
           <w:tcPr>
             <w:tcW w:type="dxa" w:w="680"/>
+            <w:vAlign w:val="center"/>
           </w:tcPr>
           <w:p>
             <w:pPr>
@@ -2343,6 +2524,7 @@
         <w:tc>
           <w:tcPr>
             <w:tcW w:type="dxa" w:w="1501"/>
+            <w:vAlign w:val="center"/>
           </w:tcPr>
           <w:p>
             <w:pPr>
@@ -2356,6 +2538,7 @@
         <w:tc>
           <w:tcPr>
             <w:tcW w:type="dxa" w:w="1501"/>
+            <w:vAlign w:val="center"/>
           </w:tcPr>
           <w:p>
             <w:pPr>
@@ -2369,6 +2552,7 @@
         <w:tc>
           <w:tcPr>
             <w:tcW w:type="dxa" w:w="1501"/>
+            <w:vAlign w:val="center"/>
           </w:tcPr>
           <w:p>
             <w:pPr>
@@ -2382,6 +2566,7 @@
         <w:tc>
           <w:tcPr>
             <w:tcW w:type="dxa" w:w="1501"/>
+            <w:vAlign w:val="center"/>
           </w:tcPr>
           <w:p>
             <w:pPr>
@@ -2395,6 +2580,7 @@
         <w:tc>
           <w:tcPr>
             <w:tcW w:type="dxa" w:w="1501"/>
+            <w:vAlign w:val="center"/>
           </w:tcPr>
           <w:p>
             <w:pPr>
@@ -2408,6 +2594,7 @@
         <w:tc>
           <w:tcPr>
             <w:tcW w:type="dxa" w:w="1501"/>
+            <w:vAlign w:val="center"/>
           </w:tcPr>
           <w:p>
             <w:pPr>
@@ -2426,6 +2613,7 @@
         <w:tc>
           <w:tcPr>
             <w:tcW w:type="dxa" w:w="680"/>
+            <w:vAlign w:val="center"/>
           </w:tcPr>
           <w:p>
             <w:pPr>
@@ -2439,6 +2627,7 @@
         <w:tc>
           <w:tcPr>
             <w:tcW w:type="dxa" w:w="1501"/>
+            <w:vAlign w:val="center"/>
           </w:tcPr>
           <w:p>
             <w:pPr>
@@ -2452,6 +2641,7 @@
         <w:tc>
           <w:tcPr>
             <w:tcW w:type="dxa" w:w="1501"/>
+            <w:vAlign w:val="center"/>
           </w:tcPr>
           <w:p>
             <w:pPr>
@@ -2465,6 +2655,7 @@
         <w:tc>
           <w:tcPr>
             <w:tcW w:type="dxa" w:w="1501"/>
+            <w:vAlign w:val="center"/>
           </w:tcPr>
           <w:p>
             <w:pPr>
@@ -2478,6 +2669,7 @@
         <w:tc>
           <w:tcPr>
             <w:tcW w:type="dxa" w:w="1501"/>
+            <w:vAlign w:val="center"/>
           </w:tcPr>
           <w:p>
             <w:pPr>
@@ -2491,6 +2683,7 @@
         <w:tc>
           <w:tcPr>
             <w:tcW w:type="dxa" w:w="1501"/>
+            <w:vAlign w:val="center"/>
           </w:tcPr>
           <w:p>
             <w:pPr>
@@ -2504,6 +2697,7 @@
         <w:tc>
           <w:tcPr>
             <w:tcW w:type="dxa" w:w="1501"/>
+            <w:vAlign w:val="center"/>
           </w:tcPr>
           <w:p>
             <w:pPr>
@@ -2522,6 +2716,7 @@
         <w:tc>
           <w:tcPr>
             <w:tcW w:type="dxa" w:w="680"/>
+            <w:vAlign w:val="center"/>
           </w:tcPr>
           <w:p>
             <w:pPr>
@@ -2535,6 +2730,7 @@
         <w:tc>
           <w:tcPr>
             <w:tcW w:type="dxa" w:w="1501"/>
+            <w:vAlign w:val="center"/>
           </w:tcPr>
           <w:p>
             <w:pPr>
@@ -2548,6 +2744,7 @@
         <w:tc>
           <w:tcPr>
             <w:tcW w:type="dxa" w:w="1501"/>
+            <w:vAlign w:val="center"/>
           </w:tcPr>
           <w:p>
             <w:pPr>
@@ -2561,6 +2758,7 @@
         <w:tc>
           <w:tcPr>
             <w:tcW w:type="dxa" w:w="1501"/>
+            <w:vAlign w:val="center"/>
           </w:tcPr>
           <w:p>
             <w:pPr>
@@ -2574,6 +2772,7 @@
         <w:tc>
           <w:tcPr>
             <w:tcW w:type="dxa" w:w="1501"/>
+            <w:vAlign w:val="center"/>
           </w:tcPr>
           <w:p>
             <w:pPr>
@@ -2587,6 +2786,7 @@
         <w:tc>
           <w:tcPr>
             <w:tcW w:type="dxa" w:w="1501"/>
+            <w:vAlign w:val="center"/>
           </w:tcPr>
           <w:p>
             <w:pPr>
@@ -2600,6 +2800,7 @@
         <w:tc>
           <w:tcPr>
             <w:tcW w:type="dxa" w:w="1501"/>
+            <w:vAlign w:val="center"/>
           </w:tcPr>
           <w:p>
             <w:pPr>
@@ -2618,6 +2819,7 @@
         <w:tc>
           <w:tcPr>
             <w:tcW w:type="dxa" w:w="680"/>
+            <w:vAlign w:val="center"/>
           </w:tcPr>
           <w:p>
             <w:pPr>
@@ -2631,6 +2833,7 @@
         <w:tc>
           <w:tcPr>
             <w:tcW w:type="dxa" w:w="1501"/>
+            <w:vAlign w:val="center"/>
           </w:tcPr>
           <w:p>
             <w:pPr>
@@ -2644,6 +2847,7 @@
         <w:tc>
           <w:tcPr>
             <w:tcW w:type="dxa" w:w="1501"/>
+            <w:vAlign w:val="center"/>
           </w:tcPr>
           <w:p>
             <w:pPr>
@@ -2657,6 +2861,7 @@
         <w:tc>
           <w:tcPr>
             <w:tcW w:type="dxa" w:w="1501"/>
+            <w:vAlign w:val="center"/>
           </w:tcPr>
           <w:p>
             <w:pPr>
@@ -2670,6 +2875,7 @@
         <w:tc>
           <w:tcPr>
             <w:tcW w:type="dxa" w:w="1501"/>
+            <w:vAlign w:val="center"/>
           </w:tcPr>
           <w:p>
             <w:pPr>
@@ -2683,6 +2889,7 @@
         <w:tc>
           <w:tcPr>
             <w:tcW w:type="dxa" w:w="1501"/>
+            <w:vAlign w:val="center"/>
           </w:tcPr>
           <w:p>
             <w:pPr>
@@ -2696,6 +2903,7 @@
         <w:tc>
           <w:tcPr>
             <w:tcW w:type="dxa" w:w="1501"/>
+            <w:vAlign w:val="center"/>
           </w:tcPr>
           <w:p>
             <w:pPr>
@@ -2714,6 +2922,7 @@
         <w:tc>
           <w:tcPr>
             <w:tcW w:type="dxa" w:w="680"/>
+            <w:vAlign w:val="center"/>
           </w:tcPr>
           <w:p>
             <w:pPr>
@@ -2727,6 +2936,7 @@
         <w:tc>
           <w:tcPr>
             <w:tcW w:type="dxa" w:w="1501"/>
+            <w:vAlign w:val="center"/>
           </w:tcPr>
           <w:p>
             <w:pPr>
@@ -2740,6 +2950,7 @@
         <w:tc>
           <w:tcPr>
             <w:tcW w:type="dxa" w:w="1501"/>
+            <w:vAlign w:val="center"/>
           </w:tcPr>
           <w:p>
             <w:pPr>
@@ -2753,6 +2964,7 @@
         <w:tc>
           <w:tcPr>
             <w:tcW w:type="dxa" w:w="1501"/>
+            <w:vAlign w:val="center"/>
           </w:tcPr>
           <w:p>
             <w:pPr>
@@ -2766,6 +2978,7 @@
         <w:tc>
           <w:tcPr>
             <w:tcW w:type="dxa" w:w="1501"/>
+            <w:vAlign w:val="center"/>
           </w:tcPr>
           <w:p>
             <w:pPr>
@@ -2779,6 +2992,7 @@
         <w:tc>
           <w:tcPr>
             <w:tcW w:type="dxa" w:w="1501"/>
+            <w:vAlign w:val="center"/>
           </w:tcPr>
           <w:p>
             <w:pPr>
@@ -2792,6 +3006,7 @@
         <w:tc>
           <w:tcPr>
             <w:tcW w:type="dxa" w:w="1501"/>
+            <w:vAlign w:val="center"/>
           </w:tcPr>
           <w:p>
             <w:pPr>
@@ -2810,6 +3025,7 @@
         <w:tc>
           <w:tcPr>
             <w:tcW w:type="dxa" w:w="680"/>
+            <w:vAlign w:val="center"/>
           </w:tcPr>
           <w:p>
             <w:pPr>
@@ -2823,6 +3039,7 @@
         <w:tc>
           <w:tcPr>
             <w:tcW w:type="dxa" w:w="1501"/>
+            <w:vAlign w:val="center"/>
           </w:tcPr>
           <w:p>
             <w:pPr>
@@ -2836,6 +3053,7 @@
         <w:tc>
           <w:tcPr>
             <w:tcW w:type="dxa" w:w="1501"/>
+            <w:vAlign w:val="center"/>
           </w:tcPr>
           <w:p>
             <w:pPr>
@@ -2849,6 +3067,7 @@
         <w:tc>
           <w:tcPr>
             <w:tcW w:type="dxa" w:w="1501"/>
+            <w:vAlign w:val="center"/>
           </w:tcPr>
           <w:p>
             <w:pPr>
@@ -2862,6 +3081,7 @@
         <w:tc>
           <w:tcPr>
             <w:tcW w:type="dxa" w:w="1501"/>
+            <w:vAlign w:val="center"/>
           </w:tcPr>
           <w:p>
             <w:pPr>
@@ -2875,6 +3095,7 @@
         <w:tc>
           <w:tcPr>
             <w:tcW w:type="dxa" w:w="1501"/>
+            <w:vAlign w:val="center"/>
           </w:tcPr>
           <w:p>
             <w:pPr>
@@ -2888,6 +3109,7 @@
         <w:tc>
           <w:tcPr>
             <w:tcW w:type="dxa" w:w="1501"/>
+            <w:vAlign w:val="center"/>
           </w:tcPr>
           <w:p>
             <w:pPr>
@@ -2906,6 +3128,7 @@
         <w:tc>
           <w:tcPr>
             <w:tcW w:type="dxa" w:w="680"/>
+            <w:vAlign w:val="center"/>
           </w:tcPr>
           <w:p>
             <w:pPr>
@@ -2919,6 +3142,7 @@
         <w:tc>
           <w:tcPr>
             <w:tcW w:type="dxa" w:w="1501"/>
+            <w:vAlign w:val="center"/>
           </w:tcPr>
           <w:p>
             <w:pPr>
@@ -2932,6 +3156,7 @@
         <w:tc>
           <w:tcPr>
             <w:tcW w:type="dxa" w:w="1501"/>
+            <w:vAlign w:val="center"/>
           </w:tcPr>
           <w:p>
             <w:pPr>
@@ -2945,6 +3170,7 @@
         <w:tc>
           <w:tcPr>
             <w:tcW w:type="dxa" w:w="1501"/>
+            <w:vAlign w:val="center"/>
           </w:tcPr>
           <w:p>
             <w:pPr>
@@ -2958,6 +3184,7 @@
         <w:tc>
           <w:tcPr>
             <w:tcW w:type="dxa" w:w="1501"/>
+            <w:vAlign w:val="center"/>
           </w:tcPr>
           <w:p>
             <w:pPr>
@@ -2971,6 +3198,7 @@
         <w:tc>
           <w:tcPr>
             <w:tcW w:type="dxa" w:w="1501"/>
+            <w:vAlign w:val="center"/>
           </w:tcPr>
           <w:p>
             <w:pPr>
@@ -2984,6 +3212,7 @@
         <w:tc>
           <w:tcPr>
             <w:tcW w:type="dxa" w:w="1501"/>
+            <w:vAlign w:val="center"/>
           </w:tcPr>
           <w:p>
             <w:pPr>
@@ -3002,6 +3231,7 @@
         <w:tc>
           <w:tcPr>
             <w:tcW w:type="dxa" w:w="680"/>
+            <w:vAlign w:val="center"/>
           </w:tcPr>
           <w:p>
             <w:pPr>
@@ -3015,6 +3245,7 @@
         <w:tc>
           <w:tcPr>
             <w:tcW w:type="dxa" w:w="1501"/>
+            <w:vAlign w:val="center"/>
           </w:tcPr>
           <w:p>
             <w:pPr>
@@ -3028,6 +3259,7 @@
         <w:tc>
           <w:tcPr>
             <w:tcW w:type="dxa" w:w="1501"/>
+            <w:vAlign w:val="center"/>
           </w:tcPr>
           <w:p>
             <w:pPr>
@@ -3041,6 +3273,7 @@
         <w:tc>
           <w:tcPr>
             <w:tcW w:type="dxa" w:w="1501"/>
+            <w:vAlign w:val="center"/>
           </w:tcPr>
           <w:p>
             <w:pPr>
@@ -3054,6 +3287,7 @@
         <w:tc>
           <w:tcPr>
             <w:tcW w:type="dxa" w:w="1501"/>
+            <w:vAlign w:val="center"/>
           </w:tcPr>
           <w:p>
             <w:pPr>
@@ -3067,6 +3301,7 @@
         <w:tc>
           <w:tcPr>
             <w:tcW w:type="dxa" w:w="1501"/>
+            <w:vAlign w:val="center"/>
           </w:tcPr>
           <w:p>
             <w:pPr>
@@ -3080,6 +3315,7 @@
         <w:tc>
           <w:tcPr>
             <w:tcW w:type="dxa" w:w="1501"/>
+            <w:vAlign w:val="center"/>
           </w:tcPr>
           <w:p>
             <w:pPr>
@@ -3098,13 +3334,13 @@
         <w:pageBreakBefore/>
         <w:spacing w:line="240" w:lineRule="auto" w:after="120"/>
         <w:ind w:firstLine="0"/>
-        <w:jc w:val="right"/>
+        <w:jc w:val="left"/>
       </w:pPr>
       <w:r>
         <w:rPr>
           <w:sz w:val="28"/>
         </w:rPr>
-        <w:t>Продолжение табл. А.5</w:t>
+        <w:t>Продолжение таблицы А.5</w:t>
       </w:r>
     </w:p>
     <w:tbl>
@@ -3131,91 +3367,105 @@
         <w:tc>
           <w:tcPr>
             <w:tcW w:type="dxa" w:w="680"/>
-          </w:tcPr>
-          <w:p>
-            <w:pPr>
-              <w:pStyle w:val="TableText"/>
-            </w:pPr>
-            <w:r>
-              <w:t>1</w:t>
-            </w:r>
-          </w:p>
-        </w:tc>
-        <w:tc>
-          <w:tcPr>
-            <w:tcW w:type="dxa" w:w="1501"/>
-          </w:tcPr>
-          <w:p>
-            <w:pPr>
-              <w:pStyle w:val="TableText"/>
-            </w:pPr>
-            <w:r>
-              <w:t>2</w:t>
-            </w:r>
-          </w:p>
-        </w:tc>
-        <w:tc>
-          <w:tcPr>
-            <w:tcW w:type="dxa" w:w="1501"/>
-          </w:tcPr>
-          <w:p>
-            <w:pPr>
-              <w:pStyle w:val="TableText"/>
-            </w:pPr>
-            <w:r>
-              <w:t>3</w:t>
-            </w:r>
-          </w:p>
-        </w:tc>
-        <w:tc>
-          <w:tcPr>
-            <w:tcW w:type="dxa" w:w="1501"/>
-          </w:tcPr>
-          <w:p>
-            <w:pPr>
-              <w:pStyle w:val="TableText"/>
-            </w:pPr>
-            <w:r>
-              <w:t>4</w:t>
-            </w:r>
-          </w:p>
-        </w:tc>
-        <w:tc>
-          <w:tcPr>
-            <w:tcW w:type="dxa" w:w="1501"/>
-          </w:tcPr>
-          <w:p>
-            <w:pPr>
-              <w:pStyle w:val="TableText"/>
-            </w:pPr>
-            <w:r>
-              <w:t>5</w:t>
-            </w:r>
-          </w:p>
-        </w:tc>
-        <w:tc>
-          <w:tcPr>
-            <w:tcW w:type="dxa" w:w="1501"/>
-          </w:tcPr>
-          <w:p>
-            <w:pPr>
-              <w:pStyle w:val="TableText"/>
-            </w:pPr>
-            <w:r>
-              <w:t>6</w:t>
-            </w:r>
-          </w:p>
-        </w:tc>
-        <w:tc>
-          <w:tcPr>
-            <w:tcW w:type="dxa" w:w="1501"/>
-          </w:tcPr>
-          <w:p>
-            <w:pPr>
-              <w:pStyle w:val="TableText"/>
-            </w:pPr>
-            <w:r>
-              <w:t>7</w:t>
+            <w:vAlign w:val="center"/>
+          </w:tcPr>
+          <w:p>
+            <w:pPr>
+              <w:pStyle w:val="TableText"/>
+              <w:keepNext/>
+            </w:pPr>
+            <w:r>
+              <w:t>№ п/п</w:t>
+            </w:r>
+          </w:p>
+        </w:tc>
+        <w:tc>
+          <w:tcPr>
+            <w:tcW w:type="dxa" w:w="1501"/>
+            <w:vAlign w:val="center"/>
+          </w:tcPr>
+          <w:p>
+            <w:pPr>
+              <w:pStyle w:val="TableText"/>
+              <w:keepNext/>
+            </w:pPr>
+            <w:r>
+              <w:t>Позиция</w:t>
+            </w:r>
+          </w:p>
+        </w:tc>
+        <w:tc>
+          <w:tcPr>
+            <w:tcW w:type="dxa" w:w="1501"/>
+            <w:vAlign w:val="center"/>
+          </w:tcPr>
+          <w:p>
+            <w:pPr>
+              <w:pStyle w:val="TableText"/>
+              <w:keepNext/>
+            </w:pPr>
+            <w:r>
+              <w:t>Выручка от реализации, тыс.руб.</w:t>
+            </w:r>
+          </w:p>
+        </w:tc>
+        <w:tc>
+          <w:tcPr>
+            <w:tcW w:type="dxa" w:w="1501"/>
+            <w:vAlign w:val="center"/>
+          </w:tcPr>
+          <w:p>
+            <w:pPr>
+              <w:pStyle w:val="TableText"/>
+              <w:keepNext/>
+            </w:pPr>
+            <w:r>
+              <w:t>Материальные затраты, план</w:t>
+            </w:r>
+          </w:p>
+        </w:tc>
+        <w:tc>
+          <w:tcPr>
+            <w:tcW w:type="dxa" w:w="1501"/>
+            <w:vAlign w:val="center"/>
+          </w:tcPr>
+          <w:p>
+            <w:pPr>
+              <w:pStyle w:val="TableText"/>
+              <w:keepNext/>
+            </w:pPr>
+            <w:r>
+              <w:t>Материальные затраты, факт</w:t>
+            </w:r>
+          </w:p>
+        </w:tc>
+        <w:tc>
+          <w:tcPr>
+            <w:tcW w:type="dxa" w:w="1501"/>
+            <w:vAlign w:val="center"/>
+          </w:tcPr>
+          <w:p>
+            <w:pPr>
+              <w:pStyle w:val="TableText"/>
+              <w:keepNext/>
+            </w:pPr>
+            <w:r>
+              <w:t>Расходы на оплату труда, план</w:t>
+            </w:r>
+          </w:p>
+        </w:tc>
+        <w:tc>
+          <w:tcPr>
+            <w:tcW w:type="dxa" w:w="1501"/>
+            <w:vAlign w:val="center"/>
+          </w:tcPr>
+          <w:p>
+            <w:pPr>
+              <w:pStyle w:val="TableText"/>
+              <w:keepNext/>
+            </w:pPr>
+            <w:r>
+              <w:t>Расходы на оплату труда, факт</w:t>
             </w:r>
           </w:p>
         </w:tc>
@@ -3227,91 +3477,105 @@
         <w:tc>
           <w:tcPr>
             <w:tcW w:type="dxa" w:w="680"/>
-          </w:tcPr>
-          <w:p>
-            <w:pPr>
-              <w:pStyle w:val="TableText"/>
-            </w:pPr>
-            <w:r>
-              <w:t>21</w:t>
-            </w:r>
-          </w:p>
-        </w:tc>
-        <w:tc>
-          <w:tcPr>
-            <w:tcW w:type="dxa" w:w="1501"/>
-          </w:tcPr>
-          <w:p>
-            <w:pPr>
-              <w:pStyle w:val="TableText"/>
-            </w:pPr>
-            <w:r>
-              <w:t>ПАВ</w:t>
-            </w:r>
-          </w:p>
-        </w:tc>
-        <w:tc>
-          <w:tcPr>
-            <w:tcW w:type="dxa" w:w="1501"/>
-          </w:tcPr>
-          <w:p>
-            <w:pPr>
-              <w:pStyle w:val="TableText"/>
-            </w:pPr>
-            <w:r>
-              <w:t>6741.0</w:t>
-            </w:r>
-          </w:p>
-        </w:tc>
-        <w:tc>
-          <w:tcPr>
-            <w:tcW w:type="dxa" w:w="1501"/>
-          </w:tcPr>
-          <w:p>
-            <w:pPr>
-              <w:pStyle w:val="TableText"/>
-            </w:pPr>
-            <w:r>
-              <w:t>122.20</w:t>
-            </w:r>
-          </w:p>
-        </w:tc>
-        <w:tc>
-          <w:tcPr>
-            <w:tcW w:type="dxa" w:w="1501"/>
-          </w:tcPr>
-          <w:p>
-            <w:pPr>
-              <w:pStyle w:val="TableText"/>
-            </w:pPr>
-            <w:r>
-              <w:t>351.80</w:t>
-            </w:r>
-          </w:p>
-        </w:tc>
-        <w:tc>
-          <w:tcPr>
-            <w:tcW w:type="dxa" w:w="1501"/>
-          </w:tcPr>
-          <w:p>
-            <w:pPr>
-              <w:pStyle w:val="TableText"/>
-            </w:pPr>
-            <w:r>
-              <w:t>121.82</w:t>
-            </w:r>
-          </w:p>
-        </w:tc>
-        <w:tc>
-          <w:tcPr>
-            <w:tcW w:type="dxa" w:w="1501"/>
-          </w:tcPr>
-          <w:p>
-            <w:pPr>
-              <w:pStyle w:val="TableText"/>
-            </w:pPr>
-            <w:r>
-              <w:t>323.60</w:t>
+            <w:vAlign w:val="center"/>
+          </w:tcPr>
+          <w:p>
+            <w:pPr>
+              <w:pStyle w:val="TableText"/>
+              <w:keepNext/>
+            </w:pPr>
+            <w:r>
+              <w:t>1</w:t>
+            </w:r>
+          </w:p>
+        </w:tc>
+        <w:tc>
+          <w:tcPr>
+            <w:tcW w:type="dxa" w:w="1501"/>
+            <w:vAlign w:val="center"/>
+          </w:tcPr>
+          <w:p>
+            <w:pPr>
+              <w:pStyle w:val="TableText"/>
+              <w:keepNext/>
+            </w:pPr>
+            <w:r>
+              <w:t>2</w:t>
+            </w:r>
+          </w:p>
+        </w:tc>
+        <w:tc>
+          <w:tcPr>
+            <w:tcW w:type="dxa" w:w="1501"/>
+            <w:vAlign w:val="center"/>
+          </w:tcPr>
+          <w:p>
+            <w:pPr>
+              <w:pStyle w:val="TableText"/>
+              <w:keepNext/>
+            </w:pPr>
+            <w:r>
+              <w:t>3</w:t>
+            </w:r>
+          </w:p>
+        </w:tc>
+        <w:tc>
+          <w:tcPr>
+            <w:tcW w:type="dxa" w:w="1501"/>
+            <w:vAlign w:val="center"/>
+          </w:tcPr>
+          <w:p>
+            <w:pPr>
+              <w:pStyle w:val="TableText"/>
+              <w:keepNext/>
+            </w:pPr>
+            <w:r>
+              <w:t>4</w:t>
+            </w:r>
+          </w:p>
+        </w:tc>
+        <w:tc>
+          <w:tcPr>
+            <w:tcW w:type="dxa" w:w="1501"/>
+            <w:vAlign w:val="center"/>
+          </w:tcPr>
+          <w:p>
+            <w:pPr>
+              <w:pStyle w:val="TableText"/>
+              <w:keepNext/>
+            </w:pPr>
+            <w:r>
+              <w:t>5</w:t>
+            </w:r>
+          </w:p>
+        </w:tc>
+        <w:tc>
+          <w:tcPr>
+            <w:tcW w:type="dxa" w:w="1501"/>
+            <w:vAlign w:val="center"/>
+          </w:tcPr>
+          <w:p>
+            <w:pPr>
+              <w:pStyle w:val="TableText"/>
+              <w:keepNext/>
+            </w:pPr>
+            <w:r>
+              <w:t>6</w:t>
+            </w:r>
+          </w:p>
+        </w:tc>
+        <w:tc>
+          <w:tcPr>
+            <w:tcW w:type="dxa" w:w="1501"/>
+            <w:vAlign w:val="center"/>
+          </w:tcPr>
+          <w:p>
+            <w:pPr>
+              <w:pStyle w:val="TableText"/>
+              <w:keepNext/>
+            </w:pPr>
+            <w:r>
+              <w:t>7</w:t>
             </w:r>
           </w:p>
         </w:tc>
@@ -3323,91 +3587,98 @@
         <w:tc>
           <w:tcPr>
             <w:tcW w:type="dxa" w:w="680"/>
-          </w:tcPr>
-          <w:p>
-            <w:pPr>
-              <w:pStyle w:val="TableText"/>
-            </w:pPr>
-            <w:r>
-              <w:t>22</w:t>
-            </w:r>
-          </w:p>
-        </w:tc>
-        <w:tc>
-          <w:tcPr>
-            <w:tcW w:type="dxa" w:w="1501"/>
-          </w:tcPr>
-          <w:p>
-            <w:pPr>
-              <w:pStyle w:val="TableText"/>
-            </w:pPr>
-            <w:r>
-              <w:t>Бетон</w:t>
-            </w:r>
-          </w:p>
-        </w:tc>
-        <w:tc>
-          <w:tcPr>
-            <w:tcW w:type="dxa" w:w="1501"/>
-          </w:tcPr>
-          <w:p>
-            <w:pPr>
-              <w:pStyle w:val="TableText"/>
-            </w:pPr>
-            <w:r>
-              <w:t>6641.0</w:t>
-            </w:r>
-          </w:p>
-        </w:tc>
-        <w:tc>
-          <w:tcPr>
-            <w:tcW w:type="dxa" w:w="1501"/>
-          </w:tcPr>
-          <w:p>
-            <w:pPr>
-              <w:pStyle w:val="TableText"/>
-            </w:pPr>
-            <w:r>
-              <w:t>112.20</w:t>
-            </w:r>
-          </w:p>
-        </w:tc>
-        <w:tc>
-          <w:tcPr>
-            <w:tcW w:type="dxa" w:w="1501"/>
-          </w:tcPr>
-          <w:p>
-            <w:pPr>
-              <w:pStyle w:val="TableText"/>
-            </w:pPr>
-            <w:r>
-              <w:t>361.80</w:t>
-            </w:r>
-          </w:p>
-        </w:tc>
-        <w:tc>
-          <w:tcPr>
-            <w:tcW w:type="dxa" w:w="1501"/>
-          </w:tcPr>
-          <w:p>
-            <w:pPr>
-              <w:pStyle w:val="TableText"/>
-            </w:pPr>
-            <w:r>
-              <w:t>116.82</w:t>
-            </w:r>
-          </w:p>
-        </w:tc>
-        <w:tc>
-          <w:tcPr>
-            <w:tcW w:type="dxa" w:w="1501"/>
-          </w:tcPr>
-          <w:p>
-            <w:pPr>
-              <w:pStyle w:val="TableText"/>
-            </w:pPr>
-            <w:r>
-              <w:t>328.60</w:t>
+            <w:vAlign w:val="center"/>
+          </w:tcPr>
+          <w:p>
+            <w:pPr>
+              <w:pStyle w:val="TableText"/>
+            </w:pPr>
+            <w:r>
+              <w:t>21</w:t>
+            </w:r>
+          </w:p>
+        </w:tc>
+        <w:tc>
+          <w:tcPr>
+            <w:tcW w:type="dxa" w:w="1501"/>
+            <w:vAlign w:val="center"/>
+          </w:tcPr>
+          <w:p>
+            <w:pPr>
+              <w:pStyle w:val="TableText"/>
+            </w:pPr>
+            <w:r>
+              <w:t>ПАВ</w:t>
+            </w:r>
+          </w:p>
+        </w:tc>
+        <w:tc>
+          <w:tcPr>
+            <w:tcW w:type="dxa" w:w="1501"/>
+            <w:vAlign w:val="center"/>
+          </w:tcPr>
+          <w:p>
+            <w:pPr>
+              <w:pStyle w:val="TableText"/>
+            </w:pPr>
+            <w:r>
+              <w:t>6741.0</w:t>
+            </w:r>
+          </w:p>
+        </w:tc>
+        <w:tc>
+          <w:tcPr>
+            <w:tcW w:type="dxa" w:w="1501"/>
+            <w:vAlign w:val="center"/>
+          </w:tcPr>
+          <w:p>
+            <w:pPr>
+              <w:pStyle w:val="TableText"/>
+            </w:pPr>
+            <w:r>
+              <w:t>122.20</w:t>
+            </w:r>
+          </w:p>
+        </w:tc>
+        <w:tc>
+          <w:tcPr>
+            <w:tcW w:type="dxa" w:w="1501"/>
+            <w:vAlign w:val="center"/>
+          </w:tcPr>
+          <w:p>
+            <w:pPr>
+              <w:pStyle w:val="TableText"/>
+            </w:pPr>
+            <w:r>
+              <w:t>351.80</w:t>
+            </w:r>
+          </w:p>
+        </w:tc>
+        <w:tc>
+          <w:tcPr>
+            <w:tcW w:type="dxa" w:w="1501"/>
+            <w:vAlign w:val="center"/>
+          </w:tcPr>
+          <w:p>
+            <w:pPr>
+              <w:pStyle w:val="TableText"/>
+            </w:pPr>
+            <w:r>
+              <w:t>121.82</w:t>
+            </w:r>
+          </w:p>
+        </w:tc>
+        <w:tc>
+          <w:tcPr>
+            <w:tcW w:type="dxa" w:w="1501"/>
+            <w:vAlign w:val="center"/>
+          </w:tcPr>
+          <w:p>
+            <w:pPr>
+              <w:pStyle w:val="TableText"/>
+            </w:pPr>
+            <w:r>
+              <w:t>323.60</w:t>
             </w:r>
           </w:p>
         </w:tc>
@@ -3419,91 +3690,98 @@
         <w:tc>
           <w:tcPr>
             <w:tcW w:type="dxa" w:w="680"/>
-          </w:tcPr>
-          <w:p>
-            <w:pPr>
-              <w:pStyle w:val="TableText"/>
-            </w:pPr>
-            <w:r>
-              <w:t>23</w:t>
-            </w:r>
-          </w:p>
-        </w:tc>
-        <w:tc>
-          <w:tcPr>
-            <w:tcW w:type="dxa" w:w="1501"/>
-          </w:tcPr>
-          <w:p>
-            <w:pPr>
-              <w:pStyle w:val="TableText"/>
-            </w:pPr>
-            <w:r>
-              <w:t>ПГС</w:t>
-            </w:r>
-          </w:p>
-        </w:tc>
-        <w:tc>
-          <w:tcPr>
-            <w:tcW w:type="dxa" w:w="1501"/>
-          </w:tcPr>
-          <w:p>
-            <w:pPr>
-              <w:pStyle w:val="TableText"/>
-            </w:pPr>
-            <w:r>
-              <w:t>6541.0</w:t>
-            </w:r>
-          </w:p>
-        </w:tc>
-        <w:tc>
-          <w:tcPr>
-            <w:tcW w:type="dxa" w:w="1501"/>
-          </w:tcPr>
-          <w:p>
-            <w:pPr>
-              <w:pStyle w:val="TableText"/>
-            </w:pPr>
-            <w:r>
-              <w:t>102.20</w:t>
-            </w:r>
-          </w:p>
-        </w:tc>
-        <w:tc>
-          <w:tcPr>
-            <w:tcW w:type="dxa" w:w="1501"/>
-          </w:tcPr>
-          <w:p>
-            <w:pPr>
-              <w:pStyle w:val="TableText"/>
-            </w:pPr>
-            <w:r>
-              <w:t>371.80</w:t>
-            </w:r>
-          </w:p>
-        </w:tc>
-        <w:tc>
-          <w:tcPr>
-            <w:tcW w:type="dxa" w:w="1501"/>
-          </w:tcPr>
-          <w:p>
-            <w:pPr>
-              <w:pStyle w:val="TableText"/>
-            </w:pPr>
-            <w:r>
-              <w:t>111.82</w:t>
-            </w:r>
-          </w:p>
-        </w:tc>
-        <w:tc>
-          <w:tcPr>
-            <w:tcW w:type="dxa" w:w="1501"/>
-          </w:tcPr>
-          <w:p>
-            <w:pPr>
-              <w:pStyle w:val="TableText"/>
-            </w:pPr>
-            <w:r>
-              <w:t>333.60</w:t>
+            <w:vAlign w:val="center"/>
+          </w:tcPr>
+          <w:p>
+            <w:pPr>
+              <w:pStyle w:val="TableText"/>
+            </w:pPr>
+            <w:r>
+              <w:t>22</w:t>
+            </w:r>
+          </w:p>
+        </w:tc>
+        <w:tc>
+          <w:tcPr>
+            <w:tcW w:type="dxa" w:w="1501"/>
+            <w:vAlign w:val="center"/>
+          </w:tcPr>
+          <w:p>
+            <w:pPr>
+              <w:pStyle w:val="TableText"/>
+            </w:pPr>
+            <w:r>
+              <w:t>Бетон</w:t>
+            </w:r>
+          </w:p>
+        </w:tc>
+        <w:tc>
+          <w:tcPr>
+            <w:tcW w:type="dxa" w:w="1501"/>
+            <w:vAlign w:val="center"/>
+          </w:tcPr>
+          <w:p>
+            <w:pPr>
+              <w:pStyle w:val="TableText"/>
+            </w:pPr>
+            <w:r>
+              <w:t>6641.0</w:t>
+            </w:r>
+          </w:p>
+        </w:tc>
+        <w:tc>
+          <w:tcPr>
+            <w:tcW w:type="dxa" w:w="1501"/>
+            <w:vAlign w:val="center"/>
+          </w:tcPr>
+          <w:p>
+            <w:pPr>
+              <w:pStyle w:val="TableText"/>
+            </w:pPr>
+            <w:r>
+              <w:t>112.20</w:t>
+            </w:r>
+          </w:p>
+        </w:tc>
+        <w:tc>
+          <w:tcPr>
+            <w:tcW w:type="dxa" w:w="1501"/>
+            <w:vAlign w:val="center"/>
+          </w:tcPr>
+          <w:p>
+            <w:pPr>
+              <w:pStyle w:val="TableText"/>
+            </w:pPr>
+            <w:r>
+              <w:t>361.80</w:t>
+            </w:r>
+          </w:p>
+        </w:tc>
+        <w:tc>
+          <w:tcPr>
+            <w:tcW w:type="dxa" w:w="1501"/>
+            <w:vAlign w:val="center"/>
+          </w:tcPr>
+          <w:p>
+            <w:pPr>
+              <w:pStyle w:val="TableText"/>
+            </w:pPr>
+            <w:r>
+              <w:t>116.82</w:t>
+            </w:r>
+          </w:p>
+        </w:tc>
+        <w:tc>
+          <w:tcPr>
+            <w:tcW w:type="dxa" w:w="1501"/>
+            <w:vAlign w:val="center"/>
+          </w:tcPr>
+          <w:p>
+            <w:pPr>
+              <w:pStyle w:val="TableText"/>
+            </w:pPr>
+            <w:r>
+              <w:t>328.60</w:t>
             </w:r>
           </w:p>
         </w:tc>
@@ -3515,91 +3793,98 @@
         <w:tc>
           <w:tcPr>
             <w:tcW w:type="dxa" w:w="680"/>
-          </w:tcPr>
-          <w:p>
-            <w:pPr>
-              <w:pStyle w:val="TableText"/>
-            </w:pPr>
-            <w:r>
-              <w:t>24</w:t>
-            </w:r>
-          </w:p>
-        </w:tc>
-        <w:tc>
-          <w:tcPr>
-            <w:tcW w:type="dxa" w:w="1501"/>
-          </w:tcPr>
-          <w:p>
-            <w:pPr>
-              <w:pStyle w:val="TableText"/>
-            </w:pPr>
-            <w:r>
-              <w:t>Щебень</w:t>
-            </w:r>
-          </w:p>
-        </w:tc>
-        <w:tc>
-          <w:tcPr>
-            <w:tcW w:type="dxa" w:w="1501"/>
-          </w:tcPr>
-          <w:p>
-            <w:pPr>
-              <w:pStyle w:val="TableText"/>
-            </w:pPr>
-            <w:r>
-              <w:t>6441.0</w:t>
-            </w:r>
-          </w:p>
-        </w:tc>
-        <w:tc>
-          <w:tcPr>
-            <w:tcW w:type="dxa" w:w="1501"/>
-          </w:tcPr>
-          <w:p>
-            <w:pPr>
-              <w:pStyle w:val="TableText"/>
-            </w:pPr>
-            <w:r>
-              <w:t>92.20</w:t>
-            </w:r>
-          </w:p>
-        </w:tc>
-        <w:tc>
-          <w:tcPr>
-            <w:tcW w:type="dxa" w:w="1501"/>
-          </w:tcPr>
-          <w:p>
-            <w:pPr>
-              <w:pStyle w:val="TableText"/>
-            </w:pPr>
-            <w:r>
-              <w:t>381.80</w:t>
-            </w:r>
-          </w:p>
-        </w:tc>
-        <w:tc>
-          <w:tcPr>
-            <w:tcW w:type="dxa" w:w="1501"/>
-          </w:tcPr>
-          <w:p>
-            <w:pPr>
-              <w:pStyle w:val="TableText"/>
-            </w:pPr>
-            <w:r>
-              <w:t>106.82</w:t>
-            </w:r>
-          </w:p>
-        </w:tc>
-        <w:tc>
-          <w:tcPr>
-            <w:tcW w:type="dxa" w:w="1501"/>
-          </w:tcPr>
-          <w:p>
-            <w:pPr>
-              <w:pStyle w:val="TableText"/>
-            </w:pPr>
-            <w:r>
-              <w:t>338.60</w:t>
+            <w:vAlign w:val="center"/>
+          </w:tcPr>
+          <w:p>
+            <w:pPr>
+              <w:pStyle w:val="TableText"/>
+            </w:pPr>
+            <w:r>
+              <w:t>23</w:t>
+            </w:r>
+          </w:p>
+        </w:tc>
+        <w:tc>
+          <w:tcPr>
+            <w:tcW w:type="dxa" w:w="1501"/>
+            <w:vAlign w:val="center"/>
+          </w:tcPr>
+          <w:p>
+            <w:pPr>
+              <w:pStyle w:val="TableText"/>
+            </w:pPr>
+            <w:r>
+              <w:t>ПГС</w:t>
+            </w:r>
+          </w:p>
+        </w:tc>
+        <w:tc>
+          <w:tcPr>
+            <w:tcW w:type="dxa" w:w="1501"/>
+            <w:vAlign w:val="center"/>
+          </w:tcPr>
+          <w:p>
+            <w:pPr>
+              <w:pStyle w:val="TableText"/>
+            </w:pPr>
+            <w:r>
+              <w:t>6541.0</w:t>
+            </w:r>
+          </w:p>
+        </w:tc>
+        <w:tc>
+          <w:tcPr>
+            <w:tcW w:type="dxa" w:w="1501"/>
+            <w:vAlign w:val="center"/>
+          </w:tcPr>
+          <w:p>
+            <w:pPr>
+              <w:pStyle w:val="TableText"/>
+            </w:pPr>
+            <w:r>
+              <w:t>102.20</w:t>
+            </w:r>
+          </w:p>
+        </w:tc>
+        <w:tc>
+          <w:tcPr>
+            <w:tcW w:type="dxa" w:w="1501"/>
+            <w:vAlign w:val="center"/>
+          </w:tcPr>
+          <w:p>
+            <w:pPr>
+              <w:pStyle w:val="TableText"/>
+            </w:pPr>
+            <w:r>
+              <w:t>371.80</w:t>
+            </w:r>
+          </w:p>
+        </w:tc>
+        <w:tc>
+          <w:tcPr>
+            <w:tcW w:type="dxa" w:w="1501"/>
+            <w:vAlign w:val="center"/>
+          </w:tcPr>
+          <w:p>
+            <w:pPr>
+              <w:pStyle w:val="TableText"/>
+            </w:pPr>
+            <w:r>
+              <w:t>111.82</w:t>
+            </w:r>
+          </w:p>
+        </w:tc>
+        <w:tc>
+          <w:tcPr>
+            <w:tcW w:type="dxa" w:w="1501"/>
+            <w:vAlign w:val="center"/>
+          </w:tcPr>
+          <w:p>
+            <w:pPr>
+              <w:pStyle w:val="TableText"/>
+            </w:pPr>
+            <w:r>
+              <w:t>333.60</w:t>
             </w:r>
           </w:p>
         </w:tc>
@@ -3611,91 +3896,98 @@
         <w:tc>
           <w:tcPr>
             <w:tcW w:type="dxa" w:w="680"/>
-          </w:tcPr>
-          <w:p>
-            <w:pPr>
-              <w:pStyle w:val="TableText"/>
-            </w:pPr>
-            <w:r>
-              <w:t>25</w:t>
-            </w:r>
-          </w:p>
-        </w:tc>
-        <w:tc>
-          <w:tcPr>
-            <w:tcW w:type="dxa" w:w="1501"/>
-          </w:tcPr>
-          <w:p>
-            <w:pPr>
-              <w:pStyle w:val="TableText"/>
-            </w:pPr>
-            <w:r>
-              <w:t>ЖБИ</w:t>
-            </w:r>
-          </w:p>
-        </w:tc>
-        <w:tc>
-          <w:tcPr>
-            <w:tcW w:type="dxa" w:w="1501"/>
-          </w:tcPr>
-          <w:p>
-            <w:pPr>
-              <w:pStyle w:val="TableText"/>
-            </w:pPr>
-            <w:r>
-              <w:t>6341.0</w:t>
-            </w:r>
-          </w:p>
-        </w:tc>
-        <w:tc>
-          <w:tcPr>
-            <w:tcW w:type="dxa" w:w="1501"/>
-          </w:tcPr>
-          <w:p>
-            <w:pPr>
-              <w:pStyle w:val="TableText"/>
-            </w:pPr>
-            <w:r>
-              <w:t>82.20</w:t>
-            </w:r>
-          </w:p>
-        </w:tc>
-        <w:tc>
-          <w:tcPr>
-            <w:tcW w:type="dxa" w:w="1501"/>
-          </w:tcPr>
-          <w:p>
-            <w:pPr>
-              <w:pStyle w:val="TableText"/>
-            </w:pPr>
-            <w:r>
-              <w:t>391.80</w:t>
-            </w:r>
-          </w:p>
-        </w:tc>
-        <w:tc>
-          <w:tcPr>
-            <w:tcW w:type="dxa" w:w="1501"/>
-          </w:tcPr>
-          <w:p>
-            <w:pPr>
-              <w:pStyle w:val="TableText"/>
-            </w:pPr>
-            <w:r>
-              <w:t>101.82</w:t>
-            </w:r>
-          </w:p>
-        </w:tc>
-        <w:tc>
-          <w:tcPr>
-            <w:tcW w:type="dxa" w:w="1501"/>
-          </w:tcPr>
-          <w:p>
-            <w:pPr>
-              <w:pStyle w:val="TableText"/>
-            </w:pPr>
-            <w:r>
-              <w:t>343.60</w:t>
+            <w:vAlign w:val="center"/>
+          </w:tcPr>
+          <w:p>
+            <w:pPr>
+              <w:pStyle w:val="TableText"/>
+            </w:pPr>
+            <w:r>
+              <w:t>24</w:t>
+            </w:r>
+          </w:p>
+        </w:tc>
+        <w:tc>
+          <w:tcPr>
+            <w:tcW w:type="dxa" w:w="1501"/>
+            <w:vAlign w:val="center"/>
+          </w:tcPr>
+          <w:p>
+            <w:pPr>
+              <w:pStyle w:val="TableText"/>
+            </w:pPr>
+            <w:r>
+              <w:t>Щебень</w:t>
+            </w:r>
+          </w:p>
+        </w:tc>
+        <w:tc>
+          <w:tcPr>
+            <w:tcW w:type="dxa" w:w="1501"/>
+            <w:vAlign w:val="center"/>
+          </w:tcPr>
+          <w:p>
+            <w:pPr>
+              <w:pStyle w:val="TableText"/>
+            </w:pPr>
+            <w:r>
+              <w:t>6441.0</w:t>
+            </w:r>
+          </w:p>
+        </w:tc>
+        <w:tc>
+          <w:tcPr>
+            <w:tcW w:type="dxa" w:w="1501"/>
+            <w:vAlign w:val="center"/>
+          </w:tcPr>
+          <w:p>
+            <w:pPr>
+              <w:pStyle w:val="TableText"/>
+            </w:pPr>
+            <w:r>
+              <w:t>92.20</w:t>
+            </w:r>
+          </w:p>
+        </w:tc>
+        <w:tc>
+          <w:tcPr>
+            <w:tcW w:type="dxa" w:w="1501"/>
+            <w:vAlign w:val="center"/>
+          </w:tcPr>
+          <w:p>
+            <w:pPr>
+              <w:pStyle w:val="TableText"/>
+            </w:pPr>
+            <w:r>
+              <w:t>381.80</w:t>
+            </w:r>
+          </w:p>
+        </w:tc>
+        <w:tc>
+          <w:tcPr>
+            <w:tcW w:type="dxa" w:w="1501"/>
+            <w:vAlign w:val="center"/>
+          </w:tcPr>
+          <w:p>
+            <w:pPr>
+              <w:pStyle w:val="TableText"/>
+            </w:pPr>
+            <w:r>
+              <w:t>106.82</w:t>
+            </w:r>
+          </w:p>
+        </w:tc>
+        <w:tc>
+          <w:tcPr>
+            <w:tcW w:type="dxa" w:w="1501"/>
+            <w:vAlign w:val="center"/>
+          </w:tcPr>
+          <w:p>
+            <w:pPr>
+              <w:pStyle w:val="TableText"/>
+            </w:pPr>
+            <w:r>
+              <w:t>338.60</w:t>
             </w:r>
           </w:p>
         </w:tc>
@@ -3707,91 +3999,98 @@
         <w:tc>
           <w:tcPr>
             <w:tcW w:type="dxa" w:w="680"/>
-          </w:tcPr>
-          <w:p>
-            <w:pPr>
-              <w:pStyle w:val="TableText"/>
-            </w:pPr>
-            <w:r>
-              <w:t>26</w:t>
-            </w:r>
-          </w:p>
-        </w:tc>
-        <w:tc>
-          <w:tcPr>
-            <w:tcW w:type="dxa" w:w="1501"/>
-          </w:tcPr>
-          <w:p>
-            <w:pPr>
-              <w:pStyle w:val="TableText"/>
-            </w:pPr>
-            <w:r>
-              <w:t>Цемент</w:t>
-            </w:r>
-          </w:p>
-        </w:tc>
-        <w:tc>
-          <w:tcPr>
-            <w:tcW w:type="dxa" w:w="1501"/>
-          </w:tcPr>
-          <w:p>
-            <w:pPr>
-              <w:pStyle w:val="TableText"/>
-            </w:pPr>
-            <w:r>
-              <w:t>6241.0</w:t>
-            </w:r>
-          </w:p>
-        </w:tc>
-        <w:tc>
-          <w:tcPr>
-            <w:tcW w:type="dxa" w:w="1501"/>
-          </w:tcPr>
-          <w:p>
-            <w:pPr>
-              <w:pStyle w:val="TableText"/>
-            </w:pPr>
-            <w:r>
-              <w:t>72.20</w:t>
-            </w:r>
-          </w:p>
-        </w:tc>
-        <w:tc>
-          <w:tcPr>
-            <w:tcW w:type="dxa" w:w="1501"/>
-          </w:tcPr>
-          <w:p>
-            <w:pPr>
-              <w:pStyle w:val="TableText"/>
-            </w:pPr>
-            <w:r>
-              <w:t>401.80</w:t>
-            </w:r>
-          </w:p>
-        </w:tc>
-        <w:tc>
-          <w:tcPr>
-            <w:tcW w:type="dxa" w:w="1501"/>
-          </w:tcPr>
-          <w:p>
-            <w:pPr>
-              <w:pStyle w:val="TableText"/>
-            </w:pPr>
-            <w:r>
-              <w:t>96.82</w:t>
-            </w:r>
-          </w:p>
-        </w:tc>
-        <w:tc>
-          <w:tcPr>
-            <w:tcW w:type="dxa" w:w="1501"/>
-          </w:tcPr>
-          <w:p>
-            <w:pPr>
-              <w:pStyle w:val="TableText"/>
-            </w:pPr>
-            <w:r>
-              <w:t>348.60</w:t>
+            <w:vAlign w:val="center"/>
+          </w:tcPr>
+          <w:p>
+            <w:pPr>
+              <w:pStyle w:val="TableText"/>
+            </w:pPr>
+            <w:r>
+              <w:t>25</w:t>
+            </w:r>
+          </w:p>
+        </w:tc>
+        <w:tc>
+          <w:tcPr>
+            <w:tcW w:type="dxa" w:w="1501"/>
+            <w:vAlign w:val="center"/>
+          </w:tcPr>
+          <w:p>
+            <w:pPr>
+              <w:pStyle w:val="TableText"/>
+            </w:pPr>
+            <w:r>
+              <w:t>ЖБИ</w:t>
+            </w:r>
+          </w:p>
+        </w:tc>
+        <w:tc>
+          <w:tcPr>
+            <w:tcW w:type="dxa" w:w="1501"/>
+            <w:vAlign w:val="center"/>
+          </w:tcPr>
+          <w:p>
+            <w:pPr>
+              <w:pStyle w:val="TableText"/>
+            </w:pPr>
+            <w:r>
+              <w:t>6341.0</w:t>
+            </w:r>
+          </w:p>
+        </w:tc>
+        <w:tc>
+          <w:tcPr>
+            <w:tcW w:type="dxa" w:w="1501"/>
+            <w:vAlign w:val="center"/>
+          </w:tcPr>
+          <w:p>
+            <w:pPr>
+              <w:pStyle w:val="TableText"/>
+            </w:pPr>
+            <w:r>
+              <w:t>82.20</w:t>
+            </w:r>
+          </w:p>
+        </w:tc>
+        <w:tc>
+          <w:tcPr>
+            <w:tcW w:type="dxa" w:w="1501"/>
+            <w:vAlign w:val="center"/>
+          </w:tcPr>
+          <w:p>
+            <w:pPr>
+              <w:pStyle w:val="TableText"/>
+            </w:pPr>
+            <w:r>
+              <w:t>391.80</w:t>
+            </w:r>
+          </w:p>
+        </w:tc>
+        <w:tc>
+          <w:tcPr>
+            <w:tcW w:type="dxa" w:w="1501"/>
+            <w:vAlign w:val="center"/>
+          </w:tcPr>
+          <w:p>
+            <w:pPr>
+              <w:pStyle w:val="TableText"/>
+            </w:pPr>
+            <w:r>
+              <w:t>101.82</w:t>
+            </w:r>
+          </w:p>
+        </w:tc>
+        <w:tc>
+          <w:tcPr>
+            <w:tcW w:type="dxa" w:w="1501"/>
+            <w:vAlign w:val="center"/>
+          </w:tcPr>
+          <w:p>
+            <w:pPr>
+              <w:pStyle w:val="TableText"/>
+            </w:pPr>
+            <w:r>
+              <w:t>343.60</w:t>
             </w:r>
           </w:p>
         </w:tc>
@@ -3803,91 +4102,98 @@
         <w:tc>
           <w:tcPr>
             <w:tcW w:type="dxa" w:w="680"/>
-          </w:tcPr>
-          <w:p>
-            <w:pPr>
-              <w:pStyle w:val="TableText"/>
-            </w:pPr>
-            <w:r>
-              <w:t>27</w:t>
-            </w:r>
-          </w:p>
-        </w:tc>
-        <w:tc>
-          <w:tcPr>
-            <w:tcW w:type="dxa" w:w="1501"/>
-          </w:tcPr>
-          <w:p>
-            <w:pPr>
-              <w:pStyle w:val="TableText"/>
-            </w:pPr>
-            <w:r>
-              <w:t>Песок</w:t>
-            </w:r>
-          </w:p>
-        </w:tc>
-        <w:tc>
-          <w:tcPr>
-            <w:tcW w:type="dxa" w:w="1501"/>
-          </w:tcPr>
-          <w:p>
-            <w:pPr>
-              <w:pStyle w:val="TableText"/>
-            </w:pPr>
-            <w:r>
-              <w:t>6141.0</w:t>
-            </w:r>
-          </w:p>
-        </w:tc>
-        <w:tc>
-          <w:tcPr>
-            <w:tcW w:type="dxa" w:w="1501"/>
-          </w:tcPr>
-          <w:p>
-            <w:pPr>
-              <w:pStyle w:val="TableText"/>
-            </w:pPr>
-            <w:r>
-              <w:t>62.20</w:t>
-            </w:r>
-          </w:p>
-        </w:tc>
-        <w:tc>
-          <w:tcPr>
-            <w:tcW w:type="dxa" w:w="1501"/>
-          </w:tcPr>
-          <w:p>
-            <w:pPr>
-              <w:pStyle w:val="TableText"/>
-            </w:pPr>
-            <w:r>
-              <w:t>411.80</w:t>
-            </w:r>
-          </w:p>
-        </w:tc>
-        <w:tc>
-          <w:tcPr>
-            <w:tcW w:type="dxa" w:w="1501"/>
-          </w:tcPr>
-          <w:p>
-            <w:pPr>
-              <w:pStyle w:val="TableText"/>
-            </w:pPr>
-            <w:r>
-              <w:t>91.82</w:t>
-            </w:r>
-          </w:p>
-        </w:tc>
-        <w:tc>
-          <w:tcPr>
-            <w:tcW w:type="dxa" w:w="1501"/>
-          </w:tcPr>
-          <w:p>
-            <w:pPr>
-              <w:pStyle w:val="TableText"/>
-            </w:pPr>
-            <w:r>
-              <w:t>353.60</w:t>
+            <w:vAlign w:val="center"/>
+          </w:tcPr>
+          <w:p>
+            <w:pPr>
+              <w:pStyle w:val="TableText"/>
+            </w:pPr>
+            <w:r>
+              <w:t>26</w:t>
+            </w:r>
+          </w:p>
+        </w:tc>
+        <w:tc>
+          <w:tcPr>
+            <w:tcW w:type="dxa" w:w="1501"/>
+            <w:vAlign w:val="center"/>
+          </w:tcPr>
+          <w:p>
+            <w:pPr>
+              <w:pStyle w:val="TableText"/>
+            </w:pPr>
+            <w:r>
+              <w:t>Цемент</w:t>
+            </w:r>
+          </w:p>
+        </w:tc>
+        <w:tc>
+          <w:tcPr>
+            <w:tcW w:type="dxa" w:w="1501"/>
+            <w:vAlign w:val="center"/>
+          </w:tcPr>
+          <w:p>
+            <w:pPr>
+              <w:pStyle w:val="TableText"/>
+            </w:pPr>
+            <w:r>
+              <w:t>6241.0</w:t>
+            </w:r>
+          </w:p>
+        </w:tc>
+        <w:tc>
+          <w:tcPr>
+            <w:tcW w:type="dxa" w:w="1501"/>
+            <w:vAlign w:val="center"/>
+          </w:tcPr>
+          <w:p>
+            <w:pPr>
+              <w:pStyle w:val="TableText"/>
+            </w:pPr>
+            <w:r>
+              <w:t>72.20</w:t>
+            </w:r>
+          </w:p>
+        </w:tc>
+        <w:tc>
+          <w:tcPr>
+            <w:tcW w:type="dxa" w:w="1501"/>
+            <w:vAlign w:val="center"/>
+          </w:tcPr>
+          <w:p>
+            <w:pPr>
+              <w:pStyle w:val="TableText"/>
+            </w:pPr>
+            <w:r>
+              <w:t>401.80</w:t>
+            </w:r>
+          </w:p>
+        </w:tc>
+        <w:tc>
+          <w:tcPr>
+            <w:tcW w:type="dxa" w:w="1501"/>
+            <w:vAlign w:val="center"/>
+          </w:tcPr>
+          <w:p>
+            <w:pPr>
+              <w:pStyle w:val="TableText"/>
+            </w:pPr>
+            <w:r>
+              <w:t>96.82</w:t>
+            </w:r>
+          </w:p>
+        </w:tc>
+        <w:tc>
+          <w:tcPr>
+            <w:tcW w:type="dxa" w:w="1501"/>
+            <w:vAlign w:val="center"/>
+          </w:tcPr>
+          <w:p>
+            <w:pPr>
+              <w:pStyle w:val="TableText"/>
+            </w:pPr>
+            <w:r>
+              <w:t>348.60</w:t>
             </w:r>
           </w:p>
         </w:tc>
@@ -3899,91 +4205,98 @@
         <w:tc>
           <w:tcPr>
             <w:tcW w:type="dxa" w:w="680"/>
-          </w:tcPr>
-          <w:p>
-            <w:pPr>
-              <w:pStyle w:val="TableText"/>
-            </w:pPr>
-            <w:r>
-              <w:t>28</w:t>
-            </w:r>
-          </w:p>
-        </w:tc>
-        <w:tc>
-          <w:tcPr>
-            <w:tcW w:type="dxa" w:w="1501"/>
-          </w:tcPr>
-          <w:p>
-            <w:pPr>
-              <w:pStyle w:val="TableText"/>
-            </w:pPr>
-            <w:r>
-              <w:t>ПАВ</w:t>
-            </w:r>
-          </w:p>
-        </w:tc>
-        <w:tc>
-          <w:tcPr>
-            <w:tcW w:type="dxa" w:w="1501"/>
-          </w:tcPr>
-          <w:p>
-            <w:pPr>
-              <w:pStyle w:val="TableText"/>
-            </w:pPr>
-            <w:r>
-              <w:t>6041.0</w:t>
-            </w:r>
-          </w:p>
-        </w:tc>
-        <w:tc>
-          <w:tcPr>
-            <w:tcW w:type="dxa" w:w="1501"/>
-          </w:tcPr>
-          <w:p>
-            <w:pPr>
-              <w:pStyle w:val="TableText"/>
-            </w:pPr>
-            <w:r>
-              <w:t>52.20</w:t>
-            </w:r>
-          </w:p>
-        </w:tc>
-        <w:tc>
-          <w:tcPr>
-            <w:tcW w:type="dxa" w:w="1501"/>
-          </w:tcPr>
-          <w:p>
-            <w:pPr>
-              <w:pStyle w:val="TableText"/>
-            </w:pPr>
-            <w:r>
-              <w:t>421.80</w:t>
-            </w:r>
-          </w:p>
-        </w:tc>
-        <w:tc>
-          <w:tcPr>
-            <w:tcW w:type="dxa" w:w="1501"/>
-          </w:tcPr>
-          <w:p>
-            <w:pPr>
-              <w:pStyle w:val="TableText"/>
-            </w:pPr>
-            <w:r>
-              <w:t>86.82</w:t>
-            </w:r>
-          </w:p>
-        </w:tc>
-        <w:tc>
-          <w:tcPr>
-            <w:tcW w:type="dxa" w:w="1501"/>
-          </w:tcPr>
-          <w:p>
-            <w:pPr>
-              <w:pStyle w:val="TableText"/>
-            </w:pPr>
-            <w:r>
-              <w:t>358.60</w:t>
+            <w:vAlign w:val="center"/>
+          </w:tcPr>
+          <w:p>
+            <w:pPr>
+              <w:pStyle w:val="TableText"/>
+            </w:pPr>
+            <w:r>
+              <w:t>27</w:t>
+            </w:r>
+          </w:p>
+        </w:tc>
+        <w:tc>
+          <w:tcPr>
+            <w:tcW w:type="dxa" w:w="1501"/>
+            <w:vAlign w:val="center"/>
+          </w:tcPr>
+          <w:p>
+            <w:pPr>
+              <w:pStyle w:val="TableText"/>
+            </w:pPr>
+            <w:r>
+              <w:t>Песок</w:t>
+            </w:r>
+          </w:p>
+        </w:tc>
+        <w:tc>
+          <w:tcPr>
+            <w:tcW w:type="dxa" w:w="1501"/>
+            <w:vAlign w:val="center"/>
+          </w:tcPr>
+          <w:p>
+            <w:pPr>
+              <w:pStyle w:val="TableText"/>
+            </w:pPr>
+            <w:r>
+              <w:t>6141.0</w:t>
+            </w:r>
+          </w:p>
+        </w:tc>
+        <w:tc>
+          <w:tcPr>
+            <w:tcW w:type="dxa" w:w="1501"/>
+            <w:vAlign w:val="center"/>
+          </w:tcPr>
+          <w:p>
+            <w:pPr>
+              <w:pStyle w:val="TableText"/>
+            </w:pPr>
+            <w:r>
+              <w:t>62.20</w:t>
+            </w:r>
+          </w:p>
+        </w:tc>
+        <w:tc>
+          <w:tcPr>
+            <w:tcW w:type="dxa" w:w="1501"/>
+            <w:vAlign w:val="center"/>
+          </w:tcPr>
+          <w:p>
+            <w:pPr>
+              <w:pStyle w:val="TableText"/>
+            </w:pPr>
+            <w:r>
+              <w:t>411.80</w:t>
+            </w:r>
+          </w:p>
+        </w:tc>
+        <w:tc>
+          <w:tcPr>
+            <w:tcW w:type="dxa" w:w="1501"/>
+            <w:vAlign w:val="center"/>
+          </w:tcPr>
+          <w:p>
+            <w:pPr>
+              <w:pStyle w:val="TableText"/>
+            </w:pPr>
+            <w:r>
+              <w:t>91.82</w:t>
+            </w:r>
+          </w:p>
+        </w:tc>
+        <w:tc>
+          <w:tcPr>
+            <w:tcW w:type="dxa" w:w="1501"/>
+            <w:vAlign w:val="center"/>
+          </w:tcPr>
+          <w:p>
+            <w:pPr>
+              <w:pStyle w:val="TableText"/>
+            </w:pPr>
+            <w:r>
+              <w:t>353.60</w:t>
             </w:r>
           </w:p>
         </w:tc>
@@ -3995,91 +4308,98 @@
         <w:tc>
           <w:tcPr>
             <w:tcW w:type="dxa" w:w="680"/>
-          </w:tcPr>
-          <w:p>
-            <w:pPr>
-              <w:pStyle w:val="TableText"/>
-            </w:pPr>
-            <w:r>
-              <w:t>29</w:t>
-            </w:r>
-          </w:p>
-        </w:tc>
-        <w:tc>
-          <w:tcPr>
-            <w:tcW w:type="dxa" w:w="1501"/>
-          </w:tcPr>
-          <w:p>
-            <w:pPr>
-              <w:pStyle w:val="TableText"/>
-            </w:pPr>
-            <w:r>
-              <w:t>Бетон</w:t>
-            </w:r>
-          </w:p>
-        </w:tc>
-        <w:tc>
-          <w:tcPr>
-            <w:tcW w:type="dxa" w:w="1501"/>
-          </w:tcPr>
-          <w:p>
-            <w:pPr>
-              <w:pStyle w:val="TableText"/>
-            </w:pPr>
-            <w:r>
-              <w:t>5941.0</w:t>
-            </w:r>
-          </w:p>
-        </w:tc>
-        <w:tc>
-          <w:tcPr>
-            <w:tcW w:type="dxa" w:w="1501"/>
-          </w:tcPr>
-          <w:p>
-            <w:pPr>
-              <w:pStyle w:val="TableText"/>
-            </w:pPr>
-            <w:r>
-              <w:t>42.20</w:t>
-            </w:r>
-          </w:p>
-        </w:tc>
-        <w:tc>
-          <w:tcPr>
-            <w:tcW w:type="dxa" w:w="1501"/>
-          </w:tcPr>
-          <w:p>
-            <w:pPr>
-              <w:pStyle w:val="TableText"/>
-            </w:pPr>
-            <w:r>
-              <w:t>431.80</w:t>
-            </w:r>
-          </w:p>
-        </w:tc>
-        <w:tc>
-          <w:tcPr>
-            <w:tcW w:type="dxa" w:w="1501"/>
-          </w:tcPr>
-          <w:p>
-            <w:pPr>
-              <w:pStyle w:val="TableText"/>
-            </w:pPr>
-            <w:r>
-              <w:t>81.82</w:t>
-            </w:r>
-          </w:p>
-        </w:tc>
-        <w:tc>
-          <w:tcPr>
-            <w:tcW w:type="dxa" w:w="1501"/>
-          </w:tcPr>
-          <w:p>
-            <w:pPr>
-              <w:pStyle w:val="TableText"/>
-            </w:pPr>
-            <w:r>
-              <w:t>363.60</w:t>
+            <w:vAlign w:val="center"/>
+          </w:tcPr>
+          <w:p>
+            <w:pPr>
+              <w:pStyle w:val="TableText"/>
+            </w:pPr>
+            <w:r>
+              <w:t>28</w:t>
+            </w:r>
+          </w:p>
+        </w:tc>
+        <w:tc>
+          <w:tcPr>
+            <w:tcW w:type="dxa" w:w="1501"/>
+            <w:vAlign w:val="center"/>
+          </w:tcPr>
+          <w:p>
+            <w:pPr>
+              <w:pStyle w:val="TableText"/>
+            </w:pPr>
+            <w:r>
+              <w:t>ПАВ</w:t>
+            </w:r>
+          </w:p>
+        </w:tc>
+        <w:tc>
+          <w:tcPr>
+            <w:tcW w:type="dxa" w:w="1501"/>
+            <w:vAlign w:val="center"/>
+          </w:tcPr>
+          <w:p>
+            <w:pPr>
+              <w:pStyle w:val="TableText"/>
+            </w:pPr>
+            <w:r>
+              <w:t>6041.0</w:t>
+            </w:r>
+          </w:p>
+        </w:tc>
+        <w:tc>
+          <w:tcPr>
+            <w:tcW w:type="dxa" w:w="1501"/>
+            <w:vAlign w:val="center"/>
+          </w:tcPr>
+          <w:p>
+            <w:pPr>
+              <w:pStyle w:val="TableText"/>
+            </w:pPr>
+            <w:r>
+              <w:t>52.20</w:t>
+            </w:r>
+          </w:p>
+        </w:tc>
+        <w:tc>
+          <w:tcPr>
+            <w:tcW w:type="dxa" w:w="1501"/>
+            <w:vAlign w:val="center"/>
+          </w:tcPr>
+          <w:p>
+            <w:pPr>
+              <w:pStyle w:val="TableText"/>
+            </w:pPr>
+            <w:r>
+              <w:t>421.80</w:t>
+            </w:r>
+          </w:p>
+        </w:tc>
+        <w:tc>
+          <w:tcPr>
+            <w:tcW w:type="dxa" w:w="1501"/>
+            <w:vAlign w:val="center"/>
+          </w:tcPr>
+          <w:p>
+            <w:pPr>
+              <w:pStyle w:val="TableText"/>
+            </w:pPr>
+            <w:r>
+              <w:t>86.82</w:t>
+            </w:r>
+          </w:p>
+        </w:tc>
+        <w:tc>
+          <w:tcPr>
+            <w:tcW w:type="dxa" w:w="1501"/>
+            <w:vAlign w:val="center"/>
+          </w:tcPr>
+          <w:p>
+            <w:pPr>
+              <w:pStyle w:val="TableText"/>
+            </w:pPr>
+            <w:r>
+              <w:t>358.60</w:t>
             </w:r>
           </w:p>
         </w:tc>
@@ -4091,91 +4411,98 @@
         <w:tc>
           <w:tcPr>
             <w:tcW w:type="dxa" w:w="680"/>
-          </w:tcPr>
-          <w:p>
-            <w:pPr>
-              <w:pStyle w:val="TableText"/>
-            </w:pPr>
-            <w:r>
-              <w:t>30</w:t>
-            </w:r>
-          </w:p>
-        </w:tc>
-        <w:tc>
-          <w:tcPr>
-            <w:tcW w:type="dxa" w:w="1501"/>
-          </w:tcPr>
-          <w:p>
-            <w:pPr>
-              <w:pStyle w:val="TableText"/>
-            </w:pPr>
-            <w:r>
-              <w:t>ПГС</w:t>
-            </w:r>
-          </w:p>
-        </w:tc>
-        <w:tc>
-          <w:tcPr>
-            <w:tcW w:type="dxa" w:w="1501"/>
-          </w:tcPr>
-          <w:p>
-            <w:pPr>
-              <w:pStyle w:val="TableText"/>
-            </w:pPr>
-            <w:r>
-              <w:t>5841.0</w:t>
-            </w:r>
-          </w:p>
-        </w:tc>
-        <w:tc>
-          <w:tcPr>
-            <w:tcW w:type="dxa" w:w="1501"/>
-          </w:tcPr>
-          <w:p>
-            <w:pPr>
-              <w:pStyle w:val="TableText"/>
-            </w:pPr>
-            <w:r>
-              <w:t>32.20</w:t>
-            </w:r>
-          </w:p>
-        </w:tc>
-        <w:tc>
-          <w:tcPr>
-            <w:tcW w:type="dxa" w:w="1501"/>
-          </w:tcPr>
-          <w:p>
-            <w:pPr>
-              <w:pStyle w:val="TableText"/>
-            </w:pPr>
-            <w:r>
-              <w:t>441.80</w:t>
-            </w:r>
-          </w:p>
-        </w:tc>
-        <w:tc>
-          <w:tcPr>
-            <w:tcW w:type="dxa" w:w="1501"/>
-          </w:tcPr>
-          <w:p>
-            <w:pPr>
-              <w:pStyle w:val="TableText"/>
-            </w:pPr>
-            <w:r>
-              <w:t>76.82</w:t>
-            </w:r>
-          </w:p>
-        </w:tc>
-        <w:tc>
-          <w:tcPr>
-            <w:tcW w:type="dxa" w:w="1501"/>
-          </w:tcPr>
-          <w:p>
-            <w:pPr>
-              <w:pStyle w:val="TableText"/>
-            </w:pPr>
-            <w:r>
-              <w:t>368.60</w:t>
+            <w:vAlign w:val="center"/>
+          </w:tcPr>
+          <w:p>
+            <w:pPr>
+              <w:pStyle w:val="TableText"/>
+            </w:pPr>
+            <w:r>
+              <w:t>29</w:t>
+            </w:r>
+          </w:p>
+        </w:tc>
+        <w:tc>
+          <w:tcPr>
+            <w:tcW w:type="dxa" w:w="1501"/>
+            <w:vAlign w:val="center"/>
+          </w:tcPr>
+          <w:p>
+            <w:pPr>
+              <w:pStyle w:val="TableText"/>
+            </w:pPr>
+            <w:r>
+              <w:t>Бетон</w:t>
+            </w:r>
+          </w:p>
+        </w:tc>
+        <w:tc>
+          <w:tcPr>
+            <w:tcW w:type="dxa" w:w="1501"/>
+            <w:vAlign w:val="center"/>
+          </w:tcPr>
+          <w:p>
+            <w:pPr>
+              <w:pStyle w:val="TableText"/>
+            </w:pPr>
+            <w:r>
+              <w:t>5941.0</w:t>
+            </w:r>
+          </w:p>
+        </w:tc>
+        <w:tc>
+          <w:tcPr>
+            <w:tcW w:type="dxa" w:w="1501"/>
+            <w:vAlign w:val="center"/>
+          </w:tcPr>
+          <w:p>
+            <w:pPr>
+              <w:pStyle w:val="TableText"/>
+            </w:pPr>
+            <w:r>
+              <w:t>42.20</w:t>
+            </w:r>
+          </w:p>
+        </w:tc>
+        <w:tc>
+          <w:tcPr>
+            <w:tcW w:type="dxa" w:w="1501"/>
+            <w:vAlign w:val="center"/>
+          </w:tcPr>
+          <w:p>
+            <w:pPr>
+              <w:pStyle w:val="TableText"/>
+            </w:pPr>
+            <w:r>
+              <w:t>431.80</w:t>
+            </w:r>
+          </w:p>
+        </w:tc>
+        <w:tc>
+          <w:tcPr>
+            <w:tcW w:type="dxa" w:w="1501"/>
+            <w:vAlign w:val="center"/>
+          </w:tcPr>
+          <w:p>
+            <w:pPr>
+              <w:pStyle w:val="TableText"/>
+            </w:pPr>
+            <w:r>
+              <w:t>81.82</w:t>
+            </w:r>
+          </w:p>
+        </w:tc>
+        <w:tc>
+          <w:tcPr>
+            <w:tcW w:type="dxa" w:w="1501"/>
+            <w:vAlign w:val="center"/>
+          </w:tcPr>
+          <w:p>
+            <w:pPr>
+              <w:pStyle w:val="TableText"/>
+            </w:pPr>
+            <w:r>
+              <w:t>363.60</w:t>
             </w:r>
           </w:p>
         </w:tc>
@@ -4187,91 +4514,98 @@
         <w:tc>
           <w:tcPr>
             <w:tcW w:type="dxa" w:w="680"/>
-          </w:tcPr>
-          <w:p>
-            <w:pPr>
-              <w:pStyle w:val="TableText"/>
-            </w:pPr>
-            <w:r>
-              <w:t>31</w:t>
-            </w:r>
-          </w:p>
-        </w:tc>
-        <w:tc>
-          <w:tcPr>
-            <w:tcW w:type="dxa" w:w="1501"/>
-          </w:tcPr>
-          <w:p>
-            <w:pPr>
-              <w:pStyle w:val="TableText"/>
-            </w:pPr>
-            <w:r>
-              <w:t>Щебень</w:t>
-            </w:r>
-          </w:p>
-        </w:tc>
-        <w:tc>
-          <w:tcPr>
-            <w:tcW w:type="dxa" w:w="1501"/>
-          </w:tcPr>
-          <w:p>
-            <w:pPr>
-              <w:pStyle w:val="TableText"/>
-            </w:pPr>
-            <w:r>
-              <w:t>5741.0</w:t>
-            </w:r>
-          </w:p>
-        </w:tc>
-        <w:tc>
-          <w:tcPr>
-            <w:tcW w:type="dxa" w:w="1501"/>
-          </w:tcPr>
-          <w:p>
-            <w:pPr>
-              <w:pStyle w:val="TableText"/>
-            </w:pPr>
-            <w:r>
-              <w:t>22.20</w:t>
-            </w:r>
-          </w:p>
-        </w:tc>
-        <w:tc>
-          <w:tcPr>
-            <w:tcW w:type="dxa" w:w="1501"/>
-          </w:tcPr>
-          <w:p>
-            <w:pPr>
-              <w:pStyle w:val="TableText"/>
-            </w:pPr>
-            <w:r>
-              <w:t>451.80</w:t>
-            </w:r>
-          </w:p>
-        </w:tc>
-        <w:tc>
-          <w:tcPr>
-            <w:tcW w:type="dxa" w:w="1501"/>
-          </w:tcPr>
-          <w:p>
-            <w:pPr>
-              <w:pStyle w:val="TableText"/>
-            </w:pPr>
-            <w:r>
-              <w:t>71.82</w:t>
-            </w:r>
-          </w:p>
-        </w:tc>
-        <w:tc>
-          <w:tcPr>
-            <w:tcW w:type="dxa" w:w="1501"/>
-          </w:tcPr>
-          <w:p>
-            <w:pPr>
-              <w:pStyle w:val="TableText"/>
-            </w:pPr>
-            <w:r>
-              <w:t>373.60</w:t>
+            <w:vAlign w:val="center"/>
+          </w:tcPr>
+          <w:p>
+            <w:pPr>
+              <w:pStyle w:val="TableText"/>
+            </w:pPr>
+            <w:r>
+              <w:t>30</w:t>
+            </w:r>
+          </w:p>
+        </w:tc>
+        <w:tc>
+          <w:tcPr>
+            <w:tcW w:type="dxa" w:w="1501"/>
+            <w:vAlign w:val="center"/>
+          </w:tcPr>
+          <w:p>
+            <w:pPr>
+              <w:pStyle w:val="TableText"/>
+            </w:pPr>
+            <w:r>
+              <w:t>ПГС</w:t>
+            </w:r>
+          </w:p>
+        </w:tc>
+        <w:tc>
+          <w:tcPr>
+            <w:tcW w:type="dxa" w:w="1501"/>
+            <w:vAlign w:val="center"/>
+          </w:tcPr>
+          <w:p>
+            <w:pPr>
+              <w:pStyle w:val="TableText"/>
+            </w:pPr>
+            <w:r>
+              <w:t>5841.0</w:t>
+            </w:r>
+          </w:p>
+        </w:tc>
+        <w:tc>
+          <w:tcPr>
+            <w:tcW w:type="dxa" w:w="1501"/>
+            <w:vAlign w:val="center"/>
+          </w:tcPr>
+          <w:p>
+            <w:pPr>
+              <w:pStyle w:val="TableText"/>
+            </w:pPr>
+            <w:r>
+              <w:t>32.20</w:t>
+            </w:r>
+          </w:p>
+        </w:tc>
+        <w:tc>
+          <w:tcPr>
+            <w:tcW w:type="dxa" w:w="1501"/>
+            <w:vAlign w:val="center"/>
+          </w:tcPr>
+          <w:p>
+            <w:pPr>
+              <w:pStyle w:val="TableText"/>
+            </w:pPr>
+            <w:r>
+              <w:t>441.80</w:t>
+            </w:r>
+          </w:p>
+        </w:tc>
+        <w:tc>
+          <w:tcPr>
+            <w:tcW w:type="dxa" w:w="1501"/>
+            <w:vAlign w:val="center"/>
+          </w:tcPr>
+          <w:p>
+            <w:pPr>
+              <w:pStyle w:val="TableText"/>
+            </w:pPr>
+            <w:r>
+              <w:t>76.82</w:t>
+            </w:r>
+          </w:p>
+        </w:tc>
+        <w:tc>
+          <w:tcPr>
+            <w:tcW w:type="dxa" w:w="1501"/>
+            <w:vAlign w:val="center"/>
+          </w:tcPr>
+          <w:p>
+            <w:pPr>
+              <w:pStyle w:val="TableText"/>
+            </w:pPr>
+            <w:r>
+              <w:t>368.60</w:t>
             </w:r>
           </w:p>
         </w:tc>
@@ -4283,91 +4617,98 @@
         <w:tc>
           <w:tcPr>
             <w:tcW w:type="dxa" w:w="680"/>
-          </w:tcPr>
-          <w:p>
-            <w:pPr>
-              <w:pStyle w:val="TableText"/>
-            </w:pPr>
-            <w:r>
-              <w:t>32</w:t>
-            </w:r>
-          </w:p>
-        </w:tc>
-        <w:tc>
-          <w:tcPr>
-            <w:tcW w:type="dxa" w:w="1501"/>
-          </w:tcPr>
-          <w:p>
-            <w:pPr>
-              <w:pStyle w:val="TableText"/>
-            </w:pPr>
-            <w:r>
-              <w:t>ЖБИ</w:t>
-            </w:r>
-          </w:p>
-        </w:tc>
-        <w:tc>
-          <w:tcPr>
-            <w:tcW w:type="dxa" w:w="1501"/>
-          </w:tcPr>
-          <w:p>
-            <w:pPr>
-              <w:pStyle w:val="TableText"/>
-            </w:pPr>
-            <w:r>
-              <w:t>5641.0</w:t>
-            </w:r>
-          </w:p>
-        </w:tc>
-        <w:tc>
-          <w:tcPr>
-            <w:tcW w:type="dxa" w:w="1501"/>
-          </w:tcPr>
-          <w:p>
-            <w:pPr>
-              <w:pStyle w:val="TableText"/>
-            </w:pPr>
-            <w:r>
-              <w:t>12.20</w:t>
-            </w:r>
-          </w:p>
-        </w:tc>
-        <w:tc>
-          <w:tcPr>
-            <w:tcW w:type="dxa" w:w="1501"/>
-          </w:tcPr>
-          <w:p>
-            <w:pPr>
-              <w:pStyle w:val="TableText"/>
-            </w:pPr>
-            <w:r>
-              <w:t>461.80</w:t>
-            </w:r>
-          </w:p>
-        </w:tc>
-        <w:tc>
-          <w:tcPr>
-            <w:tcW w:type="dxa" w:w="1501"/>
-          </w:tcPr>
-          <w:p>
-            <w:pPr>
-              <w:pStyle w:val="TableText"/>
-            </w:pPr>
-            <w:r>
-              <w:t>66.82</w:t>
-            </w:r>
-          </w:p>
-        </w:tc>
-        <w:tc>
-          <w:tcPr>
-            <w:tcW w:type="dxa" w:w="1501"/>
-          </w:tcPr>
-          <w:p>
-            <w:pPr>
-              <w:pStyle w:val="TableText"/>
-            </w:pPr>
-            <w:r>
-              <w:t>378.60</w:t>
+            <w:vAlign w:val="center"/>
+          </w:tcPr>
+          <w:p>
+            <w:pPr>
+              <w:pStyle w:val="TableText"/>
+            </w:pPr>
+            <w:r>
+              <w:t>31</w:t>
+            </w:r>
+          </w:p>
+        </w:tc>
+        <w:tc>
+          <w:tcPr>
+            <w:tcW w:type="dxa" w:w="1501"/>
+            <w:vAlign w:val="center"/>
+          </w:tcPr>
+          <w:p>
+            <w:pPr>
+              <w:pStyle w:val="TableText"/>
+            </w:pPr>
+            <w:r>
+              <w:t>Щебень</w:t>
+            </w:r>
+          </w:p>
+        </w:tc>
+        <w:tc>
+          <w:tcPr>
+            <w:tcW w:type="dxa" w:w="1501"/>
+            <w:vAlign w:val="center"/>
+          </w:tcPr>
+          <w:p>
+            <w:pPr>
+              <w:pStyle w:val="TableText"/>
+            </w:pPr>
+            <w:r>
+              <w:t>5741.0</w:t>
+            </w:r>
+          </w:p>
+        </w:tc>
+        <w:tc>
+          <w:tcPr>
+            <w:tcW w:type="dxa" w:w="1501"/>
+            <w:vAlign w:val="center"/>
+          </w:tcPr>
+          <w:p>
+            <w:pPr>
+              <w:pStyle w:val="TableText"/>
+            </w:pPr>
+            <w:r>
+              <w:t>22.20</w:t>
+            </w:r>
+          </w:p>
+        </w:tc>
+        <w:tc>
+          <w:tcPr>
+            <w:tcW w:type="dxa" w:w="1501"/>
+            <w:vAlign w:val="center"/>
+          </w:tcPr>
+          <w:p>
+            <w:pPr>
+              <w:pStyle w:val="TableText"/>
+            </w:pPr>
+            <w:r>
+              <w:t>451.80</w:t>
+            </w:r>
+          </w:p>
+        </w:tc>
+        <w:tc>
+          <w:tcPr>
+            <w:tcW w:type="dxa" w:w="1501"/>
+            <w:vAlign w:val="center"/>
+          </w:tcPr>
+          <w:p>
+            <w:pPr>
+              <w:pStyle w:val="TableText"/>
+            </w:pPr>
+            <w:r>
+              <w:t>71.82</w:t>
+            </w:r>
+          </w:p>
+        </w:tc>
+        <w:tc>
+          <w:tcPr>
+            <w:tcW w:type="dxa" w:w="1501"/>
+            <w:vAlign w:val="center"/>
+          </w:tcPr>
+          <w:p>
+            <w:pPr>
+              <w:pStyle w:val="TableText"/>
+            </w:pPr>
+            <w:r>
+              <w:t>373.60</w:t>
             </w:r>
           </w:p>
         </w:tc>
@@ -4379,91 +4720,98 @@
         <w:tc>
           <w:tcPr>
             <w:tcW w:type="dxa" w:w="680"/>
-          </w:tcPr>
-          <w:p>
-            <w:pPr>
-              <w:pStyle w:val="TableText"/>
-            </w:pPr>
-            <w:r>
-              <w:t>33</w:t>
-            </w:r>
-          </w:p>
-        </w:tc>
-        <w:tc>
-          <w:tcPr>
-            <w:tcW w:type="dxa" w:w="1501"/>
-          </w:tcPr>
-          <w:p>
-            <w:pPr>
-              <w:pStyle w:val="TableText"/>
-            </w:pPr>
-            <w:r>
-              <w:t>Цемент</w:t>
-            </w:r>
-          </w:p>
-        </w:tc>
-        <w:tc>
-          <w:tcPr>
-            <w:tcW w:type="dxa" w:w="1501"/>
-          </w:tcPr>
-          <w:p>
-            <w:pPr>
-              <w:pStyle w:val="TableText"/>
-            </w:pPr>
-            <w:r>
-              <w:t>5541.0</w:t>
-            </w:r>
-          </w:p>
-        </w:tc>
-        <w:tc>
-          <w:tcPr>
-            <w:tcW w:type="dxa" w:w="1501"/>
-          </w:tcPr>
-          <w:p>
-            <w:pPr>
-              <w:pStyle w:val="TableText"/>
-            </w:pPr>
-            <w:r>
-              <w:t>2.20</w:t>
-            </w:r>
-          </w:p>
-        </w:tc>
-        <w:tc>
-          <w:tcPr>
-            <w:tcW w:type="dxa" w:w="1501"/>
-          </w:tcPr>
-          <w:p>
-            <w:pPr>
-              <w:pStyle w:val="TableText"/>
-            </w:pPr>
-            <w:r>
-              <w:t>471.80</w:t>
-            </w:r>
-          </w:p>
-        </w:tc>
-        <w:tc>
-          <w:tcPr>
-            <w:tcW w:type="dxa" w:w="1501"/>
-          </w:tcPr>
-          <w:p>
-            <w:pPr>
-              <w:pStyle w:val="TableText"/>
-            </w:pPr>
-            <w:r>
-              <w:t>61.82</w:t>
-            </w:r>
-          </w:p>
-        </w:tc>
-        <w:tc>
-          <w:tcPr>
-            <w:tcW w:type="dxa" w:w="1501"/>
-          </w:tcPr>
-          <w:p>
-            <w:pPr>
-              <w:pStyle w:val="TableText"/>
-            </w:pPr>
-            <w:r>
-              <w:t>383.60</w:t>
+            <w:vAlign w:val="center"/>
+          </w:tcPr>
+          <w:p>
+            <w:pPr>
+              <w:pStyle w:val="TableText"/>
+            </w:pPr>
+            <w:r>
+              <w:t>32</w:t>
+            </w:r>
+          </w:p>
+        </w:tc>
+        <w:tc>
+          <w:tcPr>
+            <w:tcW w:type="dxa" w:w="1501"/>
+            <w:vAlign w:val="center"/>
+          </w:tcPr>
+          <w:p>
+            <w:pPr>
+              <w:pStyle w:val="TableText"/>
+            </w:pPr>
+            <w:r>
+              <w:t>ЖБИ</w:t>
+            </w:r>
+          </w:p>
+        </w:tc>
+        <w:tc>
+          <w:tcPr>
+            <w:tcW w:type="dxa" w:w="1501"/>
+            <w:vAlign w:val="center"/>
+          </w:tcPr>
+          <w:p>
+            <w:pPr>
+              <w:pStyle w:val="TableText"/>
+            </w:pPr>
+            <w:r>
+              <w:t>5641.0</w:t>
+            </w:r>
+          </w:p>
+        </w:tc>
+        <w:tc>
+          <w:tcPr>
+            <w:tcW w:type="dxa" w:w="1501"/>
+            <w:vAlign w:val="center"/>
+          </w:tcPr>
+          <w:p>
+            <w:pPr>
+              <w:pStyle w:val="TableText"/>
+            </w:pPr>
+            <w:r>
+              <w:t>12.20</w:t>
+            </w:r>
+          </w:p>
+        </w:tc>
+        <w:tc>
+          <w:tcPr>
+            <w:tcW w:type="dxa" w:w="1501"/>
+            <w:vAlign w:val="center"/>
+          </w:tcPr>
+          <w:p>
+            <w:pPr>
+              <w:pStyle w:val="TableText"/>
+            </w:pPr>
+            <w:r>
+              <w:t>461.80</w:t>
+            </w:r>
+          </w:p>
+        </w:tc>
+        <w:tc>
+          <w:tcPr>
+            <w:tcW w:type="dxa" w:w="1501"/>
+            <w:vAlign w:val="center"/>
+          </w:tcPr>
+          <w:p>
+            <w:pPr>
+              <w:pStyle w:val="TableText"/>
+            </w:pPr>
+            <w:r>
+              <w:t>66.82</w:t>
+            </w:r>
+          </w:p>
+        </w:tc>
+        <w:tc>
+          <w:tcPr>
+            <w:tcW w:type="dxa" w:w="1501"/>
+            <w:vAlign w:val="center"/>
+          </w:tcPr>
+          <w:p>
+            <w:pPr>
+              <w:pStyle w:val="TableText"/>
+            </w:pPr>
+            <w:r>
+              <w:t>378.60</w:t>
             </w:r>
           </w:p>
         </w:tc>
@@ -4475,91 +4823,98 @@
         <w:tc>
           <w:tcPr>
             <w:tcW w:type="dxa" w:w="680"/>
-          </w:tcPr>
-          <w:p>
-            <w:pPr>
-              <w:pStyle w:val="TableText"/>
-            </w:pPr>
-            <w:r>
-              <w:t>34</w:t>
-            </w:r>
-          </w:p>
-        </w:tc>
-        <w:tc>
-          <w:tcPr>
-            <w:tcW w:type="dxa" w:w="1501"/>
-          </w:tcPr>
-          <w:p>
-            <w:pPr>
-              <w:pStyle w:val="TableText"/>
-            </w:pPr>
-            <w:r>
-              <w:t>Песок</w:t>
-            </w:r>
-          </w:p>
-        </w:tc>
-        <w:tc>
-          <w:tcPr>
-            <w:tcW w:type="dxa" w:w="1501"/>
-          </w:tcPr>
-          <w:p>
-            <w:pPr>
-              <w:pStyle w:val="TableText"/>
-            </w:pPr>
-            <w:r>
-              <w:t>5441.0</w:t>
-            </w:r>
-          </w:p>
-        </w:tc>
-        <w:tc>
-          <w:tcPr>
-            <w:tcW w:type="dxa" w:w="1501"/>
-          </w:tcPr>
-          <w:p>
-            <w:pPr>
-              <w:pStyle w:val="TableText"/>
-            </w:pPr>
-            <w:r>
-              <w:t>-7.80</w:t>
-            </w:r>
-          </w:p>
-        </w:tc>
-        <w:tc>
-          <w:tcPr>
-            <w:tcW w:type="dxa" w:w="1501"/>
-          </w:tcPr>
-          <w:p>
-            <w:pPr>
-              <w:pStyle w:val="TableText"/>
-            </w:pPr>
-            <w:r>
-              <w:t>481.80</w:t>
-            </w:r>
-          </w:p>
-        </w:tc>
-        <w:tc>
-          <w:tcPr>
-            <w:tcW w:type="dxa" w:w="1501"/>
-          </w:tcPr>
-          <w:p>
-            <w:pPr>
-              <w:pStyle w:val="TableText"/>
-            </w:pPr>
-            <w:r>
-              <w:t>56.82</w:t>
-            </w:r>
-          </w:p>
-        </w:tc>
-        <w:tc>
-          <w:tcPr>
-            <w:tcW w:type="dxa" w:w="1501"/>
-          </w:tcPr>
-          <w:p>
-            <w:pPr>
-              <w:pStyle w:val="TableText"/>
-            </w:pPr>
-            <w:r>
-              <w:t>388.60</w:t>
+            <w:vAlign w:val="center"/>
+          </w:tcPr>
+          <w:p>
+            <w:pPr>
+              <w:pStyle w:val="TableText"/>
+            </w:pPr>
+            <w:r>
+              <w:t>33</w:t>
+            </w:r>
+          </w:p>
+        </w:tc>
+        <w:tc>
+          <w:tcPr>
+            <w:tcW w:type="dxa" w:w="1501"/>
+            <w:vAlign w:val="center"/>
+          </w:tcPr>
+          <w:p>
+            <w:pPr>
+              <w:pStyle w:val="TableText"/>
+            </w:pPr>
+            <w:r>
+              <w:t>Цемент</w:t>
+            </w:r>
+          </w:p>
+        </w:tc>
+        <w:tc>
+          <w:tcPr>
+            <w:tcW w:type="dxa" w:w="1501"/>
+            <w:vAlign w:val="center"/>
+          </w:tcPr>
+          <w:p>
+            <w:pPr>
+              <w:pStyle w:val="TableText"/>
+            </w:pPr>
+            <w:r>
+              <w:t>5541.0</w:t>
+            </w:r>
+          </w:p>
+        </w:tc>
+        <w:tc>
+          <w:tcPr>
+            <w:tcW w:type="dxa" w:w="1501"/>
+            <w:vAlign w:val="center"/>
+          </w:tcPr>
+          <w:p>
+            <w:pPr>
+              <w:pStyle w:val="TableText"/>
+            </w:pPr>
+            <w:r>
+              <w:t>2.20</w:t>
+            </w:r>
+          </w:p>
+        </w:tc>
+        <w:tc>
+          <w:tcPr>
+            <w:tcW w:type="dxa" w:w="1501"/>
+            <w:vAlign w:val="center"/>
+          </w:tcPr>
+          <w:p>
+            <w:pPr>
+              <w:pStyle w:val="TableText"/>
+            </w:pPr>
+            <w:r>
+              <w:t>471.80</w:t>
+            </w:r>
+          </w:p>
+        </w:tc>
+        <w:tc>
+          <w:tcPr>
+            <w:tcW w:type="dxa" w:w="1501"/>
+            <w:vAlign w:val="center"/>
+          </w:tcPr>
+          <w:p>
+            <w:pPr>
+              <w:pStyle w:val="TableText"/>
+            </w:pPr>
+            <w:r>
+              <w:t>61.82</w:t>
+            </w:r>
+          </w:p>
+        </w:tc>
+        <w:tc>
+          <w:tcPr>
+            <w:tcW w:type="dxa" w:w="1501"/>
+            <w:vAlign w:val="center"/>
+          </w:tcPr>
+          <w:p>
+            <w:pPr>
+              <w:pStyle w:val="TableText"/>
+            </w:pPr>
+            <w:r>
+              <w:t>383.60</w:t>
             </w:r>
           </w:p>
         </w:tc>
@@ -4571,91 +4926,98 @@
         <w:tc>
           <w:tcPr>
             <w:tcW w:type="dxa" w:w="680"/>
-          </w:tcPr>
-          <w:p>
-            <w:pPr>
-              <w:pStyle w:val="TableText"/>
-            </w:pPr>
-            <w:r>
-              <w:t>35</w:t>
-            </w:r>
-          </w:p>
-        </w:tc>
-        <w:tc>
-          <w:tcPr>
-            <w:tcW w:type="dxa" w:w="1501"/>
-          </w:tcPr>
-          <w:p>
-            <w:pPr>
-              <w:pStyle w:val="TableText"/>
-            </w:pPr>
-            <w:r>
-              <w:t>ПАВ</w:t>
-            </w:r>
-          </w:p>
-        </w:tc>
-        <w:tc>
-          <w:tcPr>
-            <w:tcW w:type="dxa" w:w="1501"/>
-          </w:tcPr>
-          <w:p>
-            <w:pPr>
-              <w:pStyle w:val="TableText"/>
-            </w:pPr>
-            <w:r>
-              <w:t>5341.0</w:t>
-            </w:r>
-          </w:p>
-        </w:tc>
-        <w:tc>
-          <w:tcPr>
-            <w:tcW w:type="dxa" w:w="1501"/>
-          </w:tcPr>
-          <w:p>
-            <w:pPr>
-              <w:pStyle w:val="TableText"/>
-            </w:pPr>
-            <w:r>
-              <w:t>-17.80</w:t>
-            </w:r>
-          </w:p>
-        </w:tc>
-        <w:tc>
-          <w:tcPr>
-            <w:tcW w:type="dxa" w:w="1501"/>
-          </w:tcPr>
-          <w:p>
-            <w:pPr>
-              <w:pStyle w:val="TableText"/>
-            </w:pPr>
-            <w:r>
-              <w:t>491.80</w:t>
-            </w:r>
-          </w:p>
-        </w:tc>
-        <w:tc>
-          <w:tcPr>
-            <w:tcW w:type="dxa" w:w="1501"/>
-          </w:tcPr>
-          <w:p>
-            <w:pPr>
-              <w:pStyle w:val="TableText"/>
-            </w:pPr>
-            <w:r>
-              <w:t>51.82</w:t>
-            </w:r>
-          </w:p>
-        </w:tc>
-        <w:tc>
-          <w:tcPr>
-            <w:tcW w:type="dxa" w:w="1501"/>
-          </w:tcPr>
-          <w:p>
-            <w:pPr>
-              <w:pStyle w:val="TableText"/>
-            </w:pPr>
-            <w:r>
-              <w:t>393.60</w:t>
+            <w:vAlign w:val="center"/>
+          </w:tcPr>
+          <w:p>
+            <w:pPr>
+              <w:pStyle w:val="TableText"/>
+            </w:pPr>
+            <w:r>
+              <w:t>34</w:t>
+            </w:r>
+          </w:p>
+        </w:tc>
+        <w:tc>
+          <w:tcPr>
+            <w:tcW w:type="dxa" w:w="1501"/>
+            <w:vAlign w:val="center"/>
+          </w:tcPr>
+          <w:p>
+            <w:pPr>
+              <w:pStyle w:val="TableText"/>
+            </w:pPr>
+            <w:r>
+              <w:t>Песок</w:t>
+            </w:r>
+          </w:p>
+        </w:tc>
+        <w:tc>
+          <w:tcPr>
+            <w:tcW w:type="dxa" w:w="1501"/>
+            <w:vAlign w:val="center"/>
+          </w:tcPr>
+          <w:p>
+            <w:pPr>
+              <w:pStyle w:val="TableText"/>
+            </w:pPr>
+            <w:r>
+              <w:t>5441.0</w:t>
+            </w:r>
+          </w:p>
+        </w:tc>
+        <w:tc>
+          <w:tcPr>
+            <w:tcW w:type="dxa" w:w="1501"/>
+            <w:vAlign w:val="center"/>
+          </w:tcPr>
+          <w:p>
+            <w:pPr>
+              <w:pStyle w:val="TableText"/>
+            </w:pPr>
+            <w:r>
+              <w:t>-7.80</w:t>
+            </w:r>
+          </w:p>
+        </w:tc>
+        <w:tc>
+          <w:tcPr>
+            <w:tcW w:type="dxa" w:w="1501"/>
+            <w:vAlign w:val="center"/>
+          </w:tcPr>
+          <w:p>
+            <w:pPr>
+              <w:pStyle w:val="TableText"/>
+            </w:pPr>
+            <w:r>
+              <w:t>481.80</w:t>
+            </w:r>
+          </w:p>
+        </w:tc>
+        <w:tc>
+          <w:tcPr>
+            <w:tcW w:type="dxa" w:w="1501"/>
+            <w:vAlign w:val="center"/>
+          </w:tcPr>
+          <w:p>
+            <w:pPr>
+              <w:pStyle w:val="TableText"/>
+            </w:pPr>
+            <w:r>
+              <w:t>56.82</w:t>
+            </w:r>
+          </w:p>
+        </w:tc>
+        <w:tc>
+          <w:tcPr>
+            <w:tcW w:type="dxa" w:w="1501"/>
+            <w:vAlign w:val="center"/>
+          </w:tcPr>
+          <w:p>
+            <w:pPr>
+              <w:pStyle w:val="TableText"/>
+            </w:pPr>
+            <w:r>
+              <w:t>388.60</w:t>
             </w:r>
           </w:p>
         </w:tc>
@@ -4667,91 +5029,98 @@
         <w:tc>
           <w:tcPr>
             <w:tcW w:type="dxa" w:w="680"/>
-          </w:tcPr>
-          <w:p>
-            <w:pPr>
-              <w:pStyle w:val="TableText"/>
-            </w:pPr>
-            <w:r>
-              <w:t>36</w:t>
-            </w:r>
-          </w:p>
-        </w:tc>
-        <w:tc>
-          <w:tcPr>
-            <w:tcW w:type="dxa" w:w="1501"/>
-          </w:tcPr>
-          <w:p>
-            <w:pPr>
-              <w:pStyle w:val="TableText"/>
-            </w:pPr>
-            <w:r>
-              <w:t>Бетон</w:t>
-            </w:r>
-          </w:p>
-        </w:tc>
-        <w:tc>
-          <w:tcPr>
-            <w:tcW w:type="dxa" w:w="1501"/>
-          </w:tcPr>
-          <w:p>
-            <w:pPr>
-              <w:pStyle w:val="TableText"/>
-            </w:pPr>
-            <w:r>
-              <w:t>5241.0</w:t>
-            </w:r>
-          </w:p>
-        </w:tc>
-        <w:tc>
-          <w:tcPr>
-            <w:tcW w:type="dxa" w:w="1501"/>
-          </w:tcPr>
-          <w:p>
-            <w:pPr>
-              <w:pStyle w:val="TableText"/>
-            </w:pPr>
-            <w:r>
-              <w:t>-27.80</w:t>
-            </w:r>
-          </w:p>
-        </w:tc>
-        <w:tc>
-          <w:tcPr>
-            <w:tcW w:type="dxa" w:w="1501"/>
-          </w:tcPr>
-          <w:p>
-            <w:pPr>
-              <w:pStyle w:val="TableText"/>
-            </w:pPr>
-            <w:r>
-              <w:t>501.80</w:t>
-            </w:r>
-          </w:p>
-        </w:tc>
-        <w:tc>
-          <w:tcPr>
-            <w:tcW w:type="dxa" w:w="1501"/>
-          </w:tcPr>
-          <w:p>
-            <w:pPr>
-              <w:pStyle w:val="TableText"/>
-            </w:pPr>
-            <w:r>
-              <w:t>46.82</w:t>
-            </w:r>
-          </w:p>
-        </w:tc>
-        <w:tc>
-          <w:tcPr>
-            <w:tcW w:type="dxa" w:w="1501"/>
-          </w:tcPr>
-          <w:p>
-            <w:pPr>
-              <w:pStyle w:val="TableText"/>
-            </w:pPr>
-            <w:r>
-              <w:t>398.60</w:t>
+            <w:vAlign w:val="center"/>
+          </w:tcPr>
+          <w:p>
+            <w:pPr>
+              <w:pStyle w:val="TableText"/>
+            </w:pPr>
+            <w:r>
+              <w:t>35</w:t>
+            </w:r>
+          </w:p>
+        </w:tc>
+        <w:tc>
+          <w:tcPr>
+            <w:tcW w:type="dxa" w:w="1501"/>
+            <w:vAlign w:val="center"/>
+          </w:tcPr>
+          <w:p>
+            <w:pPr>
+              <w:pStyle w:val="TableText"/>
+            </w:pPr>
+            <w:r>
+              <w:t>ПАВ</w:t>
+            </w:r>
+          </w:p>
+        </w:tc>
+        <w:tc>
+          <w:tcPr>
+            <w:tcW w:type="dxa" w:w="1501"/>
+            <w:vAlign w:val="center"/>
+          </w:tcPr>
+          <w:p>
+            <w:pPr>
+              <w:pStyle w:val="TableText"/>
+            </w:pPr>
+            <w:r>
+              <w:t>5341.0</w:t>
+            </w:r>
+          </w:p>
+        </w:tc>
+        <w:tc>
+          <w:tcPr>
+            <w:tcW w:type="dxa" w:w="1501"/>
+            <w:vAlign w:val="center"/>
+          </w:tcPr>
+          <w:p>
+            <w:pPr>
+              <w:pStyle w:val="TableText"/>
+            </w:pPr>
+            <w:r>
+              <w:t>-17.80</w:t>
+            </w:r>
+          </w:p>
+        </w:tc>
+        <w:tc>
+          <w:tcPr>
+            <w:tcW w:type="dxa" w:w="1501"/>
+            <w:vAlign w:val="center"/>
+          </w:tcPr>
+          <w:p>
+            <w:pPr>
+              <w:pStyle w:val="TableText"/>
+            </w:pPr>
+            <w:r>
+              <w:t>491.80</w:t>
+            </w:r>
+          </w:p>
+        </w:tc>
+        <w:tc>
+          <w:tcPr>
+            <w:tcW w:type="dxa" w:w="1501"/>
+            <w:vAlign w:val="center"/>
+          </w:tcPr>
+          <w:p>
+            <w:pPr>
+              <w:pStyle w:val="TableText"/>
+            </w:pPr>
+            <w:r>
+              <w:t>51.82</w:t>
+            </w:r>
+          </w:p>
+        </w:tc>
+        <w:tc>
+          <w:tcPr>
+            <w:tcW w:type="dxa" w:w="1501"/>
+            <w:vAlign w:val="center"/>
+          </w:tcPr>
+          <w:p>
+            <w:pPr>
+              <w:pStyle w:val="TableText"/>
+            </w:pPr>
+            <w:r>
+              <w:t>393.60</w:t>
             </w:r>
           </w:p>
         </w:tc>
@@ -4763,91 +5132,98 @@
         <w:tc>
           <w:tcPr>
             <w:tcW w:type="dxa" w:w="680"/>
-          </w:tcPr>
-          <w:p>
-            <w:pPr>
-              <w:pStyle w:val="TableText"/>
-            </w:pPr>
-            <w:r>
-              <w:t>37</w:t>
-            </w:r>
-          </w:p>
-        </w:tc>
-        <w:tc>
-          <w:tcPr>
-            <w:tcW w:type="dxa" w:w="1501"/>
-          </w:tcPr>
-          <w:p>
-            <w:pPr>
-              <w:pStyle w:val="TableText"/>
-            </w:pPr>
-            <w:r>
-              <w:t>ПГС</w:t>
-            </w:r>
-          </w:p>
-        </w:tc>
-        <w:tc>
-          <w:tcPr>
-            <w:tcW w:type="dxa" w:w="1501"/>
-          </w:tcPr>
-          <w:p>
-            <w:pPr>
-              <w:pStyle w:val="TableText"/>
-            </w:pPr>
-            <w:r>
-              <w:t>5141.0</w:t>
-            </w:r>
-          </w:p>
-        </w:tc>
-        <w:tc>
-          <w:tcPr>
-            <w:tcW w:type="dxa" w:w="1501"/>
-          </w:tcPr>
-          <w:p>
-            <w:pPr>
-              <w:pStyle w:val="TableText"/>
-            </w:pPr>
-            <w:r>
-              <w:t>-37.80</w:t>
-            </w:r>
-          </w:p>
-        </w:tc>
-        <w:tc>
-          <w:tcPr>
-            <w:tcW w:type="dxa" w:w="1501"/>
-          </w:tcPr>
-          <w:p>
-            <w:pPr>
-              <w:pStyle w:val="TableText"/>
-            </w:pPr>
-            <w:r>
-              <w:t>511.80</w:t>
-            </w:r>
-          </w:p>
-        </w:tc>
-        <w:tc>
-          <w:tcPr>
-            <w:tcW w:type="dxa" w:w="1501"/>
-          </w:tcPr>
-          <w:p>
-            <w:pPr>
-              <w:pStyle w:val="TableText"/>
-            </w:pPr>
-            <w:r>
-              <w:t>41.82</w:t>
-            </w:r>
-          </w:p>
-        </w:tc>
-        <w:tc>
-          <w:tcPr>
-            <w:tcW w:type="dxa" w:w="1501"/>
-          </w:tcPr>
-          <w:p>
-            <w:pPr>
-              <w:pStyle w:val="TableText"/>
-            </w:pPr>
-            <w:r>
-              <w:t>403.60</w:t>
+            <w:vAlign w:val="center"/>
+          </w:tcPr>
+          <w:p>
+            <w:pPr>
+              <w:pStyle w:val="TableText"/>
+            </w:pPr>
+            <w:r>
+              <w:t>36</w:t>
+            </w:r>
+          </w:p>
+        </w:tc>
+        <w:tc>
+          <w:tcPr>
+            <w:tcW w:type="dxa" w:w="1501"/>
+            <w:vAlign w:val="center"/>
+          </w:tcPr>
+          <w:p>
+            <w:pPr>
+              <w:pStyle w:val="TableText"/>
+            </w:pPr>
+            <w:r>
+              <w:t>Бетон</w:t>
+            </w:r>
+          </w:p>
+        </w:tc>
+        <w:tc>
+          <w:tcPr>
+            <w:tcW w:type="dxa" w:w="1501"/>
+            <w:vAlign w:val="center"/>
+          </w:tcPr>
+          <w:p>
+            <w:pPr>
+              <w:pStyle w:val="TableText"/>
+            </w:pPr>
+            <w:r>
+              <w:t>5241.0</w:t>
+            </w:r>
+          </w:p>
+        </w:tc>
+        <w:tc>
+          <w:tcPr>
+            <w:tcW w:type="dxa" w:w="1501"/>
+            <w:vAlign w:val="center"/>
+          </w:tcPr>
+          <w:p>
+            <w:pPr>
+              <w:pStyle w:val="TableText"/>
+            </w:pPr>
+            <w:r>
+              <w:t>-27.80</w:t>
+            </w:r>
+          </w:p>
+        </w:tc>
+        <w:tc>
+          <w:tcPr>
+            <w:tcW w:type="dxa" w:w="1501"/>
+            <w:vAlign w:val="center"/>
+          </w:tcPr>
+          <w:p>
+            <w:pPr>
+              <w:pStyle w:val="TableText"/>
+            </w:pPr>
+            <w:r>
+              <w:t>501.80</w:t>
+            </w:r>
+          </w:p>
+        </w:tc>
+        <w:tc>
+          <w:tcPr>
+            <w:tcW w:type="dxa" w:w="1501"/>
+            <w:vAlign w:val="center"/>
+          </w:tcPr>
+          <w:p>
+            <w:pPr>
+              <w:pStyle w:val="TableText"/>
+            </w:pPr>
+            <w:r>
+              <w:t>46.82</w:t>
+            </w:r>
+          </w:p>
+        </w:tc>
+        <w:tc>
+          <w:tcPr>
+            <w:tcW w:type="dxa" w:w="1501"/>
+            <w:vAlign w:val="center"/>
+          </w:tcPr>
+          <w:p>
+            <w:pPr>
+              <w:pStyle w:val="TableText"/>
+            </w:pPr>
+            <w:r>
+              <w:t>398.60</w:t>
             </w:r>
           </w:p>
         </w:tc>
@@ -4859,91 +5235,98 @@
         <w:tc>
           <w:tcPr>
             <w:tcW w:type="dxa" w:w="680"/>
-          </w:tcPr>
-          <w:p>
-            <w:pPr>
-              <w:pStyle w:val="TableText"/>
-            </w:pPr>
-            <w:r>
-              <w:t>38</w:t>
-            </w:r>
-          </w:p>
-        </w:tc>
-        <w:tc>
-          <w:tcPr>
-            <w:tcW w:type="dxa" w:w="1501"/>
-          </w:tcPr>
-          <w:p>
-            <w:pPr>
-              <w:pStyle w:val="TableText"/>
-            </w:pPr>
-            <w:r>
-              <w:t>Щебень</w:t>
-            </w:r>
-          </w:p>
-        </w:tc>
-        <w:tc>
-          <w:tcPr>
-            <w:tcW w:type="dxa" w:w="1501"/>
-          </w:tcPr>
-          <w:p>
-            <w:pPr>
-              <w:pStyle w:val="TableText"/>
-            </w:pPr>
-            <w:r>
-              <w:t>5041.0</w:t>
-            </w:r>
-          </w:p>
-        </w:tc>
-        <w:tc>
-          <w:tcPr>
-            <w:tcW w:type="dxa" w:w="1501"/>
-          </w:tcPr>
-          <w:p>
-            <w:pPr>
-              <w:pStyle w:val="TableText"/>
-            </w:pPr>
-            <w:r>
-              <w:t>-47.80</w:t>
-            </w:r>
-          </w:p>
-        </w:tc>
-        <w:tc>
-          <w:tcPr>
-            <w:tcW w:type="dxa" w:w="1501"/>
-          </w:tcPr>
-          <w:p>
-            <w:pPr>
-              <w:pStyle w:val="TableText"/>
-            </w:pPr>
-            <w:r>
-              <w:t>521.80</w:t>
-            </w:r>
-          </w:p>
-        </w:tc>
-        <w:tc>
-          <w:tcPr>
-            <w:tcW w:type="dxa" w:w="1501"/>
-          </w:tcPr>
-          <w:p>
-            <w:pPr>
-              <w:pStyle w:val="TableText"/>
-            </w:pPr>
-            <w:r>
-              <w:t>36.82</w:t>
-            </w:r>
-          </w:p>
-        </w:tc>
-        <w:tc>
-          <w:tcPr>
-            <w:tcW w:type="dxa" w:w="1501"/>
-          </w:tcPr>
-          <w:p>
-            <w:pPr>
-              <w:pStyle w:val="TableText"/>
-            </w:pPr>
-            <w:r>
-              <w:t>408.60</w:t>
+            <w:vAlign w:val="center"/>
+          </w:tcPr>
+          <w:p>
+            <w:pPr>
+              <w:pStyle w:val="TableText"/>
+            </w:pPr>
+            <w:r>
+              <w:t>37</w:t>
+            </w:r>
+          </w:p>
+        </w:tc>
+        <w:tc>
+          <w:tcPr>
+            <w:tcW w:type="dxa" w:w="1501"/>
+            <w:vAlign w:val="center"/>
+          </w:tcPr>
+          <w:p>
+            <w:pPr>
+              <w:pStyle w:val="TableText"/>
+            </w:pPr>
+            <w:r>
+              <w:t>ПГС</w:t>
+            </w:r>
+          </w:p>
+        </w:tc>
+        <w:tc>
+          <w:tcPr>
+            <w:tcW w:type="dxa" w:w="1501"/>
+            <w:vAlign w:val="center"/>
+          </w:tcPr>
+          <w:p>
+            <w:pPr>
+              <w:pStyle w:val="TableText"/>
+            </w:pPr>
+            <w:r>
+              <w:t>5141.0</w:t>
+            </w:r>
+          </w:p>
+        </w:tc>
+        <w:tc>
+          <w:tcPr>
+            <w:tcW w:type="dxa" w:w="1501"/>
+            <w:vAlign w:val="center"/>
+          </w:tcPr>
+          <w:p>
+            <w:pPr>
+              <w:pStyle w:val="TableText"/>
+            </w:pPr>
+            <w:r>
+              <w:t>-37.80</w:t>
+            </w:r>
+          </w:p>
+        </w:tc>
+        <w:tc>
+          <w:tcPr>
+            <w:tcW w:type="dxa" w:w="1501"/>
+            <w:vAlign w:val="center"/>
+          </w:tcPr>
+          <w:p>
+            <w:pPr>
+              <w:pStyle w:val="TableText"/>
+            </w:pPr>
+            <w:r>
+              <w:t>511.80</w:t>
+            </w:r>
+          </w:p>
+        </w:tc>
+        <w:tc>
+          <w:tcPr>
+            <w:tcW w:type="dxa" w:w="1501"/>
+            <w:vAlign w:val="center"/>
+          </w:tcPr>
+          <w:p>
+            <w:pPr>
+              <w:pStyle w:val="TableText"/>
+            </w:pPr>
+            <w:r>
+              <w:t>41.82</w:t>
+            </w:r>
+          </w:p>
+        </w:tc>
+        <w:tc>
+          <w:tcPr>
+            <w:tcW w:type="dxa" w:w="1501"/>
+            <w:vAlign w:val="center"/>
+          </w:tcPr>
+          <w:p>
+            <w:pPr>
+              <w:pStyle w:val="TableText"/>
+            </w:pPr>
+            <w:r>
+              <w:t>403.60</w:t>
             </w:r>
           </w:p>
         </w:tc>
@@ -4955,91 +5338,98 @@
         <w:tc>
           <w:tcPr>
             <w:tcW w:type="dxa" w:w="680"/>
-          </w:tcPr>
-          <w:p>
-            <w:pPr>
-              <w:pStyle w:val="TableText"/>
-            </w:pPr>
-            <w:r>
-              <w:t>39</w:t>
-            </w:r>
-          </w:p>
-        </w:tc>
-        <w:tc>
-          <w:tcPr>
-            <w:tcW w:type="dxa" w:w="1501"/>
-          </w:tcPr>
-          <w:p>
-            <w:pPr>
-              <w:pStyle w:val="TableText"/>
-            </w:pPr>
-            <w:r>
-              <w:t>ЖБИ</w:t>
-            </w:r>
-          </w:p>
-        </w:tc>
-        <w:tc>
-          <w:tcPr>
-            <w:tcW w:type="dxa" w:w="1501"/>
-          </w:tcPr>
-          <w:p>
-            <w:pPr>
-              <w:pStyle w:val="TableText"/>
-            </w:pPr>
-            <w:r>
-              <w:t>4941.0</w:t>
-            </w:r>
-          </w:p>
-        </w:tc>
-        <w:tc>
-          <w:tcPr>
-            <w:tcW w:type="dxa" w:w="1501"/>
-          </w:tcPr>
-          <w:p>
-            <w:pPr>
-              <w:pStyle w:val="TableText"/>
-            </w:pPr>
-            <w:r>
-              <w:t>-57.80</w:t>
-            </w:r>
-          </w:p>
-        </w:tc>
-        <w:tc>
-          <w:tcPr>
-            <w:tcW w:type="dxa" w:w="1501"/>
-          </w:tcPr>
-          <w:p>
-            <w:pPr>
-              <w:pStyle w:val="TableText"/>
-            </w:pPr>
-            <w:r>
-              <w:t>531.80</w:t>
-            </w:r>
-          </w:p>
-        </w:tc>
-        <w:tc>
-          <w:tcPr>
-            <w:tcW w:type="dxa" w:w="1501"/>
-          </w:tcPr>
-          <w:p>
-            <w:pPr>
-              <w:pStyle w:val="TableText"/>
-            </w:pPr>
-            <w:r>
-              <w:t>31.82</w:t>
-            </w:r>
-          </w:p>
-        </w:tc>
-        <w:tc>
-          <w:tcPr>
-            <w:tcW w:type="dxa" w:w="1501"/>
-          </w:tcPr>
-          <w:p>
-            <w:pPr>
-              <w:pStyle w:val="TableText"/>
-            </w:pPr>
-            <w:r>
-              <w:t>413.60</w:t>
+            <w:vAlign w:val="center"/>
+          </w:tcPr>
+          <w:p>
+            <w:pPr>
+              <w:pStyle w:val="TableText"/>
+            </w:pPr>
+            <w:r>
+              <w:t>38</w:t>
+            </w:r>
+          </w:p>
+        </w:tc>
+        <w:tc>
+          <w:tcPr>
+            <w:tcW w:type="dxa" w:w="1501"/>
+            <w:vAlign w:val="center"/>
+          </w:tcPr>
+          <w:p>
+            <w:pPr>
+              <w:pStyle w:val="TableText"/>
+            </w:pPr>
+            <w:r>
+              <w:t>Щебень</w:t>
+            </w:r>
+          </w:p>
+        </w:tc>
+        <w:tc>
+          <w:tcPr>
+            <w:tcW w:type="dxa" w:w="1501"/>
+            <w:vAlign w:val="center"/>
+          </w:tcPr>
+          <w:p>
+            <w:pPr>
+              <w:pStyle w:val="TableText"/>
+            </w:pPr>
+            <w:r>
+              <w:t>5041.0</w:t>
+            </w:r>
+          </w:p>
+        </w:tc>
+        <w:tc>
+          <w:tcPr>
+            <w:tcW w:type="dxa" w:w="1501"/>
+            <w:vAlign w:val="center"/>
+          </w:tcPr>
+          <w:p>
+            <w:pPr>
+              <w:pStyle w:val="TableText"/>
+            </w:pPr>
+            <w:r>
+              <w:t>-47.80</w:t>
+            </w:r>
+          </w:p>
+        </w:tc>
+        <w:tc>
+          <w:tcPr>
+            <w:tcW w:type="dxa" w:w="1501"/>
+            <w:vAlign w:val="center"/>
+          </w:tcPr>
+          <w:p>
+            <w:pPr>
+              <w:pStyle w:val="TableText"/>
+            </w:pPr>
+            <w:r>
+              <w:t>521.80</w:t>
+            </w:r>
+          </w:p>
+        </w:tc>
+        <w:tc>
+          <w:tcPr>
+            <w:tcW w:type="dxa" w:w="1501"/>
+            <w:vAlign w:val="center"/>
+          </w:tcPr>
+          <w:p>
+            <w:pPr>
+              <w:pStyle w:val="TableText"/>
+            </w:pPr>
+            <w:r>
+              <w:t>36.82</w:t>
+            </w:r>
+          </w:p>
+        </w:tc>
+        <w:tc>
+          <w:tcPr>
+            <w:tcW w:type="dxa" w:w="1501"/>
+            <w:vAlign w:val="center"/>
+          </w:tcPr>
+          <w:p>
+            <w:pPr>
+              <w:pStyle w:val="TableText"/>
+            </w:pPr>
+            <w:r>
+              <w:t>408.60</w:t>
             </w:r>
           </w:p>
         </w:tc>
@@ -5051,91 +5441,98 @@
         <w:tc>
           <w:tcPr>
             <w:tcW w:type="dxa" w:w="680"/>
-          </w:tcPr>
-          <w:p>
-            <w:pPr>
-              <w:pStyle w:val="TableText"/>
-            </w:pPr>
-            <w:r>
-              <w:t>40</w:t>
-            </w:r>
-          </w:p>
-        </w:tc>
-        <w:tc>
-          <w:tcPr>
-            <w:tcW w:type="dxa" w:w="1501"/>
-          </w:tcPr>
-          <w:p>
-            <w:pPr>
-              <w:pStyle w:val="TableText"/>
-            </w:pPr>
-            <w:r>
-              <w:t>Цемент</w:t>
-            </w:r>
-          </w:p>
-        </w:tc>
-        <w:tc>
-          <w:tcPr>
-            <w:tcW w:type="dxa" w:w="1501"/>
-          </w:tcPr>
-          <w:p>
-            <w:pPr>
-              <w:pStyle w:val="TableText"/>
-            </w:pPr>
-            <w:r>
-              <w:t>4841.0</w:t>
-            </w:r>
-          </w:p>
-        </w:tc>
-        <w:tc>
-          <w:tcPr>
-            <w:tcW w:type="dxa" w:w="1501"/>
-          </w:tcPr>
-          <w:p>
-            <w:pPr>
-              <w:pStyle w:val="TableText"/>
-            </w:pPr>
-            <w:r>
-              <w:t>-67.80</w:t>
-            </w:r>
-          </w:p>
-        </w:tc>
-        <w:tc>
-          <w:tcPr>
-            <w:tcW w:type="dxa" w:w="1501"/>
-          </w:tcPr>
-          <w:p>
-            <w:pPr>
-              <w:pStyle w:val="TableText"/>
-            </w:pPr>
-            <w:r>
-              <w:t>541.80</w:t>
-            </w:r>
-          </w:p>
-        </w:tc>
-        <w:tc>
-          <w:tcPr>
-            <w:tcW w:type="dxa" w:w="1501"/>
-          </w:tcPr>
-          <w:p>
-            <w:pPr>
-              <w:pStyle w:val="TableText"/>
-            </w:pPr>
-            <w:r>
-              <w:t>26.82</w:t>
-            </w:r>
-          </w:p>
-        </w:tc>
-        <w:tc>
-          <w:tcPr>
-            <w:tcW w:type="dxa" w:w="1501"/>
-          </w:tcPr>
-          <w:p>
-            <w:pPr>
-              <w:pStyle w:val="TableText"/>
-            </w:pPr>
-            <w:r>
-              <w:t>418.60</w:t>
+            <w:vAlign w:val="center"/>
+          </w:tcPr>
+          <w:p>
+            <w:pPr>
+              <w:pStyle w:val="TableText"/>
+            </w:pPr>
+            <w:r>
+              <w:t>39</w:t>
+            </w:r>
+          </w:p>
+        </w:tc>
+        <w:tc>
+          <w:tcPr>
+            <w:tcW w:type="dxa" w:w="1501"/>
+            <w:vAlign w:val="center"/>
+          </w:tcPr>
+          <w:p>
+            <w:pPr>
+              <w:pStyle w:val="TableText"/>
+            </w:pPr>
+            <w:r>
+              <w:t>ЖБИ</w:t>
+            </w:r>
+          </w:p>
+        </w:tc>
+        <w:tc>
+          <w:tcPr>
+            <w:tcW w:type="dxa" w:w="1501"/>
+            <w:vAlign w:val="center"/>
+          </w:tcPr>
+          <w:p>
+            <w:pPr>
+              <w:pStyle w:val="TableText"/>
+            </w:pPr>
+            <w:r>
+              <w:t>4941.0</w:t>
+            </w:r>
+          </w:p>
+        </w:tc>
+        <w:tc>
+          <w:tcPr>
+            <w:tcW w:type="dxa" w:w="1501"/>
+            <w:vAlign w:val="center"/>
+          </w:tcPr>
+          <w:p>
+            <w:pPr>
+              <w:pStyle w:val="TableText"/>
+            </w:pPr>
+            <w:r>
+              <w:t>-57.80</w:t>
+            </w:r>
+          </w:p>
+        </w:tc>
+        <w:tc>
+          <w:tcPr>
+            <w:tcW w:type="dxa" w:w="1501"/>
+            <w:vAlign w:val="center"/>
+          </w:tcPr>
+          <w:p>
+            <w:pPr>
+              <w:pStyle w:val="TableText"/>
+            </w:pPr>
+            <w:r>
+              <w:t>531.80</w:t>
+            </w:r>
+          </w:p>
+        </w:tc>
+        <w:tc>
+          <w:tcPr>
+            <w:tcW w:type="dxa" w:w="1501"/>
+            <w:vAlign w:val="center"/>
+          </w:tcPr>
+          <w:p>
+            <w:pPr>
+              <w:pStyle w:val="TableText"/>
+            </w:pPr>
+            <w:r>
+              <w:t>31.82</w:t>
+            </w:r>
+          </w:p>
+        </w:tc>
+        <w:tc>
+          <w:tcPr>
+            <w:tcW w:type="dxa" w:w="1501"/>
+            <w:vAlign w:val="center"/>
+          </w:tcPr>
+          <w:p>
+            <w:pPr>
+              <w:pStyle w:val="TableText"/>
+            </w:pPr>
+            <w:r>
+              <w:t>413.60</w:t>
             </w:r>
           </w:p>
         </w:tc>
@@ -5147,91 +5544,98 @@
         <w:tc>
           <w:tcPr>
             <w:tcW w:type="dxa" w:w="680"/>
-          </w:tcPr>
-          <w:p>
-            <w:pPr>
-              <w:pStyle w:val="TableText"/>
-            </w:pPr>
-            <w:r>
-              <w:t>41</w:t>
-            </w:r>
-          </w:p>
-        </w:tc>
-        <w:tc>
-          <w:tcPr>
-            <w:tcW w:type="dxa" w:w="1501"/>
-          </w:tcPr>
-          <w:p>
-            <w:pPr>
-              <w:pStyle w:val="TableText"/>
-            </w:pPr>
-            <w:r>
-              <w:t>Песок</w:t>
-            </w:r>
-          </w:p>
-        </w:tc>
-        <w:tc>
-          <w:tcPr>
-            <w:tcW w:type="dxa" w:w="1501"/>
-          </w:tcPr>
-          <w:p>
-            <w:pPr>
-              <w:pStyle w:val="TableText"/>
-            </w:pPr>
-            <w:r>
-              <w:t>4741.0</w:t>
-            </w:r>
-          </w:p>
-        </w:tc>
-        <w:tc>
-          <w:tcPr>
-            <w:tcW w:type="dxa" w:w="1501"/>
-          </w:tcPr>
-          <w:p>
-            <w:pPr>
-              <w:pStyle w:val="TableText"/>
-            </w:pPr>
-            <w:r>
-              <w:t>-77.80</w:t>
-            </w:r>
-          </w:p>
-        </w:tc>
-        <w:tc>
-          <w:tcPr>
-            <w:tcW w:type="dxa" w:w="1501"/>
-          </w:tcPr>
-          <w:p>
-            <w:pPr>
-              <w:pStyle w:val="TableText"/>
-            </w:pPr>
-            <w:r>
-              <w:t>551.80</w:t>
-            </w:r>
-          </w:p>
-        </w:tc>
-        <w:tc>
-          <w:tcPr>
-            <w:tcW w:type="dxa" w:w="1501"/>
-          </w:tcPr>
-          <w:p>
-            <w:pPr>
-              <w:pStyle w:val="TableText"/>
-            </w:pPr>
-            <w:r>
-              <w:t>21.82</w:t>
-            </w:r>
-          </w:p>
-        </w:tc>
-        <w:tc>
-          <w:tcPr>
-            <w:tcW w:type="dxa" w:w="1501"/>
-          </w:tcPr>
-          <w:p>
-            <w:pPr>
-              <w:pStyle w:val="TableText"/>
-            </w:pPr>
-            <w:r>
-              <w:t>423.60</w:t>
+            <w:vAlign w:val="center"/>
+          </w:tcPr>
+          <w:p>
+            <w:pPr>
+              <w:pStyle w:val="TableText"/>
+            </w:pPr>
+            <w:r>
+              <w:t>40</w:t>
+            </w:r>
+          </w:p>
+        </w:tc>
+        <w:tc>
+          <w:tcPr>
+            <w:tcW w:type="dxa" w:w="1501"/>
+            <w:vAlign w:val="center"/>
+          </w:tcPr>
+          <w:p>
+            <w:pPr>
+              <w:pStyle w:val="TableText"/>
+            </w:pPr>
+            <w:r>
+              <w:t>Цемент</w:t>
+            </w:r>
+          </w:p>
+        </w:tc>
+        <w:tc>
+          <w:tcPr>
+            <w:tcW w:type="dxa" w:w="1501"/>
+            <w:vAlign w:val="center"/>
+          </w:tcPr>
+          <w:p>
+            <w:pPr>
+              <w:pStyle w:val="TableText"/>
+            </w:pPr>
+            <w:r>
+              <w:t>4841.0</w:t>
+            </w:r>
+          </w:p>
+        </w:tc>
+        <w:tc>
+          <w:tcPr>
+            <w:tcW w:type="dxa" w:w="1501"/>
+            <w:vAlign w:val="center"/>
+          </w:tcPr>
+          <w:p>
+            <w:pPr>
+              <w:pStyle w:val="TableText"/>
+            </w:pPr>
+            <w:r>
+              <w:t>-67.80</w:t>
+            </w:r>
+          </w:p>
+        </w:tc>
+        <w:tc>
+          <w:tcPr>
+            <w:tcW w:type="dxa" w:w="1501"/>
+            <w:vAlign w:val="center"/>
+          </w:tcPr>
+          <w:p>
+            <w:pPr>
+              <w:pStyle w:val="TableText"/>
+            </w:pPr>
+            <w:r>
+              <w:t>541.80</w:t>
+            </w:r>
+          </w:p>
+        </w:tc>
+        <w:tc>
+          <w:tcPr>
+            <w:tcW w:type="dxa" w:w="1501"/>
+            <w:vAlign w:val="center"/>
+          </w:tcPr>
+          <w:p>
+            <w:pPr>
+              <w:pStyle w:val="TableText"/>
+            </w:pPr>
+            <w:r>
+              <w:t>26.82</w:t>
+            </w:r>
+          </w:p>
+        </w:tc>
+        <w:tc>
+          <w:tcPr>
+            <w:tcW w:type="dxa" w:w="1501"/>
+            <w:vAlign w:val="center"/>
+          </w:tcPr>
+          <w:p>
+            <w:pPr>
+              <w:pStyle w:val="TableText"/>
+            </w:pPr>
+            <w:r>
+              <w:t>418.60</w:t>
             </w:r>
           </w:p>
         </w:tc>
@@ -5243,91 +5647,98 @@
         <w:tc>
           <w:tcPr>
             <w:tcW w:type="dxa" w:w="680"/>
-          </w:tcPr>
-          <w:p>
-            <w:pPr>
-              <w:pStyle w:val="TableText"/>
-            </w:pPr>
-            <w:r>
-              <w:t>42</w:t>
-            </w:r>
-          </w:p>
-        </w:tc>
-        <w:tc>
-          <w:tcPr>
-            <w:tcW w:type="dxa" w:w="1501"/>
-          </w:tcPr>
-          <w:p>
-            <w:pPr>
-              <w:pStyle w:val="TableText"/>
-            </w:pPr>
-            <w:r>
-              <w:t>ПАВ</w:t>
-            </w:r>
-          </w:p>
-        </w:tc>
-        <w:tc>
-          <w:tcPr>
-            <w:tcW w:type="dxa" w:w="1501"/>
-          </w:tcPr>
-          <w:p>
-            <w:pPr>
-              <w:pStyle w:val="TableText"/>
-            </w:pPr>
-            <w:r>
-              <w:t>4641.0</w:t>
-            </w:r>
-          </w:p>
-        </w:tc>
-        <w:tc>
-          <w:tcPr>
-            <w:tcW w:type="dxa" w:w="1501"/>
-          </w:tcPr>
-          <w:p>
-            <w:pPr>
-              <w:pStyle w:val="TableText"/>
-            </w:pPr>
-            <w:r>
-              <w:t>-87.80</w:t>
-            </w:r>
-          </w:p>
-        </w:tc>
-        <w:tc>
-          <w:tcPr>
-            <w:tcW w:type="dxa" w:w="1501"/>
-          </w:tcPr>
-          <w:p>
-            <w:pPr>
-              <w:pStyle w:val="TableText"/>
-            </w:pPr>
-            <w:r>
-              <w:t>561.80</w:t>
-            </w:r>
-          </w:p>
-        </w:tc>
-        <w:tc>
-          <w:tcPr>
-            <w:tcW w:type="dxa" w:w="1501"/>
-          </w:tcPr>
-          <w:p>
-            <w:pPr>
-              <w:pStyle w:val="TableText"/>
-            </w:pPr>
-            <w:r>
-              <w:t>16.82</w:t>
-            </w:r>
-          </w:p>
-        </w:tc>
-        <w:tc>
-          <w:tcPr>
-            <w:tcW w:type="dxa" w:w="1501"/>
-          </w:tcPr>
-          <w:p>
-            <w:pPr>
-              <w:pStyle w:val="TableText"/>
-            </w:pPr>
-            <w:r>
-              <w:t>428.60</w:t>
+            <w:vAlign w:val="center"/>
+          </w:tcPr>
+          <w:p>
+            <w:pPr>
+              <w:pStyle w:val="TableText"/>
+            </w:pPr>
+            <w:r>
+              <w:t>41</w:t>
+            </w:r>
+          </w:p>
+        </w:tc>
+        <w:tc>
+          <w:tcPr>
+            <w:tcW w:type="dxa" w:w="1501"/>
+            <w:vAlign w:val="center"/>
+          </w:tcPr>
+          <w:p>
+            <w:pPr>
+              <w:pStyle w:val="TableText"/>
+            </w:pPr>
+            <w:r>
+              <w:t>Песок</w:t>
+            </w:r>
+          </w:p>
+        </w:tc>
+        <w:tc>
+          <w:tcPr>
+            <w:tcW w:type="dxa" w:w="1501"/>
+            <w:vAlign w:val="center"/>
+          </w:tcPr>
+          <w:p>
+            <w:pPr>
+              <w:pStyle w:val="TableText"/>
+            </w:pPr>
+            <w:r>
+              <w:t>4741.0</w:t>
+            </w:r>
+          </w:p>
+        </w:tc>
+        <w:tc>
+          <w:tcPr>
+            <w:tcW w:type="dxa" w:w="1501"/>
+            <w:vAlign w:val="center"/>
+          </w:tcPr>
+          <w:p>
+            <w:pPr>
+              <w:pStyle w:val="TableText"/>
+            </w:pPr>
+            <w:r>
+              <w:t>-77.80</w:t>
+            </w:r>
+          </w:p>
+        </w:tc>
+        <w:tc>
+          <w:tcPr>
+            <w:tcW w:type="dxa" w:w="1501"/>
+            <w:vAlign w:val="center"/>
+          </w:tcPr>
+          <w:p>
+            <w:pPr>
+              <w:pStyle w:val="TableText"/>
+            </w:pPr>
+            <w:r>
+              <w:t>551.80</w:t>
+            </w:r>
+          </w:p>
+        </w:tc>
+        <w:tc>
+          <w:tcPr>
+            <w:tcW w:type="dxa" w:w="1501"/>
+            <w:vAlign w:val="center"/>
+          </w:tcPr>
+          <w:p>
+            <w:pPr>
+              <w:pStyle w:val="TableText"/>
+            </w:pPr>
+            <w:r>
+              <w:t>21.82</w:t>
+            </w:r>
+          </w:p>
+        </w:tc>
+        <w:tc>
+          <w:tcPr>
+            <w:tcW w:type="dxa" w:w="1501"/>
+            <w:vAlign w:val="center"/>
+          </w:tcPr>
+          <w:p>
+            <w:pPr>
+              <w:pStyle w:val="TableText"/>
+            </w:pPr>
+            <w:r>
+              <w:t>423.60</w:t>
             </w:r>
           </w:p>
         </w:tc>
@@ -5339,91 +5750,98 @@
         <w:tc>
           <w:tcPr>
             <w:tcW w:type="dxa" w:w="680"/>
-          </w:tcPr>
-          <w:p>
-            <w:pPr>
-              <w:pStyle w:val="TableText"/>
-            </w:pPr>
-            <w:r>
-              <w:t>43</w:t>
-            </w:r>
-          </w:p>
-        </w:tc>
-        <w:tc>
-          <w:tcPr>
-            <w:tcW w:type="dxa" w:w="1501"/>
-          </w:tcPr>
-          <w:p>
-            <w:pPr>
-              <w:pStyle w:val="TableText"/>
-            </w:pPr>
-            <w:r>
-              <w:t>Бетон</w:t>
-            </w:r>
-          </w:p>
-        </w:tc>
-        <w:tc>
-          <w:tcPr>
-            <w:tcW w:type="dxa" w:w="1501"/>
-          </w:tcPr>
-          <w:p>
-            <w:pPr>
-              <w:pStyle w:val="TableText"/>
-            </w:pPr>
-            <w:r>
-              <w:t>4541.0</w:t>
-            </w:r>
-          </w:p>
-        </w:tc>
-        <w:tc>
-          <w:tcPr>
-            <w:tcW w:type="dxa" w:w="1501"/>
-          </w:tcPr>
-          <w:p>
-            <w:pPr>
-              <w:pStyle w:val="TableText"/>
-            </w:pPr>
-            <w:r>
-              <w:t>-97.80</w:t>
-            </w:r>
-          </w:p>
-        </w:tc>
-        <w:tc>
-          <w:tcPr>
-            <w:tcW w:type="dxa" w:w="1501"/>
-          </w:tcPr>
-          <w:p>
-            <w:pPr>
-              <w:pStyle w:val="TableText"/>
-            </w:pPr>
-            <w:r>
-              <w:t>571.80</w:t>
-            </w:r>
-          </w:p>
-        </w:tc>
-        <w:tc>
-          <w:tcPr>
-            <w:tcW w:type="dxa" w:w="1501"/>
-          </w:tcPr>
-          <w:p>
-            <w:pPr>
-              <w:pStyle w:val="TableText"/>
-            </w:pPr>
-            <w:r>
-              <w:t>11.82</w:t>
-            </w:r>
-          </w:p>
-        </w:tc>
-        <w:tc>
-          <w:tcPr>
-            <w:tcW w:type="dxa" w:w="1501"/>
-          </w:tcPr>
-          <w:p>
-            <w:pPr>
-              <w:pStyle w:val="TableText"/>
-            </w:pPr>
-            <w:r>
-              <w:t>433.60</w:t>
+            <w:vAlign w:val="center"/>
+          </w:tcPr>
+          <w:p>
+            <w:pPr>
+              <w:pStyle w:val="TableText"/>
+            </w:pPr>
+            <w:r>
+              <w:t>42</w:t>
+            </w:r>
+          </w:p>
+        </w:tc>
+        <w:tc>
+          <w:tcPr>
+            <w:tcW w:type="dxa" w:w="1501"/>
+            <w:vAlign w:val="center"/>
+          </w:tcPr>
+          <w:p>
+            <w:pPr>
+              <w:pStyle w:val="TableText"/>
+            </w:pPr>
+            <w:r>
+              <w:t>ПАВ</w:t>
+            </w:r>
+          </w:p>
+        </w:tc>
+        <w:tc>
+          <w:tcPr>
+            <w:tcW w:type="dxa" w:w="1501"/>
+            <w:vAlign w:val="center"/>
+          </w:tcPr>
+          <w:p>
+            <w:pPr>
+              <w:pStyle w:val="TableText"/>
+            </w:pPr>
+            <w:r>
+              <w:t>4641.0</w:t>
+            </w:r>
+          </w:p>
+        </w:tc>
+        <w:tc>
+          <w:tcPr>
+            <w:tcW w:type="dxa" w:w="1501"/>
+            <w:vAlign w:val="center"/>
+          </w:tcPr>
+          <w:p>
+            <w:pPr>
+              <w:pStyle w:val="TableText"/>
+            </w:pPr>
+            <w:r>
+              <w:t>-87.80</w:t>
+            </w:r>
+          </w:p>
+        </w:tc>
+        <w:tc>
+          <w:tcPr>
+            <w:tcW w:type="dxa" w:w="1501"/>
+            <w:vAlign w:val="center"/>
+          </w:tcPr>
+          <w:p>
+            <w:pPr>
+              <w:pStyle w:val="TableText"/>
+            </w:pPr>
+            <w:r>
+              <w:t>561.80</w:t>
+            </w:r>
+          </w:p>
+        </w:tc>
+        <w:tc>
+          <w:tcPr>
+            <w:tcW w:type="dxa" w:w="1501"/>
+            <w:vAlign w:val="center"/>
+          </w:tcPr>
+          <w:p>
+            <w:pPr>
+              <w:pStyle w:val="TableText"/>
+            </w:pPr>
+            <w:r>
+              <w:t>16.82</w:t>
+            </w:r>
+          </w:p>
+        </w:tc>
+        <w:tc>
+          <w:tcPr>
+            <w:tcW w:type="dxa" w:w="1501"/>
+            <w:vAlign w:val="center"/>
+          </w:tcPr>
+          <w:p>
+            <w:pPr>
+              <w:pStyle w:val="TableText"/>
+            </w:pPr>
+            <w:r>
+              <w:t>428.60</w:t>
             </w:r>
           </w:p>
         </w:tc>
@@ -5435,91 +5853,98 @@
         <w:tc>
           <w:tcPr>
             <w:tcW w:type="dxa" w:w="680"/>
-          </w:tcPr>
-          <w:p>
-            <w:pPr>
-              <w:pStyle w:val="TableText"/>
-            </w:pPr>
-            <w:r>
-              <w:t>44</w:t>
-            </w:r>
-          </w:p>
-        </w:tc>
-        <w:tc>
-          <w:tcPr>
-            <w:tcW w:type="dxa" w:w="1501"/>
-          </w:tcPr>
-          <w:p>
-            <w:pPr>
-              <w:pStyle w:val="TableText"/>
-            </w:pPr>
-            <w:r>
-              <w:t>ПГС</w:t>
-            </w:r>
-          </w:p>
-        </w:tc>
-        <w:tc>
-          <w:tcPr>
-            <w:tcW w:type="dxa" w:w="1501"/>
-          </w:tcPr>
-          <w:p>
-            <w:pPr>
-              <w:pStyle w:val="TableText"/>
-            </w:pPr>
-            <w:r>
-              <w:t>4441.0</w:t>
-            </w:r>
-          </w:p>
-        </w:tc>
-        <w:tc>
-          <w:tcPr>
-            <w:tcW w:type="dxa" w:w="1501"/>
-          </w:tcPr>
-          <w:p>
-            <w:pPr>
-              <w:pStyle w:val="TableText"/>
-            </w:pPr>
-            <w:r>
-              <w:t>-107.80</w:t>
-            </w:r>
-          </w:p>
-        </w:tc>
-        <w:tc>
-          <w:tcPr>
-            <w:tcW w:type="dxa" w:w="1501"/>
-          </w:tcPr>
-          <w:p>
-            <w:pPr>
-              <w:pStyle w:val="TableText"/>
-            </w:pPr>
-            <w:r>
-              <w:t>581.80</w:t>
-            </w:r>
-          </w:p>
-        </w:tc>
-        <w:tc>
-          <w:tcPr>
-            <w:tcW w:type="dxa" w:w="1501"/>
-          </w:tcPr>
-          <w:p>
-            <w:pPr>
-              <w:pStyle w:val="TableText"/>
-            </w:pPr>
-            <w:r>
-              <w:t>6.82</w:t>
-            </w:r>
-          </w:p>
-        </w:tc>
-        <w:tc>
-          <w:tcPr>
-            <w:tcW w:type="dxa" w:w="1501"/>
-          </w:tcPr>
-          <w:p>
-            <w:pPr>
-              <w:pStyle w:val="TableText"/>
-            </w:pPr>
-            <w:r>
-              <w:t>438.60</w:t>
+            <w:vAlign w:val="center"/>
+          </w:tcPr>
+          <w:p>
+            <w:pPr>
+              <w:pStyle w:val="TableText"/>
+            </w:pPr>
+            <w:r>
+              <w:t>43</w:t>
+            </w:r>
+          </w:p>
+        </w:tc>
+        <w:tc>
+          <w:tcPr>
+            <w:tcW w:type="dxa" w:w="1501"/>
+            <w:vAlign w:val="center"/>
+          </w:tcPr>
+          <w:p>
+            <w:pPr>
+              <w:pStyle w:val="TableText"/>
+            </w:pPr>
+            <w:r>
+              <w:t>Бетон</w:t>
+            </w:r>
+          </w:p>
+        </w:tc>
+        <w:tc>
+          <w:tcPr>
+            <w:tcW w:type="dxa" w:w="1501"/>
+            <w:vAlign w:val="center"/>
+          </w:tcPr>
+          <w:p>
+            <w:pPr>
+              <w:pStyle w:val="TableText"/>
+            </w:pPr>
+            <w:r>
+              <w:t>4541.0</w:t>
+            </w:r>
+          </w:p>
+        </w:tc>
+        <w:tc>
+          <w:tcPr>
+            <w:tcW w:type="dxa" w:w="1501"/>
+            <w:vAlign w:val="center"/>
+          </w:tcPr>
+          <w:p>
+            <w:pPr>
+              <w:pStyle w:val="TableText"/>
+            </w:pPr>
+            <w:r>
+              <w:t>-97.80</w:t>
+            </w:r>
+          </w:p>
+        </w:tc>
+        <w:tc>
+          <w:tcPr>
+            <w:tcW w:type="dxa" w:w="1501"/>
+            <w:vAlign w:val="center"/>
+          </w:tcPr>
+          <w:p>
+            <w:pPr>
+              <w:pStyle w:val="TableText"/>
+            </w:pPr>
+            <w:r>
+              <w:t>571.80</w:t>
+            </w:r>
+          </w:p>
+        </w:tc>
+        <w:tc>
+          <w:tcPr>
+            <w:tcW w:type="dxa" w:w="1501"/>
+            <w:vAlign w:val="center"/>
+          </w:tcPr>
+          <w:p>
+            <w:pPr>
+              <w:pStyle w:val="TableText"/>
+            </w:pPr>
+            <w:r>
+              <w:t>11.82</w:t>
+            </w:r>
+          </w:p>
+        </w:tc>
+        <w:tc>
+          <w:tcPr>
+            <w:tcW w:type="dxa" w:w="1501"/>
+            <w:vAlign w:val="center"/>
+          </w:tcPr>
+          <w:p>
+            <w:pPr>
+              <w:pStyle w:val="TableText"/>
+            </w:pPr>
+            <w:r>
+              <w:t>433.60</w:t>
             </w:r>
           </w:p>
         </w:tc>
@@ -5531,91 +5956,98 @@
         <w:tc>
           <w:tcPr>
             <w:tcW w:type="dxa" w:w="680"/>
-          </w:tcPr>
-          <w:p>
-            <w:pPr>
-              <w:pStyle w:val="TableText"/>
-            </w:pPr>
-            <w:r>
-              <w:t>45</w:t>
-            </w:r>
-          </w:p>
-        </w:tc>
-        <w:tc>
-          <w:tcPr>
-            <w:tcW w:type="dxa" w:w="1501"/>
-          </w:tcPr>
-          <w:p>
-            <w:pPr>
-              <w:pStyle w:val="TableText"/>
-            </w:pPr>
-            <w:r>
-              <w:t>Щебень</w:t>
-            </w:r>
-          </w:p>
-        </w:tc>
-        <w:tc>
-          <w:tcPr>
-            <w:tcW w:type="dxa" w:w="1501"/>
-          </w:tcPr>
-          <w:p>
-            <w:pPr>
-              <w:pStyle w:val="TableText"/>
-            </w:pPr>
-            <w:r>
-              <w:t>4341.0</w:t>
-            </w:r>
-          </w:p>
-        </w:tc>
-        <w:tc>
-          <w:tcPr>
-            <w:tcW w:type="dxa" w:w="1501"/>
-          </w:tcPr>
-          <w:p>
-            <w:pPr>
-              <w:pStyle w:val="TableText"/>
-            </w:pPr>
-            <w:r>
-              <w:t>-117.80</w:t>
-            </w:r>
-          </w:p>
-        </w:tc>
-        <w:tc>
-          <w:tcPr>
-            <w:tcW w:type="dxa" w:w="1501"/>
-          </w:tcPr>
-          <w:p>
-            <w:pPr>
-              <w:pStyle w:val="TableText"/>
-            </w:pPr>
-            <w:r>
-              <w:t>591.80</w:t>
-            </w:r>
-          </w:p>
-        </w:tc>
-        <w:tc>
-          <w:tcPr>
-            <w:tcW w:type="dxa" w:w="1501"/>
-          </w:tcPr>
-          <w:p>
-            <w:pPr>
-              <w:pStyle w:val="TableText"/>
-            </w:pPr>
-            <w:r>
-              <w:t>1.82</w:t>
-            </w:r>
-          </w:p>
-        </w:tc>
-        <w:tc>
-          <w:tcPr>
-            <w:tcW w:type="dxa" w:w="1501"/>
-          </w:tcPr>
-          <w:p>
-            <w:pPr>
-              <w:pStyle w:val="TableText"/>
-            </w:pPr>
-            <w:r>
-              <w:t>443.60</w:t>
+            <w:vAlign w:val="center"/>
+          </w:tcPr>
+          <w:p>
+            <w:pPr>
+              <w:pStyle w:val="TableText"/>
+            </w:pPr>
+            <w:r>
+              <w:t>44</w:t>
+            </w:r>
+          </w:p>
+        </w:tc>
+        <w:tc>
+          <w:tcPr>
+            <w:tcW w:type="dxa" w:w="1501"/>
+            <w:vAlign w:val="center"/>
+          </w:tcPr>
+          <w:p>
+            <w:pPr>
+              <w:pStyle w:val="TableText"/>
+            </w:pPr>
+            <w:r>
+              <w:t>ПГС</w:t>
+            </w:r>
+          </w:p>
+        </w:tc>
+        <w:tc>
+          <w:tcPr>
+            <w:tcW w:type="dxa" w:w="1501"/>
+            <w:vAlign w:val="center"/>
+          </w:tcPr>
+          <w:p>
+            <w:pPr>
+              <w:pStyle w:val="TableText"/>
+            </w:pPr>
+            <w:r>
+              <w:t>4441.0</w:t>
+            </w:r>
+          </w:p>
+        </w:tc>
+        <w:tc>
+          <w:tcPr>
+            <w:tcW w:type="dxa" w:w="1501"/>
+            <w:vAlign w:val="center"/>
+          </w:tcPr>
+          <w:p>
+            <w:pPr>
+              <w:pStyle w:val="TableText"/>
+            </w:pPr>
+            <w:r>
+              <w:t>-107.80</w:t>
+            </w:r>
+          </w:p>
+        </w:tc>
+        <w:tc>
+          <w:tcPr>
+            <w:tcW w:type="dxa" w:w="1501"/>
+            <w:vAlign w:val="center"/>
+          </w:tcPr>
+          <w:p>
+            <w:pPr>
+              <w:pStyle w:val="TableText"/>
+            </w:pPr>
+            <w:r>
+              <w:t>581.80</w:t>
+            </w:r>
+          </w:p>
+        </w:tc>
+        <w:tc>
+          <w:tcPr>
+            <w:tcW w:type="dxa" w:w="1501"/>
+            <w:vAlign w:val="center"/>
+          </w:tcPr>
+          <w:p>
+            <w:pPr>
+              <w:pStyle w:val="TableText"/>
+            </w:pPr>
+            <w:r>
+              <w:t>6.82</w:t>
+            </w:r>
+          </w:p>
+        </w:tc>
+        <w:tc>
+          <w:tcPr>
+            <w:tcW w:type="dxa" w:w="1501"/>
+            <w:vAlign w:val="center"/>
+          </w:tcPr>
+          <w:p>
+            <w:pPr>
+              <w:pStyle w:val="TableText"/>
+            </w:pPr>
+            <w:r>
+              <w:t>438.60</w:t>
             </w:r>
           </w:p>
         </w:tc>
@@ -5627,91 +6059,98 @@
         <w:tc>
           <w:tcPr>
             <w:tcW w:type="dxa" w:w="680"/>
-          </w:tcPr>
-          <w:p>
-            <w:pPr>
-              <w:pStyle w:val="TableText"/>
-            </w:pPr>
-            <w:r>
-              <w:t>46</w:t>
-            </w:r>
-          </w:p>
-        </w:tc>
-        <w:tc>
-          <w:tcPr>
-            <w:tcW w:type="dxa" w:w="1501"/>
-          </w:tcPr>
-          <w:p>
-            <w:pPr>
-              <w:pStyle w:val="TableText"/>
-            </w:pPr>
-            <w:r>
-              <w:t>ЖБИ</w:t>
-            </w:r>
-          </w:p>
-        </w:tc>
-        <w:tc>
-          <w:tcPr>
-            <w:tcW w:type="dxa" w:w="1501"/>
-          </w:tcPr>
-          <w:p>
-            <w:pPr>
-              <w:pStyle w:val="TableText"/>
-            </w:pPr>
-            <w:r>
-              <w:t>4241.0</w:t>
-            </w:r>
-          </w:p>
-        </w:tc>
-        <w:tc>
-          <w:tcPr>
-            <w:tcW w:type="dxa" w:w="1501"/>
-          </w:tcPr>
-          <w:p>
-            <w:pPr>
-              <w:pStyle w:val="TableText"/>
-            </w:pPr>
-            <w:r>
-              <w:t>-127.80</w:t>
-            </w:r>
-          </w:p>
-        </w:tc>
-        <w:tc>
-          <w:tcPr>
-            <w:tcW w:type="dxa" w:w="1501"/>
-          </w:tcPr>
-          <w:p>
-            <w:pPr>
-              <w:pStyle w:val="TableText"/>
-            </w:pPr>
-            <w:r>
-              <w:t>601.80</w:t>
-            </w:r>
-          </w:p>
-        </w:tc>
-        <w:tc>
-          <w:tcPr>
-            <w:tcW w:type="dxa" w:w="1501"/>
-          </w:tcPr>
-          <w:p>
-            <w:pPr>
-              <w:pStyle w:val="TableText"/>
-            </w:pPr>
-            <w:r>
-              <w:t>-3.18</w:t>
-            </w:r>
-          </w:p>
-        </w:tc>
-        <w:tc>
-          <w:tcPr>
-            <w:tcW w:type="dxa" w:w="1501"/>
-          </w:tcPr>
-          <w:p>
-            <w:pPr>
-              <w:pStyle w:val="TableText"/>
-            </w:pPr>
-            <w:r>
-              <w:t>448.60</w:t>
+            <w:vAlign w:val="center"/>
+          </w:tcPr>
+          <w:p>
+            <w:pPr>
+              <w:pStyle w:val="TableText"/>
+            </w:pPr>
+            <w:r>
+              <w:t>45</w:t>
+            </w:r>
+          </w:p>
+        </w:tc>
+        <w:tc>
+          <w:tcPr>
+            <w:tcW w:type="dxa" w:w="1501"/>
+            <w:vAlign w:val="center"/>
+          </w:tcPr>
+          <w:p>
+            <w:pPr>
+              <w:pStyle w:val="TableText"/>
+            </w:pPr>
+            <w:r>
+              <w:t>Щебень</w:t>
+            </w:r>
+          </w:p>
+        </w:tc>
+        <w:tc>
+          <w:tcPr>
+            <w:tcW w:type="dxa" w:w="1501"/>
+            <w:vAlign w:val="center"/>
+          </w:tcPr>
+          <w:p>
+            <w:pPr>
+              <w:pStyle w:val="TableText"/>
+            </w:pPr>
+            <w:r>
+              <w:t>4341.0</w:t>
+            </w:r>
+          </w:p>
+        </w:tc>
+        <w:tc>
+          <w:tcPr>
+            <w:tcW w:type="dxa" w:w="1501"/>
+            <w:vAlign w:val="center"/>
+          </w:tcPr>
+          <w:p>
+            <w:pPr>
+              <w:pStyle w:val="TableText"/>
+            </w:pPr>
+            <w:r>
+              <w:t>-117.80</w:t>
+            </w:r>
+          </w:p>
+        </w:tc>
+        <w:tc>
+          <w:tcPr>
+            <w:tcW w:type="dxa" w:w="1501"/>
+            <w:vAlign w:val="center"/>
+          </w:tcPr>
+          <w:p>
+            <w:pPr>
+              <w:pStyle w:val="TableText"/>
+            </w:pPr>
+            <w:r>
+              <w:t>591.80</w:t>
+            </w:r>
+          </w:p>
+        </w:tc>
+        <w:tc>
+          <w:tcPr>
+            <w:tcW w:type="dxa" w:w="1501"/>
+            <w:vAlign w:val="center"/>
+          </w:tcPr>
+          <w:p>
+            <w:pPr>
+              <w:pStyle w:val="TableText"/>
+            </w:pPr>
+            <w:r>
+              <w:t>1.82</w:t>
+            </w:r>
+          </w:p>
+        </w:tc>
+        <w:tc>
+          <w:tcPr>
+            <w:tcW w:type="dxa" w:w="1501"/>
+            <w:vAlign w:val="center"/>
+          </w:tcPr>
+          <w:p>
+            <w:pPr>
+              <w:pStyle w:val="TableText"/>
+            </w:pPr>
+            <w:r>
+              <w:t>443.60</w:t>
             </w:r>
           </w:p>
         </w:tc>
@@ -5723,91 +6162,98 @@
         <w:tc>
           <w:tcPr>
             <w:tcW w:type="dxa" w:w="680"/>
-          </w:tcPr>
-          <w:p>
-            <w:pPr>
-              <w:pStyle w:val="TableText"/>
-            </w:pPr>
-            <w:r>
-              <w:t>47</w:t>
-            </w:r>
-          </w:p>
-        </w:tc>
-        <w:tc>
-          <w:tcPr>
-            <w:tcW w:type="dxa" w:w="1501"/>
-          </w:tcPr>
-          <w:p>
-            <w:pPr>
-              <w:pStyle w:val="TableText"/>
-            </w:pPr>
-            <w:r>
-              <w:t>Цемент</w:t>
-            </w:r>
-          </w:p>
-        </w:tc>
-        <w:tc>
-          <w:tcPr>
-            <w:tcW w:type="dxa" w:w="1501"/>
-          </w:tcPr>
-          <w:p>
-            <w:pPr>
-              <w:pStyle w:val="TableText"/>
-            </w:pPr>
-            <w:r>
-              <w:t>4141.0</w:t>
-            </w:r>
-          </w:p>
-        </w:tc>
-        <w:tc>
-          <w:tcPr>
-            <w:tcW w:type="dxa" w:w="1501"/>
-          </w:tcPr>
-          <w:p>
-            <w:pPr>
-              <w:pStyle w:val="TableText"/>
-            </w:pPr>
-            <w:r>
-              <w:t>-137.80</w:t>
-            </w:r>
-          </w:p>
-        </w:tc>
-        <w:tc>
-          <w:tcPr>
-            <w:tcW w:type="dxa" w:w="1501"/>
-          </w:tcPr>
-          <w:p>
-            <w:pPr>
-              <w:pStyle w:val="TableText"/>
-            </w:pPr>
-            <w:r>
-              <w:t>611.80</w:t>
-            </w:r>
-          </w:p>
-        </w:tc>
-        <w:tc>
-          <w:tcPr>
-            <w:tcW w:type="dxa" w:w="1501"/>
-          </w:tcPr>
-          <w:p>
-            <w:pPr>
-              <w:pStyle w:val="TableText"/>
-            </w:pPr>
-            <w:r>
-              <w:t>-8.18</w:t>
-            </w:r>
-          </w:p>
-        </w:tc>
-        <w:tc>
-          <w:tcPr>
-            <w:tcW w:type="dxa" w:w="1501"/>
-          </w:tcPr>
-          <w:p>
-            <w:pPr>
-              <w:pStyle w:val="TableText"/>
-            </w:pPr>
-            <w:r>
-              <w:t>453.60</w:t>
+            <w:vAlign w:val="center"/>
+          </w:tcPr>
+          <w:p>
+            <w:pPr>
+              <w:pStyle w:val="TableText"/>
+            </w:pPr>
+            <w:r>
+              <w:t>46</w:t>
+            </w:r>
+          </w:p>
+        </w:tc>
+        <w:tc>
+          <w:tcPr>
+            <w:tcW w:type="dxa" w:w="1501"/>
+            <w:vAlign w:val="center"/>
+          </w:tcPr>
+          <w:p>
+            <w:pPr>
+              <w:pStyle w:val="TableText"/>
+            </w:pPr>
+            <w:r>
+              <w:t>ЖБИ</w:t>
+            </w:r>
+          </w:p>
+        </w:tc>
+        <w:tc>
+          <w:tcPr>
+            <w:tcW w:type="dxa" w:w="1501"/>
+            <w:vAlign w:val="center"/>
+          </w:tcPr>
+          <w:p>
+            <w:pPr>
+              <w:pStyle w:val="TableText"/>
+            </w:pPr>
+            <w:r>
+              <w:t>4241.0</w:t>
+            </w:r>
+          </w:p>
+        </w:tc>
+        <w:tc>
+          <w:tcPr>
+            <w:tcW w:type="dxa" w:w="1501"/>
+            <w:vAlign w:val="center"/>
+          </w:tcPr>
+          <w:p>
+            <w:pPr>
+              <w:pStyle w:val="TableText"/>
+            </w:pPr>
+            <w:r>
+              <w:t>-127.80</w:t>
+            </w:r>
+          </w:p>
+        </w:tc>
+        <w:tc>
+          <w:tcPr>
+            <w:tcW w:type="dxa" w:w="1501"/>
+            <w:vAlign w:val="center"/>
+          </w:tcPr>
+          <w:p>
+            <w:pPr>
+              <w:pStyle w:val="TableText"/>
+            </w:pPr>
+            <w:r>
+              <w:t>601.80</w:t>
+            </w:r>
+          </w:p>
+        </w:tc>
+        <w:tc>
+          <w:tcPr>
+            <w:tcW w:type="dxa" w:w="1501"/>
+            <w:vAlign w:val="center"/>
+          </w:tcPr>
+          <w:p>
+            <w:pPr>
+              <w:pStyle w:val="TableText"/>
+            </w:pPr>
+            <w:r>
+              <w:t>-3.18</w:t>
+            </w:r>
+          </w:p>
+        </w:tc>
+        <w:tc>
+          <w:tcPr>
+            <w:tcW w:type="dxa" w:w="1501"/>
+            <w:vAlign w:val="center"/>
+          </w:tcPr>
+          <w:p>
+            <w:pPr>
+              <w:pStyle w:val="TableText"/>
+            </w:pPr>
+            <w:r>
+              <w:t>448.60</w:t>
             </w:r>
           </w:p>
         </w:tc>
@@ -5819,91 +6265,98 @@
         <w:tc>
           <w:tcPr>
             <w:tcW w:type="dxa" w:w="680"/>
-          </w:tcPr>
-          <w:p>
-            <w:pPr>
-              <w:pStyle w:val="TableText"/>
-            </w:pPr>
-            <w:r>
-              <w:t>48</w:t>
-            </w:r>
-          </w:p>
-        </w:tc>
-        <w:tc>
-          <w:tcPr>
-            <w:tcW w:type="dxa" w:w="1501"/>
-          </w:tcPr>
-          <w:p>
-            <w:pPr>
-              <w:pStyle w:val="TableText"/>
-            </w:pPr>
-            <w:r>
-              <w:t>Песок</w:t>
-            </w:r>
-          </w:p>
-        </w:tc>
-        <w:tc>
-          <w:tcPr>
-            <w:tcW w:type="dxa" w:w="1501"/>
-          </w:tcPr>
-          <w:p>
-            <w:pPr>
-              <w:pStyle w:val="TableText"/>
-            </w:pPr>
-            <w:r>
-              <w:t>4041.0</w:t>
-            </w:r>
-          </w:p>
-        </w:tc>
-        <w:tc>
-          <w:tcPr>
-            <w:tcW w:type="dxa" w:w="1501"/>
-          </w:tcPr>
-          <w:p>
-            <w:pPr>
-              <w:pStyle w:val="TableText"/>
-            </w:pPr>
-            <w:r>
-              <w:t>-147.80</w:t>
-            </w:r>
-          </w:p>
-        </w:tc>
-        <w:tc>
-          <w:tcPr>
-            <w:tcW w:type="dxa" w:w="1501"/>
-          </w:tcPr>
-          <w:p>
-            <w:pPr>
-              <w:pStyle w:val="TableText"/>
-            </w:pPr>
-            <w:r>
-              <w:t>621.80</w:t>
-            </w:r>
-          </w:p>
-        </w:tc>
-        <w:tc>
-          <w:tcPr>
-            <w:tcW w:type="dxa" w:w="1501"/>
-          </w:tcPr>
-          <w:p>
-            <w:pPr>
-              <w:pStyle w:val="TableText"/>
-            </w:pPr>
-            <w:r>
-              <w:t>-13.18</w:t>
-            </w:r>
-          </w:p>
-        </w:tc>
-        <w:tc>
-          <w:tcPr>
-            <w:tcW w:type="dxa" w:w="1501"/>
-          </w:tcPr>
-          <w:p>
-            <w:pPr>
-              <w:pStyle w:val="TableText"/>
-            </w:pPr>
-            <w:r>
-              <w:t>458.60</w:t>
+            <w:vAlign w:val="center"/>
+          </w:tcPr>
+          <w:p>
+            <w:pPr>
+              <w:pStyle w:val="TableText"/>
+            </w:pPr>
+            <w:r>
+              <w:t>47</w:t>
+            </w:r>
+          </w:p>
+        </w:tc>
+        <w:tc>
+          <w:tcPr>
+            <w:tcW w:type="dxa" w:w="1501"/>
+            <w:vAlign w:val="center"/>
+          </w:tcPr>
+          <w:p>
+            <w:pPr>
+              <w:pStyle w:val="TableText"/>
+            </w:pPr>
+            <w:r>
+              <w:t>Цемент</w:t>
+            </w:r>
+          </w:p>
+        </w:tc>
+        <w:tc>
+          <w:tcPr>
+            <w:tcW w:type="dxa" w:w="1501"/>
+            <w:vAlign w:val="center"/>
+          </w:tcPr>
+          <w:p>
+            <w:pPr>
+              <w:pStyle w:val="TableText"/>
+            </w:pPr>
+            <w:r>
+              <w:t>4141.0</w:t>
+            </w:r>
+          </w:p>
+        </w:tc>
+        <w:tc>
+          <w:tcPr>
+            <w:tcW w:type="dxa" w:w="1501"/>
+            <w:vAlign w:val="center"/>
+          </w:tcPr>
+          <w:p>
+            <w:pPr>
+              <w:pStyle w:val="TableText"/>
+            </w:pPr>
+            <w:r>
+              <w:t>-137.80</w:t>
+            </w:r>
+          </w:p>
+        </w:tc>
+        <w:tc>
+          <w:tcPr>
+            <w:tcW w:type="dxa" w:w="1501"/>
+            <w:vAlign w:val="center"/>
+          </w:tcPr>
+          <w:p>
+            <w:pPr>
+              <w:pStyle w:val="TableText"/>
+            </w:pPr>
+            <w:r>
+              <w:t>611.80</w:t>
+            </w:r>
+          </w:p>
+        </w:tc>
+        <w:tc>
+          <w:tcPr>
+            <w:tcW w:type="dxa" w:w="1501"/>
+            <w:vAlign w:val="center"/>
+          </w:tcPr>
+          <w:p>
+            <w:pPr>
+              <w:pStyle w:val="TableText"/>
+            </w:pPr>
+            <w:r>
+              <w:t>-8.18</w:t>
+            </w:r>
+          </w:p>
+        </w:tc>
+        <w:tc>
+          <w:tcPr>
+            <w:tcW w:type="dxa" w:w="1501"/>
+            <w:vAlign w:val="center"/>
+          </w:tcPr>
+          <w:p>
+            <w:pPr>
+              <w:pStyle w:val="TableText"/>
+            </w:pPr>
+            <w:r>
+              <w:t>453.60</w:t>
             </w:r>
           </w:p>
         </w:tc>
@@ -5915,91 +6368,98 @@
         <w:tc>
           <w:tcPr>
             <w:tcW w:type="dxa" w:w="680"/>
-          </w:tcPr>
-          <w:p>
-            <w:pPr>
-              <w:pStyle w:val="TableText"/>
-            </w:pPr>
-            <w:r>
-              <w:t>49</w:t>
-            </w:r>
-          </w:p>
-        </w:tc>
-        <w:tc>
-          <w:tcPr>
-            <w:tcW w:type="dxa" w:w="1501"/>
-          </w:tcPr>
-          <w:p>
-            <w:pPr>
-              <w:pStyle w:val="TableText"/>
-            </w:pPr>
-            <w:r>
-              <w:t>ПАВ</w:t>
-            </w:r>
-          </w:p>
-        </w:tc>
-        <w:tc>
-          <w:tcPr>
-            <w:tcW w:type="dxa" w:w="1501"/>
-          </w:tcPr>
-          <w:p>
-            <w:pPr>
-              <w:pStyle w:val="TableText"/>
-            </w:pPr>
-            <w:r>
-              <w:t>3941.0</w:t>
-            </w:r>
-          </w:p>
-        </w:tc>
-        <w:tc>
-          <w:tcPr>
-            <w:tcW w:type="dxa" w:w="1501"/>
-          </w:tcPr>
-          <w:p>
-            <w:pPr>
-              <w:pStyle w:val="TableText"/>
-            </w:pPr>
-            <w:r>
-              <w:t>-157.80</w:t>
-            </w:r>
-          </w:p>
-        </w:tc>
-        <w:tc>
-          <w:tcPr>
-            <w:tcW w:type="dxa" w:w="1501"/>
-          </w:tcPr>
-          <w:p>
-            <w:pPr>
-              <w:pStyle w:val="TableText"/>
-            </w:pPr>
-            <w:r>
-              <w:t>631.80</w:t>
-            </w:r>
-          </w:p>
-        </w:tc>
-        <w:tc>
-          <w:tcPr>
-            <w:tcW w:type="dxa" w:w="1501"/>
-          </w:tcPr>
-          <w:p>
-            <w:pPr>
-              <w:pStyle w:val="TableText"/>
-            </w:pPr>
-            <w:r>
-              <w:t>-18.18</w:t>
-            </w:r>
-          </w:p>
-        </w:tc>
-        <w:tc>
-          <w:tcPr>
-            <w:tcW w:type="dxa" w:w="1501"/>
-          </w:tcPr>
-          <w:p>
-            <w:pPr>
-              <w:pStyle w:val="TableText"/>
-            </w:pPr>
-            <w:r>
-              <w:t>463.60</w:t>
+            <w:vAlign w:val="center"/>
+          </w:tcPr>
+          <w:p>
+            <w:pPr>
+              <w:pStyle w:val="TableText"/>
+            </w:pPr>
+            <w:r>
+              <w:t>48</w:t>
+            </w:r>
+          </w:p>
+        </w:tc>
+        <w:tc>
+          <w:tcPr>
+            <w:tcW w:type="dxa" w:w="1501"/>
+            <w:vAlign w:val="center"/>
+          </w:tcPr>
+          <w:p>
+            <w:pPr>
+              <w:pStyle w:val="TableText"/>
+            </w:pPr>
+            <w:r>
+              <w:t>Песок</w:t>
+            </w:r>
+          </w:p>
+        </w:tc>
+        <w:tc>
+          <w:tcPr>
+            <w:tcW w:type="dxa" w:w="1501"/>
+            <w:vAlign w:val="center"/>
+          </w:tcPr>
+          <w:p>
+            <w:pPr>
+              <w:pStyle w:val="TableText"/>
+            </w:pPr>
+            <w:r>
+              <w:t>4041.0</w:t>
+            </w:r>
+          </w:p>
+        </w:tc>
+        <w:tc>
+          <w:tcPr>
+            <w:tcW w:type="dxa" w:w="1501"/>
+            <w:vAlign w:val="center"/>
+          </w:tcPr>
+          <w:p>
+            <w:pPr>
+              <w:pStyle w:val="TableText"/>
+            </w:pPr>
+            <w:r>
+              <w:t>-147.80</w:t>
+            </w:r>
+          </w:p>
+        </w:tc>
+        <w:tc>
+          <w:tcPr>
+            <w:tcW w:type="dxa" w:w="1501"/>
+            <w:vAlign w:val="center"/>
+          </w:tcPr>
+          <w:p>
+            <w:pPr>
+              <w:pStyle w:val="TableText"/>
+            </w:pPr>
+            <w:r>
+              <w:t>621.80</w:t>
+            </w:r>
+          </w:p>
+        </w:tc>
+        <w:tc>
+          <w:tcPr>
+            <w:tcW w:type="dxa" w:w="1501"/>
+            <w:vAlign w:val="center"/>
+          </w:tcPr>
+          <w:p>
+            <w:pPr>
+              <w:pStyle w:val="TableText"/>
+            </w:pPr>
+            <w:r>
+              <w:t>-13.18</w:t>
+            </w:r>
+          </w:p>
+        </w:tc>
+        <w:tc>
+          <w:tcPr>
+            <w:tcW w:type="dxa" w:w="1501"/>
+            <w:vAlign w:val="center"/>
+          </w:tcPr>
+          <w:p>
+            <w:pPr>
+              <w:pStyle w:val="TableText"/>
+            </w:pPr>
+            <w:r>
+              <w:t>458.60</w:t>
             </w:r>
           </w:p>
         </w:tc>
@@ -6011,91 +6471,98 @@
         <w:tc>
           <w:tcPr>
             <w:tcW w:type="dxa" w:w="680"/>
-          </w:tcPr>
-          <w:p>
-            <w:pPr>
-              <w:pStyle w:val="TableText"/>
-            </w:pPr>
-            <w:r>
-              <w:t>50</w:t>
-            </w:r>
-          </w:p>
-        </w:tc>
-        <w:tc>
-          <w:tcPr>
-            <w:tcW w:type="dxa" w:w="1501"/>
-          </w:tcPr>
-          <w:p>
-            <w:pPr>
-              <w:pStyle w:val="TableText"/>
-            </w:pPr>
-            <w:r>
-              <w:t>Бетон</w:t>
-            </w:r>
-          </w:p>
-        </w:tc>
-        <w:tc>
-          <w:tcPr>
-            <w:tcW w:type="dxa" w:w="1501"/>
-          </w:tcPr>
-          <w:p>
-            <w:pPr>
-              <w:pStyle w:val="TableText"/>
-            </w:pPr>
-            <w:r>
-              <w:t>3841.0</w:t>
-            </w:r>
-          </w:p>
-        </w:tc>
-        <w:tc>
-          <w:tcPr>
-            <w:tcW w:type="dxa" w:w="1501"/>
-          </w:tcPr>
-          <w:p>
-            <w:pPr>
-              <w:pStyle w:val="TableText"/>
-            </w:pPr>
-            <w:r>
-              <w:t>-167.80</w:t>
-            </w:r>
-          </w:p>
-        </w:tc>
-        <w:tc>
-          <w:tcPr>
-            <w:tcW w:type="dxa" w:w="1501"/>
-          </w:tcPr>
-          <w:p>
-            <w:pPr>
-              <w:pStyle w:val="TableText"/>
-            </w:pPr>
-            <w:r>
-              <w:t>641.80</w:t>
-            </w:r>
-          </w:p>
-        </w:tc>
-        <w:tc>
-          <w:tcPr>
-            <w:tcW w:type="dxa" w:w="1501"/>
-          </w:tcPr>
-          <w:p>
-            <w:pPr>
-              <w:pStyle w:val="TableText"/>
-            </w:pPr>
-            <w:r>
-              <w:t>-23.18</w:t>
-            </w:r>
-          </w:p>
-        </w:tc>
-        <w:tc>
-          <w:tcPr>
-            <w:tcW w:type="dxa" w:w="1501"/>
-          </w:tcPr>
-          <w:p>
-            <w:pPr>
-              <w:pStyle w:val="TableText"/>
-            </w:pPr>
-            <w:r>
-              <w:t>468.60</w:t>
+            <w:vAlign w:val="center"/>
+          </w:tcPr>
+          <w:p>
+            <w:pPr>
+              <w:pStyle w:val="TableText"/>
+            </w:pPr>
+            <w:r>
+              <w:t>49</w:t>
+            </w:r>
+          </w:p>
+        </w:tc>
+        <w:tc>
+          <w:tcPr>
+            <w:tcW w:type="dxa" w:w="1501"/>
+            <w:vAlign w:val="center"/>
+          </w:tcPr>
+          <w:p>
+            <w:pPr>
+              <w:pStyle w:val="TableText"/>
+            </w:pPr>
+            <w:r>
+              <w:t>ПАВ</w:t>
+            </w:r>
+          </w:p>
+        </w:tc>
+        <w:tc>
+          <w:tcPr>
+            <w:tcW w:type="dxa" w:w="1501"/>
+            <w:vAlign w:val="center"/>
+          </w:tcPr>
+          <w:p>
+            <w:pPr>
+              <w:pStyle w:val="TableText"/>
+            </w:pPr>
+            <w:r>
+              <w:t>3941.0</w:t>
+            </w:r>
+          </w:p>
+        </w:tc>
+        <w:tc>
+          <w:tcPr>
+            <w:tcW w:type="dxa" w:w="1501"/>
+            <w:vAlign w:val="center"/>
+          </w:tcPr>
+          <w:p>
+            <w:pPr>
+              <w:pStyle w:val="TableText"/>
+            </w:pPr>
+            <w:r>
+              <w:t>-157.80</w:t>
+            </w:r>
+          </w:p>
+        </w:tc>
+        <w:tc>
+          <w:tcPr>
+            <w:tcW w:type="dxa" w:w="1501"/>
+            <w:vAlign w:val="center"/>
+          </w:tcPr>
+          <w:p>
+            <w:pPr>
+              <w:pStyle w:val="TableText"/>
+            </w:pPr>
+            <w:r>
+              <w:t>631.80</w:t>
+            </w:r>
+          </w:p>
+        </w:tc>
+        <w:tc>
+          <w:tcPr>
+            <w:tcW w:type="dxa" w:w="1501"/>
+            <w:vAlign w:val="center"/>
+          </w:tcPr>
+          <w:p>
+            <w:pPr>
+              <w:pStyle w:val="TableText"/>
+            </w:pPr>
+            <w:r>
+              <w:t>-18.18</w:t>
+            </w:r>
+          </w:p>
+        </w:tc>
+        <w:tc>
+          <w:tcPr>
+            <w:tcW w:type="dxa" w:w="1501"/>
+            <w:vAlign w:val="center"/>
+          </w:tcPr>
+          <w:p>
+            <w:pPr>
+              <w:pStyle w:val="TableText"/>
+            </w:pPr>
+            <w:r>
+              <w:t>463.60</w:t>
             </w:r>
           </w:p>
         </w:tc>
@@ -6107,91 +6574,98 @@
         <w:tc>
           <w:tcPr>
             <w:tcW w:type="dxa" w:w="680"/>
-          </w:tcPr>
-          <w:p>
-            <w:pPr>
-              <w:pStyle w:val="TableText"/>
-            </w:pPr>
-            <w:r>
-              <w:t>51</w:t>
-            </w:r>
-          </w:p>
-        </w:tc>
-        <w:tc>
-          <w:tcPr>
-            <w:tcW w:type="dxa" w:w="1501"/>
-          </w:tcPr>
-          <w:p>
-            <w:pPr>
-              <w:pStyle w:val="TableText"/>
-            </w:pPr>
-            <w:r>
-              <w:t>ПГС</w:t>
-            </w:r>
-          </w:p>
-        </w:tc>
-        <w:tc>
-          <w:tcPr>
-            <w:tcW w:type="dxa" w:w="1501"/>
-          </w:tcPr>
-          <w:p>
-            <w:pPr>
-              <w:pStyle w:val="TableText"/>
-            </w:pPr>
-            <w:r>
-              <w:t>3741.0</w:t>
-            </w:r>
-          </w:p>
-        </w:tc>
-        <w:tc>
-          <w:tcPr>
-            <w:tcW w:type="dxa" w:w="1501"/>
-          </w:tcPr>
-          <w:p>
-            <w:pPr>
-              <w:pStyle w:val="TableText"/>
-            </w:pPr>
-            <w:r>
-              <w:t>-177.80</w:t>
-            </w:r>
-          </w:p>
-        </w:tc>
-        <w:tc>
-          <w:tcPr>
-            <w:tcW w:type="dxa" w:w="1501"/>
-          </w:tcPr>
-          <w:p>
-            <w:pPr>
-              <w:pStyle w:val="TableText"/>
-            </w:pPr>
-            <w:r>
-              <w:t>651.80</w:t>
-            </w:r>
-          </w:p>
-        </w:tc>
-        <w:tc>
-          <w:tcPr>
-            <w:tcW w:type="dxa" w:w="1501"/>
-          </w:tcPr>
-          <w:p>
-            <w:pPr>
-              <w:pStyle w:val="TableText"/>
-            </w:pPr>
-            <w:r>
-              <w:t>-28.18</w:t>
-            </w:r>
-          </w:p>
-        </w:tc>
-        <w:tc>
-          <w:tcPr>
-            <w:tcW w:type="dxa" w:w="1501"/>
-          </w:tcPr>
-          <w:p>
-            <w:pPr>
-              <w:pStyle w:val="TableText"/>
-            </w:pPr>
-            <w:r>
-              <w:t>473.60</w:t>
+            <w:vAlign w:val="center"/>
+          </w:tcPr>
+          <w:p>
+            <w:pPr>
+              <w:pStyle w:val="TableText"/>
+            </w:pPr>
+            <w:r>
+              <w:t>50</w:t>
+            </w:r>
+          </w:p>
+        </w:tc>
+        <w:tc>
+          <w:tcPr>
+            <w:tcW w:type="dxa" w:w="1501"/>
+            <w:vAlign w:val="center"/>
+          </w:tcPr>
+          <w:p>
+            <w:pPr>
+              <w:pStyle w:val="TableText"/>
+            </w:pPr>
+            <w:r>
+              <w:t>Бетон</w:t>
+            </w:r>
+          </w:p>
+        </w:tc>
+        <w:tc>
+          <w:tcPr>
+            <w:tcW w:type="dxa" w:w="1501"/>
+            <w:vAlign w:val="center"/>
+          </w:tcPr>
+          <w:p>
+            <w:pPr>
+              <w:pStyle w:val="TableText"/>
+            </w:pPr>
+            <w:r>
+              <w:t>3841.0</w:t>
+            </w:r>
+          </w:p>
+        </w:tc>
+        <w:tc>
+          <w:tcPr>
+            <w:tcW w:type="dxa" w:w="1501"/>
+            <w:vAlign w:val="center"/>
+          </w:tcPr>
+          <w:p>
+            <w:pPr>
+              <w:pStyle w:val="TableText"/>
+            </w:pPr>
+            <w:r>
+              <w:t>-167.80</w:t>
+            </w:r>
+          </w:p>
+        </w:tc>
+        <w:tc>
+          <w:tcPr>
+            <w:tcW w:type="dxa" w:w="1501"/>
+            <w:vAlign w:val="center"/>
+          </w:tcPr>
+          <w:p>
+            <w:pPr>
+              <w:pStyle w:val="TableText"/>
+            </w:pPr>
+            <w:r>
+              <w:t>641.80</w:t>
+            </w:r>
+          </w:p>
+        </w:tc>
+        <w:tc>
+          <w:tcPr>
+            <w:tcW w:type="dxa" w:w="1501"/>
+            <w:vAlign w:val="center"/>
+          </w:tcPr>
+          <w:p>
+            <w:pPr>
+              <w:pStyle w:val="TableText"/>
+            </w:pPr>
+            <w:r>
+              <w:t>-23.18</w:t>
+            </w:r>
+          </w:p>
+        </w:tc>
+        <w:tc>
+          <w:tcPr>
+            <w:tcW w:type="dxa" w:w="1501"/>
+            <w:vAlign w:val="center"/>
+          </w:tcPr>
+          <w:p>
+            <w:pPr>
+              <w:pStyle w:val="TableText"/>
+            </w:pPr>
+            <w:r>
+              <w:t>468.60</w:t>
             </w:r>
           </w:p>
         </w:tc>
@@ -6203,91 +6677,98 @@
         <w:tc>
           <w:tcPr>
             <w:tcW w:type="dxa" w:w="680"/>
-          </w:tcPr>
-          <w:p>
-            <w:pPr>
-              <w:pStyle w:val="TableText"/>
-            </w:pPr>
-            <w:r>
-              <w:t>52</w:t>
-            </w:r>
-          </w:p>
-        </w:tc>
-        <w:tc>
-          <w:tcPr>
-            <w:tcW w:type="dxa" w:w="1501"/>
-          </w:tcPr>
-          <w:p>
-            <w:pPr>
-              <w:pStyle w:val="TableText"/>
-            </w:pPr>
-            <w:r>
-              <w:t>Щебень</w:t>
-            </w:r>
-          </w:p>
-        </w:tc>
-        <w:tc>
-          <w:tcPr>
-            <w:tcW w:type="dxa" w:w="1501"/>
-          </w:tcPr>
-          <w:p>
-            <w:pPr>
-              <w:pStyle w:val="TableText"/>
-            </w:pPr>
-            <w:r>
-              <w:t>3641.0</w:t>
-            </w:r>
-          </w:p>
-        </w:tc>
-        <w:tc>
-          <w:tcPr>
-            <w:tcW w:type="dxa" w:w="1501"/>
-          </w:tcPr>
-          <w:p>
-            <w:pPr>
-              <w:pStyle w:val="TableText"/>
-            </w:pPr>
-            <w:r>
-              <w:t>-187.80</w:t>
-            </w:r>
-          </w:p>
-        </w:tc>
-        <w:tc>
-          <w:tcPr>
-            <w:tcW w:type="dxa" w:w="1501"/>
-          </w:tcPr>
-          <w:p>
-            <w:pPr>
-              <w:pStyle w:val="TableText"/>
-            </w:pPr>
-            <w:r>
-              <w:t>661.80</w:t>
-            </w:r>
-          </w:p>
-        </w:tc>
-        <w:tc>
-          <w:tcPr>
-            <w:tcW w:type="dxa" w:w="1501"/>
-          </w:tcPr>
-          <w:p>
-            <w:pPr>
-              <w:pStyle w:val="TableText"/>
-            </w:pPr>
-            <w:r>
-              <w:t>-33.18</w:t>
-            </w:r>
-          </w:p>
-        </w:tc>
-        <w:tc>
-          <w:tcPr>
-            <w:tcW w:type="dxa" w:w="1501"/>
-          </w:tcPr>
-          <w:p>
-            <w:pPr>
-              <w:pStyle w:val="TableText"/>
-            </w:pPr>
-            <w:r>
-              <w:t>478.60</w:t>
+            <w:vAlign w:val="center"/>
+          </w:tcPr>
+          <w:p>
+            <w:pPr>
+              <w:pStyle w:val="TableText"/>
+            </w:pPr>
+            <w:r>
+              <w:t>51</w:t>
+            </w:r>
+          </w:p>
+        </w:tc>
+        <w:tc>
+          <w:tcPr>
+            <w:tcW w:type="dxa" w:w="1501"/>
+            <w:vAlign w:val="center"/>
+          </w:tcPr>
+          <w:p>
+            <w:pPr>
+              <w:pStyle w:val="TableText"/>
+            </w:pPr>
+            <w:r>
+              <w:t>ПГС</w:t>
+            </w:r>
+          </w:p>
+        </w:tc>
+        <w:tc>
+          <w:tcPr>
+            <w:tcW w:type="dxa" w:w="1501"/>
+            <w:vAlign w:val="center"/>
+          </w:tcPr>
+          <w:p>
+            <w:pPr>
+              <w:pStyle w:val="TableText"/>
+            </w:pPr>
+            <w:r>
+              <w:t>3741.0</w:t>
+            </w:r>
+          </w:p>
+        </w:tc>
+        <w:tc>
+          <w:tcPr>
+            <w:tcW w:type="dxa" w:w="1501"/>
+            <w:vAlign w:val="center"/>
+          </w:tcPr>
+          <w:p>
+            <w:pPr>
+              <w:pStyle w:val="TableText"/>
+            </w:pPr>
+            <w:r>
+              <w:t>-177.80</w:t>
+            </w:r>
+          </w:p>
+        </w:tc>
+        <w:tc>
+          <w:tcPr>
+            <w:tcW w:type="dxa" w:w="1501"/>
+            <w:vAlign w:val="center"/>
+          </w:tcPr>
+          <w:p>
+            <w:pPr>
+              <w:pStyle w:val="TableText"/>
+            </w:pPr>
+            <w:r>
+              <w:t>651.80</w:t>
+            </w:r>
+          </w:p>
+        </w:tc>
+        <w:tc>
+          <w:tcPr>
+            <w:tcW w:type="dxa" w:w="1501"/>
+            <w:vAlign w:val="center"/>
+          </w:tcPr>
+          <w:p>
+            <w:pPr>
+              <w:pStyle w:val="TableText"/>
+            </w:pPr>
+            <w:r>
+              <w:t>-28.18</w:t>
+            </w:r>
+          </w:p>
+        </w:tc>
+        <w:tc>
+          <w:tcPr>
+            <w:tcW w:type="dxa" w:w="1501"/>
+            <w:vAlign w:val="center"/>
+          </w:tcPr>
+          <w:p>
+            <w:pPr>
+              <w:pStyle w:val="TableText"/>
+            </w:pPr>
+            <w:r>
+              <w:t>473.60</w:t>
             </w:r>
           </w:p>
         </w:tc>
@@ -6299,91 +6780,98 @@
         <w:tc>
           <w:tcPr>
             <w:tcW w:type="dxa" w:w="680"/>
-          </w:tcPr>
-          <w:p>
-            <w:pPr>
-              <w:pStyle w:val="TableText"/>
-            </w:pPr>
-            <w:r>
-              <w:t>53</w:t>
-            </w:r>
-          </w:p>
-        </w:tc>
-        <w:tc>
-          <w:tcPr>
-            <w:tcW w:type="dxa" w:w="1501"/>
-          </w:tcPr>
-          <w:p>
-            <w:pPr>
-              <w:pStyle w:val="TableText"/>
-            </w:pPr>
-            <w:r>
-              <w:t>ЖБИ</w:t>
-            </w:r>
-          </w:p>
-        </w:tc>
-        <w:tc>
-          <w:tcPr>
-            <w:tcW w:type="dxa" w:w="1501"/>
-          </w:tcPr>
-          <w:p>
-            <w:pPr>
-              <w:pStyle w:val="TableText"/>
-            </w:pPr>
-            <w:r>
-              <w:t>3541.0</w:t>
-            </w:r>
-          </w:p>
-        </w:tc>
-        <w:tc>
-          <w:tcPr>
-            <w:tcW w:type="dxa" w:w="1501"/>
-          </w:tcPr>
-          <w:p>
-            <w:pPr>
-              <w:pStyle w:val="TableText"/>
-            </w:pPr>
-            <w:r>
-              <w:t>-197.80</w:t>
-            </w:r>
-          </w:p>
-        </w:tc>
-        <w:tc>
-          <w:tcPr>
-            <w:tcW w:type="dxa" w:w="1501"/>
-          </w:tcPr>
-          <w:p>
-            <w:pPr>
-              <w:pStyle w:val="TableText"/>
-            </w:pPr>
-            <w:r>
-              <w:t>671.80</w:t>
-            </w:r>
-          </w:p>
-        </w:tc>
-        <w:tc>
-          <w:tcPr>
-            <w:tcW w:type="dxa" w:w="1501"/>
-          </w:tcPr>
-          <w:p>
-            <w:pPr>
-              <w:pStyle w:val="TableText"/>
-            </w:pPr>
-            <w:r>
-              <w:t>-38.18</w:t>
-            </w:r>
-          </w:p>
-        </w:tc>
-        <w:tc>
-          <w:tcPr>
-            <w:tcW w:type="dxa" w:w="1501"/>
-          </w:tcPr>
-          <w:p>
-            <w:pPr>
-              <w:pStyle w:val="TableText"/>
-            </w:pPr>
-            <w:r>
-              <w:t>483.60</w:t>
+            <w:vAlign w:val="center"/>
+          </w:tcPr>
+          <w:p>
+            <w:pPr>
+              <w:pStyle w:val="TableText"/>
+            </w:pPr>
+            <w:r>
+              <w:t>52</w:t>
+            </w:r>
+          </w:p>
+        </w:tc>
+        <w:tc>
+          <w:tcPr>
+            <w:tcW w:type="dxa" w:w="1501"/>
+            <w:vAlign w:val="center"/>
+          </w:tcPr>
+          <w:p>
+            <w:pPr>
+              <w:pStyle w:val="TableText"/>
+            </w:pPr>
+            <w:r>
+              <w:t>Щебень</w:t>
+            </w:r>
+          </w:p>
+        </w:tc>
+        <w:tc>
+          <w:tcPr>
+            <w:tcW w:type="dxa" w:w="1501"/>
+            <w:vAlign w:val="center"/>
+          </w:tcPr>
+          <w:p>
+            <w:pPr>
+              <w:pStyle w:val="TableText"/>
+            </w:pPr>
+            <w:r>
+              <w:t>3641.0</w:t>
+            </w:r>
+          </w:p>
+        </w:tc>
+        <w:tc>
+          <w:tcPr>
+            <w:tcW w:type="dxa" w:w="1501"/>
+            <w:vAlign w:val="center"/>
+          </w:tcPr>
+          <w:p>
+            <w:pPr>
+              <w:pStyle w:val="TableText"/>
+            </w:pPr>
+            <w:r>
+              <w:t>-187.80</w:t>
+            </w:r>
+          </w:p>
+        </w:tc>
+        <w:tc>
+          <w:tcPr>
+            <w:tcW w:type="dxa" w:w="1501"/>
+            <w:vAlign w:val="center"/>
+          </w:tcPr>
+          <w:p>
+            <w:pPr>
+              <w:pStyle w:val="TableText"/>
+            </w:pPr>
+            <w:r>
+              <w:t>661.80</w:t>
+            </w:r>
+          </w:p>
+        </w:tc>
+        <w:tc>
+          <w:tcPr>
+            <w:tcW w:type="dxa" w:w="1501"/>
+            <w:vAlign w:val="center"/>
+          </w:tcPr>
+          <w:p>
+            <w:pPr>
+              <w:pStyle w:val="TableText"/>
+            </w:pPr>
+            <w:r>
+              <w:t>-33.18</w:t>
+            </w:r>
+          </w:p>
+        </w:tc>
+        <w:tc>
+          <w:tcPr>
+            <w:tcW w:type="dxa" w:w="1501"/>
+            <w:vAlign w:val="center"/>
+          </w:tcPr>
+          <w:p>
+            <w:pPr>
+              <w:pStyle w:val="TableText"/>
+            </w:pPr>
+            <w:r>
+              <w:t>478.60</w:t>
             </w:r>
           </w:p>
         </w:tc>
@@ -6395,91 +6883,98 @@
         <w:tc>
           <w:tcPr>
             <w:tcW w:type="dxa" w:w="680"/>
-          </w:tcPr>
-          <w:p>
-            <w:pPr>
-              <w:pStyle w:val="TableText"/>
-            </w:pPr>
-            <w:r>
-              <w:t>54</w:t>
-            </w:r>
-          </w:p>
-        </w:tc>
-        <w:tc>
-          <w:tcPr>
-            <w:tcW w:type="dxa" w:w="1501"/>
-          </w:tcPr>
-          <w:p>
-            <w:pPr>
-              <w:pStyle w:val="TableText"/>
-            </w:pPr>
-            <w:r>
-              <w:t>Цемент</w:t>
-            </w:r>
-          </w:p>
-        </w:tc>
-        <w:tc>
-          <w:tcPr>
-            <w:tcW w:type="dxa" w:w="1501"/>
-          </w:tcPr>
-          <w:p>
-            <w:pPr>
-              <w:pStyle w:val="TableText"/>
-            </w:pPr>
-            <w:r>
-              <w:t>3441.0</w:t>
-            </w:r>
-          </w:p>
-        </w:tc>
-        <w:tc>
-          <w:tcPr>
-            <w:tcW w:type="dxa" w:w="1501"/>
-          </w:tcPr>
-          <w:p>
-            <w:pPr>
-              <w:pStyle w:val="TableText"/>
-            </w:pPr>
-            <w:r>
-              <w:t>-207.80</w:t>
-            </w:r>
-          </w:p>
-        </w:tc>
-        <w:tc>
-          <w:tcPr>
-            <w:tcW w:type="dxa" w:w="1501"/>
-          </w:tcPr>
-          <w:p>
-            <w:pPr>
-              <w:pStyle w:val="TableText"/>
-            </w:pPr>
-            <w:r>
-              <w:t>681.80</w:t>
-            </w:r>
-          </w:p>
-        </w:tc>
-        <w:tc>
-          <w:tcPr>
-            <w:tcW w:type="dxa" w:w="1501"/>
-          </w:tcPr>
-          <w:p>
-            <w:pPr>
-              <w:pStyle w:val="TableText"/>
-            </w:pPr>
-            <w:r>
-              <w:t>-43.18</w:t>
-            </w:r>
-          </w:p>
-        </w:tc>
-        <w:tc>
-          <w:tcPr>
-            <w:tcW w:type="dxa" w:w="1501"/>
-          </w:tcPr>
-          <w:p>
-            <w:pPr>
-              <w:pStyle w:val="TableText"/>
-            </w:pPr>
-            <w:r>
-              <w:t>488.60</w:t>
+            <w:vAlign w:val="center"/>
+          </w:tcPr>
+          <w:p>
+            <w:pPr>
+              <w:pStyle w:val="TableText"/>
+            </w:pPr>
+            <w:r>
+              <w:t>53</w:t>
+            </w:r>
+          </w:p>
+        </w:tc>
+        <w:tc>
+          <w:tcPr>
+            <w:tcW w:type="dxa" w:w="1501"/>
+            <w:vAlign w:val="center"/>
+          </w:tcPr>
+          <w:p>
+            <w:pPr>
+              <w:pStyle w:val="TableText"/>
+            </w:pPr>
+            <w:r>
+              <w:t>ЖБИ</w:t>
+            </w:r>
+          </w:p>
+        </w:tc>
+        <w:tc>
+          <w:tcPr>
+            <w:tcW w:type="dxa" w:w="1501"/>
+            <w:vAlign w:val="center"/>
+          </w:tcPr>
+          <w:p>
+            <w:pPr>
+              <w:pStyle w:val="TableText"/>
+            </w:pPr>
+            <w:r>
+              <w:t>3541.0</w:t>
+            </w:r>
+          </w:p>
+        </w:tc>
+        <w:tc>
+          <w:tcPr>
+            <w:tcW w:type="dxa" w:w="1501"/>
+            <w:vAlign w:val="center"/>
+          </w:tcPr>
+          <w:p>
+            <w:pPr>
+              <w:pStyle w:val="TableText"/>
+            </w:pPr>
+            <w:r>
+              <w:t>-197.80</w:t>
+            </w:r>
+          </w:p>
+        </w:tc>
+        <w:tc>
+          <w:tcPr>
+            <w:tcW w:type="dxa" w:w="1501"/>
+            <w:vAlign w:val="center"/>
+          </w:tcPr>
+          <w:p>
+            <w:pPr>
+              <w:pStyle w:val="TableText"/>
+            </w:pPr>
+            <w:r>
+              <w:t>671.80</w:t>
+            </w:r>
+          </w:p>
+        </w:tc>
+        <w:tc>
+          <w:tcPr>
+            <w:tcW w:type="dxa" w:w="1501"/>
+            <w:vAlign w:val="center"/>
+          </w:tcPr>
+          <w:p>
+            <w:pPr>
+              <w:pStyle w:val="TableText"/>
+            </w:pPr>
+            <w:r>
+              <w:t>-38.18</w:t>
+            </w:r>
+          </w:p>
+        </w:tc>
+        <w:tc>
+          <w:tcPr>
+            <w:tcW w:type="dxa" w:w="1501"/>
+            <w:vAlign w:val="center"/>
+          </w:tcPr>
+          <w:p>
+            <w:pPr>
+              <w:pStyle w:val="TableText"/>
+            </w:pPr>
+            <w:r>
+              <w:t>483.60</w:t>
             </w:r>
           </w:p>
         </w:tc>
@@ -6491,91 +6986,98 @@
         <w:tc>
           <w:tcPr>
             <w:tcW w:type="dxa" w:w="680"/>
-          </w:tcPr>
-          <w:p>
-            <w:pPr>
-              <w:pStyle w:val="TableText"/>
-            </w:pPr>
-            <w:r>
-              <w:t>55</w:t>
-            </w:r>
-          </w:p>
-        </w:tc>
-        <w:tc>
-          <w:tcPr>
-            <w:tcW w:type="dxa" w:w="1501"/>
-          </w:tcPr>
-          <w:p>
-            <w:pPr>
-              <w:pStyle w:val="TableText"/>
-            </w:pPr>
-            <w:r>
-              <w:t>Песок</w:t>
-            </w:r>
-          </w:p>
-        </w:tc>
-        <w:tc>
-          <w:tcPr>
-            <w:tcW w:type="dxa" w:w="1501"/>
-          </w:tcPr>
-          <w:p>
-            <w:pPr>
-              <w:pStyle w:val="TableText"/>
-            </w:pPr>
-            <w:r>
-              <w:t>3341.0</w:t>
-            </w:r>
-          </w:p>
-        </w:tc>
-        <w:tc>
-          <w:tcPr>
-            <w:tcW w:type="dxa" w:w="1501"/>
-          </w:tcPr>
-          <w:p>
-            <w:pPr>
-              <w:pStyle w:val="TableText"/>
-            </w:pPr>
-            <w:r>
-              <w:t>-217.80</w:t>
-            </w:r>
-          </w:p>
-        </w:tc>
-        <w:tc>
-          <w:tcPr>
-            <w:tcW w:type="dxa" w:w="1501"/>
-          </w:tcPr>
-          <w:p>
-            <w:pPr>
-              <w:pStyle w:val="TableText"/>
-            </w:pPr>
-            <w:r>
-              <w:t>691.80</w:t>
-            </w:r>
-          </w:p>
-        </w:tc>
-        <w:tc>
-          <w:tcPr>
-            <w:tcW w:type="dxa" w:w="1501"/>
-          </w:tcPr>
-          <w:p>
-            <w:pPr>
-              <w:pStyle w:val="TableText"/>
-            </w:pPr>
-            <w:r>
-              <w:t>-48.18</w:t>
-            </w:r>
-          </w:p>
-        </w:tc>
-        <w:tc>
-          <w:tcPr>
-            <w:tcW w:type="dxa" w:w="1501"/>
-          </w:tcPr>
-          <w:p>
-            <w:pPr>
-              <w:pStyle w:val="TableText"/>
-            </w:pPr>
-            <w:r>
-              <w:t>493.60</w:t>
+            <w:vAlign w:val="center"/>
+          </w:tcPr>
+          <w:p>
+            <w:pPr>
+              <w:pStyle w:val="TableText"/>
+            </w:pPr>
+            <w:r>
+              <w:t>54</w:t>
+            </w:r>
+          </w:p>
+        </w:tc>
+        <w:tc>
+          <w:tcPr>
+            <w:tcW w:type="dxa" w:w="1501"/>
+            <w:vAlign w:val="center"/>
+          </w:tcPr>
+          <w:p>
+            <w:pPr>
+              <w:pStyle w:val="TableText"/>
+            </w:pPr>
+            <w:r>
+              <w:t>Цемент</w:t>
+            </w:r>
+          </w:p>
+        </w:tc>
+        <w:tc>
+          <w:tcPr>
+            <w:tcW w:type="dxa" w:w="1501"/>
+            <w:vAlign w:val="center"/>
+          </w:tcPr>
+          <w:p>
+            <w:pPr>
+              <w:pStyle w:val="TableText"/>
+            </w:pPr>
+            <w:r>
+              <w:t>3441.0</w:t>
+            </w:r>
+          </w:p>
+        </w:tc>
+        <w:tc>
+          <w:tcPr>
+            <w:tcW w:type="dxa" w:w="1501"/>
+            <w:vAlign w:val="center"/>
+          </w:tcPr>
+          <w:p>
+            <w:pPr>
+              <w:pStyle w:val="TableText"/>
+            </w:pPr>
+            <w:r>
+              <w:t>-207.80</w:t>
+            </w:r>
+          </w:p>
+        </w:tc>
+        <w:tc>
+          <w:tcPr>
+            <w:tcW w:type="dxa" w:w="1501"/>
+            <w:vAlign w:val="center"/>
+          </w:tcPr>
+          <w:p>
+            <w:pPr>
+              <w:pStyle w:val="TableText"/>
+            </w:pPr>
+            <w:r>
+              <w:t>681.80</w:t>
+            </w:r>
+          </w:p>
+        </w:tc>
+        <w:tc>
+          <w:tcPr>
+            <w:tcW w:type="dxa" w:w="1501"/>
+            <w:vAlign w:val="center"/>
+          </w:tcPr>
+          <w:p>
+            <w:pPr>
+              <w:pStyle w:val="TableText"/>
+            </w:pPr>
+            <w:r>
+              <w:t>-43.18</w:t>
+            </w:r>
+          </w:p>
+        </w:tc>
+        <w:tc>
+          <w:tcPr>
+            <w:tcW w:type="dxa" w:w="1501"/>
+            <w:vAlign w:val="center"/>
+          </w:tcPr>
+          <w:p>
+            <w:pPr>
+              <w:pStyle w:val="TableText"/>
+            </w:pPr>
+            <w:r>
+              <w:t>488.60</w:t>
             </w:r>
           </w:p>
         </w:tc>
@@ -6587,91 +7089,98 @@
         <w:tc>
           <w:tcPr>
             <w:tcW w:type="dxa" w:w="680"/>
-          </w:tcPr>
-          <w:p>
-            <w:pPr>
-              <w:pStyle w:val="TableText"/>
-            </w:pPr>
-            <w:r>
-              <w:t>56</w:t>
-            </w:r>
-          </w:p>
-        </w:tc>
-        <w:tc>
-          <w:tcPr>
-            <w:tcW w:type="dxa" w:w="1501"/>
-          </w:tcPr>
-          <w:p>
-            <w:pPr>
-              <w:pStyle w:val="TableText"/>
-            </w:pPr>
-            <w:r>
-              <w:t>ПАВ</w:t>
-            </w:r>
-          </w:p>
-        </w:tc>
-        <w:tc>
-          <w:tcPr>
-            <w:tcW w:type="dxa" w:w="1501"/>
-          </w:tcPr>
-          <w:p>
-            <w:pPr>
-              <w:pStyle w:val="TableText"/>
-            </w:pPr>
-            <w:r>
-              <w:t>3241.0</w:t>
-            </w:r>
-          </w:p>
-        </w:tc>
-        <w:tc>
-          <w:tcPr>
-            <w:tcW w:type="dxa" w:w="1501"/>
-          </w:tcPr>
-          <w:p>
-            <w:pPr>
-              <w:pStyle w:val="TableText"/>
-            </w:pPr>
-            <w:r>
-              <w:t>-227.80</w:t>
-            </w:r>
-          </w:p>
-        </w:tc>
-        <w:tc>
-          <w:tcPr>
-            <w:tcW w:type="dxa" w:w="1501"/>
-          </w:tcPr>
-          <w:p>
-            <w:pPr>
-              <w:pStyle w:val="TableText"/>
-            </w:pPr>
-            <w:r>
-              <w:t>701.80</w:t>
-            </w:r>
-          </w:p>
-        </w:tc>
-        <w:tc>
-          <w:tcPr>
-            <w:tcW w:type="dxa" w:w="1501"/>
-          </w:tcPr>
-          <w:p>
-            <w:pPr>
-              <w:pStyle w:val="TableText"/>
-            </w:pPr>
-            <w:r>
-              <w:t>-53.18</w:t>
-            </w:r>
-          </w:p>
-        </w:tc>
-        <w:tc>
-          <w:tcPr>
-            <w:tcW w:type="dxa" w:w="1501"/>
-          </w:tcPr>
-          <w:p>
-            <w:pPr>
-              <w:pStyle w:val="TableText"/>
-            </w:pPr>
-            <w:r>
-              <w:t>498.60</w:t>
+            <w:vAlign w:val="center"/>
+          </w:tcPr>
+          <w:p>
+            <w:pPr>
+              <w:pStyle w:val="TableText"/>
+            </w:pPr>
+            <w:r>
+              <w:t>55</w:t>
+            </w:r>
+          </w:p>
+        </w:tc>
+        <w:tc>
+          <w:tcPr>
+            <w:tcW w:type="dxa" w:w="1501"/>
+            <w:vAlign w:val="center"/>
+          </w:tcPr>
+          <w:p>
+            <w:pPr>
+              <w:pStyle w:val="TableText"/>
+            </w:pPr>
+            <w:r>
+              <w:t>Песок</w:t>
+            </w:r>
+          </w:p>
+        </w:tc>
+        <w:tc>
+          <w:tcPr>
+            <w:tcW w:type="dxa" w:w="1501"/>
+            <w:vAlign w:val="center"/>
+          </w:tcPr>
+          <w:p>
+            <w:pPr>
+              <w:pStyle w:val="TableText"/>
+            </w:pPr>
+            <w:r>
+              <w:t>3341.0</w:t>
+            </w:r>
+          </w:p>
+        </w:tc>
+        <w:tc>
+          <w:tcPr>
+            <w:tcW w:type="dxa" w:w="1501"/>
+            <w:vAlign w:val="center"/>
+          </w:tcPr>
+          <w:p>
+            <w:pPr>
+              <w:pStyle w:val="TableText"/>
+            </w:pPr>
+            <w:r>
+              <w:t>-217.80</w:t>
+            </w:r>
+          </w:p>
+        </w:tc>
+        <w:tc>
+          <w:tcPr>
+            <w:tcW w:type="dxa" w:w="1501"/>
+            <w:vAlign w:val="center"/>
+          </w:tcPr>
+          <w:p>
+            <w:pPr>
+              <w:pStyle w:val="TableText"/>
+            </w:pPr>
+            <w:r>
+              <w:t>691.80</w:t>
+            </w:r>
+          </w:p>
+        </w:tc>
+        <w:tc>
+          <w:tcPr>
+            <w:tcW w:type="dxa" w:w="1501"/>
+            <w:vAlign w:val="center"/>
+          </w:tcPr>
+          <w:p>
+            <w:pPr>
+              <w:pStyle w:val="TableText"/>
+            </w:pPr>
+            <w:r>
+              <w:t>-48.18</w:t>
+            </w:r>
+          </w:p>
+        </w:tc>
+        <w:tc>
+          <w:tcPr>
+            <w:tcW w:type="dxa" w:w="1501"/>
+            <w:vAlign w:val="center"/>
+          </w:tcPr>
+          <w:p>
+            <w:pPr>
+              <w:pStyle w:val="TableText"/>
+            </w:pPr>
+            <w:r>
+              <w:t>493.60</w:t>
             </w:r>
           </w:p>
         </w:tc>
@@ -6683,91 +7192,98 @@
         <w:tc>
           <w:tcPr>
             <w:tcW w:type="dxa" w:w="680"/>
-          </w:tcPr>
-          <w:p>
-            <w:pPr>
-              <w:pStyle w:val="TableText"/>
-            </w:pPr>
-            <w:r>
-              <w:t>57</w:t>
-            </w:r>
-          </w:p>
-        </w:tc>
-        <w:tc>
-          <w:tcPr>
-            <w:tcW w:type="dxa" w:w="1501"/>
-          </w:tcPr>
-          <w:p>
-            <w:pPr>
-              <w:pStyle w:val="TableText"/>
-            </w:pPr>
-            <w:r>
-              <w:t>Бетон</w:t>
-            </w:r>
-          </w:p>
-        </w:tc>
-        <w:tc>
-          <w:tcPr>
-            <w:tcW w:type="dxa" w:w="1501"/>
-          </w:tcPr>
-          <w:p>
-            <w:pPr>
-              <w:pStyle w:val="TableText"/>
-            </w:pPr>
-            <w:r>
-              <w:t>3141.0</w:t>
-            </w:r>
-          </w:p>
-        </w:tc>
-        <w:tc>
-          <w:tcPr>
-            <w:tcW w:type="dxa" w:w="1501"/>
-          </w:tcPr>
-          <w:p>
-            <w:pPr>
-              <w:pStyle w:val="TableText"/>
-            </w:pPr>
-            <w:r>
-              <w:t>-237.80</w:t>
-            </w:r>
-          </w:p>
-        </w:tc>
-        <w:tc>
-          <w:tcPr>
-            <w:tcW w:type="dxa" w:w="1501"/>
-          </w:tcPr>
-          <w:p>
-            <w:pPr>
-              <w:pStyle w:val="TableText"/>
-            </w:pPr>
-            <w:r>
-              <w:t>711.80</w:t>
-            </w:r>
-          </w:p>
-        </w:tc>
-        <w:tc>
-          <w:tcPr>
-            <w:tcW w:type="dxa" w:w="1501"/>
-          </w:tcPr>
-          <w:p>
-            <w:pPr>
-              <w:pStyle w:val="TableText"/>
-            </w:pPr>
-            <w:r>
-              <w:t>-58.18</w:t>
-            </w:r>
-          </w:p>
-        </w:tc>
-        <w:tc>
-          <w:tcPr>
-            <w:tcW w:type="dxa" w:w="1501"/>
-          </w:tcPr>
-          <w:p>
-            <w:pPr>
-              <w:pStyle w:val="TableText"/>
-            </w:pPr>
-            <w:r>
-              <w:t>503.60</w:t>
+            <w:vAlign w:val="center"/>
+          </w:tcPr>
+          <w:p>
+            <w:pPr>
+              <w:pStyle w:val="TableText"/>
+            </w:pPr>
+            <w:r>
+              <w:t>56</w:t>
+            </w:r>
+          </w:p>
+        </w:tc>
+        <w:tc>
+          <w:tcPr>
+            <w:tcW w:type="dxa" w:w="1501"/>
+            <w:vAlign w:val="center"/>
+          </w:tcPr>
+          <w:p>
+            <w:pPr>
+              <w:pStyle w:val="TableText"/>
+            </w:pPr>
+            <w:r>
+              <w:t>ПАВ</w:t>
+            </w:r>
+          </w:p>
+        </w:tc>
+        <w:tc>
+          <w:tcPr>
+            <w:tcW w:type="dxa" w:w="1501"/>
+            <w:vAlign w:val="center"/>
+          </w:tcPr>
+          <w:p>
+            <w:pPr>
+              <w:pStyle w:val="TableText"/>
+            </w:pPr>
+            <w:r>
+              <w:t>3241.0</w:t>
+            </w:r>
+          </w:p>
+        </w:tc>
+        <w:tc>
+          <w:tcPr>
+            <w:tcW w:type="dxa" w:w="1501"/>
+            <w:vAlign w:val="center"/>
+          </w:tcPr>
+          <w:p>
+            <w:pPr>
+              <w:pStyle w:val="TableText"/>
+            </w:pPr>
+            <w:r>
+              <w:t>-227.80</w:t>
+            </w:r>
+          </w:p>
+        </w:tc>
+        <w:tc>
+          <w:tcPr>
+            <w:tcW w:type="dxa" w:w="1501"/>
+            <w:vAlign w:val="center"/>
+          </w:tcPr>
+          <w:p>
+            <w:pPr>
+              <w:pStyle w:val="TableText"/>
+            </w:pPr>
+            <w:r>
+              <w:t>701.80</w:t>
+            </w:r>
+          </w:p>
+        </w:tc>
+        <w:tc>
+          <w:tcPr>
+            <w:tcW w:type="dxa" w:w="1501"/>
+            <w:vAlign w:val="center"/>
+          </w:tcPr>
+          <w:p>
+            <w:pPr>
+              <w:pStyle w:val="TableText"/>
+            </w:pPr>
+            <w:r>
+              <w:t>-53.18</w:t>
+            </w:r>
+          </w:p>
+        </w:tc>
+        <w:tc>
+          <w:tcPr>
+            <w:tcW w:type="dxa" w:w="1501"/>
+            <w:vAlign w:val="center"/>
+          </w:tcPr>
+          <w:p>
+            <w:pPr>
+              <w:pStyle w:val="TableText"/>
+            </w:pPr>
+            <w:r>
+              <w:t>498.60</w:t>
             </w:r>
           </w:p>
         </w:tc>
@@ -6779,91 +7295,98 @@
         <w:tc>
           <w:tcPr>
             <w:tcW w:type="dxa" w:w="680"/>
-          </w:tcPr>
-          <w:p>
-            <w:pPr>
-              <w:pStyle w:val="TableText"/>
-            </w:pPr>
-            <w:r>
-              <w:t>58</w:t>
-            </w:r>
-          </w:p>
-        </w:tc>
-        <w:tc>
-          <w:tcPr>
-            <w:tcW w:type="dxa" w:w="1501"/>
-          </w:tcPr>
-          <w:p>
-            <w:pPr>
-              <w:pStyle w:val="TableText"/>
-            </w:pPr>
-            <w:r>
-              <w:t>ПГС</w:t>
-            </w:r>
-          </w:p>
-        </w:tc>
-        <w:tc>
-          <w:tcPr>
-            <w:tcW w:type="dxa" w:w="1501"/>
-          </w:tcPr>
-          <w:p>
-            <w:pPr>
-              <w:pStyle w:val="TableText"/>
-            </w:pPr>
-            <w:r>
-              <w:t>3041.0</w:t>
-            </w:r>
-          </w:p>
-        </w:tc>
-        <w:tc>
-          <w:tcPr>
-            <w:tcW w:type="dxa" w:w="1501"/>
-          </w:tcPr>
-          <w:p>
-            <w:pPr>
-              <w:pStyle w:val="TableText"/>
-            </w:pPr>
-            <w:r>
-              <w:t>-247.80</w:t>
-            </w:r>
-          </w:p>
-        </w:tc>
-        <w:tc>
-          <w:tcPr>
-            <w:tcW w:type="dxa" w:w="1501"/>
-          </w:tcPr>
-          <w:p>
-            <w:pPr>
-              <w:pStyle w:val="TableText"/>
-            </w:pPr>
-            <w:r>
-              <w:t>721.80</w:t>
-            </w:r>
-          </w:p>
-        </w:tc>
-        <w:tc>
-          <w:tcPr>
-            <w:tcW w:type="dxa" w:w="1501"/>
-          </w:tcPr>
-          <w:p>
-            <w:pPr>
-              <w:pStyle w:val="TableText"/>
-            </w:pPr>
-            <w:r>
-              <w:t>-63.18</w:t>
-            </w:r>
-          </w:p>
-        </w:tc>
-        <w:tc>
-          <w:tcPr>
-            <w:tcW w:type="dxa" w:w="1501"/>
-          </w:tcPr>
-          <w:p>
-            <w:pPr>
-              <w:pStyle w:val="TableText"/>
-            </w:pPr>
-            <w:r>
-              <w:t>508.60</w:t>
+            <w:vAlign w:val="center"/>
+          </w:tcPr>
+          <w:p>
+            <w:pPr>
+              <w:pStyle w:val="TableText"/>
+            </w:pPr>
+            <w:r>
+              <w:t>57</w:t>
+            </w:r>
+          </w:p>
+        </w:tc>
+        <w:tc>
+          <w:tcPr>
+            <w:tcW w:type="dxa" w:w="1501"/>
+            <w:vAlign w:val="center"/>
+          </w:tcPr>
+          <w:p>
+            <w:pPr>
+              <w:pStyle w:val="TableText"/>
+            </w:pPr>
+            <w:r>
+              <w:t>Бетон</w:t>
+            </w:r>
+          </w:p>
+        </w:tc>
+        <w:tc>
+          <w:tcPr>
+            <w:tcW w:type="dxa" w:w="1501"/>
+            <w:vAlign w:val="center"/>
+          </w:tcPr>
+          <w:p>
+            <w:pPr>
+              <w:pStyle w:val="TableText"/>
+            </w:pPr>
+            <w:r>
+              <w:t>3141.0</w:t>
+            </w:r>
+          </w:p>
+        </w:tc>
+        <w:tc>
+          <w:tcPr>
+            <w:tcW w:type="dxa" w:w="1501"/>
+            <w:vAlign w:val="center"/>
+          </w:tcPr>
+          <w:p>
+            <w:pPr>
+              <w:pStyle w:val="TableText"/>
+            </w:pPr>
+            <w:r>
+              <w:t>-237.80</w:t>
+            </w:r>
+          </w:p>
+        </w:tc>
+        <w:tc>
+          <w:tcPr>
+            <w:tcW w:type="dxa" w:w="1501"/>
+            <w:vAlign w:val="center"/>
+          </w:tcPr>
+          <w:p>
+            <w:pPr>
+              <w:pStyle w:val="TableText"/>
+            </w:pPr>
+            <w:r>
+              <w:t>711.80</w:t>
+            </w:r>
+          </w:p>
+        </w:tc>
+        <w:tc>
+          <w:tcPr>
+            <w:tcW w:type="dxa" w:w="1501"/>
+            <w:vAlign w:val="center"/>
+          </w:tcPr>
+          <w:p>
+            <w:pPr>
+              <w:pStyle w:val="TableText"/>
+            </w:pPr>
+            <w:r>
+              <w:t>-58.18</w:t>
+            </w:r>
+          </w:p>
+        </w:tc>
+        <w:tc>
+          <w:tcPr>
+            <w:tcW w:type="dxa" w:w="1501"/>
+            <w:vAlign w:val="center"/>
+          </w:tcPr>
+          <w:p>
+            <w:pPr>
+              <w:pStyle w:val="TableText"/>
+            </w:pPr>
+            <w:r>
+              <w:t>503.60</w:t>
             </w:r>
           </w:p>
         </w:tc>
@@ -6875,91 +7398,98 @@
         <w:tc>
           <w:tcPr>
             <w:tcW w:type="dxa" w:w="680"/>
-          </w:tcPr>
-          <w:p>
-            <w:pPr>
-              <w:pStyle w:val="TableText"/>
-            </w:pPr>
-            <w:r>
-              <w:t>59</w:t>
-            </w:r>
-          </w:p>
-        </w:tc>
-        <w:tc>
-          <w:tcPr>
-            <w:tcW w:type="dxa" w:w="1501"/>
-          </w:tcPr>
-          <w:p>
-            <w:pPr>
-              <w:pStyle w:val="TableText"/>
-            </w:pPr>
-            <w:r>
-              <w:t>Щебень</w:t>
-            </w:r>
-          </w:p>
-        </w:tc>
-        <w:tc>
-          <w:tcPr>
-            <w:tcW w:type="dxa" w:w="1501"/>
-          </w:tcPr>
-          <w:p>
-            <w:pPr>
-              <w:pStyle w:val="TableText"/>
-            </w:pPr>
-            <w:r>
-              <w:t>2941.0</w:t>
-            </w:r>
-          </w:p>
-        </w:tc>
-        <w:tc>
-          <w:tcPr>
-            <w:tcW w:type="dxa" w:w="1501"/>
-          </w:tcPr>
-          <w:p>
-            <w:pPr>
-              <w:pStyle w:val="TableText"/>
-            </w:pPr>
-            <w:r>
-              <w:t>-257.80</w:t>
-            </w:r>
-          </w:p>
-        </w:tc>
-        <w:tc>
-          <w:tcPr>
-            <w:tcW w:type="dxa" w:w="1501"/>
-          </w:tcPr>
-          <w:p>
-            <w:pPr>
-              <w:pStyle w:val="TableText"/>
-            </w:pPr>
-            <w:r>
-              <w:t>731.80</w:t>
-            </w:r>
-          </w:p>
-        </w:tc>
-        <w:tc>
-          <w:tcPr>
-            <w:tcW w:type="dxa" w:w="1501"/>
-          </w:tcPr>
-          <w:p>
-            <w:pPr>
-              <w:pStyle w:val="TableText"/>
-            </w:pPr>
-            <w:r>
-              <w:t>-68.18</w:t>
-            </w:r>
-          </w:p>
-        </w:tc>
-        <w:tc>
-          <w:tcPr>
-            <w:tcW w:type="dxa" w:w="1501"/>
-          </w:tcPr>
-          <w:p>
-            <w:pPr>
-              <w:pStyle w:val="TableText"/>
-            </w:pPr>
-            <w:r>
-              <w:t>513.60</w:t>
+            <w:vAlign w:val="center"/>
+          </w:tcPr>
+          <w:p>
+            <w:pPr>
+              <w:pStyle w:val="TableText"/>
+            </w:pPr>
+            <w:r>
+              <w:t>58</w:t>
+            </w:r>
+          </w:p>
+        </w:tc>
+        <w:tc>
+          <w:tcPr>
+            <w:tcW w:type="dxa" w:w="1501"/>
+            <w:vAlign w:val="center"/>
+          </w:tcPr>
+          <w:p>
+            <w:pPr>
+              <w:pStyle w:val="TableText"/>
+            </w:pPr>
+            <w:r>
+              <w:t>ПГС</w:t>
+            </w:r>
+          </w:p>
+        </w:tc>
+        <w:tc>
+          <w:tcPr>
+            <w:tcW w:type="dxa" w:w="1501"/>
+            <w:vAlign w:val="center"/>
+          </w:tcPr>
+          <w:p>
+            <w:pPr>
+              <w:pStyle w:val="TableText"/>
+            </w:pPr>
+            <w:r>
+              <w:t>3041.0</w:t>
+            </w:r>
+          </w:p>
+        </w:tc>
+        <w:tc>
+          <w:tcPr>
+            <w:tcW w:type="dxa" w:w="1501"/>
+            <w:vAlign w:val="center"/>
+          </w:tcPr>
+          <w:p>
+            <w:pPr>
+              <w:pStyle w:val="TableText"/>
+            </w:pPr>
+            <w:r>
+              <w:t>-247.80</w:t>
+            </w:r>
+          </w:p>
+        </w:tc>
+        <w:tc>
+          <w:tcPr>
+            <w:tcW w:type="dxa" w:w="1501"/>
+            <w:vAlign w:val="center"/>
+          </w:tcPr>
+          <w:p>
+            <w:pPr>
+              <w:pStyle w:val="TableText"/>
+            </w:pPr>
+            <w:r>
+              <w:t>721.80</w:t>
+            </w:r>
+          </w:p>
+        </w:tc>
+        <w:tc>
+          <w:tcPr>
+            <w:tcW w:type="dxa" w:w="1501"/>
+            <w:vAlign w:val="center"/>
+          </w:tcPr>
+          <w:p>
+            <w:pPr>
+              <w:pStyle w:val="TableText"/>
+            </w:pPr>
+            <w:r>
+              <w:t>-63.18</w:t>
+            </w:r>
+          </w:p>
+        </w:tc>
+        <w:tc>
+          <w:tcPr>
+            <w:tcW w:type="dxa" w:w="1501"/>
+            <w:vAlign w:val="center"/>
+          </w:tcPr>
+          <w:p>
+            <w:pPr>
+              <w:pStyle w:val="TableText"/>
+            </w:pPr>
+            <w:r>
+              <w:t>508.60</w:t>
             </w:r>
           </w:p>
         </w:tc>
@@ -6971,6 +7501,110 @@
         <w:tc>
           <w:tcPr>
             <w:tcW w:type="dxa" w:w="680"/>
+            <w:vAlign w:val="center"/>
+          </w:tcPr>
+          <w:p>
+            <w:pPr>
+              <w:pStyle w:val="TableText"/>
+            </w:pPr>
+            <w:r>
+              <w:t>59</w:t>
+            </w:r>
+          </w:p>
+        </w:tc>
+        <w:tc>
+          <w:tcPr>
+            <w:tcW w:type="dxa" w:w="1501"/>
+            <w:vAlign w:val="center"/>
+          </w:tcPr>
+          <w:p>
+            <w:pPr>
+              <w:pStyle w:val="TableText"/>
+            </w:pPr>
+            <w:r>
+              <w:t>Щебень</w:t>
+            </w:r>
+          </w:p>
+        </w:tc>
+        <w:tc>
+          <w:tcPr>
+            <w:tcW w:type="dxa" w:w="1501"/>
+            <w:vAlign w:val="center"/>
+          </w:tcPr>
+          <w:p>
+            <w:pPr>
+              <w:pStyle w:val="TableText"/>
+            </w:pPr>
+            <w:r>
+              <w:t>2941.0</w:t>
+            </w:r>
+          </w:p>
+        </w:tc>
+        <w:tc>
+          <w:tcPr>
+            <w:tcW w:type="dxa" w:w="1501"/>
+            <w:vAlign w:val="center"/>
+          </w:tcPr>
+          <w:p>
+            <w:pPr>
+              <w:pStyle w:val="TableText"/>
+            </w:pPr>
+            <w:r>
+              <w:t>-257.80</w:t>
+            </w:r>
+          </w:p>
+        </w:tc>
+        <w:tc>
+          <w:tcPr>
+            <w:tcW w:type="dxa" w:w="1501"/>
+            <w:vAlign w:val="center"/>
+          </w:tcPr>
+          <w:p>
+            <w:pPr>
+              <w:pStyle w:val="TableText"/>
+            </w:pPr>
+            <w:r>
+              <w:t>731.80</w:t>
+            </w:r>
+          </w:p>
+        </w:tc>
+        <w:tc>
+          <w:tcPr>
+            <w:tcW w:type="dxa" w:w="1501"/>
+            <w:vAlign w:val="center"/>
+          </w:tcPr>
+          <w:p>
+            <w:pPr>
+              <w:pStyle w:val="TableText"/>
+            </w:pPr>
+            <w:r>
+              <w:t>-68.18</w:t>
+            </w:r>
+          </w:p>
+        </w:tc>
+        <w:tc>
+          <w:tcPr>
+            <w:tcW w:type="dxa" w:w="1501"/>
+            <w:vAlign w:val="center"/>
+          </w:tcPr>
+          <w:p>
+            <w:pPr>
+              <w:pStyle w:val="TableText"/>
+            </w:pPr>
+            <w:r>
+              <w:t>513.60</w:t>
+            </w:r>
+          </w:p>
+        </w:tc>
+      </w:tr>
+      <w:tr>
+        <w:trPr>
+          <w:cantSplit/>
+        </w:trPr>
+        <w:tc>
+          <w:tcPr>
+            <w:tcW w:type="dxa" w:w="680"/>
+            <w:vAlign w:val="center"/>
           </w:tcPr>
           <w:p>
             <w:pPr>
@@ -6984,6 +7618,7 @@
         <w:tc>
           <w:tcPr>
             <w:tcW w:type="dxa" w:w="1501"/>
+            <w:vAlign w:val="center"/>
           </w:tcPr>
           <w:p>
             <w:pPr>
@@ -6997,6 +7632,7 @@
         <w:tc>
           <w:tcPr>
             <w:tcW w:type="dxa" w:w="1501"/>
+            <w:vAlign w:val="center"/>
           </w:tcPr>
           <w:p>
             <w:pPr>
@@ -7010,6 +7646,7 @@
         <w:tc>
           <w:tcPr>
             <w:tcW w:type="dxa" w:w="1501"/>
+            <w:vAlign w:val="center"/>
           </w:tcPr>
           <w:p>
             <w:pPr>
@@ -7023,6 +7660,7 @@
         <w:tc>
           <w:tcPr>
             <w:tcW w:type="dxa" w:w="1501"/>
+            <w:vAlign w:val="center"/>
           </w:tcPr>
           <w:p>
             <w:pPr>
@@ -7036,6 +7674,7 @@
         <w:tc>
           <w:tcPr>
             <w:tcW w:type="dxa" w:w="1501"/>
+            <w:vAlign w:val="center"/>
           </w:tcPr>
           <w:p>
             <w:pPr>
@@ -7049,6 +7688,7 @@
         <w:tc>
           <w:tcPr>
             <w:tcW w:type="dxa" w:w="1501"/>
+            <w:vAlign w:val="center"/>
           </w:tcPr>
           <w:p>
             <w:pPr>

--- a/examples/example.docx
+++ b/examples/example.docx
@@ -225,6 +225,9 @@
         <w:tc>
           <w:tcPr>
             <w:tcW w:type="dxa" w:w="680"/>
+            <w:tcBorders>
+              <w:bottom w:val="double" w:sz="4" w:space="0" w:color="auto"/>
+            </w:tcBorders>
             <w:vAlign w:val="center"/>
           </w:tcPr>
           <w:p>
@@ -240,6 +243,9 @@
         <w:tc>
           <w:tcPr>
             <w:tcW w:type="dxa" w:w="3003"/>
+            <w:tcBorders>
+              <w:bottom w:val="double" w:sz="4" w:space="0" w:color="auto"/>
+            </w:tcBorders>
             <w:vAlign w:val="center"/>
           </w:tcPr>
           <w:p>
@@ -255,6 +261,9 @@
         <w:tc>
           <w:tcPr>
             <w:tcW w:type="dxa" w:w="3003"/>
+            <w:tcBorders>
+              <w:bottom w:val="double" w:sz="4" w:space="0" w:color="auto"/>
+            </w:tcBorders>
             <w:vAlign w:val="center"/>
           </w:tcPr>
           <w:p>
@@ -270,6 +279,9 @@
         <w:tc>
           <w:tcPr>
             <w:tcW w:type="dxa" w:w="3003"/>
+            <w:tcBorders>
+              <w:bottom w:val="double" w:sz="4" w:space="0" w:color="auto"/>
+            </w:tcBorders>
             <w:vAlign w:val="center"/>
           </w:tcPr>
           <w:p>
@@ -502,6 +514,9 @@
         <w:tc>
           <w:tcPr>
             <w:tcW w:type="dxa" w:w="4844"/>
+            <w:tcBorders>
+              <w:bottom w:val="double" w:sz="4" w:space="0" w:color="auto"/>
+            </w:tcBorders>
             <w:vAlign w:val="center"/>
           </w:tcPr>
           <w:p>
@@ -517,6 +532,9 @@
         <w:tc>
           <w:tcPr>
             <w:tcW w:type="dxa" w:w="4844"/>
+            <w:tcBorders>
+              <w:bottom w:val="double" w:sz="4" w:space="0" w:color="auto"/>
+            </w:tcBorders>
             <w:vAlign w:val="center"/>
           </w:tcPr>
           <w:p>
@@ -666,6 +684,9 @@
         <w:tc>
           <w:tcPr>
             <w:tcW w:type="dxa" w:w="680"/>
+            <w:tcBorders>
+              <w:bottom w:val="double" w:sz="4" w:space="0" w:color="auto"/>
+            </w:tcBorders>
             <w:vAlign w:val="center"/>
           </w:tcPr>
           <w:p>
@@ -681,6 +702,9 @@
         <w:tc>
           <w:tcPr>
             <w:tcW w:type="dxa" w:w="4504"/>
+            <w:tcBorders>
+              <w:bottom w:val="double" w:sz="4" w:space="0" w:color="auto"/>
+            </w:tcBorders>
             <w:vAlign w:val="center"/>
           </w:tcPr>
           <w:p>
@@ -696,6 +720,9 @@
         <w:tc>
           <w:tcPr>
             <w:tcW w:type="dxa" w:w="4504"/>
+            <w:tcBorders>
+              <w:bottom w:val="double" w:sz="4" w:space="0" w:color="auto"/>
+            </w:tcBorders>
             <w:vAlign w:val="center"/>
           </w:tcPr>
           <w:p>
@@ -877,6 +904,9 @@
         <w:tc>
           <w:tcPr>
             <w:tcW w:type="dxa" w:w="680"/>
+            <w:tcBorders>
+              <w:bottom w:val="double" w:sz="4" w:space="0" w:color="auto"/>
+            </w:tcBorders>
             <w:vAlign w:val="center"/>
           </w:tcPr>
           <w:p>
@@ -892,6 +922,9 @@
         <w:tc>
           <w:tcPr>
             <w:tcW w:type="dxa" w:w="4504"/>
+            <w:tcBorders>
+              <w:bottom w:val="double" w:sz="4" w:space="0" w:color="auto"/>
+            </w:tcBorders>
             <w:vAlign w:val="center"/>
           </w:tcPr>
           <w:p>
@@ -907,6 +940,9 @@
         <w:tc>
           <w:tcPr>
             <w:tcW w:type="dxa" w:w="4504"/>
+            <w:tcBorders>
+              <w:bottom w:val="double" w:sz="4" w:space="0" w:color="auto"/>
+            </w:tcBorders>
             <w:vAlign w:val="center"/>
           </w:tcPr>
           <w:p>
@@ -1164,6 +1200,9 @@
         <w:tc>
           <w:tcPr>
             <w:tcW w:type="dxa" w:w="680"/>
+            <w:tcBorders>
+              <w:bottom w:val="double" w:sz="4" w:space="0" w:color="auto"/>
+            </w:tcBorders>
             <w:vAlign w:val="center"/>
           </w:tcPr>
           <w:p>
@@ -1179,6 +1218,9 @@
         <w:tc>
           <w:tcPr>
             <w:tcW w:type="dxa" w:w="1501"/>
+            <w:tcBorders>
+              <w:bottom w:val="double" w:sz="4" w:space="0" w:color="auto"/>
+            </w:tcBorders>
             <w:vAlign w:val="center"/>
           </w:tcPr>
           <w:p>
@@ -1194,6 +1236,9 @@
         <w:tc>
           <w:tcPr>
             <w:tcW w:type="dxa" w:w="1501"/>
+            <w:tcBorders>
+              <w:bottom w:val="double" w:sz="4" w:space="0" w:color="auto"/>
+            </w:tcBorders>
             <w:vAlign w:val="center"/>
           </w:tcPr>
           <w:p>
@@ -1209,6 +1254,9 @@
         <w:tc>
           <w:tcPr>
             <w:tcW w:type="dxa" w:w="1501"/>
+            <w:tcBorders>
+              <w:bottom w:val="double" w:sz="4" w:space="0" w:color="auto"/>
+            </w:tcBorders>
             <w:vAlign w:val="center"/>
           </w:tcPr>
           <w:p>
@@ -1224,6 +1272,9 @@
         <w:tc>
           <w:tcPr>
             <w:tcW w:type="dxa" w:w="1501"/>
+            <w:tcBorders>
+              <w:bottom w:val="double" w:sz="4" w:space="0" w:color="auto"/>
+            </w:tcBorders>
             <w:vAlign w:val="center"/>
           </w:tcPr>
           <w:p>
@@ -1239,6 +1290,9 @@
         <w:tc>
           <w:tcPr>
             <w:tcW w:type="dxa" w:w="1501"/>
+            <w:tcBorders>
+              <w:bottom w:val="double" w:sz="4" w:space="0" w:color="auto"/>
+            </w:tcBorders>
             <w:vAlign w:val="center"/>
           </w:tcPr>
           <w:p>
@@ -1254,6 +1308,9 @@
         <w:tc>
           <w:tcPr>
             <w:tcW w:type="dxa" w:w="1501"/>
+            <w:tcBorders>
+              <w:bottom w:val="double" w:sz="4" w:space="0" w:color="auto"/>
+            </w:tcBorders>
             <w:vAlign w:val="center"/>
           </w:tcPr>
           <w:p>
@@ -3477,6 +3534,9 @@
         <w:tc>
           <w:tcPr>
             <w:tcW w:type="dxa" w:w="680"/>
+            <w:tcBorders>
+              <w:bottom w:val="double" w:sz="4" w:space="0" w:color="auto"/>
+            </w:tcBorders>
             <w:vAlign w:val="center"/>
           </w:tcPr>
           <w:p>
@@ -3492,6 +3552,9 @@
         <w:tc>
           <w:tcPr>
             <w:tcW w:type="dxa" w:w="1501"/>
+            <w:tcBorders>
+              <w:bottom w:val="double" w:sz="4" w:space="0" w:color="auto"/>
+            </w:tcBorders>
             <w:vAlign w:val="center"/>
           </w:tcPr>
           <w:p>
@@ -3507,6 +3570,9 @@
         <w:tc>
           <w:tcPr>
             <w:tcW w:type="dxa" w:w="1501"/>
+            <w:tcBorders>
+              <w:bottom w:val="double" w:sz="4" w:space="0" w:color="auto"/>
+            </w:tcBorders>
             <w:vAlign w:val="center"/>
           </w:tcPr>
           <w:p>
@@ -3522,6 +3588,9 @@
         <w:tc>
           <w:tcPr>
             <w:tcW w:type="dxa" w:w="1501"/>
+            <w:tcBorders>
+              <w:bottom w:val="double" w:sz="4" w:space="0" w:color="auto"/>
+            </w:tcBorders>
             <w:vAlign w:val="center"/>
           </w:tcPr>
           <w:p>
@@ -3537,6 +3606,9 @@
         <w:tc>
           <w:tcPr>
             <w:tcW w:type="dxa" w:w="1501"/>
+            <w:tcBorders>
+              <w:bottom w:val="double" w:sz="4" w:space="0" w:color="auto"/>
+            </w:tcBorders>
             <w:vAlign w:val="center"/>
           </w:tcPr>
           <w:p>
@@ -3552,6 +3624,9 @@
         <w:tc>
           <w:tcPr>
             <w:tcW w:type="dxa" w:w="1501"/>
+            <w:tcBorders>
+              <w:bottom w:val="double" w:sz="4" w:space="0" w:color="auto"/>
+            </w:tcBorders>
             <w:vAlign w:val="center"/>
           </w:tcPr>
           <w:p>
@@ -3567,6 +3642,9 @@
         <w:tc>
           <w:tcPr>
             <w:tcW w:type="dxa" w:w="1501"/>
+            <w:tcBorders>
+              <w:bottom w:val="double" w:sz="4" w:space="0" w:color="auto"/>
+            </w:tcBorders>
             <w:vAlign w:val="center"/>
           </w:tcPr>
           <w:p>

--- a/examples/example.docx
+++ b/examples/example.docx
@@ -479,7 +479,6 @@
         </w:tc>
       </w:tr>
     </w:tbl>
-    <w:p/>
     <w:p>
       <w:pPr>
         <w:keepNext/>
@@ -648,7 +647,6 @@
         </w:tc>
       </w:tr>
     </w:tbl>
-    <w:p/>
     <w:p>
       <w:pPr>
         <w:keepNext/>
@@ -831,7 +829,20 @@
         </w:tc>
       </w:tr>
     </w:tbl>
-    <w:p/>
+    <w:p>
+      <w:pPr>
+        <w:keepNext/>
+        <w:spacing w:line="240" w:lineRule="auto" w:after="120"/>
+        <w:ind w:firstLine="0"/>
+        <w:jc w:val="left"/>
+      </w:pPr>
+      <w:r>
+        <w:rPr>
+          <w:sz w:val="28"/>
+        </w:rPr>
+        <w:t>Таблица А.4 – Таблица сразу за другой таблицей</w:t>
+      </w:r>
+    </w:p>
     <w:tbl>
       <w:tblPr>
         <w:tblStyle w:val="TableGrid"/>
@@ -1051,7 +1062,6 @@
         </w:tc>
       </w:tr>
     </w:tbl>
-    <w:p/>
     <w:p>
       <w:pPr>
         <w:keepNext/>
@@ -7779,7 +7789,6 @@
         </w:tc>
       </w:tr>
     </w:tbl>
-    <w:p/>
     <w:sectPr>
       <w:pgSz w:w="12240" w:h="15840"/>
       <w:pgMar w:top="1134" w:right="850" w:bottom="1134" w:left="1701" w:header="720" w:footer="720" w:gutter="0"/>

--- a/examples/example.docx
+++ b/examples/example.docx
@@ -72,6 +72,7 @@
     </w:p>
     <w:p>
       <w:pPr>
+        <w:keepNext/>
         <w:ind w:firstLine="0"/>
         <w:jc w:val="center"/>
       </w:pPr>

--- a/examples/example.docx
+++ b/examples/example.docx
@@ -8229,8 +8229,8 @@
       <w:keepNext/>
       <w:keepLines/>
       <w:spacing w:before="0" w:after="0" w:line="360" w:lineRule="auto"/>
-      <w:ind w:firstLine="0"/>
-      <w:jc w:val="center"/>
+      <w:ind w:firstLine="709"/>
+      <w:jc w:val="both"/>
       <w:outlineLvl w:val="0"/>
     </w:pPr>
     <w:rPr>
@@ -8238,7 +8238,7 @@
       <w:b/>
       <w:bCs/>
       <w:i w:val="0"/>
-      <w:caps/>
+      <w:caps w:val="0"/>
       <w:color w:val="000000"/>
       <w:sz w:val="28"/>
       <w:szCs w:val="28"/>
@@ -8258,7 +8258,7 @@
       <w:keepLines/>
       <w:spacing w:before="0" w:after="0" w:line="360" w:lineRule="auto"/>
       <w:ind w:firstLine="709"/>
-      <w:jc w:val="left"/>
+      <w:jc w:val="both"/>
       <w:outlineLvl w:val="1"/>
     </w:pPr>
     <w:rPr>
@@ -8286,12 +8286,12 @@
       <w:keepLines/>
       <w:spacing w:before="0" w:after="0" w:line="360" w:lineRule="auto"/>
       <w:ind w:firstLine="709"/>
-      <w:jc w:val="left"/>
+      <w:jc w:val="both"/>
       <w:outlineLvl w:val="2"/>
     </w:pPr>
     <w:rPr>
       <w:rFonts w:ascii="Times New Roman" w:hAnsi="Times New Roman"/>
-      <w:b/>
+      <w:b w:val="0"/>
       <w:bCs/>
       <w:i w:val="0"/>
       <w:caps w:val="0"/>
@@ -8314,12 +8314,12 @@
       <w:keepLines/>
       <w:spacing w:before="0" w:after="0" w:line="360" w:lineRule="auto"/>
       <w:ind w:firstLine="709"/>
-      <w:jc w:val="left"/>
+      <w:jc w:val="both"/>
       <w:outlineLvl w:val="3"/>
     </w:pPr>
     <w:rPr>
       <w:rFonts w:ascii="Times New Roman" w:hAnsi="Times New Roman"/>
-      <w:b/>
+      <w:b w:val="0"/>
       <w:bCs/>
       <w:i w:val="0"/>
       <w:iCs/>

--- a/examples/example.docx
+++ b/examples/example.docx
@@ -7,7 +7,7 @@
         <w:pStyle w:val="Heading1"/>
       </w:pPr>
       <w:r>
-        <w:t>А.1 Заголовок первого уровня (Heading 1, по центру, UPPER)</w:t>
+        <w:t>Основная часть (уровень 0, Heading 1, по центру, UPPER, без номера)</w:t>
       </w:r>
     </w:p>
     <w:p>
@@ -15,7 +15,7 @@
         <w:pStyle w:val="Heading2"/>
       </w:pPr>
       <w:r>
-        <w:t>А.1.1 Заголовок второго уровня (Heading 2, слева, с номером)</w:t>
+        <w:t>А.1 Заголовок первого уровня (уровень 1, Heading 2, с номером)</w:t>
       </w:r>
     </w:p>
     <w:p>
@@ -23,7 +23,7 @@
         <w:pStyle w:val="Heading3"/>
       </w:pPr>
       <w:r>
-        <w:t>А.1.1.1 Заголовок третьего уровня (Heading 3, слева, с номером)</w:t>
+        <w:t>А.1.1 Заголовок второго уровня (уровень 2, Heading 3, с номером)</w:t>
       </w:r>
     </w:p>
     <w:p>
@@ -31,7 +31,15 @@
         <w:pStyle w:val="Heading4"/>
       </w:pPr>
       <w:r>
-        <w:t>А.1.1.1.1 Заголовок четвертого уровня (Heading 4, слева, с номером)</w:t>
+        <w:t>А.1.1.1 Заголовок третьего уровня (уровень 3, Heading 4, с номером)</w:t>
+      </w:r>
+    </w:p>
+    <w:p>
+      <w:pPr>
+        <w:pStyle w:val="Heading5"/>
+      </w:pPr>
+      <w:r>
+        <w:t>А.1.1.1.1 Заголовок четвертого уровня (уровень 4, Heading 5, с номером)</w:t>
       </w:r>
     </w:p>
     <w:p>
@@ -8229,8 +8237,8 @@
       <w:keepNext/>
       <w:keepLines/>
       <w:spacing w:before="0" w:after="0" w:line="360" w:lineRule="auto"/>
-      <w:ind w:firstLine="709"/>
-      <w:jc w:val="both"/>
+      <w:ind w:firstLine="0"/>
+      <w:jc w:val="center"/>
       <w:outlineLvl w:val="0"/>
     </w:pPr>
     <w:rPr>
@@ -8238,7 +8246,7 @@
       <w:b/>
       <w:bCs/>
       <w:i w:val="0"/>
-      <w:caps w:val="0"/>
+      <w:caps/>
       <w:color w:val="000000"/>
       <w:sz w:val="28"/>
       <w:szCs w:val="28"/>
@@ -8291,7 +8299,7 @@
     </w:pPr>
     <w:rPr>
       <w:rFonts w:ascii="Times New Roman" w:hAnsi="Times New Roman"/>
-      <w:b w:val="0"/>
+      <w:b/>
       <w:bCs/>
       <w:i w:val="0"/>
       <w:caps w:val="0"/>
@@ -8341,12 +8349,18 @@
     <w:pPr>
       <w:keepNext/>
       <w:keepLines/>
-      <w:spacing w:before="200" w:after="0"/>
+      <w:spacing w:before="0" w:after="0" w:line="360" w:lineRule="auto"/>
+      <w:ind w:firstLine="709"/>
+      <w:jc w:val="both"/>
       <w:outlineLvl w:val="4"/>
     </w:pPr>
     <w:rPr>
-      <w:rFonts w:asciiTheme="majorHAnsi" w:eastAsiaTheme="majorEastAsia" w:hAnsiTheme="majorHAnsi" w:cstheme="majorBidi"/>
-      <w:color w:val="243F60" w:themeColor="accent1" w:themeShade="7F"/>
+      <w:rFonts w:ascii="Times New Roman" w:hAnsi="Times New Roman"/>
+      <w:b w:val="0"/>
+      <w:i w:val="0"/>
+      <w:caps w:val="0"/>
+      <w:color w:val="000000"/>
+      <w:sz w:val="28"/>
     </w:rPr>
   </w:style>
   <w:style w:type="paragraph" w:styleId="Heading6">

--- a/examples/example.docx
+++ b/examples/example.docx
@@ -2991,418 +2991,6 @@
           </w:p>
         </w:tc>
       </w:tr>
-      <w:tr>
-        <w:trPr>
-          <w:cantSplit/>
-        </w:trPr>
-        <w:tc>
-          <w:tcPr>
-            <w:tcW w:type="dxa" w:w="680"/>
-            <w:vAlign w:val="center"/>
-          </w:tcPr>
-          <w:p>
-            <w:pPr>
-              <w:pStyle w:val="TableText"/>
-            </w:pPr>
-            <w:r>
-              <w:t>17</w:t>
-            </w:r>
-          </w:p>
-        </w:tc>
-        <w:tc>
-          <w:tcPr>
-            <w:tcW w:type="dxa" w:w="1501"/>
-            <w:vAlign w:val="center"/>
-          </w:tcPr>
-          <w:p>
-            <w:pPr>
-              <w:pStyle w:val="TableText"/>
-            </w:pPr>
-            <w:r>
-              <w:t>Щебень</w:t>
-            </w:r>
-          </w:p>
-        </w:tc>
-        <w:tc>
-          <w:tcPr>
-            <w:tcW w:type="dxa" w:w="1501"/>
-            <w:vAlign w:val="center"/>
-          </w:tcPr>
-          <w:p>
-            <w:pPr>
-              <w:pStyle w:val="TableText"/>
-            </w:pPr>
-            <w:r>
-              <w:t>7141.0</w:t>
-            </w:r>
-          </w:p>
-        </w:tc>
-        <w:tc>
-          <w:tcPr>
-            <w:tcW w:type="dxa" w:w="1501"/>
-            <w:vAlign w:val="center"/>
-          </w:tcPr>
-          <w:p>
-            <w:pPr>
-              <w:pStyle w:val="TableText"/>
-            </w:pPr>
-            <w:r>
-              <w:t>162.20</w:t>
-            </w:r>
-          </w:p>
-        </w:tc>
-        <w:tc>
-          <w:tcPr>
-            <w:tcW w:type="dxa" w:w="1501"/>
-            <w:vAlign w:val="center"/>
-          </w:tcPr>
-          <w:p>
-            <w:pPr>
-              <w:pStyle w:val="TableText"/>
-            </w:pPr>
-            <w:r>
-              <w:t>311.80</w:t>
-            </w:r>
-          </w:p>
-        </w:tc>
-        <w:tc>
-          <w:tcPr>
-            <w:tcW w:type="dxa" w:w="1501"/>
-            <w:vAlign w:val="center"/>
-          </w:tcPr>
-          <w:p>
-            <w:pPr>
-              <w:pStyle w:val="TableText"/>
-            </w:pPr>
-            <w:r>
-              <w:t>141.82</w:t>
-            </w:r>
-          </w:p>
-        </w:tc>
-        <w:tc>
-          <w:tcPr>
-            <w:tcW w:type="dxa" w:w="1501"/>
-            <w:vAlign w:val="center"/>
-          </w:tcPr>
-          <w:p>
-            <w:pPr>
-              <w:pStyle w:val="TableText"/>
-            </w:pPr>
-            <w:r>
-              <w:t>303.60</w:t>
-            </w:r>
-          </w:p>
-        </w:tc>
-      </w:tr>
-      <w:tr>
-        <w:trPr>
-          <w:cantSplit/>
-        </w:trPr>
-        <w:tc>
-          <w:tcPr>
-            <w:tcW w:type="dxa" w:w="680"/>
-            <w:vAlign w:val="center"/>
-          </w:tcPr>
-          <w:p>
-            <w:pPr>
-              <w:pStyle w:val="TableText"/>
-            </w:pPr>
-            <w:r>
-              <w:t>18</w:t>
-            </w:r>
-          </w:p>
-        </w:tc>
-        <w:tc>
-          <w:tcPr>
-            <w:tcW w:type="dxa" w:w="1501"/>
-            <w:vAlign w:val="center"/>
-          </w:tcPr>
-          <w:p>
-            <w:pPr>
-              <w:pStyle w:val="TableText"/>
-            </w:pPr>
-            <w:r>
-              <w:t>ЖБИ</w:t>
-            </w:r>
-          </w:p>
-        </w:tc>
-        <w:tc>
-          <w:tcPr>
-            <w:tcW w:type="dxa" w:w="1501"/>
-            <w:vAlign w:val="center"/>
-          </w:tcPr>
-          <w:p>
-            <w:pPr>
-              <w:pStyle w:val="TableText"/>
-            </w:pPr>
-            <w:r>
-              <w:t>7041.0</w:t>
-            </w:r>
-          </w:p>
-        </w:tc>
-        <w:tc>
-          <w:tcPr>
-            <w:tcW w:type="dxa" w:w="1501"/>
-            <w:vAlign w:val="center"/>
-          </w:tcPr>
-          <w:p>
-            <w:pPr>
-              <w:pStyle w:val="TableText"/>
-            </w:pPr>
-            <w:r>
-              <w:t>152.20</w:t>
-            </w:r>
-          </w:p>
-        </w:tc>
-        <w:tc>
-          <w:tcPr>
-            <w:tcW w:type="dxa" w:w="1501"/>
-            <w:vAlign w:val="center"/>
-          </w:tcPr>
-          <w:p>
-            <w:pPr>
-              <w:pStyle w:val="TableText"/>
-            </w:pPr>
-            <w:r>
-              <w:t>321.80</w:t>
-            </w:r>
-          </w:p>
-        </w:tc>
-        <w:tc>
-          <w:tcPr>
-            <w:tcW w:type="dxa" w:w="1501"/>
-            <w:vAlign w:val="center"/>
-          </w:tcPr>
-          <w:p>
-            <w:pPr>
-              <w:pStyle w:val="TableText"/>
-            </w:pPr>
-            <w:r>
-              <w:t>136.82</w:t>
-            </w:r>
-          </w:p>
-        </w:tc>
-        <w:tc>
-          <w:tcPr>
-            <w:tcW w:type="dxa" w:w="1501"/>
-            <w:vAlign w:val="center"/>
-          </w:tcPr>
-          <w:p>
-            <w:pPr>
-              <w:pStyle w:val="TableText"/>
-            </w:pPr>
-            <w:r>
-              <w:t>308.60</w:t>
-            </w:r>
-          </w:p>
-        </w:tc>
-      </w:tr>
-      <w:tr>
-        <w:trPr>
-          <w:cantSplit/>
-        </w:trPr>
-        <w:tc>
-          <w:tcPr>
-            <w:tcW w:type="dxa" w:w="680"/>
-            <w:vAlign w:val="center"/>
-          </w:tcPr>
-          <w:p>
-            <w:pPr>
-              <w:pStyle w:val="TableText"/>
-            </w:pPr>
-            <w:r>
-              <w:t>19</w:t>
-            </w:r>
-          </w:p>
-        </w:tc>
-        <w:tc>
-          <w:tcPr>
-            <w:tcW w:type="dxa" w:w="1501"/>
-            <w:vAlign w:val="center"/>
-          </w:tcPr>
-          <w:p>
-            <w:pPr>
-              <w:pStyle w:val="TableText"/>
-            </w:pPr>
-            <w:r>
-              <w:t>Цемент</w:t>
-            </w:r>
-          </w:p>
-        </w:tc>
-        <w:tc>
-          <w:tcPr>
-            <w:tcW w:type="dxa" w:w="1501"/>
-            <w:vAlign w:val="center"/>
-          </w:tcPr>
-          <w:p>
-            <w:pPr>
-              <w:pStyle w:val="TableText"/>
-            </w:pPr>
-            <w:r>
-              <w:t>6941.0</w:t>
-            </w:r>
-          </w:p>
-        </w:tc>
-        <w:tc>
-          <w:tcPr>
-            <w:tcW w:type="dxa" w:w="1501"/>
-            <w:vAlign w:val="center"/>
-          </w:tcPr>
-          <w:p>
-            <w:pPr>
-              <w:pStyle w:val="TableText"/>
-            </w:pPr>
-            <w:r>
-              <w:t>142.20</w:t>
-            </w:r>
-          </w:p>
-        </w:tc>
-        <w:tc>
-          <w:tcPr>
-            <w:tcW w:type="dxa" w:w="1501"/>
-            <w:vAlign w:val="center"/>
-          </w:tcPr>
-          <w:p>
-            <w:pPr>
-              <w:pStyle w:val="TableText"/>
-            </w:pPr>
-            <w:r>
-              <w:t>331.80</w:t>
-            </w:r>
-          </w:p>
-        </w:tc>
-        <w:tc>
-          <w:tcPr>
-            <w:tcW w:type="dxa" w:w="1501"/>
-            <w:vAlign w:val="center"/>
-          </w:tcPr>
-          <w:p>
-            <w:pPr>
-              <w:pStyle w:val="TableText"/>
-            </w:pPr>
-            <w:r>
-              <w:t>131.82</w:t>
-            </w:r>
-          </w:p>
-        </w:tc>
-        <w:tc>
-          <w:tcPr>
-            <w:tcW w:type="dxa" w:w="1501"/>
-            <w:vAlign w:val="center"/>
-          </w:tcPr>
-          <w:p>
-            <w:pPr>
-              <w:pStyle w:val="TableText"/>
-            </w:pPr>
-            <w:r>
-              <w:t>313.60</w:t>
-            </w:r>
-          </w:p>
-        </w:tc>
-      </w:tr>
-      <w:tr>
-        <w:trPr>
-          <w:cantSplit/>
-        </w:trPr>
-        <w:tc>
-          <w:tcPr>
-            <w:tcW w:type="dxa" w:w="680"/>
-            <w:vAlign w:val="center"/>
-          </w:tcPr>
-          <w:p>
-            <w:pPr>
-              <w:pStyle w:val="TableText"/>
-            </w:pPr>
-            <w:r>
-              <w:t>20</w:t>
-            </w:r>
-          </w:p>
-        </w:tc>
-        <w:tc>
-          <w:tcPr>
-            <w:tcW w:type="dxa" w:w="1501"/>
-            <w:vAlign w:val="center"/>
-          </w:tcPr>
-          <w:p>
-            <w:pPr>
-              <w:pStyle w:val="TableText"/>
-            </w:pPr>
-            <w:r>
-              <w:t>Песок</w:t>
-            </w:r>
-          </w:p>
-        </w:tc>
-        <w:tc>
-          <w:tcPr>
-            <w:tcW w:type="dxa" w:w="1501"/>
-            <w:vAlign w:val="center"/>
-          </w:tcPr>
-          <w:p>
-            <w:pPr>
-              <w:pStyle w:val="TableText"/>
-            </w:pPr>
-            <w:r>
-              <w:t>6841.0</w:t>
-            </w:r>
-          </w:p>
-        </w:tc>
-        <w:tc>
-          <w:tcPr>
-            <w:tcW w:type="dxa" w:w="1501"/>
-            <w:vAlign w:val="center"/>
-          </w:tcPr>
-          <w:p>
-            <w:pPr>
-              <w:pStyle w:val="TableText"/>
-            </w:pPr>
-            <w:r>
-              <w:t>132.20</w:t>
-            </w:r>
-          </w:p>
-        </w:tc>
-        <w:tc>
-          <w:tcPr>
-            <w:tcW w:type="dxa" w:w="1501"/>
-            <w:vAlign w:val="center"/>
-          </w:tcPr>
-          <w:p>
-            <w:pPr>
-              <w:pStyle w:val="TableText"/>
-            </w:pPr>
-            <w:r>
-              <w:t>341.80</w:t>
-            </w:r>
-          </w:p>
-        </w:tc>
-        <w:tc>
-          <w:tcPr>
-            <w:tcW w:type="dxa" w:w="1501"/>
-            <w:vAlign w:val="center"/>
-          </w:tcPr>
-          <w:p>
-            <w:pPr>
-              <w:pStyle w:val="TableText"/>
-            </w:pPr>
-            <w:r>
-              <w:t>126.82</w:t>
-            </w:r>
-          </w:p>
-        </w:tc>
-        <w:tc>
-          <w:tcPr>
-            <w:tcW w:type="dxa" w:w="1501"/>
-            <w:vAlign w:val="center"/>
-          </w:tcPr>
-          <w:p>
-            <w:pPr>
-              <w:pStyle w:val="TableText"/>
-            </w:pPr>
-            <w:r>
-              <w:t>318.60</w:t>
-            </w:r>
-          </w:p>
-        </w:tc>
-      </w:tr>
     </w:tbl>
     <w:p>
       <w:pPr>
@@ -3691,91 +3279,91 @@
               <w:pStyle w:val="TableText"/>
             </w:pPr>
             <w:r>
-              <w:t>21</w:t>
-            </w:r>
-          </w:p>
-        </w:tc>
-        <w:tc>
-          <w:tcPr>
-            <w:tcW w:type="dxa" w:w="1501"/>
-            <w:vAlign w:val="center"/>
-          </w:tcPr>
-          <w:p>
-            <w:pPr>
-              <w:pStyle w:val="TableText"/>
-            </w:pPr>
-            <w:r>
-              <w:t>ПАВ</w:t>
-            </w:r>
-          </w:p>
-        </w:tc>
-        <w:tc>
-          <w:tcPr>
-            <w:tcW w:type="dxa" w:w="1501"/>
-            <w:vAlign w:val="center"/>
-          </w:tcPr>
-          <w:p>
-            <w:pPr>
-              <w:pStyle w:val="TableText"/>
-            </w:pPr>
-            <w:r>
-              <w:t>6741.0</w:t>
-            </w:r>
-          </w:p>
-        </w:tc>
-        <w:tc>
-          <w:tcPr>
-            <w:tcW w:type="dxa" w:w="1501"/>
-            <w:vAlign w:val="center"/>
-          </w:tcPr>
-          <w:p>
-            <w:pPr>
-              <w:pStyle w:val="TableText"/>
-            </w:pPr>
-            <w:r>
-              <w:t>122.20</w:t>
-            </w:r>
-          </w:p>
-        </w:tc>
-        <w:tc>
-          <w:tcPr>
-            <w:tcW w:type="dxa" w:w="1501"/>
-            <w:vAlign w:val="center"/>
-          </w:tcPr>
-          <w:p>
-            <w:pPr>
-              <w:pStyle w:val="TableText"/>
-            </w:pPr>
-            <w:r>
-              <w:t>351.80</w:t>
-            </w:r>
-          </w:p>
-        </w:tc>
-        <w:tc>
-          <w:tcPr>
-            <w:tcW w:type="dxa" w:w="1501"/>
-            <w:vAlign w:val="center"/>
-          </w:tcPr>
-          <w:p>
-            <w:pPr>
-              <w:pStyle w:val="TableText"/>
-            </w:pPr>
-            <w:r>
-              <w:t>121.82</w:t>
-            </w:r>
-          </w:p>
-        </w:tc>
-        <w:tc>
-          <w:tcPr>
-            <w:tcW w:type="dxa" w:w="1501"/>
-            <w:vAlign w:val="center"/>
-          </w:tcPr>
-          <w:p>
-            <w:pPr>
-              <w:pStyle w:val="TableText"/>
-            </w:pPr>
-            <w:r>
-              <w:t>323.60</w:t>
+              <w:t>17</w:t>
+            </w:r>
+          </w:p>
+        </w:tc>
+        <w:tc>
+          <w:tcPr>
+            <w:tcW w:type="dxa" w:w="1501"/>
+            <w:vAlign w:val="center"/>
+          </w:tcPr>
+          <w:p>
+            <w:pPr>
+              <w:pStyle w:val="TableText"/>
+            </w:pPr>
+            <w:r>
+              <w:t>Щебень</w:t>
+            </w:r>
+          </w:p>
+        </w:tc>
+        <w:tc>
+          <w:tcPr>
+            <w:tcW w:type="dxa" w:w="1501"/>
+            <w:vAlign w:val="center"/>
+          </w:tcPr>
+          <w:p>
+            <w:pPr>
+              <w:pStyle w:val="TableText"/>
+            </w:pPr>
+            <w:r>
+              <w:t>7141.0</w:t>
+            </w:r>
+          </w:p>
+        </w:tc>
+        <w:tc>
+          <w:tcPr>
+            <w:tcW w:type="dxa" w:w="1501"/>
+            <w:vAlign w:val="center"/>
+          </w:tcPr>
+          <w:p>
+            <w:pPr>
+              <w:pStyle w:val="TableText"/>
+            </w:pPr>
+            <w:r>
+              <w:t>162.20</w:t>
+            </w:r>
+          </w:p>
+        </w:tc>
+        <w:tc>
+          <w:tcPr>
+            <w:tcW w:type="dxa" w:w="1501"/>
+            <w:vAlign w:val="center"/>
+          </w:tcPr>
+          <w:p>
+            <w:pPr>
+              <w:pStyle w:val="TableText"/>
+            </w:pPr>
+            <w:r>
+              <w:t>311.80</w:t>
+            </w:r>
+          </w:p>
+        </w:tc>
+        <w:tc>
+          <w:tcPr>
+            <w:tcW w:type="dxa" w:w="1501"/>
+            <w:vAlign w:val="center"/>
+          </w:tcPr>
+          <w:p>
+            <w:pPr>
+              <w:pStyle w:val="TableText"/>
+            </w:pPr>
+            <w:r>
+              <w:t>141.82</w:t>
+            </w:r>
+          </w:p>
+        </w:tc>
+        <w:tc>
+          <w:tcPr>
+            <w:tcW w:type="dxa" w:w="1501"/>
+            <w:vAlign w:val="center"/>
+          </w:tcPr>
+          <w:p>
+            <w:pPr>
+              <w:pStyle w:val="TableText"/>
+            </w:pPr>
+            <w:r>
+              <w:t>303.60</w:t>
             </w:r>
           </w:p>
         </w:tc>
@@ -3794,91 +3382,91 @@
               <w:pStyle w:val="TableText"/>
             </w:pPr>
             <w:r>
-              <w:t>22</w:t>
-            </w:r>
-          </w:p>
-        </w:tc>
-        <w:tc>
-          <w:tcPr>
-            <w:tcW w:type="dxa" w:w="1501"/>
-            <w:vAlign w:val="center"/>
-          </w:tcPr>
-          <w:p>
-            <w:pPr>
-              <w:pStyle w:val="TableText"/>
-            </w:pPr>
-            <w:r>
-              <w:t>Бетон</w:t>
-            </w:r>
-          </w:p>
-        </w:tc>
-        <w:tc>
-          <w:tcPr>
-            <w:tcW w:type="dxa" w:w="1501"/>
-            <w:vAlign w:val="center"/>
-          </w:tcPr>
-          <w:p>
-            <w:pPr>
-              <w:pStyle w:val="TableText"/>
-            </w:pPr>
-            <w:r>
-              <w:t>6641.0</w:t>
-            </w:r>
-          </w:p>
-        </w:tc>
-        <w:tc>
-          <w:tcPr>
-            <w:tcW w:type="dxa" w:w="1501"/>
-            <w:vAlign w:val="center"/>
-          </w:tcPr>
-          <w:p>
-            <w:pPr>
-              <w:pStyle w:val="TableText"/>
-            </w:pPr>
-            <w:r>
-              <w:t>112.20</w:t>
-            </w:r>
-          </w:p>
-        </w:tc>
-        <w:tc>
-          <w:tcPr>
-            <w:tcW w:type="dxa" w:w="1501"/>
-            <w:vAlign w:val="center"/>
-          </w:tcPr>
-          <w:p>
-            <w:pPr>
-              <w:pStyle w:val="TableText"/>
-            </w:pPr>
-            <w:r>
-              <w:t>361.80</w:t>
-            </w:r>
-          </w:p>
-        </w:tc>
-        <w:tc>
-          <w:tcPr>
-            <w:tcW w:type="dxa" w:w="1501"/>
-            <w:vAlign w:val="center"/>
-          </w:tcPr>
-          <w:p>
-            <w:pPr>
-              <w:pStyle w:val="TableText"/>
-            </w:pPr>
-            <w:r>
-              <w:t>116.82</w:t>
-            </w:r>
-          </w:p>
-        </w:tc>
-        <w:tc>
-          <w:tcPr>
-            <w:tcW w:type="dxa" w:w="1501"/>
-            <w:vAlign w:val="center"/>
-          </w:tcPr>
-          <w:p>
-            <w:pPr>
-              <w:pStyle w:val="TableText"/>
-            </w:pPr>
-            <w:r>
-              <w:t>328.60</w:t>
+              <w:t>18</w:t>
+            </w:r>
+          </w:p>
+        </w:tc>
+        <w:tc>
+          <w:tcPr>
+            <w:tcW w:type="dxa" w:w="1501"/>
+            <w:vAlign w:val="center"/>
+          </w:tcPr>
+          <w:p>
+            <w:pPr>
+              <w:pStyle w:val="TableText"/>
+            </w:pPr>
+            <w:r>
+              <w:t>ЖБИ</w:t>
+            </w:r>
+          </w:p>
+        </w:tc>
+        <w:tc>
+          <w:tcPr>
+            <w:tcW w:type="dxa" w:w="1501"/>
+            <w:vAlign w:val="center"/>
+          </w:tcPr>
+          <w:p>
+            <w:pPr>
+              <w:pStyle w:val="TableText"/>
+            </w:pPr>
+            <w:r>
+              <w:t>7041.0</w:t>
+            </w:r>
+          </w:p>
+        </w:tc>
+        <w:tc>
+          <w:tcPr>
+            <w:tcW w:type="dxa" w:w="1501"/>
+            <w:vAlign w:val="center"/>
+          </w:tcPr>
+          <w:p>
+            <w:pPr>
+              <w:pStyle w:val="TableText"/>
+            </w:pPr>
+            <w:r>
+              <w:t>152.20</w:t>
+            </w:r>
+          </w:p>
+        </w:tc>
+        <w:tc>
+          <w:tcPr>
+            <w:tcW w:type="dxa" w:w="1501"/>
+            <w:vAlign w:val="center"/>
+          </w:tcPr>
+          <w:p>
+            <w:pPr>
+              <w:pStyle w:val="TableText"/>
+            </w:pPr>
+            <w:r>
+              <w:t>321.80</w:t>
+            </w:r>
+          </w:p>
+        </w:tc>
+        <w:tc>
+          <w:tcPr>
+            <w:tcW w:type="dxa" w:w="1501"/>
+            <w:vAlign w:val="center"/>
+          </w:tcPr>
+          <w:p>
+            <w:pPr>
+              <w:pStyle w:val="TableText"/>
+            </w:pPr>
+            <w:r>
+              <w:t>136.82</w:t>
+            </w:r>
+          </w:p>
+        </w:tc>
+        <w:tc>
+          <w:tcPr>
+            <w:tcW w:type="dxa" w:w="1501"/>
+            <w:vAlign w:val="center"/>
+          </w:tcPr>
+          <w:p>
+            <w:pPr>
+              <w:pStyle w:val="TableText"/>
+            </w:pPr>
+            <w:r>
+              <w:t>308.60</w:t>
             </w:r>
           </w:p>
         </w:tc>
@@ -3897,91 +3485,91 @@
               <w:pStyle w:val="TableText"/>
             </w:pPr>
             <w:r>
-              <w:t>23</w:t>
-            </w:r>
-          </w:p>
-        </w:tc>
-        <w:tc>
-          <w:tcPr>
-            <w:tcW w:type="dxa" w:w="1501"/>
-            <w:vAlign w:val="center"/>
-          </w:tcPr>
-          <w:p>
-            <w:pPr>
-              <w:pStyle w:val="TableText"/>
-            </w:pPr>
-            <w:r>
-              <w:t>ПГС</w:t>
-            </w:r>
-          </w:p>
-        </w:tc>
-        <w:tc>
-          <w:tcPr>
-            <w:tcW w:type="dxa" w:w="1501"/>
-            <w:vAlign w:val="center"/>
-          </w:tcPr>
-          <w:p>
-            <w:pPr>
-              <w:pStyle w:val="TableText"/>
-            </w:pPr>
-            <w:r>
-              <w:t>6541.0</w:t>
-            </w:r>
-          </w:p>
-        </w:tc>
-        <w:tc>
-          <w:tcPr>
-            <w:tcW w:type="dxa" w:w="1501"/>
-            <w:vAlign w:val="center"/>
-          </w:tcPr>
-          <w:p>
-            <w:pPr>
-              <w:pStyle w:val="TableText"/>
-            </w:pPr>
-            <w:r>
-              <w:t>102.20</w:t>
-            </w:r>
-          </w:p>
-        </w:tc>
-        <w:tc>
-          <w:tcPr>
-            <w:tcW w:type="dxa" w:w="1501"/>
-            <w:vAlign w:val="center"/>
-          </w:tcPr>
-          <w:p>
-            <w:pPr>
-              <w:pStyle w:val="TableText"/>
-            </w:pPr>
-            <w:r>
-              <w:t>371.80</w:t>
-            </w:r>
-          </w:p>
-        </w:tc>
-        <w:tc>
-          <w:tcPr>
-            <w:tcW w:type="dxa" w:w="1501"/>
-            <w:vAlign w:val="center"/>
-          </w:tcPr>
-          <w:p>
-            <w:pPr>
-              <w:pStyle w:val="TableText"/>
-            </w:pPr>
-            <w:r>
-              <w:t>111.82</w:t>
-            </w:r>
-          </w:p>
-        </w:tc>
-        <w:tc>
-          <w:tcPr>
-            <w:tcW w:type="dxa" w:w="1501"/>
-            <w:vAlign w:val="center"/>
-          </w:tcPr>
-          <w:p>
-            <w:pPr>
-              <w:pStyle w:val="TableText"/>
-            </w:pPr>
-            <w:r>
-              <w:t>333.60</w:t>
+              <w:t>19</w:t>
+            </w:r>
+          </w:p>
+        </w:tc>
+        <w:tc>
+          <w:tcPr>
+            <w:tcW w:type="dxa" w:w="1501"/>
+            <w:vAlign w:val="center"/>
+          </w:tcPr>
+          <w:p>
+            <w:pPr>
+              <w:pStyle w:val="TableText"/>
+            </w:pPr>
+            <w:r>
+              <w:t>Цемент</w:t>
+            </w:r>
+          </w:p>
+        </w:tc>
+        <w:tc>
+          <w:tcPr>
+            <w:tcW w:type="dxa" w:w="1501"/>
+            <w:vAlign w:val="center"/>
+          </w:tcPr>
+          <w:p>
+            <w:pPr>
+              <w:pStyle w:val="TableText"/>
+            </w:pPr>
+            <w:r>
+              <w:t>6941.0</w:t>
+            </w:r>
+          </w:p>
+        </w:tc>
+        <w:tc>
+          <w:tcPr>
+            <w:tcW w:type="dxa" w:w="1501"/>
+            <w:vAlign w:val="center"/>
+          </w:tcPr>
+          <w:p>
+            <w:pPr>
+              <w:pStyle w:val="TableText"/>
+            </w:pPr>
+            <w:r>
+              <w:t>142.20</w:t>
+            </w:r>
+          </w:p>
+        </w:tc>
+        <w:tc>
+          <w:tcPr>
+            <w:tcW w:type="dxa" w:w="1501"/>
+            <w:vAlign w:val="center"/>
+          </w:tcPr>
+          <w:p>
+            <w:pPr>
+              <w:pStyle w:val="TableText"/>
+            </w:pPr>
+            <w:r>
+              <w:t>331.80</w:t>
+            </w:r>
+          </w:p>
+        </w:tc>
+        <w:tc>
+          <w:tcPr>
+            <w:tcW w:type="dxa" w:w="1501"/>
+            <w:vAlign w:val="center"/>
+          </w:tcPr>
+          <w:p>
+            <w:pPr>
+              <w:pStyle w:val="TableText"/>
+            </w:pPr>
+            <w:r>
+              <w:t>131.82</w:t>
+            </w:r>
+          </w:p>
+        </w:tc>
+        <w:tc>
+          <w:tcPr>
+            <w:tcW w:type="dxa" w:w="1501"/>
+            <w:vAlign w:val="center"/>
+          </w:tcPr>
+          <w:p>
+            <w:pPr>
+              <w:pStyle w:val="TableText"/>
+            </w:pPr>
+            <w:r>
+              <w:t>313.60</w:t>
             </w:r>
           </w:p>
         </w:tc>
@@ -4000,91 +3588,91 @@
               <w:pStyle w:val="TableText"/>
             </w:pPr>
             <w:r>
-              <w:t>24</w:t>
-            </w:r>
-          </w:p>
-        </w:tc>
-        <w:tc>
-          <w:tcPr>
-            <w:tcW w:type="dxa" w:w="1501"/>
-            <w:vAlign w:val="center"/>
-          </w:tcPr>
-          <w:p>
-            <w:pPr>
-              <w:pStyle w:val="TableText"/>
-            </w:pPr>
-            <w:r>
-              <w:t>Щебень</w:t>
-            </w:r>
-          </w:p>
-        </w:tc>
-        <w:tc>
-          <w:tcPr>
-            <w:tcW w:type="dxa" w:w="1501"/>
-            <w:vAlign w:val="center"/>
-          </w:tcPr>
-          <w:p>
-            <w:pPr>
-              <w:pStyle w:val="TableText"/>
-            </w:pPr>
-            <w:r>
-              <w:t>6441.0</w:t>
-            </w:r>
-          </w:p>
-        </w:tc>
-        <w:tc>
-          <w:tcPr>
-            <w:tcW w:type="dxa" w:w="1501"/>
-            <w:vAlign w:val="center"/>
-          </w:tcPr>
-          <w:p>
-            <w:pPr>
-              <w:pStyle w:val="TableText"/>
-            </w:pPr>
-            <w:r>
-              <w:t>92.20</w:t>
-            </w:r>
-          </w:p>
-        </w:tc>
-        <w:tc>
-          <w:tcPr>
-            <w:tcW w:type="dxa" w:w="1501"/>
-            <w:vAlign w:val="center"/>
-          </w:tcPr>
-          <w:p>
-            <w:pPr>
-              <w:pStyle w:val="TableText"/>
-            </w:pPr>
-            <w:r>
-              <w:t>381.80</w:t>
-            </w:r>
-          </w:p>
-        </w:tc>
-        <w:tc>
-          <w:tcPr>
-            <w:tcW w:type="dxa" w:w="1501"/>
-            <w:vAlign w:val="center"/>
-          </w:tcPr>
-          <w:p>
-            <w:pPr>
-              <w:pStyle w:val="TableText"/>
-            </w:pPr>
-            <w:r>
-              <w:t>106.82</w:t>
-            </w:r>
-          </w:p>
-        </w:tc>
-        <w:tc>
-          <w:tcPr>
-            <w:tcW w:type="dxa" w:w="1501"/>
-            <w:vAlign w:val="center"/>
-          </w:tcPr>
-          <w:p>
-            <w:pPr>
-              <w:pStyle w:val="TableText"/>
-            </w:pPr>
-            <w:r>
-              <w:t>338.60</w:t>
+              <w:t>20</w:t>
+            </w:r>
+          </w:p>
+        </w:tc>
+        <w:tc>
+          <w:tcPr>
+            <w:tcW w:type="dxa" w:w="1501"/>
+            <w:vAlign w:val="center"/>
+          </w:tcPr>
+          <w:p>
+            <w:pPr>
+              <w:pStyle w:val="TableText"/>
+            </w:pPr>
+            <w:r>
+              <w:t>Песок</w:t>
+            </w:r>
+          </w:p>
+        </w:tc>
+        <w:tc>
+          <w:tcPr>
+            <w:tcW w:type="dxa" w:w="1501"/>
+            <w:vAlign w:val="center"/>
+          </w:tcPr>
+          <w:p>
+            <w:pPr>
+              <w:pStyle w:val="TableText"/>
+            </w:pPr>
+            <w:r>
+              <w:t>6841.0</w:t>
+            </w:r>
+          </w:p>
+        </w:tc>
+        <w:tc>
+          <w:tcPr>
+            <w:tcW w:type="dxa" w:w="1501"/>
+            <w:vAlign w:val="center"/>
+          </w:tcPr>
+          <w:p>
+            <w:pPr>
+              <w:pStyle w:val="TableText"/>
+            </w:pPr>
+            <w:r>
+              <w:t>132.20</w:t>
+            </w:r>
+          </w:p>
+        </w:tc>
+        <w:tc>
+          <w:tcPr>
+            <w:tcW w:type="dxa" w:w="1501"/>
+            <w:vAlign w:val="center"/>
+          </w:tcPr>
+          <w:p>
+            <w:pPr>
+              <w:pStyle w:val="TableText"/>
+            </w:pPr>
+            <w:r>
+              <w:t>341.80</w:t>
+            </w:r>
+          </w:p>
+        </w:tc>
+        <w:tc>
+          <w:tcPr>
+            <w:tcW w:type="dxa" w:w="1501"/>
+            <w:vAlign w:val="center"/>
+          </w:tcPr>
+          <w:p>
+            <w:pPr>
+              <w:pStyle w:val="TableText"/>
+            </w:pPr>
+            <w:r>
+              <w:t>126.82</w:t>
+            </w:r>
+          </w:p>
+        </w:tc>
+        <w:tc>
+          <w:tcPr>
+            <w:tcW w:type="dxa" w:w="1501"/>
+            <w:vAlign w:val="center"/>
+          </w:tcPr>
+          <w:p>
+            <w:pPr>
+              <w:pStyle w:val="TableText"/>
+            </w:pPr>
+            <w:r>
+              <w:t>318.60</w:t>
             </w:r>
           </w:p>
         </w:tc>
@@ -4103,91 +3691,91 @@
               <w:pStyle w:val="TableText"/>
             </w:pPr>
             <w:r>
-              <w:t>25</w:t>
-            </w:r>
-          </w:p>
-        </w:tc>
-        <w:tc>
-          <w:tcPr>
-            <w:tcW w:type="dxa" w:w="1501"/>
-            <w:vAlign w:val="center"/>
-          </w:tcPr>
-          <w:p>
-            <w:pPr>
-              <w:pStyle w:val="TableText"/>
-            </w:pPr>
-            <w:r>
-              <w:t>ЖБИ</w:t>
-            </w:r>
-          </w:p>
-        </w:tc>
-        <w:tc>
-          <w:tcPr>
-            <w:tcW w:type="dxa" w:w="1501"/>
-            <w:vAlign w:val="center"/>
-          </w:tcPr>
-          <w:p>
-            <w:pPr>
-              <w:pStyle w:val="TableText"/>
-            </w:pPr>
-            <w:r>
-              <w:t>6341.0</w:t>
-            </w:r>
-          </w:p>
-        </w:tc>
-        <w:tc>
-          <w:tcPr>
-            <w:tcW w:type="dxa" w:w="1501"/>
-            <w:vAlign w:val="center"/>
-          </w:tcPr>
-          <w:p>
-            <w:pPr>
-              <w:pStyle w:val="TableText"/>
-            </w:pPr>
-            <w:r>
-              <w:t>82.20</w:t>
-            </w:r>
-          </w:p>
-        </w:tc>
-        <w:tc>
-          <w:tcPr>
-            <w:tcW w:type="dxa" w:w="1501"/>
-            <w:vAlign w:val="center"/>
-          </w:tcPr>
-          <w:p>
-            <w:pPr>
-              <w:pStyle w:val="TableText"/>
-            </w:pPr>
-            <w:r>
-              <w:t>391.80</w:t>
-            </w:r>
-          </w:p>
-        </w:tc>
-        <w:tc>
-          <w:tcPr>
-            <w:tcW w:type="dxa" w:w="1501"/>
-            <w:vAlign w:val="center"/>
-          </w:tcPr>
-          <w:p>
-            <w:pPr>
-              <w:pStyle w:val="TableText"/>
-            </w:pPr>
-            <w:r>
-              <w:t>101.82</w:t>
-            </w:r>
-          </w:p>
-        </w:tc>
-        <w:tc>
-          <w:tcPr>
-            <w:tcW w:type="dxa" w:w="1501"/>
-            <w:vAlign w:val="center"/>
-          </w:tcPr>
-          <w:p>
-            <w:pPr>
-              <w:pStyle w:val="TableText"/>
-            </w:pPr>
-            <w:r>
-              <w:t>343.60</w:t>
+              <w:t>21</w:t>
+            </w:r>
+          </w:p>
+        </w:tc>
+        <w:tc>
+          <w:tcPr>
+            <w:tcW w:type="dxa" w:w="1501"/>
+            <w:vAlign w:val="center"/>
+          </w:tcPr>
+          <w:p>
+            <w:pPr>
+              <w:pStyle w:val="TableText"/>
+            </w:pPr>
+            <w:r>
+              <w:t>ПАВ</w:t>
+            </w:r>
+          </w:p>
+        </w:tc>
+        <w:tc>
+          <w:tcPr>
+            <w:tcW w:type="dxa" w:w="1501"/>
+            <w:vAlign w:val="center"/>
+          </w:tcPr>
+          <w:p>
+            <w:pPr>
+              <w:pStyle w:val="TableText"/>
+            </w:pPr>
+            <w:r>
+              <w:t>6741.0</w:t>
+            </w:r>
+          </w:p>
+        </w:tc>
+        <w:tc>
+          <w:tcPr>
+            <w:tcW w:type="dxa" w:w="1501"/>
+            <w:vAlign w:val="center"/>
+          </w:tcPr>
+          <w:p>
+            <w:pPr>
+              <w:pStyle w:val="TableText"/>
+            </w:pPr>
+            <w:r>
+              <w:t>122.20</w:t>
+            </w:r>
+          </w:p>
+        </w:tc>
+        <w:tc>
+          <w:tcPr>
+            <w:tcW w:type="dxa" w:w="1501"/>
+            <w:vAlign w:val="center"/>
+          </w:tcPr>
+          <w:p>
+            <w:pPr>
+              <w:pStyle w:val="TableText"/>
+            </w:pPr>
+            <w:r>
+              <w:t>351.80</w:t>
+            </w:r>
+          </w:p>
+        </w:tc>
+        <w:tc>
+          <w:tcPr>
+            <w:tcW w:type="dxa" w:w="1501"/>
+            <w:vAlign w:val="center"/>
+          </w:tcPr>
+          <w:p>
+            <w:pPr>
+              <w:pStyle w:val="TableText"/>
+            </w:pPr>
+            <w:r>
+              <w:t>121.82</w:t>
+            </w:r>
+          </w:p>
+        </w:tc>
+        <w:tc>
+          <w:tcPr>
+            <w:tcW w:type="dxa" w:w="1501"/>
+            <w:vAlign w:val="center"/>
+          </w:tcPr>
+          <w:p>
+            <w:pPr>
+              <w:pStyle w:val="TableText"/>
+            </w:pPr>
+            <w:r>
+              <w:t>323.60</w:t>
             </w:r>
           </w:p>
         </w:tc>
@@ -4206,91 +3794,91 @@
               <w:pStyle w:val="TableText"/>
             </w:pPr>
             <w:r>
-              <w:t>26</w:t>
-            </w:r>
-          </w:p>
-        </w:tc>
-        <w:tc>
-          <w:tcPr>
-            <w:tcW w:type="dxa" w:w="1501"/>
-            <w:vAlign w:val="center"/>
-          </w:tcPr>
-          <w:p>
-            <w:pPr>
-              <w:pStyle w:val="TableText"/>
-            </w:pPr>
-            <w:r>
-              <w:t>Цемент</w:t>
-            </w:r>
-          </w:p>
-        </w:tc>
-        <w:tc>
-          <w:tcPr>
-            <w:tcW w:type="dxa" w:w="1501"/>
-            <w:vAlign w:val="center"/>
-          </w:tcPr>
-          <w:p>
-            <w:pPr>
-              <w:pStyle w:val="TableText"/>
-            </w:pPr>
-            <w:r>
-              <w:t>6241.0</w:t>
-            </w:r>
-          </w:p>
-        </w:tc>
-        <w:tc>
-          <w:tcPr>
-            <w:tcW w:type="dxa" w:w="1501"/>
-            <w:vAlign w:val="center"/>
-          </w:tcPr>
-          <w:p>
-            <w:pPr>
-              <w:pStyle w:val="TableText"/>
-            </w:pPr>
-            <w:r>
-              <w:t>72.20</w:t>
-            </w:r>
-          </w:p>
-        </w:tc>
-        <w:tc>
-          <w:tcPr>
-            <w:tcW w:type="dxa" w:w="1501"/>
-            <w:vAlign w:val="center"/>
-          </w:tcPr>
-          <w:p>
-            <w:pPr>
-              <w:pStyle w:val="TableText"/>
-            </w:pPr>
-            <w:r>
-              <w:t>401.80</w:t>
-            </w:r>
-          </w:p>
-        </w:tc>
-        <w:tc>
-          <w:tcPr>
-            <w:tcW w:type="dxa" w:w="1501"/>
-            <w:vAlign w:val="center"/>
-          </w:tcPr>
-          <w:p>
-            <w:pPr>
-              <w:pStyle w:val="TableText"/>
-            </w:pPr>
-            <w:r>
-              <w:t>96.82</w:t>
-            </w:r>
-          </w:p>
-        </w:tc>
-        <w:tc>
-          <w:tcPr>
-            <w:tcW w:type="dxa" w:w="1501"/>
-            <w:vAlign w:val="center"/>
-          </w:tcPr>
-          <w:p>
-            <w:pPr>
-              <w:pStyle w:val="TableText"/>
-            </w:pPr>
-            <w:r>
-              <w:t>348.60</w:t>
+              <w:t>22</w:t>
+            </w:r>
+          </w:p>
+        </w:tc>
+        <w:tc>
+          <w:tcPr>
+            <w:tcW w:type="dxa" w:w="1501"/>
+            <w:vAlign w:val="center"/>
+          </w:tcPr>
+          <w:p>
+            <w:pPr>
+              <w:pStyle w:val="TableText"/>
+            </w:pPr>
+            <w:r>
+              <w:t>Бетон</w:t>
+            </w:r>
+          </w:p>
+        </w:tc>
+        <w:tc>
+          <w:tcPr>
+            <w:tcW w:type="dxa" w:w="1501"/>
+            <w:vAlign w:val="center"/>
+          </w:tcPr>
+          <w:p>
+            <w:pPr>
+              <w:pStyle w:val="TableText"/>
+            </w:pPr>
+            <w:r>
+              <w:t>6641.0</w:t>
+            </w:r>
+          </w:p>
+        </w:tc>
+        <w:tc>
+          <w:tcPr>
+            <w:tcW w:type="dxa" w:w="1501"/>
+            <w:vAlign w:val="center"/>
+          </w:tcPr>
+          <w:p>
+            <w:pPr>
+              <w:pStyle w:val="TableText"/>
+            </w:pPr>
+            <w:r>
+              <w:t>112.20</w:t>
+            </w:r>
+          </w:p>
+        </w:tc>
+        <w:tc>
+          <w:tcPr>
+            <w:tcW w:type="dxa" w:w="1501"/>
+            <w:vAlign w:val="center"/>
+          </w:tcPr>
+          <w:p>
+            <w:pPr>
+              <w:pStyle w:val="TableText"/>
+            </w:pPr>
+            <w:r>
+              <w:t>361.80</w:t>
+            </w:r>
+          </w:p>
+        </w:tc>
+        <w:tc>
+          <w:tcPr>
+            <w:tcW w:type="dxa" w:w="1501"/>
+            <w:vAlign w:val="center"/>
+          </w:tcPr>
+          <w:p>
+            <w:pPr>
+              <w:pStyle w:val="TableText"/>
+            </w:pPr>
+            <w:r>
+              <w:t>116.82</w:t>
+            </w:r>
+          </w:p>
+        </w:tc>
+        <w:tc>
+          <w:tcPr>
+            <w:tcW w:type="dxa" w:w="1501"/>
+            <w:vAlign w:val="center"/>
+          </w:tcPr>
+          <w:p>
+            <w:pPr>
+              <w:pStyle w:val="TableText"/>
+            </w:pPr>
+            <w:r>
+              <w:t>328.60</w:t>
             </w:r>
           </w:p>
         </w:tc>
@@ -4309,91 +3897,91 @@
               <w:pStyle w:val="TableText"/>
             </w:pPr>
             <w:r>
-              <w:t>27</w:t>
-            </w:r>
-          </w:p>
-        </w:tc>
-        <w:tc>
-          <w:tcPr>
-            <w:tcW w:type="dxa" w:w="1501"/>
-            <w:vAlign w:val="center"/>
-          </w:tcPr>
-          <w:p>
-            <w:pPr>
-              <w:pStyle w:val="TableText"/>
-            </w:pPr>
-            <w:r>
-              <w:t>Песок</w:t>
-            </w:r>
-          </w:p>
-        </w:tc>
-        <w:tc>
-          <w:tcPr>
-            <w:tcW w:type="dxa" w:w="1501"/>
-            <w:vAlign w:val="center"/>
-          </w:tcPr>
-          <w:p>
-            <w:pPr>
-              <w:pStyle w:val="TableText"/>
-            </w:pPr>
-            <w:r>
-              <w:t>6141.0</w:t>
-            </w:r>
-          </w:p>
-        </w:tc>
-        <w:tc>
-          <w:tcPr>
-            <w:tcW w:type="dxa" w:w="1501"/>
-            <w:vAlign w:val="center"/>
-          </w:tcPr>
-          <w:p>
-            <w:pPr>
-              <w:pStyle w:val="TableText"/>
-            </w:pPr>
-            <w:r>
-              <w:t>62.20</w:t>
-            </w:r>
-          </w:p>
-        </w:tc>
-        <w:tc>
-          <w:tcPr>
-            <w:tcW w:type="dxa" w:w="1501"/>
-            <w:vAlign w:val="center"/>
-          </w:tcPr>
-          <w:p>
-            <w:pPr>
-              <w:pStyle w:val="TableText"/>
-            </w:pPr>
-            <w:r>
-              <w:t>411.80</w:t>
-            </w:r>
-          </w:p>
-        </w:tc>
-        <w:tc>
-          <w:tcPr>
-            <w:tcW w:type="dxa" w:w="1501"/>
-            <w:vAlign w:val="center"/>
-          </w:tcPr>
-          <w:p>
-            <w:pPr>
-              <w:pStyle w:val="TableText"/>
-            </w:pPr>
-            <w:r>
-              <w:t>91.82</w:t>
-            </w:r>
-          </w:p>
-        </w:tc>
-        <w:tc>
-          <w:tcPr>
-            <w:tcW w:type="dxa" w:w="1501"/>
-            <w:vAlign w:val="center"/>
-          </w:tcPr>
-          <w:p>
-            <w:pPr>
-              <w:pStyle w:val="TableText"/>
-            </w:pPr>
-            <w:r>
-              <w:t>353.60</w:t>
+              <w:t>23</w:t>
+            </w:r>
+          </w:p>
+        </w:tc>
+        <w:tc>
+          <w:tcPr>
+            <w:tcW w:type="dxa" w:w="1501"/>
+            <w:vAlign w:val="center"/>
+          </w:tcPr>
+          <w:p>
+            <w:pPr>
+              <w:pStyle w:val="TableText"/>
+            </w:pPr>
+            <w:r>
+              <w:t>ПГС</w:t>
+            </w:r>
+          </w:p>
+        </w:tc>
+        <w:tc>
+          <w:tcPr>
+            <w:tcW w:type="dxa" w:w="1501"/>
+            <w:vAlign w:val="center"/>
+          </w:tcPr>
+          <w:p>
+            <w:pPr>
+              <w:pStyle w:val="TableText"/>
+            </w:pPr>
+            <w:r>
+              <w:t>6541.0</w:t>
+            </w:r>
+          </w:p>
+        </w:tc>
+        <w:tc>
+          <w:tcPr>
+            <w:tcW w:type="dxa" w:w="1501"/>
+            <w:vAlign w:val="center"/>
+          </w:tcPr>
+          <w:p>
+            <w:pPr>
+              <w:pStyle w:val="TableText"/>
+            </w:pPr>
+            <w:r>
+              <w:t>102.20</w:t>
+            </w:r>
+          </w:p>
+        </w:tc>
+        <w:tc>
+          <w:tcPr>
+            <w:tcW w:type="dxa" w:w="1501"/>
+            <w:vAlign w:val="center"/>
+          </w:tcPr>
+          <w:p>
+            <w:pPr>
+              <w:pStyle w:val="TableText"/>
+            </w:pPr>
+            <w:r>
+              <w:t>371.80</w:t>
+            </w:r>
+          </w:p>
+        </w:tc>
+        <w:tc>
+          <w:tcPr>
+            <w:tcW w:type="dxa" w:w="1501"/>
+            <w:vAlign w:val="center"/>
+          </w:tcPr>
+          <w:p>
+            <w:pPr>
+              <w:pStyle w:val="TableText"/>
+            </w:pPr>
+            <w:r>
+              <w:t>111.82</w:t>
+            </w:r>
+          </w:p>
+        </w:tc>
+        <w:tc>
+          <w:tcPr>
+            <w:tcW w:type="dxa" w:w="1501"/>
+            <w:vAlign w:val="center"/>
+          </w:tcPr>
+          <w:p>
+            <w:pPr>
+              <w:pStyle w:val="TableText"/>
+            </w:pPr>
+            <w:r>
+              <w:t>333.60</w:t>
             </w:r>
           </w:p>
         </w:tc>
@@ -4412,91 +4000,91 @@
               <w:pStyle w:val="TableText"/>
             </w:pPr>
             <w:r>
-              <w:t>28</w:t>
-            </w:r>
-          </w:p>
-        </w:tc>
-        <w:tc>
-          <w:tcPr>
-            <w:tcW w:type="dxa" w:w="1501"/>
-            <w:vAlign w:val="center"/>
-          </w:tcPr>
-          <w:p>
-            <w:pPr>
-              <w:pStyle w:val="TableText"/>
-            </w:pPr>
-            <w:r>
-              <w:t>ПАВ</w:t>
-            </w:r>
-          </w:p>
-        </w:tc>
-        <w:tc>
-          <w:tcPr>
-            <w:tcW w:type="dxa" w:w="1501"/>
-            <w:vAlign w:val="center"/>
-          </w:tcPr>
-          <w:p>
-            <w:pPr>
-              <w:pStyle w:val="TableText"/>
-            </w:pPr>
-            <w:r>
-              <w:t>6041.0</w:t>
-            </w:r>
-          </w:p>
-        </w:tc>
-        <w:tc>
-          <w:tcPr>
-            <w:tcW w:type="dxa" w:w="1501"/>
-            <w:vAlign w:val="center"/>
-          </w:tcPr>
-          <w:p>
-            <w:pPr>
-              <w:pStyle w:val="TableText"/>
-            </w:pPr>
-            <w:r>
-              <w:t>52.20</w:t>
-            </w:r>
-          </w:p>
-        </w:tc>
-        <w:tc>
-          <w:tcPr>
-            <w:tcW w:type="dxa" w:w="1501"/>
-            <w:vAlign w:val="center"/>
-          </w:tcPr>
-          <w:p>
-            <w:pPr>
-              <w:pStyle w:val="TableText"/>
-            </w:pPr>
-            <w:r>
-              <w:t>421.80</w:t>
-            </w:r>
-          </w:p>
-        </w:tc>
-        <w:tc>
-          <w:tcPr>
-            <w:tcW w:type="dxa" w:w="1501"/>
-            <w:vAlign w:val="center"/>
-          </w:tcPr>
-          <w:p>
-            <w:pPr>
-              <w:pStyle w:val="TableText"/>
-            </w:pPr>
-            <w:r>
-              <w:t>86.82</w:t>
-            </w:r>
-          </w:p>
-        </w:tc>
-        <w:tc>
-          <w:tcPr>
-            <w:tcW w:type="dxa" w:w="1501"/>
-            <w:vAlign w:val="center"/>
-          </w:tcPr>
-          <w:p>
-            <w:pPr>
-              <w:pStyle w:val="TableText"/>
-            </w:pPr>
-            <w:r>
-              <w:t>358.60</w:t>
+              <w:t>24</w:t>
+            </w:r>
+          </w:p>
+        </w:tc>
+        <w:tc>
+          <w:tcPr>
+            <w:tcW w:type="dxa" w:w="1501"/>
+            <w:vAlign w:val="center"/>
+          </w:tcPr>
+          <w:p>
+            <w:pPr>
+              <w:pStyle w:val="TableText"/>
+            </w:pPr>
+            <w:r>
+              <w:t>Щебень</w:t>
+            </w:r>
+          </w:p>
+        </w:tc>
+        <w:tc>
+          <w:tcPr>
+            <w:tcW w:type="dxa" w:w="1501"/>
+            <w:vAlign w:val="center"/>
+          </w:tcPr>
+          <w:p>
+            <w:pPr>
+              <w:pStyle w:val="TableText"/>
+            </w:pPr>
+            <w:r>
+              <w:t>6441.0</w:t>
+            </w:r>
+          </w:p>
+        </w:tc>
+        <w:tc>
+          <w:tcPr>
+            <w:tcW w:type="dxa" w:w="1501"/>
+            <w:vAlign w:val="center"/>
+          </w:tcPr>
+          <w:p>
+            <w:pPr>
+              <w:pStyle w:val="TableText"/>
+            </w:pPr>
+            <w:r>
+              <w:t>92.20</w:t>
+            </w:r>
+          </w:p>
+        </w:tc>
+        <w:tc>
+          <w:tcPr>
+            <w:tcW w:type="dxa" w:w="1501"/>
+            <w:vAlign w:val="center"/>
+          </w:tcPr>
+          <w:p>
+            <w:pPr>
+              <w:pStyle w:val="TableText"/>
+            </w:pPr>
+            <w:r>
+              <w:t>381.80</w:t>
+            </w:r>
+          </w:p>
+        </w:tc>
+        <w:tc>
+          <w:tcPr>
+            <w:tcW w:type="dxa" w:w="1501"/>
+            <w:vAlign w:val="center"/>
+          </w:tcPr>
+          <w:p>
+            <w:pPr>
+              <w:pStyle w:val="TableText"/>
+            </w:pPr>
+            <w:r>
+              <w:t>106.82</w:t>
+            </w:r>
+          </w:p>
+        </w:tc>
+        <w:tc>
+          <w:tcPr>
+            <w:tcW w:type="dxa" w:w="1501"/>
+            <w:vAlign w:val="center"/>
+          </w:tcPr>
+          <w:p>
+            <w:pPr>
+              <w:pStyle w:val="TableText"/>
+            </w:pPr>
+            <w:r>
+              <w:t>338.60</w:t>
             </w:r>
           </w:p>
         </w:tc>
@@ -4515,91 +4103,91 @@
               <w:pStyle w:val="TableText"/>
             </w:pPr>
             <w:r>
-              <w:t>29</w:t>
-            </w:r>
-          </w:p>
-        </w:tc>
-        <w:tc>
-          <w:tcPr>
-            <w:tcW w:type="dxa" w:w="1501"/>
-            <w:vAlign w:val="center"/>
-          </w:tcPr>
-          <w:p>
-            <w:pPr>
-              <w:pStyle w:val="TableText"/>
-            </w:pPr>
-            <w:r>
-              <w:t>Бетон</w:t>
-            </w:r>
-          </w:p>
-        </w:tc>
-        <w:tc>
-          <w:tcPr>
-            <w:tcW w:type="dxa" w:w="1501"/>
-            <w:vAlign w:val="center"/>
-          </w:tcPr>
-          <w:p>
-            <w:pPr>
-              <w:pStyle w:val="TableText"/>
-            </w:pPr>
-            <w:r>
-              <w:t>5941.0</w:t>
-            </w:r>
-          </w:p>
-        </w:tc>
-        <w:tc>
-          <w:tcPr>
-            <w:tcW w:type="dxa" w:w="1501"/>
-            <w:vAlign w:val="center"/>
-          </w:tcPr>
-          <w:p>
-            <w:pPr>
-              <w:pStyle w:val="TableText"/>
-            </w:pPr>
-            <w:r>
-              <w:t>42.20</w:t>
-            </w:r>
-          </w:p>
-        </w:tc>
-        <w:tc>
-          <w:tcPr>
-            <w:tcW w:type="dxa" w:w="1501"/>
-            <w:vAlign w:val="center"/>
-          </w:tcPr>
-          <w:p>
-            <w:pPr>
-              <w:pStyle w:val="TableText"/>
-            </w:pPr>
-            <w:r>
-              <w:t>431.80</w:t>
-            </w:r>
-          </w:p>
-        </w:tc>
-        <w:tc>
-          <w:tcPr>
-            <w:tcW w:type="dxa" w:w="1501"/>
-            <w:vAlign w:val="center"/>
-          </w:tcPr>
-          <w:p>
-            <w:pPr>
-              <w:pStyle w:val="TableText"/>
-            </w:pPr>
-            <w:r>
-              <w:t>81.82</w:t>
-            </w:r>
-          </w:p>
-        </w:tc>
-        <w:tc>
-          <w:tcPr>
-            <w:tcW w:type="dxa" w:w="1501"/>
-            <w:vAlign w:val="center"/>
-          </w:tcPr>
-          <w:p>
-            <w:pPr>
-              <w:pStyle w:val="TableText"/>
-            </w:pPr>
-            <w:r>
-              <w:t>363.60</w:t>
+              <w:t>25</w:t>
+            </w:r>
+          </w:p>
+        </w:tc>
+        <w:tc>
+          <w:tcPr>
+            <w:tcW w:type="dxa" w:w="1501"/>
+            <w:vAlign w:val="center"/>
+          </w:tcPr>
+          <w:p>
+            <w:pPr>
+              <w:pStyle w:val="TableText"/>
+            </w:pPr>
+            <w:r>
+              <w:t>ЖБИ</w:t>
+            </w:r>
+          </w:p>
+        </w:tc>
+        <w:tc>
+          <w:tcPr>
+            <w:tcW w:type="dxa" w:w="1501"/>
+            <w:vAlign w:val="center"/>
+          </w:tcPr>
+          <w:p>
+            <w:pPr>
+              <w:pStyle w:val="TableText"/>
+            </w:pPr>
+            <w:r>
+              <w:t>6341.0</w:t>
+            </w:r>
+          </w:p>
+        </w:tc>
+        <w:tc>
+          <w:tcPr>
+            <w:tcW w:type="dxa" w:w="1501"/>
+            <w:vAlign w:val="center"/>
+          </w:tcPr>
+          <w:p>
+            <w:pPr>
+              <w:pStyle w:val="TableText"/>
+            </w:pPr>
+            <w:r>
+              <w:t>82.20</w:t>
+            </w:r>
+          </w:p>
+        </w:tc>
+        <w:tc>
+          <w:tcPr>
+            <w:tcW w:type="dxa" w:w="1501"/>
+            <w:vAlign w:val="center"/>
+          </w:tcPr>
+          <w:p>
+            <w:pPr>
+              <w:pStyle w:val="TableText"/>
+            </w:pPr>
+            <w:r>
+              <w:t>391.80</w:t>
+            </w:r>
+          </w:p>
+        </w:tc>
+        <w:tc>
+          <w:tcPr>
+            <w:tcW w:type="dxa" w:w="1501"/>
+            <w:vAlign w:val="center"/>
+          </w:tcPr>
+          <w:p>
+            <w:pPr>
+              <w:pStyle w:val="TableText"/>
+            </w:pPr>
+            <w:r>
+              <w:t>101.82</w:t>
+            </w:r>
+          </w:p>
+        </w:tc>
+        <w:tc>
+          <w:tcPr>
+            <w:tcW w:type="dxa" w:w="1501"/>
+            <w:vAlign w:val="center"/>
+          </w:tcPr>
+          <w:p>
+            <w:pPr>
+              <w:pStyle w:val="TableText"/>
+            </w:pPr>
+            <w:r>
+              <w:t>343.60</w:t>
             </w:r>
           </w:p>
         </w:tc>
@@ -4618,91 +4206,91 @@
               <w:pStyle w:val="TableText"/>
             </w:pPr>
             <w:r>
-              <w:t>30</w:t>
-            </w:r>
-          </w:p>
-        </w:tc>
-        <w:tc>
-          <w:tcPr>
-            <w:tcW w:type="dxa" w:w="1501"/>
-            <w:vAlign w:val="center"/>
-          </w:tcPr>
-          <w:p>
-            <w:pPr>
-              <w:pStyle w:val="TableText"/>
-            </w:pPr>
-            <w:r>
-              <w:t>ПГС</w:t>
-            </w:r>
-          </w:p>
-        </w:tc>
-        <w:tc>
-          <w:tcPr>
-            <w:tcW w:type="dxa" w:w="1501"/>
-            <w:vAlign w:val="center"/>
-          </w:tcPr>
-          <w:p>
-            <w:pPr>
-              <w:pStyle w:val="TableText"/>
-            </w:pPr>
-            <w:r>
-              <w:t>5841.0</w:t>
-            </w:r>
-          </w:p>
-        </w:tc>
-        <w:tc>
-          <w:tcPr>
-            <w:tcW w:type="dxa" w:w="1501"/>
-            <w:vAlign w:val="center"/>
-          </w:tcPr>
-          <w:p>
-            <w:pPr>
-              <w:pStyle w:val="TableText"/>
-            </w:pPr>
-            <w:r>
-              <w:t>32.20</w:t>
-            </w:r>
-          </w:p>
-        </w:tc>
-        <w:tc>
-          <w:tcPr>
-            <w:tcW w:type="dxa" w:w="1501"/>
-            <w:vAlign w:val="center"/>
-          </w:tcPr>
-          <w:p>
-            <w:pPr>
-              <w:pStyle w:val="TableText"/>
-            </w:pPr>
-            <w:r>
-              <w:t>441.80</w:t>
-            </w:r>
-          </w:p>
-        </w:tc>
-        <w:tc>
-          <w:tcPr>
-            <w:tcW w:type="dxa" w:w="1501"/>
-            <w:vAlign w:val="center"/>
-          </w:tcPr>
-          <w:p>
-            <w:pPr>
-              <w:pStyle w:val="TableText"/>
-            </w:pPr>
-            <w:r>
-              <w:t>76.82</w:t>
-            </w:r>
-          </w:p>
-        </w:tc>
-        <w:tc>
-          <w:tcPr>
-            <w:tcW w:type="dxa" w:w="1501"/>
-            <w:vAlign w:val="center"/>
-          </w:tcPr>
-          <w:p>
-            <w:pPr>
-              <w:pStyle w:val="TableText"/>
-            </w:pPr>
-            <w:r>
-              <w:t>368.60</w:t>
+              <w:t>26</w:t>
+            </w:r>
+          </w:p>
+        </w:tc>
+        <w:tc>
+          <w:tcPr>
+            <w:tcW w:type="dxa" w:w="1501"/>
+            <w:vAlign w:val="center"/>
+          </w:tcPr>
+          <w:p>
+            <w:pPr>
+              <w:pStyle w:val="TableText"/>
+            </w:pPr>
+            <w:r>
+              <w:t>Цемент</w:t>
+            </w:r>
+          </w:p>
+        </w:tc>
+        <w:tc>
+          <w:tcPr>
+            <w:tcW w:type="dxa" w:w="1501"/>
+            <w:vAlign w:val="center"/>
+          </w:tcPr>
+          <w:p>
+            <w:pPr>
+              <w:pStyle w:val="TableText"/>
+            </w:pPr>
+            <w:r>
+              <w:t>6241.0</w:t>
+            </w:r>
+          </w:p>
+        </w:tc>
+        <w:tc>
+          <w:tcPr>
+            <w:tcW w:type="dxa" w:w="1501"/>
+            <w:vAlign w:val="center"/>
+          </w:tcPr>
+          <w:p>
+            <w:pPr>
+              <w:pStyle w:val="TableText"/>
+            </w:pPr>
+            <w:r>
+              <w:t>72.20</w:t>
+            </w:r>
+          </w:p>
+        </w:tc>
+        <w:tc>
+          <w:tcPr>
+            <w:tcW w:type="dxa" w:w="1501"/>
+            <w:vAlign w:val="center"/>
+          </w:tcPr>
+          <w:p>
+            <w:pPr>
+              <w:pStyle w:val="TableText"/>
+            </w:pPr>
+            <w:r>
+              <w:t>401.80</w:t>
+            </w:r>
+          </w:p>
+        </w:tc>
+        <w:tc>
+          <w:tcPr>
+            <w:tcW w:type="dxa" w:w="1501"/>
+            <w:vAlign w:val="center"/>
+          </w:tcPr>
+          <w:p>
+            <w:pPr>
+              <w:pStyle w:val="TableText"/>
+            </w:pPr>
+            <w:r>
+              <w:t>96.82</w:t>
+            </w:r>
+          </w:p>
+        </w:tc>
+        <w:tc>
+          <w:tcPr>
+            <w:tcW w:type="dxa" w:w="1501"/>
+            <w:vAlign w:val="center"/>
+          </w:tcPr>
+          <w:p>
+            <w:pPr>
+              <w:pStyle w:val="TableText"/>
+            </w:pPr>
+            <w:r>
+              <w:t>348.60</w:t>
             </w:r>
           </w:p>
         </w:tc>
@@ -4721,91 +4309,91 @@
               <w:pStyle w:val="TableText"/>
             </w:pPr>
             <w:r>
-              <w:t>31</w:t>
-            </w:r>
-          </w:p>
-        </w:tc>
-        <w:tc>
-          <w:tcPr>
-            <w:tcW w:type="dxa" w:w="1501"/>
-            <w:vAlign w:val="center"/>
-          </w:tcPr>
-          <w:p>
-            <w:pPr>
-              <w:pStyle w:val="TableText"/>
-            </w:pPr>
-            <w:r>
-              <w:t>Щебень</w:t>
-            </w:r>
-          </w:p>
-        </w:tc>
-        <w:tc>
-          <w:tcPr>
-            <w:tcW w:type="dxa" w:w="1501"/>
-            <w:vAlign w:val="center"/>
-          </w:tcPr>
-          <w:p>
-            <w:pPr>
-              <w:pStyle w:val="TableText"/>
-            </w:pPr>
-            <w:r>
-              <w:t>5741.0</w:t>
-            </w:r>
-          </w:p>
-        </w:tc>
-        <w:tc>
-          <w:tcPr>
-            <w:tcW w:type="dxa" w:w="1501"/>
-            <w:vAlign w:val="center"/>
-          </w:tcPr>
-          <w:p>
-            <w:pPr>
-              <w:pStyle w:val="TableText"/>
-            </w:pPr>
-            <w:r>
-              <w:t>22.20</w:t>
-            </w:r>
-          </w:p>
-        </w:tc>
-        <w:tc>
-          <w:tcPr>
-            <w:tcW w:type="dxa" w:w="1501"/>
-            <w:vAlign w:val="center"/>
-          </w:tcPr>
-          <w:p>
-            <w:pPr>
-              <w:pStyle w:val="TableText"/>
-            </w:pPr>
-            <w:r>
-              <w:t>451.80</w:t>
-            </w:r>
-          </w:p>
-        </w:tc>
-        <w:tc>
-          <w:tcPr>
-            <w:tcW w:type="dxa" w:w="1501"/>
-            <w:vAlign w:val="center"/>
-          </w:tcPr>
-          <w:p>
-            <w:pPr>
-              <w:pStyle w:val="TableText"/>
-            </w:pPr>
-            <w:r>
-              <w:t>71.82</w:t>
-            </w:r>
-          </w:p>
-        </w:tc>
-        <w:tc>
-          <w:tcPr>
-            <w:tcW w:type="dxa" w:w="1501"/>
-            <w:vAlign w:val="center"/>
-          </w:tcPr>
-          <w:p>
-            <w:pPr>
-              <w:pStyle w:val="TableText"/>
-            </w:pPr>
-            <w:r>
-              <w:t>373.60</w:t>
+              <w:t>27</w:t>
+            </w:r>
+          </w:p>
+        </w:tc>
+        <w:tc>
+          <w:tcPr>
+            <w:tcW w:type="dxa" w:w="1501"/>
+            <w:vAlign w:val="center"/>
+          </w:tcPr>
+          <w:p>
+            <w:pPr>
+              <w:pStyle w:val="TableText"/>
+            </w:pPr>
+            <w:r>
+              <w:t>Песок</w:t>
+            </w:r>
+          </w:p>
+        </w:tc>
+        <w:tc>
+          <w:tcPr>
+            <w:tcW w:type="dxa" w:w="1501"/>
+            <w:vAlign w:val="center"/>
+          </w:tcPr>
+          <w:p>
+            <w:pPr>
+              <w:pStyle w:val="TableText"/>
+            </w:pPr>
+            <w:r>
+              <w:t>6141.0</w:t>
+            </w:r>
+          </w:p>
+        </w:tc>
+        <w:tc>
+          <w:tcPr>
+            <w:tcW w:type="dxa" w:w="1501"/>
+            <w:vAlign w:val="center"/>
+          </w:tcPr>
+          <w:p>
+            <w:pPr>
+              <w:pStyle w:val="TableText"/>
+            </w:pPr>
+            <w:r>
+              <w:t>62.20</w:t>
+            </w:r>
+          </w:p>
+        </w:tc>
+        <w:tc>
+          <w:tcPr>
+            <w:tcW w:type="dxa" w:w="1501"/>
+            <w:vAlign w:val="center"/>
+          </w:tcPr>
+          <w:p>
+            <w:pPr>
+              <w:pStyle w:val="TableText"/>
+            </w:pPr>
+            <w:r>
+              <w:t>411.80</w:t>
+            </w:r>
+          </w:p>
+        </w:tc>
+        <w:tc>
+          <w:tcPr>
+            <w:tcW w:type="dxa" w:w="1501"/>
+            <w:vAlign w:val="center"/>
+          </w:tcPr>
+          <w:p>
+            <w:pPr>
+              <w:pStyle w:val="TableText"/>
+            </w:pPr>
+            <w:r>
+              <w:t>91.82</w:t>
+            </w:r>
+          </w:p>
+        </w:tc>
+        <w:tc>
+          <w:tcPr>
+            <w:tcW w:type="dxa" w:w="1501"/>
+            <w:vAlign w:val="center"/>
+          </w:tcPr>
+          <w:p>
+            <w:pPr>
+              <w:pStyle w:val="TableText"/>
+            </w:pPr>
+            <w:r>
+              <w:t>353.60</w:t>
             </w:r>
           </w:p>
         </w:tc>
@@ -4824,91 +4412,91 @@
               <w:pStyle w:val="TableText"/>
             </w:pPr>
             <w:r>
-              <w:t>32</w:t>
-            </w:r>
-          </w:p>
-        </w:tc>
-        <w:tc>
-          <w:tcPr>
-            <w:tcW w:type="dxa" w:w="1501"/>
-            <w:vAlign w:val="center"/>
-          </w:tcPr>
-          <w:p>
-            <w:pPr>
-              <w:pStyle w:val="TableText"/>
-            </w:pPr>
-            <w:r>
-              <w:t>ЖБИ</w:t>
-            </w:r>
-          </w:p>
-        </w:tc>
-        <w:tc>
-          <w:tcPr>
-            <w:tcW w:type="dxa" w:w="1501"/>
-            <w:vAlign w:val="center"/>
-          </w:tcPr>
-          <w:p>
-            <w:pPr>
-              <w:pStyle w:val="TableText"/>
-            </w:pPr>
-            <w:r>
-              <w:t>5641.0</w:t>
-            </w:r>
-          </w:p>
-        </w:tc>
-        <w:tc>
-          <w:tcPr>
-            <w:tcW w:type="dxa" w:w="1501"/>
-            <w:vAlign w:val="center"/>
-          </w:tcPr>
-          <w:p>
-            <w:pPr>
-              <w:pStyle w:val="TableText"/>
-            </w:pPr>
-            <w:r>
-              <w:t>12.20</w:t>
-            </w:r>
-          </w:p>
-        </w:tc>
-        <w:tc>
-          <w:tcPr>
-            <w:tcW w:type="dxa" w:w="1501"/>
-            <w:vAlign w:val="center"/>
-          </w:tcPr>
-          <w:p>
-            <w:pPr>
-              <w:pStyle w:val="TableText"/>
-            </w:pPr>
-            <w:r>
-              <w:t>461.80</w:t>
-            </w:r>
-          </w:p>
-        </w:tc>
-        <w:tc>
-          <w:tcPr>
-            <w:tcW w:type="dxa" w:w="1501"/>
-            <w:vAlign w:val="center"/>
-          </w:tcPr>
-          <w:p>
-            <w:pPr>
-              <w:pStyle w:val="TableText"/>
-            </w:pPr>
-            <w:r>
-              <w:t>66.82</w:t>
-            </w:r>
-          </w:p>
-        </w:tc>
-        <w:tc>
-          <w:tcPr>
-            <w:tcW w:type="dxa" w:w="1501"/>
-            <w:vAlign w:val="center"/>
-          </w:tcPr>
-          <w:p>
-            <w:pPr>
-              <w:pStyle w:val="TableText"/>
-            </w:pPr>
-            <w:r>
-              <w:t>378.60</w:t>
+              <w:t>28</w:t>
+            </w:r>
+          </w:p>
+        </w:tc>
+        <w:tc>
+          <w:tcPr>
+            <w:tcW w:type="dxa" w:w="1501"/>
+            <w:vAlign w:val="center"/>
+          </w:tcPr>
+          <w:p>
+            <w:pPr>
+              <w:pStyle w:val="TableText"/>
+            </w:pPr>
+            <w:r>
+              <w:t>ПАВ</w:t>
+            </w:r>
+          </w:p>
+        </w:tc>
+        <w:tc>
+          <w:tcPr>
+            <w:tcW w:type="dxa" w:w="1501"/>
+            <w:vAlign w:val="center"/>
+          </w:tcPr>
+          <w:p>
+            <w:pPr>
+              <w:pStyle w:val="TableText"/>
+            </w:pPr>
+            <w:r>
+              <w:t>6041.0</w:t>
+            </w:r>
+          </w:p>
+        </w:tc>
+        <w:tc>
+          <w:tcPr>
+            <w:tcW w:type="dxa" w:w="1501"/>
+            <w:vAlign w:val="center"/>
+          </w:tcPr>
+          <w:p>
+            <w:pPr>
+              <w:pStyle w:val="TableText"/>
+            </w:pPr>
+            <w:r>
+              <w:t>52.20</w:t>
+            </w:r>
+          </w:p>
+        </w:tc>
+        <w:tc>
+          <w:tcPr>
+            <w:tcW w:type="dxa" w:w="1501"/>
+            <w:vAlign w:val="center"/>
+          </w:tcPr>
+          <w:p>
+            <w:pPr>
+              <w:pStyle w:val="TableText"/>
+            </w:pPr>
+            <w:r>
+              <w:t>421.80</w:t>
+            </w:r>
+          </w:p>
+        </w:tc>
+        <w:tc>
+          <w:tcPr>
+            <w:tcW w:type="dxa" w:w="1501"/>
+            <w:vAlign w:val="center"/>
+          </w:tcPr>
+          <w:p>
+            <w:pPr>
+              <w:pStyle w:val="TableText"/>
+            </w:pPr>
+            <w:r>
+              <w:t>86.82</w:t>
+            </w:r>
+          </w:p>
+        </w:tc>
+        <w:tc>
+          <w:tcPr>
+            <w:tcW w:type="dxa" w:w="1501"/>
+            <w:vAlign w:val="center"/>
+          </w:tcPr>
+          <w:p>
+            <w:pPr>
+              <w:pStyle w:val="TableText"/>
+            </w:pPr>
+            <w:r>
+              <w:t>358.60</w:t>
             </w:r>
           </w:p>
         </w:tc>
@@ -4927,91 +4515,91 @@
               <w:pStyle w:val="TableText"/>
             </w:pPr>
             <w:r>
-              <w:t>33</w:t>
-            </w:r>
-          </w:p>
-        </w:tc>
-        <w:tc>
-          <w:tcPr>
-            <w:tcW w:type="dxa" w:w="1501"/>
-            <w:vAlign w:val="center"/>
-          </w:tcPr>
-          <w:p>
-            <w:pPr>
-              <w:pStyle w:val="TableText"/>
-            </w:pPr>
-            <w:r>
-              <w:t>Цемент</w:t>
-            </w:r>
-          </w:p>
-        </w:tc>
-        <w:tc>
-          <w:tcPr>
-            <w:tcW w:type="dxa" w:w="1501"/>
-            <w:vAlign w:val="center"/>
-          </w:tcPr>
-          <w:p>
-            <w:pPr>
-              <w:pStyle w:val="TableText"/>
-            </w:pPr>
-            <w:r>
-              <w:t>5541.0</w:t>
-            </w:r>
-          </w:p>
-        </w:tc>
-        <w:tc>
-          <w:tcPr>
-            <w:tcW w:type="dxa" w:w="1501"/>
-            <w:vAlign w:val="center"/>
-          </w:tcPr>
-          <w:p>
-            <w:pPr>
-              <w:pStyle w:val="TableText"/>
-            </w:pPr>
-            <w:r>
-              <w:t>2.20</w:t>
-            </w:r>
-          </w:p>
-        </w:tc>
-        <w:tc>
-          <w:tcPr>
-            <w:tcW w:type="dxa" w:w="1501"/>
-            <w:vAlign w:val="center"/>
-          </w:tcPr>
-          <w:p>
-            <w:pPr>
-              <w:pStyle w:val="TableText"/>
-            </w:pPr>
-            <w:r>
-              <w:t>471.80</w:t>
-            </w:r>
-          </w:p>
-        </w:tc>
-        <w:tc>
-          <w:tcPr>
-            <w:tcW w:type="dxa" w:w="1501"/>
-            <w:vAlign w:val="center"/>
-          </w:tcPr>
-          <w:p>
-            <w:pPr>
-              <w:pStyle w:val="TableText"/>
-            </w:pPr>
-            <w:r>
-              <w:t>61.82</w:t>
-            </w:r>
-          </w:p>
-        </w:tc>
-        <w:tc>
-          <w:tcPr>
-            <w:tcW w:type="dxa" w:w="1501"/>
-            <w:vAlign w:val="center"/>
-          </w:tcPr>
-          <w:p>
-            <w:pPr>
-              <w:pStyle w:val="TableText"/>
-            </w:pPr>
-            <w:r>
-              <w:t>383.60</w:t>
+              <w:t>29</w:t>
+            </w:r>
+          </w:p>
+        </w:tc>
+        <w:tc>
+          <w:tcPr>
+            <w:tcW w:type="dxa" w:w="1501"/>
+            <w:vAlign w:val="center"/>
+          </w:tcPr>
+          <w:p>
+            <w:pPr>
+              <w:pStyle w:val="TableText"/>
+            </w:pPr>
+            <w:r>
+              <w:t>Бетон</w:t>
+            </w:r>
+          </w:p>
+        </w:tc>
+        <w:tc>
+          <w:tcPr>
+            <w:tcW w:type="dxa" w:w="1501"/>
+            <w:vAlign w:val="center"/>
+          </w:tcPr>
+          <w:p>
+            <w:pPr>
+              <w:pStyle w:val="TableText"/>
+            </w:pPr>
+            <w:r>
+              <w:t>5941.0</w:t>
+            </w:r>
+          </w:p>
+        </w:tc>
+        <w:tc>
+          <w:tcPr>
+            <w:tcW w:type="dxa" w:w="1501"/>
+            <w:vAlign w:val="center"/>
+          </w:tcPr>
+          <w:p>
+            <w:pPr>
+              <w:pStyle w:val="TableText"/>
+            </w:pPr>
+            <w:r>
+              <w:t>42.20</w:t>
+            </w:r>
+          </w:p>
+        </w:tc>
+        <w:tc>
+          <w:tcPr>
+            <w:tcW w:type="dxa" w:w="1501"/>
+            <w:vAlign w:val="center"/>
+          </w:tcPr>
+          <w:p>
+            <w:pPr>
+              <w:pStyle w:val="TableText"/>
+            </w:pPr>
+            <w:r>
+              <w:t>431.80</w:t>
+            </w:r>
+          </w:p>
+        </w:tc>
+        <w:tc>
+          <w:tcPr>
+            <w:tcW w:type="dxa" w:w="1501"/>
+            <w:vAlign w:val="center"/>
+          </w:tcPr>
+          <w:p>
+            <w:pPr>
+              <w:pStyle w:val="TableText"/>
+            </w:pPr>
+            <w:r>
+              <w:t>81.82</w:t>
+            </w:r>
+          </w:p>
+        </w:tc>
+        <w:tc>
+          <w:tcPr>
+            <w:tcW w:type="dxa" w:w="1501"/>
+            <w:vAlign w:val="center"/>
+          </w:tcPr>
+          <w:p>
+            <w:pPr>
+              <w:pStyle w:val="TableText"/>
+            </w:pPr>
+            <w:r>
+              <w:t>363.60</w:t>
             </w:r>
           </w:p>
         </w:tc>
@@ -5030,91 +4618,91 @@
               <w:pStyle w:val="TableText"/>
             </w:pPr>
             <w:r>
-              <w:t>34</w:t>
-            </w:r>
-          </w:p>
-        </w:tc>
-        <w:tc>
-          <w:tcPr>
-            <w:tcW w:type="dxa" w:w="1501"/>
-            <w:vAlign w:val="center"/>
-          </w:tcPr>
-          <w:p>
-            <w:pPr>
-              <w:pStyle w:val="TableText"/>
-            </w:pPr>
-            <w:r>
-              <w:t>Песок</w:t>
-            </w:r>
-          </w:p>
-        </w:tc>
-        <w:tc>
-          <w:tcPr>
-            <w:tcW w:type="dxa" w:w="1501"/>
-            <w:vAlign w:val="center"/>
-          </w:tcPr>
-          <w:p>
-            <w:pPr>
-              <w:pStyle w:val="TableText"/>
-            </w:pPr>
-            <w:r>
-              <w:t>5441.0</w:t>
-            </w:r>
-          </w:p>
-        </w:tc>
-        <w:tc>
-          <w:tcPr>
-            <w:tcW w:type="dxa" w:w="1501"/>
-            <w:vAlign w:val="center"/>
-          </w:tcPr>
-          <w:p>
-            <w:pPr>
-              <w:pStyle w:val="TableText"/>
-            </w:pPr>
-            <w:r>
-              <w:t>-7.80</w:t>
-            </w:r>
-          </w:p>
-        </w:tc>
-        <w:tc>
-          <w:tcPr>
-            <w:tcW w:type="dxa" w:w="1501"/>
-            <w:vAlign w:val="center"/>
-          </w:tcPr>
-          <w:p>
-            <w:pPr>
-              <w:pStyle w:val="TableText"/>
-            </w:pPr>
-            <w:r>
-              <w:t>481.80</w:t>
-            </w:r>
-          </w:p>
-        </w:tc>
-        <w:tc>
-          <w:tcPr>
-            <w:tcW w:type="dxa" w:w="1501"/>
-            <w:vAlign w:val="center"/>
-          </w:tcPr>
-          <w:p>
-            <w:pPr>
-              <w:pStyle w:val="TableText"/>
-            </w:pPr>
-            <w:r>
-              <w:t>56.82</w:t>
-            </w:r>
-          </w:p>
-        </w:tc>
-        <w:tc>
-          <w:tcPr>
-            <w:tcW w:type="dxa" w:w="1501"/>
-            <w:vAlign w:val="center"/>
-          </w:tcPr>
-          <w:p>
-            <w:pPr>
-              <w:pStyle w:val="TableText"/>
-            </w:pPr>
-            <w:r>
-              <w:t>388.60</w:t>
+              <w:t>30</w:t>
+            </w:r>
+          </w:p>
+        </w:tc>
+        <w:tc>
+          <w:tcPr>
+            <w:tcW w:type="dxa" w:w="1501"/>
+            <w:vAlign w:val="center"/>
+          </w:tcPr>
+          <w:p>
+            <w:pPr>
+              <w:pStyle w:val="TableText"/>
+            </w:pPr>
+            <w:r>
+              <w:t>ПГС</w:t>
+            </w:r>
+          </w:p>
+        </w:tc>
+        <w:tc>
+          <w:tcPr>
+            <w:tcW w:type="dxa" w:w="1501"/>
+            <w:vAlign w:val="center"/>
+          </w:tcPr>
+          <w:p>
+            <w:pPr>
+              <w:pStyle w:val="TableText"/>
+            </w:pPr>
+            <w:r>
+              <w:t>5841.0</w:t>
+            </w:r>
+          </w:p>
+        </w:tc>
+        <w:tc>
+          <w:tcPr>
+            <w:tcW w:type="dxa" w:w="1501"/>
+            <w:vAlign w:val="center"/>
+          </w:tcPr>
+          <w:p>
+            <w:pPr>
+              <w:pStyle w:val="TableText"/>
+            </w:pPr>
+            <w:r>
+              <w:t>32.20</w:t>
+            </w:r>
+          </w:p>
+        </w:tc>
+        <w:tc>
+          <w:tcPr>
+            <w:tcW w:type="dxa" w:w="1501"/>
+            <w:vAlign w:val="center"/>
+          </w:tcPr>
+          <w:p>
+            <w:pPr>
+              <w:pStyle w:val="TableText"/>
+            </w:pPr>
+            <w:r>
+              <w:t>441.80</w:t>
+            </w:r>
+          </w:p>
+        </w:tc>
+        <w:tc>
+          <w:tcPr>
+            <w:tcW w:type="dxa" w:w="1501"/>
+            <w:vAlign w:val="center"/>
+          </w:tcPr>
+          <w:p>
+            <w:pPr>
+              <w:pStyle w:val="TableText"/>
+            </w:pPr>
+            <w:r>
+              <w:t>76.82</w:t>
+            </w:r>
+          </w:p>
+        </w:tc>
+        <w:tc>
+          <w:tcPr>
+            <w:tcW w:type="dxa" w:w="1501"/>
+            <w:vAlign w:val="center"/>
+          </w:tcPr>
+          <w:p>
+            <w:pPr>
+              <w:pStyle w:val="TableText"/>
+            </w:pPr>
+            <w:r>
+              <w:t>368.60</w:t>
             </w:r>
           </w:p>
         </w:tc>
@@ -5133,91 +4721,91 @@
               <w:pStyle w:val="TableText"/>
             </w:pPr>
             <w:r>
-              <w:t>35</w:t>
-            </w:r>
-          </w:p>
-        </w:tc>
-        <w:tc>
-          <w:tcPr>
-            <w:tcW w:type="dxa" w:w="1501"/>
-            <w:vAlign w:val="center"/>
-          </w:tcPr>
-          <w:p>
-            <w:pPr>
-              <w:pStyle w:val="TableText"/>
-            </w:pPr>
-            <w:r>
-              <w:t>ПАВ</w:t>
-            </w:r>
-          </w:p>
-        </w:tc>
-        <w:tc>
-          <w:tcPr>
-            <w:tcW w:type="dxa" w:w="1501"/>
-            <w:vAlign w:val="center"/>
-          </w:tcPr>
-          <w:p>
-            <w:pPr>
-              <w:pStyle w:val="TableText"/>
-            </w:pPr>
-            <w:r>
-              <w:t>5341.0</w:t>
-            </w:r>
-          </w:p>
-        </w:tc>
-        <w:tc>
-          <w:tcPr>
-            <w:tcW w:type="dxa" w:w="1501"/>
-            <w:vAlign w:val="center"/>
-          </w:tcPr>
-          <w:p>
-            <w:pPr>
-              <w:pStyle w:val="TableText"/>
-            </w:pPr>
-            <w:r>
-              <w:t>-17.80</w:t>
-            </w:r>
-          </w:p>
-        </w:tc>
-        <w:tc>
-          <w:tcPr>
-            <w:tcW w:type="dxa" w:w="1501"/>
-            <w:vAlign w:val="center"/>
-          </w:tcPr>
-          <w:p>
-            <w:pPr>
-              <w:pStyle w:val="TableText"/>
-            </w:pPr>
-            <w:r>
-              <w:t>491.80</w:t>
-            </w:r>
-          </w:p>
-        </w:tc>
-        <w:tc>
-          <w:tcPr>
-            <w:tcW w:type="dxa" w:w="1501"/>
-            <w:vAlign w:val="center"/>
-          </w:tcPr>
-          <w:p>
-            <w:pPr>
-              <w:pStyle w:val="TableText"/>
-            </w:pPr>
-            <w:r>
-              <w:t>51.82</w:t>
-            </w:r>
-          </w:p>
-        </w:tc>
-        <w:tc>
-          <w:tcPr>
-            <w:tcW w:type="dxa" w:w="1501"/>
-            <w:vAlign w:val="center"/>
-          </w:tcPr>
-          <w:p>
-            <w:pPr>
-              <w:pStyle w:val="TableText"/>
-            </w:pPr>
-            <w:r>
-              <w:t>393.60</w:t>
+              <w:t>31</w:t>
+            </w:r>
+          </w:p>
+        </w:tc>
+        <w:tc>
+          <w:tcPr>
+            <w:tcW w:type="dxa" w:w="1501"/>
+            <w:vAlign w:val="center"/>
+          </w:tcPr>
+          <w:p>
+            <w:pPr>
+              <w:pStyle w:val="TableText"/>
+            </w:pPr>
+            <w:r>
+              <w:t>Щебень</w:t>
+            </w:r>
+          </w:p>
+        </w:tc>
+        <w:tc>
+          <w:tcPr>
+            <w:tcW w:type="dxa" w:w="1501"/>
+            <w:vAlign w:val="center"/>
+          </w:tcPr>
+          <w:p>
+            <w:pPr>
+              <w:pStyle w:val="TableText"/>
+            </w:pPr>
+            <w:r>
+              <w:t>5741.0</w:t>
+            </w:r>
+          </w:p>
+        </w:tc>
+        <w:tc>
+          <w:tcPr>
+            <w:tcW w:type="dxa" w:w="1501"/>
+            <w:vAlign w:val="center"/>
+          </w:tcPr>
+          <w:p>
+            <w:pPr>
+              <w:pStyle w:val="TableText"/>
+            </w:pPr>
+            <w:r>
+              <w:t>22.20</w:t>
+            </w:r>
+          </w:p>
+        </w:tc>
+        <w:tc>
+          <w:tcPr>
+            <w:tcW w:type="dxa" w:w="1501"/>
+            <w:vAlign w:val="center"/>
+          </w:tcPr>
+          <w:p>
+            <w:pPr>
+              <w:pStyle w:val="TableText"/>
+            </w:pPr>
+            <w:r>
+              <w:t>451.80</w:t>
+            </w:r>
+          </w:p>
+        </w:tc>
+        <w:tc>
+          <w:tcPr>
+            <w:tcW w:type="dxa" w:w="1501"/>
+            <w:vAlign w:val="center"/>
+          </w:tcPr>
+          <w:p>
+            <w:pPr>
+              <w:pStyle w:val="TableText"/>
+            </w:pPr>
+            <w:r>
+              <w:t>71.82</w:t>
+            </w:r>
+          </w:p>
+        </w:tc>
+        <w:tc>
+          <w:tcPr>
+            <w:tcW w:type="dxa" w:w="1501"/>
+            <w:vAlign w:val="center"/>
+          </w:tcPr>
+          <w:p>
+            <w:pPr>
+              <w:pStyle w:val="TableText"/>
+            </w:pPr>
+            <w:r>
+              <w:t>373.60</w:t>
             </w:r>
           </w:p>
         </w:tc>
@@ -5236,91 +4824,91 @@
               <w:pStyle w:val="TableText"/>
             </w:pPr>
             <w:r>
-              <w:t>36</w:t>
-            </w:r>
-          </w:p>
-        </w:tc>
-        <w:tc>
-          <w:tcPr>
-            <w:tcW w:type="dxa" w:w="1501"/>
-            <w:vAlign w:val="center"/>
-          </w:tcPr>
-          <w:p>
-            <w:pPr>
-              <w:pStyle w:val="TableText"/>
-            </w:pPr>
-            <w:r>
-              <w:t>Бетон</w:t>
-            </w:r>
-          </w:p>
-        </w:tc>
-        <w:tc>
-          <w:tcPr>
-            <w:tcW w:type="dxa" w:w="1501"/>
-            <w:vAlign w:val="center"/>
-          </w:tcPr>
-          <w:p>
-            <w:pPr>
-              <w:pStyle w:val="TableText"/>
-            </w:pPr>
-            <w:r>
-              <w:t>5241.0</w:t>
-            </w:r>
-          </w:p>
-        </w:tc>
-        <w:tc>
-          <w:tcPr>
-            <w:tcW w:type="dxa" w:w="1501"/>
-            <w:vAlign w:val="center"/>
-          </w:tcPr>
-          <w:p>
-            <w:pPr>
-              <w:pStyle w:val="TableText"/>
-            </w:pPr>
-            <w:r>
-              <w:t>-27.80</w:t>
-            </w:r>
-          </w:p>
-        </w:tc>
-        <w:tc>
-          <w:tcPr>
-            <w:tcW w:type="dxa" w:w="1501"/>
-            <w:vAlign w:val="center"/>
-          </w:tcPr>
-          <w:p>
-            <w:pPr>
-              <w:pStyle w:val="TableText"/>
-            </w:pPr>
-            <w:r>
-              <w:t>501.80</w:t>
-            </w:r>
-          </w:p>
-        </w:tc>
-        <w:tc>
-          <w:tcPr>
-            <w:tcW w:type="dxa" w:w="1501"/>
-            <w:vAlign w:val="center"/>
-          </w:tcPr>
-          <w:p>
-            <w:pPr>
-              <w:pStyle w:val="TableText"/>
-            </w:pPr>
-            <w:r>
-              <w:t>46.82</w:t>
-            </w:r>
-          </w:p>
-        </w:tc>
-        <w:tc>
-          <w:tcPr>
-            <w:tcW w:type="dxa" w:w="1501"/>
-            <w:vAlign w:val="center"/>
-          </w:tcPr>
-          <w:p>
-            <w:pPr>
-              <w:pStyle w:val="TableText"/>
-            </w:pPr>
-            <w:r>
-              <w:t>398.60</w:t>
+              <w:t>32</w:t>
+            </w:r>
+          </w:p>
+        </w:tc>
+        <w:tc>
+          <w:tcPr>
+            <w:tcW w:type="dxa" w:w="1501"/>
+            <w:vAlign w:val="center"/>
+          </w:tcPr>
+          <w:p>
+            <w:pPr>
+              <w:pStyle w:val="TableText"/>
+            </w:pPr>
+            <w:r>
+              <w:t>ЖБИ</w:t>
+            </w:r>
+          </w:p>
+        </w:tc>
+        <w:tc>
+          <w:tcPr>
+            <w:tcW w:type="dxa" w:w="1501"/>
+            <w:vAlign w:val="center"/>
+          </w:tcPr>
+          <w:p>
+            <w:pPr>
+              <w:pStyle w:val="TableText"/>
+            </w:pPr>
+            <w:r>
+              <w:t>5641.0</w:t>
+            </w:r>
+          </w:p>
+        </w:tc>
+        <w:tc>
+          <w:tcPr>
+            <w:tcW w:type="dxa" w:w="1501"/>
+            <w:vAlign w:val="center"/>
+          </w:tcPr>
+          <w:p>
+            <w:pPr>
+              <w:pStyle w:val="TableText"/>
+            </w:pPr>
+            <w:r>
+              <w:t>12.20</w:t>
+            </w:r>
+          </w:p>
+        </w:tc>
+        <w:tc>
+          <w:tcPr>
+            <w:tcW w:type="dxa" w:w="1501"/>
+            <w:vAlign w:val="center"/>
+          </w:tcPr>
+          <w:p>
+            <w:pPr>
+              <w:pStyle w:val="TableText"/>
+            </w:pPr>
+            <w:r>
+              <w:t>461.80</w:t>
+            </w:r>
+          </w:p>
+        </w:tc>
+        <w:tc>
+          <w:tcPr>
+            <w:tcW w:type="dxa" w:w="1501"/>
+            <w:vAlign w:val="center"/>
+          </w:tcPr>
+          <w:p>
+            <w:pPr>
+              <w:pStyle w:val="TableText"/>
+            </w:pPr>
+            <w:r>
+              <w:t>66.82</w:t>
+            </w:r>
+          </w:p>
+        </w:tc>
+        <w:tc>
+          <w:tcPr>
+            <w:tcW w:type="dxa" w:w="1501"/>
+            <w:vAlign w:val="center"/>
+          </w:tcPr>
+          <w:p>
+            <w:pPr>
+              <w:pStyle w:val="TableText"/>
+            </w:pPr>
+            <w:r>
+              <w:t>378.60</w:t>
             </w:r>
           </w:p>
         </w:tc>
@@ -5339,91 +4927,91 @@
               <w:pStyle w:val="TableText"/>
             </w:pPr>
             <w:r>
-              <w:t>37</w:t>
-            </w:r>
-          </w:p>
-        </w:tc>
-        <w:tc>
-          <w:tcPr>
-            <w:tcW w:type="dxa" w:w="1501"/>
-            <w:vAlign w:val="center"/>
-          </w:tcPr>
-          <w:p>
-            <w:pPr>
-              <w:pStyle w:val="TableText"/>
-            </w:pPr>
-            <w:r>
-              <w:t>ПГС</w:t>
-            </w:r>
-          </w:p>
-        </w:tc>
-        <w:tc>
-          <w:tcPr>
-            <w:tcW w:type="dxa" w:w="1501"/>
-            <w:vAlign w:val="center"/>
-          </w:tcPr>
-          <w:p>
-            <w:pPr>
-              <w:pStyle w:val="TableText"/>
-            </w:pPr>
-            <w:r>
-              <w:t>5141.0</w:t>
-            </w:r>
-          </w:p>
-        </w:tc>
-        <w:tc>
-          <w:tcPr>
-            <w:tcW w:type="dxa" w:w="1501"/>
-            <w:vAlign w:val="center"/>
-          </w:tcPr>
-          <w:p>
-            <w:pPr>
-              <w:pStyle w:val="TableText"/>
-            </w:pPr>
-            <w:r>
-              <w:t>-37.80</w:t>
-            </w:r>
-          </w:p>
-        </w:tc>
-        <w:tc>
-          <w:tcPr>
-            <w:tcW w:type="dxa" w:w="1501"/>
-            <w:vAlign w:val="center"/>
-          </w:tcPr>
-          <w:p>
-            <w:pPr>
-              <w:pStyle w:val="TableText"/>
-            </w:pPr>
-            <w:r>
-              <w:t>511.80</w:t>
-            </w:r>
-          </w:p>
-        </w:tc>
-        <w:tc>
-          <w:tcPr>
-            <w:tcW w:type="dxa" w:w="1501"/>
-            <w:vAlign w:val="center"/>
-          </w:tcPr>
-          <w:p>
-            <w:pPr>
-              <w:pStyle w:val="TableText"/>
-            </w:pPr>
-            <w:r>
-              <w:t>41.82</w:t>
-            </w:r>
-          </w:p>
-        </w:tc>
-        <w:tc>
-          <w:tcPr>
-            <w:tcW w:type="dxa" w:w="1501"/>
-            <w:vAlign w:val="center"/>
-          </w:tcPr>
-          <w:p>
-            <w:pPr>
-              <w:pStyle w:val="TableText"/>
-            </w:pPr>
-            <w:r>
-              <w:t>403.60</w:t>
+              <w:t>33</w:t>
+            </w:r>
+          </w:p>
+        </w:tc>
+        <w:tc>
+          <w:tcPr>
+            <w:tcW w:type="dxa" w:w="1501"/>
+            <w:vAlign w:val="center"/>
+          </w:tcPr>
+          <w:p>
+            <w:pPr>
+              <w:pStyle w:val="TableText"/>
+            </w:pPr>
+            <w:r>
+              <w:t>Цемент</w:t>
+            </w:r>
+          </w:p>
+        </w:tc>
+        <w:tc>
+          <w:tcPr>
+            <w:tcW w:type="dxa" w:w="1501"/>
+            <w:vAlign w:val="center"/>
+          </w:tcPr>
+          <w:p>
+            <w:pPr>
+              <w:pStyle w:val="TableText"/>
+            </w:pPr>
+            <w:r>
+              <w:t>5541.0</w:t>
+            </w:r>
+          </w:p>
+        </w:tc>
+        <w:tc>
+          <w:tcPr>
+            <w:tcW w:type="dxa" w:w="1501"/>
+            <w:vAlign w:val="center"/>
+          </w:tcPr>
+          <w:p>
+            <w:pPr>
+              <w:pStyle w:val="TableText"/>
+            </w:pPr>
+            <w:r>
+              <w:t>2.20</w:t>
+            </w:r>
+          </w:p>
+        </w:tc>
+        <w:tc>
+          <w:tcPr>
+            <w:tcW w:type="dxa" w:w="1501"/>
+            <w:vAlign w:val="center"/>
+          </w:tcPr>
+          <w:p>
+            <w:pPr>
+              <w:pStyle w:val="TableText"/>
+            </w:pPr>
+            <w:r>
+              <w:t>471.80</w:t>
+            </w:r>
+          </w:p>
+        </w:tc>
+        <w:tc>
+          <w:tcPr>
+            <w:tcW w:type="dxa" w:w="1501"/>
+            <w:vAlign w:val="center"/>
+          </w:tcPr>
+          <w:p>
+            <w:pPr>
+              <w:pStyle w:val="TableText"/>
+            </w:pPr>
+            <w:r>
+              <w:t>61.82</w:t>
+            </w:r>
+          </w:p>
+        </w:tc>
+        <w:tc>
+          <w:tcPr>
+            <w:tcW w:type="dxa" w:w="1501"/>
+            <w:vAlign w:val="center"/>
+          </w:tcPr>
+          <w:p>
+            <w:pPr>
+              <w:pStyle w:val="TableText"/>
+            </w:pPr>
+            <w:r>
+              <w:t>383.60</w:t>
             </w:r>
           </w:p>
         </w:tc>
@@ -5442,91 +5030,91 @@
               <w:pStyle w:val="TableText"/>
             </w:pPr>
             <w:r>
-              <w:t>38</w:t>
-            </w:r>
-          </w:p>
-        </w:tc>
-        <w:tc>
-          <w:tcPr>
-            <w:tcW w:type="dxa" w:w="1501"/>
-            <w:vAlign w:val="center"/>
-          </w:tcPr>
-          <w:p>
-            <w:pPr>
-              <w:pStyle w:val="TableText"/>
-            </w:pPr>
-            <w:r>
-              <w:t>Щебень</w:t>
-            </w:r>
-          </w:p>
-        </w:tc>
-        <w:tc>
-          <w:tcPr>
-            <w:tcW w:type="dxa" w:w="1501"/>
-            <w:vAlign w:val="center"/>
-          </w:tcPr>
-          <w:p>
-            <w:pPr>
-              <w:pStyle w:val="TableText"/>
-            </w:pPr>
-            <w:r>
-              <w:t>5041.0</w:t>
-            </w:r>
-          </w:p>
-        </w:tc>
-        <w:tc>
-          <w:tcPr>
-            <w:tcW w:type="dxa" w:w="1501"/>
-            <w:vAlign w:val="center"/>
-          </w:tcPr>
-          <w:p>
-            <w:pPr>
-              <w:pStyle w:val="TableText"/>
-            </w:pPr>
-            <w:r>
-              <w:t>-47.80</w:t>
-            </w:r>
-          </w:p>
-        </w:tc>
-        <w:tc>
-          <w:tcPr>
-            <w:tcW w:type="dxa" w:w="1501"/>
-            <w:vAlign w:val="center"/>
-          </w:tcPr>
-          <w:p>
-            <w:pPr>
-              <w:pStyle w:val="TableText"/>
-            </w:pPr>
-            <w:r>
-              <w:t>521.80</w:t>
-            </w:r>
-          </w:p>
-        </w:tc>
-        <w:tc>
-          <w:tcPr>
-            <w:tcW w:type="dxa" w:w="1501"/>
-            <w:vAlign w:val="center"/>
-          </w:tcPr>
-          <w:p>
-            <w:pPr>
-              <w:pStyle w:val="TableText"/>
-            </w:pPr>
-            <w:r>
-              <w:t>36.82</w:t>
-            </w:r>
-          </w:p>
-        </w:tc>
-        <w:tc>
-          <w:tcPr>
-            <w:tcW w:type="dxa" w:w="1501"/>
-            <w:vAlign w:val="center"/>
-          </w:tcPr>
-          <w:p>
-            <w:pPr>
-              <w:pStyle w:val="TableText"/>
-            </w:pPr>
-            <w:r>
-              <w:t>408.60</w:t>
+              <w:t>34</w:t>
+            </w:r>
+          </w:p>
+        </w:tc>
+        <w:tc>
+          <w:tcPr>
+            <w:tcW w:type="dxa" w:w="1501"/>
+            <w:vAlign w:val="center"/>
+          </w:tcPr>
+          <w:p>
+            <w:pPr>
+              <w:pStyle w:val="TableText"/>
+            </w:pPr>
+            <w:r>
+              <w:t>Песок</w:t>
+            </w:r>
+          </w:p>
+        </w:tc>
+        <w:tc>
+          <w:tcPr>
+            <w:tcW w:type="dxa" w:w="1501"/>
+            <w:vAlign w:val="center"/>
+          </w:tcPr>
+          <w:p>
+            <w:pPr>
+              <w:pStyle w:val="TableText"/>
+            </w:pPr>
+            <w:r>
+              <w:t>5441.0</w:t>
+            </w:r>
+          </w:p>
+        </w:tc>
+        <w:tc>
+          <w:tcPr>
+            <w:tcW w:type="dxa" w:w="1501"/>
+            <w:vAlign w:val="center"/>
+          </w:tcPr>
+          <w:p>
+            <w:pPr>
+              <w:pStyle w:val="TableText"/>
+            </w:pPr>
+            <w:r>
+              <w:t>-7.80</w:t>
+            </w:r>
+          </w:p>
+        </w:tc>
+        <w:tc>
+          <w:tcPr>
+            <w:tcW w:type="dxa" w:w="1501"/>
+            <w:vAlign w:val="center"/>
+          </w:tcPr>
+          <w:p>
+            <w:pPr>
+              <w:pStyle w:val="TableText"/>
+            </w:pPr>
+            <w:r>
+              <w:t>481.80</w:t>
+            </w:r>
+          </w:p>
+        </w:tc>
+        <w:tc>
+          <w:tcPr>
+            <w:tcW w:type="dxa" w:w="1501"/>
+            <w:vAlign w:val="center"/>
+          </w:tcPr>
+          <w:p>
+            <w:pPr>
+              <w:pStyle w:val="TableText"/>
+            </w:pPr>
+            <w:r>
+              <w:t>56.82</w:t>
+            </w:r>
+          </w:p>
+        </w:tc>
+        <w:tc>
+          <w:tcPr>
+            <w:tcW w:type="dxa" w:w="1501"/>
+            <w:vAlign w:val="center"/>
+          </w:tcPr>
+          <w:p>
+            <w:pPr>
+              <w:pStyle w:val="TableText"/>
+            </w:pPr>
+            <w:r>
+              <w:t>388.60</w:t>
             </w:r>
           </w:p>
         </w:tc>
@@ -5545,91 +5133,91 @@
               <w:pStyle w:val="TableText"/>
             </w:pPr>
             <w:r>
-              <w:t>39</w:t>
-            </w:r>
-          </w:p>
-        </w:tc>
-        <w:tc>
-          <w:tcPr>
-            <w:tcW w:type="dxa" w:w="1501"/>
-            <w:vAlign w:val="center"/>
-          </w:tcPr>
-          <w:p>
-            <w:pPr>
-              <w:pStyle w:val="TableText"/>
-            </w:pPr>
-            <w:r>
-              <w:t>ЖБИ</w:t>
-            </w:r>
-          </w:p>
-        </w:tc>
-        <w:tc>
-          <w:tcPr>
-            <w:tcW w:type="dxa" w:w="1501"/>
-            <w:vAlign w:val="center"/>
-          </w:tcPr>
-          <w:p>
-            <w:pPr>
-              <w:pStyle w:val="TableText"/>
-            </w:pPr>
-            <w:r>
-              <w:t>4941.0</w:t>
-            </w:r>
-          </w:p>
-        </w:tc>
-        <w:tc>
-          <w:tcPr>
-            <w:tcW w:type="dxa" w:w="1501"/>
-            <w:vAlign w:val="center"/>
-          </w:tcPr>
-          <w:p>
-            <w:pPr>
-              <w:pStyle w:val="TableText"/>
-            </w:pPr>
-            <w:r>
-              <w:t>-57.80</w:t>
-            </w:r>
-          </w:p>
-        </w:tc>
-        <w:tc>
-          <w:tcPr>
-            <w:tcW w:type="dxa" w:w="1501"/>
-            <w:vAlign w:val="center"/>
-          </w:tcPr>
-          <w:p>
-            <w:pPr>
-              <w:pStyle w:val="TableText"/>
-            </w:pPr>
-            <w:r>
-              <w:t>531.80</w:t>
-            </w:r>
-          </w:p>
-        </w:tc>
-        <w:tc>
-          <w:tcPr>
-            <w:tcW w:type="dxa" w:w="1501"/>
-            <w:vAlign w:val="center"/>
-          </w:tcPr>
-          <w:p>
-            <w:pPr>
-              <w:pStyle w:val="TableText"/>
-            </w:pPr>
-            <w:r>
-              <w:t>31.82</w:t>
-            </w:r>
-          </w:p>
-        </w:tc>
-        <w:tc>
-          <w:tcPr>
-            <w:tcW w:type="dxa" w:w="1501"/>
-            <w:vAlign w:val="center"/>
-          </w:tcPr>
-          <w:p>
-            <w:pPr>
-              <w:pStyle w:val="TableText"/>
-            </w:pPr>
-            <w:r>
-              <w:t>413.60</w:t>
+              <w:t>35</w:t>
+            </w:r>
+          </w:p>
+        </w:tc>
+        <w:tc>
+          <w:tcPr>
+            <w:tcW w:type="dxa" w:w="1501"/>
+            <w:vAlign w:val="center"/>
+          </w:tcPr>
+          <w:p>
+            <w:pPr>
+              <w:pStyle w:val="TableText"/>
+            </w:pPr>
+            <w:r>
+              <w:t>ПАВ</w:t>
+            </w:r>
+          </w:p>
+        </w:tc>
+        <w:tc>
+          <w:tcPr>
+            <w:tcW w:type="dxa" w:w="1501"/>
+            <w:vAlign w:val="center"/>
+          </w:tcPr>
+          <w:p>
+            <w:pPr>
+              <w:pStyle w:val="TableText"/>
+            </w:pPr>
+            <w:r>
+              <w:t>5341.0</w:t>
+            </w:r>
+          </w:p>
+        </w:tc>
+        <w:tc>
+          <w:tcPr>
+            <w:tcW w:type="dxa" w:w="1501"/>
+            <w:vAlign w:val="center"/>
+          </w:tcPr>
+          <w:p>
+            <w:pPr>
+              <w:pStyle w:val="TableText"/>
+            </w:pPr>
+            <w:r>
+              <w:t>-17.80</w:t>
+            </w:r>
+          </w:p>
+        </w:tc>
+        <w:tc>
+          <w:tcPr>
+            <w:tcW w:type="dxa" w:w="1501"/>
+            <w:vAlign w:val="center"/>
+          </w:tcPr>
+          <w:p>
+            <w:pPr>
+              <w:pStyle w:val="TableText"/>
+            </w:pPr>
+            <w:r>
+              <w:t>491.80</w:t>
+            </w:r>
+          </w:p>
+        </w:tc>
+        <w:tc>
+          <w:tcPr>
+            <w:tcW w:type="dxa" w:w="1501"/>
+            <w:vAlign w:val="center"/>
+          </w:tcPr>
+          <w:p>
+            <w:pPr>
+              <w:pStyle w:val="TableText"/>
+            </w:pPr>
+            <w:r>
+              <w:t>51.82</w:t>
+            </w:r>
+          </w:p>
+        </w:tc>
+        <w:tc>
+          <w:tcPr>
+            <w:tcW w:type="dxa" w:w="1501"/>
+            <w:vAlign w:val="center"/>
+          </w:tcPr>
+          <w:p>
+            <w:pPr>
+              <w:pStyle w:val="TableText"/>
+            </w:pPr>
+            <w:r>
+              <w:t>393.60</w:t>
             </w:r>
           </w:p>
         </w:tc>
@@ -5648,91 +5236,91 @@
               <w:pStyle w:val="TableText"/>
             </w:pPr>
             <w:r>
-              <w:t>40</w:t>
-            </w:r>
-          </w:p>
-        </w:tc>
-        <w:tc>
-          <w:tcPr>
-            <w:tcW w:type="dxa" w:w="1501"/>
-            <w:vAlign w:val="center"/>
-          </w:tcPr>
-          <w:p>
-            <w:pPr>
-              <w:pStyle w:val="TableText"/>
-            </w:pPr>
-            <w:r>
-              <w:t>Цемент</w:t>
-            </w:r>
-          </w:p>
-        </w:tc>
-        <w:tc>
-          <w:tcPr>
-            <w:tcW w:type="dxa" w:w="1501"/>
-            <w:vAlign w:val="center"/>
-          </w:tcPr>
-          <w:p>
-            <w:pPr>
-              <w:pStyle w:val="TableText"/>
-            </w:pPr>
-            <w:r>
-              <w:t>4841.0</w:t>
-            </w:r>
-          </w:p>
-        </w:tc>
-        <w:tc>
-          <w:tcPr>
-            <w:tcW w:type="dxa" w:w="1501"/>
-            <w:vAlign w:val="center"/>
-          </w:tcPr>
-          <w:p>
-            <w:pPr>
-              <w:pStyle w:val="TableText"/>
-            </w:pPr>
-            <w:r>
-              <w:t>-67.80</w:t>
-            </w:r>
-          </w:p>
-        </w:tc>
-        <w:tc>
-          <w:tcPr>
-            <w:tcW w:type="dxa" w:w="1501"/>
-            <w:vAlign w:val="center"/>
-          </w:tcPr>
-          <w:p>
-            <w:pPr>
-              <w:pStyle w:val="TableText"/>
-            </w:pPr>
-            <w:r>
-              <w:t>541.80</w:t>
-            </w:r>
-          </w:p>
-        </w:tc>
-        <w:tc>
-          <w:tcPr>
-            <w:tcW w:type="dxa" w:w="1501"/>
-            <w:vAlign w:val="center"/>
-          </w:tcPr>
-          <w:p>
-            <w:pPr>
-              <w:pStyle w:val="TableText"/>
-            </w:pPr>
-            <w:r>
-              <w:t>26.82</w:t>
-            </w:r>
-          </w:p>
-        </w:tc>
-        <w:tc>
-          <w:tcPr>
-            <w:tcW w:type="dxa" w:w="1501"/>
-            <w:vAlign w:val="center"/>
-          </w:tcPr>
-          <w:p>
-            <w:pPr>
-              <w:pStyle w:val="TableText"/>
-            </w:pPr>
-            <w:r>
-              <w:t>418.60</w:t>
+              <w:t>36</w:t>
+            </w:r>
+          </w:p>
+        </w:tc>
+        <w:tc>
+          <w:tcPr>
+            <w:tcW w:type="dxa" w:w="1501"/>
+            <w:vAlign w:val="center"/>
+          </w:tcPr>
+          <w:p>
+            <w:pPr>
+              <w:pStyle w:val="TableText"/>
+            </w:pPr>
+            <w:r>
+              <w:t>Бетон</w:t>
+            </w:r>
+          </w:p>
+        </w:tc>
+        <w:tc>
+          <w:tcPr>
+            <w:tcW w:type="dxa" w:w="1501"/>
+            <w:vAlign w:val="center"/>
+          </w:tcPr>
+          <w:p>
+            <w:pPr>
+              <w:pStyle w:val="TableText"/>
+            </w:pPr>
+            <w:r>
+              <w:t>5241.0</w:t>
+            </w:r>
+          </w:p>
+        </w:tc>
+        <w:tc>
+          <w:tcPr>
+            <w:tcW w:type="dxa" w:w="1501"/>
+            <w:vAlign w:val="center"/>
+          </w:tcPr>
+          <w:p>
+            <w:pPr>
+              <w:pStyle w:val="TableText"/>
+            </w:pPr>
+            <w:r>
+              <w:t>-27.80</w:t>
+            </w:r>
+          </w:p>
+        </w:tc>
+        <w:tc>
+          <w:tcPr>
+            <w:tcW w:type="dxa" w:w="1501"/>
+            <w:vAlign w:val="center"/>
+          </w:tcPr>
+          <w:p>
+            <w:pPr>
+              <w:pStyle w:val="TableText"/>
+            </w:pPr>
+            <w:r>
+              <w:t>501.80</w:t>
+            </w:r>
+          </w:p>
+        </w:tc>
+        <w:tc>
+          <w:tcPr>
+            <w:tcW w:type="dxa" w:w="1501"/>
+            <w:vAlign w:val="center"/>
+          </w:tcPr>
+          <w:p>
+            <w:pPr>
+              <w:pStyle w:val="TableText"/>
+            </w:pPr>
+            <w:r>
+              <w:t>46.82</w:t>
+            </w:r>
+          </w:p>
+        </w:tc>
+        <w:tc>
+          <w:tcPr>
+            <w:tcW w:type="dxa" w:w="1501"/>
+            <w:vAlign w:val="center"/>
+          </w:tcPr>
+          <w:p>
+            <w:pPr>
+              <w:pStyle w:val="TableText"/>
+            </w:pPr>
+            <w:r>
+              <w:t>398.60</w:t>
             </w:r>
           </w:p>
         </w:tc>
@@ -5751,91 +5339,91 @@
               <w:pStyle w:val="TableText"/>
             </w:pPr>
             <w:r>
-              <w:t>41</w:t>
-            </w:r>
-          </w:p>
-        </w:tc>
-        <w:tc>
-          <w:tcPr>
-            <w:tcW w:type="dxa" w:w="1501"/>
-            <w:vAlign w:val="center"/>
-          </w:tcPr>
-          <w:p>
-            <w:pPr>
-              <w:pStyle w:val="TableText"/>
-            </w:pPr>
-            <w:r>
-              <w:t>Песок</w:t>
-            </w:r>
-          </w:p>
-        </w:tc>
-        <w:tc>
-          <w:tcPr>
-            <w:tcW w:type="dxa" w:w="1501"/>
-            <w:vAlign w:val="center"/>
-          </w:tcPr>
-          <w:p>
-            <w:pPr>
-              <w:pStyle w:val="TableText"/>
-            </w:pPr>
-            <w:r>
-              <w:t>4741.0</w:t>
-            </w:r>
-          </w:p>
-        </w:tc>
-        <w:tc>
-          <w:tcPr>
-            <w:tcW w:type="dxa" w:w="1501"/>
-            <w:vAlign w:val="center"/>
-          </w:tcPr>
-          <w:p>
-            <w:pPr>
-              <w:pStyle w:val="TableText"/>
-            </w:pPr>
-            <w:r>
-              <w:t>-77.80</w:t>
-            </w:r>
-          </w:p>
-        </w:tc>
-        <w:tc>
-          <w:tcPr>
-            <w:tcW w:type="dxa" w:w="1501"/>
-            <w:vAlign w:val="center"/>
-          </w:tcPr>
-          <w:p>
-            <w:pPr>
-              <w:pStyle w:val="TableText"/>
-            </w:pPr>
-            <w:r>
-              <w:t>551.80</w:t>
-            </w:r>
-          </w:p>
-        </w:tc>
-        <w:tc>
-          <w:tcPr>
-            <w:tcW w:type="dxa" w:w="1501"/>
-            <w:vAlign w:val="center"/>
-          </w:tcPr>
-          <w:p>
-            <w:pPr>
-              <w:pStyle w:val="TableText"/>
-            </w:pPr>
-            <w:r>
-              <w:t>21.82</w:t>
-            </w:r>
-          </w:p>
-        </w:tc>
-        <w:tc>
-          <w:tcPr>
-            <w:tcW w:type="dxa" w:w="1501"/>
-            <w:vAlign w:val="center"/>
-          </w:tcPr>
-          <w:p>
-            <w:pPr>
-              <w:pStyle w:val="TableText"/>
-            </w:pPr>
-            <w:r>
-              <w:t>423.60</w:t>
+              <w:t>37</w:t>
+            </w:r>
+          </w:p>
+        </w:tc>
+        <w:tc>
+          <w:tcPr>
+            <w:tcW w:type="dxa" w:w="1501"/>
+            <w:vAlign w:val="center"/>
+          </w:tcPr>
+          <w:p>
+            <w:pPr>
+              <w:pStyle w:val="TableText"/>
+            </w:pPr>
+            <w:r>
+              <w:t>ПГС</w:t>
+            </w:r>
+          </w:p>
+        </w:tc>
+        <w:tc>
+          <w:tcPr>
+            <w:tcW w:type="dxa" w:w="1501"/>
+            <w:vAlign w:val="center"/>
+          </w:tcPr>
+          <w:p>
+            <w:pPr>
+              <w:pStyle w:val="TableText"/>
+            </w:pPr>
+            <w:r>
+              <w:t>5141.0</w:t>
+            </w:r>
+          </w:p>
+        </w:tc>
+        <w:tc>
+          <w:tcPr>
+            <w:tcW w:type="dxa" w:w="1501"/>
+            <w:vAlign w:val="center"/>
+          </w:tcPr>
+          <w:p>
+            <w:pPr>
+              <w:pStyle w:val="TableText"/>
+            </w:pPr>
+            <w:r>
+              <w:t>-37.80</w:t>
+            </w:r>
+          </w:p>
+        </w:tc>
+        <w:tc>
+          <w:tcPr>
+            <w:tcW w:type="dxa" w:w="1501"/>
+            <w:vAlign w:val="center"/>
+          </w:tcPr>
+          <w:p>
+            <w:pPr>
+              <w:pStyle w:val="TableText"/>
+            </w:pPr>
+            <w:r>
+              <w:t>511.80</w:t>
+            </w:r>
+          </w:p>
+        </w:tc>
+        <w:tc>
+          <w:tcPr>
+            <w:tcW w:type="dxa" w:w="1501"/>
+            <w:vAlign w:val="center"/>
+          </w:tcPr>
+          <w:p>
+            <w:pPr>
+              <w:pStyle w:val="TableText"/>
+            </w:pPr>
+            <w:r>
+              <w:t>41.82</w:t>
+            </w:r>
+          </w:p>
+        </w:tc>
+        <w:tc>
+          <w:tcPr>
+            <w:tcW w:type="dxa" w:w="1501"/>
+            <w:vAlign w:val="center"/>
+          </w:tcPr>
+          <w:p>
+            <w:pPr>
+              <w:pStyle w:val="TableText"/>
+            </w:pPr>
+            <w:r>
+              <w:t>403.60</w:t>
             </w:r>
           </w:p>
         </w:tc>
@@ -5854,91 +5442,91 @@
               <w:pStyle w:val="TableText"/>
             </w:pPr>
             <w:r>
-              <w:t>42</w:t>
-            </w:r>
-          </w:p>
-        </w:tc>
-        <w:tc>
-          <w:tcPr>
-            <w:tcW w:type="dxa" w:w="1501"/>
-            <w:vAlign w:val="center"/>
-          </w:tcPr>
-          <w:p>
-            <w:pPr>
-              <w:pStyle w:val="TableText"/>
-            </w:pPr>
-            <w:r>
-              <w:t>ПАВ</w:t>
-            </w:r>
-          </w:p>
-        </w:tc>
-        <w:tc>
-          <w:tcPr>
-            <w:tcW w:type="dxa" w:w="1501"/>
-            <w:vAlign w:val="center"/>
-          </w:tcPr>
-          <w:p>
-            <w:pPr>
-              <w:pStyle w:val="TableText"/>
-            </w:pPr>
-            <w:r>
-              <w:t>4641.0</w:t>
-            </w:r>
-          </w:p>
-        </w:tc>
-        <w:tc>
-          <w:tcPr>
-            <w:tcW w:type="dxa" w:w="1501"/>
-            <w:vAlign w:val="center"/>
-          </w:tcPr>
-          <w:p>
-            <w:pPr>
-              <w:pStyle w:val="TableText"/>
-            </w:pPr>
-            <w:r>
-              <w:t>-87.80</w:t>
-            </w:r>
-          </w:p>
-        </w:tc>
-        <w:tc>
-          <w:tcPr>
-            <w:tcW w:type="dxa" w:w="1501"/>
-            <w:vAlign w:val="center"/>
-          </w:tcPr>
-          <w:p>
-            <w:pPr>
-              <w:pStyle w:val="TableText"/>
-            </w:pPr>
-            <w:r>
-              <w:t>561.80</w:t>
-            </w:r>
-          </w:p>
-        </w:tc>
-        <w:tc>
-          <w:tcPr>
-            <w:tcW w:type="dxa" w:w="1501"/>
-            <w:vAlign w:val="center"/>
-          </w:tcPr>
-          <w:p>
-            <w:pPr>
-              <w:pStyle w:val="TableText"/>
-            </w:pPr>
-            <w:r>
-              <w:t>16.82</w:t>
-            </w:r>
-          </w:p>
-        </w:tc>
-        <w:tc>
-          <w:tcPr>
-            <w:tcW w:type="dxa" w:w="1501"/>
-            <w:vAlign w:val="center"/>
-          </w:tcPr>
-          <w:p>
-            <w:pPr>
-              <w:pStyle w:val="TableText"/>
-            </w:pPr>
-            <w:r>
-              <w:t>428.60</w:t>
+              <w:t>38</w:t>
+            </w:r>
+          </w:p>
+        </w:tc>
+        <w:tc>
+          <w:tcPr>
+            <w:tcW w:type="dxa" w:w="1501"/>
+            <w:vAlign w:val="center"/>
+          </w:tcPr>
+          <w:p>
+            <w:pPr>
+              <w:pStyle w:val="TableText"/>
+            </w:pPr>
+            <w:r>
+              <w:t>Щебень</w:t>
+            </w:r>
+          </w:p>
+        </w:tc>
+        <w:tc>
+          <w:tcPr>
+            <w:tcW w:type="dxa" w:w="1501"/>
+            <w:vAlign w:val="center"/>
+          </w:tcPr>
+          <w:p>
+            <w:pPr>
+              <w:pStyle w:val="TableText"/>
+            </w:pPr>
+            <w:r>
+              <w:t>5041.0</w:t>
+            </w:r>
+          </w:p>
+        </w:tc>
+        <w:tc>
+          <w:tcPr>
+            <w:tcW w:type="dxa" w:w="1501"/>
+            <w:vAlign w:val="center"/>
+          </w:tcPr>
+          <w:p>
+            <w:pPr>
+              <w:pStyle w:val="TableText"/>
+            </w:pPr>
+            <w:r>
+              <w:t>-47.80</w:t>
+            </w:r>
+          </w:p>
+        </w:tc>
+        <w:tc>
+          <w:tcPr>
+            <w:tcW w:type="dxa" w:w="1501"/>
+            <w:vAlign w:val="center"/>
+          </w:tcPr>
+          <w:p>
+            <w:pPr>
+              <w:pStyle w:val="TableText"/>
+            </w:pPr>
+            <w:r>
+              <w:t>521.80</w:t>
+            </w:r>
+          </w:p>
+        </w:tc>
+        <w:tc>
+          <w:tcPr>
+            <w:tcW w:type="dxa" w:w="1501"/>
+            <w:vAlign w:val="center"/>
+          </w:tcPr>
+          <w:p>
+            <w:pPr>
+              <w:pStyle w:val="TableText"/>
+            </w:pPr>
+            <w:r>
+              <w:t>36.82</w:t>
+            </w:r>
+          </w:p>
+        </w:tc>
+        <w:tc>
+          <w:tcPr>
+            <w:tcW w:type="dxa" w:w="1501"/>
+            <w:vAlign w:val="center"/>
+          </w:tcPr>
+          <w:p>
+            <w:pPr>
+              <w:pStyle w:val="TableText"/>
+            </w:pPr>
+            <w:r>
+              <w:t>408.60</w:t>
             </w:r>
           </w:p>
         </w:tc>
@@ -5957,91 +5545,91 @@
               <w:pStyle w:val="TableText"/>
             </w:pPr>
             <w:r>
-              <w:t>43</w:t>
-            </w:r>
-          </w:p>
-        </w:tc>
-        <w:tc>
-          <w:tcPr>
-            <w:tcW w:type="dxa" w:w="1501"/>
-            <w:vAlign w:val="center"/>
-          </w:tcPr>
-          <w:p>
-            <w:pPr>
-              <w:pStyle w:val="TableText"/>
-            </w:pPr>
-            <w:r>
-              <w:t>Бетон</w:t>
-            </w:r>
-          </w:p>
-        </w:tc>
-        <w:tc>
-          <w:tcPr>
-            <w:tcW w:type="dxa" w:w="1501"/>
-            <w:vAlign w:val="center"/>
-          </w:tcPr>
-          <w:p>
-            <w:pPr>
-              <w:pStyle w:val="TableText"/>
-            </w:pPr>
-            <w:r>
-              <w:t>4541.0</w:t>
-            </w:r>
-          </w:p>
-        </w:tc>
-        <w:tc>
-          <w:tcPr>
-            <w:tcW w:type="dxa" w:w="1501"/>
-            <w:vAlign w:val="center"/>
-          </w:tcPr>
-          <w:p>
-            <w:pPr>
-              <w:pStyle w:val="TableText"/>
-            </w:pPr>
-            <w:r>
-              <w:t>-97.80</w:t>
-            </w:r>
-          </w:p>
-        </w:tc>
-        <w:tc>
-          <w:tcPr>
-            <w:tcW w:type="dxa" w:w="1501"/>
-            <w:vAlign w:val="center"/>
-          </w:tcPr>
-          <w:p>
-            <w:pPr>
-              <w:pStyle w:val="TableText"/>
-            </w:pPr>
-            <w:r>
-              <w:t>571.80</w:t>
-            </w:r>
-          </w:p>
-        </w:tc>
-        <w:tc>
-          <w:tcPr>
-            <w:tcW w:type="dxa" w:w="1501"/>
-            <w:vAlign w:val="center"/>
-          </w:tcPr>
-          <w:p>
-            <w:pPr>
-              <w:pStyle w:val="TableText"/>
-            </w:pPr>
-            <w:r>
-              <w:t>11.82</w:t>
-            </w:r>
-          </w:p>
-        </w:tc>
-        <w:tc>
-          <w:tcPr>
-            <w:tcW w:type="dxa" w:w="1501"/>
-            <w:vAlign w:val="center"/>
-          </w:tcPr>
-          <w:p>
-            <w:pPr>
-              <w:pStyle w:val="TableText"/>
-            </w:pPr>
-            <w:r>
-              <w:t>433.60</w:t>
+              <w:t>39</w:t>
+            </w:r>
+          </w:p>
+        </w:tc>
+        <w:tc>
+          <w:tcPr>
+            <w:tcW w:type="dxa" w:w="1501"/>
+            <w:vAlign w:val="center"/>
+          </w:tcPr>
+          <w:p>
+            <w:pPr>
+              <w:pStyle w:val="TableText"/>
+            </w:pPr>
+            <w:r>
+              <w:t>ЖБИ</w:t>
+            </w:r>
+          </w:p>
+        </w:tc>
+        <w:tc>
+          <w:tcPr>
+            <w:tcW w:type="dxa" w:w="1501"/>
+            <w:vAlign w:val="center"/>
+          </w:tcPr>
+          <w:p>
+            <w:pPr>
+              <w:pStyle w:val="TableText"/>
+            </w:pPr>
+            <w:r>
+              <w:t>4941.0</w:t>
+            </w:r>
+          </w:p>
+        </w:tc>
+        <w:tc>
+          <w:tcPr>
+            <w:tcW w:type="dxa" w:w="1501"/>
+            <w:vAlign w:val="center"/>
+          </w:tcPr>
+          <w:p>
+            <w:pPr>
+              <w:pStyle w:val="TableText"/>
+            </w:pPr>
+            <w:r>
+              <w:t>-57.80</w:t>
+            </w:r>
+          </w:p>
+        </w:tc>
+        <w:tc>
+          <w:tcPr>
+            <w:tcW w:type="dxa" w:w="1501"/>
+            <w:vAlign w:val="center"/>
+          </w:tcPr>
+          <w:p>
+            <w:pPr>
+              <w:pStyle w:val="TableText"/>
+            </w:pPr>
+            <w:r>
+              <w:t>531.80</w:t>
+            </w:r>
+          </w:p>
+        </w:tc>
+        <w:tc>
+          <w:tcPr>
+            <w:tcW w:type="dxa" w:w="1501"/>
+            <w:vAlign w:val="center"/>
+          </w:tcPr>
+          <w:p>
+            <w:pPr>
+              <w:pStyle w:val="TableText"/>
+            </w:pPr>
+            <w:r>
+              <w:t>31.82</w:t>
+            </w:r>
+          </w:p>
+        </w:tc>
+        <w:tc>
+          <w:tcPr>
+            <w:tcW w:type="dxa" w:w="1501"/>
+            <w:vAlign w:val="center"/>
+          </w:tcPr>
+          <w:p>
+            <w:pPr>
+              <w:pStyle w:val="TableText"/>
+            </w:pPr>
+            <w:r>
+              <w:t>413.60</w:t>
             </w:r>
           </w:p>
         </w:tc>
@@ -6060,91 +5648,91 @@
               <w:pStyle w:val="TableText"/>
             </w:pPr>
             <w:r>
-              <w:t>44</w:t>
-            </w:r>
-          </w:p>
-        </w:tc>
-        <w:tc>
-          <w:tcPr>
-            <w:tcW w:type="dxa" w:w="1501"/>
-            <w:vAlign w:val="center"/>
-          </w:tcPr>
-          <w:p>
-            <w:pPr>
-              <w:pStyle w:val="TableText"/>
-            </w:pPr>
-            <w:r>
-              <w:t>ПГС</w:t>
-            </w:r>
-          </w:p>
-        </w:tc>
-        <w:tc>
-          <w:tcPr>
-            <w:tcW w:type="dxa" w:w="1501"/>
-            <w:vAlign w:val="center"/>
-          </w:tcPr>
-          <w:p>
-            <w:pPr>
-              <w:pStyle w:val="TableText"/>
-            </w:pPr>
-            <w:r>
-              <w:t>4441.0</w:t>
-            </w:r>
-          </w:p>
-        </w:tc>
-        <w:tc>
-          <w:tcPr>
-            <w:tcW w:type="dxa" w:w="1501"/>
-            <w:vAlign w:val="center"/>
-          </w:tcPr>
-          <w:p>
-            <w:pPr>
-              <w:pStyle w:val="TableText"/>
-            </w:pPr>
-            <w:r>
-              <w:t>-107.80</w:t>
-            </w:r>
-          </w:p>
-        </w:tc>
-        <w:tc>
-          <w:tcPr>
-            <w:tcW w:type="dxa" w:w="1501"/>
-            <w:vAlign w:val="center"/>
-          </w:tcPr>
-          <w:p>
-            <w:pPr>
-              <w:pStyle w:val="TableText"/>
-            </w:pPr>
-            <w:r>
-              <w:t>581.80</w:t>
-            </w:r>
-          </w:p>
-        </w:tc>
-        <w:tc>
-          <w:tcPr>
-            <w:tcW w:type="dxa" w:w="1501"/>
-            <w:vAlign w:val="center"/>
-          </w:tcPr>
-          <w:p>
-            <w:pPr>
-              <w:pStyle w:val="TableText"/>
-            </w:pPr>
-            <w:r>
-              <w:t>6.82</w:t>
-            </w:r>
-          </w:p>
-        </w:tc>
-        <w:tc>
-          <w:tcPr>
-            <w:tcW w:type="dxa" w:w="1501"/>
-            <w:vAlign w:val="center"/>
-          </w:tcPr>
-          <w:p>
-            <w:pPr>
-              <w:pStyle w:val="TableText"/>
-            </w:pPr>
-            <w:r>
-              <w:t>438.60</w:t>
+              <w:t>40</w:t>
+            </w:r>
+          </w:p>
+        </w:tc>
+        <w:tc>
+          <w:tcPr>
+            <w:tcW w:type="dxa" w:w="1501"/>
+            <w:vAlign w:val="center"/>
+          </w:tcPr>
+          <w:p>
+            <w:pPr>
+              <w:pStyle w:val="TableText"/>
+            </w:pPr>
+            <w:r>
+              <w:t>Цемент</w:t>
+            </w:r>
+          </w:p>
+        </w:tc>
+        <w:tc>
+          <w:tcPr>
+            <w:tcW w:type="dxa" w:w="1501"/>
+            <w:vAlign w:val="center"/>
+          </w:tcPr>
+          <w:p>
+            <w:pPr>
+              <w:pStyle w:val="TableText"/>
+            </w:pPr>
+            <w:r>
+              <w:t>4841.0</w:t>
+            </w:r>
+          </w:p>
+        </w:tc>
+        <w:tc>
+          <w:tcPr>
+            <w:tcW w:type="dxa" w:w="1501"/>
+            <w:vAlign w:val="center"/>
+          </w:tcPr>
+          <w:p>
+            <w:pPr>
+              <w:pStyle w:val="TableText"/>
+            </w:pPr>
+            <w:r>
+              <w:t>-67.80</w:t>
+            </w:r>
+          </w:p>
+        </w:tc>
+        <w:tc>
+          <w:tcPr>
+            <w:tcW w:type="dxa" w:w="1501"/>
+            <w:vAlign w:val="center"/>
+          </w:tcPr>
+          <w:p>
+            <w:pPr>
+              <w:pStyle w:val="TableText"/>
+            </w:pPr>
+            <w:r>
+              <w:t>541.80</w:t>
+            </w:r>
+          </w:p>
+        </w:tc>
+        <w:tc>
+          <w:tcPr>
+            <w:tcW w:type="dxa" w:w="1501"/>
+            <w:vAlign w:val="center"/>
+          </w:tcPr>
+          <w:p>
+            <w:pPr>
+              <w:pStyle w:val="TableText"/>
+            </w:pPr>
+            <w:r>
+              <w:t>26.82</w:t>
+            </w:r>
+          </w:p>
+        </w:tc>
+        <w:tc>
+          <w:tcPr>
+            <w:tcW w:type="dxa" w:w="1501"/>
+            <w:vAlign w:val="center"/>
+          </w:tcPr>
+          <w:p>
+            <w:pPr>
+              <w:pStyle w:val="TableText"/>
+            </w:pPr>
+            <w:r>
+              <w:t>418.60</w:t>
             </w:r>
           </w:p>
         </w:tc>
@@ -6163,91 +5751,91 @@
               <w:pStyle w:val="TableText"/>
             </w:pPr>
             <w:r>
-              <w:t>45</w:t>
-            </w:r>
-          </w:p>
-        </w:tc>
-        <w:tc>
-          <w:tcPr>
-            <w:tcW w:type="dxa" w:w="1501"/>
-            <w:vAlign w:val="center"/>
-          </w:tcPr>
-          <w:p>
-            <w:pPr>
-              <w:pStyle w:val="TableText"/>
-            </w:pPr>
-            <w:r>
-              <w:t>Щебень</w:t>
-            </w:r>
-          </w:p>
-        </w:tc>
-        <w:tc>
-          <w:tcPr>
-            <w:tcW w:type="dxa" w:w="1501"/>
-            <w:vAlign w:val="center"/>
-          </w:tcPr>
-          <w:p>
-            <w:pPr>
-              <w:pStyle w:val="TableText"/>
-            </w:pPr>
-            <w:r>
-              <w:t>4341.0</w:t>
-            </w:r>
-          </w:p>
-        </w:tc>
-        <w:tc>
-          <w:tcPr>
-            <w:tcW w:type="dxa" w:w="1501"/>
-            <w:vAlign w:val="center"/>
-          </w:tcPr>
-          <w:p>
-            <w:pPr>
-              <w:pStyle w:val="TableText"/>
-            </w:pPr>
-            <w:r>
-              <w:t>-117.80</w:t>
-            </w:r>
-          </w:p>
-        </w:tc>
-        <w:tc>
-          <w:tcPr>
-            <w:tcW w:type="dxa" w:w="1501"/>
-            <w:vAlign w:val="center"/>
-          </w:tcPr>
-          <w:p>
-            <w:pPr>
-              <w:pStyle w:val="TableText"/>
-            </w:pPr>
-            <w:r>
-              <w:t>591.80</w:t>
-            </w:r>
-          </w:p>
-        </w:tc>
-        <w:tc>
-          <w:tcPr>
-            <w:tcW w:type="dxa" w:w="1501"/>
-            <w:vAlign w:val="center"/>
-          </w:tcPr>
-          <w:p>
-            <w:pPr>
-              <w:pStyle w:val="TableText"/>
-            </w:pPr>
-            <w:r>
-              <w:t>1.82</w:t>
-            </w:r>
-          </w:p>
-        </w:tc>
-        <w:tc>
-          <w:tcPr>
-            <w:tcW w:type="dxa" w:w="1501"/>
-            <w:vAlign w:val="center"/>
-          </w:tcPr>
-          <w:p>
-            <w:pPr>
-              <w:pStyle w:val="TableText"/>
-            </w:pPr>
-            <w:r>
-              <w:t>443.60</w:t>
+              <w:t>41</w:t>
+            </w:r>
+          </w:p>
+        </w:tc>
+        <w:tc>
+          <w:tcPr>
+            <w:tcW w:type="dxa" w:w="1501"/>
+            <w:vAlign w:val="center"/>
+          </w:tcPr>
+          <w:p>
+            <w:pPr>
+              <w:pStyle w:val="TableText"/>
+            </w:pPr>
+            <w:r>
+              <w:t>Песок</w:t>
+            </w:r>
+          </w:p>
+        </w:tc>
+        <w:tc>
+          <w:tcPr>
+            <w:tcW w:type="dxa" w:w="1501"/>
+            <w:vAlign w:val="center"/>
+          </w:tcPr>
+          <w:p>
+            <w:pPr>
+              <w:pStyle w:val="TableText"/>
+            </w:pPr>
+            <w:r>
+              <w:t>4741.0</w:t>
+            </w:r>
+          </w:p>
+        </w:tc>
+        <w:tc>
+          <w:tcPr>
+            <w:tcW w:type="dxa" w:w="1501"/>
+            <w:vAlign w:val="center"/>
+          </w:tcPr>
+          <w:p>
+            <w:pPr>
+              <w:pStyle w:val="TableText"/>
+            </w:pPr>
+            <w:r>
+              <w:t>-77.80</w:t>
+            </w:r>
+          </w:p>
+        </w:tc>
+        <w:tc>
+          <w:tcPr>
+            <w:tcW w:type="dxa" w:w="1501"/>
+            <w:vAlign w:val="center"/>
+          </w:tcPr>
+          <w:p>
+            <w:pPr>
+              <w:pStyle w:val="TableText"/>
+            </w:pPr>
+            <w:r>
+              <w:t>551.80</w:t>
+            </w:r>
+          </w:p>
+        </w:tc>
+        <w:tc>
+          <w:tcPr>
+            <w:tcW w:type="dxa" w:w="1501"/>
+            <w:vAlign w:val="center"/>
+          </w:tcPr>
+          <w:p>
+            <w:pPr>
+              <w:pStyle w:val="TableText"/>
+            </w:pPr>
+            <w:r>
+              <w:t>21.82</w:t>
+            </w:r>
+          </w:p>
+        </w:tc>
+        <w:tc>
+          <w:tcPr>
+            <w:tcW w:type="dxa" w:w="1501"/>
+            <w:vAlign w:val="center"/>
+          </w:tcPr>
+          <w:p>
+            <w:pPr>
+              <w:pStyle w:val="TableText"/>
+            </w:pPr>
+            <w:r>
+              <w:t>423.60</w:t>
             </w:r>
           </w:p>
         </w:tc>
@@ -6266,91 +5854,91 @@
               <w:pStyle w:val="TableText"/>
             </w:pPr>
             <w:r>
-              <w:t>46</w:t>
-            </w:r>
-          </w:p>
-        </w:tc>
-        <w:tc>
-          <w:tcPr>
-            <w:tcW w:type="dxa" w:w="1501"/>
-            <w:vAlign w:val="center"/>
-          </w:tcPr>
-          <w:p>
-            <w:pPr>
-              <w:pStyle w:val="TableText"/>
-            </w:pPr>
-            <w:r>
-              <w:t>ЖБИ</w:t>
-            </w:r>
-          </w:p>
-        </w:tc>
-        <w:tc>
-          <w:tcPr>
-            <w:tcW w:type="dxa" w:w="1501"/>
-            <w:vAlign w:val="center"/>
-          </w:tcPr>
-          <w:p>
-            <w:pPr>
-              <w:pStyle w:val="TableText"/>
-            </w:pPr>
-            <w:r>
-              <w:t>4241.0</w:t>
-            </w:r>
-          </w:p>
-        </w:tc>
-        <w:tc>
-          <w:tcPr>
-            <w:tcW w:type="dxa" w:w="1501"/>
-            <w:vAlign w:val="center"/>
-          </w:tcPr>
-          <w:p>
-            <w:pPr>
-              <w:pStyle w:val="TableText"/>
-            </w:pPr>
-            <w:r>
-              <w:t>-127.80</w:t>
-            </w:r>
-          </w:p>
-        </w:tc>
-        <w:tc>
-          <w:tcPr>
-            <w:tcW w:type="dxa" w:w="1501"/>
-            <w:vAlign w:val="center"/>
-          </w:tcPr>
-          <w:p>
-            <w:pPr>
-              <w:pStyle w:val="TableText"/>
-            </w:pPr>
-            <w:r>
-              <w:t>601.80</w:t>
-            </w:r>
-          </w:p>
-        </w:tc>
-        <w:tc>
-          <w:tcPr>
-            <w:tcW w:type="dxa" w:w="1501"/>
-            <w:vAlign w:val="center"/>
-          </w:tcPr>
-          <w:p>
-            <w:pPr>
-              <w:pStyle w:val="TableText"/>
-            </w:pPr>
-            <w:r>
-              <w:t>-3.18</w:t>
-            </w:r>
-          </w:p>
-        </w:tc>
-        <w:tc>
-          <w:tcPr>
-            <w:tcW w:type="dxa" w:w="1501"/>
-            <w:vAlign w:val="center"/>
-          </w:tcPr>
-          <w:p>
-            <w:pPr>
-              <w:pStyle w:val="TableText"/>
-            </w:pPr>
-            <w:r>
-              <w:t>448.60</w:t>
+              <w:t>42</w:t>
+            </w:r>
+          </w:p>
+        </w:tc>
+        <w:tc>
+          <w:tcPr>
+            <w:tcW w:type="dxa" w:w="1501"/>
+            <w:vAlign w:val="center"/>
+          </w:tcPr>
+          <w:p>
+            <w:pPr>
+              <w:pStyle w:val="TableText"/>
+            </w:pPr>
+            <w:r>
+              <w:t>ПАВ</w:t>
+            </w:r>
+          </w:p>
+        </w:tc>
+        <w:tc>
+          <w:tcPr>
+            <w:tcW w:type="dxa" w:w="1501"/>
+            <w:vAlign w:val="center"/>
+          </w:tcPr>
+          <w:p>
+            <w:pPr>
+              <w:pStyle w:val="TableText"/>
+            </w:pPr>
+            <w:r>
+              <w:t>4641.0</w:t>
+            </w:r>
+          </w:p>
+        </w:tc>
+        <w:tc>
+          <w:tcPr>
+            <w:tcW w:type="dxa" w:w="1501"/>
+            <w:vAlign w:val="center"/>
+          </w:tcPr>
+          <w:p>
+            <w:pPr>
+              <w:pStyle w:val="TableText"/>
+            </w:pPr>
+            <w:r>
+              <w:t>-87.80</w:t>
+            </w:r>
+          </w:p>
+        </w:tc>
+        <w:tc>
+          <w:tcPr>
+            <w:tcW w:type="dxa" w:w="1501"/>
+            <w:vAlign w:val="center"/>
+          </w:tcPr>
+          <w:p>
+            <w:pPr>
+              <w:pStyle w:val="TableText"/>
+            </w:pPr>
+            <w:r>
+              <w:t>561.80</w:t>
+            </w:r>
+          </w:p>
+        </w:tc>
+        <w:tc>
+          <w:tcPr>
+            <w:tcW w:type="dxa" w:w="1501"/>
+            <w:vAlign w:val="center"/>
+          </w:tcPr>
+          <w:p>
+            <w:pPr>
+              <w:pStyle w:val="TableText"/>
+            </w:pPr>
+            <w:r>
+              <w:t>16.82</w:t>
+            </w:r>
+          </w:p>
+        </w:tc>
+        <w:tc>
+          <w:tcPr>
+            <w:tcW w:type="dxa" w:w="1501"/>
+            <w:vAlign w:val="center"/>
+          </w:tcPr>
+          <w:p>
+            <w:pPr>
+              <w:pStyle w:val="TableText"/>
+            </w:pPr>
+            <w:r>
+              <w:t>428.60</w:t>
             </w:r>
           </w:p>
         </w:tc>
@@ -6369,91 +5957,91 @@
               <w:pStyle w:val="TableText"/>
             </w:pPr>
             <w:r>
-              <w:t>47</w:t>
-            </w:r>
-          </w:p>
-        </w:tc>
-        <w:tc>
-          <w:tcPr>
-            <w:tcW w:type="dxa" w:w="1501"/>
-            <w:vAlign w:val="center"/>
-          </w:tcPr>
-          <w:p>
-            <w:pPr>
-              <w:pStyle w:val="TableText"/>
-            </w:pPr>
-            <w:r>
-              <w:t>Цемент</w:t>
-            </w:r>
-          </w:p>
-        </w:tc>
-        <w:tc>
-          <w:tcPr>
-            <w:tcW w:type="dxa" w:w="1501"/>
-            <w:vAlign w:val="center"/>
-          </w:tcPr>
-          <w:p>
-            <w:pPr>
-              <w:pStyle w:val="TableText"/>
-            </w:pPr>
-            <w:r>
-              <w:t>4141.0</w:t>
-            </w:r>
-          </w:p>
-        </w:tc>
-        <w:tc>
-          <w:tcPr>
-            <w:tcW w:type="dxa" w:w="1501"/>
-            <w:vAlign w:val="center"/>
-          </w:tcPr>
-          <w:p>
-            <w:pPr>
-              <w:pStyle w:val="TableText"/>
-            </w:pPr>
-            <w:r>
-              <w:t>-137.80</w:t>
-            </w:r>
-          </w:p>
-        </w:tc>
-        <w:tc>
-          <w:tcPr>
-            <w:tcW w:type="dxa" w:w="1501"/>
-            <w:vAlign w:val="center"/>
-          </w:tcPr>
-          <w:p>
-            <w:pPr>
-              <w:pStyle w:val="TableText"/>
-            </w:pPr>
-            <w:r>
-              <w:t>611.80</w:t>
-            </w:r>
-          </w:p>
-        </w:tc>
-        <w:tc>
-          <w:tcPr>
-            <w:tcW w:type="dxa" w:w="1501"/>
-            <w:vAlign w:val="center"/>
-          </w:tcPr>
-          <w:p>
-            <w:pPr>
-              <w:pStyle w:val="TableText"/>
-            </w:pPr>
-            <w:r>
-              <w:t>-8.18</w:t>
-            </w:r>
-          </w:p>
-        </w:tc>
-        <w:tc>
-          <w:tcPr>
-            <w:tcW w:type="dxa" w:w="1501"/>
-            <w:vAlign w:val="center"/>
-          </w:tcPr>
-          <w:p>
-            <w:pPr>
-              <w:pStyle w:val="TableText"/>
-            </w:pPr>
-            <w:r>
-              <w:t>453.60</w:t>
+              <w:t>43</w:t>
+            </w:r>
+          </w:p>
+        </w:tc>
+        <w:tc>
+          <w:tcPr>
+            <w:tcW w:type="dxa" w:w="1501"/>
+            <w:vAlign w:val="center"/>
+          </w:tcPr>
+          <w:p>
+            <w:pPr>
+              <w:pStyle w:val="TableText"/>
+            </w:pPr>
+            <w:r>
+              <w:t>Бетон</w:t>
+            </w:r>
+          </w:p>
+        </w:tc>
+        <w:tc>
+          <w:tcPr>
+            <w:tcW w:type="dxa" w:w="1501"/>
+            <w:vAlign w:val="center"/>
+          </w:tcPr>
+          <w:p>
+            <w:pPr>
+              <w:pStyle w:val="TableText"/>
+            </w:pPr>
+            <w:r>
+              <w:t>4541.0</w:t>
+            </w:r>
+          </w:p>
+        </w:tc>
+        <w:tc>
+          <w:tcPr>
+            <w:tcW w:type="dxa" w:w="1501"/>
+            <w:vAlign w:val="center"/>
+          </w:tcPr>
+          <w:p>
+            <w:pPr>
+              <w:pStyle w:val="TableText"/>
+            </w:pPr>
+            <w:r>
+              <w:t>-97.80</w:t>
+            </w:r>
+          </w:p>
+        </w:tc>
+        <w:tc>
+          <w:tcPr>
+            <w:tcW w:type="dxa" w:w="1501"/>
+            <w:vAlign w:val="center"/>
+          </w:tcPr>
+          <w:p>
+            <w:pPr>
+              <w:pStyle w:val="TableText"/>
+            </w:pPr>
+            <w:r>
+              <w:t>571.80</w:t>
+            </w:r>
+          </w:p>
+        </w:tc>
+        <w:tc>
+          <w:tcPr>
+            <w:tcW w:type="dxa" w:w="1501"/>
+            <w:vAlign w:val="center"/>
+          </w:tcPr>
+          <w:p>
+            <w:pPr>
+              <w:pStyle w:val="TableText"/>
+            </w:pPr>
+            <w:r>
+              <w:t>11.82</w:t>
+            </w:r>
+          </w:p>
+        </w:tc>
+        <w:tc>
+          <w:tcPr>
+            <w:tcW w:type="dxa" w:w="1501"/>
+            <w:vAlign w:val="center"/>
+          </w:tcPr>
+          <w:p>
+            <w:pPr>
+              <w:pStyle w:val="TableText"/>
+            </w:pPr>
+            <w:r>
+              <w:t>433.60</w:t>
             </w:r>
           </w:p>
         </w:tc>
@@ -6472,91 +6060,91 @@
               <w:pStyle w:val="TableText"/>
             </w:pPr>
             <w:r>
-              <w:t>48</w:t>
-            </w:r>
-          </w:p>
-        </w:tc>
-        <w:tc>
-          <w:tcPr>
-            <w:tcW w:type="dxa" w:w="1501"/>
-            <w:vAlign w:val="center"/>
-          </w:tcPr>
-          <w:p>
-            <w:pPr>
-              <w:pStyle w:val="TableText"/>
-            </w:pPr>
-            <w:r>
-              <w:t>Песок</w:t>
-            </w:r>
-          </w:p>
-        </w:tc>
-        <w:tc>
-          <w:tcPr>
-            <w:tcW w:type="dxa" w:w="1501"/>
-            <w:vAlign w:val="center"/>
-          </w:tcPr>
-          <w:p>
-            <w:pPr>
-              <w:pStyle w:val="TableText"/>
-            </w:pPr>
-            <w:r>
-              <w:t>4041.0</w:t>
-            </w:r>
-          </w:p>
-        </w:tc>
-        <w:tc>
-          <w:tcPr>
-            <w:tcW w:type="dxa" w:w="1501"/>
-            <w:vAlign w:val="center"/>
-          </w:tcPr>
-          <w:p>
-            <w:pPr>
-              <w:pStyle w:val="TableText"/>
-            </w:pPr>
-            <w:r>
-              <w:t>-147.80</w:t>
-            </w:r>
-          </w:p>
-        </w:tc>
-        <w:tc>
-          <w:tcPr>
-            <w:tcW w:type="dxa" w:w="1501"/>
-            <w:vAlign w:val="center"/>
-          </w:tcPr>
-          <w:p>
-            <w:pPr>
-              <w:pStyle w:val="TableText"/>
-            </w:pPr>
-            <w:r>
-              <w:t>621.80</w:t>
-            </w:r>
-          </w:p>
-        </w:tc>
-        <w:tc>
-          <w:tcPr>
-            <w:tcW w:type="dxa" w:w="1501"/>
-            <w:vAlign w:val="center"/>
-          </w:tcPr>
-          <w:p>
-            <w:pPr>
-              <w:pStyle w:val="TableText"/>
-            </w:pPr>
-            <w:r>
-              <w:t>-13.18</w:t>
-            </w:r>
-          </w:p>
-        </w:tc>
-        <w:tc>
-          <w:tcPr>
-            <w:tcW w:type="dxa" w:w="1501"/>
-            <w:vAlign w:val="center"/>
-          </w:tcPr>
-          <w:p>
-            <w:pPr>
-              <w:pStyle w:val="TableText"/>
-            </w:pPr>
-            <w:r>
-              <w:t>458.60</w:t>
+              <w:t>44</w:t>
+            </w:r>
+          </w:p>
+        </w:tc>
+        <w:tc>
+          <w:tcPr>
+            <w:tcW w:type="dxa" w:w="1501"/>
+            <w:vAlign w:val="center"/>
+          </w:tcPr>
+          <w:p>
+            <w:pPr>
+              <w:pStyle w:val="TableText"/>
+            </w:pPr>
+            <w:r>
+              <w:t>ПГС</w:t>
+            </w:r>
+          </w:p>
+        </w:tc>
+        <w:tc>
+          <w:tcPr>
+            <w:tcW w:type="dxa" w:w="1501"/>
+            <w:vAlign w:val="center"/>
+          </w:tcPr>
+          <w:p>
+            <w:pPr>
+              <w:pStyle w:val="TableText"/>
+            </w:pPr>
+            <w:r>
+              <w:t>4441.0</w:t>
+            </w:r>
+          </w:p>
+        </w:tc>
+        <w:tc>
+          <w:tcPr>
+            <w:tcW w:type="dxa" w:w="1501"/>
+            <w:vAlign w:val="center"/>
+          </w:tcPr>
+          <w:p>
+            <w:pPr>
+              <w:pStyle w:val="TableText"/>
+            </w:pPr>
+            <w:r>
+              <w:t>-107.80</w:t>
+            </w:r>
+          </w:p>
+        </w:tc>
+        <w:tc>
+          <w:tcPr>
+            <w:tcW w:type="dxa" w:w="1501"/>
+            <w:vAlign w:val="center"/>
+          </w:tcPr>
+          <w:p>
+            <w:pPr>
+              <w:pStyle w:val="TableText"/>
+            </w:pPr>
+            <w:r>
+              <w:t>581.80</w:t>
+            </w:r>
+          </w:p>
+        </w:tc>
+        <w:tc>
+          <w:tcPr>
+            <w:tcW w:type="dxa" w:w="1501"/>
+            <w:vAlign w:val="center"/>
+          </w:tcPr>
+          <w:p>
+            <w:pPr>
+              <w:pStyle w:val="TableText"/>
+            </w:pPr>
+            <w:r>
+              <w:t>6.82</w:t>
+            </w:r>
+          </w:p>
+        </w:tc>
+        <w:tc>
+          <w:tcPr>
+            <w:tcW w:type="dxa" w:w="1501"/>
+            <w:vAlign w:val="center"/>
+          </w:tcPr>
+          <w:p>
+            <w:pPr>
+              <w:pStyle w:val="TableText"/>
+            </w:pPr>
+            <w:r>
+              <w:t>438.60</w:t>
             </w:r>
           </w:p>
         </w:tc>
@@ -6575,91 +6163,91 @@
               <w:pStyle w:val="TableText"/>
             </w:pPr>
             <w:r>
-              <w:t>49</w:t>
-            </w:r>
-          </w:p>
-        </w:tc>
-        <w:tc>
-          <w:tcPr>
-            <w:tcW w:type="dxa" w:w="1501"/>
-            <w:vAlign w:val="center"/>
-          </w:tcPr>
-          <w:p>
-            <w:pPr>
-              <w:pStyle w:val="TableText"/>
-            </w:pPr>
-            <w:r>
-              <w:t>ПАВ</w:t>
-            </w:r>
-          </w:p>
-        </w:tc>
-        <w:tc>
-          <w:tcPr>
-            <w:tcW w:type="dxa" w:w="1501"/>
-            <w:vAlign w:val="center"/>
-          </w:tcPr>
-          <w:p>
-            <w:pPr>
-              <w:pStyle w:val="TableText"/>
-            </w:pPr>
-            <w:r>
-              <w:t>3941.0</w:t>
-            </w:r>
-          </w:p>
-        </w:tc>
-        <w:tc>
-          <w:tcPr>
-            <w:tcW w:type="dxa" w:w="1501"/>
-            <w:vAlign w:val="center"/>
-          </w:tcPr>
-          <w:p>
-            <w:pPr>
-              <w:pStyle w:val="TableText"/>
-            </w:pPr>
-            <w:r>
-              <w:t>-157.80</w:t>
-            </w:r>
-          </w:p>
-        </w:tc>
-        <w:tc>
-          <w:tcPr>
-            <w:tcW w:type="dxa" w:w="1501"/>
-            <w:vAlign w:val="center"/>
-          </w:tcPr>
-          <w:p>
-            <w:pPr>
-              <w:pStyle w:val="TableText"/>
-            </w:pPr>
-            <w:r>
-              <w:t>631.80</w:t>
-            </w:r>
-          </w:p>
-        </w:tc>
-        <w:tc>
-          <w:tcPr>
-            <w:tcW w:type="dxa" w:w="1501"/>
-            <w:vAlign w:val="center"/>
-          </w:tcPr>
-          <w:p>
-            <w:pPr>
-              <w:pStyle w:val="TableText"/>
-            </w:pPr>
-            <w:r>
-              <w:t>-18.18</w:t>
-            </w:r>
-          </w:p>
-        </w:tc>
-        <w:tc>
-          <w:tcPr>
-            <w:tcW w:type="dxa" w:w="1501"/>
-            <w:vAlign w:val="center"/>
-          </w:tcPr>
-          <w:p>
-            <w:pPr>
-              <w:pStyle w:val="TableText"/>
-            </w:pPr>
-            <w:r>
-              <w:t>463.60</w:t>
+              <w:t>45</w:t>
+            </w:r>
+          </w:p>
+        </w:tc>
+        <w:tc>
+          <w:tcPr>
+            <w:tcW w:type="dxa" w:w="1501"/>
+            <w:vAlign w:val="center"/>
+          </w:tcPr>
+          <w:p>
+            <w:pPr>
+              <w:pStyle w:val="TableText"/>
+            </w:pPr>
+            <w:r>
+              <w:t>Щебень</w:t>
+            </w:r>
+          </w:p>
+        </w:tc>
+        <w:tc>
+          <w:tcPr>
+            <w:tcW w:type="dxa" w:w="1501"/>
+            <w:vAlign w:val="center"/>
+          </w:tcPr>
+          <w:p>
+            <w:pPr>
+              <w:pStyle w:val="TableText"/>
+            </w:pPr>
+            <w:r>
+              <w:t>4341.0</w:t>
+            </w:r>
+          </w:p>
+        </w:tc>
+        <w:tc>
+          <w:tcPr>
+            <w:tcW w:type="dxa" w:w="1501"/>
+            <w:vAlign w:val="center"/>
+          </w:tcPr>
+          <w:p>
+            <w:pPr>
+              <w:pStyle w:val="TableText"/>
+            </w:pPr>
+            <w:r>
+              <w:t>-117.80</w:t>
+            </w:r>
+          </w:p>
+        </w:tc>
+        <w:tc>
+          <w:tcPr>
+            <w:tcW w:type="dxa" w:w="1501"/>
+            <w:vAlign w:val="center"/>
+          </w:tcPr>
+          <w:p>
+            <w:pPr>
+              <w:pStyle w:val="TableText"/>
+            </w:pPr>
+            <w:r>
+              <w:t>591.80</w:t>
+            </w:r>
+          </w:p>
+        </w:tc>
+        <w:tc>
+          <w:tcPr>
+            <w:tcW w:type="dxa" w:w="1501"/>
+            <w:vAlign w:val="center"/>
+          </w:tcPr>
+          <w:p>
+            <w:pPr>
+              <w:pStyle w:val="TableText"/>
+            </w:pPr>
+            <w:r>
+              <w:t>1.82</w:t>
+            </w:r>
+          </w:p>
+        </w:tc>
+        <w:tc>
+          <w:tcPr>
+            <w:tcW w:type="dxa" w:w="1501"/>
+            <w:vAlign w:val="center"/>
+          </w:tcPr>
+          <w:p>
+            <w:pPr>
+              <w:pStyle w:val="TableText"/>
+            </w:pPr>
+            <w:r>
+              <w:t>443.60</w:t>
             </w:r>
           </w:p>
         </w:tc>
@@ -6678,91 +6266,91 @@
               <w:pStyle w:val="TableText"/>
             </w:pPr>
             <w:r>
-              <w:t>50</w:t>
-            </w:r>
-          </w:p>
-        </w:tc>
-        <w:tc>
-          <w:tcPr>
-            <w:tcW w:type="dxa" w:w="1501"/>
-            <w:vAlign w:val="center"/>
-          </w:tcPr>
-          <w:p>
-            <w:pPr>
-              <w:pStyle w:val="TableText"/>
-            </w:pPr>
-            <w:r>
-              <w:t>Бетон</w:t>
-            </w:r>
-          </w:p>
-        </w:tc>
-        <w:tc>
-          <w:tcPr>
-            <w:tcW w:type="dxa" w:w="1501"/>
-            <w:vAlign w:val="center"/>
-          </w:tcPr>
-          <w:p>
-            <w:pPr>
-              <w:pStyle w:val="TableText"/>
-            </w:pPr>
-            <w:r>
-              <w:t>3841.0</w:t>
-            </w:r>
-          </w:p>
-        </w:tc>
-        <w:tc>
-          <w:tcPr>
-            <w:tcW w:type="dxa" w:w="1501"/>
-            <w:vAlign w:val="center"/>
-          </w:tcPr>
-          <w:p>
-            <w:pPr>
-              <w:pStyle w:val="TableText"/>
-            </w:pPr>
-            <w:r>
-              <w:t>-167.80</w:t>
-            </w:r>
-          </w:p>
-        </w:tc>
-        <w:tc>
-          <w:tcPr>
-            <w:tcW w:type="dxa" w:w="1501"/>
-            <w:vAlign w:val="center"/>
-          </w:tcPr>
-          <w:p>
-            <w:pPr>
-              <w:pStyle w:val="TableText"/>
-            </w:pPr>
-            <w:r>
-              <w:t>641.80</w:t>
-            </w:r>
-          </w:p>
-        </w:tc>
-        <w:tc>
-          <w:tcPr>
-            <w:tcW w:type="dxa" w:w="1501"/>
-            <w:vAlign w:val="center"/>
-          </w:tcPr>
-          <w:p>
-            <w:pPr>
-              <w:pStyle w:val="TableText"/>
-            </w:pPr>
-            <w:r>
-              <w:t>-23.18</w:t>
-            </w:r>
-          </w:p>
-        </w:tc>
-        <w:tc>
-          <w:tcPr>
-            <w:tcW w:type="dxa" w:w="1501"/>
-            <w:vAlign w:val="center"/>
-          </w:tcPr>
-          <w:p>
-            <w:pPr>
-              <w:pStyle w:val="TableText"/>
-            </w:pPr>
-            <w:r>
-              <w:t>468.60</w:t>
+              <w:t>46</w:t>
+            </w:r>
+          </w:p>
+        </w:tc>
+        <w:tc>
+          <w:tcPr>
+            <w:tcW w:type="dxa" w:w="1501"/>
+            <w:vAlign w:val="center"/>
+          </w:tcPr>
+          <w:p>
+            <w:pPr>
+              <w:pStyle w:val="TableText"/>
+            </w:pPr>
+            <w:r>
+              <w:t>ЖБИ</w:t>
+            </w:r>
+          </w:p>
+        </w:tc>
+        <w:tc>
+          <w:tcPr>
+            <w:tcW w:type="dxa" w:w="1501"/>
+            <w:vAlign w:val="center"/>
+          </w:tcPr>
+          <w:p>
+            <w:pPr>
+              <w:pStyle w:val="TableText"/>
+            </w:pPr>
+            <w:r>
+              <w:t>4241.0</w:t>
+            </w:r>
+          </w:p>
+        </w:tc>
+        <w:tc>
+          <w:tcPr>
+            <w:tcW w:type="dxa" w:w="1501"/>
+            <w:vAlign w:val="center"/>
+          </w:tcPr>
+          <w:p>
+            <w:pPr>
+              <w:pStyle w:val="TableText"/>
+            </w:pPr>
+            <w:r>
+              <w:t>-127.80</w:t>
+            </w:r>
+          </w:p>
+        </w:tc>
+        <w:tc>
+          <w:tcPr>
+            <w:tcW w:type="dxa" w:w="1501"/>
+            <w:vAlign w:val="center"/>
+          </w:tcPr>
+          <w:p>
+            <w:pPr>
+              <w:pStyle w:val="TableText"/>
+            </w:pPr>
+            <w:r>
+              <w:t>601.80</w:t>
+            </w:r>
+          </w:p>
+        </w:tc>
+        <w:tc>
+          <w:tcPr>
+            <w:tcW w:type="dxa" w:w="1501"/>
+            <w:vAlign w:val="center"/>
+          </w:tcPr>
+          <w:p>
+            <w:pPr>
+              <w:pStyle w:val="TableText"/>
+            </w:pPr>
+            <w:r>
+              <w:t>-3.18</w:t>
+            </w:r>
+          </w:p>
+        </w:tc>
+        <w:tc>
+          <w:tcPr>
+            <w:tcW w:type="dxa" w:w="1501"/>
+            <w:vAlign w:val="center"/>
+          </w:tcPr>
+          <w:p>
+            <w:pPr>
+              <w:pStyle w:val="TableText"/>
+            </w:pPr>
+            <w:r>
+              <w:t>448.60</w:t>
             </w:r>
           </w:p>
         </w:tc>
@@ -6781,91 +6369,91 @@
               <w:pStyle w:val="TableText"/>
             </w:pPr>
             <w:r>
-              <w:t>51</w:t>
-            </w:r>
-          </w:p>
-        </w:tc>
-        <w:tc>
-          <w:tcPr>
-            <w:tcW w:type="dxa" w:w="1501"/>
-            <w:vAlign w:val="center"/>
-          </w:tcPr>
-          <w:p>
-            <w:pPr>
-              <w:pStyle w:val="TableText"/>
-            </w:pPr>
-            <w:r>
-              <w:t>ПГС</w:t>
-            </w:r>
-          </w:p>
-        </w:tc>
-        <w:tc>
-          <w:tcPr>
-            <w:tcW w:type="dxa" w:w="1501"/>
-            <w:vAlign w:val="center"/>
-          </w:tcPr>
-          <w:p>
-            <w:pPr>
-              <w:pStyle w:val="TableText"/>
-            </w:pPr>
-            <w:r>
-              <w:t>3741.0</w:t>
-            </w:r>
-          </w:p>
-        </w:tc>
-        <w:tc>
-          <w:tcPr>
-            <w:tcW w:type="dxa" w:w="1501"/>
-            <w:vAlign w:val="center"/>
-          </w:tcPr>
-          <w:p>
-            <w:pPr>
-              <w:pStyle w:val="TableText"/>
-            </w:pPr>
-            <w:r>
-              <w:t>-177.80</w:t>
-            </w:r>
-          </w:p>
-        </w:tc>
-        <w:tc>
-          <w:tcPr>
-            <w:tcW w:type="dxa" w:w="1501"/>
-            <w:vAlign w:val="center"/>
-          </w:tcPr>
-          <w:p>
-            <w:pPr>
-              <w:pStyle w:val="TableText"/>
-            </w:pPr>
-            <w:r>
-              <w:t>651.80</w:t>
-            </w:r>
-          </w:p>
-        </w:tc>
-        <w:tc>
-          <w:tcPr>
-            <w:tcW w:type="dxa" w:w="1501"/>
-            <w:vAlign w:val="center"/>
-          </w:tcPr>
-          <w:p>
-            <w:pPr>
-              <w:pStyle w:val="TableText"/>
-            </w:pPr>
-            <w:r>
-              <w:t>-28.18</w:t>
-            </w:r>
-          </w:p>
-        </w:tc>
-        <w:tc>
-          <w:tcPr>
-            <w:tcW w:type="dxa" w:w="1501"/>
-            <w:vAlign w:val="center"/>
-          </w:tcPr>
-          <w:p>
-            <w:pPr>
-              <w:pStyle w:val="TableText"/>
-            </w:pPr>
-            <w:r>
-              <w:t>473.60</w:t>
+              <w:t>47</w:t>
+            </w:r>
+          </w:p>
+        </w:tc>
+        <w:tc>
+          <w:tcPr>
+            <w:tcW w:type="dxa" w:w="1501"/>
+            <w:vAlign w:val="center"/>
+          </w:tcPr>
+          <w:p>
+            <w:pPr>
+              <w:pStyle w:val="TableText"/>
+            </w:pPr>
+            <w:r>
+              <w:t>Цемент</w:t>
+            </w:r>
+          </w:p>
+        </w:tc>
+        <w:tc>
+          <w:tcPr>
+            <w:tcW w:type="dxa" w:w="1501"/>
+            <w:vAlign w:val="center"/>
+          </w:tcPr>
+          <w:p>
+            <w:pPr>
+              <w:pStyle w:val="TableText"/>
+            </w:pPr>
+            <w:r>
+              <w:t>4141.0</w:t>
+            </w:r>
+          </w:p>
+        </w:tc>
+        <w:tc>
+          <w:tcPr>
+            <w:tcW w:type="dxa" w:w="1501"/>
+            <w:vAlign w:val="center"/>
+          </w:tcPr>
+          <w:p>
+            <w:pPr>
+              <w:pStyle w:val="TableText"/>
+            </w:pPr>
+            <w:r>
+              <w:t>-137.80</w:t>
+            </w:r>
+          </w:p>
+        </w:tc>
+        <w:tc>
+          <w:tcPr>
+            <w:tcW w:type="dxa" w:w="1501"/>
+            <w:vAlign w:val="center"/>
+          </w:tcPr>
+          <w:p>
+            <w:pPr>
+              <w:pStyle w:val="TableText"/>
+            </w:pPr>
+            <w:r>
+              <w:t>611.80</w:t>
+            </w:r>
+          </w:p>
+        </w:tc>
+        <w:tc>
+          <w:tcPr>
+            <w:tcW w:type="dxa" w:w="1501"/>
+            <w:vAlign w:val="center"/>
+          </w:tcPr>
+          <w:p>
+            <w:pPr>
+              <w:pStyle w:val="TableText"/>
+            </w:pPr>
+            <w:r>
+              <w:t>-8.18</w:t>
+            </w:r>
+          </w:p>
+        </w:tc>
+        <w:tc>
+          <w:tcPr>
+            <w:tcW w:type="dxa" w:w="1501"/>
+            <w:vAlign w:val="center"/>
+          </w:tcPr>
+          <w:p>
+            <w:pPr>
+              <w:pStyle w:val="TableText"/>
+            </w:pPr>
+            <w:r>
+              <w:t>453.60</w:t>
             </w:r>
           </w:p>
         </w:tc>
@@ -6884,91 +6472,91 @@
               <w:pStyle w:val="TableText"/>
             </w:pPr>
             <w:r>
-              <w:t>52</w:t>
-            </w:r>
-          </w:p>
-        </w:tc>
-        <w:tc>
-          <w:tcPr>
-            <w:tcW w:type="dxa" w:w="1501"/>
-            <w:vAlign w:val="center"/>
-          </w:tcPr>
-          <w:p>
-            <w:pPr>
-              <w:pStyle w:val="TableText"/>
-            </w:pPr>
-            <w:r>
-              <w:t>Щебень</w:t>
-            </w:r>
-          </w:p>
-        </w:tc>
-        <w:tc>
-          <w:tcPr>
-            <w:tcW w:type="dxa" w:w="1501"/>
-            <w:vAlign w:val="center"/>
-          </w:tcPr>
-          <w:p>
-            <w:pPr>
-              <w:pStyle w:val="TableText"/>
-            </w:pPr>
-            <w:r>
-              <w:t>3641.0</w:t>
-            </w:r>
-          </w:p>
-        </w:tc>
-        <w:tc>
-          <w:tcPr>
-            <w:tcW w:type="dxa" w:w="1501"/>
-            <w:vAlign w:val="center"/>
-          </w:tcPr>
-          <w:p>
-            <w:pPr>
-              <w:pStyle w:val="TableText"/>
-            </w:pPr>
-            <w:r>
-              <w:t>-187.80</w:t>
-            </w:r>
-          </w:p>
-        </w:tc>
-        <w:tc>
-          <w:tcPr>
-            <w:tcW w:type="dxa" w:w="1501"/>
-            <w:vAlign w:val="center"/>
-          </w:tcPr>
-          <w:p>
-            <w:pPr>
-              <w:pStyle w:val="TableText"/>
-            </w:pPr>
-            <w:r>
-              <w:t>661.80</w:t>
-            </w:r>
-          </w:p>
-        </w:tc>
-        <w:tc>
-          <w:tcPr>
-            <w:tcW w:type="dxa" w:w="1501"/>
-            <w:vAlign w:val="center"/>
-          </w:tcPr>
-          <w:p>
-            <w:pPr>
-              <w:pStyle w:val="TableText"/>
-            </w:pPr>
-            <w:r>
-              <w:t>-33.18</w:t>
-            </w:r>
-          </w:p>
-        </w:tc>
-        <w:tc>
-          <w:tcPr>
-            <w:tcW w:type="dxa" w:w="1501"/>
-            <w:vAlign w:val="center"/>
-          </w:tcPr>
-          <w:p>
-            <w:pPr>
-              <w:pStyle w:val="TableText"/>
-            </w:pPr>
-            <w:r>
-              <w:t>478.60</w:t>
+              <w:t>48</w:t>
+            </w:r>
+          </w:p>
+        </w:tc>
+        <w:tc>
+          <w:tcPr>
+            <w:tcW w:type="dxa" w:w="1501"/>
+            <w:vAlign w:val="center"/>
+          </w:tcPr>
+          <w:p>
+            <w:pPr>
+              <w:pStyle w:val="TableText"/>
+            </w:pPr>
+            <w:r>
+              <w:t>Песок</w:t>
+            </w:r>
+          </w:p>
+        </w:tc>
+        <w:tc>
+          <w:tcPr>
+            <w:tcW w:type="dxa" w:w="1501"/>
+            <w:vAlign w:val="center"/>
+          </w:tcPr>
+          <w:p>
+            <w:pPr>
+              <w:pStyle w:val="TableText"/>
+            </w:pPr>
+            <w:r>
+              <w:t>4041.0</w:t>
+            </w:r>
+          </w:p>
+        </w:tc>
+        <w:tc>
+          <w:tcPr>
+            <w:tcW w:type="dxa" w:w="1501"/>
+            <w:vAlign w:val="center"/>
+          </w:tcPr>
+          <w:p>
+            <w:pPr>
+              <w:pStyle w:val="TableText"/>
+            </w:pPr>
+            <w:r>
+              <w:t>-147.80</w:t>
+            </w:r>
+          </w:p>
+        </w:tc>
+        <w:tc>
+          <w:tcPr>
+            <w:tcW w:type="dxa" w:w="1501"/>
+            <w:vAlign w:val="center"/>
+          </w:tcPr>
+          <w:p>
+            <w:pPr>
+              <w:pStyle w:val="TableText"/>
+            </w:pPr>
+            <w:r>
+              <w:t>621.80</w:t>
+            </w:r>
+          </w:p>
+        </w:tc>
+        <w:tc>
+          <w:tcPr>
+            <w:tcW w:type="dxa" w:w="1501"/>
+            <w:vAlign w:val="center"/>
+          </w:tcPr>
+          <w:p>
+            <w:pPr>
+              <w:pStyle w:val="TableText"/>
+            </w:pPr>
+            <w:r>
+              <w:t>-13.18</w:t>
+            </w:r>
+          </w:p>
+        </w:tc>
+        <w:tc>
+          <w:tcPr>
+            <w:tcW w:type="dxa" w:w="1501"/>
+            <w:vAlign w:val="center"/>
+          </w:tcPr>
+          <w:p>
+            <w:pPr>
+              <w:pStyle w:val="TableText"/>
+            </w:pPr>
+            <w:r>
+              <w:t>458.60</w:t>
             </w:r>
           </w:p>
         </w:tc>
@@ -6987,91 +6575,91 @@
               <w:pStyle w:val="TableText"/>
             </w:pPr>
             <w:r>
-              <w:t>53</w:t>
-            </w:r>
-          </w:p>
-        </w:tc>
-        <w:tc>
-          <w:tcPr>
-            <w:tcW w:type="dxa" w:w="1501"/>
-            <w:vAlign w:val="center"/>
-          </w:tcPr>
-          <w:p>
-            <w:pPr>
-              <w:pStyle w:val="TableText"/>
-            </w:pPr>
-            <w:r>
-              <w:t>ЖБИ</w:t>
-            </w:r>
-          </w:p>
-        </w:tc>
-        <w:tc>
-          <w:tcPr>
-            <w:tcW w:type="dxa" w:w="1501"/>
-            <w:vAlign w:val="center"/>
-          </w:tcPr>
-          <w:p>
-            <w:pPr>
-              <w:pStyle w:val="TableText"/>
-            </w:pPr>
-            <w:r>
-              <w:t>3541.0</w:t>
-            </w:r>
-          </w:p>
-        </w:tc>
-        <w:tc>
-          <w:tcPr>
-            <w:tcW w:type="dxa" w:w="1501"/>
-            <w:vAlign w:val="center"/>
-          </w:tcPr>
-          <w:p>
-            <w:pPr>
-              <w:pStyle w:val="TableText"/>
-            </w:pPr>
-            <w:r>
-              <w:t>-197.80</w:t>
-            </w:r>
-          </w:p>
-        </w:tc>
-        <w:tc>
-          <w:tcPr>
-            <w:tcW w:type="dxa" w:w="1501"/>
-            <w:vAlign w:val="center"/>
-          </w:tcPr>
-          <w:p>
-            <w:pPr>
-              <w:pStyle w:val="TableText"/>
-            </w:pPr>
-            <w:r>
-              <w:t>671.80</w:t>
-            </w:r>
-          </w:p>
-        </w:tc>
-        <w:tc>
-          <w:tcPr>
-            <w:tcW w:type="dxa" w:w="1501"/>
-            <w:vAlign w:val="center"/>
-          </w:tcPr>
-          <w:p>
-            <w:pPr>
-              <w:pStyle w:val="TableText"/>
-            </w:pPr>
-            <w:r>
-              <w:t>-38.18</w:t>
-            </w:r>
-          </w:p>
-        </w:tc>
-        <w:tc>
-          <w:tcPr>
-            <w:tcW w:type="dxa" w:w="1501"/>
-            <w:vAlign w:val="center"/>
-          </w:tcPr>
-          <w:p>
-            <w:pPr>
-              <w:pStyle w:val="TableText"/>
-            </w:pPr>
-            <w:r>
-              <w:t>483.60</w:t>
+              <w:t>49</w:t>
+            </w:r>
+          </w:p>
+        </w:tc>
+        <w:tc>
+          <w:tcPr>
+            <w:tcW w:type="dxa" w:w="1501"/>
+            <w:vAlign w:val="center"/>
+          </w:tcPr>
+          <w:p>
+            <w:pPr>
+              <w:pStyle w:val="TableText"/>
+            </w:pPr>
+            <w:r>
+              <w:t>ПАВ</w:t>
+            </w:r>
+          </w:p>
+        </w:tc>
+        <w:tc>
+          <w:tcPr>
+            <w:tcW w:type="dxa" w:w="1501"/>
+            <w:vAlign w:val="center"/>
+          </w:tcPr>
+          <w:p>
+            <w:pPr>
+              <w:pStyle w:val="TableText"/>
+            </w:pPr>
+            <w:r>
+              <w:t>3941.0</w:t>
+            </w:r>
+          </w:p>
+        </w:tc>
+        <w:tc>
+          <w:tcPr>
+            <w:tcW w:type="dxa" w:w="1501"/>
+            <w:vAlign w:val="center"/>
+          </w:tcPr>
+          <w:p>
+            <w:pPr>
+              <w:pStyle w:val="TableText"/>
+            </w:pPr>
+            <w:r>
+              <w:t>-157.80</w:t>
+            </w:r>
+          </w:p>
+        </w:tc>
+        <w:tc>
+          <w:tcPr>
+            <w:tcW w:type="dxa" w:w="1501"/>
+            <w:vAlign w:val="center"/>
+          </w:tcPr>
+          <w:p>
+            <w:pPr>
+              <w:pStyle w:val="TableText"/>
+            </w:pPr>
+            <w:r>
+              <w:t>631.80</w:t>
+            </w:r>
+          </w:p>
+        </w:tc>
+        <w:tc>
+          <w:tcPr>
+            <w:tcW w:type="dxa" w:w="1501"/>
+            <w:vAlign w:val="center"/>
+          </w:tcPr>
+          <w:p>
+            <w:pPr>
+              <w:pStyle w:val="TableText"/>
+            </w:pPr>
+            <w:r>
+              <w:t>-18.18</w:t>
+            </w:r>
+          </w:p>
+        </w:tc>
+        <w:tc>
+          <w:tcPr>
+            <w:tcW w:type="dxa" w:w="1501"/>
+            <w:vAlign w:val="center"/>
+          </w:tcPr>
+          <w:p>
+            <w:pPr>
+              <w:pStyle w:val="TableText"/>
+            </w:pPr>
+            <w:r>
+              <w:t>463.60</w:t>
             </w:r>
           </w:p>
         </w:tc>
@@ -7090,316 +6678,7 @@
               <w:pStyle w:val="TableText"/>
             </w:pPr>
             <w:r>
-              <w:t>54</w:t>
-            </w:r>
-          </w:p>
-        </w:tc>
-        <w:tc>
-          <w:tcPr>
-            <w:tcW w:type="dxa" w:w="1501"/>
-            <w:vAlign w:val="center"/>
-          </w:tcPr>
-          <w:p>
-            <w:pPr>
-              <w:pStyle w:val="TableText"/>
-            </w:pPr>
-            <w:r>
-              <w:t>Цемент</w:t>
-            </w:r>
-          </w:p>
-        </w:tc>
-        <w:tc>
-          <w:tcPr>
-            <w:tcW w:type="dxa" w:w="1501"/>
-            <w:vAlign w:val="center"/>
-          </w:tcPr>
-          <w:p>
-            <w:pPr>
-              <w:pStyle w:val="TableText"/>
-            </w:pPr>
-            <w:r>
-              <w:t>3441.0</w:t>
-            </w:r>
-          </w:p>
-        </w:tc>
-        <w:tc>
-          <w:tcPr>
-            <w:tcW w:type="dxa" w:w="1501"/>
-            <w:vAlign w:val="center"/>
-          </w:tcPr>
-          <w:p>
-            <w:pPr>
-              <w:pStyle w:val="TableText"/>
-            </w:pPr>
-            <w:r>
-              <w:t>-207.80</w:t>
-            </w:r>
-          </w:p>
-        </w:tc>
-        <w:tc>
-          <w:tcPr>
-            <w:tcW w:type="dxa" w:w="1501"/>
-            <w:vAlign w:val="center"/>
-          </w:tcPr>
-          <w:p>
-            <w:pPr>
-              <w:pStyle w:val="TableText"/>
-            </w:pPr>
-            <w:r>
-              <w:t>681.80</w:t>
-            </w:r>
-          </w:p>
-        </w:tc>
-        <w:tc>
-          <w:tcPr>
-            <w:tcW w:type="dxa" w:w="1501"/>
-            <w:vAlign w:val="center"/>
-          </w:tcPr>
-          <w:p>
-            <w:pPr>
-              <w:pStyle w:val="TableText"/>
-            </w:pPr>
-            <w:r>
-              <w:t>-43.18</w:t>
-            </w:r>
-          </w:p>
-        </w:tc>
-        <w:tc>
-          <w:tcPr>
-            <w:tcW w:type="dxa" w:w="1501"/>
-            <w:vAlign w:val="center"/>
-          </w:tcPr>
-          <w:p>
-            <w:pPr>
-              <w:pStyle w:val="TableText"/>
-            </w:pPr>
-            <w:r>
-              <w:t>488.60</w:t>
-            </w:r>
-          </w:p>
-        </w:tc>
-      </w:tr>
-      <w:tr>
-        <w:trPr>
-          <w:cantSplit/>
-        </w:trPr>
-        <w:tc>
-          <w:tcPr>
-            <w:tcW w:type="dxa" w:w="680"/>
-            <w:vAlign w:val="center"/>
-          </w:tcPr>
-          <w:p>
-            <w:pPr>
-              <w:pStyle w:val="TableText"/>
-            </w:pPr>
-            <w:r>
-              <w:t>55</w:t>
-            </w:r>
-          </w:p>
-        </w:tc>
-        <w:tc>
-          <w:tcPr>
-            <w:tcW w:type="dxa" w:w="1501"/>
-            <w:vAlign w:val="center"/>
-          </w:tcPr>
-          <w:p>
-            <w:pPr>
-              <w:pStyle w:val="TableText"/>
-            </w:pPr>
-            <w:r>
-              <w:t>Песок</w:t>
-            </w:r>
-          </w:p>
-        </w:tc>
-        <w:tc>
-          <w:tcPr>
-            <w:tcW w:type="dxa" w:w="1501"/>
-            <w:vAlign w:val="center"/>
-          </w:tcPr>
-          <w:p>
-            <w:pPr>
-              <w:pStyle w:val="TableText"/>
-            </w:pPr>
-            <w:r>
-              <w:t>3341.0</w:t>
-            </w:r>
-          </w:p>
-        </w:tc>
-        <w:tc>
-          <w:tcPr>
-            <w:tcW w:type="dxa" w:w="1501"/>
-            <w:vAlign w:val="center"/>
-          </w:tcPr>
-          <w:p>
-            <w:pPr>
-              <w:pStyle w:val="TableText"/>
-            </w:pPr>
-            <w:r>
-              <w:t>-217.80</w:t>
-            </w:r>
-          </w:p>
-        </w:tc>
-        <w:tc>
-          <w:tcPr>
-            <w:tcW w:type="dxa" w:w="1501"/>
-            <w:vAlign w:val="center"/>
-          </w:tcPr>
-          <w:p>
-            <w:pPr>
-              <w:pStyle w:val="TableText"/>
-            </w:pPr>
-            <w:r>
-              <w:t>691.80</w:t>
-            </w:r>
-          </w:p>
-        </w:tc>
-        <w:tc>
-          <w:tcPr>
-            <w:tcW w:type="dxa" w:w="1501"/>
-            <w:vAlign w:val="center"/>
-          </w:tcPr>
-          <w:p>
-            <w:pPr>
-              <w:pStyle w:val="TableText"/>
-            </w:pPr>
-            <w:r>
-              <w:t>-48.18</w:t>
-            </w:r>
-          </w:p>
-        </w:tc>
-        <w:tc>
-          <w:tcPr>
-            <w:tcW w:type="dxa" w:w="1501"/>
-            <w:vAlign w:val="center"/>
-          </w:tcPr>
-          <w:p>
-            <w:pPr>
-              <w:pStyle w:val="TableText"/>
-            </w:pPr>
-            <w:r>
-              <w:t>493.60</w:t>
-            </w:r>
-          </w:p>
-        </w:tc>
-      </w:tr>
-      <w:tr>
-        <w:trPr>
-          <w:cantSplit/>
-        </w:trPr>
-        <w:tc>
-          <w:tcPr>
-            <w:tcW w:type="dxa" w:w="680"/>
-            <w:vAlign w:val="center"/>
-          </w:tcPr>
-          <w:p>
-            <w:pPr>
-              <w:pStyle w:val="TableText"/>
-            </w:pPr>
-            <w:r>
-              <w:t>56</w:t>
-            </w:r>
-          </w:p>
-        </w:tc>
-        <w:tc>
-          <w:tcPr>
-            <w:tcW w:type="dxa" w:w="1501"/>
-            <w:vAlign w:val="center"/>
-          </w:tcPr>
-          <w:p>
-            <w:pPr>
-              <w:pStyle w:val="TableText"/>
-            </w:pPr>
-            <w:r>
-              <w:t>ПАВ</w:t>
-            </w:r>
-          </w:p>
-        </w:tc>
-        <w:tc>
-          <w:tcPr>
-            <w:tcW w:type="dxa" w:w="1501"/>
-            <w:vAlign w:val="center"/>
-          </w:tcPr>
-          <w:p>
-            <w:pPr>
-              <w:pStyle w:val="TableText"/>
-            </w:pPr>
-            <w:r>
-              <w:t>3241.0</w:t>
-            </w:r>
-          </w:p>
-        </w:tc>
-        <w:tc>
-          <w:tcPr>
-            <w:tcW w:type="dxa" w:w="1501"/>
-            <w:vAlign w:val="center"/>
-          </w:tcPr>
-          <w:p>
-            <w:pPr>
-              <w:pStyle w:val="TableText"/>
-            </w:pPr>
-            <w:r>
-              <w:t>-227.80</w:t>
-            </w:r>
-          </w:p>
-        </w:tc>
-        <w:tc>
-          <w:tcPr>
-            <w:tcW w:type="dxa" w:w="1501"/>
-            <w:vAlign w:val="center"/>
-          </w:tcPr>
-          <w:p>
-            <w:pPr>
-              <w:pStyle w:val="TableText"/>
-            </w:pPr>
-            <w:r>
-              <w:t>701.80</w:t>
-            </w:r>
-          </w:p>
-        </w:tc>
-        <w:tc>
-          <w:tcPr>
-            <w:tcW w:type="dxa" w:w="1501"/>
-            <w:vAlign w:val="center"/>
-          </w:tcPr>
-          <w:p>
-            <w:pPr>
-              <w:pStyle w:val="TableText"/>
-            </w:pPr>
-            <w:r>
-              <w:t>-53.18</w:t>
-            </w:r>
-          </w:p>
-        </w:tc>
-        <w:tc>
-          <w:tcPr>
-            <w:tcW w:type="dxa" w:w="1501"/>
-            <w:vAlign w:val="center"/>
-          </w:tcPr>
-          <w:p>
-            <w:pPr>
-              <w:pStyle w:val="TableText"/>
-            </w:pPr>
-            <w:r>
-              <w:t>498.60</w:t>
-            </w:r>
-          </w:p>
-        </w:tc>
-      </w:tr>
-      <w:tr>
-        <w:trPr>
-          <w:cantSplit/>
-        </w:trPr>
-        <w:tc>
-          <w:tcPr>
-            <w:tcW w:type="dxa" w:w="680"/>
-            <w:vAlign w:val="center"/>
-          </w:tcPr>
-          <w:p>
-            <w:pPr>
-              <w:pStyle w:val="TableText"/>
-            </w:pPr>
-            <w:r>
-              <w:t>57</w:t>
+              <w:t>50</w:t>
             </w:r>
           </w:p>
         </w:tc>
@@ -7427,377 +6706,93 @@
               <w:pStyle w:val="TableText"/>
             </w:pPr>
             <w:r>
-              <w:t>3141.0</w:t>
-            </w:r>
-          </w:p>
-        </w:tc>
-        <w:tc>
-          <w:tcPr>
-            <w:tcW w:type="dxa" w:w="1501"/>
-            <w:vAlign w:val="center"/>
-          </w:tcPr>
-          <w:p>
-            <w:pPr>
-              <w:pStyle w:val="TableText"/>
-            </w:pPr>
-            <w:r>
-              <w:t>-237.80</w:t>
-            </w:r>
-          </w:p>
-        </w:tc>
-        <w:tc>
-          <w:tcPr>
-            <w:tcW w:type="dxa" w:w="1501"/>
-            <w:vAlign w:val="center"/>
-          </w:tcPr>
-          <w:p>
-            <w:pPr>
-              <w:pStyle w:val="TableText"/>
-            </w:pPr>
-            <w:r>
-              <w:t>711.80</w:t>
-            </w:r>
-          </w:p>
-        </w:tc>
-        <w:tc>
-          <w:tcPr>
-            <w:tcW w:type="dxa" w:w="1501"/>
-            <w:vAlign w:val="center"/>
-          </w:tcPr>
-          <w:p>
-            <w:pPr>
-              <w:pStyle w:val="TableText"/>
-            </w:pPr>
-            <w:r>
-              <w:t>-58.18</w:t>
-            </w:r>
-          </w:p>
-        </w:tc>
-        <w:tc>
-          <w:tcPr>
-            <w:tcW w:type="dxa" w:w="1501"/>
-            <w:vAlign w:val="center"/>
-          </w:tcPr>
-          <w:p>
-            <w:pPr>
-              <w:pStyle w:val="TableText"/>
-            </w:pPr>
-            <w:r>
-              <w:t>503.60</w:t>
-            </w:r>
-          </w:p>
-        </w:tc>
-      </w:tr>
-      <w:tr>
-        <w:trPr>
-          <w:cantSplit/>
-        </w:trPr>
-        <w:tc>
-          <w:tcPr>
-            <w:tcW w:type="dxa" w:w="680"/>
-            <w:vAlign w:val="center"/>
-          </w:tcPr>
-          <w:p>
-            <w:pPr>
-              <w:pStyle w:val="TableText"/>
-            </w:pPr>
-            <w:r>
-              <w:t>58</w:t>
-            </w:r>
-          </w:p>
-        </w:tc>
-        <w:tc>
-          <w:tcPr>
-            <w:tcW w:type="dxa" w:w="1501"/>
-            <w:vAlign w:val="center"/>
-          </w:tcPr>
-          <w:p>
-            <w:pPr>
-              <w:pStyle w:val="TableText"/>
-            </w:pPr>
-            <w:r>
-              <w:t>ПГС</w:t>
-            </w:r>
-          </w:p>
-        </w:tc>
-        <w:tc>
-          <w:tcPr>
-            <w:tcW w:type="dxa" w:w="1501"/>
-            <w:vAlign w:val="center"/>
-          </w:tcPr>
-          <w:p>
-            <w:pPr>
-              <w:pStyle w:val="TableText"/>
-            </w:pPr>
-            <w:r>
-              <w:t>3041.0</w:t>
-            </w:r>
-          </w:p>
-        </w:tc>
-        <w:tc>
-          <w:tcPr>
-            <w:tcW w:type="dxa" w:w="1501"/>
-            <w:vAlign w:val="center"/>
-          </w:tcPr>
-          <w:p>
-            <w:pPr>
-              <w:pStyle w:val="TableText"/>
-            </w:pPr>
-            <w:r>
-              <w:t>-247.80</w:t>
-            </w:r>
-          </w:p>
-        </w:tc>
-        <w:tc>
-          <w:tcPr>
-            <w:tcW w:type="dxa" w:w="1501"/>
-            <w:vAlign w:val="center"/>
-          </w:tcPr>
-          <w:p>
-            <w:pPr>
-              <w:pStyle w:val="TableText"/>
-            </w:pPr>
-            <w:r>
-              <w:t>721.80</w:t>
-            </w:r>
-          </w:p>
-        </w:tc>
-        <w:tc>
-          <w:tcPr>
-            <w:tcW w:type="dxa" w:w="1501"/>
-            <w:vAlign w:val="center"/>
-          </w:tcPr>
-          <w:p>
-            <w:pPr>
-              <w:pStyle w:val="TableText"/>
-            </w:pPr>
-            <w:r>
-              <w:t>-63.18</w:t>
-            </w:r>
-          </w:p>
-        </w:tc>
-        <w:tc>
-          <w:tcPr>
-            <w:tcW w:type="dxa" w:w="1501"/>
-            <w:vAlign w:val="center"/>
-          </w:tcPr>
-          <w:p>
-            <w:pPr>
-              <w:pStyle w:val="TableText"/>
-            </w:pPr>
-            <w:r>
-              <w:t>508.60</w:t>
-            </w:r>
-          </w:p>
-        </w:tc>
-      </w:tr>
-      <w:tr>
-        <w:trPr>
-          <w:cantSplit/>
-        </w:trPr>
-        <w:tc>
-          <w:tcPr>
-            <w:tcW w:type="dxa" w:w="680"/>
-            <w:vAlign w:val="center"/>
-          </w:tcPr>
-          <w:p>
-            <w:pPr>
-              <w:pStyle w:val="TableText"/>
-            </w:pPr>
-            <w:r>
-              <w:t>59</w:t>
-            </w:r>
-          </w:p>
-        </w:tc>
-        <w:tc>
-          <w:tcPr>
-            <w:tcW w:type="dxa" w:w="1501"/>
-            <w:vAlign w:val="center"/>
-          </w:tcPr>
-          <w:p>
-            <w:pPr>
-              <w:pStyle w:val="TableText"/>
-            </w:pPr>
-            <w:r>
-              <w:t>Щебень</w:t>
-            </w:r>
-          </w:p>
-        </w:tc>
-        <w:tc>
-          <w:tcPr>
-            <w:tcW w:type="dxa" w:w="1501"/>
-            <w:vAlign w:val="center"/>
-          </w:tcPr>
-          <w:p>
-            <w:pPr>
-              <w:pStyle w:val="TableText"/>
-            </w:pPr>
-            <w:r>
-              <w:t>2941.0</w:t>
-            </w:r>
-          </w:p>
-        </w:tc>
-        <w:tc>
-          <w:tcPr>
-            <w:tcW w:type="dxa" w:w="1501"/>
-            <w:vAlign w:val="center"/>
-          </w:tcPr>
-          <w:p>
-            <w:pPr>
-              <w:pStyle w:val="TableText"/>
-            </w:pPr>
-            <w:r>
-              <w:t>-257.80</w:t>
-            </w:r>
-          </w:p>
-        </w:tc>
-        <w:tc>
-          <w:tcPr>
-            <w:tcW w:type="dxa" w:w="1501"/>
-            <w:vAlign w:val="center"/>
-          </w:tcPr>
-          <w:p>
-            <w:pPr>
-              <w:pStyle w:val="TableText"/>
-            </w:pPr>
-            <w:r>
-              <w:t>731.80</w:t>
-            </w:r>
-          </w:p>
-        </w:tc>
-        <w:tc>
-          <w:tcPr>
-            <w:tcW w:type="dxa" w:w="1501"/>
-            <w:vAlign w:val="center"/>
-          </w:tcPr>
-          <w:p>
-            <w:pPr>
-              <w:pStyle w:val="TableText"/>
-            </w:pPr>
-            <w:r>
-              <w:t>-68.18</w:t>
-            </w:r>
-          </w:p>
-        </w:tc>
-        <w:tc>
-          <w:tcPr>
-            <w:tcW w:type="dxa" w:w="1501"/>
-            <w:vAlign w:val="center"/>
-          </w:tcPr>
-          <w:p>
-            <w:pPr>
-              <w:pStyle w:val="TableText"/>
-            </w:pPr>
-            <w:r>
-              <w:t>513.60</w:t>
-            </w:r>
-          </w:p>
-        </w:tc>
-      </w:tr>
-      <w:tr>
-        <w:trPr>
-          <w:cantSplit/>
-        </w:trPr>
-        <w:tc>
-          <w:tcPr>
-            <w:tcW w:type="dxa" w:w="680"/>
-            <w:vAlign w:val="center"/>
-          </w:tcPr>
-          <w:p>
-            <w:pPr>
-              <w:pStyle w:val="TableText"/>
-            </w:pPr>
-            <w:r>
-              <w:t>60</w:t>
-            </w:r>
-          </w:p>
-        </w:tc>
-        <w:tc>
-          <w:tcPr>
-            <w:tcW w:type="dxa" w:w="1501"/>
-            <w:vAlign w:val="center"/>
-          </w:tcPr>
-          <w:p>
-            <w:pPr>
-              <w:pStyle w:val="TableText"/>
-            </w:pPr>
-            <w:r>
-              <w:t>ЖБИ</w:t>
-            </w:r>
-          </w:p>
-        </w:tc>
-        <w:tc>
-          <w:tcPr>
-            <w:tcW w:type="dxa" w:w="1501"/>
-            <w:vAlign w:val="center"/>
-          </w:tcPr>
-          <w:p>
-            <w:pPr>
-              <w:pStyle w:val="TableText"/>
-            </w:pPr>
-            <w:r>
-              <w:t>2841.0</w:t>
-            </w:r>
-          </w:p>
-        </w:tc>
-        <w:tc>
-          <w:tcPr>
-            <w:tcW w:type="dxa" w:w="1501"/>
-            <w:vAlign w:val="center"/>
-          </w:tcPr>
-          <w:p>
-            <w:pPr>
-              <w:pStyle w:val="TableText"/>
-            </w:pPr>
-            <w:r>
-              <w:t>-267.80</w:t>
-            </w:r>
-          </w:p>
-        </w:tc>
-        <w:tc>
-          <w:tcPr>
-            <w:tcW w:type="dxa" w:w="1501"/>
-            <w:vAlign w:val="center"/>
-          </w:tcPr>
-          <w:p>
-            <w:pPr>
-              <w:pStyle w:val="TableText"/>
-            </w:pPr>
-            <w:r>
-              <w:t>741.80</w:t>
-            </w:r>
-          </w:p>
-        </w:tc>
-        <w:tc>
-          <w:tcPr>
-            <w:tcW w:type="dxa" w:w="1501"/>
-            <w:vAlign w:val="center"/>
-          </w:tcPr>
-          <w:p>
-            <w:pPr>
-              <w:pStyle w:val="TableText"/>
-            </w:pPr>
-            <w:r>
-              <w:t>-73.18</w:t>
-            </w:r>
-          </w:p>
-        </w:tc>
-        <w:tc>
-          <w:tcPr>
-            <w:tcW w:type="dxa" w:w="1501"/>
-            <w:vAlign w:val="center"/>
-          </w:tcPr>
-          <w:p>
-            <w:pPr>
-              <w:pStyle w:val="TableText"/>
-            </w:pPr>
-            <w:r>
-              <w:t>518.60</w:t>
+              <w:t>3841.0</w:t>
+            </w:r>
+          </w:p>
+        </w:tc>
+        <w:tc>
+          <w:tcPr>
+            <w:tcW w:type="dxa" w:w="1501"/>
+            <w:vAlign w:val="center"/>
+          </w:tcPr>
+          <w:p>
+            <w:pPr>
+              <w:pStyle w:val="TableText"/>
+            </w:pPr>
+            <w:r>
+              <w:t>-167.80</w:t>
+            </w:r>
+          </w:p>
+        </w:tc>
+        <w:tc>
+          <w:tcPr>
+            <w:tcW w:type="dxa" w:w="1501"/>
+            <w:vAlign w:val="center"/>
+          </w:tcPr>
+          <w:p>
+            <w:pPr>
+              <w:pStyle w:val="TableText"/>
+            </w:pPr>
+            <w:r>
+              <w:t>641.80</w:t>
+            </w:r>
+          </w:p>
+        </w:tc>
+        <w:tc>
+          <w:tcPr>
+            <w:tcW w:type="dxa" w:w="1501"/>
+            <w:vAlign w:val="center"/>
+          </w:tcPr>
+          <w:p>
+            <w:pPr>
+              <w:pStyle w:val="TableText"/>
+            </w:pPr>
+            <w:r>
+              <w:t>-23.18</w:t>
+            </w:r>
+          </w:p>
+        </w:tc>
+        <w:tc>
+          <w:tcPr>
+            <w:tcW w:type="dxa" w:w="1501"/>
+            <w:vAlign w:val="center"/>
+          </w:tcPr>
+          <w:p>
+            <w:pPr>
+              <w:pStyle w:val="TableText"/>
+            </w:pPr>
+            <w:r>
+              <w:t>468.60</w:t>
             </w:r>
           </w:p>
         </w:tc>
       </w:tr>
     </w:tbl>
+    <w:p>
+      <w:pPr>
+        <w:sectPr>
+          <w:pgSz w:w="12240" w:h="15840"/>
+          <w:pgMar w:top="1134" w:right="850" w:bottom="1134" w:left="1701" w:header="720" w:footer="720" w:gutter="0"/>
+          <w:cols w:space="720"/>
+          <w:docGrid w:linePitch="360"/>
+        </w:sectPr>
+      </w:pPr>
+    </w:p>
+    <w:p>
+      <w:r>
+        <w:t>Этот абзац открывает новый раздел на новой странице.</w:t>
+      </w:r>
+    </w:p>
+    <w:p>
+      <w:r>
+        <w:br w:type="page"/>
+      </w:r>
+    </w:p>
+    <w:p>
+      <w:r>
+        <w:t>Этот абзац начинается с новой страницы того же раздела.</w:t>
+      </w:r>
+    </w:p>
     <w:sectPr>
       <w:pgSz w:w="12240" w:h="15840"/>
       <w:pgMar w:top="1134" w:right="850" w:bottom="1134" w:left="1701" w:header="720" w:footer="720" w:gutter="0"/>

--- a/examples/example.docx
+++ b/examples/example.docx
@@ -7014,7 +7014,7 @@
         <w:rFonts w:asciiTheme="minorHAnsi" w:eastAsiaTheme="minorEastAsia" w:hAnsiTheme="minorHAnsi" w:cstheme="minorBidi"/>
         <w:sz w:val="22"/>
         <w:szCs w:val="22"/>
-        <w:lang w:val="en-US" w:eastAsia="en-US" w:bidi="ar-SA"/>
+        <w:lang w:val="ru-RU" w:eastAsia="en-US" w:bidi="ar-SA"/>
       </w:rPr>
     </w:rPrDefault>
     <w:pPrDefault>

--- a/examples/example.docx
+++ b/examples/example.docx
@@ -47,30 +47,56 @@
         <w:t xml:space="preserve">Обычный абзац: Times New Roman 14pt, выравнивание по ширине, межстрочный интервал 1,5, красная строка 1,25 см. Длинный текст нужен, чтобы проверить выравнивание по ширине на нескольких строках — вот ещё немного слов для этого. </w:t>
       </w:r>
     </w:p>
-    <w:p>
-      <w:r/>
-    </w:p>
+    <w:p/>
     <w:p>
       <w:r>
-        <w:t xml:space="preserve">Абзац с </w:t>
+        <w:t xml:space="preserve">Инлайн-разметка: </w:t>
       </w:r>
       <w:r>
         <w:rPr>
           <w:b/>
         </w:rPr>
-        <w:t>жирным текстом</w:t>
+        <w:t>жирный</w:t>
       </w:r>
       <w:r>
-        <w:t xml:space="preserve"> внутри обычного предложения — проверка парсера </w:t>
+        <w:t xml:space="preserve">, </w:t>
+      </w:r>
+      <w:r>
+        <w:rPr>
+          <w:i/>
+        </w:rPr>
+        <w:t>курсив</w:t>
+      </w:r>
+      <w:r>
+        <w:t xml:space="preserve">, </w:t>
+      </w:r>
+      <w:r>
+        <w:rPr>
+          <w:i/>
+        </w:rPr>
+        <w:t>тоже курсив</w:t>
+      </w:r>
+      <w:r>
+        <w:t xml:space="preserve">, </w:t>
       </w:r>
       <w:r>
         <w:rPr>
           <w:b/>
+          <w:i/>
         </w:rPr>
-        <w:t>bold</w:t>
+        <w:t>жирный курсив</w:t>
       </w:r>
       <w:r>
-        <w:t>-разметки.</w:t>
+        <w:t xml:space="preserve">, </w:t>
+      </w:r>
+      <w:r>
+        <w:rPr>
+          <w:u w:val="single"/>
+        </w:rPr>
+        <w:t>подчёркнутый</w:t>
+      </w:r>
+      <w:r>
+        <w:t>. Неразрывный пробел склеивает «рис. 1» и «10 кг», чтобы их не разорвал перенос строки.</w:t>
       </w:r>
     </w:p>
     <w:p>
@@ -129,7 +155,20 @@
         <w:rPr>
           <w:sz w:val="28"/>
         </w:rPr>
-        <w:t>Рисунок А.1 – Пример подписи к рисунку. Пример подписи к рисунку. Пример подписи к рисунку. Пример подписи к рисунку. Пример подписи к рисунку</w:t>
+        <w:t xml:space="preserve">Рисунок А.1 – Пример подписи к рисунку с </w:t>
+      </w:r>
+      <w:r>
+        <w:rPr>
+          <w:i/>
+          <w:sz w:val="28"/>
+        </w:rPr>
+        <w:t>курсивом</w:t>
+      </w:r>
+      <w:r>
+        <w:rPr>
+          <w:sz w:val="28"/>
+        </w:rPr>
+        <w:t>. Пример подписи к рисунку. Пример подписи к рисунку. Пример подписи к рисунку. Пример подписи к рисунку</w:t>
       </w:r>
     </w:p>
     <w:p>
@@ -499,7 +538,34 @@
         <w:rPr>
           <w:sz w:val="28"/>
         </w:rPr>
-        <w:t>Таблица А.2 – Без «№ п/п» и без строки номеров столбцов</w:t>
+        <w:t xml:space="preserve">Таблица А.2 – Подпись с </w:t>
+      </w:r>
+      <w:r>
+        <w:rPr>
+          <w:b/>
+          <w:sz w:val="28"/>
+        </w:rPr>
+        <w:t>жирным</w:t>
+      </w:r>
+      <w:r>
+        <w:rPr>
+          <w:sz w:val="28"/>
+        </w:rPr>
+        <w:t xml:space="preserve"> и </w:t>
+      </w:r>
+      <w:r>
+        <w:rPr>
+          <w:b/>
+          <w:i/>
+          <w:sz w:val="28"/>
+        </w:rPr>
+        <w:t>жирным курсивом</w:t>
+      </w:r>
+      <w:r>
+        <w:rPr>
+          <w:sz w:val="28"/>
+        </w:rPr>
+        <w:t xml:space="preserve"> (без «№ п/п» и номеров столбцов)</w:t>
       </w:r>
     </w:p>
     <w:tbl>

--- a/examples/example.docx
+++ b/examples/example.docx
@@ -5,102 +5,220 @@
     <w:p>
       <w:pPr>
         <w:pStyle w:val="Heading1"/>
+        <w:spacing w:line="360" w:lineRule="auto" w:before="0" w:after="0"/>
+        <w:ind w:firstLine="0"/>
+        <w:jc w:val="center"/>
       </w:pPr>
       <w:r>
+        <w:rPr>
+          <w:rFonts w:ascii="Times New Roman" w:hAnsi="Times New Roman"/>
+          <w:b/>
+          <w:i w:val="0"/>
+          <w:caps/>
+          <w:color w:val="000000"/>
+          <w:sz w:val="28"/>
+        </w:rPr>
         <w:t>Основная часть (уровень 0, Heading 1, по центру, UPPER, без номера)</w:t>
       </w:r>
     </w:p>
     <w:p>
       <w:pPr>
         <w:pStyle w:val="Heading2"/>
+        <w:spacing w:line="360" w:lineRule="auto" w:before="0" w:after="0"/>
+        <w:ind w:firstLine="709"/>
+        <w:jc w:val="both"/>
       </w:pPr>
       <w:r>
+        <w:rPr>
+          <w:rFonts w:ascii="Times New Roman" w:hAnsi="Times New Roman"/>
+          <w:b/>
+          <w:i w:val="0"/>
+          <w:caps w:val="0"/>
+          <w:color w:val="000000"/>
+          <w:sz w:val="28"/>
+        </w:rPr>
         <w:t>А.1 Заголовок первого уровня (уровень 1, Heading 2, с номером)</w:t>
       </w:r>
     </w:p>
     <w:p>
       <w:pPr>
         <w:pStyle w:val="Heading3"/>
+        <w:spacing w:line="360" w:lineRule="auto" w:before="0" w:after="0"/>
+        <w:ind w:firstLine="709"/>
+        <w:jc w:val="both"/>
       </w:pPr>
       <w:r>
+        <w:rPr>
+          <w:rFonts w:ascii="Times New Roman" w:hAnsi="Times New Roman"/>
+          <w:b/>
+          <w:i w:val="0"/>
+          <w:caps w:val="0"/>
+          <w:color w:val="000000"/>
+          <w:sz w:val="28"/>
+        </w:rPr>
         <w:t>А.1.1 Заголовок второго уровня (уровень 2, Heading 3, с номером)</w:t>
       </w:r>
     </w:p>
     <w:p>
       <w:pPr>
         <w:pStyle w:val="Heading4"/>
+        <w:spacing w:line="360" w:lineRule="auto" w:before="0" w:after="0"/>
+        <w:ind w:firstLine="709"/>
+        <w:jc w:val="both"/>
       </w:pPr>
       <w:r>
+        <w:rPr>
+          <w:rFonts w:ascii="Times New Roman" w:hAnsi="Times New Roman"/>
+          <w:b w:val="0"/>
+          <w:i w:val="0"/>
+          <w:caps w:val="0"/>
+          <w:color w:val="000000"/>
+          <w:sz w:val="28"/>
+        </w:rPr>
         <w:t>А.1.1.1 Заголовок третьего уровня (уровень 3, Heading 4, с номером)</w:t>
       </w:r>
     </w:p>
     <w:p>
       <w:pPr>
         <w:pStyle w:val="Heading5"/>
+        <w:spacing w:line="360" w:lineRule="auto" w:before="0" w:after="0"/>
+        <w:ind w:firstLine="709"/>
+        <w:jc w:val="both"/>
       </w:pPr>
       <w:r>
+        <w:rPr>
+          <w:rFonts w:ascii="Times New Roman" w:hAnsi="Times New Roman"/>
+          <w:b w:val="0"/>
+          <w:i w:val="0"/>
+          <w:caps w:val="0"/>
+          <w:color w:val="000000"/>
+          <w:sz w:val="28"/>
+        </w:rPr>
         <w:t>А.1.1.1.1 Заголовок четвертого уровня (уровень 4, Heading 5, с номером)</w:t>
       </w:r>
     </w:p>
     <w:p>
+      <w:pPr>
+        <w:spacing w:line="360" w:lineRule="auto" w:before="0" w:after="0"/>
+        <w:ind w:firstLine="709"/>
+        <w:jc w:val="both"/>
+      </w:pPr>
       <w:r>
+        <w:rPr>
+          <w:rFonts w:ascii="Times New Roman" w:hAnsi="Times New Roman"/>
+          <w:sz w:val="28"/>
+        </w:rPr>
         <w:t xml:space="preserve">Обычный абзац: Times New Roman 14pt, выравнивание по ширине, межстрочный интервал 1,5, красная строка 1,25 см. Длинный текст нужен, чтобы проверить выравнивание по ширине на нескольких строках — вот ещё немного слов для этого. </w:t>
       </w:r>
     </w:p>
-    <w:p/>
     <w:p>
+      <w:pPr>
+        <w:spacing w:line="360" w:lineRule="auto" w:before="0" w:after="0"/>
+        <w:ind w:firstLine="709"/>
+        <w:jc w:val="both"/>
+      </w:pPr>
+    </w:p>
+    <w:p>
+      <w:pPr>
+        <w:spacing w:line="360" w:lineRule="auto" w:before="0" w:after="0"/>
+        <w:ind w:firstLine="709"/>
+        <w:jc w:val="both"/>
+      </w:pPr>
       <w:r>
+        <w:rPr>
+          <w:rFonts w:ascii="Times New Roman" w:hAnsi="Times New Roman"/>
+          <w:sz w:val="28"/>
+        </w:rPr>
         <w:t xml:space="preserve">Инлайн-разметка: </w:t>
       </w:r>
       <w:r>
         <w:rPr>
+          <w:rFonts w:ascii="Times New Roman" w:hAnsi="Times New Roman"/>
           <w:b/>
+          <w:sz w:val="28"/>
         </w:rPr>
         <w:t>жирный</w:t>
       </w:r>
       <w:r>
+        <w:rPr>
+          <w:rFonts w:ascii="Times New Roman" w:hAnsi="Times New Roman"/>
+          <w:sz w:val="28"/>
+        </w:rPr>
         <w:t xml:space="preserve">, </w:t>
       </w:r>
       <w:r>
         <w:rPr>
+          <w:rFonts w:ascii="Times New Roman" w:hAnsi="Times New Roman"/>
           <w:i/>
+          <w:sz w:val="28"/>
         </w:rPr>
         <w:t>курсив</w:t>
       </w:r>
       <w:r>
+        <w:rPr>
+          <w:rFonts w:ascii="Times New Roman" w:hAnsi="Times New Roman"/>
+          <w:sz w:val="28"/>
+        </w:rPr>
         <w:t xml:space="preserve">, </w:t>
       </w:r>
       <w:r>
         <w:rPr>
+          <w:rFonts w:ascii="Times New Roman" w:hAnsi="Times New Roman"/>
           <w:i/>
+          <w:sz w:val="28"/>
         </w:rPr>
         <w:t>тоже курсив</w:t>
       </w:r>
       <w:r>
+        <w:rPr>
+          <w:rFonts w:ascii="Times New Roman" w:hAnsi="Times New Roman"/>
+          <w:sz w:val="28"/>
+        </w:rPr>
         <w:t xml:space="preserve">, </w:t>
       </w:r>
       <w:r>
         <w:rPr>
+          <w:rFonts w:ascii="Times New Roman" w:hAnsi="Times New Roman"/>
           <w:b/>
           <w:i/>
+          <w:sz w:val="28"/>
         </w:rPr>
         <w:t>жирный курсив</w:t>
       </w:r>
       <w:r>
+        <w:rPr>
+          <w:rFonts w:ascii="Times New Roman" w:hAnsi="Times New Roman"/>
+          <w:sz w:val="28"/>
+        </w:rPr>
         <w:t xml:space="preserve">, </w:t>
       </w:r>
       <w:r>
         <w:rPr>
+          <w:rFonts w:ascii="Times New Roman" w:hAnsi="Times New Roman"/>
+          <w:sz w:val="28"/>
           <w:u w:val="single"/>
         </w:rPr>
         <w:t>подчёркнутый</w:t>
       </w:r>
       <w:r>
+        <w:rPr>
+          <w:rFonts w:ascii="Times New Roman" w:hAnsi="Times New Roman"/>
+          <w:sz w:val="28"/>
+        </w:rPr>
         <w:t>. Неразрывный пробел склеивает «рис. 1» и «10 кг», чтобы их не разорвал перенос строки.</w:t>
       </w:r>
     </w:p>
     <w:p>
+      <w:pPr>
+        <w:spacing w:line="360" w:lineRule="auto" w:before="0" w:after="0"/>
+        <w:ind w:firstLine="709"/>
+        <w:jc w:val="both"/>
+      </w:pPr>
       <w:r>
+        <w:rPr>
+          <w:rFonts w:ascii="Times New Roman" w:hAnsi="Times New Roman"/>
+          <w:sz w:val="28"/>
+        </w:rPr>
         <w:t>На рисунке А.1.</w:t>
       </w:r>
     </w:p>
@@ -153,12 +271,14 @@
       </w:pPr>
       <w:r>
         <w:rPr>
+          <w:rFonts w:ascii="Times New Roman" w:hAnsi="Times New Roman"/>
           <w:sz w:val="28"/>
         </w:rPr>
         <w:t xml:space="preserve">Рисунок А.1 – Пример подписи к рисунку с </w:t>
       </w:r>
       <w:r>
         <w:rPr>
+          <w:rFonts w:ascii="Times New Roman" w:hAnsi="Times New Roman"/>
           <w:i/>
           <w:sz w:val="28"/>
         </w:rPr>
@@ -166,6 +286,7 @@
       </w:r>
       <w:r>
         <w:rPr>
+          <w:rFonts w:ascii="Times New Roman" w:hAnsi="Times New Roman"/>
           <w:sz w:val="28"/>
         </w:rPr>
         <w:t>. Пример подписи к рисунку. Пример подписи к рисунку. Пример подписи к рисунку. Пример подписи к рисунку</w:t>
@@ -180,6 +301,7 @@
       </w:pPr>
       <w:r>
         <w:rPr>
+          <w:rFonts w:ascii="Times New Roman" w:hAnsi="Times New Roman"/>
           <w:sz w:val="28"/>
         </w:rPr>
         <w:t>Таблица А.1 – Таблица по умолчанию: со столбцом «№ п/п» и строкой номеров столбцов</w:t>
@@ -536,12 +658,14 @@
       </w:pPr>
       <w:r>
         <w:rPr>
+          <w:rFonts w:ascii="Times New Roman" w:hAnsi="Times New Roman"/>
           <w:sz w:val="28"/>
         </w:rPr>
         <w:t xml:space="preserve">Таблица А.2 – Подпись с </w:t>
       </w:r>
       <w:r>
         <w:rPr>
+          <w:rFonts w:ascii="Times New Roman" w:hAnsi="Times New Roman"/>
           <w:b/>
           <w:sz w:val="28"/>
         </w:rPr>
@@ -549,12 +673,14 @@
       </w:r>
       <w:r>
         <w:rPr>
+          <w:rFonts w:ascii="Times New Roman" w:hAnsi="Times New Roman"/>
           <w:sz w:val="28"/>
         </w:rPr>
         <w:t xml:space="preserve"> и </w:t>
       </w:r>
       <w:r>
         <w:rPr>
+          <w:rFonts w:ascii="Times New Roman" w:hAnsi="Times New Roman"/>
           <w:b/>
           <w:i/>
           <w:sz w:val="28"/>
@@ -563,6 +689,7 @@
       </w:r>
       <w:r>
         <w:rPr>
+          <w:rFonts w:ascii="Times New Roman" w:hAnsi="Times New Roman"/>
           <w:sz w:val="28"/>
         </w:rPr>
         <w:t xml:space="preserve"> (без «№ п/п» и номеров столбцов)</w:t>
@@ -731,6 +858,7 @@
       </w:pPr>
       <w:r>
         <w:rPr>
+          <w:rFonts w:ascii="Times New Roman" w:hAnsi="Times New Roman"/>
           <w:sz w:val="28"/>
         </w:rPr>
         <w:t>Таблица А.3 – Без строки-заголовка (show_header=False)</w:t>
@@ -913,6 +1041,7 @@
       </w:pPr>
       <w:r>
         <w:rPr>
+          <w:rFonts w:ascii="Times New Roman" w:hAnsi="Times New Roman"/>
           <w:sz w:val="28"/>
         </w:rPr>
         <w:t>Таблица А.4 – Таблица сразу за другой таблицей</w:t>
@@ -1146,6 +1275,7 @@
       </w:pPr>
       <w:r>
         <w:rPr>
+          <w:rFonts w:ascii="Times New Roman" w:hAnsi="Times New Roman"/>
           <w:sz w:val="28"/>
         </w:rPr>
         <w:t>Таблица А.5 – Себестоимость с переносом на следующую страницу</w:t>
@@ -2954,109 +3084,6 @@
           </w:p>
         </w:tc>
       </w:tr>
-      <w:tr>
-        <w:trPr>
-          <w:cantSplit/>
-        </w:trPr>
-        <w:tc>
-          <w:tcPr>
-            <w:tcW w:type="dxa" w:w="680"/>
-            <w:vAlign w:val="center"/>
-          </w:tcPr>
-          <w:p>
-            <w:pPr>
-              <w:pStyle w:val="TableText"/>
-            </w:pPr>
-            <w:r>
-              <w:t>16</w:t>
-            </w:r>
-          </w:p>
-        </w:tc>
-        <w:tc>
-          <w:tcPr>
-            <w:tcW w:type="dxa" w:w="1501"/>
-            <w:vAlign w:val="center"/>
-          </w:tcPr>
-          <w:p>
-            <w:pPr>
-              <w:pStyle w:val="TableText"/>
-            </w:pPr>
-            <w:r>
-              <w:t>ПГС</w:t>
-            </w:r>
-          </w:p>
-        </w:tc>
-        <w:tc>
-          <w:tcPr>
-            <w:tcW w:type="dxa" w:w="1501"/>
-            <w:vAlign w:val="center"/>
-          </w:tcPr>
-          <w:p>
-            <w:pPr>
-              <w:pStyle w:val="TableText"/>
-            </w:pPr>
-            <w:r>
-              <w:t>7241.0</w:t>
-            </w:r>
-          </w:p>
-        </w:tc>
-        <w:tc>
-          <w:tcPr>
-            <w:tcW w:type="dxa" w:w="1501"/>
-            <w:vAlign w:val="center"/>
-          </w:tcPr>
-          <w:p>
-            <w:pPr>
-              <w:pStyle w:val="TableText"/>
-            </w:pPr>
-            <w:r>
-              <w:t>172.20</w:t>
-            </w:r>
-          </w:p>
-        </w:tc>
-        <w:tc>
-          <w:tcPr>
-            <w:tcW w:type="dxa" w:w="1501"/>
-            <w:vAlign w:val="center"/>
-          </w:tcPr>
-          <w:p>
-            <w:pPr>
-              <w:pStyle w:val="TableText"/>
-            </w:pPr>
-            <w:r>
-              <w:t>301.80</w:t>
-            </w:r>
-          </w:p>
-        </w:tc>
-        <w:tc>
-          <w:tcPr>
-            <w:tcW w:type="dxa" w:w="1501"/>
-            <w:vAlign w:val="center"/>
-          </w:tcPr>
-          <w:p>
-            <w:pPr>
-              <w:pStyle w:val="TableText"/>
-            </w:pPr>
-            <w:r>
-              <w:t>146.82</w:t>
-            </w:r>
-          </w:p>
-        </w:tc>
-        <w:tc>
-          <w:tcPr>
-            <w:tcW w:type="dxa" w:w="1501"/>
-            <w:vAlign w:val="center"/>
-          </w:tcPr>
-          <w:p>
-            <w:pPr>
-              <w:pStyle w:val="TableText"/>
-            </w:pPr>
-            <w:r>
-              <w:t>298.60</w:t>
-            </w:r>
-          </w:p>
-        </w:tc>
-      </w:tr>
     </w:tbl>
     <w:p>
       <w:pPr>
@@ -3068,6 +3095,7 @@
       </w:pPr>
       <w:r>
         <w:rPr>
+          <w:rFonts w:ascii="Times New Roman" w:hAnsi="Times New Roman"/>
           <w:sz w:val="28"/>
         </w:rPr>
         <w:t>Продолжение таблицы А.5</w:t>
@@ -3345,6 +3373,109 @@
               <w:pStyle w:val="TableText"/>
             </w:pPr>
             <w:r>
+              <w:t>16</w:t>
+            </w:r>
+          </w:p>
+        </w:tc>
+        <w:tc>
+          <w:tcPr>
+            <w:tcW w:type="dxa" w:w="1501"/>
+            <w:vAlign w:val="center"/>
+          </w:tcPr>
+          <w:p>
+            <w:pPr>
+              <w:pStyle w:val="TableText"/>
+            </w:pPr>
+            <w:r>
+              <w:t>ПГС</w:t>
+            </w:r>
+          </w:p>
+        </w:tc>
+        <w:tc>
+          <w:tcPr>
+            <w:tcW w:type="dxa" w:w="1501"/>
+            <w:vAlign w:val="center"/>
+          </w:tcPr>
+          <w:p>
+            <w:pPr>
+              <w:pStyle w:val="TableText"/>
+            </w:pPr>
+            <w:r>
+              <w:t>7241.0</w:t>
+            </w:r>
+          </w:p>
+        </w:tc>
+        <w:tc>
+          <w:tcPr>
+            <w:tcW w:type="dxa" w:w="1501"/>
+            <w:vAlign w:val="center"/>
+          </w:tcPr>
+          <w:p>
+            <w:pPr>
+              <w:pStyle w:val="TableText"/>
+            </w:pPr>
+            <w:r>
+              <w:t>172.20</w:t>
+            </w:r>
+          </w:p>
+        </w:tc>
+        <w:tc>
+          <w:tcPr>
+            <w:tcW w:type="dxa" w:w="1501"/>
+            <w:vAlign w:val="center"/>
+          </w:tcPr>
+          <w:p>
+            <w:pPr>
+              <w:pStyle w:val="TableText"/>
+            </w:pPr>
+            <w:r>
+              <w:t>301.80</w:t>
+            </w:r>
+          </w:p>
+        </w:tc>
+        <w:tc>
+          <w:tcPr>
+            <w:tcW w:type="dxa" w:w="1501"/>
+            <w:vAlign w:val="center"/>
+          </w:tcPr>
+          <w:p>
+            <w:pPr>
+              <w:pStyle w:val="TableText"/>
+            </w:pPr>
+            <w:r>
+              <w:t>146.82</w:t>
+            </w:r>
+          </w:p>
+        </w:tc>
+        <w:tc>
+          <w:tcPr>
+            <w:tcW w:type="dxa" w:w="1501"/>
+            <w:vAlign w:val="center"/>
+          </w:tcPr>
+          <w:p>
+            <w:pPr>
+              <w:pStyle w:val="TableText"/>
+            </w:pPr>
+            <w:r>
+              <w:t>298.60</w:t>
+            </w:r>
+          </w:p>
+        </w:tc>
+      </w:tr>
+      <w:tr>
+        <w:trPr>
+          <w:cantSplit/>
+        </w:trPr>
+        <w:tc>
+          <w:tcPr>
+            <w:tcW w:type="dxa" w:w="680"/>
+            <w:vAlign w:val="center"/>
+          </w:tcPr>
+          <w:p>
+            <w:pPr>
+              <w:pStyle w:val="TableText"/>
+            </w:pPr>
+            <w:r>
               <w:t>17</w:t>
             </w:r>
           </w:p>
@@ -6845,7 +6976,16 @@
       </w:pPr>
     </w:p>
     <w:p>
+      <w:pPr>
+        <w:spacing w:line="360" w:lineRule="auto" w:before="0" w:after="0"/>
+        <w:ind w:firstLine="709"/>
+        <w:jc w:val="both"/>
+      </w:pPr>
       <w:r>
+        <w:rPr>
+          <w:rFonts w:ascii="Times New Roman" w:hAnsi="Times New Roman"/>
+          <w:sz w:val="28"/>
+        </w:rPr>
         <w:t>Этот абзац открывает новый раздел на новой странице.</w:t>
       </w:r>
     </w:p>
@@ -6855,10 +6995,521 @@
       </w:r>
     </w:p>
     <w:p>
+      <w:pPr>
+        <w:spacing w:line="360" w:lineRule="auto" w:before="0" w:after="0"/>
+        <w:ind w:firstLine="709"/>
+        <w:jc w:val="both"/>
+      </w:pPr>
       <w:r>
+        <w:rPr>
+          <w:rFonts w:ascii="Times New Roman" w:hAnsi="Times New Roman"/>
+          <w:sz w:val="28"/>
+        </w:rPr>
         <w:t>Этот абзац начинается с новой страницы того же раздела.</w:t>
       </w:r>
     </w:p>
+    <w:p>
+      <w:pPr>
+        <w:pStyle w:val="Heading1"/>
+        <w:spacing w:line="360" w:lineRule="auto" w:before="0" w:after="0"/>
+        <w:ind w:firstLine="0"/>
+        <w:jc w:val="center"/>
+      </w:pPr>
+      <w:r>
+        <w:rPr>
+          <w:rFonts w:ascii="Times New Roman" w:hAnsi="Times New Roman"/>
+          <w:b/>
+          <w:i w:val="0"/>
+          <w:caps/>
+          <w:color w:val="000000"/>
+          <w:sz w:val="28"/>
+        </w:rPr>
+        <w:t>Настройка стилей</w:t>
+      </w:r>
+    </w:p>
+    <w:p>
+      <w:pPr>
+        <w:keepNext/>
+        <w:spacing w:line="240" w:lineRule="auto" w:after="120"/>
+        <w:ind w:firstLine="0"/>
+        <w:jc w:val="left"/>
+      </w:pPr>
+      <w:r>
+        <w:rPr>
+          <w:rFonts w:ascii="Times New Roman" w:hAnsi="Times New Roman"/>
+          <w:b/>
+          <w:sz w:val="28"/>
+        </w:rPr>
+        <w:t>Таблица А.6 – Локальный стиль этой таблицы</w:t>
+      </w:r>
+    </w:p>
+    <w:tbl>
+      <w:tblPr>
+        <w:tblStyle w:val="TableGrid"/>
+        <w:tblW w:type="auto" w:w="0"/>
+        <w:jc w:val="center"/>
+        <w:tblLayout w:type="fixed"/>
+        <w:tblLook w:firstColumn="1" w:firstRow="1" w:lastColumn="0" w:lastRow="0" w:noHBand="0" w:noVBand="1" w:val="04A0"/>
+      </w:tblPr>
+      <w:tblGrid>
+        <w:gridCol w:w="680"/>
+        <w:gridCol w:w="4504"/>
+        <w:gridCol w:w="4504"/>
+      </w:tblGrid>
+      <w:tr>
+        <w:trPr>
+          <w:cantSplit/>
+          <w:tblHeader/>
+        </w:trPr>
+        <w:tc>
+          <w:tcPr>
+            <w:tcW w:type="dxa" w:w="680"/>
+            <w:vAlign w:val="center"/>
+          </w:tcPr>
+          <w:p>
+            <w:pPr>
+              <w:pStyle w:val="TableTextcc949dc4"/>
+              <w:keepNext/>
+            </w:pPr>
+            <w:r>
+              <w:t>№ п/п</w:t>
+            </w:r>
+          </w:p>
+        </w:tc>
+        <w:tc>
+          <w:tcPr>
+            <w:tcW w:type="dxa" w:w="4504"/>
+            <w:vAlign w:val="center"/>
+          </w:tcPr>
+          <w:p>
+            <w:pPr>
+              <w:pStyle w:val="TableTextcc949dc4"/>
+              <w:keepNext/>
+            </w:pPr>
+            <w:r>
+              <w:t>Параметр</w:t>
+            </w:r>
+          </w:p>
+        </w:tc>
+        <w:tc>
+          <w:tcPr>
+            <w:tcW w:type="dxa" w:w="4504"/>
+            <w:vAlign w:val="center"/>
+          </w:tcPr>
+          <w:p>
+            <w:pPr>
+              <w:pStyle w:val="TableTextcc949dc4"/>
+              <w:keepNext/>
+            </w:pPr>
+            <w:r>
+              <w:t>Значение</w:t>
+            </w:r>
+          </w:p>
+        </w:tc>
+      </w:tr>
+      <w:tr>
+        <w:trPr>
+          <w:cantSplit/>
+          <w:tblHeader/>
+        </w:trPr>
+        <w:tc>
+          <w:tcPr>
+            <w:tcW w:type="dxa" w:w="680"/>
+            <w:tcBorders>
+              <w:bottom w:val="double" w:sz="4" w:space="0" w:color="auto"/>
+            </w:tcBorders>
+            <w:vAlign w:val="center"/>
+          </w:tcPr>
+          <w:p>
+            <w:pPr>
+              <w:pStyle w:val="TableTextcc949dc4"/>
+              <w:keepNext/>
+            </w:pPr>
+            <w:r>
+              <w:t>1</w:t>
+            </w:r>
+          </w:p>
+        </w:tc>
+        <w:tc>
+          <w:tcPr>
+            <w:tcW w:type="dxa" w:w="4504"/>
+            <w:tcBorders>
+              <w:bottom w:val="double" w:sz="4" w:space="0" w:color="auto"/>
+            </w:tcBorders>
+            <w:vAlign w:val="center"/>
+          </w:tcPr>
+          <w:p>
+            <w:pPr>
+              <w:pStyle w:val="TableTextcc949dc4"/>
+              <w:keepNext/>
+            </w:pPr>
+            <w:r>
+              <w:t>2</w:t>
+            </w:r>
+          </w:p>
+        </w:tc>
+        <w:tc>
+          <w:tcPr>
+            <w:tcW w:type="dxa" w:w="4504"/>
+            <w:tcBorders>
+              <w:bottom w:val="double" w:sz="4" w:space="0" w:color="auto"/>
+            </w:tcBorders>
+            <w:vAlign w:val="center"/>
+          </w:tcPr>
+          <w:p>
+            <w:pPr>
+              <w:pStyle w:val="TableTextcc949dc4"/>
+              <w:keepNext/>
+            </w:pPr>
+            <w:r>
+              <w:t>3</w:t>
+            </w:r>
+          </w:p>
+        </w:tc>
+      </w:tr>
+      <w:tr>
+        <w:trPr>
+          <w:cantSplit/>
+        </w:trPr>
+        <w:tc>
+          <w:tcPr>
+            <w:tcW w:type="dxa" w:w="680"/>
+            <w:vAlign w:val="center"/>
+          </w:tcPr>
+          <w:p>
+            <w:pPr>
+              <w:pStyle w:val="TableTextcc949dc4"/>
+            </w:pPr>
+            <w:r>
+              <w:t>1</w:t>
+            </w:r>
+          </w:p>
+        </w:tc>
+        <w:tc>
+          <w:tcPr>
+            <w:tcW w:type="dxa" w:w="4504"/>
+            <w:vAlign w:val="center"/>
+          </w:tcPr>
+          <w:p>
+            <w:pPr>
+              <w:pStyle w:val="TableTextcc949dc4"/>
+            </w:pPr>
+            <w:r>
+              <w:t>Шрифт ячеек</w:t>
+            </w:r>
+          </w:p>
+        </w:tc>
+        <w:tc>
+          <w:tcPr>
+            <w:tcW w:type="dxa" w:w="4504"/>
+            <w:vAlign w:val="center"/>
+          </w:tcPr>
+          <w:p>
+            <w:pPr>
+              <w:pStyle w:val="TableTextcc949dc4"/>
+            </w:pPr>
+            <w:r>
+              <w:t>16 pt</w:t>
+            </w:r>
+          </w:p>
+        </w:tc>
+      </w:tr>
+      <w:tr>
+        <w:trPr>
+          <w:cantSplit/>
+        </w:trPr>
+        <w:tc>
+          <w:tcPr>
+            <w:tcW w:type="dxa" w:w="680"/>
+            <w:vAlign w:val="center"/>
+          </w:tcPr>
+          <w:p>
+            <w:pPr>
+              <w:pStyle w:val="TableTextcc949dc4"/>
+            </w:pPr>
+            <w:r>
+              <w:t>2</w:t>
+            </w:r>
+          </w:p>
+        </w:tc>
+        <w:tc>
+          <w:tcPr>
+            <w:tcW w:type="dxa" w:w="4504"/>
+            <w:vAlign w:val="center"/>
+          </w:tcPr>
+          <w:p>
+            <w:pPr>
+              <w:pStyle w:val="TableTextcc949dc4"/>
+            </w:pPr>
+            <w:r>
+              <w:t>Подпись</w:t>
+            </w:r>
+          </w:p>
+        </w:tc>
+        <w:tc>
+          <w:tcPr>
+            <w:tcW w:type="dxa" w:w="4504"/>
+            <w:vAlign w:val="center"/>
+          </w:tcPr>
+          <w:p>
+            <w:pPr>
+              <w:pStyle w:val="TableTextcc949dc4"/>
+            </w:pPr>
+            <w:r>
+              <w:t>жирная</w:t>
+            </w:r>
+          </w:p>
+        </w:tc>
+      </w:tr>
+    </w:tbl>
+    <w:p>
+      <w:pPr>
+        <w:spacing w:line="360" w:lineRule="auto" w:before="0" w:after="0"/>
+        <w:ind w:firstLine="709"/>
+        <w:jc w:val="both"/>
+      </w:pPr>
+      <w:r>
+        <w:rPr>
+          <w:rFonts w:ascii="Times New Roman" w:hAnsi="Times New Roman"/>
+          <w:sz w:val="20"/>
+        </w:rPr>
+        <w:t>После правки factory.style последующий обычный текст идёт шрифтом 10 pt.</w:t>
+      </w:r>
+    </w:p>
+    <w:p>
+      <w:pPr>
+        <w:keepNext/>
+        <w:spacing w:line="240" w:lineRule="auto" w:after="120"/>
+        <w:ind w:firstLine="0"/>
+        <w:jc w:val="left"/>
+      </w:pPr>
+      <w:r>
+        <w:rPr>
+          <w:rFonts w:ascii="Times New Roman" w:hAnsi="Times New Roman"/>
+          <w:sz w:val="28"/>
+        </w:rPr>
+        <w:t>Таблица А.7 – Глобальный стиль: моноширинный шрифт в ячейках</w:t>
+      </w:r>
+    </w:p>
+    <w:tbl>
+      <w:tblPr>
+        <w:tblStyle w:val="TableGrid"/>
+        <w:tblW w:type="auto" w:w="0"/>
+        <w:jc w:val="center"/>
+        <w:tblLayout w:type="fixed"/>
+        <w:tblLook w:firstColumn="1" w:firstRow="1" w:lastColumn="0" w:lastRow="0" w:noHBand="0" w:noVBand="1" w:val="04A0"/>
+      </w:tblPr>
+      <w:tblGrid>
+        <w:gridCol w:w="680"/>
+        <w:gridCol w:w="4504"/>
+        <w:gridCol w:w="4504"/>
+      </w:tblGrid>
+      <w:tr>
+        <w:trPr>
+          <w:cantSplit/>
+          <w:tblHeader/>
+        </w:trPr>
+        <w:tc>
+          <w:tcPr>
+            <w:tcW w:type="dxa" w:w="680"/>
+            <w:vAlign w:val="center"/>
+          </w:tcPr>
+          <w:p>
+            <w:pPr>
+              <w:pStyle w:val="TableTextbbe10661"/>
+              <w:keepNext/>
+            </w:pPr>
+            <w:r>
+              <w:t>№ п/п</w:t>
+            </w:r>
+          </w:p>
+        </w:tc>
+        <w:tc>
+          <w:tcPr>
+            <w:tcW w:type="dxa" w:w="4504"/>
+            <w:vAlign w:val="center"/>
+          </w:tcPr>
+          <w:p>
+            <w:pPr>
+              <w:pStyle w:val="TableTextbbe10661"/>
+              <w:keepNext/>
+            </w:pPr>
+            <w:r>
+              <w:t>Код</w:t>
+            </w:r>
+          </w:p>
+        </w:tc>
+        <w:tc>
+          <w:tcPr>
+            <w:tcW w:type="dxa" w:w="4504"/>
+            <w:vAlign w:val="center"/>
+          </w:tcPr>
+          <w:p>
+            <w:pPr>
+              <w:pStyle w:val="TableTextbbe10661"/>
+              <w:keepNext/>
+            </w:pPr>
+            <w:r>
+              <w:t>Описание</w:t>
+            </w:r>
+          </w:p>
+        </w:tc>
+      </w:tr>
+      <w:tr>
+        <w:trPr>
+          <w:cantSplit/>
+          <w:tblHeader/>
+        </w:trPr>
+        <w:tc>
+          <w:tcPr>
+            <w:tcW w:type="dxa" w:w="680"/>
+            <w:tcBorders>
+              <w:bottom w:val="double" w:sz="4" w:space="0" w:color="auto"/>
+            </w:tcBorders>
+            <w:vAlign w:val="center"/>
+          </w:tcPr>
+          <w:p>
+            <w:pPr>
+              <w:pStyle w:val="TableTextbbe10661"/>
+              <w:keepNext/>
+            </w:pPr>
+            <w:r>
+              <w:t>1</w:t>
+            </w:r>
+          </w:p>
+        </w:tc>
+        <w:tc>
+          <w:tcPr>
+            <w:tcW w:type="dxa" w:w="4504"/>
+            <w:tcBorders>
+              <w:bottom w:val="double" w:sz="4" w:space="0" w:color="auto"/>
+            </w:tcBorders>
+            <w:vAlign w:val="center"/>
+          </w:tcPr>
+          <w:p>
+            <w:pPr>
+              <w:pStyle w:val="TableTextbbe10661"/>
+              <w:keepNext/>
+            </w:pPr>
+            <w:r>
+              <w:t>2</w:t>
+            </w:r>
+          </w:p>
+        </w:tc>
+        <w:tc>
+          <w:tcPr>
+            <w:tcW w:type="dxa" w:w="4504"/>
+            <w:tcBorders>
+              <w:bottom w:val="double" w:sz="4" w:space="0" w:color="auto"/>
+            </w:tcBorders>
+            <w:vAlign w:val="center"/>
+          </w:tcPr>
+          <w:p>
+            <w:pPr>
+              <w:pStyle w:val="TableTextbbe10661"/>
+              <w:keepNext/>
+            </w:pPr>
+            <w:r>
+              <w:t>3</w:t>
+            </w:r>
+          </w:p>
+        </w:tc>
+      </w:tr>
+      <w:tr>
+        <w:trPr>
+          <w:cantSplit/>
+        </w:trPr>
+        <w:tc>
+          <w:tcPr>
+            <w:tcW w:type="dxa" w:w="680"/>
+            <w:vAlign w:val="center"/>
+          </w:tcPr>
+          <w:p>
+            <w:pPr>
+              <w:pStyle w:val="TableTextbbe10661"/>
+            </w:pPr>
+            <w:r>
+              <w:t>1</w:t>
+            </w:r>
+          </w:p>
+        </w:tc>
+        <w:tc>
+          <w:tcPr>
+            <w:tcW w:type="dxa" w:w="4504"/>
+            <w:vAlign w:val="center"/>
+          </w:tcPr>
+          <w:p>
+            <w:pPr>
+              <w:pStyle w:val="TableTextbbe10661"/>
+            </w:pPr>
+            <w:r>
+              <w:t>A1</w:t>
+            </w:r>
+          </w:p>
+        </w:tc>
+        <w:tc>
+          <w:tcPr>
+            <w:tcW w:type="dxa" w:w="4504"/>
+            <w:vAlign w:val="center"/>
+          </w:tcPr>
+          <w:p>
+            <w:pPr>
+              <w:pStyle w:val="TableTextbbe10661"/>
+            </w:pPr>
+            <w:r>
+              <w:t>первый</w:t>
+            </w:r>
+          </w:p>
+        </w:tc>
+      </w:tr>
+      <w:tr>
+        <w:trPr>
+          <w:cantSplit/>
+        </w:trPr>
+        <w:tc>
+          <w:tcPr>
+            <w:tcW w:type="dxa" w:w="680"/>
+            <w:vAlign w:val="center"/>
+          </w:tcPr>
+          <w:p>
+            <w:pPr>
+              <w:pStyle w:val="TableTextbbe10661"/>
+            </w:pPr>
+            <w:r>
+              <w:t>2</w:t>
+            </w:r>
+          </w:p>
+        </w:tc>
+        <w:tc>
+          <w:tcPr>
+            <w:tcW w:type="dxa" w:w="4504"/>
+            <w:vAlign w:val="center"/>
+          </w:tcPr>
+          <w:p>
+            <w:pPr>
+              <w:pStyle w:val="TableTextbbe10661"/>
+            </w:pPr>
+            <w:r>
+              <w:t>B2</w:t>
+            </w:r>
+          </w:p>
+        </w:tc>
+        <w:tc>
+          <w:tcPr>
+            <w:tcW w:type="dxa" w:w="4504"/>
+            <w:vAlign w:val="center"/>
+          </w:tcPr>
+          <w:p>
+            <w:pPr>
+              <w:pStyle w:val="TableTextbbe10661"/>
+            </w:pPr>
+            <w:r>
+              <w:t>второй</w:t>
+            </w:r>
+          </w:p>
+        </w:tc>
+      </w:tr>
+    </w:tbl>
     <w:sectPr>
       <w:pgSz w:w="12240" w:h="15840"/>
       <w:pgMar w:top="1134" w:right="850" w:bottom="1134" w:left="1701" w:header="720" w:footer="720" w:gutter="0"/>
@@ -18956,6 +19607,30 @@
     </w:pPr>
     <w:rPr>
       <w:rFonts w:ascii="Times New Roman" w:hAnsi="Times New Roman"/>
+      <w:sz w:val="24"/>
+    </w:rPr>
+  </w:style>
+  <w:style w:type="paragraph" w:customStyle="1" w:styleId="TableTextcc949dc4">
+    <w:name w:val="Table Text cc949dc4"/>
+    <w:pPr>
+      <w:spacing w:before="0" w:after="0"/>
+      <w:ind w:firstLine="0"/>
+      <w:jc w:val="center"/>
+    </w:pPr>
+    <w:rPr>
+      <w:rFonts w:ascii="Times New Roman" w:hAnsi="Times New Roman"/>
+      <w:sz w:val="32"/>
+    </w:rPr>
+  </w:style>
+  <w:style w:type="paragraph" w:customStyle="1" w:styleId="TableTextbbe10661">
+    <w:name w:val="Table Text bbe10661"/>
+    <w:pPr>
+      <w:spacing w:before="0" w:after="0"/>
+      <w:ind w:firstLine="0"/>
+      <w:jc w:val="center"/>
+    </w:pPr>
+    <w:rPr>
+      <w:rFonts w:ascii="Courier New" w:hAnsi="Courier New"/>
       <w:sz w:val="24"/>
     </w:rPr>
   </w:style>

--- a/examples/example.docx
+++ b/examples/example.docx
@@ -5,76 +5,220 @@
     <w:p>
       <w:pPr>
         <w:pStyle w:val="Heading1"/>
+        <w:spacing w:line="360" w:lineRule="auto" w:before="0" w:after="0"/>
+        <w:ind w:firstLine="0"/>
+        <w:jc w:val="center"/>
       </w:pPr>
       <w:r>
+        <w:rPr>
+          <w:rFonts w:ascii="Times New Roman" w:hAnsi="Times New Roman"/>
+          <w:b/>
+          <w:i w:val="0"/>
+          <w:caps/>
+          <w:color w:val="000000"/>
+          <w:sz w:val="28"/>
+        </w:rPr>
         <w:t>Основная часть (уровень 0, Heading 1, по центру, UPPER, без номера)</w:t>
       </w:r>
     </w:p>
     <w:p>
       <w:pPr>
         <w:pStyle w:val="Heading2"/>
+        <w:spacing w:line="360" w:lineRule="auto" w:before="0" w:after="0"/>
+        <w:ind w:firstLine="709"/>
+        <w:jc w:val="both"/>
       </w:pPr>
       <w:r>
+        <w:rPr>
+          <w:rFonts w:ascii="Times New Roman" w:hAnsi="Times New Roman"/>
+          <w:b/>
+          <w:i w:val="0"/>
+          <w:caps w:val="0"/>
+          <w:color w:val="000000"/>
+          <w:sz w:val="28"/>
+        </w:rPr>
         <w:t>А.1 Заголовок первого уровня (уровень 1, Heading 2, с номером)</w:t>
       </w:r>
     </w:p>
     <w:p>
       <w:pPr>
         <w:pStyle w:val="Heading3"/>
+        <w:spacing w:line="360" w:lineRule="auto" w:before="0" w:after="0"/>
+        <w:ind w:firstLine="709"/>
+        <w:jc w:val="both"/>
       </w:pPr>
       <w:r>
+        <w:rPr>
+          <w:rFonts w:ascii="Times New Roman" w:hAnsi="Times New Roman"/>
+          <w:b/>
+          <w:i w:val="0"/>
+          <w:caps w:val="0"/>
+          <w:color w:val="000000"/>
+          <w:sz w:val="28"/>
+        </w:rPr>
         <w:t>А.1.1 Заголовок второго уровня (уровень 2, Heading 3, с номером)</w:t>
       </w:r>
     </w:p>
     <w:p>
       <w:pPr>
         <w:pStyle w:val="Heading4"/>
+        <w:spacing w:line="360" w:lineRule="auto" w:before="0" w:after="0"/>
+        <w:ind w:firstLine="709"/>
+        <w:jc w:val="both"/>
       </w:pPr>
       <w:r>
+        <w:rPr>
+          <w:rFonts w:ascii="Times New Roman" w:hAnsi="Times New Roman"/>
+          <w:b w:val="0"/>
+          <w:i w:val="0"/>
+          <w:caps w:val="0"/>
+          <w:color w:val="000000"/>
+          <w:sz w:val="28"/>
+        </w:rPr>
         <w:t>А.1.1.1 Заголовок третьего уровня (уровень 3, Heading 4, с номером)</w:t>
       </w:r>
     </w:p>
     <w:p>
       <w:pPr>
         <w:pStyle w:val="Heading5"/>
+        <w:spacing w:line="360" w:lineRule="auto" w:before="0" w:after="0"/>
+        <w:ind w:firstLine="709"/>
+        <w:jc w:val="both"/>
       </w:pPr>
       <w:r>
+        <w:rPr>
+          <w:rFonts w:ascii="Times New Roman" w:hAnsi="Times New Roman"/>
+          <w:b w:val="0"/>
+          <w:i w:val="0"/>
+          <w:caps w:val="0"/>
+          <w:color w:val="000000"/>
+          <w:sz w:val="28"/>
+        </w:rPr>
         <w:t>А.1.1.1.1 Заголовок четвертого уровня (уровень 4, Heading 5, с номером)</w:t>
       </w:r>
     </w:p>
     <w:p>
+      <w:pPr>
+        <w:spacing w:line="360" w:lineRule="auto" w:before="0" w:after="0"/>
+        <w:ind w:firstLine="709"/>
+        <w:jc w:val="both"/>
+      </w:pPr>
       <w:r>
+        <w:rPr>
+          <w:rFonts w:ascii="Times New Roman" w:hAnsi="Times New Roman"/>
+          <w:sz w:val="28"/>
+        </w:rPr>
         <w:t xml:space="preserve">Обычный абзац: Times New Roman 14pt, выравнивание по ширине, межстрочный интервал 1,5, красная строка 1,25 см. Длинный текст нужен, чтобы проверить выравнивание по ширине на нескольких строках — вот ещё немного слов для этого. </w:t>
       </w:r>
     </w:p>
     <w:p>
-      <w:r/>
+      <w:pPr>
+        <w:spacing w:line="360" w:lineRule="auto" w:before="0" w:after="0"/>
+        <w:ind w:firstLine="709"/>
+        <w:jc w:val="both"/>
+      </w:pPr>
     </w:p>
     <w:p>
+      <w:pPr>
+        <w:spacing w:line="360" w:lineRule="auto" w:before="0" w:after="0"/>
+        <w:ind w:firstLine="709"/>
+        <w:jc w:val="both"/>
+      </w:pPr>
       <w:r>
-        <w:t xml:space="preserve">Абзац с </w:t>
+        <w:rPr>
+          <w:rFonts w:ascii="Times New Roman" w:hAnsi="Times New Roman"/>
+          <w:sz w:val="28"/>
+        </w:rPr>
+        <w:t xml:space="preserve">Инлайн-разметка: </w:t>
       </w:r>
       <w:r>
         <w:rPr>
+          <w:rFonts w:ascii="Times New Roman" w:hAnsi="Times New Roman"/>
           <w:b/>
+          <w:sz w:val="28"/>
         </w:rPr>
-        <w:t>жирным текстом</w:t>
-      </w:r>
-      <w:r>
-        <w:t xml:space="preserve"> внутри обычного предложения — проверка парсера </w:t>
+        <w:t>жирный</w:t>
       </w:r>
       <w:r>
         <w:rPr>
-          <w:b/>
+          <w:rFonts w:ascii="Times New Roman" w:hAnsi="Times New Roman"/>
+          <w:sz w:val="28"/>
         </w:rPr>
-        <w:t>bold</w:t>
+        <w:t xml:space="preserve">, </w:t>
       </w:r>
       <w:r>
-        <w:t>-разметки.</w:t>
+        <w:rPr>
+          <w:rFonts w:ascii="Times New Roman" w:hAnsi="Times New Roman"/>
+          <w:i/>
+          <w:sz w:val="28"/>
+        </w:rPr>
+        <w:t>курсив</w:t>
+      </w:r>
+      <w:r>
+        <w:rPr>
+          <w:rFonts w:ascii="Times New Roman" w:hAnsi="Times New Roman"/>
+          <w:sz w:val="28"/>
+        </w:rPr>
+        <w:t xml:space="preserve">, </w:t>
+      </w:r>
+      <w:r>
+        <w:rPr>
+          <w:rFonts w:ascii="Times New Roman" w:hAnsi="Times New Roman"/>
+          <w:i/>
+          <w:sz w:val="28"/>
+        </w:rPr>
+        <w:t>тоже курсив</w:t>
+      </w:r>
+      <w:r>
+        <w:rPr>
+          <w:rFonts w:ascii="Times New Roman" w:hAnsi="Times New Roman"/>
+          <w:sz w:val="28"/>
+        </w:rPr>
+        <w:t xml:space="preserve">, </w:t>
+      </w:r>
+      <w:r>
+        <w:rPr>
+          <w:rFonts w:ascii="Times New Roman" w:hAnsi="Times New Roman"/>
+          <w:b/>
+          <w:i/>
+          <w:sz w:val="28"/>
+        </w:rPr>
+        <w:t>жирный курсив</w:t>
+      </w:r>
+      <w:r>
+        <w:rPr>
+          <w:rFonts w:ascii="Times New Roman" w:hAnsi="Times New Roman"/>
+          <w:sz w:val="28"/>
+        </w:rPr>
+        <w:t xml:space="preserve">, </w:t>
+      </w:r>
+      <w:r>
+        <w:rPr>
+          <w:rFonts w:ascii="Times New Roman" w:hAnsi="Times New Roman"/>
+          <w:sz w:val="28"/>
+          <w:u w:val="single"/>
+        </w:rPr>
+        <w:t>подчёркнутый</w:t>
+      </w:r>
+      <w:r>
+        <w:rPr>
+          <w:rFonts w:ascii="Times New Roman" w:hAnsi="Times New Roman"/>
+          <w:sz w:val="28"/>
+        </w:rPr>
+        <w:t>. Неразрывный пробел склеивает «рис. 1» и «10 кг», чтобы их не разорвал перенос строки.</w:t>
       </w:r>
     </w:p>
     <w:p>
+      <w:pPr>
+        <w:spacing w:line="360" w:lineRule="auto" w:before="0" w:after="0"/>
+        <w:ind w:firstLine="709"/>
+        <w:jc w:val="both"/>
+      </w:pPr>
       <w:r>
+        <w:rPr>
+          <w:rFonts w:ascii="Times New Roman" w:hAnsi="Times New Roman"/>
+          <w:sz w:val="28"/>
+        </w:rPr>
         <w:t>На рисунке А.1.</w:t>
       </w:r>
     </w:p>
@@ -127,9 +271,25 @@
       </w:pPr>
       <w:r>
         <w:rPr>
+          <w:rFonts w:ascii="Times New Roman" w:hAnsi="Times New Roman"/>
           <w:sz w:val="28"/>
         </w:rPr>
-        <w:t>Рисунок А.1 – Пример подписи к рисунку. Пример подписи к рисунку. Пример подписи к рисунку. Пример подписи к рисунку. Пример подписи к рисунку</w:t>
+        <w:t xml:space="preserve">Рисунок А.1 – Пример подписи к рисунку с </w:t>
+      </w:r>
+      <w:r>
+        <w:rPr>
+          <w:rFonts w:ascii="Times New Roman" w:hAnsi="Times New Roman"/>
+          <w:i/>
+          <w:sz w:val="28"/>
+        </w:rPr>
+        <w:t>курсивом</w:t>
+      </w:r>
+      <w:r>
+        <w:rPr>
+          <w:rFonts w:ascii="Times New Roman" w:hAnsi="Times New Roman"/>
+          <w:sz w:val="28"/>
+        </w:rPr>
+        <w:t>. Пример подписи к рисунку. Пример подписи к рисунку. Пример подписи к рисунку. Пример подписи к рисунку</w:t>
       </w:r>
     </w:p>
     <w:p>
@@ -141,6 +301,7 @@
       </w:pPr>
       <w:r>
         <w:rPr>
+          <w:rFonts w:ascii="Times New Roman" w:hAnsi="Times New Roman"/>
           <w:sz w:val="28"/>
         </w:rPr>
         <w:t>Таблица А.1 – Таблица по умолчанию: со столбцом «№ п/п» и строкой номеров столбцов</w:t>
@@ -497,9 +658,41 @@
       </w:pPr>
       <w:r>
         <w:rPr>
+          <w:rFonts w:ascii="Times New Roman" w:hAnsi="Times New Roman"/>
           <w:sz w:val="28"/>
         </w:rPr>
-        <w:t>Таблица А.2 – Без «№ п/п» и без строки номеров столбцов</w:t>
+        <w:t xml:space="preserve">Таблица А.2 – Подпись с </w:t>
+      </w:r>
+      <w:r>
+        <w:rPr>
+          <w:rFonts w:ascii="Times New Roman" w:hAnsi="Times New Roman"/>
+          <w:b/>
+          <w:sz w:val="28"/>
+        </w:rPr>
+        <w:t>жирным</w:t>
+      </w:r>
+      <w:r>
+        <w:rPr>
+          <w:rFonts w:ascii="Times New Roman" w:hAnsi="Times New Roman"/>
+          <w:sz w:val="28"/>
+        </w:rPr>
+        <w:t xml:space="preserve"> и </w:t>
+      </w:r>
+      <w:r>
+        <w:rPr>
+          <w:rFonts w:ascii="Times New Roman" w:hAnsi="Times New Roman"/>
+          <w:b/>
+          <w:i/>
+          <w:sz w:val="28"/>
+        </w:rPr>
+        <w:t>жирным курсивом</w:t>
+      </w:r>
+      <w:r>
+        <w:rPr>
+          <w:rFonts w:ascii="Times New Roman" w:hAnsi="Times New Roman"/>
+          <w:sz w:val="28"/>
+        </w:rPr>
+        <w:t xml:space="preserve"> (без «№ п/п» и номеров столбцов)</w:t>
       </w:r>
     </w:p>
     <w:tbl>
@@ -665,6 +858,7 @@
       </w:pPr>
       <w:r>
         <w:rPr>
+          <w:rFonts w:ascii="Times New Roman" w:hAnsi="Times New Roman"/>
           <w:sz w:val="28"/>
         </w:rPr>
         <w:t>Таблица А.3 – Без строки-заголовка (show_header=False)</w:t>
@@ -847,6 +1041,7 @@
       </w:pPr>
       <w:r>
         <w:rPr>
+          <w:rFonts w:ascii="Times New Roman" w:hAnsi="Times New Roman"/>
           <w:sz w:val="28"/>
         </w:rPr>
         <w:t>Таблица А.4 – Таблица сразу за другой таблицей</w:t>
@@ -1080,6 +1275,7 @@
       </w:pPr>
       <w:r>
         <w:rPr>
+          <w:rFonts w:ascii="Times New Roman" w:hAnsi="Times New Roman"/>
           <w:sz w:val="28"/>
         </w:rPr>
         <w:t>Таблица А.5 – Себестоимость с переносом на следующую страницу</w:t>
@@ -2888,109 +3084,6 @@
           </w:p>
         </w:tc>
       </w:tr>
-      <w:tr>
-        <w:trPr>
-          <w:cantSplit/>
-        </w:trPr>
-        <w:tc>
-          <w:tcPr>
-            <w:tcW w:type="dxa" w:w="680"/>
-            <w:vAlign w:val="center"/>
-          </w:tcPr>
-          <w:p>
-            <w:pPr>
-              <w:pStyle w:val="TableText"/>
-            </w:pPr>
-            <w:r>
-              <w:t>16</w:t>
-            </w:r>
-          </w:p>
-        </w:tc>
-        <w:tc>
-          <w:tcPr>
-            <w:tcW w:type="dxa" w:w="1501"/>
-            <w:vAlign w:val="center"/>
-          </w:tcPr>
-          <w:p>
-            <w:pPr>
-              <w:pStyle w:val="TableText"/>
-            </w:pPr>
-            <w:r>
-              <w:t>ПГС</w:t>
-            </w:r>
-          </w:p>
-        </w:tc>
-        <w:tc>
-          <w:tcPr>
-            <w:tcW w:type="dxa" w:w="1501"/>
-            <w:vAlign w:val="center"/>
-          </w:tcPr>
-          <w:p>
-            <w:pPr>
-              <w:pStyle w:val="TableText"/>
-            </w:pPr>
-            <w:r>
-              <w:t>7241.0</w:t>
-            </w:r>
-          </w:p>
-        </w:tc>
-        <w:tc>
-          <w:tcPr>
-            <w:tcW w:type="dxa" w:w="1501"/>
-            <w:vAlign w:val="center"/>
-          </w:tcPr>
-          <w:p>
-            <w:pPr>
-              <w:pStyle w:val="TableText"/>
-            </w:pPr>
-            <w:r>
-              <w:t>172.20</w:t>
-            </w:r>
-          </w:p>
-        </w:tc>
-        <w:tc>
-          <w:tcPr>
-            <w:tcW w:type="dxa" w:w="1501"/>
-            <w:vAlign w:val="center"/>
-          </w:tcPr>
-          <w:p>
-            <w:pPr>
-              <w:pStyle w:val="TableText"/>
-            </w:pPr>
-            <w:r>
-              <w:t>301.80</w:t>
-            </w:r>
-          </w:p>
-        </w:tc>
-        <w:tc>
-          <w:tcPr>
-            <w:tcW w:type="dxa" w:w="1501"/>
-            <w:vAlign w:val="center"/>
-          </w:tcPr>
-          <w:p>
-            <w:pPr>
-              <w:pStyle w:val="TableText"/>
-            </w:pPr>
-            <w:r>
-              <w:t>146.82</w:t>
-            </w:r>
-          </w:p>
-        </w:tc>
-        <w:tc>
-          <w:tcPr>
-            <w:tcW w:type="dxa" w:w="1501"/>
-            <w:vAlign w:val="center"/>
-          </w:tcPr>
-          <w:p>
-            <w:pPr>
-              <w:pStyle w:val="TableText"/>
-            </w:pPr>
-            <w:r>
-              <w:t>298.60</w:t>
-            </w:r>
-          </w:p>
-        </w:tc>
-      </w:tr>
     </w:tbl>
     <w:p>
       <w:pPr>
@@ -3002,6 +3095,7 @@
       </w:pPr>
       <w:r>
         <w:rPr>
+          <w:rFonts w:ascii="Times New Roman" w:hAnsi="Times New Roman"/>
           <w:sz w:val="28"/>
         </w:rPr>
         <w:t>Продолжение таблицы А.5</w:t>
@@ -3279,6 +3373,109 @@
               <w:pStyle w:val="TableText"/>
             </w:pPr>
             <w:r>
+              <w:t>16</w:t>
+            </w:r>
+          </w:p>
+        </w:tc>
+        <w:tc>
+          <w:tcPr>
+            <w:tcW w:type="dxa" w:w="1501"/>
+            <w:vAlign w:val="center"/>
+          </w:tcPr>
+          <w:p>
+            <w:pPr>
+              <w:pStyle w:val="TableText"/>
+            </w:pPr>
+            <w:r>
+              <w:t>ПГС</w:t>
+            </w:r>
+          </w:p>
+        </w:tc>
+        <w:tc>
+          <w:tcPr>
+            <w:tcW w:type="dxa" w:w="1501"/>
+            <w:vAlign w:val="center"/>
+          </w:tcPr>
+          <w:p>
+            <w:pPr>
+              <w:pStyle w:val="TableText"/>
+            </w:pPr>
+            <w:r>
+              <w:t>7241.0</w:t>
+            </w:r>
+          </w:p>
+        </w:tc>
+        <w:tc>
+          <w:tcPr>
+            <w:tcW w:type="dxa" w:w="1501"/>
+            <w:vAlign w:val="center"/>
+          </w:tcPr>
+          <w:p>
+            <w:pPr>
+              <w:pStyle w:val="TableText"/>
+            </w:pPr>
+            <w:r>
+              <w:t>172.20</w:t>
+            </w:r>
+          </w:p>
+        </w:tc>
+        <w:tc>
+          <w:tcPr>
+            <w:tcW w:type="dxa" w:w="1501"/>
+            <w:vAlign w:val="center"/>
+          </w:tcPr>
+          <w:p>
+            <w:pPr>
+              <w:pStyle w:val="TableText"/>
+            </w:pPr>
+            <w:r>
+              <w:t>301.80</w:t>
+            </w:r>
+          </w:p>
+        </w:tc>
+        <w:tc>
+          <w:tcPr>
+            <w:tcW w:type="dxa" w:w="1501"/>
+            <w:vAlign w:val="center"/>
+          </w:tcPr>
+          <w:p>
+            <w:pPr>
+              <w:pStyle w:val="TableText"/>
+            </w:pPr>
+            <w:r>
+              <w:t>146.82</w:t>
+            </w:r>
+          </w:p>
+        </w:tc>
+        <w:tc>
+          <w:tcPr>
+            <w:tcW w:type="dxa" w:w="1501"/>
+            <w:vAlign w:val="center"/>
+          </w:tcPr>
+          <w:p>
+            <w:pPr>
+              <w:pStyle w:val="TableText"/>
+            </w:pPr>
+            <w:r>
+              <w:t>298.60</w:t>
+            </w:r>
+          </w:p>
+        </w:tc>
+      </w:tr>
+      <w:tr>
+        <w:trPr>
+          <w:cantSplit/>
+        </w:trPr>
+        <w:tc>
+          <w:tcPr>
+            <w:tcW w:type="dxa" w:w="680"/>
+            <w:vAlign w:val="center"/>
+          </w:tcPr>
+          <w:p>
+            <w:pPr>
+              <w:pStyle w:val="TableText"/>
+            </w:pPr>
+            <w:r>
               <w:t>17</w:t>
             </w:r>
           </w:p>
@@ -6779,7 +6976,16 @@
       </w:pPr>
     </w:p>
     <w:p>
+      <w:pPr>
+        <w:spacing w:line="360" w:lineRule="auto" w:before="0" w:after="0"/>
+        <w:ind w:firstLine="709"/>
+        <w:jc w:val="both"/>
+      </w:pPr>
       <w:r>
+        <w:rPr>
+          <w:rFonts w:ascii="Times New Roman" w:hAnsi="Times New Roman"/>
+          <w:sz w:val="28"/>
+        </w:rPr>
         <w:t>Этот абзац открывает новый раздел на новой странице.</w:t>
       </w:r>
     </w:p>
@@ -6789,10 +6995,521 @@
       </w:r>
     </w:p>
     <w:p>
+      <w:pPr>
+        <w:spacing w:line="360" w:lineRule="auto" w:before="0" w:after="0"/>
+        <w:ind w:firstLine="709"/>
+        <w:jc w:val="both"/>
+      </w:pPr>
       <w:r>
+        <w:rPr>
+          <w:rFonts w:ascii="Times New Roman" w:hAnsi="Times New Roman"/>
+          <w:sz w:val="28"/>
+        </w:rPr>
         <w:t>Этот абзац начинается с новой страницы того же раздела.</w:t>
       </w:r>
     </w:p>
+    <w:p>
+      <w:pPr>
+        <w:pStyle w:val="Heading1"/>
+        <w:spacing w:line="360" w:lineRule="auto" w:before="0" w:after="0"/>
+        <w:ind w:firstLine="0"/>
+        <w:jc w:val="center"/>
+      </w:pPr>
+      <w:r>
+        <w:rPr>
+          <w:rFonts w:ascii="Times New Roman" w:hAnsi="Times New Roman"/>
+          <w:b/>
+          <w:i w:val="0"/>
+          <w:caps/>
+          <w:color w:val="000000"/>
+          <w:sz w:val="28"/>
+        </w:rPr>
+        <w:t>Настройка стилей</w:t>
+      </w:r>
+    </w:p>
+    <w:p>
+      <w:pPr>
+        <w:keepNext/>
+        <w:spacing w:line="240" w:lineRule="auto" w:after="120"/>
+        <w:ind w:firstLine="0"/>
+        <w:jc w:val="left"/>
+      </w:pPr>
+      <w:r>
+        <w:rPr>
+          <w:rFonts w:ascii="Times New Roman" w:hAnsi="Times New Roman"/>
+          <w:b/>
+          <w:sz w:val="28"/>
+        </w:rPr>
+        <w:t>Таблица А.6 – Локальный стиль этой таблицы</w:t>
+      </w:r>
+    </w:p>
+    <w:tbl>
+      <w:tblPr>
+        <w:tblStyle w:val="TableGrid"/>
+        <w:tblW w:type="auto" w:w="0"/>
+        <w:jc w:val="center"/>
+        <w:tblLayout w:type="fixed"/>
+        <w:tblLook w:firstColumn="1" w:firstRow="1" w:lastColumn="0" w:lastRow="0" w:noHBand="0" w:noVBand="1" w:val="04A0"/>
+      </w:tblPr>
+      <w:tblGrid>
+        <w:gridCol w:w="680"/>
+        <w:gridCol w:w="4504"/>
+        <w:gridCol w:w="4504"/>
+      </w:tblGrid>
+      <w:tr>
+        <w:trPr>
+          <w:cantSplit/>
+          <w:tblHeader/>
+        </w:trPr>
+        <w:tc>
+          <w:tcPr>
+            <w:tcW w:type="dxa" w:w="680"/>
+            <w:vAlign w:val="center"/>
+          </w:tcPr>
+          <w:p>
+            <w:pPr>
+              <w:pStyle w:val="TableTextcc949dc4"/>
+              <w:keepNext/>
+            </w:pPr>
+            <w:r>
+              <w:t>№ п/п</w:t>
+            </w:r>
+          </w:p>
+        </w:tc>
+        <w:tc>
+          <w:tcPr>
+            <w:tcW w:type="dxa" w:w="4504"/>
+            <w:vAlign w:val="center"/>
+          </w:tcPr>
+          <w:p>
+            <w:pPr>
+              <w:pStyle w:val="TableTextcc949dc4"/>
+              <w:keepNext/>
+            </w:pPr>
+            <w:r>
+              <w:t>Параметр</w:t>
+            </w:r>
+          </w:p>
+        </w:tc>
+        <w:tc>
+          <w:tcPr>
+            <w:tcW w:type="dxa" w:w="4504"/>
+            <w:vAlign w:val="center"/>
+          </w:tcPr>
+          <w:p>
+            <w:pPr>
+              <w:pStyle w:val="TableTextcc949dc4"/>
+              <w:keepNext/>
+            </w:pPr>
+            <w:r>
+              <w:t>Значение</w:t>
+            </w:r>
+          </w:p>
+        </w:tc>
+      </w:tr>
+      <w:tr>
+        <w:trPr>
+          <w:cantSplit/>
+          <w:tblHeader/>
+        </w:trPr>
+        <w:tc>
+          <w:tcPr>
+            <w:tcW w:type="dxa" w:w="680"/>
+            <w:tcBorders>
+              <w:bottom w:val="double" w:sz="4" w:space="0" w:color="auto"/>
+            </w:tcBorders>
+            <w:vAlign w:val="center"/>
+          </w:tcPr>
+          <w:p>
+            <w:pPr>
+              <w:pStyle w:val="TableTextcc949dc4"/>
+              <w:keepNext/>
+            </w:pPr>
+            <w:r>
+              <w:t>1</w:t>
+            </w:r>
+          </w:p>
+        </w:tc>
+        <w:tc>
+          <w:tcPr>
+            <w:tcW w:type="dxa" w:w="4504"/>
+            <w:tcBorders>
+              <w:bottom w:val="double" w:sz="4" w:space="0" w:color="auto"/>
+            </w:tcBorders>
+            <w:vAlign w:val="center"/>
+          </w:tcPr>
+          <w:p>
+            <w:pPr>
+              <w:pStyle w:val="TableTextcc949dc4"/>
+              <w:keepNext/>
+            </w:pPr>
+            <w:r>
+              <w:t>2</w:t>
+            </w:r>
+          </w:p>
+        </w:tc>
+        <w:tc>
+          <w:tcPr>
+            <w:tcW w:type="dxa" w:w="4504"/>
+            <w:tcBorders>
+              <w:bottom w:val="double" w:sz="4" w:space="0" w:color="auto"/>
+            </w:tcBorders>
+            <w:vAlign w:val="center"/>
+          </w:tcPr>
+          <w:p>
+            <w:pPr>
+              <w:pStyle w:val="TableTextcc949dc4"/>
+              <w:keepNext/>
+            </w:pPr>
+            <w:r>
+              <w:t>3</w:t>
+            </w:r>
+          </w:p>
+        </w:tc>
+      </w:tr>
+      <w:tr>
+        <w:trPr>
+          <w:cantSplit/>
+        </w:trPr>
+        <w:tc>
+          <w:tcPr>
+            <w:tcW w:type="dxa" w:w="680"/>
+            <w:vAlign w:val="center"/>
+          </w:tcPr>
+          <w:p>
+            <w:pPr>
+              <w:pStyle w:val="TableTextcc949dc4"/>
+            </w:pPr>
+            <w:r>
+              <w:t>1</w:t>
+            </w:r>
+          </w:p>
+        </w:tc>
+        <w:tc>
+          <w:tcPr>
+            <w:tcW w:type="dxa" w:w="4504"/>
+            <w:vAlign w:val="center"/>
+          </w:tcPr>
+          <w:p>
+            <w:pPr>
+              <w:pStyle w:val="TableTextcc949dc4"/>
+            </w:pPr>
+            <w:r>
+              <w:t>Шрифт ячеек</w:t>
+            </w:r>
+          </w:p>
+        </w:tc>
+        <w:tc>
+          <w:tcPr>
+            <w:tcW w:type="dxa" w:w="4504"/>
+            <w:vAlign w:val="center"/>
+          </w:tcPr>
+          <w:p>
+            <w:pPr>
+              <w:pStyle w:val="TableTextcc949dc4"/>
+            </w:pPr>
+            <w:r>
+              <w:t>16 pt</w:t>
+            </w:r>
+          </w:p>
+        </w:tc>
+      </w:tr>
+      <w:tr>
+        <w:trPr>
+          <w:cantSplit/>
+        </w:trPr>
+        <w:tc>
+          <w:tcPr>
+            <w:tcW w:type="dxa" w:w="680"/>
+            <w:vAlign w:val="center"/>
+          </w:tcPr>
+          <w:p>
+            <w:pPr>
+              <w:pStyle w:val="TableTextcc949dc4"/>
+            </w:pPr>
+            <w:r>
+              <w:t>2</w:t>
+            </w:r>
+          </w:p>
+        </w:tc>
+        <w:tc>
+          <w:tcPr>
+            <w:tcW w:type="dxa" w:w="4504"/>
+            <w:vAlign w:val="center"/>
+          </w:tcPr>
+          <w:p>
+            <w:pPr>
+              <w:pStyle w:val="TableTextcc949dc4"/>
+            </w:pPr>
+            <w:r>
+              <w:t>Подпись</w:t>
+            </w:r>
+          </w:p>
+        </w:tc>
+        <w:tc>
+          <w:tcPr>
+            <w:tcW w:type="dxa" w:w="4504"/>
+            <w:vAlign w:val="center"/>
+          </w:tcPr>
+          <w:p>
+            <w:pPr>
+              <w:pStyle w:val="TableTextcc949dc4"/>
+            </w:pPr>
+            <w:r>
+              <w:t>жирная</w:t>
+            </w:r>
+          </w:p>
+        </w:tc>
+      </w:tr>
+    </w:tbl>
+    <w:p>
+      <w:pPr>
+        <w:spacing w:line="360" w:lineRule="auto" w:before="0" w:after="0"/>
+        <w:ind w:firstLine="709"/>
+        <w:jc w:val="both"/>
+      </w:pPr>
+      <w:r>
+        <w:rPr>
+          <w:rFonts w:ascii="Times New Roman" w:hAnsi="Times New Roman"/>
+          <w:sz w:val="20"/>
+        </w:rPr>
+        <w:t>После правки factory.style последующий обычный текст идёт шрифтом 10 pt.</w:t>
+      </w:r>
+    </w:p>
+    <w:p>
+      <w:pPr>
+        <w:keepNext/>
+        <w:spacing w:line="240" w:lineRule="auto" w:after="120"/>
+        <w:ind w:firstLine="0"/>
+        <w:jc w:val="left"/>
+      </w:pPr>
+      <w:r>
+        <w:rPr>
+          <w:rFonts w:ascii="Times New Roman" w:hAnsi="Times New Roman"/>
+          <w:sz w:val="28"/>
+        </w:rPr>
+        <w:t>Таблица А.7 – Глобальный стиль: моноширинный шрифт в ячейках</w:t>
+      </w:r>
+    </w:p>
+    <w:tbl>
+      <w:tblPr>
+        <w:tblStyle w:val="TableGrid"/>
+        <w:tblW w:type="auto" w:w="0"/>
+        <w:jc w:val="center"/>
+        <w:tblLayout w:type="fixed"/>
+        <w:tblLook w:firstColumn="1" w:firstRow="1" w:lastColumn="0" w:lastRow="0" w:noHBand="0" w:noVBand="1" w:val="04A0"/>
+      </w:tblPr>
+      <w:tblGrid>
+        <w:gridCol w:w="680"/>
+        <w:gridCol w:w="4504"/>
+        <w:gridCol w:w="4504"/>
+      </w:tblGrid>
+      <w:tr>
+        <w:trPr>
+          <w:cantSplit/>
+          <w:tblHeader/>
+        </w:trPr>
+        <w:tc>
+          <w:tcPr>
+            <w:tcW w:type="dxa" w:w="680"/>
+            <w:vAlign w:val="center"/>
+          </w:tcPr>
+          <w:p>
+            <w:pPr>
+              <w:pStyle w:val="TableTextbbe10661"/>
+              <w:keepNext/>
+            </w:pPr>
+            <w:r>
+              <w:t>№ п/п</w:t>
+            </w:r>
+          </w:p>
+        </w:tc>
+        <w:tc>
+          <w:tcPr>
+            <w:tcW w:type="dxa" w:w="4504"/>
+            <w:vAlign w:val="center"/>
+          </w:tcPr>
+          <w:p>
+            <w:pPr>
+              <w:pStyle w:val="TableTextbbe10661"/>
+              <w:keepNext/>
+            </w:pPr>
+            <w:r>
+              <w:t>Код</w:t>
+            </w:r>
+          </w:p>
+        </w:tc>
+        <w:tc>
+          <w:tcPr>
+            <w:tcW w:type="dxa" w:w="4504"/>
+            <w:vAlign w:val="center"/>
+          </w:tcPr>
+          <w:p>
+            <w:pPr>
+              <w:pStyle w:val="TableTextbbe10661"/>
+              <w:keepNext/>
+            </w:pPr>
+            <w:r>
+              <w:t>Описание</w:t>
+            </w:r>
+          </w:p>
+        </w:tc>
+      </w:tr>
+      <w:tr>
+        <w:trPr>
+          <w:cantSplit/>
+          <w:tblHeader/>
+        </w:trPr>
+        <w:tc>
+          <w:tcPr>
+            <w:tcW w:type="dxa" w:w="680"/>
+            <w:tcBorders>
+              <w:bottom w:val="double" w:sz="4" w:space="0" w:color="auto"/>
+            </w:tcBorders>
+            <w:vAlign w:val="center"/>
+          </w:tcPr>
+          <w:p>
+            <w:pPr>
+              <w:pStyle w:val="TableTextbbe10661"/>
+              <w:keepNext/>
+            </w:pPr>
+            <w:r>
+              <w:t>1</w:t>
+            </w:r>
+          </w:p>
+        </w:tc>
+        <w:tc>
+          <w:tcPr>
+            <w:tcW w:type="dxa" w:w="4504"/>
+            <w:tcBorders>
+              <w:bottom w:val="double" w:sz="4" w:space="0" w:color="auto"/>
+            </w:tcBorders>
+            <w:vAlign w:val="center"/>
+          </w:tcPr>
+          <w:p>
+            <w:pPr>
+              <w:pStyle w:val="TableTextbbe10661"/>
+              <w:keepNext/>
+            </w:pPr>
+            <w:r>
+              <w:t>2</w:t>
+            </w:r>
+          </w:p>
+        </w:tc>
+        <w:tc>
+          <w:tcPr>
+            <w:tcW w:type="dxa" w:w="4504"/>
+            <w:tcBorders>
+              <w:bottom w:val="double" w:sz="4" w:space="0" w:color="auto"/>
+            </w:tcBorders>
+            <w:vAlign w:val="center"/>
+          </w:tcPr>
+          <w:p>
+            <w:pPr>
+              <w:pStyle w:val="TableTextbbe10661"/>
+              <w:keepNext/>
+            </w:pPr>
+            <w:r>
+              <w:t>3</w:t>
+            </w:r>
+          </w:p>
+        </w:tc>
+      </w:tr>
+      <w:tr>
+        <w:trPr>
+          <w:cantSplit/>
+        </w:trPr>
+        <w:tc>
+          <w:tcPr>
+            <w:tcW w:type="dxa" w:w="680"/>
+            <w:vAlign w:val="center"/>
+          </w:tcPr>
+          <w:p>
+            <w:pPr>
+              <w:pStyle w:val="TableTextbbe10661"/>
+            </w:pPr>
+            <w:r>
+              <w:t>1</w:t>
+            </w:r>
+          </w:p>
+        </w:tc>
+        <w:tc>
+          <w:tcPr>
+            <w:tcW w:type="dxa" w:w="4504"/>
+            <w:vAlign w:val="center"/>
+          </w:tcPr>
+          <w:p>
+            <w:pPr>
+              <w:pStyle w:val="TableTextbbe10661"/>
+            </w:pPr>
+            <w:r>
+              <w:t>A1</w:t>
+            </w:r>
+          </w:p>
+        </w:tc>
+        <w:tc>
+          <w:tcPr>
+            <w:tcW w:type="dxa" w:w="4504"/>
+            <w:vAlign w:val="center"/>
+          </w:tcPr>
+          <w:p>
+            <w:pPr>
+              <w:pStyle w:val="TableTextbbe10661"/>
+            </w:pPr>
+            <w:r>
+              <w:t>первый</w:t>
+            </w:r>
+          </w:p>
+        </w:tc>
+      </w:tr>
+      <w:tr>
+        <w:trPr>
+          <w:cantSplit/>
+        </w:trPr>
+        <w:tc>
+          <w:tcPr>
+            <w:tcW w:type="dxa" w:w="680"/>
+            <w:vAlign w:val="center"/>
+          </w:tcPr>
+          <w:p>
+            <w:pPr>
+              <w:pStyle w:val="TableTextbbe10661"/>
+            </w:pPr>
+            <w:r>
+              <w:t>2</w:t>
+            </w:r>
+          </w:p>
+        </w:tc>
+        <w:tc>
+          <w:tcPr>
+            <w:tcW w:type="dxa" w:w="4504"/>
+            <w:vAlign w:val="center"/>
+          </w:tcPr>
+          <w:p>
+            <w:pPr>
+              <w:pStyle w:val="TableTextbbe10661"/>
+            </w:pPr>
+            <w:r>
+              <w:t>B2</w:t>
+            </w:r>
+          </w:p>
+        </w:tc>
+        <w:tc>
+          <w:tcPr>
+            <w:tcW w:type="dxa" w:w="4504"/>
+            <w:vAlign w:val="center"/>
+          </w:tcPr>
+          <w:p>
+            <w:pPr>
+              <w:pStyle w:val="TableTextbbe10661"/>
+            </w:pPr>
+            <w:r>
+              <w:t>второй</w:t>
+            </w:r>
+          </w:p>
+        </w:tc>
+      </w:tr>
+    </w:tbl>
     <w:sectPr>
       <w:pgSz w:w="12240" w:h="15840"/>
       <w:pgMar w:top="1134" w:right="850" w:bottom="1134" w:left="1701" w:header="720" w:footer="720" w:gutter="0"/>
@@ -18890,6 +19607,30 @@
     </w:pPr>
     <w:rPr>
       <w:rFonts w:ascii="Times New Roman" w:hAnsi="Times New Roman"/>
+      <w:sz w:val="24"/>
+    </w:rPr>
+  </w:style>
+  <w:style w:type="paragraph" w:customStyle="1" w:styleId="TableTextcc949dc4">
+    <w:name w:val="Table Text cc949dc4"/>
+    <w:pPr>
+      <w:spacing w:before="0" w:after="0"/>
+      <w:ind w:firstLine="0"/>
+      <w:jc w:val="center"/>
+    </w:pPr>
+    <w:rPr>
+      <w:rFonts w:ascii="Times New Roman" w:hAnsi="Times New Roman"/>
+      <w:sz w:val="32"/>
+    </w:rPr>
+  </w:style>
+  <w:style w:type="paragraph" w:customStyle="1" w:styleId="TableTextbbe10661">
+    <w:name w:val="Table Text bbe10661"/>
+    <w:pPr>
+      <w:spacing w:before="0" w:after="0"/>
+      <w:ind w:firstLine="0"/>
+      <w:jc w:val="center"/>
+    </w:pPr>
+    <w:rPr>
+      <w:rFonts w:ascii="Courier New" w:hAnsi="Courier New"/>
       <w:sz w:val="24"/>
     </w:rPr>
   </w:style>

--- a/examples/example.docx
+++ b/examples/example.docx
@@ -6965,6 +6965,704 @@
         </w:tc>
       </w:tr>
     </w:tbl>
+    <w:p>
+      <w:pPr>
+        <w:pStyle w:val="Heading1"/>
+        <w:spacing w:line="360" w:lineRule="auto" w:before="0" w:after="0"/>
+        <w:ind w:firstLine="0"/>
+        <w:jc w:val="center"/>
+      </w:pPr>
+      <w:r>
+        <w:rPr>
+          <w:rFonts w:ascii="Times New Roman" w:hAnsi="Times New Roman"/>
+          <w:b/>
+          <w:i w:val="0"/>
+          <w:caps/>
+          <w:color w:val="000000"/>
+          <w:sz w:val="28"/>
+        </w:rPr>
+        <w:t>Формулы</w:t>
+      </w:r>
+    </w:p>
+    <w:p>
+      <w:pPr>
+        <w:spacing w:line="360" w:lineRule="auto" w:before="0" w:after="0"/>
+        <w:ind w:firstLine="709"/>
+        <w:jc w:val="both"/>
+      </w:pPr>
+      <w:r>
+        <w:rPr>
+          <w:rFonts w:ascii="Times New Roman" w:hAnsi="Times New Roman"/>
+          <w:sz w:val="28"/>
+        </w:rPr>
+        <w:t>Кинетическая энергия вычисляется по формуле (А.1).</w:t>
+      </w:r>
+    </w:p>
+    <w:p>
+      <w:pPr>
+        <w:keepNext/>
+        <w:spacing w:line="240" w:lineRule="auto" w:before="280" w:after="0"/>
+        <w:ind w:firstLine="0"/>
+      </w:pPr>
+      <m:oMathPara>
+        <m:oMath>
+          <m:eqArr>
+            <m:eqArrPr>
+              <m:maxDist m:val="1"/>
+            </m:eqArrPr>
+            <m:e>
+              <m:r>
+                <m:t>E</m:t>
+              </m:r>
+              <m:r>
+                <m:t>=</m:t>
+              </m:r>
+              <m:f>
+                <m:num>
+                  <m:r>
+                    <m:t>m</m:t>
+                  </m:r>
+                  <m:sSup>
+                    <m:e>
+                      <m:r>
+                        <m:t>v</m:t>
+                      </m:r>
+                    </m:e>
+                    <m:sup>
+                      <m:r>
+                        <m:t>2</m:t>
+                      </m:r>
+                    </m:sup>
+                  </m:sSup>
+                </m:num>
+                <m:den>
+                  <m:r>
+                    <m:t>2</m:t>
+                  </m:r>
+                </m:den>
+              </m:f>
+              <m:r>
+                <m:t xml:space="preserve"> #</m:t>
+              </m:r>
+              <m:d>
+                <m:e>
+                  <m:r>
+                    <m:rPr>
+                      <m:nor/>
+                    </m:rPr>
+                    <m:t xml:space="preserve">А.1</m:t>
+                  </m:r>
+                </m:e>
+              </m:d>
+            </m:e>
+          </m:eqArr>
+        </m:oMath>
+      </m:oMathPara>
+    </w:p>
+    <w:p>
+      <w:pPr>
+        <w:spacing w:line="360" w:lineRule="auto" w:before="0" w:after="0"/>
+        <w:ind w:firstLine="0"/>
+        <w:jc w:val="both"/>
+      </w:pPr>
+      <w:r>
+        <w:rPr>
+          <w:rFonts w:ascii="Times New Roman" w:hAnsi="Times New Roman"/>
+          <w:sz w:val="28"/>
+        </w:rPr>
+        <w:t>где m – масса тела, кг;</w:t>
+      </w:r>
+    </w:p>
+    <w:p>
+      <w:pPr>
+        <w:spacing w:line="360" w:lineRule="auto" w:before="0" w:after="0"/>
+        <w:ind w:firstLine="0"/>
+        <w:jc w:val="both"/>
+      </w:pPr>
+      <w:r>
+        <w:rPr>
+          <w:rFonts w:ascii="Times New Roman" w:hAnsi="Times New Roman"/>
+          <w:sz w:val="28"/>
+        </w:rPr>
+        <w:t>v – скорость тела, м/с.</w:t>
+      </w:r>
+    </w:p>
+    <w:p>
+      <w:pPr>
+        <w:spacing w:line="360" w:lineRule="auto" w:before="0" w:after="0"/>
+        <w:ind w:firstLine="709"/>
+        <w:jc w:val="both"/>
+      </w:pPr>
+      <w:r>
+        <w:rPr>
+          <w:rFonts w:ascii="Times New Roman" w:hAnsi="Times New Roman"/>
+          <w:sz w:val="28"/>
+        </w:rPr>
+        <w:t>Ненумерованная формула идёт просто по центру:</w:t>
+      </w:r>
+    </w:p>
+    <w:p>
+      <w:pPr>
+        <w:spacing w:line="240" w:lineRule="auto" w:before="280" w:after="280"/>
+        <w:ind w:firstLine="0"/>
+      </w:pPr>
+      <m:oMathPara>
+        <m:oMath>
+          <m:sSup>
+            <m:e>
+              <m:r>
+                <m:t>a</m:t>
+              </m:r>
+            </m:e>
+            <m:sup>
+              <m:r>
+                <m:t>2</m:t>
+              </m:r>
+            </m:sup>
+          </m:sSup>
+          <m:r>
+            <m:t>+</m:t>
+          </m:r>
+          <m:sSup>
+            <m:e>
+              <m:r>
+                <m:t>b</m:t>
+              </m:r>
+            </m:e>
+            <m:sup>
+              <m:r>
+                <m:t>2</m:t>
+              </m:r>
+            </m:sup>
+          </m:sSup>
+          <m:r>
+            <m:t>=</m:t>
+          </m:r>
+          <m:sSup>
+            <m:e>
+              <m:r>
+                <m:t>c</m:t>
+              </m:r>
+            </m:e>
+            <m:sup>
+              <m:r>
+                <m:t>2</m:t>
+              </m:r>
+            </m:sup>
+          </m:sSup>
+        </m:oMath>
+      </m:oMathPara>
+    </w:p>
+    <w:p>
+      <w:pPr>
+        <w:spacing w:line="360" w:lineRule="auto" w:before="0" w:after="0"/>
+        <w:ind w:firstLine="709"/>
+        <w:jc w:val="both"/>
+      </w:pPr>
+      <w:r>
+        <w:rPr>
+          <w:rFonts w:ascii="Times New Roman" w:hAnsi="Times New Roman"/>
+          <w:sz w:val="28"/>
+        </w:rPr>
+        <w:t>Среднеквадратическое отклонение — вложенные радикал, дробь и сумма:</w:t>
+      </w:r>
+    </w:p>
+    <w:p>
+      <w:pPr>
+        <w:keepNext/>
+        <w:spacing w:line="240" w:lineRule="auto" w:before="280" w:after="0"/>
+        <w:ind w:firstLine="0"/>
+      </w:pPr>
+      <m:oMathPara>
+        <m:oMath>
+          <m:eqArr>
+            <m:eqArrPr>
+              <m:maxDist m:val="1"/>
+            </m:eqArrPr>
+            <m:e>
+              <m:r>
+                <m:t>σ</m:t>
+              </m:r>
+              <m:r>
+                <m:t>=</m:t>
+              </m:r>
+              <m:rad>
+                <m:radPr>
+                  <m:degHide m:val="on"/>
+                </m:radPr>
+                <m:deg/>
+                <m:e>
+                  <m:f>
+                    <m:num>
+                      <m:nary>
+                        <m:naryPr>
+                          <m:chr m:val="∑"/>
+                          <m:limLoc m:val="undOvr"/>
+                          <m:subHide m:val="off"/>
+                          <m:supHide m:val="off"/>
+                        </m:naryPr>
+                        <m:sub>
+                          <m:r>
+                            <m:t>i</m:t>
+                          </m:r>
+                          <m:r>
+                            <m:t>=</m:t>
+                          </m:r>
+                          <m:r>
+                            <m:t>1</m:t>
+                          </m:r>
+                        </m:sub>
+                        <m:sup>
+                          <m:r>
+                            <m:t>n</m:t>
+                          </m:r>
+                        </m:sup>
+                        <m:e>
+                          <m:sSup>
+                            <m:e>
+                              <m:d>
+                                <m:dPr>
+                                  <m:begChr m:val="("/>
+                                  <m:endChr m:val=")"/>
+                                </m:dPr>
+                                <m:e>
+                                  <m:sSub>
+                                    <m:e>
+                                      <m:r>
+                                        <m:t>x</m:t>
+                                      </m:r>
+                                    </m:e>
+                                    <m:sub>
+                                      <m:r>
+                                        <m:t>i</m:t>
+                                      </m:r>
+                                    </m:sub>
+                                  </m:sSub>
+                                  <m:r>
+                                    <m:t>−</m:t>
+                                  </m:r>
+                                  <m:acc>
+                                    <m:accPr>
+                                      <m:chr m:val="̅"/>
+                                    </m:accPr>
+                                    <m:e>
+                                      <m:r>
+                                        <m:t>x</m:t>
+                                      </m:r>
+                                    </m:e>
+                                  </m:acc>
+                                </m:e>
+                              </m:d>
+                            </m:e>
+                            <m:sup>
+                              <m:r>
+                                <m:t>2</m:t>
+                              </m:r>
+                            </m:sup>
+                          </m:sSup>
+                        </m:e>
+                      </m:nary>
+                    </m:num>
+                    <m:den>
+                      <m:r>
+                        <m:t>n</m:t>
+                      </m:r>
+                      <m:r>
+                        <m:t>−</m:t>
+                      </m:r>
+                      <m:r>
+                        <m:t>1</m:t>
+                      </m:r>
+                    </m:den>
+                  </m:f>
+                </m:e>
+              </m:rad>
+              <m:r>
+                <m:t xml:space="preserve"> #</m:t>
+              </m:r>
+              <m:d>
+                <m:e>
+                  <m:r>
+                    <m:rPr>
+                      <m:nor/>
+                    </m:rPr>
+                    <m:t xml:space="preserve">А.2</m:t>
+                  </m:r>
+                </m:e>
+              </m:d>
+            </m:e>
+          </m:eqArr>
+        </m:oMath>
+      </m:oMathPara>
+    </w:p>
+    <w:p>
+      <w:pPr>
+        <w:spacing w:line="360" w:lineRule="auto" w:before="0" w:after="0"/>
+        <w:ind w:firstLine="0"/>
+        <w:jc w:val="both"/>
+      </w:pPr>
+      <w:r>
+        <w:rPr>
+          <w:rFonts w:ascii="Times New Roman" w:hAnsi="Times New Roman"/>
+          <w:sz w:val="28"/>
+        </w:rPr>
+        <w:t xml:space="preserve">где </w:t>
+      </w:r>
+      <w:r>
+        <w:rPr>
+          <w:rFonts w:ascii="Times New Roman" w:hAnsi="Times New Roman"/>
+          <w:i/>
+          <w:sz w:val="28"/>
+        </w:rPr>
+        <w:t>x</w:t>
+      </w:r>
+      <w:r>
+        <w:rPr>
+          <w:rFonts w:ascii="Times New Roman" w:hAnsi="Times New Roman"/>
+          <w:sz w:val="28"/>
+        </w:rPr>
+        <w:t xml:space="preserve"> – значение отдельного измерения;</w:t>
+      </w:r>
+    </w:p>
+    <w:p>
+      <w:pPr>
+        <w:spacing w:line="360" w:lineRule="auto" w:before="0" w:after="0"/>
+        <w:ind w:firstLine="0"/>
+        <w:jc w:val="both"/>
+      </w:pPr>
+      <w:r>
+        <w:rPr>
+          <w:rFonts w:ascii="Times New Roman" w:hAnsi="Times New Roman"/>
+          <w:sz w:val="28"/>
+        </w:rPr>
+        <w:t>n – объём выборки.</w:t>
+      </w:r>
+    </w:p>
+    <w:p>
+      <w:pPr>
+        <w:spacing w:line="360" w:lineRule="auto" w:before="0" w:after="0"/>
+        <w:ind w:firstLine="709"/>
+        <w:jc w:val="both"/>
+      </w:pPr>
+      <w:r>
+        <w:rPr>
+          <w:rFonts w:ascii="Times New Roman" w:hAnsi="Times New Roman"/>
+          <w:sz w:val="28"/>
+        </w:rPr>
+        <w:t>Матрица, система уравнений и индексы кириллицей:</w:t>
+      </w:r>
+    </w:p>
+    <w:p>
+      <w:pPr>
+        <w:spacing w:line="240" w:lineRule="auto" w:before="280" w:after="280"/>
+        <w:ind w:firstLine="0"/>
+      </w:pPr>
+      <m:oMathPara>
+        <m:oMath>
+          <m:eqArr>
+            <m:eqArrPr>
+              <m:maxDist m:val="1"/>
+            </m:eqArrPr>
+            <m:e>
+              <m:r>
+                <m:t>A</m:t>
+              </m:r>
+              <m:r>
+                <m:t>=</m:t>
+              </m:r>
+              <m:d>
+                <m:dPr>
+                  <m:begChr m:val="("/>
+                  <m:endChr m:val=")"/>
+                </m:dPr>
+                <m:e>
+                  <m:m>
+                    <m:mr>
+                      <m:e>
+                        <m:sSub>
+                          <m:e>
+                            <m:r>
+                              <m:t>a</m:t>
+                            </m:r>
+                          </m:e>
+                          <m:sub>
+                            <m:r>
+                              <m:t>11</m:t>
+                            </m:r>
+                          </m:sub>
+                        </m:sSub>
+                      </m:e>
+                      <m:e>
+                        <m:sSub>
+                          <m:e>
+                            <m:r>
+                              <m:t>a</m:t>
+                            </m:r>
+                          </m:e>
+                          <m:sub>
+                            <m:r>
+                              <m:t>12</m:t>
+                            </m:r>
+                          </m:sub>
+                        </m:sSub>
+                      </m:e>
+                    </m:mr>
+                    <m:mr>
+                      <m:e>
+                        <m:sSub>
+                          <m:e>
+                            <m:r>
+                              <m:t>a</m:t>
+                            </m:r>
+                          </m:e>
+                          <m:sub>
+                            <m:r>
+                              <m:t>21</m:t>
+                            </m:r>
+                          </m:sub>
+                        </m:sSub>
+                      </m:e>
+                      <m:e>
+                        <m:sSub>
+                          <m:e>
+                            <m:r>
+                              <m:t>a</m:t>
+                            </m:r>
+                          </m:e>
+                          <m:sub>
+                            <m:r>
+                              <m:t>22</m:t>
+                            </m:r>
+                          </m:sub>
+                        </m:sSub>
+                      </m:e>
+                    </m:mr>
+                  </m:m>
+                </m:e>
+              </m:d>
+              <m:r>
+                <m:t xml:space="preserve"> #</m:t>
+              </m:r>
+              <m:d>
+                <m:e>
+                  <m:r>
+                    <m:rPr>
+                      <m:nor/>
+                    </m:rPr>
+                    <m:t xml:space="preserve">А.3</m:t>
+                  </m:r>
+                </m:e>
+              </m:d>
+            </m:e>
+          </m:eqArr>
+        </m:oMath>
+      </m:oMathPara>
+    </w:p>
+    <w:p>
+      <w:pPr>
+        <w:spacing w:line="240" w:lineRule="auto" w:before="280" w:after="280"/>
+        <w:ind w:firstLine="0"/>
+      </w:pPr>
+      <m:oMathPara>
+        <m:oMath>
+          <m:eqArr>
+            <m:eqArrPr>
+              <m:maxDist m:val="1"/>
+            </m:eqArrPr>
+            <m:e>
+              <m:r>
+                <m:t>f</m:t>
+              </m:r>
+              <m:d>
+                <m:dPr>
+                  <m:begChr m:val="("/>
+                  <m:endChr m:val=")"/>
+                </m:dPr>
+                <m:e>
+                  <m:r>
+                    <m:t>x</m:t>
+                  </m:r>
+                </m:e>
+              </m:d>
+              <m:r>
+                <m:t>=</m:t>
+              </m:r>
+              <m:d>
+                <m:dPr>
+                  <m:begChr m:val="{"/>
+                  <m:endChr m:val=""/>
+                </m:dPr>
+                <m:e>
+                  <m:m>
+                    <m:mPr>
+                      <m:mcs>
+                        <m:mc>
+                          <m:mcPr>
+                            <m:count m:val="2"/>
+                            <m:mcJc m:val="left"/>
+                          </m:mcPr>
+                        </m:mc>
+                      </m:mcs>
+                    </m:mPr>
+                    <m:mr>
+                      <m:e>
+                        <m:r>
+                          <m:t>x</m:t>
+                        </m:r>
+                        <m:r>
+                          <m:t>,</m:t>
+                        </m:r>
+                      </m:e>
+                      <m:e>
+                        <m:r>
+                          <m:t>x</m:t>
+                        </m:r>
+                        <m:r>
+                          <m:t>&gt;</m:t>
+                        </m:r>
+                        <m:r>
+                          <m:t>0</m:t>
+                        </m:r>
+                      </m:e>
+                    </m:mr>
+                    <m:mr>
+                      <m:e>
+                        <m:r>
+                          <m:t>0</m:t>
+                        </m:r>
+                        <m:r>
+                          <m:t>,</m:t>
+                        </m:r>
+                      </m:e>
+                      <m:e>
+                        <m:r>
+                          <m:t>x</m:t>
+                        </m:r>
+                        <m:r>
+                          <m:t>≤</m:t>
+                        </m:r>
+                        <m:r>
+                          <m:t>0</m:t>
+                        </m:r>
+                      </m:e>
+                    </m:mr>
+                  </m:m>
+                </m:e>
+              </m:d>
+              <m:r>
+                <m:t xml:space="preserve"> #</m:t>
+              </m:r>
+              <m:d>
+                <m:e>
+                  <m:r>
+                    <m:rPr>
+                      <m:nor/>
+                    </m:rPr>
+                    <m:t xml:space="preserve">А.4</m:t>
+                  </m:r>
+                </m:e>
+              </m:d>
+            </m:e>
+          </m:eqArr>
+        </m:oMath>
+      </m:oMathPara>
+    </w:p>
+    <w:p>
+      <w:pPr>
+        <w:spacing w:line="240" w:lineRule="auto" w:before="280" w:after="280"/>
+        <w:ind w:firstLine="0"/>
+      </w:pPr>
+      <m:oMathPara>
+        <m:oMath>
+          <m:eqArr>
+            <m:eqArrPr>
+              <m:maxDist m:val="1"/>
+            </m:eqArrPr>
+            <m:e>
+              <m:sSub>
+                <m:e>
+                  <m:r>
+                    <m:t>K</m:t>
+                  </m:r>
+                </m:e>
+                <m:sub>
+                  <m:r>
+                    <m:rPr>
+                      <m:nor/>
+                    </m:rPr>
+                    <m:t>сум</m:t>
+                  </m:r>
+                </m:sub>
+              </m:sSub>
+              <m:r>
+                <m:t>=</m:t>
+              </m:r>
+              <m:f>
+                <m:num>
+                  <m:sSub>
+                    <m:e>
+                      <m:r>
+                        <m:t>P</m:t>
+                      </m:r>
+                    </m:e>
+                    <m:sub>
+                      <m:r>
+                        <m:t>в</m:t>
+                      </m:r>
+                      <m:r>
+                        <m:t>х</m:t>
+                      </m:r>
+                    </m:sub>
+                  </m:sSub>
+                </m:num>
+                <m:den>
+                  <m:sSub>
+                    <m:e>
+                      <m:r>
+                        <m:t>P</m:t>
+                      </m:r>
+                    </m:e>
+                    <m:sub>
+                      <m:r>
+                        <m:t>в</m:t>
+                      </m:r>
+                      <m:r>
+                        <m:t>ы</m:t>
+                      </m:r>
+                      <m:r>
+                        <m:t>х</m:t>
+                      </m:r>
+                    </m:sub>
+                  </m:sSub>
+                </m:den>
+              </m:f>
+              <m:r>
+                <m:t>·</m:t>
+              </m:r>
+              <m:r>
+                <m:t>100</m:t>
+              </m:r>
+              <m:r>
+                <m:t>%</m:t>
+              </m:r>
+              <m:r>
+                <m:t xml:space="preserve"> #</m:t>
+              </m:r>
+              <m:d>
+                <m:e>
+                  <m:r>
+                    <m:rPr>
+                      <m:nor/>
+                    </m:rPr>
+                    <m:t xml:space="preserve">А.5</m:t>
+                  </m:r>
+                </m:e>
+              </m:d>
+            </m:e>
+          </m:eqArr>
+        </m:oMath>
+      </m:oMathPara>
+    </w:p>
     <w:p>
       <w:pPr>
         <w:sectPr>

--- a/examples/example.docx
+++ b/examples/example.docx
@@ -6965,6 +6965,16 @@
         </w:tc>
       </w:tr>
     </w:tbl>
+    <w:p>
+      <w:pPr>
+        <w:sectPr>
+          <w:pgSz w:w="12240" w:h="15840"/>
+          <w:pgMar w:top="1134" w:right="850" w:bottom="1134" w:left="1701" w:header="720" w:footer="720" w:gutter="0"/>
+          <w:cols w:space="720"/>
+          <w:docGrid w:linePitch="360"/>
+        </w:sectPr>
+      </w:pPr>
+    </w:p>
     <w:p>
       <w:pPr>
         <w:pStyle w:val="Heading1"/>

--- a/examples/example.docx
+++ b/examples/example.docx
@@ -6965,6 +6965,714 @@
         </w:tc>
       </w:tr>
     </w:tbl>
+    <w:p>
+      <w:pPr>
+        <w:sectPr>
+          <w:pgSz w:w="12240" w:h="15840"/>
+          <w:pgMar w:top="1134" w:right="850" w:bottom="1134" w:left="1701" w:header="720" w:footer="720" w:gutter="0"/>
+          <w:cols w:space="720"/>
+          <w:docGrid w:linePitch="360"/>
+        </w:sectPr>
+      </w:pPr>
+    </w:p>
+    <w:p>
+      <w:pPr>
+        <w:pStyle w:val="Heading1"/>
+        <w:spacing w:line="360" w:lineRule="auto" w:before="0" w:after="0"/>
+        <w:ind w:firstLine="0"/>
+        <w:jc w:val="center"/>
+      </w:pPr>
+      <w:r>
+        <w:rPr>
+          <w:rFonts w:ascii="Times New Roman" w:hAnsi="Times New Roman"/>
+          <w:b/>
+          <w:i w:val="0"/>
+          <w:caps/>
+          <w:color w:val="000000"/>
+          <w:sz w:val="28"/>
+        </w:rPr>
+        <w:t>Формулы</w:t>
+      </w:r>
+    </w:p>
+    <w:p>
+      <w:pPr>
+        <w:spacing w:line="360" w:lineRule="auto" w:before="0" w:after="0"/>
+        <w:ind w:firstLine="709"/>
+        <w:jc w:val="both"/>
+      </w:pPr>
+      <w:r>
+        <w:rPr>
+          <w:rFonts w:ascii="Times New Roman" w:hAnsi="Times New Roman"/>
+          <w:sz w:val="28"/>
+        </w:rPr>
+        <w:t>Кинетическая энергия вычисляется по формуле (А.1).</w:t>
+      </w:r>
+    </w:p>
+    <w:p>
+      <w:pPr>
+        <w:keepNext/>
+        <w:spacing w:line="240" w:lineRule="auto" w:before="280" w:after="0"/>
+        <w:ind w:firstLine="0"/>
+      </w:pPr>
+      <m:oMathPara>
+        <m:oMath>
+          <m:eqArr>
+            <m:eqArrPr>
+              <m:maxDist m:val="1"/>
+            </m:eqArrPr>
+            <m:e>
+              <m:r>
+                <m:t>E</m:t>
+              </m:r>
+              <m:r>
+                <m:t>=</m:t>
+              </m:r>
+              <m:f>
+                <m:num>
+                  <m:r>
+                    <m:t>m</m:t>
+                  </m:r>
+                  <m:sSup>
+                    <m:e>
+                      <m:r>
+                        <m:t>v</m:t>
+                      </m:r>
+                    </m:e>
+                    <m:sup>
+                      <m:r>
+                        <m:t>2</m:t>
+                      </m:r>
+                    </m:sup>
+                  </m:sSup>
+                </m:num>
+                <m:den>
+                  <m:r>
+                    <m:t>2</m:t>
+                  </m:r>
+                </m:den>
+              </m:f>
+              <m:r>
+                <m:t xml:space="preserve"> #</m:t>
+              </m:r>
+              <m:d>
+                <m:e>
+                  <m:r>
+                    <m:rPr>
+                      <m:nor/>
+                    </m:rPr>
+                    <m:t xml:space="preserve">А.1</m:t>
+                  </m:r>
+                </m:e>
+              </m:d>
+            </m:e>
+          </m:eqArr>
+        </m:oMath>
+      </m:oMathPara>
+    </w:p>
+    <w:p>
+      <w:pPr>
+        <w:spacing w:line="360" w:lineRule="auto" w:before="0" w:after="0"/>
+        <w:ind w:firstLine="0"/>
+        <w:jc w:val="both"/>
+      </w:pPr>
+      <w:r>
+        <w:rPr>
+          <w:rFonts w:ascii="Times New Roman" w:hAnsi="Times New Roman"/>
+          <w:sz w:val="28"/>
+        </w:rPr>
+        <w:t>где m – масса тела, кг;</w:t>
+      </w:r>
+    </w:p>
+    <w:p>
+      <w:pPr>
+        <w:spacing w:line="360" w:lineRule="auto" w:before="0" w:after="0"/>
+        <w:ind w:firstLine="0"/>
+        <w:jc w:val="both"/>
+      </w:pPr>
+      <w:r>
+        <w:rPr>
+          <w:rFonts w:ascii="Times New Roman" w:hAnsi="Times New Roman"/>
+          <w:sz w:val="28"/>
+        </w:rPr>
+        <w:t>v – скорость тела, м/с.</w:t>
+      </w:r>
+    </w:p>
+    <w:p>
+      <w:pPr>
+        <w:spacing w:line="360" w:lineRule="auto" w:before="0" w:after="0"/>
+        <w:ind w:firstLine="709"/>
+        <w:jc w:val="both"/>
+      </w:pPr>
+      <w:r>
+        <w:rPr>
+          <w:rFonts w:ascii="Times New Roman" w:hAnsi="Times New Roman"/>
+          <w:sz w:val="28"/>
+        </w:rPr>
+        <w:t>Ненумерованная формула идёт просто по центру:</w:t>
+      </w:r>
+    </w:p>
+    <w:p>
+      <w:pPr>
+        <w:spacing w:line="240" w:lineRule="auto" w:before="280" w:after="280"/>
+        <w:ind w:firstLine="0"/>
+      </w:pPr>
+      <m:oMathPara>
+        <m:oMath>
+          <m:sSup>
+            <m:e>
+              <m:r>
+                <m:t>a</m:t>
+              </m:r>
+            </m:e>
+            <m:sup>
+              <m:r>
+                <m:t>2</m:t>
+              </m:r>
+            </m:sup>
+          </m:sSup>
+          <m:r>
+            <m:t>+</m:t>
+          </m:r>
+          <m:sSup>
+            <m:e>
+              <m:r>
+                <m:t>b</m:t>
+              </m:r>
+            </m:e>
+            <m:sup>
+              <m:r>
+                <m:t>2</m:t>
+              </m:r>
+            </m:sup>
+          </m:sSup>
+          <m:r>
+            <m:t>=</m:t>
+          </m:r>
+          <m:sSup>
+            <m:e>
+              <m:r>
+                <m:t>c</m:t>
+              </m:r>
+            </m:e>
+            <m:sup>
+              <m:r>
+                <m:t>2</m:t>
+              </m:r>
+            </m:sup>
+          </m:sSup>
+        </m:oMath>
+      </m:oMathPara>
+    </w:p>
+    <w:p>
+      <w:pPr>
+        <w:spacing w:line="360" w:lineRule="auto" w:before="0" w:after="0"/>
+        <w:ind w:firstLine="709"/>
+        <w:jc w:val="both"/>
+      </w:pPr>
+      <w:r>
+        <w:rPr>
+          <w:rFonts w:ascii="Times New Roman" w:hAnsi="Times New Roman"/>
+          <w:sz w:val="28"/>
+        </w:rPr>
+        <w:t>Среднеквадратическое отклонение — вложенные радикал, дробь и сумма:</w:t>
+      </w:r>
+    </w:p>
+    <w:p>
+      <w:pPr>
+        <w:keepNext/>
+        <w:spacing w:line="240" w:lineRule="auto" w:before="280" w:after="0"/>
+        <w:ind w:firstLine="0"/>
+      </w:pPr>
+      <m:oMathPara>
+        <m:oMath>
+          <m:eqArr>
+            <m:eqArrPr>
+              <m:maxDist m:val="1"/>
+            </m:eqArrPr>
+            <m:e>
+              <m:r>
+                <m:t>σ</m:t>
+              </m:r>
+              <m:r>
+                <m:t>=</m:t>
+              </m:r>
+              <m:rad>
+                <m:radPr>
+                  <m:degHide m:val="on"/>
+                </m:radPr>
+                <m:deg/>
+                <m:e>
+                  <m:f>
+                    <m:num>
+                      <m:nary>
+                        <m:naryPr>
+                          <m:chr m:val="∑"/>
+                          <m:limLoc m:val="undOvr"/>
+                          <m:subHide m:val="off"/>
+                          <m:supHide m:val="off"/>
+                        </m:naryPr>
+                        <m:sub>
+                          <m:r>
+                            <m:t>i</m:t>
+                          </m:r>
+                          <m:r>
+                            <m:t>=</m:t>
+                          </m:r>
+                          <m:r>
+                            <m:t>1</m:t>
+                          </m:r>
+                        </m:sub>
+                        <m:sup>
+                          <m:r>
+                            <m:t>n</m:t>
+                          </m:r>
+                        </m:sup>
+                        <m:e>
+                          <m:sSup>
+                            <m:e>
+                              <m:d>
+                                <m:dPr>
+                                  <m:begChr m:val="("/>
+                                  <m:endChr m:val=")"/>
+                                </m:dPr>
+                                <m:e>
+                                  <m:sSub>
+                                    <m:e>
+                                      <m:r>
+                                        <m:t>x</m:t>
+                                      </m:r>
+                                    </m:e>
+                                    <m:sub>
+                                      <m:r>
+                                        <m:t>i</m:t>
+                                      </m:r>
+                                    </m:sub>
+                                  </m:sSub>
+                                  <m:r>
+                                    <m:t>−</m:t>
+                                  </m:r>
+                                  <m:acc>
+                                    <m:accPr>
+                                      <m:chr m:val="̅"/>
+                                    </m:accPr>
+                                    <m:e>
+                                      <m:r>
+                                        <m:t>x</m:t>
+                                      </m:r>
+                                    </m:e>
+                                  </m:acc>
+                                </m:e>
+                              </m:d>
+                            </m:e>
+                            <m:sup>
+                              <m:r>
+                                <m:t>2</m:t>
+                              </m:r>
+                            </m:sup>
+                          </m:sSup>
+                        </m:e>
+                      </m:nary>
+                    </m:num>
+                    <m:den>
+                      <m:r>
+                        <m:t>n</m:t>
+                      </m:r>
+                      <m:r>
+                        <m:t>−</m:t>
+                      </m:r>
+                      <m:r>
+                        <m:t>1</m:t>
+                      </m:r>
+                    </m:den>
+                  </m:f>
+                </m:e>
+              </m:rad>
+              <m:r>
+                <m:t xml:space="preserve"> #</m:t>
+              </m:r>
+              <m:d>
+                <m:e>
+                  <m:r>
+                    <m:rPr>
+                      <m:nor/>
+                    </m:rPr>
+                    <m:t xml:space="preserve">А.2</m:t>
+                  </m:r>
+                </m:e>
+              </m:d>
+            </m:e>
+          </m:eqArr>
+        </m:oMath>
+      </m:oMathPara>
+    </w:p>
+    <w:p>
+      <w:pPr>
+        <w:spacing w:line="360" w:lineRule="auto" w:before="0" w:after="0"/>
+        <w:ind w:firstLine="0"/>
+        <w:jc w:val="both"/>
+      </w:pPr>
+      <w:r>
+        <w:rPr>
+          <w:rFonts w:ascii="Times New Roman" w:hAnsi="Times New Roman"/>
+          <w:sz w:val="28"/>
+        </w:rPr>
+        <w:t xml:space="preserve">где </w:t>
+      </w:r>
+      <w:r>
+        <w:rPr>
+          <w:rFonts w:ascii="Times New Roman" w:hAnsi="Times New Roman"/>
+          <w:i/>
+          <w:sz w:val="28"/>
+        </w:rPr>
+        <w:t>x</w:t>
+      </w:r>
+      <w:r>
+        <w:rPr>
+          <w:rFonts w:ascii="Times New Roman" w:hAnsi="Times New Roman"/>
+          <w:sz w:val="28"/>
+        </w:rPr>
+        <w:t xml:space="preserve"> – значение отдельного измерения;</w:t>
+      </w:r>
+    </w:p>
+    <w:p>
+      <w:pPr>
+        <w:spacing w:line="360" w:lineRule="auto" w:before="0" w:after="0"/>
+        <w:ind w:firstLine="0"/>
+        <w:jc w:val="both"/>
+      </w:pPr>
+      <w:r>
+        <w:rPr>
+          <w:rFonts w:ascii="Times New Roman" w:hAnsi="Times New Roman"/>
+          <w:sz w:val="28"/>
+        </w:rPr>
+        <w:t>n – объём выборки.</w:t>
+      </w:r>
+    </w:p>
+    <w:p>
+      <w:pPr>
+        <w:spacing w:line="360" w:lineRule="auto" w:before="0" w:after="0"/>
+        <w:ind w:firstLine="709"/>
+        <w:jc w:val="both"/>
+      </w:pPr>
+      <w:r>
+        <w:rPr>
+          <w:rFonts w:ascii="Times New Roman" w:hAnsi="Times New Roman"/>
+          <w:sz w:val="28"/>
+        </w:rPr>
+        <w:t>Матрица, система уравнений и индексы кириллицей:</w:t>
+      </w:r>
+    </w:p>
+    <w:p>
+      <w:pPr>
+        <w:spacing w:line="240" w:lineRule="auto" w:before="280" w:after="280"/>
+        <w:ind w:firstLine="0"/>
+      </w:pPr>
+      <m:oMathPara>
+        <m:oMath>
+          <m:eqArr>
+            <m:eqArrPr>
+              <m:maxDist m:val="1"/>
+            </m:eqArrPr>
+            <m:e>
+              <m:r>
+                <m:t>A</m:t>
+              </m:r>
+              <m:r>
+                <m:t>=</m:t>
+              </m:r>
+              <m:d>
+                <m:dPr>
+                  <m:begChr m:val="("/>
+                  <m:endChr m:val=")"/>
+                </m:dPr>
+                <m:e>
+                  <m:m>
+                    <m:mr>
+                      <m:e>
+                        <m:sSub>
+                          <m:e>
+                            <m:r>
+                              <m:t>a</m:t>
+                            </m:r>
+                          </m:e>
+                          <m:sub>
+                            <m:r>
+                              <m:t>11</m:t>
+                            </m:r>
+                          </m:sub>
+                        </m:sSub>
+                      </m:e>
+                      <m:e>
+                        <m:sSub>
+                          <m:e>
+                            <m:r>
+                              <m:t>a</m:t>
+                            </m:r>
+                          </m:e>
+                          <m:sub>
+                            <m:r>
+                              <m:t>12</m:t>
+                            </m:r>
+                          </m:sub>
+                        </m:sSub>
+                      </m:e>
+                    </m:mr>
+                    <m:mr>
+                      <m:e>
+                        <m:sSub>
+                          <m:e>
+                            <m:r>
+                              <m:t>a</m:t>
+                            </m:r>
+                          </m:e>
+                          <m:sub>
+                            <m:r>
+                              <m:t>21</m:t>
+                            </m:r>
+                          </m:sub>
+                        </m:sSub>
+                      </m:e>
+                      <m:e>
+                        <m:sSub>
+                          <m:e>
+                            <m:r>
+                              <m:t>a</m:t>
+                            </m:r>
+                          </m:e>
+                          <m:sub>
+                            <m:r>
+                              <m:t>22</m:t>
+                            </m:r>
+                          </m:sub>
+                        </m:sSub>
+                      </m:e>
+                    </m:mr>
+                  </m:m>
+                </m:e>
+              </m:d>
+              <m:r>
+                <m:t xml:space="preserve"> #</m:t>
+              </m:r>
+              <m:d>
+                <m:e>
+                  <m:r>
+                    <m:rPr>
+                      <m:nor/>
+                    </m:rPr>
+                    <m:t xml:space="preserve">А.3</m:t>
+                  </m:r>
+                </m:e>
+              </m:d>
+            </m:e>
+          </m:eqArr>
+        </m:oMath>
+      </m:oMathPara>
+    </w:p>
+    <w:p>
+      <w:pPr>
+        <w:spacing w:line="240" w:lineRule="auto" w:before="280" w:after="280"/>
+        <w:ind w:firstLine="0"/>
+      </w:pPr>
+      <m:oMathPara>
+        <m:oMath>
+          <m:eqArr>
+            <m:eqArrPr>
+              <m:maxDist m:val="1"/>
+            </m:eqArrPr>
+            <m:e>
+              <m:r>
+                <m:t>f</m:t>
+              </m:r>
+              <m:d>
+                <m:dPr>
+                  <m:begChr m:val="("/>
+                  <m:endChr m:val=")"/>
+                </m:dPr>
+                <m:e>
+                  <m:r>
+                    <m:t>x</m:t>
+                  </m:r>
+                </m:e>
+              </m:d>
+              <m:r>
+                <m:t>=</m:t>
+              </m:r>
+              <m:d>
+                <m:dPr>
+                  <m:begChr m:val="{"/>
+                  <m:endChr m:val=""/>
+                </m:dPr>
+                <m:e>
+                  <m:m>
+                    <m:mPr>
+                      <m:mcs>
+                        <m:mc>
+                          <m:mcPr>
+                            <m:count m:val="2"/>
+                            <m:mcJc m:val="left"/>
+                          </m:mcPr>
+                        </m:mc>
+                      </m:mcs>
+                    </m:mPr>
+                    <m:mr>
+                      <m:e>
+                        <m:r>
+                          <m:t>x</m:t>
+                        </m:r>
+                        <m:r>
+                          <m:t>,</m:t>
+                        </m:r>
+                      </m:e>
+                      <m:e>
+                        <m:r>
+                          <m:t>x</m:t>
+                        </m:r>
+                        <m:r>
+                          <m:t>&gt;</m:t>
+                        </m:r>
+                        <m:r>
+                          <m:t>0</m:t>
+                        </m:r>
+                      </m:e>
+                    </m:mr>
+                    <m:mr>
+                      <m:e>
+                        <m:r>
+                          <m:t>0</m:t>
+                        </m:r>
+                        <m:r>
+                          <m:t>,</m:t>
+                        </m:r>
+                      </m:e>
+                      <m:e>
+                        <m:r>
+                          <m:t>x</m:t>
+                        </m:r>
+                        <m:r>
+                          <m:t>≤</m:t>
+                        </m:r>
+                        <m:r>
+                          <m:t>0</m:t>
+                        </m:r>
+                      </m:e>
+                    </m:mr>
+                  </m:m>
+                </m:e>
+              </m:d>
+              <m:r>
+                <m:t xml:space="preserve"> #</m:t>
+              </m:r>
+              <m:d>
+                <m:e>
+                  <m:r>
+                    <m:rPr>
+                      <m:nor/>
+                    </m:rPr>
+                    <m:t xml:space="preserve">А.4</m:t>
+                  </m:r>
+                </m:e>
+              </m:d>
+            </m:e>
+          </m:eqArr>
+        </m:oMath>
+      </m:oMathPara>
+    </w:p>
+    <w:p>
+      <w:pPr>
+        <w:spacing w:line="240" w:lineRule="auto" w:before="280" w:after="280"/>
+        <w:ind w:firstLine="0"/>
+      </w:pPr>
+      <m:oMathPara>
+        <m:oMath>
+          <m:eqArr>
+            <m:eqArrPr>
+              <m:maxDist m:val="1"/>
+            </m:eqArrPr>
+            <m:e>
+              <m:sSub>
+                <m:e>
+                  <m:r>
+                    <m:t>K</m:t>
+                  </m:r>
+                </m:e>
+                <m:sub>
+                  <m:r>
+                    <m:rPr>
+                      <m:nor/>
+                    </m:rPr>
+                    <m:t>сум</m:t>
+                  </m:r>
+                </m:sub>
+              </m:sSub>
+              <m:r>
+                <m:t>=</m:t>
+              </m:r>
+              <m:f>
+                <m:num>
+                  <m:sSub>
+                    <m:e>
+                      <m:r>
+                        <m:t>P</m:t>
+                      </m:r>
+                    </m:e>
+                    <m:sub>
+                      <m:r>
+                        <m:t>в</m:t>
+                      </m:r>
+                      <m:r>
+                        <m:t>х</m:t>
+                      </m:r>
+                    </m:sub>
+                  </m:sSub>
+                </m:num>
+                <m:den>
+                  <m:sSub>
+                    <m:e>
+                      <m:r>
+                        <m:t>P</m:t>
+                      </m:r>
+                    </m:e>
+                    <m:sub>
+                      <m:r>
+                        <m:t>в</m:t>
+                      </m:r>
+                      <m:r>
+                        <m:t>ы</m:t>
+                      </m:r>
+                      <m:r>
+                        <m:t>х</m:t>
+                      </m:r>
+                    </m:sub>
+                  </m:sSub>
+                </m:den>
+              </m:f>
+              <m:r>
+                <m:t>·</m:t>
+              </m:r>
+              <m:r>
+                <m:t>100</m:t>
+              </m:r>
+              <m:r>
+                <m:t>%</m:t>
+              </m:r>
+              <m:r>
+                <m:t xml:space="preserve"> #</m:t>
+              </m:r>
+              <m:d>
+                <m:e>
+                  <m:r>
+                    <m:rPr>
+                      <m:nor/>
+                    </m:rPr>
+                    <m:t xml:space="preserve">А.5</m:t>
+                  </m:r>
+                </m:e>
+              </m:d>
+            </m:e>
+          </m:eqArr>
+        </m:oMath>
+      </m:oMathPara>
+    </w:p>
     <w:p>
       <w:pPr>
         <w:sectPr>

--- a/examples/example.docx
+++ b/examples/example.docx
@@ -117,13 +117,6 @@
         <w:ind w:firstLine="709"/>
         <w:jc w:val="both"/>
       </w:pPr>
-    </w:p>
-    <w:p>
-      <w:pPr>
-        <w:spacing w:line="360" w:lineRule="auto" w:before="0" w:after="0"/>
-        <w:ind w:firstLine="709"/>
-        <w:jc w:val="both"/>
-      </w:pPr>
       <w:r>
         <w:rPr>
           <w:rFonts w:ascii="Times New Roman" w:hAnsi="Times New Roman"/>
@@ -219,7 +212,7 @@
           <w:rFonts w:ascii="Times New Roman" w:hAnsi="Times New Roman"/>
           <w:sz w:val="28"/>
         </w:rPr>
-        <w:t>На рисунке А.1.</w:t>
+        <w:t>Тут демонстрируется пример ссылки на рисунок А.1. Также можно ссылаться на таблицы и формулы.</w:t>
       </w:r>
     </w:p>
     <w:p>
@@ -265,7 +258,7 @@
     </w:p>
     <w:p>
       <w:pPr>
-        <w:spacing w:line="240" w:lineRule="auto" w:after="120"/>
+        <w:spacing w:line="240" w:lineRule="auto" w:before="0" w:after="240"/>
         <w:ind w:firstLine="0"/>
         <w:jc w:val="center"/>
       </w:pPr>
@@ -294,365 +287,22 @@
     </w:p>
     <w:p>
       <w:pPr>
-        <w:keepNext/>
-        <w:spacing w:line="240" w:lineRule="auto" w:after="120"/>
-        <w:ind w:firstLine="0"/>
-        <w:jc w:val="left"/>
+        <w:spacing w:line="360" w:lineRule="auto" w:before="0" w:after="0"/>
+        <w:ind w:firstLine="709"/>
+        <w:jc w:val="both"/>
       </w:pPr>
       <w:r>
         <w:rPr>
           <w:rFonts w:ascii="Times New Roman" w:hAnsi="Times New Roman"/>
           <w:sz w:val="28"/>
         </w:rPr>
-        <w:t>Таблица А.1 – Таблица по умолчанию: со столбцом «№ п/п» и строкой номеров столбцов</w:t>
+        <w:t>На таблице А.1 можно увидеть пример таблицы по умолчанию: автоматически добавляется нумерация столбцов и строк, после нумерации строк идет двойная линия.</w:t>
       </w:r>
     </w:p>
-    <w:tbl>
-      <w:tblPr>
-        <w:tblStyle w:val="TableGrid"/>
-        <w:tblW w:type="auto" w:w="0"/>
-        <w:jc w:val="center"/>
-        <w:tblLayout w:type="fixed"/>
-        <w:tblLook w:firstColumn="1" w:firstRow="1" w:lastColumn="0" w:lastRow="0" w:noHBand="0" w:noVBand="1" w:val="04A0"/>
-      </w:tblPr>
-      <w:tblGrid>
-        <w:gridCol w:w="680"/>
-        <w:gridCol w:w="3003"/>
-        <w:gridCol w:w="3003"/>
-        <w:gridCol w:w="3003"/>
-      </w:tblGrid>
-      <w:tr>
-        <w:trPr>
-          <w:cantSplit/>
-          <w:tblHeader/>
-        </w:trPr>
-        <w:tc>
-          <w:tcPr>
-            <w:tcW w:type="dxa" w:w="680"/>
-            <w:vAlign w:val="center"/>
-          </w:tcPr>
-          <w:p>
-            <w:pPr>
-              <w:pStyle w:val="TableText"/>
-              <w:keepNext/>
-            </w:pPr>
-            <w:r>
-              <w:t>№ п/п</w:t>
-            </w:r>
-          </w:p>
-        </w:tc>
-        <w:tc>
-          <w:tcPr>
-            <w:tcW w:type="dxa" w:w="3003"/>
-            <w:vAlign w:val="center"/>
-          </w:tcPr>
-          <w:p>
-            <w:pPr>
-              <w:pStyle w:val="TableText"/>
-              <w:keepNext/>
-            </w:pPr>
-            <w:r>
-              <w:t>Показатель А</w:t>
-            </w:r>
-          </w:p>
-        </w:tc>
-        <w:tc>
-          <w:tcPr>
-            <w:tcW w:type="dxa" w:w="3003"/>
-            <w:vAlign w:val="center"/>
-          </w:tcPr>
-          <w:p>
-            <w:pPr>
-              <w:pStyle w:val="TableText"/>
-              <w:keepNext/>
-            </w:pPr>
-            <w:r>
-              <w:t>Показатель Б</w:t>
-            </w:r>
-          </w:p>
-        </w:tc>
-        <w:tc>
-          <w:tcPr>
-            <w:tcW w:type="dxa" w:w="3003"/>
-            <w:vAlign w:val="center"/>
-          </w:tcPr>
-          <w:p>
-            <w:pPr>
-              <w:pStyle w:val="TableText"/>
-              <w:keepNext/>
-            </w:pPr>
-            <w:r>
-              <w:t>Текст</w:t>
-            </w:r>
-          </w:p>
-        </w:tc>
-      </w:tr>
-      <w:tr>
-        <w:trPr>
-          <w:cantSplit/>
-          <w:tblHeader/>
-        </w:trPr>
-        <w:tc>
-          <w:tcPr>
-            <w:tcW w:type="dxa" w:w="680"/>
-            <w:tcBorders>
-              <w:bottom w:val="double" w:sz="4" w:space="0" w:color="auto"/>
-            </w:tcBorders>
-            <w:vAlign w:val="center"/>
-          </w:tcPr>
-          <w:p>
-            <w:pPr>
-              <w:pStyle w:val="TableText"/>
-              <w:keepNext/>
-            </w:pPr>
-            <w:r>
-              <w:t>1</w:t>
-            </w:r>
-          </w:p>
-        </w:tc>
-        <w:tc>
-          <w:tcPr>
-            <w:tcW w:type="dxa" w:w="3003"/>
-            <w:tcBorders>
-              <w:bottom w:val="double" w:sz="4" w:space="0" w:color="auto"/>
-            </w:tcBorders>
-            <w:vAlign w:val="center"/>
-          </w:tcPr>
-          <w:p>
-            <w:pPr>
-              <w:pStyle w:val="TableText"/>
-              <w:keepNext/>
-            </w:pPr>
-            <w:r>
-              <w:t>2</w:t>
-            </w:r>
-          </w:p>
-        </w:tc>
-        <w:tc>
-          <w:tcPr>
-            <w:tcW w:type="dxa" w:w="3003"/>
-            <w:tcBorders>
-              <w:bottom w:val="double" w:sz="4" w:space="0" w:color="auto"/>
-            </w:tcBorders>
-            <w:vAlign w:val="center"/>
-          </w:tcPr>
-          <w:p>
-            <w:pPr>
-              <w:pStyle w:val="TableText"/>
-              <w:keepNext/>
-            </w:pPr>
-            <w:r>
-              <w:t>3</w:t>
-            </w:r>
-          </w:p>
-        </w:tc>
-        <w:tc>
-          <w:tcPr>
-            <w:tcW w:type="dxa" w:w="3003"/>
-            <w:tcBorders>
-              <w:bottom w:val="double" w:sz="4" w:space="0" w:color="auto"/>
-            </w:tcBorders>
-            <w:vAlign w:val="center"/>
-          </w:tcPr>
-          <w:p>
-            <w:pPr>
-              <w:pStyle w:val="TableText"/>
-              <w:keepNext/>
-            </w:pPr>
-            <w:r>
-              <w:t>4</w:t>
-            </w:r>
-          </w:p>
-        </w:tc>
-      </w:tr>
-      <w:tr>
-        <w:trPr>
-          <w:cantSplit/>
-        </w:trPr>
-        <w:tc>
-          <w:tcPr>
-            <w:tcW w:type="dxa" w:w="680"/>
-            <w:vAlign w:val="center"/>
-          </w:tcPr>
-          <w:p>
-            <w:pPr>
-              <w:pStyle w:val="TableText"/>
-            </w:pPr>
-            <w:r>
-              <w:t>1</w:t>
-            </w:r>
-          </w:p>
-        </w:tc>
-        <w:tc>
-          <w:tcPr>
-            <w:tcW w:type="dxa" w:w="3003"/>
-            <w:vAlign w:val="center"/>
-          </w:tcPr>
-          <w:p>
-            <w:pPr>
-              <w:pStyle w:val="TableText"/>
-            </w:pPr>
-            <w:r>
-              <w:t>1.00</w:t>
-            </w:r>
-          </w:p>
-        </w:tc>
-        <w:tc>
-          <w:tcPr>
-            <w:tcW w:type="dxa" w:w="3003"/>
-            <w:vAlign w:val="center"/>
-          </w:tcPr>
-          <w:p>
-            <w:pPr>
-              <w:pStyle w:val="TableText"/>
-            </w:pPr>
-            <w:r>
-              <w:t>100.00</w:t>
-            </w:r>
-          </w:p>
-        </w:tc>
-        <w:tc>
-          <w:tcPr>
-            <w:tcW w:type="dxa" w:w="3003"/>
-            <w:vAlign w:val="center"/>
-          </w:tcPr>
-          <w:p>
-            <w:pPr>
-              <w:pStyle w:val="TableText"/>
-            </w:pPr>
-            <w:r>
-              <w:t>alpha</w:t>
-            </w:r>
-          </w:p>
-        </w:tc>
-      </w:tr>
-      <w:tr>
-        <w:trPr>
-          <w:cantSplit/>
-        </w:trPr>
-        <w:tc>
-          <w:tcPr>
-            <w:tcW w:type="dxa" w:w="680"/>
-            <w:vAlign w:val="center"/>
-          </w:tcPr>
-          <w:p>
-            <w:pPr>
-              <w:pStyle w:val="TableText"/>
-            </w:pPr>
-            <w:r>
-              <w:t>2</w:t>
-            </w:r>
-          </w:p>
-        </w:tc>
-        <w:tc>
-          <w:tcPr>
-            <w:tcW w:type="dxa" w:w="3003"/>
-            <w:vAlign w:val="center"/>
-          </w:tcPr>
-          <w:p>
-            <w:pPr>
-              <w:pStyle w:val="TableText"/>
-            </w:pPr>
-            <w:r>
-              <w:t>2.50</w:t>
-            </w:r>
-          </w:p>
-        </w:tc>
-        <w:tc>
-          <w:tcPr>
-            <w:tcW w:type="dxa" w:w="3003"/>
-            <w:vAlign w:val="center"/>
-          </w:tcPr>
-          <w:p>
-            <w:pPr>
-              <w:pStyle w:val="TableText"/>
-            </w:pPr>
-            <w:r>
-              <w:t>200.00</w:t>
-            </w:r>
-          </w:p>
-        </w:tc>
-        <w:tc>
-          <w:tcPr>
-            <w:tcW w:type="dxa" w:w="3003"/>
-            <w:vAlign w:val="center"/>
-          </w:tcPr>
-          <w:p>
-            <w:pPr>
-              <w:pStyle w:val="TableText"/>
-            </w:pPr>
-            <w:r>
-              <w:t>beta</w:t>
-            </w:r>
-          </w:p>
-        </w:tc>
-      </w:tr>
-      <w:tr>
-        <w:trPr>
-          <w:cantSplit/>
-        </w:trPr>
-        <w:tc>
-          <w:tcPr>
-            <w:tcW w:type="dxa" w:w="680"/>
-            <w:vAlign w:val="center"/>
-          </w:tcPr>
-          <w:p>
-            <w:pPr>
-              <w:pStyle w:val="TableText"/>
-            </w:pPr>
-            <w:r>
-              <w:t>3</w:t>
-            </w:r>
-          </w:p>
-        </w:tc>
-        <w:tc>
-          <w:tcPr>
-            <w:tcW w:type="dxa" w:w="3003"/>
-            <w:vAlign w:val="center"/>
-          </w:tcPr>
-          <w:p>
-            <w:pPr>
-              <w:pStyle w:val="TableText"/>
-            </w:pPr>
-            <w:r>
-              <w:t>3.33</w:t>
-            </w:r>
-          </w:p>
-        </w:tc>
-        <w:tc>
-          <w:tcPr>
-            <w:tcW w:type="dxa" w:w="3003"/>
-            <w:vAlign w:val="center"/>
-          </w:tcPr>
-          <w:p>
-            <w:pPr>
-              <w:pStyle w:val="TableText"/>
-            </w:pPr>
-            <w:r>
-              <w:t>300.00</w:t>
-            </w:r>
-          </w:p>
-        </w:tc>
-        <w:tc>
-          <w:tcPr>
-            <w:tcW w:type="dxa" w:w="3003"/>
-            <w:vAlign w:val="center"/>
-          </w:tcPr>
-          <w:p>
-            <w:pPr>
-              <w:pStyle w:val="TableText"/>
-            </w:pPr>
-            <w:r>
-              <w:t>gamma</w:t>
-            </w:r>
-          </w:p>
-        </w:tc>
-      </w:tr>
-    </w:tbl>
     <w:p>
       <w:pPr>
         <w:keepNext/>
-        <w:spacing w:line="240" w:lineRule="auto" w:after="120"/>
+        <w:spacing w:line="240" w:lineRule="auto" w:before="0" w:after="0"/>
         <w:ind w:firstLine="0"/>
         <w:jc w:val="left"/>
       </w:pPr>
@@ -852,7 +502,7 @@
     <w:p>
       <w:pPr>
         <w:keepNext/>
-        <w:spacing w:line="240" w:lineRule="auto" w:after="120"/>
+        <w:spacing w:line="240" w:lineRule="auto" w:before="0" w:after="0"/>
         <w:ind w:firstLine="0"/>
         <w:jc w:val="left"/>
       </w:pPr>
@@ -1035,7 +685,7 @@
     <w:p>
       <w:pPr>
         <w:keepNext/>
-        <w:spacing w:line="240" w:lineRule="auto" w:after="120"/>
+        <w:spacing w:line="240" w:lineRule="auto" w:before="0" w:after="0"/>
         <w:ind w:firstLine="0"/>
         <w:jc w:val="left"/>
       </w:pPr>
@@ -1269,7 +919,7 @@
     <w:p>
       <w:pPr>
         <w:keepNext/>
-        <w:spacing w:line="240" w:lineRule="auto" w:after="120"/>
+        <w:spacing w:line="240" w:lineRule="auto" w:before="0" w:after="0"/>
         <w:ind w:firstLine="0"/>
         <w:jc w:val="left"/>
       </w:pPr>
@@ -3089,7 +2739,7 @@
       <w:pPr>
         <w:keepNext/>
         <w:pageBreakBefore/>
-        <w:spacing w:line="240" w:lineRule="auto" w:after="120"/>
+        <w:spacing w:line="240" w:lineRule="auto" w:before="0" w:after="0"/>
         <w:ind w:firstLine="0"/>
         <w:jc w:val="left"/>
       </w:pPr>
@@ -7738,7 +7388,7 @@
     <w:p>
       <w:pPr>
         <w:keepNext/>
-        <w:spacing w:line="240" w:lineRule="auto" w:after="120"/>
+        <w:spacing w:line="240" w:lineRule="auto" w:before="0" w:after="0"/>
         <w:ind w:firstLine="0"/>
         <w:jc w:val="left"/>
       </w:pPr>
@@ -7987,7 +7637,7 @@
     <w:p>
       <w:pPr>
         <w:keepNext/>
-        <w:spacing w:line="240" w:lineRule="auto" w:after="120"/>
+        <w:spacing w:line="240" w:lineRule="auto" w:before="0" w:after="0"/>
         <w:ind w:firstLine="0"/>
         <w:jc w:val="left"/>
       </w:pPr>

--- a/examples/example.docx
+++ b/examples/example.docx
@@ -6730,7 +6730,9 @@
           <w:rFonts w:ascii="Times New Roman" w:hAnsi="Times New Roman"/>
           <w:sz w:val="28"/>
         </w:rPr>
-        <w:t>где m – масса тела, кг;</w:t>
+        <w:t xml:space="preserve">где </w:t>
+        <w:tab/>
+        <w:t>m – масса тела, кг;</w:t>
       </w:r>
     </w:p>
     <w:p>
@@ -6744,6 +6746,7 @@
           <w:rFonts w:ascii="Times New Roman" w:hAnsi="Times New Roman"/>
           <w:sz w:val="28"/>
         </w:rPr>
+        <w:tab/>
         <w:t>v – скорость тела, м/с.</w:t>
       </w:r>
     </w:p>
@@ -6967,6 +6970,7 @@
           <w:sz w:val="28"/>
         </w:rPr>
         <w:t xml:space="preserve">где </w:t>
+        <w:tab/>
       </w:r>
       <w:r>
         <w:rPr>
@@ -6995,6 +6999,7 @@
           <w:rFonts w:ascii="Times New Roman" w:hAnsi="Times New Roman"/>
           <w:sz w:val="28"/>
         </w:rPr>
+        <w:tab/>
         <w:t>n – объём выборки.</w:t>
       </w:r>
     </w:p>

--- a/examples/example.docx
+++ b/examples/example.docx
@@ -5,7 +5,7 @@
     <w:p>
       <w:pPr>
         <w:pStyle w:val="Heading1"/>
-        <w:spacing w:line="360" w:lineRule="auto" w:before="0" w:after="0"/>
+        <w:spacing w:line="360" w:lineRule="auto" w:before="120" w:after="120"/>
         <w:ind w:firstLine="0"/>
         <w:jc w:val="center"/>
       </w:pPr>
@@ -24,7 +24,7 @@
     <w:p>
       <w:pPr>
         <w:pStyle w:val="Heading2"/>
-        <w:spacing w:line="360" w:lineRule="auto" w:before="0" w:after="0"/>
+        <w:spacing w:line="360" w:lineRule="auto" w:before="120" w:after="120"/>
         <w:ind w:firstLine="709"/>
         <w:jc w:val="both"/>
       </w:pPr>
@@ -43,7 +43,7 @@
     <w:p>
       <w:pPr>
         <w:pStyle w:val="Heading3"/>
-        <w:spacing w:line="360" w:lineRule="auto" w:before="0" w:after="0"/>
+        <w:spacing w:line="360" w:lineRule="auto" w:before="120" w:after="120"/>
         <w:ind w:firstLine="709"/>
         <w:jc w:val="both"/>
       </w:pPr>
@@ -6628,7 +6628,7 @@
     <w:p>
       <w:pPr>
         <w:pStyle w:val="Heading1"/>
-        <w:spacing w:line="360" w:lineRule="auto" w:before="0" w:after="0"/>
+        <w:spacing w:line="360" w:lineRule="auto" w:before="120" w:after="120"/>
         <w:ind w:firstLine="0"/>
         <w:jc w:val="center"/>
       </w:pPr>
@@ -7374,7 +7374,7 @@
     <w:p>
       <w:pPr>
         <w:pStyle w:val="Heading1"/>
-        <w:spacing w:line="360" w:lineRule="auto" w:before="0" w:after="0"/>
+        <w:spacing w:line="360" w:lineRule="auto" w:before="120" w:after="120"/>
         <w:ind w:firstLine="0"/>
         <w:jc w:val="center"/>
       </w:pPr>
@@ -8311,7 +8311,7 @@
     <w:pPr>
       <w:keepNext/>
       <w:keepLines/>
-      <w:spacing w:before="0" w:after="0" w:line="360" w:lineRule="auto"/>
+      <w:spacing w:before="120" w:after="120" w:line="360" w:lineRule="auto"/>
       <w:ind w:firstLine="0"/>
       <w:jc w:val="center"/>
       <w:outlineLvl w:val="0"/>
@@ -8339,7 +8339,7 @@
     <w:pPr>
       <w:keepNext/>
       <w:keepLines/>
-      <w:spacing w:before="0" w:after="0" w:line="360" w:lineRule="auto"/>
+      <w:spacing w:before="120" w:after="120" w:line="360" w:lineRule="auto"/>
       <w:ind w:firstLine="709"/>
       <w:jc w:val="both"/>
       <w:outlineLvl w:val="1"/>
@@ -8367,7 +8367,7 @@
     <w:pPr>
       <w:keepNext/>
       <w:keepLines/>
-      <w:spacing w:before="0" w:after="0" w:line="360" w:lineRule="auto"/>
+      <w:spacing w:before="120" w:after="120" w:line="360" w:lineRule="auto"/>
       <w:ind w:firstLine="709"/>
       <w:jc w:val="both"/>
       <w:outlineLvl w:val="2"/>

--- a/examples/example.docx
+++ b/examples/example.docx
@@ -5,7 +5,7 @@
     <w:p>
       <w:pPr>
         <w:pStyle w:val="Heading1"/>
-        <w:spacing w:line="360" w:lineRule="auto" w:before="0" w:after="0"/>
+        <w:spacing w:line="360" w:lineRule="auto" w:before="120" w:after="120"/>
         <w:ind w:firstLine="0"/>
         <w:jc w:val="center"/>
       </w:pPr>
@@ -24,7 +24,7 @@
     <w:p>
       <w:pPr>
         <w:pStyle w:val="Heading2"/>
-        <w:spacing w:line="360" w:lineRule="auto" w:before="0" w:after="0"/>
+        <w:spacing w:line="360" w:lineRule="auto" w:before="120" w:after="120"/>
         <w:ind w:firstLine="709"/>
         <w:jc w:val="both"/>
       </w:pPr>
@@ -43,7 +43,7 @@
     <w:p>
       <w:pPr>
         <w:pStyle w:val="Heading3"/>
-        <w:spacing w:line="360" w:lineRule="auto" w:before="0" w:after="0"/>
+        <w:spacing w:line="360" w:lineRule="auto" w:before="120" w:after="120"/>
         <w:ind w:firstLine="709"/>
         <w:jc w:val="both"/>
       </w:pPr>
@@ -110,13 +110,6 @@
         </w:rPr>
         <w:t xml:space="preserve">Обычный абзац: Times New Roman 14pt, выравнивание по ширине, межстрочный интервал 1,5, красная строка 1,25 см. Длинный текст нужен, чтобы проверить выравнивание по ширине на нескольких строках — вот ещё немного слов для этого. </w:t>
       </w:r>
-    </w:p>
-    <w:p>
-      <w:pPr>
-        <w:spacing w:line="360" w:lineRule="auto" w:before="0" w:after="0"/>
-        <w:ind w:firstLine="709"/>
-        <w:jc w:val="both"/>
-      </w:pPr>
     </w:p>
     <w:p>
       <w:pPr>
@@ -219,7 +212,7 @@
           <w:rFonts w:ascii="Times New Roman" w:hAnsi="Times New Roman"/>
           <w:sz w:val="28"/>
         </w:rPr>
-        <w:t>На рисунке А.1.</w:t>
+        <w:t>Тут демонстрируется пример ссылки на рисунок А.1. Также можно ссылаться на таблицы и формулы.</w:t>
       </w:r>
     </w:p>
     <w:p>
@@ -265,7 +258,7 @@
     </w:p>
     <w:p>
       <w:pPr>
-        <w:spacing w:line="240" w:lineRule="auto" w:after="120"/>
+        <w:spacing w:line="240" w:lineRule="auto" w:before="0" w:after="240"/>
         <w:ind w:firstLine="0"/>
         <w:jc w:val="center"/>
       </w:pPr>
@@ -294,365 +287,22 @@
     </w:p>
     <w:p>
       <w:pPr>
-        <w:keepNext/>
-        <w:spacing w:line="240" w:lineRule="auto" w:after="120"/>
-        <w:ind w:firstLine="0"/>
-        <w:jc w:val="left"/>
+        <w:spacing w:line="360" w:lineRule="auto" w:before="0" w:after="0"/>
+        <w:ind w:firstLine="709"/>
+        <w:jc w:val="both"/>
       </w:pPr>
       <w:r>
         <w:rPr>
           <w:rFonts w:ascii="Times New Roman" w:hAnsi="Times New Roman"/>
           <w:sz w:val="28"/>
         </w:rPr>
-        <w:t>Таблица А.1 – Таблица по умолчанию: со столбцом «№ п/п» и строкой номеров столбцов</w:t>
+        <w:t>На таблице А.1 можно увидеть пример таблицы по умолчанию: автоматически добавляется нумерация столбцов и строк, после нумерации строк идет двойная линия.</w:t>
       </w:r>
     </w:p>
-    <w:tbl>
-      <w:tblPr>
-        <w:tblStyle w:val="TableGrid"/>
-        <w:tblW w:type="auto" w:w="0"/>
-        <w:jc w:val="center"/>
-        <w:tblLayout w:type="fixed"/>
-        <w:tblLook w:firstColumn="1" w:firstRow="1" w:lastColumn="0" w:lastRow="0" w:noHBand="0" w:noVBand="1" w:val="04A0"/>
-      </w:tblPr>
-      <w:tblGrid>
-        <w:gridCol w:w="680"/>
-        <w:gridCol w:w="3003"/>
-        <w:gridCol w:w="3003"/>
-        <w:gridCol w:w="3003"/>
-      </w:tblGrid>
-      <w:tr>
-        <w:trPr>
-          <w:cantSplit/>
-          <w:tblHeader/>
-        </w:trPr>
-        <w:tc>
-          <w:tcPr>
-            <w:tcW w:type="dxa" w:w="680"/>
-            <w:vAlign w:val="center"/>
-          </w:tcPr>
-          <w:p>
-            <w:pPr>
-              <w:pStyle w:val="TableText"/>
-              <w:keepNext/>
-            </w:pPr>
-            <w:r>
-              <w:t>№ п/п</w:t>
-            </w:r>
-          </w:p>
-        </w:tc>
-        <w:tc>
-          <w:tcPr>
-            <w:tcW w:type="dxa" w:w="3003"/>
-            <w:vAlign w:val="center"/>
-          </w:tcPr>
-          <w:p>
-            <w:pPr>
-              <w:pStyle w:val="TableText"/>
-              <w:keepNext/>
-            </w:pPr>
-            <w:r>
-              <w:t>Показатель А</w:t>
-            </w:r>
-          </w:p>
-        </w:tc>
-        <w:tc>
-          <w:tcPr>
-            <w:tcW w:type="dxa" w:w="3003"/>
-            <w:vAlign w:val="center"/>
-          </w:tcPr>
-          <w:p>
-            <w:pPr>
-              <w:pStyle w:val="TableText"/>
-              <w:keepNext/>
-            </w:pPr>
-            <w:r>
-              <w:t>Показатель Б</w:t>
-            </w:r>
-          </w:p>
-        </w:tc>
-        <w:tc>
-          <w:tcPr>
-            <w:tcW w:type="dxa" w:w="3003"/>
-            <w:vAlign w:val="center"/>
-          </w:tcPr>
-          <w:p>
-            <w:pPr>
-              <w:pStyle w:val="TableText"/>
-              <w:keepNext/>
-            </w:pPr>
-            <w:r>
-              <w:t>Текст</w:t>
-            </w:r>
-          </w:p>
-        </w:tc>
-      </w:tr>
-      <w:tr>
-        <w:trPr>
-          <w:cantSplit/>
-          <w:tblHeader/>
-        </w:trPr>
-        <w:tc>
-          <w:tcPr>
-            <w:tcW w:type="dxa" w:w="680"/>
-            <w:tcBorders>
-              <w:bottom w:val="double" w:sz="4" w:space="0" w:color="auto"/>
-            </w:tcBorders>
-            <w:vAlign w:val="center"/>
-          </w:tcPr>
-          <w:p>
-            <w:pPr>
-              <w:pStyle w:val="TableText"/>
-              <w:keepNext/>
-            </w:pPr>
-            <w:r>
-              <w:t>1</w:t>
-            </w:r>
-          </w:p>
-        </w:tc>
-        <w:tc>
-          <w:tcPr>
-            <w:tcW w:type="dxa" w:w="3003"/>
-            <w:tcBorders>
-              <w:bottom w:val="double" w:sz="4" w:space="0" w:color="auto"/>
-            </w:tcBorders>
-            <w:vAlign w:val="center"/>
-          </w:tcPr>
-          <w:p>
-            <w:pPr>
-              <w:pStyle w:val="TableText"/>
-              <w:keepNext/>
-            </w:pPr>
-            <w:r>
-              <w:t>2</w:t>
-            </w:r>
-          </w:p>
-        </w:tc>
-        <w:tc>
-          <w:tcPr>
-            <w:tcW w:type="dxa" w:w="3003"/>
-            <w:tcBorders>
-              <w:bottom w:val="double" w:sz="4" w:space="0" w:color="auto"/>
-            </w:tcBorders>
-            <w:vAlign w:val="center"/>
-          </w:tcPr>
-          <w:p>
-            <w:pPr>
-              <w:pStyle w:val="TableText"/>
-              <w:keepNext/>
-            </w:pPr>
-            <w:r>
-              <w:t>3</w:t>
-            </w:r>
-          </w:p>
-        </w:tc>
-        <w:tc>
-          <w:tcPr>
-            <w:tcW w:type="dxa" w:w="3003"/>
-            <w:tcBorders>
-              <w:bottom w:val="double" w:sz="4" w:space="0" w:color="auto"/>
-            </w:tcBorders>
-            <w:vAlign w:val="center"/>
-          </w:tcPr>
-          <w:p>
-            <w:pPr>
-              <w:pStyle w:val="TableText"/>
-              <w:keepNext/>
-            </w:pPr>
-            <w:r>
-              <w:t>4</w:t>
-            </w:r>
-          </w:p>
-        </w:tc>
-      </w:tr>
-      <w:tr>
-        <w:trPr>
-          <w:cantSplit/>
-        </w:trPr>
-        <w:tc>
-          <w:tcPr>
-            <w:tcW w:type="dxa" w:w="680"/>
-            <w:vAlign w:val="center"/>
-          </w:tcPr>
-          <w:p>
-            <w:pPr>
-              <w:pStyle w:val="TableText"/>
-            </w:pPr>
-            <w:r>
-              <w:t>1</w:t>
-            </w:r>
-          </w:p>
-        </w:tc>
-        <w:tc>
-          <w:tcPr>
-            <w:tcW w:type="dxa" w:w="3003"/>
-            <w:vAlign w:val="center"/>
-          </w:tcPr>
-          <w:p>
-            <w:pPr>
-              <w:pStyle w:val="TableText"/>
-            </w:pPr>
-            <w:r>
-              <w:t>1.00</w:t>
-            </w:r>
-          </w:p>
-        </w:tc>
-        <w:tc>
-          <w:tcPr>
-            <w:tcW w:type="dxa" w:w="3003"/>
-            <w:vAlign w:val="center"/>
-          </w:tcPr>
-          <w:p>
-            <w:pPr>
-              <w:pStyle w:val="TableText"/>
-            </w:pPr>
-            <w:r>
-              <w:t>100.00</w:t>
-            </w:r>
-          </w:p>
-        </w:tc>
-        <w:tc>
-          <w:tcPr>
-            <w:tcW w:type="dxa" w:w="3003"/>
-            <w:vAlign w:val="center"/>
-          </w:tcPr>
-          <w:p>
-            <w:pPr>
-              <w:pStyle w:val="TableText"/>
-            </w:pPr>
-            <w:r>
-              <w:t>alpha</w:t>
-            </w:r>
-          </w:p>
-        </w:tc>
-      </w:tr>
-      <w:tr>
-        <w:trPr>
-          <w:cantSplit/>
-        </w:trPr>
-        <w:tc>
-          <w:tcPr>
-            <w:tcW w:type="dxa" w:w="680"/>
-            <w:vAlign w:val="center"/>
-          </w:tcPr>
-          <w:p>
-            <w:pPr>
-              <w:pStyle w:val="TableText"/>
-            </w:pPr>
-            <w:r>
-              <w:t>2</w:t>
-            </w:r>
-          </w:p>
-        </w:tc>
-        <w:tc>
-          <w:tcPr>
-            <w:tcW w:type="dxa" w:w="3003"/>
-            <w:vAlign w:val="center"/>
-          </w:tcPr>
-          <w:p>
-            <w:pPr>
-              <w:pStyle w:val="TableText"/>
-            </w:pPr>
-            <w:r>
-              <w:t>2.50</w:t>
-            </w:r>
-          </w:p>
-        </w:tc>
-        <w:tc>
-          <w:tcPr>
-            <w:tcW w:type="dxa" w:w="3003"/>
-            <w:vAlign w:val="center"/>
-          </w:tcPr>
-          <w:p>
-            <w:pPr>
-              <w:pStyle w:val="TableText"/>
-            </w:pPr>
-            <w:r>
-              <w:t>200.00</w:t>
-            </w:r>
-          </w:p>
-        </w:tc>
-        <w:tc>
-          <w:tcPr>
-            <w:tcW w:type="dxa" w:w="3003"/>
-            <w:vAlign w:val="center"/>
-          </w:tcPr>
-          <w:p>
-            <w:pPr>
-              <w:pStyle w:val="TableText"/>
-            </w:pPr>
-            <w:r>
-              <w:t>beta</w:t>
-            </w:r>
-          </w:p>
-        </w:tc>
-      </w:tr>
-      <w:tr>
-        <w:trPr>
-          <w:cantSplit/>
-        </w:trPr>
-        <w:tc>
-          <w:tcPr>
-            <w:tcW w:type="dxa" w:w="680"/>
-            <w:vAlign w:val="center"/>
-          </w:tcPr>
-          <w:p>
-            <w:pPr>
-              <w:pStyle w:val="TableText"/>
-            </w:pPr>
-            <w:r>
-              <w:t>3</w:t>
-            </w:r>
-          </w:p>
-        </w:tc>
-        <w:tc>
-          <w:tcPr>
-            <w:tcW w:type="dxa" w:w="3003"/>
-            <w:vAlign w:val="center"/>
-          </w:tcPr>
-          <w:p>
-            <w:pPr>
-              <w:pStyle w:val="TableText"/>
-            </w:pPr>
-            <w:r>
-              <w:t>3.33</w:t>
-            </w:r>
-          </w:p>
-        </w:tc>
-        <w:tc>
-          <w:tcPr>
-            <w:tcW w:type="dxa" w:w="3003"/>
-            <w:vAlign w:val="center"/>
-          </w:tcPr>
-          <w:p>
-            <w:pPr>
-              <w:pStyle w:val="TableText"/>
-            </w:pPr>
-            <w:r>
-              <w:t>300.00</w:t>
-            </w:r>
-          </w:p>
-        </w:tc>
-        <w:tc>
-          <w:tcPr>
-            <w:tcW w:type="dxa" w:w="3003"/>
-            <w:vAlign w:val="center"/>
-          </w:tcPr>
-          <w:p>
-            <w:pPr>
-              <w:pStyle w:val="TableText"/>
-            </w:pPr>
-            <w:r>
-              <w:t>gamma</w:t>
-            </w:r>
-          </w:p>
-        </w:tc>
-      </w:tr>
-    </w:tbl>
     <w:p>
       <w:pPr>
         <w:keepNext/>
-        <w:spacing w:line="240" w:lineRule="auto" w:after="120"/>
+        <w:spacing w:line="240" w:lineRule="auto" w:before="0" w:after="0"/>
         <w:ind w:firstLine="0"/>
         <w:jc w:val="left"/>
       </w:pPr>
@@ -852,7 +502,7 @@
     <w:p>
       <w:pPr>
         <w:keepNext/>
-        <w:spacing w:line="240" w:lineRule="auto" w:after="120"/>
+        <w:spacing w:line="240" w:lineRule="auto" w:before="0" w:after="0"/>
         <w:ind w:firstLine="0"/>
         <w:jc w:val="left"/>
       </w:pPr>
@@ -1035,7 +685,7 @@
     <w:p>
       <w:pPr>
         <w:keepNext/>
-        <w:spacing w:line="240" w:lineRule="auto" w:after="120"/>
+        <w:spacing w:line="240" w:lineRule="auto" w:before="0" w:after="0"/>
         <w:ind w:firstLine="0"/>
         <w:jc w:val="left"/>
       </w:pPr>
@@ -1269,7 +919,7 @@
     <w:p>
       <w:pPr>
         <w:keepNext/>
-        <w:spacing w:line="240" w:lineRule="auto" w:after="120"/>
+        <w:spacing w:line="240" w:lineRule="auto" w:before="0" w:after="0"/>
         <w:ind w:firstLine="0"/>
         <w:jc w:val="left"/>
       </w:pPr>
@@ -3089,7 +2739,7 @@
       <w:pPr>
         <w:keepNext/>
         <w:pageBreakBefore/>
-        <w:spacing w:line="240" w:lineRule="auto" w:after="120"/>
+        <w:spacing w:line="240" w:lineRule="auto" w:before="0" w:after="0"/>
         <w:ind w:firstLine="0"/>
         <w:jc w:val="left"/>
       </w:pPr>
@@ -6978,7 +6628,7 @@
     <w:p>
       <w:pPr>
         <w:pStyle w:val="Heading1"/>
-        <w:spacing w:line="360" w:lineRule="auto" w:before="0" w:after="0"/>
+        <w:spacing w:line="360" w:lineRule="auto" w:before="120" w:after="120"/>
         <w:ind w:firstLine="0"/>
         <w:jc w:val="center"/>
       </w:pPr>
@@ -7080,7 +6730,9 @@
           <w:rFonts w:ascii="Times New Roman" w:hAnsi="Times New Roman"/>
           <w:sz w:val="28"/>
         </w:rPr>
-        <w:t>где m – масса тела, кг;</w:t>
+        <w:t xml:space="preserve">где </w:t>
+        <w:tab/>
+        <w:t>m – масса тела, кг;</w:t>
       </w:r>
     </w:p>
     <w:p>
@@ -7094,6 +6746,7 @@
           <w:rFonts w:ascii="Times New Roman" w:hAnsi="Times New Roman"/>
           <w:sz w:val="28"/>
         </w:rPr>
+        <w:tab/>
         <w:t>v – скорость тела, м/с.</w:t>
       </w:r>
     </w:p>
@@ -7317,6 +6970,7 @@
           <w:sz w:val="28"/>
         </w:rPr>
         <w:t xml:space="preserve">где </w:t>
+        <w:tab/>
       </w:r>
       <w:r>
         <w:rPr>
@@ -7345,6 +6999,7 @@
           <w:rFonts w:ascii="Times New Roman" w:hAnsi="Times New Roman"/>
           <w:sz w:val="28"/>
         </w:rPr>
+        <w:tab/>
         <w:t>n – объём выборки.</w:t>
       </w:r>
     </w:p>
@@ -7719,7 +7374,7 @@
     <w:p>
       <w:pPr>
         <w:pStyle w:val="Heading1"/>
-        <w:spacing w:line="360" w:lineRule="auto" w:before="0" w:after="0"/>
+        <w:spacing w:line="360" w:lineRule="auto" w:before="120" w:after="120"/>
         <w:ind w:firstLine="0"/>
         <w:jc w:val="center"/>
       </w:pPr>
@@ -7738,7 +7393,7 @@
     <w:p>
       <w:pPr>
         <w:keepNext/>
-        <w:spacing w:line="240" w:lineRule="auto" w:after="120"/>
+        <w:spacing w:line="240" w:lineRule="auto" w:before="0" w:after="0"/>
         <w:ind w:firstLine="0"/>
         <w:jc w:val="left"/>
       </w:pPr>
@@ -7987,7 +7642,7 @@
     <w:p>
       <w:pPr>
         <w:keepNext/>
-        <w:spacing w:line="240" w:lineRule="auto" w:after="120"/>
+        <w:spacing w:line="240" w:lineRule="auto" w:before="0" w:after="0"/>
         <w:ind w:firstLine="0"/>
         <w:jc w:val="left"/>
       </w:pPr>
@@ -8656,7 +8311,7 @@
     <w:pPr>
       <w:keepNext/>
       <w:keepLines/>
-      <w:spacing w:before="0" w:after="0" w:line="360" w:lineRule="auto"/>
+      <w:spacing w:before="120" w:after="120" w:line="360" w:lineRule="auto"/>
       <w:ind w:firstLine="0"/>
       <w:jc w:val="center"/>
       <w:outlineLvl w:val="0"/>
@@ -8684,7 +8339,7 @@
     <w:pPr>
       <w:keepNext/>
       <w:keepLines/>
-      <w:spacing w:before="0" w:after="0" w:line="360" w:lineRule="auto"/>
+      <w:spacing w:before="120" w:after="120" w:line="360" w:lineRule="auto"/>
       <w:ind w:firstLine="709"/>
       <w:jc w:val="both"/>
       <w:outlineLvl w:val="1"/>
@@ -8712,7 +8367,7 @@
     <w:pPr>
       <w:keepNext/>
       <w:keepLines/>
-      <w:spacing w:before="0" w:after="0" w:line="360" w:lineRule="auto"/>
+      <w:spacing w:before="120" w:after="120" w:line="360" w:lineRule="auto"/>
       <w:ind w:firstLine="709"/>
       <w:jc w:val="both"/>
       <w:outlineLvl w:val="2"/>

--- a/examples/example.docx
+++ b/examples/example.docx
@@ -212,7 +212,7 @@
           <w:rFonts w:ascii="Times New Roman" w:hAnsi="Times New Roman"/>
           <w:sz w:val="28"/>
         </w:rPr>
-        <w:t>Тут демонстрируется пример ссылки на рисунок А.1. Также можно ссылаться на таблицы и формулы.</w:t>
+        <w:t>Здесь демонстрируется пример ссылки на рисунок А.1.</w:t>
       </w:r>
     </w:p>
     <w:p>
